--- a/Riassunto Programmazione.docx
+++ b/Riassunto Programmazione.docx
@@ -5,7 +5,6 @@
     <w:p>
       <w:pPr>
         <w:pStyle w:val="Titolo1"/>
-        <w:keepNext/>
         <w:rPr>
           <w:b/>
           <w:bCs/>
@@ -28,7 +27,6 @@
     <w:p>
       <w:pPr>
         <w:pStyle w:val="Titolo2"/>
-        <w:keepNext/>
         <w:rPr>
           <w:b/>
           <w:bCs/>
@@ -98,7 +96,6 @@
     <w:p>
       <w:pPr>
         <w:pStyle w:val="Titolo2"/>
-        <w:keepNext/>
         <w:rPr>
           <w:b/>
           <w:bCs/>
@@ -178,7 +175,6 @@
     <w:p>
       <w:pPr>
         <w:pStyle w:val="Titolo2"/>
-        <w:keepNext/>
         <w:rPr>
           <w:b/>
           <w:bCs/>
@@ -249,7 +245,6 @@
     <w:p>
       <w:pPr>
         <w:pStyle w:val="Titolo2"/>
-        <w:keepNext/>
         <w:rPr>
           <w:b/>
           <w:bCs/>
@@ -321,7 +316,6 @@
     <w:p>
       <w:pPr>
         <w:pStyle w:val="Titolo1"/>
-        <w:keepNext/>
         <w:rPr>
           <w:b/>
           <w:bCs/>
@@ -344,7 +338,6 @@
     <w:p>
       <w:pPr>
         <w:pStyle w:val="Titolo2"/>
-        <w:keepNext/>
         <w:rPr>
           <w:b/>
           <w:bCs/>
@@ -458,7 +451,6 @@
     <w:p>
       <w:pPr>
         <w:pStyle w:val="Titolo2"/>
-        <w:keepNext/>
         <w:rPr>
           <w:b/>
           <w:bCs/>
@@ -471,30 +463,30 @@
           <w:bCs/>
           <w:color w:val="E97132" w:themeColor="accent2"/>
         </w:rPr>
+        <w:t>Il Paradigma della Programmazione Imperativa</w:t>
+      </w:r>
+    </w:p>
+    <w:p>
+      <w:r>
+        <w:t xml:space="preserve">La </w:t>
+      </w:r>
+      <w:r>
+        <w:rPr>
+          <w:b/>
+          <w:bCs/>
+        </w:rPr>
+        <w:t>programmazione imperativa</w:t>
+      </w:r>
+      <w:r>
+        <w:t xml:space="preserve"> modellizza il calcolo come una sequenza ordinata di comandi volti a modificare lo stato della memoria del calcolatore. A differenza dell'ambito matematico, il concetto di </w:t>
+      </w:r>
+      <w:r>
+        <w:rPr>
+          <w:b/>
+          <w:bCs/>
+          <w:highlight w:val="yellow"/>
+        </w:rPr>
         <w:lastRenderedPageBreak/>
-        <w:t>Il Paradigma della Programmazione Imperativa</w:t>
-      </w:r>
-    </w:p>
-    <w:p>
-      <w:r>
-        <w:t xml:space="preserve">La </w:t>
-      </w:r>
-      <w:r>
-        <w:rPr>
-          <w:b/>
-          <w:bCs/>
-        </w:rPr>
-        <w:t>programmazione imperativa</w:t>
-      </w:r>
-      <w:r>
-        <w:t xml:space="preserve"> modellizza il calcolo come una sequenza ordinata di comandi volti a modificare lo stato della memoria del calcolatore. A differenza dell'ambito matematico, il concetto di </w:t>
-      </w:r>
-      <w:r>
-        <w:rPr>
-          <w:b/>
-          <w:bCs/>
-          <w:highlight w:val="yellow"/>
-        </w:rPr>
         <w:t>variabile</w:t>
       </w:r>
       <w:r>
@@ -539,7 +531,6 @@
     <w:p>
       <w:pPr>
         <w:pStyle w:val="Titolo2"/>
-        <w:keepNext/>
         <w:rPr>
           <w:b/>
           <w:bCs/>
@@ -700,7 +691,6 @@
     <w:p>
       <w:pPr>
         <w:pStyle w:val="Titolo2"/>
-        <w:keepNext/>
         <w:rPr>
           <w:b/>
           <w:bCs/>
@@ -806,7 +796,6 @@
     <w:p>
       <w:pPr>
         <w:pStyle w:val="Titolo1"/>
-        <w:keepNext/>
         <w:rPr>
           <w:b/>
           <w:bCs/>
@@ -829,7 +818,6 @@
     <w:p>
       <w:pPr>
         <w:pStyle w:val="Titolo2"/>
-        <w:keepNext/>
         <w:rPr>
           <w:b/>
           <w:bCs/>
@@ -889,7 +877,6 @@
     <w:p>
       <w:pPr>
         <w:pStyle w:val="Titolo2"/>
-        <w:keepNext/>
         <w:rPr>
           <w:b/>
           <w:bCs/>
@@ -902,7 +889,6 @@
           <w:bCs/>
           <w:color w:val="E97132" w:themeColor="accent2"/>
         </w:rPr>
-        <w:lastRenderedPageBreak/>
         <w:t>I Tre Pilastri della Programmazione Strutturata</w:t>
       </w:r>
     </w:p>
@@ -933,6 +919,7 @@
           <w:bCs/>
           <w:highlight w:val="yellow"/>
         </w:rPr>
+        <w:lastRenderedPageBreak/>
         <w:t>Sequenza</w:t>
       </w:r>
       <w:r>
@@ -1004,7 +991,6 @@
     <w:p>
       <w:pPr>
         <w:pStyle w:val="Titolo2"/>
-        <w:keepNext/>
         <w:rPr>
           <w:b/>
           <w:bCs/>
@@ -1066,7 +1052,6 @@
     <w:p>
       <w:pPr>
         <w:pStyle w:val="Titolo2"/>
-        <w:keepNext/>
         <w:rPr>
           <w:b/>
           <w:bCs/>
@@ -1129,15 +1114,7 @@
         <w:t>basso livello</w:t>
       </w:r>
       <w:r>
-        <w:t>: come il linguaggio macchina (sequenze di bit) o l'assembly (mnemonici testuali che lo rappresentano), strettamente legati</w:t>
-      </w:r>
-      <w:r>
-        <w:rPr>
-          <w:highlight w:val="yellow"/>
-        </w:rPr>
-      </w:r>
-      <w:r>
-        <w:t xml:space="preserve"> all'architettura fisica della CPU.</w:t>
+        <w:t>: come il linguaggio macchina (sequenze di bit) o l'assembly (mnemonici testuali che lo rappresentano), strettamente legati all'architettura fisica della CPU.</w:t>
       </w:r>
     </w:p>
     <w:p>
@@ -1190,7 +1167,6 @@
     <w:p>
       <w:pPr>
         <w:pStyle w:val="Titolo2"/>
-        <w:keepNext/>
         <w:rPr>
           <w:b/>
           <w:bCs/>
@@ -1249,7 +1225,6 @@
     <w:p>
       <w:pPr>
         <w:pStyle w:val="Titolo1"/>
-        <w:keepNext/>
         <w:rPr>
           <w:b/>
           <w:bCs/>
@@ -1270,7 +1245,6 @@
     <w:p>
       <w:pPr>
         <w:pStyle w:val="Titolo2"/>
-        <w:keepNext/>
         <w:rPr>
           <w:b/>
           <w:bCs/>
@@ -1306,28 +1280,28 @@
         <w:t>"calcolatore" indicava una persona incaricata di eseguire manualmente calcoli complessi</w:t>
       </w:r>
       <w:r>
-        <w:t xml:space="preserve"> con </w:t>
+        <w:t xml:space="preserve"> con l'ausilio di strumenti meccanici basilari. Il primo strumento computazionale noto dall'antichità è </w:t>
+      </w:r>
+      <w:r>
+        <w:rPr>
+          <w:highlight w:val="yellow"/>
+        </w:rPr>
+        <w:t>l'</w:t>
+      </w:r>
+      <w:r>
+        <w:rPr>
+          <w:b/>
+          <w:bCs/>
+          <w:highlight w:val="yellow"/>
+        </w:rPr>
+        <w:t>abaco</w:t>
+      </w:r>
+      <w:r>
+        <w:t xml:space="preserve">, un dispositivo meccanico che permetteva di memorizzare numeri tramite pallini o biglie. </w:t>
       </w:r>
       <w:r>
         <w:lastRenderedPageBreak/>
-        <w:t xml:space="preserve">l'ausilio di strumenti meccanici basilari. Il primo strumento computazionale noto dall'antichità è </w:t>
-      </w:r>
-      <w:r>
-        <w:rPr>
-          <w:highlight w:val="yellow"/>
-        </w:rPr>
-        <w:t>l'</w:t>
-      </w:r>
-      <w:r>
-        <w:rPr>
-          <w:b/>
-          <w:bCs/>
-          <w:highlight w:val="yellow"/>
-        </w:rPr>
-        <w:t>abaco</w:t>
-      </w:r>
-      <w:r>
-        <w:t xml:space="preserve">, un dispositivo meccanico che permetteva di memorizzare numeri tramite pallini o biglie. Tuttavia, l'abaco era </w:t>
+        <w:t xml:space="preserve">Tuttavia, l'abaco era </w:t>
       </w:r>
       <w:r>
         <w:rPr>
@@ -1407,17 +1381,7 @@
     </w:p>
     <w:p>
       <w:r>
-        <w:t>Queste prime macchine erano macchine cablate</w:t>
-      </w:r>
-      <w:r>
-        <w:rPr>
-          <w:b/>
-          <w:bCs/>
-          <w:highlight w:val="yellow"/>
-        </w:rPr>
-      </w:r>
-      <w:r>
-        <w:t xml:space="preserve"> (</w:t>
+        <w:t>Queste prime macchine erano macchine cablate (</w:t>
       </w:r>
       <w:r>
         <w:rPr>
@@ -1613,33 +1577,6 @@
       </w:r>
       <w:r>
         <w:rPr>
-          <w:b/>
-          <w:bCs/>
-        </w:rPr>
-      </w:r>
-      <w:r/>
-      <w:r>
-        <w:rPr>
-          <w:highlight w:val="yellow"/>
-        </w:rPr>
-      </w:r>
-      <w:r>
-        <w:rPr>
-          <w:b/>
-          <w:bCs/>
-          <w:highlight w:val="yellow"/>
-        </w:rPr>
-      </w:r>
-      <w:r/>
-      <w:r>
-        <w:rPr>
-          <w:i/>
-          <w:iCs/>
-        </w:rPr>
-      </w:r>
-      <w:r/>
-      <w:r>
-        <w:rPr>
           <w:highlight w:val="yellow"/>
         </w:rPr>
         <w:t xml:space="preserve"> che definiscono tuttora i calcolatori</w:t>
@@ -1756,7 +1693,6 @@
     <w:p>
       <w:pPr>
         <w:pStyle w:val="Titolo2"/>
-        <w:keepNext/>
         <w:rPr>
           <w:b/>
           <w:bCs/>
@@ -1769,40 +1705,43 @@
           <w:bCs/>
           <w:color w:val="E97132" w:themeColor="accent2"/>
         </w:rPr>
+        <w:t>Rappresentazione dell'Informazione e Gerarchia della Memoria</w:t>
+      </w:r>
+    </w:p>
+    <w:p>
+      <w:r>
+        <w:t xml:space="preserve">Per un calcolatore elettronico </w:t>
+      </w:r>
+      <w:r>
+        <w:rPr>
+          <w:b/>
+          <w:bCs/>
+          <w:highlight w:val="yellow"/>
+        </w:rPr>
+        <w:t>"tutto è numero"</w:t>
+      </w:r>
+      <w:r>
+        <w:rPr>
+          <w:highlight w:val="yellow"/>
+        </w:rPr>
+        <w:t>:</w:t>
+      </w:r>
+      <w:r>
+        <w:t xml:space="preserve"> testi, immagini, suoni, istruzioni e variabili sono memorizzati ed elaborati sotto forma di valori numerici binarizzati. La scelta della </w:t>
+      </w:r>
+      <w:r>
+        <w:rPr>
+          <w:b/>
+          <w:bCs/>
+        </w:rPr>
+        <w:t>codifica binaria</w:t>
+      </w:r>
+      <w:r>
+        <w:t xml:space="preserve"> </w:t>
+      </w:r>
+      <w:r>
         <w:lastRenderedPageBreak/>
-        <w:t>Rappresentazione dell'Informazione e Gerarchia della Memoria</w:t>
-      </w:r>
-    </w:p>
-    <w:p>
-      <w:r>
-        <w:t xml:space="preserve">Per un calcolatore elettronico </w:t>
-      </w:r>
-      <w:r>
-        <w:rPr>
-          <w:b/>
-          <w:bCs/>
-          <w:highlight w:val="yellow"/>
-        </w:rPr>
-        <w:t>"tutto è numero"</w:t>
-      </w:r>
-      <w:r>
-        <w:rPr>
-          <w:highlight w:val="yellow"/>
-        </w:rPr>
-        <w:t>:</w:t>
-      </w:r>
-      <w:r>
-        <w:t xml:space="preserve"> testi, immagini, suoni, istruzioni e variabili sono memorizzati ed elaborati sotto forma di valori numerici binarizzati. La scelta della </w:t>
-      </w:r>
-      <w:r>
-        <w:rPr>
-          <w:b/>
-          <w:bCs/>
-        </w:rPr>
-        <w:t>codifica binaria</w:t>
-      </w:r>
-      <w:r>
-        <w:t xml:space="preserve"> non risponde a una necessità matematica dell'uomo, ma a un </w:t>
+        <w:t xml:space="preserve">non risponde a una necessità matematica dell'uomo, ma a un </w:t>
       </w:r>
       <w:r>
         <w:rPr>
@@ -1817,7 +1756,6 @@
     <w:p>
       <w:pPr>
         <w:pStyle w:val="Titolo2"/>
-        <w:keepNext/>
         <w:rPr>
           <w:b/>
           <w:bCs/>
@@ -1865,16 +1803,7 @@
         <w:t>facilissimo ed economico da realizzare ed elaborare</w:t>
       </w:r>
       <w:r>
-        <w:t xml:space="preserve"> in modo stabile mediante dispositivi come relè, valvole o transistor, che realizzano circuiti a due stati stabili</w:t>
-      </w:r>
-      <w:r>
-        <w:rPr>
-          <w:i/>
-          <w:iCs/>
-        </w:rPr>
-      </w:r>
-      <w:r>
-        <w:t>. Realizzare circuiti fisici con 10 stati stabili distinti per la rappresentazione decimale risulterebbe estremamente complesso, costoso e soggetto a errori d'interferenza.</w:t>
+        <w:t xml:space="preserve"> in modo stabile mediante dispositivi come relè, valvole o transistor, che realizzano circuiti a due stati stabili. Realizzare circuiti fisici con 10 stati stabili distinti per la rappresentazione decimale risulterebbe estremamente complesso, costoso e soggetto a errori d'interferenza.</w:t>
       </w:r>
     </w:p>
     <w:p>
@@ -1916,7 +1845,6 @@
     <w:p>
       <w:pPr>
         <w:pStyle w:val="Titolo2"/>
-        <w:keepNext/>
         <w:rPr>
           <w:b/>
           <w:bCs/>
@@ -2019,7 +1947,6 @@
     <w:p>
       <w:pPr>
         <w:pStyle w:val="Titolo2"/>
-        <w:keepNext/>
         <w:rPr>
           <w:b/>
           <w:bCs/>
@@ -2142,7 +2069,6 @@
     <w:p>
       <w:pPr>
         <w:pStyle w:val="Titolo2"/>
-        <w:keepNext/>
         <w:rPr>
           <w:b/>
           <w:bCs/>
@@ -2476,7 +2402,6 @@
     <w:p>
       <w:pPr>
         <w:pStyle w:val="Titolo2"/>
-        <w:keepNext/>
         <w:rPr>
           <w:b/>
           <w:bCs/>
@@ -2684,7 +2609,6 @@
     <w:p>
       <w:pPr>
         <w:pStyle w:val="Titolo2"/>
-        <w:keepNext/>
         <w:rPr>
           <w:b/>
           <w:bCs/>
@@ -2998,7 +2922,6 @@
     <w:p>
       <w:pPr>
         <w:pStyle w:val="Titolo2"/>
-        <w:keepNext/>
         <w:rPr>
           <w:b/>
           <w:bCs/>
@@ -3057,7 +2980,6 @@
     <w:p>
       <w:pPr>
         <w:pStyle w:val="Titolo1"/>
-        <w:keepNext/>
         <w:rPr>
           <w:b/>
           <w:bCs/>
@@ -3078,7 +3000,6 @@
     <w:p>
       <w:pPr>
         <w:pStyle w:val="Titolo2"/>
-        <w:keepNext/>
         <w:rPr>
           <w:b/>
           <w:bCs/>
@@ -3096,37 +3017,71 @@
     </w:p>
     <w:p>
       <w:r>
-        <w:t xml:space="preserve">I primi calcolatori venivano programmati direttamente in </w:t>
-      </w:r>
-      <w:r>
-        <w:rPr>
-          <w:b/>
-          <w:bCs/>
+        <w:t xml:space="preserve">I </w:t>
+      </w:r>
+      <w:r>
+        <w:rPr>
+          <w:highlight w:val="yellow"/>
+        </w:rPr>
+        <w:t xml:space="preserve">primi calcolatori venivano programmati direttamente in </w:t>
+      </w:r>
+      <w:r>
+        <w:rPr>
+          <w:b/>
+          <w:bCs/>
+          <w:highlight w:val="yellow"/>
         </w:rPr>
         <w:t>linguaggio macchina</w:t>
       </w:r>
       <w:r>
-        <w:t>, impostando manualmente i singoli bit all'interno dei registri attraverso interruttori fisici o schede perforate. Il linguaggio macchina rappresenta l'unico livello espressivo direttamente comprensibile ed eseguibile dall'hardware di un processore. Esso è costituito esclusivamente da sequenze numeriche binarie (stringhe di 0 e 1) che codificano le istruzioni esecutive e gli indirizzi degli operandi.</w:t>
-      </w:r>
-    </w:p>
-    <w:p>
-      <w:r>
+        <w:t xml:space="preserve">, impostando manualmente i singoli bit all'interno dei registri attraverso interruttori fisici o schede perforate. Il </w:t>
+      </w:r>
+      <w:r>
+        <w:rPr>
+          <w:highlight w:val="yellow"/>
+        </w:rPr>
+        <w:t>linguaggio macchina rappresenta l'unico livello espressivo direttamente comprensibile ed eseguibile dall'hardware di un processore</w:t>
+      </w:r>
+      <w:r>
+        <w:t>. Esso è costituito esclusivamente da sequenze numeriche binarie (stringhe di 0 e 1) che codificano le istruzioni esecutive e gli indirizzi degli operandi.</w:t>
+      </w:r>
+    </w:p>
+    <w:p>
+      <w:r>
+        <w:rPr>
+          <w:highlight w:val="yellow"/>
+        </w:rPr>
         <w:t xml:space="preserve">Ciascuna famiglia di CPU adotta un proprio insieme di istruzioni macchina, noto come </w:t>
       </w:r>
       <w:r>
         <w:rPr>
           <w:b/>
           <w:bCs/>
-        </w:rPr>
-        <w:t>Instruction Set Architecture (ISA)</w:t>
-      </w:r>
-      <w:r>
-        <w:t xml:space="preserve"> (come x86, ARM o RISC-V). Di conseguenza, il codice macchina è strettamente dipendente dall'hardware e </w:t>
-      </w:r>
-      <w:r>
-        <w:rPr>
-          <w:b/>
-          <w:bCs/>
+          <w:highlight w:val="yellow"/>
+        </w:rPr>
+        <w:t>Instruction Set Architecture</w:t>
+      </w:r>
+      <w:r>
+        <w:rPr>
+          <w:b/>
+          <w:bCs/>
+        </w:rPr>
+        <w:t xml:space="preserve"> (ISA)</w:t>
+      </w:r>
+      <w:r>
+        <w:t xml:space="preserve"> (come x86, ARM o RISC-V). Di conseguenza, </w:t>
+      </w:r>
+      <w:r>
+        <w:rPr>
+          <w:highlight w:val="yellow"/>
+        </w:rPr>
+        <w:t xml:space="preserve">il codice macchina è strettamente dipendente dall'hardware e </w:t>
+      </w:r>
+      <w:r>
+        <w:rPr>
+          <w:b/>
+          <w:bCs/>
+          <w:highlight w:val="yellow"/>
         </w:rPr>
         <w:t>non è portabile</w:t>
       </w:r>
@@ -3140,47 +3095,87 @@
     </w:p>
     <w:p>
       <w:r>
+        <w:rPr>
+          <w:highlight w:val="yellow"/>
+        </w:rPr>
         <w:t xml:space="preserve">Per superare questa barriera si è introdotto il </w:t>
       </w:r>
       <w:r>
         <w:rPr>
           <w:b/>
           <w:bCs/>
+          <w:highlight w:val="yellow"/>
         </w:rPr>
         <w:t>linguaggio assembly</w:t>
       </w:r>
       <w:r>
-        <w:t>, che costituisce una rappresentazione simbolica e testuale del linguaggio macchina. L'assembly sostituisce le sequenze numeriche binarie con codici mnemonici leggibili (come LOAD, STORE, ADD, CMP, JMP, INC) per identificare le operazioni e i registri. Ogni istruzione assembly (LOAD, ADD, STORE, …) corrisponde a una singola istruzione macchina; le direttive come ADDR A = 400 definiscono soltanto indirizzi simbolici e non producono codice macchina.</w:t>
-      </w:r>
-    </w:p>
-    <w:p>
-      <w:r>
-        <w:t xml:space="preserve">La traduzione dal codice assembly al codice macchina viene effettuata automaticamente da un programma speciale chiamato </w:t>
-      </w:r>
-      <w:r>
-        <w:rPr>
-          <w:b/>
-          <w:bCs/>
+        <w:t xml:space="preserve">, che costituisce una </w:t>
+      </w:r>
+      <w:r>
+        <w:rPr>
+          <w:highlight w:val="yellow"/>
+        </w:rPr>
+        <w:t>rappresentazione simbolica e testuale del linguaggio macchina</w:t>
+      </w:r>
+      <w:r>
+        <w:t xml:space="preserve">. L'assembly </w:t>
+      </w:r>
+      <w:r>
+        <w:rPr>
+          <w:highlight w:val="yellow"/>
+        </w:rPr>
+        <w:t>sostituisce le sequenze numeriche binarie con codici mnemonici leggibili</w:t>
+      </w:r>
+      <w:r>
+        <w:t xml:space="preserve"> (come LOAD, STORE, ADD, CMP, JMP, INC) per identificare le operazioni e i registri. Ogni istruzione assembly (LOAD, ADD, STORE, …) corrisponde a una singola istruzione macchina; le direttive come ADDR A = 400 definiscono soltanto indirizzi simbolici e non producono codice macchina.</w:t>
+      </w:r>
+    </w:p>
+    <w:p>
+      <w:r>
+        <w:t xml:space="preserve">La </w:t>
+      </w:r>
+      <w:r>
+        <w:rPr>
+          <w:highlight w:val="yellow"/>
+        </w:rPr>
+        <w:t xml:space="preserve">traduzione dal codice assembly al codice macchina viene effettuata automaticamente da un programma speciale chiamato </w:t>
+      </w:r>
+      <w:r>
+        <w:rPr>
+          <w:b/>
+          <w:bCs/>
+          <w:highlight w:val="yellow"/>
         </w:rPr>
         <w:t>assembler</w:t>
       </w:r>
       <w:r>
-        <w:t xml:space="preserve"> (o assemblatore). Sebbene l'assembly sia molto più comprensibile per il programmatore rispetto al binario puro, esso rimane un linguaggio di </w:t>
-      </w:r>
-      <w:r>
-        <w:rPr>
-          <w:b/>
-          <w:bCs/>
+        <w:t xml:space="preserve"> (o assemblatore). Sebbene l'assembly sia molto più comprensibile per il programmatore rispetto al binario puro, esso rimane un </w:t>
+      </w:r>
+      <w:r>
+        <w:rPr>
+          <w:highlight w:val="yellow"/>
+        </w:rPr>
+        <w:t xml:space="preserve">linguaggio di </w:t>
+      </w:r>
+      <w:r>
+        <w:rPr>
+          <w:b/>
+          <w:bCs/>
+          <w:highlight w:val="yellow"/>
         </w:rPr>
         <w:t>basso livello</w:t>
       </w:r>
       <w:r>
+        <w:rPr>
+          <w:highlight w:val="yellow"/>
+        </w:rPr>
         <w:t xml:space="preserve"> e </w:t>
       </w:r>
       <w:r>
         <w:rPr>
           <w:b/>
           <w:bCs/>
+          <w:highlight w:val="yellow"/>
         </w:rPr>
         <w:t>non portabile</w:t>
       </w:r>
@@ -3191,7 +3186,6 @@
     <w:p>
       <w:pPr>
         <w:pStyle w:val="Titolo2"/>
-        <w:keepNext/>
         <w:rPr>
           <w:b/>
           <w:bCs/>
@@ -3548,7 +3542,6 @@
     <w:p>
       <w:pPr>
         <w:pStyle w:val="Titolo2"/>
-        <w:keepNext/>
         <w:rPr>
           <w:b/>
           <w:bCs/>
@@ -3567,7 +3560,16 @@
     </w:p>
     <w:p>
       <w:r>
-        <w:t>L'esempio della moltiplicazione mette in luce i profondi limiti metodologici della programmazione a basso livello:</w:t>
+        <w:t xml:space="preserve">L'esempio della moltiplicazione mette in luce i </w:t>
+      </w:r>
+      <w:r>
+        <w:rPr>
+          <w:highlight w:val="yellow"/>
+        </w:rPr>
+        <w:t>profondi limiti metodologici della programmazione a basso livello</w:t>
+      </w:r>
+      <w:r>
+        <w:t>:</w:t>
       </w:r>
     </w:p>
     <w:p>
@@ -3585,7 +3587,16 @@
         <w:t>Verbosità e prolissità</w:t>
       </w:r>
       <w:r>
-        <w:t>: un algoritmo semplice come la moltiplicazione richiede 10 righe di assembly (e l'addizione 4).</w:t>
+        <w:t xml:space="preserve">: un </w:t>
+      </w:r>
+      <w:r>
+        <w:rPr>
+          <w:highlight w:val="yellow"/>
+        </w:rPr>
+        <w:t>algoritmo semplice come la moltiplicazione richiede 10 righe di assembly</w:t>
+      </w:r>
+      <w:r>
+        <w:t xml:space="preserve"> (e l'addizione 4).</w:t>
       </w:r>
     </w:p>
     <w:p>
@@ -3603,7 +3614,34 @@
         <w:t>Opacità semantica</w:t>
       </w:r>
       <w:r>
-        <w:t>: i nomi dei registri (R0, R1, …) e le istruzioni di salto (JMP, JMPEQ) non trasmettono il significato logico delle operazioni.</w:t>
+        <w:t xml:space="preserve">: i </w:t>
+      </w:r>
+      <w:r>
+        <w:rPr>
+          <w:highlight w:val="yellow"/>
+        </w:rPr>
+        <w:t>nomi dei registri</w:t>
+      </w:r>
+      <w:r>
+        <w:t xml:space="preserve"> (R0, R1, …) e le </w:t>
+      </w:r>
+      <w:r>
+        <w:rPr>
+          <w:highlight w:val="yellow"/>
+        </w:rPr>
+        <w:t>istruzioni di salto</w:t>
+      </w:r>
+      <w:r>
+        <w:t xml:space="preserve"> (JMP, JMPEQ) </w:t>
+      </w:r>
+      <w:r>
+        <w:rPr>
+          <w:highlight w:val="yellow"/>
+        </w:rPr>
+        <w:t>non trasmettono il significato logico delle operazioni</w:t>
+      </w:r>
+      <w:r>
+        <w:t>.</w:t>
       </w:r>
     </w:p>
     <w:p>
@@ -3621,7 +3659,40 @@
         <w:t>Mancanza di struttura</w:t>
       </w:r>
       <w:r>
-        <w:t>: il flusso di esecuzione è gestito da salti grezzi verso numeri di riga o indirizzi di memoria, privo dei blocchi annidati caratteristici della programmazione strutturata.</w:t>
+        <w:t xml:space="preserve">: il </w:t>
+      </w:r>
+      <w:r>
+        <w:rPr>
+          <w:highlight w:val="yellow"/>
+        </w:rPr>
+        <w:t>flusso di esecuzione</w:t>
+      </w:r>
+      <w:r>
+        <w:t xml:space="preserve"> è </w:t>
+      </w:r>
+      <w:r>
+        <w:rPr>
+          <w:highlight w:val="yellow"/>
+        </w:rPr>
+        <w:t>gestito</w:t>
+      </w:r>
+      <w:r>
+        <w:t xml:space="preserve"> da </w:t>
+      </w:r>
+      <w:r>
+        <w:rPr>
+          <w:highlight w:val="yellow"/>
+        </w:rPr>
+        <w:t>salti grezzi verso numeri di riga</w:t>
+      </w:r>
+      <w:r>
+        <w:t xml:space="preserve"> o indirizzi di memoria, </w:t>
+      </w:r>
+      <w:r>
+        <w:rPr>
+          <w:highlight w:val="yellow"/>
+        </w:rPr>
+        <w:t>privo dei blocchi annidati caratteristici della programmazione strutturata.</w:t>
       </w:r>
     </w:p>
     <w:p>
@@ -3639,7 +3710,16 @@
         <w:t>Totale assenza di portabilità</w:t>
       </w:r>
       <w:r>
-        <w:t>: se si sostituisce la CPU, il codice assembly deve essere riscritto integralmente da capo rispettando il nuovo hardware.</w:t>
+        <w:t xml:space="preserve">: se si sostituisce la CPU, il </w:t>
+      </w:r>
+      <w:r>
+        <w:rPr>
+          <w:highlight w:val="yellow"/>
+        </w:rPr>
+        <w:t>codice assembly deve essere riscritto integralmente da capo rispettando il nuovo hardware</w:t>
+      </w:r>
+      <w:r>
+        <w:t>.</w:t>
       </w:r>
     </w:p>
     <w:p>
@@ -3650,17 +3730,26 @@
         <w:rPr>
           <w:b/>
           <w:bCs/>
+          <w:highlight w:val="yellow"/>
         </w:rPr>
         <w:t>linguaggi di programmazione di alto livello</w:t>
       </w:r>
       <w:r>
-        <w:t>. Questi linguaggi adottano una sintassi astratta, più vicina al linguaggio matematico e naturale, nascondendo la gestione di basso livello dei registri e degli indirizzi di memoria.</w:t>
+        <w:t xml:space="preserve">. Questi linguaggi </w:t>
+      </w:r>
+      <w:r>
+        <w:rPr>
+          <w:highlight w:val="yellow"/>
+        </w:rPr>
+        <w:t>adottano una sintassi astratta, più vicina al linguaggio matematico e naturale, nascondendo la gestione di basso livello dei registri e degli indirizzi di memoria</w:t>
+      </w:r>
+      <w:r>
+        <w:t>.</w:t>
       </w:r>
     </w:p>
     <w:p>
       <w:pPr>
         <w:pStyle w:val="Titolo2"/>
-        <w:keepNext/>
         <w:rPr>
           <w:b/>
           <w:bCs/>
@@ -3678,35 +3767,36 @@
     </w:p>
     <w:p>
       <w:r>
-        <w:t>Unix nasce nel 1969 ai Bell Labs (Ken Thompson, PDP-7, scritto in assembly); per superare i limiti dell'assembly Dennis Ritchie progetta il linguaggio C (prima versione nel 1972) e Unix viene poi riscritto in C. Il linguaggio C è diventato</w:t>
-      </w:r>
-      <w:r>
-        <w:rPr>
-          <w:b/>
-          <w:bCs/>
-        </w:rPr>
-      </w:r>
-      <w:r/>
-      <w:r>
-        <w:rPr>
-          <w:b/>
-          <w:bCs/>
-        </w:rPr>
-      </w:r>
-      <w:r/>
-      <w:r>
-        <w:rPr>
-          <w:b/>
-          <w:bCs/>
-        </w:rPr>
-      </w:r>
-      <w:r>
-        <w:t xml:space="preserve"> uno dei pilastri fondamentali dell'informatica. Il C è stato concepito per offrire un bilanciamento ideale: garantisce un controllo diretto ed efficiente sull'hardware e sulla memoria, mantenendo al contempo un livello di astrazione, strutturazione e portabilità elevato.</w:t>
-      </w:r>
-    </w:p>
-    <w:p>
-      <w:r>
-        <w:t>Il C si definisce attraverso quattro caratteristiche fondamentali:</w:t>
+        <w:t xml:space="preserve">Unix nasce nel 1969 ai Bell Labs (Ken Thompson, PDP-7, scritto in assembly); per superare i limiti dell'assembly Dennis Ritchie </w:t>
+      </w:r>
+      <w:r>
+        <w:rPr>
+          <w:highlight w:val="yellow"/>
+        </w:rPr>
+        <w:t>progetta il linguaggio C</w:t>
+      </w:r>
+      <w:r>
+        <w:t xml:space="preserve"> (prima versione nel 1972) e Unix viene poi riscritto in C. Il linguaggio C è diventato uno dei pilastri fondamentali dell'informatica. </w:t>
+      </w:r>
+      <w:r>
+        <w:rPr>
+          <w:highlight w:val="yellow"/>
+        </w:rPr>
+        <w:t>Il C è stato concepito per offrire un bilanciamento ideale: garantisce un controllo diretto ed efficiente sull'hardware e sulla memoria, mantenendo al contempo un livello di astrazione, strutturazione e portabilità elevato.</w:t>
+      </w:r>
+    </w:p>
+    <w:p>
+      <w:r>
+        <w:t xml:space="preserve">Il C si definisce attraverso </w:t>
+      </w:r>
+      <w:r>
+        <w:rPr>
+          <w:highlight w:val="yellow"/>
+        </w:rPr>
+        <w:t>quattro caratteristiche fondamentali</w:t>
+      </w:r>
+      <w:r>
+        <w:t>:</w:t>
       </w:r>
     </w:p>
     <w:p>
@@ -3724,7 +3814,16 @@
         <w:t>Compilato</w:t>
       </w:r>
       <w:r>
-        <w:t>: il codice sorgente testuale scritto dal programmatore viene tradotto integralmente in codice macchina prima di poter essere eseguito dal calcolatore.</w:t>
+        <w:t xml:space="preserve">: il </w:t>
+      </w:r>
+      <w:r>
+        <w:rPr>
+          <w:highlight w:val="yellow"/>
+        </w:rPr>
+        <w:t>codice sorgente testuale scritto dal programmatore viene tradotto integralmente in codice macchina prima</w:t>
+      </w:r>
+      <w:r>
+        <w:t xml:space="preserve"> di poter essere eseguito dal calcolatore.</w:t>
       </w:r>
     </w:p>
     <w:p>
@@ -3742,7 +3841,34 @@
         <w:t>Imperativo</w:t>
       </w:r>
       <w:r>
-        <w:t>: il programma è formulato come una sequenza ordinata di istruzioni e comandi che modificano progressivamente lo stato delle variabili in memoria.</w:t>
+        <w:t xml:space="preserve">: il </w:t>
+      </w:r>
+      <w:r>
+        <w:rPr>
+          <w:highlight w:val="yellow"/>
+        </w:rPr>
+        <w:t>programma è formulato come una sequenza ordinata di istruzioni e comandi</w:t>
+      </w:r>
+      <w:r>
+        <w:t xml:space="preserve"> che </w:t>
+      </w:r>
+      <w:r>
+        <w:rPr>
+          <w:highlight w:val="yellow"/>
+        </w:rPr>
+        <w:t>modificano</w:t>
+      </w:r>
+      <w:r>
+        <w:t xml:space="preserve"> progressivamente lo </w:t>
+      </w:r>
+      <w:r>
+        <w:rPr>
+          <w:highlight w:val="yellow"/>
+        </w:rPr>
+        <w:t>stato delle variabili in memoria</w:t>
+      </w:r>
+      <w:r>
+        <w:t>.</w:t>
       </w:r>
     </w:p>
     <w:p>
@@ -3760,7 +3886,25 @@
         <w:t>Strutturato</w:t>
       </w:r>
       <w:r>
-        <w:t>: il codice si organizza in moduli (funzioni) e blocchi di istruzioni racchiusi da delimitatori formali (le parentesi graffe {}), per cui non servono salti a numeri di riga.</w:t>
+        <w:t xml:space="preserve">: il </w:t>
+      </w:r>
+      <w:r>
+        <w:rPr>
+          <w:highlight w:val="yellow"/>
+        </w:rPr>
+        <w:t>codice si organizza in moduli (funzioni)</w:t>
+      </w:r>
+      <w:r>
+        <w:t xml:space="preserve"> e </w:t>
+      </w:r>
+      <w:r>
+        <w:rPr>
+          <w:highlight w:val="yellow"/>
+        </w:rPr>
+        <w:t>blocchi di istruzioni racchiusi da delimitatori formali</w:t>
+      </w:r>
+      <w:r>
+        <w:t xml:space="preserve"> (le parentesi graffe {}), per cui non servono salti a numeri di riga.</w:t>
       </w:r>
     </w:p>
     <w:p>
@@ -3778,12 +3922,19 @@
         <w:t>Fortemente tipizzato</w:t>
       </w:r>
       <w:r>
-        <w:t xml:space="preserve">: ogni variabile o dato utilizzato deve essere preventivamente dichiarato specificandone il </w:t>
-      </w:r>
-      <w:r>
-        <w:rPr>
-          <w:b/>
-          <w:bCs/>
+        <w:t xml:space="preserve">: </w:t>
+      </w:r>
+      <w:r>
+        <w:rPr>
+          <w:highlight w:val="yellow"/>
+        </w:rPr>
+        <w:t xml:space="preserve">ogni variabile o dato utilizzato deve essere preventivamente dichiarato specificandone il </w:t>
+      </w:r>
+      <w:r>
+        <w:rPr>
+          <w:b/>
+          <w:bCs/>
+          <w:highlight w:val="yellow"/>
         </w:rPr>
         <w:t>tipo</w:t>
       </w:r>
@@ -3794,7 +3945,6 @@
     <w:p>
       <w:pPr>
         <w:pStyle w:val="Titolo1"/>
-        <w:keepNext/>
         <w:rPr>
           <w:b/>
           <w:bCs/>
@@ -3825,7 +3975,6 @@
     <w:p>
       <w:pPr>
         <w:pStyle w:val="Titolo2"/>
-        <w:keepNext/>
         <w:rPr>
           <w:b/>
           <w:bCs/>
@@ -3988,12 +4137,6 @@
       <w:r>
         <w:t>: quanti byte occupa nella RAM un dato di quel tipo (tipicamente 4 byte per un int e 8 per un double; dipende dalla piattaforma).</w:t>
       </w:r>
-      <w:r>
-        <w:rPr>
-          <w:highlight w:val="yellow"/>
-        </w:rPr>
-      </w:r>
-      <w:r/>
     </w:p>
     <w:p>
       <w:pPr>
@@ -4154,7 +4297,6 @@
     <w:p>
       <w:pPr>
         <w:pStyle w:val="Titolo2"/>
-        <w:keepNext/>
         <w:rPr>
           <w:b/>
           <w:bCs/>
@@ -4202,31 +4344,6 @@
         </w:rPr>
         <w:t>Un tipo nativo (o primitivo/built-in) è</w:t>
       </w:r>
-      <w:r>
-        <w:rPr>
-          <w:b/>
-          <w:bCs/>
-          <w:color w:val="0F9ED5" w:themeColor="accent4"/>
-          <w:sz w:val="20"/>
-          <w:szCs w:val="20"/>
-        </w:rPr>
-      </w:r>
-      <w:r>
-        <w:rPr>
-          <w:color w:val="0F9ED5" w:themeColor="accent4"/>
-          <w:sz w:val="20"/>
-          <w:szCs w:val="20"/>
-        </w:rPr>
-      </w:r>
-      <w:proofErr w:type="spellStart"/>
-      <w:r>
-        <w:rPr>
-          <w:color w:val="0F9ED5" w:themeColor="accent4"/>
-          <w:sz w:val="20"/>
-          <w:szCs w:val="20"/>
-        </w:rPr>
-      </w:r>
-      <w:proofErr w:type="spellEnd"/>
       <w:r>
         <w:rPr>
           <w:color w:val="0F9ED5" w:themeColor="accent4"/>
@@ -4741,7 +4858,6 @@
           <w:rFonts w:ascii="Consolas" w:eastAsia="Consolas" w:hAnsi="Consolas" w:cs="Consolas"/>
           <w:sz w:val="17"/>
           <w:szCs w:val="17"/>
-          <w:lang w:val="en-US"/>
         </w:rPr>
       </w:pPr>
       <w:r>
@@ -4749,7 +4865,6 @@
           <w:rFonts w:ascii="Consolas" w:eastAsia="Consolas" w:hAnsi="Consolas" w:cs="Consolas"/>
           <w:sz w:val="17"/>
           <w:szCs w:val="17"/>
-          <w:lang w:val="en-US"/>
         </w:rPr>
         <w:t xml:space="preserve">x = x + </w:t>
       </w:r>
@@ -4759,7 +4874,6 @@
           <w:rFonts w:ascii="Consolas" w:eastAsia="Consolas" w:hAnsi="Consolas" w:cs="Consolas"/>
           <w:sz w:val="17"/>
           <w:szCs w:val="17"/>
-          <w:lang w:val="en-US"/>
         </w:rPr>
         <w:t xml:space="preserve">1;   </w:t>
       </w:r>
@@ -4769,9 +4883,8 @@
           <w:rFonts w:ascii="Consolas" w:eastAsia="Consolas" w:hAnsi="Consolas" w:cs="Consolas"/>
           <w:sz w:val="17"/>
           <w:szCs w:val="17"/>
-          <w:lang w:val="en-US"/>
-        </w:rPr>
-        <w:t xml:space="preserve">       // OVERFLOW (indefinito per gli int con segno): tipicamente x diventa -2147483648</w:t>
+        </w:rPr>
+        <w:t xml:space="preserve">       // OVERFLOW (indefinito per gli </w:t>
       </w:r>
       <w:proofErr w:type="spellStart"/>
       <w:r>
@@ -4779,8 +4892,8 @@
           <w:rFonts w:ascii="Consolas" w:eastAsia="Consolas" w:hAnsi="Consolas" w:cs="Consolas"/>
           <w:sz w:val="17"/>
           <w:szCs w:val="17"/>
-          <w:lang w:val="en-US"/>
-        </w:rPr>
+        </w:rPr>
+        <w:t>int</w:t>
       </w:r>
       <w:proofErr w:type="spellEnd"/>
       <w:r>
@@ -4788,8 +4901,8 @@
           <w:rFonts w:ascii="Consolas" w:eastAsia="Consolas" w:hAnsi="Consolas" w:cs="Consolas"/>
           <w:sz w:val="17"/>
           <w:szCs w:val="17"/>
-          <w:lang w:val="en-US"/>
-        </w:rPr>
+        </w:rPr>
+        <w:t xml:space="preserve"> con segno): tipicamente x diventa -2147483648</w:t>
       </w:r>
     </w:p>
     <w:p>
@@ -4799,9 +4912,6 @@
         <w:shd w:val="clear" w:color="auto" w:fill="F2F2F2"/>
         <w:spacing w:after="0" w:line="240" w:lineRule="auto"/>
         <w:ind w:left="142" w:right="142"/>
-        <w:rPr>
-          <w:lang w:val="en-US"/>
-        </w:rPr>
       </w:pPr>
     </w:p>
     <w:p>
@@ -4833,7 +4943,6 @@
     <w:p>
       <w:pPr>
         <w:pStyle w:val="Titolo2"/>
-        <w:keepNext/>
         <w:rPr>
           <w:b/>
           <w:bCs/>
@@ -4862,19 +4971,6 @@
       <w:r>
         <w:t>. L'operatore unario sizeof permette di ricavare, a tempo di compilazione, il numero esatto di byte occupati</w:t>
       </w:r>
-      <w:r>
-        <w:rPr>
-          <w:b/>
-          <w:bCs/>
-          <w:highlight w:val="yellow"/>
-        </w:rPr>
-      </w:r>
-      <w:r>
-        <w:rPr>
-          <w:highlight w:val="yellow"/>
-        </w:rPr>
-      </w:r>
-      <w:r/>
       <w:r>
         <w:rPr>
           <w:highlight w:val="yellow"/>
@@ -4987,7 +5083,6 @@
     <w:p>
       <w:pPr>
         <w:pStyle w:val="Titolo2"/>
-        <w:keepNext/>
         <w:rPr>
           <w:b/>
           <w:bCs/>
@@ -5313,7 +5408,6 @@
     <w:p>
       <w:pPr>
         <w:pStyle w:val="Titolo2"/>
-        <w:keepNext/>
         <w:rPr>
           <w:b/>
           <w:bCs/>
@@ -5552,7 +5646,6 @@
     <w:p>
       <w:pPr>
         <w:pStyle w:val="Titolo2"/>
-        <w:keepNext/>
         <w:rPr>
           <w:b/>
           <w:bCs/>
@@ -5851,7 +5944,6 @@
     <w:p>
       <w:pPr>
         <w:pStyle w:val="Titolo1"/>
-        <w:keepNext/>
         <w:rPr>
           <w:b/>
           <w:bCs/>
@@ -5882,7 +5974,6 @@
     <w:p>
       <w:pPr>
         <w:pStyle w:val="Titolo2"/>
-        <w:keepNext/>
         <w:rPr>
           <w:b/>
           <w:bCs/>
@@ -6179,7 +6270,6 @@
     <w:p>
       <w:pPr>
         <w:pStyle w:val="Titolo2"/>
-        <w:keepNext/>
         <w:rPr>
           <w:b/>
           <w:bCs/>
@@ -6713,7 +6803,6 @@
     <w:p>
       <w:pPr>
         <w:pStyle w:val="Titolo2"/>
-        <w:keepNext/>
         <w:rPr>
           <w:b/>
           <w:bCs/>
@@ -7093,7 +7182,6 @@
     <w:p>
       <w:pPr>
         <w:pStyle w:val="Titolo2"/>
-        <w:keepNext/>
         <w:rPr>
           <w:b/>
           <w:bCs/>
@@ -7288,7 +7376,6 @@
     <w:p>
       <w:pPr>
         <w:pStyle w:val="Titolo2"/>
-        <w:keepNext/>
         <w:rPr>
           <w:b/>
           <w:bCs/>
@@ -7380,7 +7467,6 @@
     <w:p>
       <w:pPr>
         <w:pStyle w:val="Titolo1"/>
-        <w:keepNext/>
         <w:rPr>
           <w:b/>
           <w:bCs/>
@@ -7401,7 +7487,6 @@
     <w:p>
       <w:pPr>
         <w:pStyle w:val="Titolo2"/>
-        <w:keepNext/>
         <w:rPr>
           <w:b/>
           <w:bCs/>
@@ -7816,7 +7901,6 @@
     <w:p>
       <w:pPr>
         <w:pStyle w:val="Titolo2"/>
-        <w:keepNext/>
         <w:rPr>
           <w:b/>
           <w:bCs/>
@@ -8570,7 +8654,6 @@
     <w:p>
       <w:pPr>
         <w:pStyle w:val="Titolo2"/>
-        <w:keepNext/>
         <w:rPr>
           <w:b/>
           <w:bCs/>
@@ -8632,12 +8715,6 @@
       <w:r>
         <w:t>. Il compilatore la traduce nelle seguenti istruzioni assembly (poi tradotte in codice macchina), eseguite dalla CPU:</w:t>
       </w:r>
-      <w:r>
-        <w:rPr>
-          <w:highlight w:val="yellow"/>
-        </w:rPr>
-      </w:r>
-      <w:r/>
     </w:p>
     <w:p>
       <w:pPr>
@@ -9058,7 +9135,6 @@
     <w:p>
       <w:pPr>
         <w:pStyle w:val="Titolo2"/>
-        <w:keepNext/>
         <w:rPr>
           <w:b/>
           <w:bCs/>
@@ -10032,7 +10108,6 @@
     </w:p>
     <w:p>
       <w:r>
-        <w:rPr/>
         <w:t xml:space="preserve">Nel modello di Von Neumann ogni variabile è memorizzata nella memoria centrale e occupa una certa quantità di byte. Per identificarla, la CPU usa il suo </w:t>
       </w:r>
       <w:r>
@@ -10042,13 +10117,11 @@
         <w:t>indirizzo di memoria</w:t>
       </w:r>
       <w:r>
-        <w:rPr/>
         <w:t>: un numero senza segno e univoco, analogo al numero civico di una casa. Per compattezza un indirizzo si visualizza di solito in formato esadecimale (ad esempio 0x7fffd0624e0c).</w:t>
       </w:r>
     </w:p>
     <w:p>
       <w:r>
-        <w:rPr/>
         <w:t>Il linguaggio C permette di ottenere questo indirizzo tramite l'</w:t>
       </w:r>
       <w:r>
@@ -10058,7 +10131,6 @@
         <w:t>operatore di referenziamento</w:t>
       </w:r>
       <w:r>
-        <w:rPr/>
         <w:t xml:space="preserve"> &amp; (</w:t>
       </w:r>
       <w:r>
@@ -10068,7 +10140,6 @@
         <w:t>ampersand</w:t>
       </w:r>
       <w:r>
-        <w:rPr/>
         <w:t>). L'espressione &amp;x si legge "l'indirizzo della variabile x". L'operatore era già comparso nel capitolo 8, nella lettura con scanf: qui lo studiamo in dettaglio.</w:t>
       </w:r>
     </w:p>
@@ -10086,13 +10157,12 @@
     </w:p>
     <w:p>
       <w:r>
-        <w:rPr/>
         <w:t>Ogni variabile ha due caratteristiche distinte: un valore e un indirizzo. Dato il codice:</w:t>
       </w:r>
     </w:p>
     <w:p>
       <w:pPr>
-        <w:spacing w:after="0" w:before="0" w:line="240" w:lineRule="auto"/>
+        <w:spacing w:after="0" w:line="240" w:lineRule="auto"/>
       </w:pPr>
       <w:r>
         <w:rPr>
@@ -10104,7 +10174,7 @@
     </w:p>
     <w:p>
       <w:pPr>
-        <w:spacing w:after="0" w:before="0" w:line="240" w:lineRule="auto"/>
+        <w:spacing w:after="0" w:line="240" w:lineRule="auto"/>
       </w:pPr>
       <w:r>
         <w:rPr>
@@ -10116,7 +10186,7 @@
     </w:p>
     <w:p>
       <w:pPr>
-        <w:spacing w:after="0" w:before="0" w:line="240" w:lineRule="auto"/>
+        <w:spacing w:after="0" w:line="240" w:lineRule="auto"/>
       </w:pPr>
       <w:r>
         <w:rPr>
@@ -10129,7 +10199,6 @@
     <w:p/>
     <w:p>
       <w:r>
-        <w:rPr/>
         <w:t xml:space="preserve">Qui x è il </w:t>
       </w:r>
       <w:r>
@@ -10139,7 +10208,6 @@
         <w:t>valore</w:t>
       </w:r>
       <w:r>
-        <w:rPr/>
         <w:t>, cioè il contenuto della cella di memoria (5), mentre &amp;x è l'</w:t>
       </w:r>
       <w:r>
@@ -10149,7 +10217,6 @@
         <w:t>indirizzo</w:t>
       </w:r>
       <w:r>
-        <w:rPr/>
         <w:t>, cioè la posizione della cella in memoria (nello schema del corso, 0x03FC). Le due espressioni non vanno confuse: indicano cose diverse.</w:t>
       </w:r>
     </w:p>
@@ -10162,12 +10229,12 @@
           <w:b/>
           <w:color w:val="E97132"/>
         </w:rPr>
+        <w:lastRenderedPageBreak/>
         <w:t>Perché è utile conoscere gli indirizzi</w:t>
       </w:r>
     </w:p>
     <w:p>
       <w:r>
-        <w:rPr/>
         <w:t>Poter nominare l'indirizzo di una variabile permette di scrivere istruzioni del tipo "moltiplica due numeri e memorizza il risultato in questa cella di memoria" oppure "leggi da tastiera un numero e memorizzalo nello spazio di memoria di una certa variabile". Ma c'è di più:</w:t>
       </w:r>
     </w:p>
@@ -10179,7 +10246,6 @@
         </w:numPr>
       </w:pPr>
       <w:r>
-        <w:rPr/>
         <w:t xml:space="preserve">è indispensabile per lavorare con i </w:t>
       </w:r>
       <w:r>
@@ -10189,7 +10255,6 @@
         <w:t>puntatori</w:t>
       </w:r>
       <w:r>
-        <w:rPr/>
         <w:t>, cioè variabili il cui valore è un indirizzo di memoria;</w:t>
       </w:r>
     </w:p>
@@ -10201,13 +10266,11 @@
         </w:numPr>
       </w:pPr>
       <w:r>
-        <w:rPr/>
         <w:t>rende possibile gestire la memoria dinamica, le strutture dati complesse e la comunicazione efficiente tra funzioni.</w:t>
       </w:r>
     </w:p>
     <w:p>
       <w:r>
-        <w:rPr/>
         <w:t>Per cominciare ci limitiamo a un uso semplice: stampare gli indirizzi a video. (Come nelle slide, negli esempi si omette la riga #include &lt;stdio.h&gt;, necessaria per usare printf e scanf.)</w:t>
       </w:r>
     </w:p>
@@ -10225,7 +10288,6 @@
     </w:p>
     <w:p>
       <w:r>
-        <w:rPr/>
         <w:t xml:space="preserve">La funzione printf usa lo specificatore di conversione </w:t>
       </w:r>
       <w:r>
@@ -10235,96 +10297,134 @@
         <w:t>%p</w:t>
       </w:r>
       <w:r>
-        <w:rPr/>
         <w:t xml:space="preserve"> per mostrare un indirizzo, normalmente in forma esadecimale:</w:t>
       </w:r>
     </w:p>
     <w:p>
       <w:pPr>
-        <w:spacing w:after="0" w:before="0" w:line="240" w:lineRule="auto"/>
+        <w:spacing w:after="0" w:line="240" w:lineRule="auto"/>
+        <w:rPr>
+          <w:lang w:val="en-US"/>
+        </w:rPr>
       </w:pPr>
       <w:r>
         <w:rPr>
           <w:rFonts w:ascii="Consolas" w:hAnsi="Consolas" w:cs="Consolas"/>
           <w:sz w:val="17"/>
+          <w:lang w:val="en-US"/>
         </w:rPr>
         <w:t>int main(void) {</w:t>
       </w:r>
     </w:p>
     <w:p>
       <w:pPr>
-        <w:spacing w:after="0" w:before="0" w:line="240" w:lineRule="auto"/>
+        <w:spacing w:after="0" w:line="240" w:lineRule="auto"/>
+        <w:rPr>
+          <w:lang w:val="en-US"/>
+        </w:rPr>
       </w:pPr>
       <w:r>
         <w:rPr>
           <w:rFonts w:ascii="Consolas" w:hAnsi="Consolas" w:cs="Consolas"/>
           <w:sz w:val="17"/>
+          <w:lang w:val="en-US"/>
         </w:rPr>
         <w:t xml:space="preserve">    int x = 5;</w:t>
       </w:r>
     </w:p>
     <w:p>
       <w:pPr>
-        <w:spacing w:after="0" w:before="0" w:line="240" w:lineRule="auto"/>
+        <w:spacing w:after="0" w:line="240" w:lineRule="auto"/>
+        <w:rPr>
+          <w:lang w:val="en-US"/>
+        </w:rPr>
       </w:pPr>
       <w:r>
         <w:rPr>
           <w:rFonts w:ascii="Consolas" w:hAnsi="Consolas" w:cs="Consolas"/>
           <w:sz w:val="17"/>
+          <w:lang w:val="en-US"/>
         </w:rPr>
         <w:t xml:space="preserve">    int y = 2;</w:t>
       </w:r>
     </w:p>
     <w:p>
       <w:pPr>
-        <w:spacing w:after="0" w:before="0" w:line="240" w:lineRule="auto"/>
+        <w:spacing w:after="0" w:line="240" w:lineRule="auto"/>
+        <w:rPr>
+          <w:lang w:val="en-US"/>
+        </w:rPr>
       </w:pPr>
       <w:r>
         <w:rPr>
           <w:rFonts w:ascii="Consolas" w:hAnsi="Consolas" w:cs="Consolas"/>
           <w:sz w:val="17"/>
+          <w:lang w:val="en-US"/>
         </w:rPr>
         <w:t xml:space="preserve">    int z = x + y;</w:t>
       </w:r>
     </w:p>
     <w:p>
       <w:pPr>
-        <w:spacing w:after="0" w:before="0" w:line="240" w:lineRule="auto"/>
+        <w:spacing w:after="0" w:line="240" w:lineRule="auto"/>
+        <w:rPr>
+          <w:lang w:val="en-US"/>
+        </w:rPr>
+      </w:pPr>
+    </w:p>
+    <w:p>
+      <w:pPr>
+        <w:spacing w:after="0" w:line="240" w:lineRule="auto"/>
       </w:pPr>
       <w:r>
         <w:rPr>
           <w:rFonts w:ascii="Consolas" w:hAnsi="Consolas" w:cs="Consolas"/>
           <w:sz w:val="17"/>
-        </w:rPr>
-      </w:r>
-    </w:p>
-    <w:p>
-      <w:pPr>
-        <w:spacing w:after="0" w:before="0" w:line="240" w:lineRule="auto"/>
-      </w:pPr>
+          <w:lang w:val="en-US"/>
+        </w:rPr>
+        <w:t xml:space="preserve">    </w:t>
+      </w:r>
+      <w:proofErr w:type="spellStart"/>
+      <w:proofErr w:type="gramStart"/>
       <w:r>
         <w:rPr>
           <w:rFonts w:ascii="Consolas" w:hAnsi="Consolas" w:cs="Consolas"/>
           <w:sz w:val="17"/>
         </w:rPr>
-        <w:t xml:space="preserve">    printf("La var x all'indirizzo %p vale %d \n", &amp;x, x);</w:t>
-      </w:r>
-    </w:p>
-    <w:p>
-      <w:pPr>
-        <w:spacing w:after="0" w:before="0" w:line="240" w:lineRule="auto"/>
-      </w:pPr>
+        <w:t>printf</w:t>
+      </w:r>
+      <w:proofErr w:type="spellEnd"/>
       <w:r>
         <w:rPr>
           <w:rFonts w:ascii="Consolas" w:hAnsi="Consolas" w:cs="Consolas"/>
           <w:sz w:val="17"/>
         </w:rPr>
+        <w:t>(</w:t>
+      </w:r>
+      <w:proofErr w:type="gramEnd"/>
+      <w:r>
+        <w:rPr>
+          <w:rFonts w:ascii="Consolas" w:hAnsi="Consolas" w:cs="Consolas"/>
+          <w:sz w:val="17"/>
+        </w:rPr>
+        <w:t>"La var x all'indirizzo %p vale %d \n", &amp;x, x);</w:t>
+      </w:r>
+    </w:p>
+    <w:p>
+      <w:pPr>
+        <w:spacing w:after="0" w:line="240" w:lineRule="auto"/>
+      </w:pPr>
+      <w:r>
+        <w:rPr>
+          <w:rFonts w:ascii="Consolas" w:hAnsi="Consolas" w:cs="Consolas"/>
+          <w:sz w:val="17"/>
+        </w:rPr>
         <w:t xml:space="preserve">    printf("La var y all'indirizzo %p vale %d \n", &amp;y, y);</w:t>
       </w:r>
     </w:p>
     <w:p>
       <w:pPr>
-        <w:spacing w:after="0" w:before="0" w:line="240" w:lineRule="auto"/>
+        <w:spacing w:after="0" w:line="240" w:lineRule="auto"/>
       </w:pPr>
       <w:r>
         <w:rPr>
@@ -10336,7 +10436,7 @@
     </w:p>
     <w:p>
       <w:pPr>
-        <w:spacing w:after="0" w:before="0" w:line="240" w:lineRule="auto"/>
+        <w:spacing w:after="0" w:line="240" w:lineRule="auto"/>
       </w:pPr>
       <w:r>
         <w:rPr>
@@ -10349,13 +10449,12 @@
     <w:p/>
     <w:p>
       <w:r>
-        <w:rPr/>
         <w:t>Un'esecuzione possibile produce:</w:t>
       </w:r>
     </w:p>
     <w:p>
       <w:pPr>
-        <w:spacing w:after="0" w:before="0" w:line="240" w:lineRule="auto"/>
+        <w:spacing w:after="0" w:line="240" w:lineRule="auto"/>
       </w:pPr>
       <w:r>
         <w:rPr>
@@ -10367,7 +10466,7 @@
     </w:p>
     <w:p>
       <w:pPr>
-        <w:spacing w:after="0" w:before="0" w:line="240" w:lineRule="auto"/>
+        <w:spacing w:after="0" w:line="240" w:lineRule="auto"/>
       </w:pPr>
       <w:r>
         <w:rPr>
@@ -10379,7 +10478,7 @@
     </w:p>
     <w:p>
       <w:pPr>
-        <w:spacing w:after="0" w:before="0" w:line="240" w:lineRule="auto"/>
+        <w:spacing w:after="0" w:line="240" w:lineRule="auto"/>
       </w:pPr>
       <w:r>
         <w:rPr>
@@ -10392,7 +10491,6 @@
     <w:p/>
     <w:p>
       <w:r>
-        <w:rPr/>
         <w:t>Si nota che le variabili dichiarate dopo hanno indirizzi più bassi, e che i tre interi da 4 byte occupano celle contigue: è coerente con il modello dello stack usato nel corso, che si sviluppa verso indirizzi decrescenti (capitolo 7).</w:t>
       </w:r>
     </w:p>
@@ -10410,7 +10508,6 @@
     </w:p>
     <w:p>
       <w:r>
-        <w:rPr/>
         <w:t xml:space="preserve">Il valore concreto di un indirizzo dipende dalla piattaforma e dalla singola esecuzione del programma; di solito è un numero molto grande (i dettagli si vedono nel corso di Sistemi Operativi). Per questo il valore stampato </w:t>
       </w:r>
       <w:r>
@@ -10420,13 +10517,11 @@
         <w:t>non deve mai essere incorporato nella logica del programma</w:t>
       </w:r>
       <w:r>
-        <w:rPr/>
         <w:t>.</w:t>
       </w:r>
     </w:p>
     <w:p>
       <w:r>
-        <w:rPr/>
         <w:t>Negli esempi del corso si usano indirizzi simbolici più corti, come 0x03FC, 0x03F8 e 0x03F4, per rendere leggibili gli schemi della memoria. Ciò che conta non è il valore numerico dell'indirizzo, ma il fatto che identifichi una posizione in memoria.</w:t>
       </w:r>
     </w:p>
@@ -10456,7 +10551,6 @@
     </w:p>
     <w:p>
       <w:r>
-        <w:rPr/>
         <w:t xml:space="preserve">Un programma non deve solo mostrare risultati, ma spesso anche ricevere dati dall'utente. In C questo si fa con la funzione </w:t>
       </w:r>
       <w:r>
@@ -10466,26 +10560,25 @@
         <w:t>scanf()</w:t>
       </w:r>
       <w:r>
-        <w:rPr/>
         <w:t xml:space="preserve"> (le basi sono nel capitolo 8, qui ne approfondiamo il funzionamento), che legge i valori digitati da tastiera e li memorizza direttamente in variabili. Per leggere un intero in una variabile x già dichiarata si scrive:</w:t>
       </w:r>
     </w:p>
     <w:p>
       <w:pPr>
-        <w:spacing w:after="0" w:before="0" w:line="240" w:lineRule="auto"/>
+        <w:spacing w:after="0" w:line="240" w:lineRule="auto"/>
       </w:pPr>
       <w:r>
         <w:rPr>
           <w:rFonts w:ascii="Consolas" w:hAnsi="Consolas" w:cs="Consolas"/>
           <w:sz w:val="17"/>
         </w:rPr>
+        <w:lastRenderedPageBreak/>
         <w:t>scanf("%d", &amp;x);</w:t>
       </w:r>
     </w:p>
     <w:p/>
     <w:p>
       <w:r>
-        <w:rPr/>
         <w:t>Passando l'indirizzo &amp;x, si permette a scanf() di sapere in quale cella di memoria scrivere il dato letto. La funzione termina quando l'utente ha inserito l'input e preme INVIO.</w:t>
       </w:r>
     </w:p>
@@ -10503,61 +10596,94 @@
     </w:p>
     <w:p>
       <w:r>
-        <w:rPr/>
         <w:t>Nel programma seguente le tre variabili occupano, nello schema del corso, gli indirizzi 0x03FC (x), 0x03F8 (y) e 0x03F4 (z):</w:t>
       </w:r>
     </w:p>
     <w:p>
       <w:pPr>
-        <w:spacing w:after="0" w:before="0" w:line="240" w:lineRule="auto"/>
+        <w:spacing w:after="0" w:line="240" w:lineRule="auto"/>
+        <w:rPr>
+          <w:lang w:val="en-US"/>
+        </w:rPr>
       </w:pPr>
       <w:r>
         <w:rPr>
           <w:rFonts w:ascii="Consolas" w:hAnsi="Consolas" w:cs="Consolas"/>
           <w:sz w:val="17"/>
+          <w:lang w:val="en-US"/>
         </w:rPr>
         <w:t>int main(void) {</w:t>
       </w:r>
     </w:p>
     <w:p>
       <w:pPr>
-        <w:spacing w:after="0" w:before="0" w:line="240" w:lineRule="auto"/>
+        <w:spacing w:after="0" w:line="240" w:lineRule="auto"/>
+        <w:rPr>
+          <w:lang w:val="en-US"/>
+        </w:rPr>
       </w:pPr>
       <w:r>
         <w:rPr>
           <w:rFonts w:ascii="Consolas" w:hAnsi="Consolas" w:cs="Consolas"/>
           <w:sz w:val="17"/>
+          <w:lang w:val="en-US"/>
         </w:rPr>
         <w:t xml:space="preserve">    int x, y, z;</w:t>
       </w:r>
     </w:p>
     <w:p>
       <w:pPr>
-        <w:spacing w:after="0" w:before="0" w:line="240" w:lineRule="auto"/>
+        <w:spacing w:after="0" w:line="240" w:lineRule="auto"/>
       </w:pPr>
       <w:r>
         <w:rPr>
           <w:rFonts w:ascii="Consolas" w:hAnsi="Consolas" w:cs="Consolas"/>
           <w:sz w:val="17"/>
-        </w:rPr>
-        <w:t xml:space="preserve">    printf("Inserisci x: ");</w:t>
-      </w:r>
-    </w:p>
-    <w:p>
-      <w:pPr>
-        <w:spacing w:after="0" w:before="0" w:line="240" w:lineRule="auto"/>
-      </w:pPr>
+          <w:lang w:val="en-US"/>
+        </w:rPr>
+        <w:t xml:space="preserve">    </w:t>
+      </w:r>
+      <w:proofErr w:type="spellStart"/>
+      <w:proofErr w:type="gramStart"/>
       <w:r>
         <w:rPr>
           <w:rFonts w:ascii="Consolas" w:hAnsi="Consolas" w:cs="Consolas"/>
           <w:sz w:val="17"/>
         </w:rPr>
+        <w:t>printf</w:t>
+      </w:r>
+      <w:proofErr w:type="spellEnd"/>
+      <w:r>
+        <w:rPr>
+          <w:rFonts w:ascii="Consolas" w:hAnsi="Consolas" w:cs="Consolas"/>
+          <w:sz w:val="17"/>
+        </w:rPr>
+        <w:t>(</w:t>
+      </w:r>
+      <w:proofErr w:type="gramEnd"/>
+      <w:r>
+        <w:rPr>
+          <w:rFonts w:ascii="Consolas" w:hAnsi="Consolas" w:cs="Consolas"/>
+          <w:sz w:val="17"/>
+        </w:rPr>
+        <w:t>"Inserisci x: ");</w:t>
+      </w:r>
+    </w:p>
+    <w:p>
+      <w:pPr>
+        <w:spacing w:after="0" w:line="240" w:lineRule="auto"/>
+      </w:pPr>
+      <w:r>
+        <w:rPr>
+          <w:rFonts w:ascii="Consolas" w:hAnsi="Consolas" w:cs="Consolas"/>
+          <w:sz w:val="17"/>
+        </w:rPr>
         <w:t xml:space="preserve">    scanf("%d", &amp;x);</w:t>
       </w:r>
     </w:p>
     <w:p>
       <w:pPr>
-        <w:spacing w:after="0" w:before="0" w:line="240" w:lineRule="auto"/>
+        <w:spacing w:after="0" w:line="240" w:lineRule="auto"/>
       </w:pPr>
       <w:r>
         <w:rPr>
@@ -10569,7 +10695,7 @@
     </w:p>
     <w:p>
       <w:pPr>
-        <w:spacing w:after="0" w:before="0" w:line="240" w:lineRule="auto"/>
+        <w:spacing w:after="0" w:line="240" w:lineRule="auto"/>
       </w:pPr>
       <w:r>
         <w:rPr>
@@ -10581,36 +10707,79 @@
     </w:p>
     <w:p>
       <w:pPr>
-        <w:spacing w:after="0" w:before="0" w:line="240" w:lineRule="auto"/>
+        <w:spacing w:after="0" w:line="240" w:lineRule="auto"/>
+        <w:rPr>
+          <w:lang w:val="en-US"/>
+        </w:rPr>
       </w:pPr>
       <w:r>
         <w:rPr>
           <w:rFonts w:ascii="Consolas" w:hAnsi="Consolas" w:cs="Consolas"/>
           <w:sz w:val="17"/>
         </w:rPr>
-        <w:t xml:space="preserve">    z = x + y;</w:t>
-      </w:r>
-    </w:p>
-    <w:p>
-      <w:pPr>
-        <w:spacing w:after="0" w:before="0" w:line="240" w:lineRule="auto"/>
-      </w:pPr>
+        <w:t xml:space="preserve">    </w:t>
+      </w:r>
       <w:r>
         <w:rPr>
           <w:rFonts w:ascii="Consolas" w:hAnsi="Consolas" w:cs="Consolas"/>
           <w:sz w:val="17"/>
-        </w:rPr>
-        <w:t xml:space="preserve">    printf("%d + %d = %d\n", x, y, z);</w:t>
-      </w:r>
-    </w:p>
-    <w:p>
-      <w:pPr>
-        <w:spacing w:after="0" w:before="0" w:line="240" w:lineRule="auto"/>
+          <w:lang w:val="en-US"/>
+        </w:rPr>
+        <w:t>z = x + y;</w:t>
+      </w:r>
+    </w:p>
+    <w:p>
+      <w:pPr>
+        <w:spacing w:after="0" w:line="240" w:lineRule="auto"/>
+        <w:rPr>
+          <w:lang w:val="en-US"/>
+        </w:rPr>
       </w:pPr>
       <w:r>
         <w:rPr>
           <w:rFonts w:ascii="Consolas" w:hAnsi="Consolas" w:cs="Consolas"/>
           <w:sz w:val="17"/>
+          <w:lang w:val="en-US"/>
+        </w:rPr>
+        <w:t xml:space="preserve">    </w:t>
+      </w:r>
+      <w:proofErr w:type="spellStart"/>
+      <w:proofErr w:type="gramStart"/>
+      <w:r>
+        <w:rPr>
+          <w:rFonts w:ascii="Consolas" w:hAnsi="Consolas" w:cs="Consolas"/>
+          <w:sz w:val="17"/>
+          <w:lang w:val="en-US"/>
+        </w:rPr>
+        <w:t>printf</w:t>
+      </w:r>
+      <w:proofErr w:type="spellEnd"/>
+      <w:r>
+        <w:rPr>
+          <w:rFonts w:ascii="Consolas" w:hAnsi="Consolas" w:cs="Consolas"/>
+          <w:sz w:val="17"/>
+          <w:lang w:val="en-US"/>
+        </w:rPr>
+        <w:t>(</w:t>
+      </w:r>
+      <w:proofErr w:type="gramEnd"/>
+      <w:r>
+        <w:rPr>
+          <w:rFonts w:ascii="Consolas" w:hAnsi="Consolas" w:cs="Consolas"/>
+          <w:sz w:val="17"/>
+          <w:lang w:val="en-US"/>
+        </w:rPr>
+        <w:t>"%d + %d = %d\n", x, y, z);</w:t>
+      </w:r>
+    </w:p>
+    <w:p>
+      <w:pPr>
+        <w:spacing w:after="0" w:line="240" w:lineRule="auto"/>
+      </w:pPr>
+      <w:r>
+        <w:rPr>
+          <w:rFonts w:ascii="Consolas" w:hAnsi="Consolas" w:cs="Consolas"/>
+          <w:sz w:val="17"/>
         </w:rPr>
         <w:t>}</w:t>
       </w:r>
@@ -10618,7 +10787,6 @@
     <w:p/>
     <w:p>
       <w:r>
-        <w:rPr/>
         <w:t>Ecco come cambia la memoria durante l'esecuzione:</w:t>
       </w:r>
     </w:p>
@@ -10630,7 +10798,6 @@
         </w:numPr>
       </w:pPr>
       <w:r>
-        <w:rPr/>
         <w:t>all'inizio x, y e z hanno un valore indeterminato (nello schema, "?");</w:t>
       </w:r>
     </w:p>
@@ -10642,7 +10809,6 @@
         </w:numPr>
       </w:pPr>
       <w:r>
-        <w:rPr/>
         <w:t>se l'utente digita 5, la prima scanf scrive 5 nella cella di x;</w:t>
       </w:r>
     </w:p>
@@ -10654,7 +10820,6 @@
         </w:numPr>
       </w:pPr>
       <w:r>
-        <w:rPr/>
         <w:t>se poi digita 2, la seconda scanf scrive 2 nella cella di y;</w:t>
       </w:r>
     </w:p>
@@ -10666,7 +10831,6 @@
         </w:numPr>
       </w:pPr>
       <w:r>
-        <w:rPr/>
         <w:t>l'assegnamento calcola z = 7 e l'ultima printf stampa "5 + 2 = 7".</w:t>
       </w:r>
     </w:p>
@@ -10684,13 +10848,12 @@
     </w:p>
     <w:p>
       <w:r>
-        <w:rPr/>
         <w:t>Con una sola scanf si possono leggere più valori, indicando più specificatori e più indirizzi:</w:t>
       </w:r>
     </w:p>
     <w:p>
       <w:pPr>
-        <w:spacing w:after="0" w:before="0" w:line="240" w:lineRule="auto"/>
+        <w:spacing w:after="0" w:line="240" w:lineRule="auto"/>
       </w:pPr>
       <w:r>
         <w:rPr>
@@ -10703,7 +10866,6 @@
     <w:p/>
     <w:p>
       <w:r>
-        <w:rPr/>
         <w:t>L'utente può separare i due numeri con uno o più caratteri di spaziatura (ad esempio "5 2").</w:t>
       </w:r>
     </w:p>
@@ -10721,7 +10883,6 @@
     </w:p>
     <w:p>
       <w:r>
-        <w:rPr/>
         <w:t xml:space="preserve">La gestione dell'input è un punto critico: l'utente può sempre inserire valori sbagliati o incompleti. La funzione scanf() prova a interpretare l'input in base al formato specificato e, se incontra un dato incompatibile (per esempio un carattere al posto di un numero), </w:t>
       </w:r>
       <w:r>
@@ -10731,13 +10892,12 @@
         <w:t>smette di leggere</w:t>
       </w:r>
       <w:r>
-        <w:rPr/>
         <w:t xml:space="preserve"> e restituisce il numero di valori letti con successo, che può essere minore di quelli attesi. Per esempio, dopo</w:t>
       </w:r>
     </w:p>
     <w:p>
       <w:pPr>
-        <w:spacing w:after="0" w:before="0" w:line="240" w:lineRule="auto"/>
+        <w:spacing w:after="0" w:line="240" w:lineRule="auto"/>
       </w:pPr>
       <w:r>
         <w:rPr>
@@ -10749,7 +10909,7 @@
     </w:p>
     <w:p>
       <w:pPr>
-        <w:spacing w:after="0" w:before="0" w:line="240" w:lineRule="auto"/>
+        <w:spacing w:after="0" w:line="240" w:lineRule="auto"/>
       </w:pPr>
       <w:r>
         <w:rPr>
@@ -10768,7 +10928,6 @@
         </w:numPr>
       </w:pPr>
       <w:r>
-        <w:rPr/>
         <w:t>se n vale 2, entrambi i valori sono stati letti correttamente;</w:t>
       </w:r>
     </w:p>
@@ -10780,7 +10939,6 @@
         </w:numPr>
       </w:pPr>
       <w:r>
-        <w:rPr/>
         <w:t>se n vale 1, solo il primo valore era valido;</w:t>
       </w:r>
     </w:p>
@@ -10792,67 +10950,100 @@
         </w:numPr>
       </w:pPr>
       <w:r>
-        <w:rPr/>
         <w:t>se n vale 0, nessun valore è stato letto e le variabili non sono state aggiornate.</w:t>
       </w:r>
     </w:p>
     <w:p>
       <w:r>
-        <w:rPr/>
         <w:t>Vediamo il comportamento con un programma che legge un solo intero e stampa quanti valori ha letto:</w:t>
       </w:r>
     </w:p>
     <w:p>
       <w:pPr>
-        <w:spacing w:after="0" w:before="0" w:line="240" w:lineRule="auto"/>
+        <w:spacing w:after="0" w:line="240" w:lineRule="auto"/>
+        <w:rPr>
+          <w:lang w:val="en-US"/>
+        </w:rPr>
       </w:pPr>
       <w:r>
         <w:rPr>
           <w:rFonts w:ascii="Consolas" w:hAnsi="Consolas" w:cs="Consolas"/>
           <w:sz w:val="17"/>
+          <w:lang w:val="en-US"/>
         </w:rPr>
         <w:t>int main(void) {</w:t>
       </w:r>
     </w:p>
     <w:p>
       <w:pPr>
-        <w:spacing w:after="0" w:before="0" w:line="240" w:lineRule="auto"/>
+        <w:spacing w:after="0" w:line="240" w:lineRule="auto"/>
+        <w:rPr>
+          <w:lang w:val="en-US"/>
+        </w:rPr>
       </w:pPr>
       <w:r>
         <w:rPr>
           <w:rFonts w:ascii="Consolas" w:hAnsi="Consolas" w:cs="Consolas"/>
           <w:sz w:val="17"/>
+          <w:lang w:val="en-US"/>
         </w:rPr>
         <w:t xml:space="preserve">    int x;</w:t>
       </w:r>
     </w:p>
     <w:p>
       <w:pPr>
-        <w:spacing w:after="0" w:before="0" w:line="240" w:lineRule="auto"/>
+        <w:spacing w:after="0" w:line="240" w:lineRule="auto"/>
       </w:pPr>
       <w:r>
         <w:rPr>
           <w:rFonts w:ascii="Consolas" w:hAnsi="Consolas" w:cs="Consolas"/>
           <w:sz w:val="17"/>
-        </w:rPr>
-        <w:t xml:space="preserve">    printf("Inserisci un intero: ");</w:t>
-      </w:r>
-    </w:p>
-    <w:p>
-      <w:pPr>
-        <w:spacing w:after="0" w:before="0" w:line="240" w:lineRule="auto"/>
-      </w:pPr>
+          <w:lang w:val="en-US"/>
+        </w:rPr>
+        <w:lastRenderedPageBreak/>
+        <w:t xml:space="preserve">    </w:t>
+      </w:r>
+      <w:proofErr w:type="spellStart"/>
+      <w:proofErr w:type="gramStart"/>
       <w:r>
         <w:rPr>
           <w:rFonts w:ascii="Consolas" w:hAnsi="Consolas" w:cs="Consolas"/>
           <w:sz w:val="17"/>
         </w:rPr>
+        <w:t>printf</w:t>
+      </w:r>
+      <w:proofErr w:type="spellEnd"/>
+      <w:r>
+        <w:rPr>
+          <w:rFonts w:ascii="Consolas" w:hAnsi="Consolas" w:cs="Consolas"/>
+          <w:sz w:val="17"/>
+        </w:rPr>
+        <w:t>(</w:t>
+      </w:r>
+      <w:proofErr w:type="gramEnd"/>
+      <w:r>
+        <w:rPr>
+          <w:rFonts w:ascii="Consolas" w:hAnsi="Consolas" w:cs="Consolas"/>
+          <w:sz w:val="17"/>
+        </w:rPr>
+        <w:t>"Inserisci un intero: ");</w:t>
+      </w:r>
+    </w:p>
+    <w:p>
+      <w:pPr>
+        <w:spacing w:after="0" w:line="240" w:lineRule="auto"/>
+      </w:pPr>
+      <w:r>
+        <w:rPr>
+          <w:rFonts w:ascii="Consolas" w:hAnsi="Consolas" w:cs="Consolas"/>
+          <w:sz w:val="17"/>
+        </w:rPr>
         <w:t xml:space="preserve">    int n = scanf("%d", &amp;x);</w:t>
       </w:r>
     </w:p>
     <w:p>
       <w:pPr>
-        <w:spacing w:after="0" w:before="0" w:line="240" w:lineRule="auto"/>
+        <w:spacing w:after="0" w:line="240" w:lineRule="auto"/>
       </w:pPr>
       <w:r>
         <w:rPr>
@@ -10864,7 +11055,7 @@
     </w:p>
     <w:p>
       <w:pPr>
-        <w:spacing w:after="0" w:before="0" w:line="240" w:lineRule="auto"/>
+        <w:spacing w:after="0" w:line="240" w:lineRule="auto"/>
       </w:pPr>
       <w:r>
         <w:rPr>
@@ -10876,7 +11067,7 @@
     </w:p>
     <w:p>
       <w:pPr>
-        <w:spacing w:after="0" w:before="0" w:line="240" w:lineRule="auto"/>
+        <w:spacing w:after="0" w:line="240" w:lineRule="auto"/>
       </w:pPr>
       <w:r>
         <w:rPr>
@@ -10895,7 +11086,6 @@
         </w:numPr>
       </w:pPr>
       <w:r>
-        <w:rPr/>
         <w:t>con input 1234, scanf legge 1234 e restituisce 1;</w:t>
       </w:r>
     </w:p>
@@ -10907,7 +11097,6 @@
         </w:numPr>
       </w:pPr>
       <w:r>
-        <w:rPr/>
         <w:t>con input 1234.56, il formato %d si aspetta un intero: viene letto "1234" e ".56" rimane non consumato nell'input; n vale 1 e x vale 1234;</w:t>
       </w:r>
     </w:p>
@@ -10919,7 +11108,6 @@
         </w:numPr>
       </w:pPr>
       <w:r>
-        <w:rPr/>
         <w:t xml:space="preserve">con input A, la lettera non si può interpretare come numero decimale: n vale 0 e </w:t>
       </w:r>
       <w:r>
@@ -10929,7 +11117,6 @@
         <w:t>x non viene aggiornata</w:t>
       </w:r>
       <w:r>
-        <w:rPr/>
         <w:t>. Poiché x non era stata inizializzata, la printf tenta di leggere un valore indeterminato e il comportamento del programma è indefinito.</w:t>
       </w:r>
     </w:p>
@@ -10947,7 +11134,6 @@
     </w:p>
     <w:p>
       <w:r>
-        <w:rPr/>
         <w:t xml:space="preserve">L'ultimo esempio mette in luce quattro nozioni da tenere distinte: la </w:t>
       </w:r>
       <w:r>
@@ -10957,7 +11143,6 @@
         <w:t>dichiarazione</w:t>
       </w:r>
       <w:r>
-        <w:rPr/>
         <w:t xml:space="preserve"> di una variabile, il suo </w:t>
       </w:r>
       <w:r>
@@ -10967,7 +11152,6 @@
         <w:t>valore</w:t>
       </w:r>
       <w:r>
-        <w:rPr/>
         <w:t xml:space="preserve">, il suo </w:t>
       </w:r>
       <w:r>
@@ -10977,7 +11161,6 @@
         <w:t>indirizzo</w:t>
       </w:r>
       <w:r>
-        <w:rPr/>
         <w:t xml:space="preserve"> e il fatto che il valore sia stato </w:t>
       </w:r>
       <w:r>
@@ -10987,13 +11170,11 @@
         <w:t>inizializzato</w:t>
       </w:r>
       <w:r>
-        <w:rPr/>
         <w:t>. In particolare è lecito ottenere &amp;x anche se x non è ancora inizializzata: stiamo usando l'indirizzo di x e non leggendo il suo valore. Ma se x non viene inizializzata (in questo caso da scanf), non si può assumere nulla sul suo valore.</w:t>
       </w:r>
     </w:p>
     <w:p>
       <w:r>
-        <w:rPr/>
         <w:t>Se invece x era stata inizializzata, per esempio con int x = -1, e l'input non è interpretabile secondo la specifica di conversione, la variabile non viene modificata e conserva il suo valore (nell'esempio, resta -1). Se scanf non aggiorna una variabile non inizializzata, il suo valore resta indeterminato.</w:t>
       </w:r>
     </w:p>
@@ -11005,7 +11186,6 @@
         <w:t>Buona pratica</w:t>
       </w:r>
       <w:r>
-        <w:rPr/>
         <w:t>: conviene sempre controllare il valore restituito da scanf prima di usare le variabili lette. Per capire fino in fondo perché scanf richiede un indirizzo servono i puntatori, che vediamo nel prossimo capitolo.</w:t>
       </w:r>
     </w:p>
@@ -11035,7 +11215,6 @@
     </w:p>
     <w:p>
       <w:r>
-        <w:rPr/>
         <w:t xml:space="preserve">Un </w:t>
       </w:r>
       <w:r>
@@ -11045,7 +11224,6 @@
         <w:t>puntatore</w:t>
       </w:r>
       <w:r>
-        <w:rPr/>
         <w:t xml:space="preserve"> è una variabile che memorizza l'indirizzo di memoria di un'altra variabile, detta </w:t>
       </w:r>
       <w:r>
@@ -11055,13 +11233,11 @@
         <w:t>variabile puntata</w:t>
       </w:r>
       <w:r>
-        <w:rPr/>
         <w:t>. Il valore contenuto in un puntatore è quindi un indirizzo, anziché direttamente il dato puntato. Se per esempio la variabile int x = 5 ha indirizzo &amp;x pari a 0x03FC, ci serve un posto dove memorizzare 0x03FC: quel posto è una variabile puntatore.</w:t>
       </w:r>
     </w:p>
     <w:p>
       <w:r>
-        <w:rPr/>
         <w:t xml:space="preserve">In C, per ciascun tipo di dati T esiste il corrispondente </w:t>
       </w:r>
       <w:r>
@@ -11071,7 +11247,6 @@
         <w:t>tipo puntatore</w:t>
       </w:r>
       <w:r>
-        <w:rPr/>
         <w:t xml:space="preserve"> T* ("T star"): le variabili di tipo T* servono a memorizzare gli indirizzi delle variabili di tipo T. Per esempio:</w:t>
       </w:r>
     </w:p>
@@ -11083,7 +11258,6 @@
         </w:numPr>
       </w:pPr>
       <w:r>
-        <w:rPr/>
         <w:t>int è il tipo delle variabili intere;</w:t>
       </w:r>
     </w:p>
@@ -11095,7 +11269,6 @@
         </w:numPr>
       </w:pPr>
       <w:r>
-        <w:rPr/>
         <w:t>int* è il tipo delle variabili puntatore che possono contenere indirizzi di variabili int;</w:t>
       </w:r>
     </w:p>
@@ -11107,13 +11280,12 @@
         </w:numPr>
       </w:pPr>
       <w:r>
-        <w:rPr/>
         <w:t>float* è il tipo dei puntatori a float.</w:t>
       </w:r>
     </w:p>
     <w:p>
       <w:pPr>
-        <w:spacing w:after="0" w:before="0" w:line="240" w:lineRule="auto"/>
+        <w:spacing w:after="0" w:line="240" w:lineRule="auto"/>
       </w:pPr>
       <w:r>
         <w:rPr>
@@ -11125,7 +11297,7 @@
     </w:p>
     <w:p>
       <w:pPr>
-        <w:spacing w:after="0" w:before="0" w:line="240" w:lineRule="auto"/>
+        <w:spacing w:after="0" w:line="240" w:lineRule="auto"/>
       </w:pPr>
       <w:r>
         <w:rPr>
@@ -11138,7 +11310,6 @@
     <w:p/>
     <w:p>
       <w:r>
-        <w:rPr/>
         <w:t xml:space="preserve">Qui x è una variabile di tipo int e pX è una variabile "puntatore agli interi", di tipo int*. Per convenzione si usa spesso il prefisso p nei nomi dei puntatori. Attenzione: dopo la sola dichiarazione, pX </w:t>
       </w:r>
       <w:r>
@@ -11148,7 +11319,6 @@
         <w:t>non contiene ancora un indirizzo valido</w:t>
       </w:r>
       <w:r>
-        <w:rPr/>
         <w:t xml:space="preserve"> da usare.</w:t>
       </w:r>
     </w:p>
@@ -11161,12 +11331,12 @@
           <w:b/>
           <w:color w:val="E97132"/>
         </w:rPr>
+        <w:lastRenderedPageBreak/>
         <w:t>L'operatore di referenziamento e l'assegnamento a un puntatore</w:t>
       </w:r>
     </w:p>
     <w:p>
       <w:r>
-        <w:rPr/>
         <w:t>L'operatore &amp; (</w:t>
       </w:r>
       <w:r>
@@ -11176,13 +11346,12 @@
         <w:t>address-of</w:t>
       </w:r>
       <w:r>
-        <w:rPr/>
         <w:t>), applicato a una variabile, ne restituisce l'indirizzo con tipo "puntatore al tipo della variabile". Possiamo allora inizializzare il puntatore:</w:t>
       </w:r>
     </w:p>
     <w:p>
       <w:pPr>
-        <w:spacing w:after="0" w:before="0" w:line="240" w:lineRule="auto"/>
+        <w:spacing w:after="0" w:line="240" w:lineRule="auto"/>
       </w:pPr>
       <w:r>
         <w:rPr>
@@ -11194,7 +11363,7 @@
     </w:p>
     <w:p>
       <w:pPr>
-        <w:spacing w:after="0" w:before="0" w:line="240" w:lineRule="auto"/>
+        <w:spacing w:after="0" w:line="240" w:lineRule="auto"/>
       </w:pPr>
       <w:r>
         <w:rPr>
@@ -11207,7 +11376,6 @@
     <w:p/>
     <w:p>
       <w:r>
-        <w:rPr/>
         <w:t>Le tre espressioni si interpretano così:</w:t>
       </w:r>
     </w:p>
@@ -11219,7 +11387,6 @@
         </w:numPr>
       </w:pPr>
       <w:r>
-        <w:rPr/>
         <w:t>x è una variabile intera, di valore 5;</w:t>
       </w:r>
     </w:p>
@@ -11231,7 +11398,6 @@
         </w:numPr>
       </w:pPr>
       <w:r>
-        <w:rPr/>
         <w:t>&amp;x è un'espressione che vale l'indirizzo di x, di tipo int* (se x è int, allora &amp;x è int*);</w:t>
       </w:r>
     </w:p>
@@ -11243,19 +11409,17 @@
         </w:numPr>
       </w:pPr>
       <w:r>
-        <w:rPr/>
         <w:t>pX è un puntatore a intero che memorizza l'indirizzo di x.</w:t>
       </w:r>
     </w:p>
     <w:p>
       <w:r>
-        <w:rPr/>
         <w:t>L'operatore &amp; va applicato a qualcosa che identifica una posizione di memoria: non si può applicare a un semplice valore né al risultato temporaneo di un calcolo. Sono quindi errori:</w:t>
       </w:r>
     </w:p>
     <w:p>
       <w:pPr>
-        <w:spacing w:after="0" w:before="0" w:line="240" w:lineRule="auto"/>
+        <w:spacing w:after="0" w:line="240" w:lineRule="auto"/>
       </w:pPr>
       <w:r>
         <w:rPr>
@@ -11267,7 +11431,7 @@
     </w:p>
     <w:p>
       <w:pPr>
-        <w:spacing w:after="0" w:before="0" w:line="240" w:lineRule="auto"/>
+        <w:spacing w:after="0" w:line="240" w:lineRule="auto"/>
       </w:pPr>
       <w:r>
         <w:rPr>
@@ -11292,67 +11456,106 @@
     </w:p>
     <w:p>
       <w:r>
-        <w:rPr/>
         <w:t>Nello schema della memoria la variabile x contiene il valore 5 all'indirizzo 0x03FC, mentre la variabile pX contiene 0x03FC, cioè l'indirizzo di x, e si trova a sua volta a un indirizzo proprio (nell'esempio 0x03F8). Un puntatore contiene un indirizzo, ma essendo una variabile occupa memoria e ha anche un suo indirizzo. L'assegnamento pX = &amp;x è corretto perché &amp;x e pX hanno lo stesso tipo, int*.</w:t>
       </w:r>
     </w:p>
     <w:p>
       <w:r>
-        <w:rPr/>
         <w:t>Per vederlo si possono stampare sia l'indirizzo del puntatore (&amp;pX) sia il suo valore (pX):</w:t>
       </w:r>
     </w:p>
     <w:p>
       <w:pPr>
-        <w:spacing w:after="0" w:before="0" w:line="240" w:lineRule="auto"/>
+        <w:spacing w:after="0" w:line="240" w:lineRule="auto"/>
+        <w:rPr>
+          <w:lang w:val="en-US"/>
+        </w:rPr>
       </w:pPr>
       <w:r>
         <w:rPr>
           <w:rFonts w:ascii="Consolas" w:hAnsi="Consolas" w:cs="Consolas"/>
           <w:sz w:val="17"/>
+          <w:lang w:val="en-US"/>
         </w:rPr>
         <w:t>int main(void) {</w:t>
       </w:r>
     </w:p>
     <w:p>
       <w:pPr>
-        <w:spacing w:after="0" w:before="0" w:line="240" w:lineRule="auto"/>
+        <w:spacing w:after="0" w:line="240" w:lineRule="auto"/>
+        <w:rPr>
+          <w:lang w:val="en-US"/>
+        </w:rPr>
       </w:pPr>
       <w:r>
         <w:rPr>
           <w:rFonts w:ascii="Consolas" w:hAnsi="Consolas" w:cs="Consolas"/>
           <w:sz w:val="17"/>
+          <w:lang w:val="en-US"/>
         </w:rPr>
         <w:t xml:space="preserve">    int x = 5;</w:t>
       </w:r>
     </w:p>
     <w:p>
       <w:pPr>
-        <w:spacing w:after="0" w:before="0" w:line="240" w:lineRule="auto"/>
+        <w:spacing w:after="0" w:line="240" w:lineRule="auto"/>
       </w:pPr>
       <w:r>
         <w:rPr>
           <w:rFonts w:ascii="Consolas" w:hAnsi="Consolas" w:cs="Consolas"/>
           <w:sz w:val="17"/>
-        </w:rPr>
-        <w:t xml:space="preserve">    int* pX;</w:t>
-      </w:r>
-    </w:p>
-    <w:p>
-      <w:pPr>
-        <w:spacing w:after="0" w:before="0" w:line="240" w:lineRule="auto"/>
-      </w:pPr>
+          <w:lang w:val="en-US"/>
+        </w:rPr>
+        <w:t xml:space="preserve">    </w:t>
+      </w:r>
+      <w:proofErr w:type="spellStart"/>
       <w:r>
         <w:rPr>
           <w:rFonts w:ascii="Consolas" w:hAnsi="Consolas" w:cs="Consolas"/>
           <w:sz w:val="17"/>
         </w:rPr>
+        <w:t>int</w:t>
+      </w:r>
+      <w:proofErr w:type="spellEnd"/>
+      <w:r>
+        <w:rPr>
+          <w:rFonts w:ascii="Consolas" w:hAnsi="Consolas" w:cs="Consolas"/>
+          <w:sz w:val="17"/>
+        </w:rPr>
+        <w:t xml:space="preserve">* </w:t>
+      </w:r>
+      <w:proofErr w:type="spellStart"/>
+      <w:r>
+        <w:rPr>
+          <w:rFonts w:ascii="Consolas" w:hAnsi="Consolas" w:cs="Consolas"/>
+          <w:sz w:val="17"/>
+        </w:rPr>
+        <w:t>pX</w:t>
+      </w:r>
+      <w:proofErr w:type="spellEnd"/>
+      <w:r>
+        <w:rPr>
+          <w:rFonts w:ascii="Consolas" w:hAnsi="Consolas" w:cs="Consolas"/>
+          <w:sz w:val="17"/>
+        </w:rPr>
+        <w:t>;</w:t>
+      </w:r>
+    </w:p>
+    <w:p>
+      <w:pPr>
+        <w:spacing w:after="0" w:line="240" w:lineRule="auto"/>
+      </w:pPr>
+      <w:r>
+        <w:rPr>
+          <w:rFonts w:ascii="Consolas" w:hAnsi="Consolas" w:cs="Consolas"/>
+          <w:sz w:val="17"/>
+        </w:rPr>
         <w:t xml:space="preserve">    pX = &amp;x;</w:t>
       </w:r>
     </w:p>
     <w:p>
       <w:pPr>
-        <w:spacing w:after="0" w:before="0" w:line="240" w:lineRule="auto"/>
+        <w:spacing w:after="0" w:line="240" w:lineRule="auto"/>
       </w:pPr>
       <w:r>
         <w:rPr>
@@ -11364,7 +11567,7 @@
     </w:p>
     <w:p>
       <w:pPr>
-        <w:spacing w:after="0" w:before="0" w:line="240" w:lineRule="auto"/>
+        <w:spacing w:after="0" w:line="240" w:lineRule="auto"/>
       </w:pPr>
       <w:r>
         <w:rPr>
@@ -11377,7 +11580,6 @@
     <w:p/>
     <w:p>
       <w:r>
-        <w:rPr/>
         <w:t>Con gli indirizzi simbolici dello schema, l'output sarebbe "Il ptr pX all'ind 0x03F8 vale 0x03FC".</w:t>
       </w:r>
     </w:p>
@@ -11407,7 +11609,6 @@
         <w:t>Usare &amp;x prima di aver dichiarato x</w:t>
       </w:r>
       <w:r>
-        <w:rPr/>
         <w:t>: il compilatore segnala un errore ("'x' undeclared"), perché al momento di int* pX = &amp;x la variabile x non esiste ancora.</w:t>
       </w:r>
     </w:p>
@@ -11425,7 +11626,6 @@
         <w:t>Tipi incompatibili</w:t>
       </w:r>
       <w:r>
-        <w:rPr/>
         <w:t>: se x è un float, &amp;x ha tipo float* e non è compatibile con una variabile int*; il compilatore avverte con un warning ("initialization of 'int *' from incompatible pointer type 'float *'"). Nei compilatori più recenti (ad esempio GCC 14) questo caso è invece un errore di compilazione.</w:t>
       </w:r>
     </w:p>
@@ -11443,7 +11643,6 @@
     </w:p>
     <w:p>
       <w:r>
-        <w:rPr/>
         <w:t>Finora abbiamo scritto int* pX, ma è in uso frequente anche la convenzione int *pX. Il simbolo * ha anche un altro significato nelle operazioni sui puntatori, il dereferenziamento, che vediamo nel prossimo capitolo.</w:t>
       </w:r>
     </w:p>
@@ -11456,12 +11655,12 @@
           <w:b/>
           <w:color w:val="E97132"/>
         </w:rPr>
+        <w:lastRenderedPageBreak/>
         <w:t>scanf riletta con i puntatori</w:t>
       </w:r>
     </w:p>
     <w:p>
       <w:r>
-        <w:rPr/>
         <w:t xml:space="preserve">La documentazione di scanf richiede che ogni conversione riceva un </w:t>
       </w:r>
       <w:r>
@@ -11471,61 +11670,101 @@
         <w:t>puntatore al tipo appropriato</w:t>
       </w:r>
       <w:r>
-        <w:rPr/>
         <w:t>: per %d serve un int*. Con int x, l'espressione &amp;x ha proprio tipo int*, ed è per questo che scanf("%d", &amp;x) funziona: scanf può scrivere in quella cella il valore letto. Ma allora al posto di &amp;x si può passare direttamente un puntatore che contiene lo stesso indirizzo:</w:t>
       </w:r>
     </w:p>
     <w:p>
       <w:pPr>
-        <w:spacing w:after="0" w:before="0" w:line="240" w:lineRule="auto"/>
+        <w:spacing w:after="0" w:line="240" w:lineRule="auto"/>
+        <w:rPr>
+          <w:lang w:val="en-US"/>
+        </w:rPr>
       </w:pPr>
       <w:r>
         <w:rPr>
           <w:rFonts w:ascii="Consolas" w:hAnsi="Consolas" w:cs="Consolas"/>
           <w:sz w:val="17"/>
+          <w:lang w:val="en-US"/>
         </w:rPr>
         <w:t>int main(void) {</w:t>
       </w:r>
     </w:p>
     <w:p>
       <w:pPr>
-        <w:spacing w:after="0" w:before="0" w:line="240" w:lineRule="auto"/>
+        <w:spacing w:after="0" w:line="240" w:lineRule="auto"/>
+        <w:rPr>
+          <w:lang w:val="en-US"/>
+        </w:rPr>
       </w:pPr>
       <w:r>
         <w:rPr>
           <w:rFonts w:ascii="Consolas" w:hAnsi="Consolas" w:cs="Consolas"/>
           <w:sz w:val="17"/>
+          <w:lang w:val="en-US"/>
         </w:rPr>
         <w:t xml:space="preserve">    int x;</w:t>
       </w:r>
     </w:p>
     <w:p>
       <w:pPr>
-        <w:spacing w:after="0" w:before="0" w:line="240" w:lineRule="auto"/>
+        <w:spacing w:after="0" w:line="240" w:lineRule="auto"/>
       </w:pPr>
       <w:r>
         <w:rPr>
           <w:rFonts w:ascii="Consolas" w:hAnsi="Consolas" w:cs="Consolas"/>
           <w:sz w:val="17"/>
-        </w:rPr>
-        <w:t xml:space="preserve">    int* pX = &amp;x;</w:t>
-      </w:r>
-    </w:p>
-    <w:p>
-      <w:pPr>
-        <w:spacing w:after="0" w:before="0" w:line="240" w:lineRule="auto"/>
-      </w:pPr>
+          <w:lang w:val="en-US"/>
+        </w:rPr>
+        <w:t xml:space="preserve">    </w:t>
+      </w:r>
+      <w:proofErr w:type="spellStart"/>
       <w:r>
         <w:rPr>
           <w:rFonts w:ascii="Consolas" w:hAnsi="Consolas" w:cs="Consolas"/>
           <w:sz w:val="17"/>
         </w:rPr>
+        <w:t>int</w:t>
+      </w:r>
+      <w:proofErr w:type="spellEnd"/>
+      <w:r>
+        <w:rPr>
+          <w:rFonts w:ascii="Consolas" w:hAnsi="Consolas" w:cs="Consolas"/>
+          <w:sz w:val="17"/>
+        </w:rPr>
+        <w:t xml:space="preserve">* </w:t>
+      </w:r>
+      <w:proofErr w:type="spellStart"/>
+      <w:r>
+        <w:rPr>
+          <w:rFonts w:ascii="Consolas" w:hAnsi="Consolas" w:cs="Consolas"/>
+          <w:sz w:val="17"/>
+        </w:rPr>
+        <w:t>pX</w:t>
+      </w:r>
+      <w:proofErr w:type="spellEnd"/>
+      <w:r>
+        <w:rPr>
+          <w:rFonts w:ascii="Consolas" w:hAnsi="Consolas" w:cs="Consolas"/>
+          <w:sz w:val="17"/>
+        </w:rPr>
+        <w:t xml:space="preserve"> = &amp;x;</w:t>
+      </w:r>
+    </w:p>
+    <w:p>
+      <w:pPr>
+        <w:spacing w:after="0" w:line="240" w:lineRule="auto"/>
+      </w:pPr>
+      <w:r>
+        <w:rPr>
+          <w:rFonts w:ascii="Consolas" w:hAnsi="Consolas" w:cs="Consolas"/>
+          <w:sz w:val="17"/>
+        </w:rPr>
         <w:t xml:space="preserve">    printf("Inserisci un intero: ");</w:t>
       </w:r>
     </w:p>
     <w:p>
       <w:pPr>
-        <w:spacing w:after="0" w:before="0" w:line="240" w:lineRule="auto"/>
+        <w:spacing w:after="0" w:line="240" w:lineRule="auto"/>
       </w:pPr>
       <w:r>
         <w:rPr>
@@ -11537,7 +11776,7 @@
     </w:p>
     <w:p>
       <w:pPr>
-        <w:spacing w:after="0" w:before="0" w:line="240" w:lineRule="auto"/>
+        <w:spacing w:after="0" w:line="240" w:lineRule="auto"/>
       </w:pPr>
       <w:r>
         <w:rPr>
@@ -11549,7 +11788,7 @@
     </w:p>
     <w:p>
       <w:pPr>
-        <w:spacing w:after="0" w:before="0" w:line="240" w:lineRule="auto"/>
+        <w:spacing w:after="0" w:line="240" w:lineRule="auto"/>
       </w:pPr>
       <w:r>
         <w:rPr>
@@ -11562,7 +11801,6 @@
     <w:p/>
     <w:p>
       <w:r>
-        <w:rPr/>
         <w:t>L'assegnamento pX = &amp;x è lecito anche se x non è ancora inizializzata (si usa l'indirizzo, non il valore). Dopo che l'utente ha digitato 5, la cella di x contiene 5, e la printf mostra l'indirizzo contenuto in pX e il valore di x.</w:t>
       </w:r>
     </w:p>
@@ -11592,7 +11830,6 @@
     </w:p>
     <w:p>
       <w:r>
-        <w:rPr/>
         <w:t xml:space="preserve">L'operatore unario </w:t>
       </w:r>
       <w:r>
@@ -11602,7 +11839,6 @@
         <w:t>asterisco (*)</w:t>
       </w:r>
       <w:r>
-        <w:rPr/>
         <w:t xml:space="preserve"> (</w:t>
       </w:r>
       <w:r>
@@ -11612,7 +11848,6 @@
         <w:t>dereference</w:t>
       </w:r>
       <w:r>
-        <w:rPr/>
         <w:t xml:space="preserve"> o </w:t>
       </w:r>
       <w:r>
@@ -11622,13 +11857,12 @@
         <w:t>indirect access</w:t>
       </w:r>
       <w:r>
-        <w:rPr/>
         <w:t>) permette di accedere alla variabile puntata attraverso l'indirizzo memorizzato nel puntatore. Dereferenziare un puntatore significa usare l'indirizzo che contiene per accedere indirettamente alla variabile puntata. Per esempio:</w:t>
       </w:r>
     </w:p>
     <w:p>
       <w:pPr>
-        <w:spacing w:after="0" w:before="0" w:line="240" w:lineRule="auto"/>
+        <w:spacing w:after="0" w:line="240" w:lineRule="auto"/>
       </w:pPr>
       <w:r>
         <w:rPr>
@@ -11640,7 +11874,7 @@
     </w:p>
     <w:p>
       <w:pPr>
-        <w:spacing w:after="0" w:before="0" w:line="240" w:lineRule="auto"/>
+        <w:spacing w:after="0" w:line="240" w:lineRule="auto"/>
       </w:pPr>
       <w:r>
         <w:rPr>
@@ -11652,7 +11886,7 @@
     </w:p>
     <w:p>
       <w:pPr>
-        <w:spacing w:after="0" w:before="0" w:line="240" w:lineRule="auto"/>
+        <w:spacing w:after="0" w:line="240" w:lineRule="auto"/>
       </w:pPr>
       <w:r>
         <w:rPr>
@@ -11665,7 +11899,6 @@
     <w:p/>
     <w:p>
       <w:r>
-        <w:rPr/>
         <w:t>Qui *pY accede alla stessa cella di memoria di y, perché pY ne contiene l'indirizzo. Il tipo segue una regola semplice: se un puntatore p ha tipo T*, allora l'espressione *p ha tipo T. Negli esempi di questo capitolo si alternano le scritture int* pX e int *pX, equivalenti.</w:t>
       </w:r>
     </w:p>
@@ -11683,7 +11916,6 @@
     </w:p>
     <w:p>
       <w:r>
-        <w:rPr/>
         <w:t>Con int x = 5; e int* pX = &amp;x; si può accedere alla variabile puntata in due modi:</w:t>
       </w:r>
     </w:p>
@@ -11701,7 +11933,6 @@
         <w:t>in lettura</w:t>
       </w:r>
       <w:r>
-        <w:rPr/>
         <w:t>: printf("%d\n", *pX) stampa 5, il valore della variabile puntata, come x;</w:t>
       </w:r>
     </w:p>
@@ -11719,61 +11950,120 @@
         <w:t>in modifica</w:t>
       </w:r>
       <w:r>
-        <w:rPr/>
         <w:t>: *pX = 10; assegna un nuovo valore alla variabile puntata; dopo l'istruzione x vale 10.</w:t>
       </w:r>
     </w:p>
     <w:p>
       <w:pPr>
-        <w:spacing w:after="0" w:before="0" w:line="240" w:lineRule="auto"/>
+        <w:spacing w:after="0" w:line="240" w:lineRule="auto"/>
+        <w:rPr>
+          <w:lang w:val="en-US"/>
+        </w:rPr>
       </w:pPr>
       <w:r>
         <w:rPr>
           <w:rFonts w:ascii="Consolas" w:hAnsi="Consolas" w:cs="Consolas"/>
           <w:sz w:val="17"/>
+          <w:lang w:val="en-US"/>
         </w:rPr>
         <w:t>int x = 5;</w:t>
       </w:r>
     </w:p>
     <w:p>
       <w:pPr>
-        <w:spacing w:after="0" w:before="0" w:line="240" w:lineRule="auto"/>
+        <w:spacing w:after="0" w:line="240" w:lineRule="auto"/>
+        <w:rPr>
+          <w:lang w:val="en-US"/>
+        </w:rPr>
       </w:pPr>
       <w:r>
         <w:rPr>
           <w:rFonts w:ascii="Consolas" w:hAnsi="Consolas" w:cs="Consolas"/>
           <w:sz w:val="17"/>
-        </w:rPr>
-        <w:t>int *pX = &amp;x;</w:t>
-      </w:r>
-    </w:p>
-    <w:p>
-      <w:pPr>
-        <w:spacing w:after="0" w:before="0" w:line="240" w:lineRule="auto"/>
-      </w:pPr>
+          <w:lang w:val="en-US"/>
+        </w:rPr>
+        <w:t>int *</w:t>
+      </w:r>
+      <w:proofErr w:type="spellStart"/>
       <w:r>
         <w:rPr>
           <w:rFonts w:ascii="Consolas" w:hAnsi="Consolas" w:cs="Consolas"/>
           <w:sz w:val="17"/>
-        </w:rPr>
-        <w:t>printf("x = %d\n", x);      // stampa 5</w:t>
-      </w:r>
-    </w:p>
-    <w:p>
-      <w:pPr>
-        <w:spacing w:after="0" w:before="0" w:line="240" w:lineRule="auto"/>
-      </w:pPr>
+          <w:lang w:val="en-US"/>
+        </w:rPr>
+        <w:t>pX</w:t>
+      </w:r>
+      <w:proofErr w:type="spellEnd"/>
       <w:r>
         <w:rPr>
           <w:rFonts w:ascii="Consolas" w:hAnsi="Consolas" w:cs="Consolas"/>
           <w:sz w:val="17"/>
+          <w:lang w:val="en-US"/>
+        </w:rPr>
+        <w:t xml:space="preserve"> = &amp;x;</w:t>
+      </w:r>
+    </w:p>
+    <w:p>
+      <w:pPr>
+        <w:spacing w:after="0" w:line="240" w:lineRule="auto"/>
+      </w:pPr>
+      <w:proofErr w:type="spellStart"/>
+      <w:proofErr w:type="gramStart"/>
+      <w:r>
+        <w:rPr>
+          <w:rFonts w:ascii="Consolas" w:hAnsi="Consolas" w:cs="Consolas"/>
+          <w:sz w:val="17"/>
+        </w:rPr>
+        <w:t>printf</w:t>
+      </w:r>
+      <w:proofErr w:type="spellEnd"/>
+      <w:r>
+        <w:rPr>
+          <w:rFonts w:ascii="Consolas" w:hAnsi="Consolas" w:cs="Consolas"/>
+          <w:sz w:val="17"/>
+        </w:rPr>
+        <w:t>(</w:t>
+      </w:r>
+      <w:proofErr w:type="gramEnd"/>
+      <w:r>
+        <w:rPr>
+          <w:rFonts w:ascii="Consolas" w:hAnsi="Consolas" w:cs="Consolas"/>
+          <w:sz w:val="17"/>
+        </w:rPr>
+        <w:t>"x = %d\n", x</w:t>
+      </w:r>
+      <w:proofErr w:type="gramStart"/>
+      <w:r>
+        <w:rPr>
+          <w:rFonts w:ascii="Consolas" w:hAnsi="Consolas" w:cs="Consolas"/>
+          <w:sz w:val="17"/>
+        </w:rPr>
+        <w:t xml:space="preserve">);   </w:t>
+      </w:r>
+      <w:proofErr w:type="gramEnd"/>
+      <w:r>
+        <w:rPr>
+          <w:rFonts w:ascii="Consolas" w:hAnsi="Consolas" w:cs="Consolas"/>
+          <w:sz w:val="17"/>
+        </w:rPr>
+        <w:t xml:space="preserve">   // stampa 5</w:t>
+      </w:r>
+    </w:p>
+    <w:p>
+      <w:pPr>
+        <w:spacing w:after="0" w:line="240" w:lineRule="auto"/>
+      </w:pPr>
+      <w:r>
+        <w:rPr>
+          <w:rFonts w:ascii="Consolas" w:hAnsi="Consolas" w:cs="Consolas"/>
+          <w:sz w:val="17"/>
         </w:rPr>
         <w:t>printf("*pX = %d\n", *pX);  // stampa ancora 5</w:t>
       </w:r>
     </w:p>
     <w:p>
       <w:pPr>
-        <w:spacing w:after="0" w:before="0" w:line="240" w:lineRule="auto"/>
+        <w:spacing w:after="0" w:line="240" w:lineRule="auto"/>
       </w:pPr>
       <w:r>
         <w:rPr>
@@ -11785,7 +12075,7 @@
     </w:p>
     <w:p>
       <w:pPr>
-        <w:spacing w:after="0" w:before="0" w:line="240" w:lineRule="auto"/>
+        <w:spacing w:after="0" w:line="240" w:lineRule="auto"/>
       </w:pPr>
       <w:r>
         <w:rPr>
@@ -11798,7 +12088,6 @@
     <w:p/>
     <w:p>
       <w:r>
-        <w:rPr/>
         <w:t xml:space="preserve">x e *pX accedono alla </w:t>
       </w:r>
       <w:r>
@@ -11808,7 +12097,6 @@
         <w:t>stessa cella</w:t>
       </w:r>
       <w:r>
-        <w:rPr/>
         <w:t>, quindi leggono lo stesso valore: scrivere in *pX modifica x.</w:t>
       </w:r>
     </w:p>
@@ -11826,115 +12114,515 @@
     </w:p>
     <w:p>
       <w:r>
-        <w:rPr/>
         <w:t>Due puntatori possono contenere lo stesso indirizzo:</w:t>
       </w:r>
     </w:p>
     <w:p>
       <w:pPr>
-        <w:spacing w:after="0" w:before="0" w:line="240" w:lineRule="auto"/>
+        <w:spacing w:after="0" w:line="240" w:lineRule="auto"/>
+        <w:rPr>
+          <w:lang w:val="en-US"/>
+        </w:rPr>
       </w:pPr>
       <w:r>
         <w:rPr>
           <w:rFonts w:ascii="Consolas" w:hAnsi="Consolas" w:cs="Consolas"/>
           <w:sz w:val="17"/>
+          <w:lang w:val="en-US"/>
         </w:rPr>
         <w:t>int x = 5;</w:t>
       </w:r>
     </w:p>
     <w:p>
       <w:pPr>
-        <w:spacing w:after="0" w:before="0" w:line="240" w:lineRule="auto"/>
+        <w:spacing w:after="0" w:line="240" w:lineRule="auto"/>
+        <w:rPr>
+          <w:lang w:val="en-US"/>
+        </w:rPr>
       </w:pPr>
       <w:r>
         <w:rPr>
           <w:rFonts w:ascii="Consolas" w:hAnsi="Consolas" w:cs="Consolas"/>
           <w:sz w:val="17"/>
-        </w:rPr>
-        <w:t>int* pX = &amp;x;</w:t>
-      </w:r>
-    </w:p>
-    <w:p>
-      <w:pPr>
-        <w:spacing w:after="0" w:before="0" w:line="240" w:lineRule="auto"/>
-      </w:pPr>
+          <w:lang w:val="en-US"/>
+        </w:rPr>
+        <w:t xml:space="preserve">int* </w:t>
+      </w:r>
+      <w:proofErr w:type="spellStart"/>
       <w:r>
         <w:rPr>
           <w:rFonts w:ascii="Consolas" w:hAnsi="Consolas" w:cs="Consolas"/>
           <w:sz w:val="17"/>
-        </w:rPr>
-        <w:t>int* pXbis = pX;</w:t>
-      </w:r>
-    </w:p>
-    <w:p>
-      <w:pPr>
-        <w:spacing w:after="0" w:before="0" w:line="240" w:lineRule="auto"/>
-      </w:pPr>
+          <w:lang w:val="en-US"/>
+        </w:rPr>
+        <w:t>pX</w:t>
+      </w:r>
+      <w:proofErr w:type="spellEnd"/>
       <w:r>
         <w:rPr>
           <w:rFonts w:ascii="Consolas" w:hAnsi="Consolas" w:cs="Consolas"/>
           <w:sz w:val="17"/>
-        </w:rPr>
-        <w:t>*pXbis = 1234;</w:t>
-      </w:r>
-    </w:p>
-    <w:p>
-      <w:pPr>
-        <w:spacing w:after="0" w:before="0" w:line="240" w:lineRule="auto"/>
+          <w:lang w:val="en-US"/>
+        </w:rPr>
+        <w:t xml:space="preserve"> = &amp;x;</w:t>
+      </w:r>
+    </w:p>
+    <w:p>
+      <w:pPr>
+        <w:spacing w:after="0" w:line="240" w:lineRule="auto"/>
+        <w:rPr>
+          <w:lang w:val="en-US"/>
+        </w:rPr>
       </w:pPr>
       <w:r>
         <w:rPr>
           <w:rFonts w:ascii="Consolas" w:hAnsi="Consolas" w:cs="Consolas"/>
           <w:sz w:val="17"/>
-        </w:rPr>
-        <w:t>printf("x = %d\n", x);          // 1234</w:t>
-      </w:r>
-    </w:p>
-    <w:p>
-      <w:pPr>
-        <w:spacing w:after="0" w:before="0" w:line="240" w:lineRule="auto"/>
-      </w:pPr>
+          <w:lang w:val="en-US"/>
+        </w:rPr>
+        <w:lastRenderedPageBreak/>
+        <w:t xml:space="preserve">int* </w:t>
+      </w:r>
+      <w:proofErr w:type="spellStart"/>
       <w:r>
         <w:rPr>
           <w:rFonts w:ascii="Consolas" w:hAnsi="Consolas" w:cs="Consolas"/>
           <w:sz w:val="17"/>
-        </w:rPr>
-        <w:t>printf("*pX = %d\n", *pX);      // 1234</w:t>
-      </w:r>
-    </w:p>
-    <w:p>
-      <w:pPr>
-        <w:spacing w:after="0" w:before="0" w:line="240" w:lineRule="auto"/>
-      </w:pPr>
+          <w:lang w:val="en-US"/>
+        </w:rPr>
+        <w:t>pXbis</w:t>
+      </w:r>
+      <w:proofErr w:type="spellEnd"/>
       <w:r>
         <w:rPr>
           <w:rFonts w:ascii="Consolas" w:hAnsi="Consolas" w:cs="Consolas"/>
           <w:sz w:val="17"/>
-        </w:rPr>
-        <w:t>printf("*pXbis = %d\n", *pXbis);// 1234</w:t>
+          <w:lang w:val="en-US"/>
+        </w:rPr>
+        <w:t xml:space="preserve"> = </w:t>
+      </w:r>
+      <w:proofErr w:type="spellStart"/>
+      <w:r>
+        <w:rPr>
+          <w:rFonts w:ascii="Consolas" w:hAnsi="Consolas" w:cs="Consolas"/>
+          <w:sz w:val="17"/>
+          <w:lang w:val="en-US"/>
+        </w:rPr>
+        <w:t>pX</w:t>
+      </w:r>
+      <w:proofErr w:type="spellEnd"/>
+      <w:r>
+        <w:rPr>
+          <w:rFonts w:ascii="Consolas" w:hAnsi="Consolas" w:cs="Consolas"/>
+          <w:sz w:val="17"/>
+          <w:lang w:val="en-US"/>
+        </w:rPr>
+        <w:t>;</w:t>
+      </w:r>
+    </w:p>
+    <w:p>
+      <w:pPr>
+        <w:spacing w:after="0" w:line="240" w:lineRule="auto"/>
+        <w:rPr>
+          <w:lang w:val="en-US"/>
+        </w:rPr>
+      </w:pPr>
+      <w:r>
+        <w:rPr>
+          <w:rFonts w:ascii="Consolas" w:hAnsi="Consolas" w:cs="Consolas"/>
+          <w:sz w:val="17"/>
+          <w:lang w:val="en-US"/>
+        </w:rPr>
+        <w:t>*</w:t>
+      </w:r>
+      <w:proofErr w:type="spellStart"/>
+      <w:r>
+        <w:rPr>
+          <w:rFonts w:ascii="Consolas" w:hAnsi="Consolas" w:cs="Consolas"/>
+          <w:sz w:val="17"/>
+          <w:lang w:val="en-US"/>
+        </w:rPr>
+        <w:t>pXbis</w:t>
+      </w:r>
+      <w:proofErr w:type="spellEnd"/>
+      <w:r>
+        <w:rPr>
+          <w:rFonts w:ascii="Consolas" w:hAnsi="Consolas" w:cs="Consolas"/>
+          <w:sz w:val="17"/>
+          <w:lang w:val="en-US"/>
+        </w:rPr>
+        <w:t xml:space="preserve"> = 1234;</w:t>
+      </w:r>
+    </w:p>
+    <w:p>
+      <w:pPr>
+        <w:spacing w:after="0" w:line="240" w:lineRule="auto"/>
+        <w:rPr>
+          <w:lang w:val="en-US"/>
+        </w:rPr>
+      </w:pPr>
+      <w:proofErr w:type="spellStart"/>
+      <w:proofErr w:type="gramStart"/>
+      <w:r>
+        <w:rPr>
+          <w:rFonts w:ascii="Consolas" w:hAnsi="Consolas" w:cs="Consolas"/>
+          <w:sz w:val="17"/>
+          <w:lang w:val="en-US"/>
+        </w:rPr>
+        <w:t>printf</w:t>
+      </w:r>
+      <w:proofErr w:type="spellEnd"/>
+      <w:r>
+        <w:rPr>
+          <w:rFonts w:ascii="Consolas" w:hAnsi="Consolas" w:cs="Consolas"/>
+          <w:sz w:val="17"/>
+          <w:lang w:val="en-US"/>
+        </w:rPr>
+        <w:t>(</w:t>
+      </w:r>
+      <w:proofErr w:type="gramEnd"/>
+      <w:r>
+        <w:rPr>
+          <w:rFonts w:ascii="Consolas" w:hAnsi="Consolas" w:cs="Consolas"/>
+          <w:sz w:val="17"/>
+          <w:lang w:val="en-US"/>
+        </w:rPr>
+        <w:t>"x = %d\n", x</w:t>
+      </w:r>
+      <w:proofErr w:type="gramStart"/>
+      <w:r>
+        <w:rPr>
+          <w:rFonts w:ascii="Consolas" w:hAnsi="Consolas" w:cs="Consolas"/>
+          <w:sz w:val="17"/>
+          <w:lang w:val="en-US"/>
+        </w:rPr>
+        <w:t xml:space="preserve">);   </w:t>
+      </w:r>
+      <w:proofErr w:type="gramEnd"/>
+      <w:r>
+        <w:rPr>
+          <w:rFonts w:ascii="Consolas" w:hAnsi="Consolas" w:cs="Consolas"/>
+          <w:sz w:val="17"/>
+          <w:lang w:val="en-US"/>
+        </w:rPr>
+        <w:t xml:space="preserve">       // 1234</w:t>
+      </w:r>
+    </w:p>
+    <w:p>
+      <w:pPr>
+        <w:spacing w:after="0" w:line="240" w:lineRule="auto"/>
+        <w:rPr>
+          <w:lang w:val="en-US"/>
+        </w:rPr>
+      </w:pPr>
+      <w:proofErr w:type="spellStart"/>
+      <w:proofErr w:type="gramStart"/>
+      <w:r>
+        <w:rPr>
+          <w:rFonts w:ascii="Consolas" w:hAnsi="Consolas" w:cs="Consolas"/>
+          <w:sz w:val="17"/>
+          <w:lang w:val="en-US"/>
+        </w:rPr>
+        <w:t>printf</w:t>
+      </w:r>
+      <w:proofErr w:type="spellEnd"/>
+      <w:r>
+        <w:rPr>
+          <w:rFonts w:ascii="Consolas" w:hAnsi="Consolas" w:cs="Consolas"/>
+          <w:sz w:val="17"/>
+          <w:lang w:val="en-US"/>
+        </w:rPr>
+        <w:t>(</w:t>
+      </w:r>
+      <w:proofErr w:type="gramEnd"/>
+      <w:r>
+        <w:rPr>
+          <w:rFonts w:ascii="Consolas" w:hAnsi="Consolas" w:cs="Consolas"/>
+          <w:sz w:val="17"/>
+          <w:lang w:val="en-US"/>
+        </w:rPr>
+        <w:t>"*</w:t>
+      </w:r>
+      <w:proofErr w:type="spellStart"/>
+      <w:r>
+        <w:rPr>
+          <w:rFonts w:ascii="Consolas" w:hAnsi="Consolas" w:cs="Consolas"/>
+          <w:sz w:val="17"/>
+          <w:lang w:val="en-US"/>
+        </w:rPr>
+        <w:t>pX</w:t>
+      </w:r>
+      <w:proofErr w:type="spellEnd"/>
+      <w:r>
+        <w:rPr>
+          <w:rFonts w:ascii="Consolas" w:hAnsi="Consolas" w:cs="Consolas"/>
+          <w:sz w:val="17"/>
+          <w:lang w:val="en-US"/>
+        </w:rPr>
+        <w:t xml:space="preserve"> = %d\n", *</w:t>
+      </w:r>
+      <w:proofErr w:type="spellStart"/>
+      <w:r>
+        <w:rPr>
+          <w:rFonts w:ascii="Consolas" w:hAnsi="Consolas" w:cs="Consolas"/>
+          <w:sz w:val="17"/>
+          <w:lang w:val="en-US"/>
+        </w:rPr>
+        <w:t>pX</w:t>
+      </w:r>
+      <w:proofErr w:type="spellEnd"/>
+      <w:proofErr w:type="gramStart"/>
+      <w:r>
+        <w:rPr>
+          <w:rFonts w:ascii="Consolas" w:hAnsi="Consolas" w:cs="Consolas"/>
+          <w:sz w:val="17"/>
+          <w:lang w:val="en-US"/>
+        </w:rPr>
+        <w:t xml:space="preserve">);   </w:t>
+      </w:r>
+      <w:proofErr w:type="gramEnd"/>
+      <w:r>
+        <w:rPr>
+          <w:rFonts w:ascii="Consolas" w:hAnsi="Consolas" w:cs="Consolas"/>
+          <w:sz w:val="17"/>
+          <w:lang w:val="en-US"/>
+        </w:rPr>
+        <w:t xml:space="preserve">   // 1234</w:t>
+      </w:r>
+    </w:p>
+    <w:p>
+      <w:pPr>
+        <w:spacing w:after="0" w:line="240" w:lineRule="auto"/>
+        <w:rPr>
+          <w:lang w:val="en-US"/>
+        </w:rPr>
+      </w:pPr>
+      <w:proofErr w:type="spellStart"/>
+      <w:proofErr w:type="gramStart"/>
+      <w:r>
+        <w:rPr>
+          <w:rFonts w:ascii="Consolas" w:hAnsi="Consolas" w:cs="Consolas"/>
+          <w:sz w:val="17"/>
+          <w:lang w:val="en-US"/>
+        </w:rPr>
+        <w:t>printf</w:t>
+      </w:r>
+      <w:proofErr w:type="spellEnd"/>
+      <w:r>
+        <w:rPr>
+          <w:rFonts w:ascii="Consolas" w:hAnsi="Consolas" w:cs="Consolas"/>
+          <w:sz w:val="17"/>
+          <w:lang w:val="en-US"/>
+        </w:rPr>
+        <w:t>(</w:t>
+      </w:r>
+      <w:proofErr w:type="gramEnd"/>
+      <w:r>
+        <w:rPr>
+          <w:rFonts w:ascii="Consolas" w:hAnsi="Consolas" w:cs="Consolas"/>
+          <w:sz w:val="17"/>
+          <w:lang w:val="en-US"/>
+        </w:rPr>
+        <w:t>"*</w:t>
+      </w:r>
+      <w:proofErr w:type="spellStart"/>
+      <w:r>
+        <w:rPr>
+          <w:rFonts w:ascii="Consolas" w:hAnsi="Consolas" w:cs="Consolas"/>
+          <w:sz w:val="17"/>
+          <w:lang w:val="en-US"/>
+        </w:rPr>
+        <w:t>pXbis</w:t>
+      </w:r>
+      <w:proofErr w:type="spellEnd"/>
+      <w:r>
+        <w:rPr>
+          <w:rFonts w:ascii="Consolas" w:hAnsi="Consolas" w:cs="Consolas"/>
+          <w:sz w:val="17"/>
+          <w:lang w:val="en-US"/>
+        </w:rPr>
+        <w:t xml:space="preserve"> = %d\n", *</w:t>
+      </w:r>
+      <w:proofErr w:type="spellStart"/>
+      <w:proofErr w:type="gramStart"/>
+      <w:r>
+        <w:rPr>
+          <w:rFonts w:ascii="Consolas" w:hAnsi="Consolas" w:cs="Consolas"/>
+          <w:sz w:val="17"/>
+          <w:lang w:val="en-US"/>
+        </w:rPr>
+        <w:t>pXbis</w:t>
+      </w:r>
+      <w:proofErr w:type="spellEnd"/>
+      <w:r>
+        <w:rPr>
+          <w:rFonts w:ascii="Consolas" w:hAnsi="Consolas" w:cs="Consolas"/>
+          <w:sz w:val="17"/>
+          <w:lang w:val="en-US"/>
+        </w:rPr>
+        <w:t>);/</w:t>
+      </w:r>
+      <w:proofErr w:type="gramEnd"/>
+      <w:r>
+        <w:rPr>
+          <w:rFonts w:ascii="Consolas" w:hAnsi="Consolas" w:cs="Consolas"/>
+          <w:sz w:val="17"/>
+          <w:lang w:val="en-US"/>
+        </w:rPr>
+        <w:t>/ 1234</w:t>
+      </w:r>
+    </w:p>
+    <w:p>
+      <w:pPr>
+        <w:rPr>
+          <w:lang w:val="en-US"/>
+        </w:rPr>
+      </w:pPr>
+    </w:p>
+    <w:p>
+      <w:r>
+        <w:t>La scrittura su *</w:t>
+      </w:r>
+      <w:proofErr w:type="spellStart"/>
+      <w:r>
+        <w:t>pXbis</w:t>
+      </w:r>
+      <w:proofErr w:type="spellEnd"/>
+      <w:r>
+        <w:t xml:space="preserve"> avviene nella cella di x: x, *pX e *pXbis indicano la stessa variabile (*pX e *pXbis sono alias di x). pX e pXbis sono due variabili puntatore diverse, ma contengono lo stesso indirizzo. Di conseguenza le tre istruzioni scanf("%d", &amp;x), scanf("%d", pX) e scanf("%d", pXbis) sono equivalenti: indicano sempre la stessa cella.</w:t>
+      </w:r>
+    </w:p>
+    <w:p>
+      <w:r>
+        <w:t xml:space="preserve">Questo fenomeno si chiama </w:t>
+      </w:r>
+      <w:r>
+        <w:rPr>
+          <w:b/>
+        </w:rPr>
+        <w:t>aliasing</w:t>
+      </w:r>
+      <w:r>
+        <w:t>. Quando si dichiara una variabile in C, essa è accessibile tramite un solo nome simbolico (x). Con i puntatori più "etichette" possono invece fare riferimento allo stesso dato: sia il nome diretto della variabile, sia uno o più puntatori che ne contengono l'indirizzo. Modificando la variabile attraverso uno degli alias, anche gli altri "vedono" il nuovo valore, perché accedono allo stesso indirizzo.</w:t>
+      </w:r>
+    </w:p>
+    <w:p>
+      <w:pPr>
+        <w:pStyle w:val="Titolo2"/>
+      </w:pPr>
+      <w:r>
+        <w:rPr>
+          <w:b/>
+          <w:color w:val="E97132"/>
+        </w:rPr>
+        <w:t>Puntatori non inizializzati e puntatore nullo</w:t>
+      </w:r>
+    </w:p>
+    <w:p>
+      <w:r>
+        <w:t xml:space="preserve">Si può dereferenziare un puntatore </w:t>
+      </w:r>
+      <w:r>
+        <w:rPr>
+          <w:b/>
+        </w:rPr>
+        <w:t>solo se contiene un indirizzo valido</w:t>
+      </w:r>
+      <w:r>
+        <w:t>. Dopo la sola dichiarazione, un puntatore ha un valore indeterminato, come ogni variabile automatica non inizializzata, e quel valore non può essere usato come indirizzo: dereferenziarlo è un errore a tempo di esecuzione (comportamento indefinito).</w:t>
+      </w:r>
+    </w:p>
+    <w:p>
+      <w:pPr>
+        <w:spacing w:after="0" w:line="240" w:lineRule="auto"/>
+      </w:pPr>
+      <w:r>
+        <w:rPr>
+          <w:rFonts w:ascii="Consolas" w:hAnsi="Consolas" w:cs="Consolas"/>
+          <w:sz w:val="17"/>
+        </w:rPr>
+        <w:t>int* pX;   // non inizializzato</w:t>
+      </w:r>
+    </w:p>
+    <w:p>
+      <w:pPr>
+        <w:spacing w:after="0" w:line="240" w:lineRule="auto"/>
+      </w:pPr>
+      <w:r>
+        <w:rPr>
+          <w:rFonts w:ascii="Consolas" w:hAnsi="Consolas" w:cs="Consolas"/>
+          <w:sz w:val="17"/>
+        </w:rPr>
+        <w:t>*pX = 10;  // ERRORE</w:t>
       </w:r>
     </w:p>
     <w:p/>
     <w:p>
       <w:r>
-        <w:rPr/>
-        <w:t>La scrittura su *pXbis avviene nella cella di x: x, *pX e *pXbis indicano la stessa variabile (*pX e *pXbis sono alias di x). pX e pXbis sono due variabili puntatore diverse, ma contengono lo stesso indirizzo. Di conseguenza le tre istruzioni scanf("%d", &amp;x), scanf("%d", pX) e scanf("%d", pXbis) sono equivalenti: indicano sempre la stessa cella.</w:t>
-      </w:r>
-    </w:p>
-    <w:p>
-      <w:r>
-        <w:rPr/>
-        <w:t xml:space="preserve">Questo fenomeno si chiama </w:t>
-      </w:r>
-      <w:r>
-        <w:rPr>
-          <w:b/>
-        </w:rPr>
-        <w:t>aliasing</w:t>
-      </w:r>
-      <w:r>
-        <w:rPr/>
-        <w:t>. Quando si dichiara una variabile in C, essa è accessibile tramite un solo nome simbolico (x). Con i puntatori più "etichette" possono invece fare riferimento allo stesso dato: sia il nome diretto della variabile, sia uno o più puntatori che ne contengono l'indirizzo. Modificando la variabile attraverso uno degli alias, anche gli altri "vedono" il nuovo valore, perché accedono allo stesso indirizzo.</w:t>
+        <w:t xml:space="preserve">Per dare a un puntatore un valore esplicito che significa "non punta a niente" si usa </w:t>
+      </w:r>
+      <w:r>
+        <w:rPr>
+          <w:b/>
+        </w:rPr>
+        <w:t>NULL</w:t>
+      </w:r>
+      <w:r>
+        <w:t>, valore di puntatore che indica che quel puntatore non fa riferimento ad alcuna variabile. Si usa come valore di inizializzazione o come valore sentinella:</w:t>
+      </w:r>
+    </w:p>
+    <w:p>
+      <w:pPr>
+        <w:spacing w:after="0" w:line="240" w:lineRule="auto"/>
+      </w:pPr>
+      <w:r>
+        <w:rPr>
+          <w:rFonts w:ascii="Consolas" w:hAnsi="Consolas" w:cs="Consolas"/>
+          <w:sz w:val="17"/>
+        </w:rPr>
+        <w:t>int main(void) {</w:t>
+      </w:r>
+    </w:p>
+    <w:p>
+      <w:pPr>
+        <w:spacing w:after="0" w:line="240" w:lineRule="auto"/>
+      </w:pPr>
+      <w:r>
+        <w:rPr>
+          <w:rFonts w:ascii="Consolas" w:hAnsi="Consolas" w:cs="Consolas"/>
+          <w:sz w:val="17"/>
+        </w:rPr>
+        <w:t xml:space="preserve">    int *p = NULL; // inizializzazione sicura</w:t>
+      </w:r>
+    </w:p>
+    <w:p>
+      <w:pPr>
+        <w:spacing w:after="0" w:line="240" w:lineRule="auto"/>
+      </w:pPr>
+      <w:r>
+        <w:rPr>
+          <w:rFonts w:ascii="Consolas" w:hAnsi="Consolas" w:cs="Consolas"/>
+          <w:sz w:val="17"/>
+        </w:rPr>
+        <w:t xml:space="preserve">    *p = 10;       // ERRORE: p non contiene un indirizzo accessibile</w:t>
+      </w:r>
+    </w:p>
+    <w:p>
+      <w:pPr>
+        <w:spacing w:after="0" w:line="240" w:lineRule="auto"/>
+      </w:pPr>
+      <w:r>
+        <w:rPr>
+          <w:rFonts w:ascii="Consolas" w:hAnsi="Consolas" w:cs="Consolas"/>
+          <w:sz w:val="17"/>
+        </w:rPr>
+        <w:t>}</w:t>
+      </w:r>
+    </w:p>
+    <w:p/>
+    <w:p>
+      <w:r>
+        <w:t>NULL consente di inizializzare esplicitamente un puntatore, evitando un valore indeterminato, e di riconoscere esplicitamente il caso "non punta ad alcuna variabile". Attenzione: dereferenziare un puntatore NULL produce un comportamento indefinito (in genere un errore che termina il programma).</w:t>
       </w:r>
     </w:p>
     <w:p>
@@ -11946,122 +12634,290 @@
           <w:b/>
           <w:color w:val="E97132"/>
         </w:rPr>
-        <w:t>Puntatori non inizializzati e puntatore nullo</w:t>
-      </w:r>
-    </w:p>
-    <w:p>
-      <w:r>
-        <w:rPr/>
-        <w:t xml:space="preserve">Si può dereferenziare un puntatore </w:t>
-      </w:r>
-      <w:r>
-        <w:rPr>
-          <w:b/>
-        </w:rPr>
-        <w:t>solo se contiene un indirizzo valido</w:t>
-      </w:r>
-      <w:r>
-        <w:rPr/>
-        <w:t>. Dopo la sola dichiarazione, un puntatore ha un valore indeterminato, come ogni variabile automatica non inizializzata, e quel valore non può essere usato come indirizzo: dereferenziarlo è un errore a tempo di esecuzione (comportamento indefinito).</w:t>
-      </w:r>
-    </w:p>
-    <w:p>
-      <w:pPr>
-        <w:spacing w:after="0" w:before="0" w:line="240" w:lineRule="auto"/>
+        <w:t>La dimensione di un puntatore</w:t>
+      </w:r>
+    </w:p>
+    <w:p>
+      <w:r>
+        <w:t xml:space="preserve">Un puntatore occupa memoria come ogni variabile, ma la sua dimensione dipende dalla </w:t>
+      </w:r>
+      <w:r>
+        <w:rPr>
+          <w:b/>
+        </w:rPr>
+        <w:t>piattaforma</w:t>
+      </w:r>
+      <w:r>
+        <w:t xml:space="preserve"> e non dalla dimensione del tipo puntato. Su una tipica CPU a 64 bit un puntatore occupa 8 byte, su una tipica CPU a 32 bit 4 byte:</w:t>
+      </w:r>
+    </w:p>
+    <w:p>
+      <w:pPr>
+        <w:spacing w:after="0" w:line="240" w:lineRule="auto"/>
+        <w:rPr>
+          <w:lang w:val="en-US"/>
+        </w:rPr>
       </w:pPr>
       <w:r>
         <w:rPr>
           <w:rFonts w:ascii="Consolas" w:hAnsi="Consolas" w:cs="Consolas"/>
           <w:sz w:val="17"/>
-        </w:rPr>
-        <w:t>int* pX;   // non inizializzato</w:t>
-      </w:r>
-    </w:p>
-    <w:p>
-      <w:pPr>
-        <w:spacing w:after="0" w:before="0" w:line="240" w:lineRule="auto"/>
+          <w:lang w:val="en-US"/>
+        </w:rPr>
+        <w:t>int x;</w:t>
+      </w:r>
+    </w:p>
+    <w:p>
+      <w:pPr>
+        <w:spacing w:after="0" w:line="240" w:lineRule="auto"/>
+        <w:rPr>
+          <w:lang w:val="en-US"/>
+        </w:rPr>
       </w:pPr>
       <w:r>
         <w:rPr>
           <w:rFonts w:ascii="Consolas" w:hAnsi="Consolas" w:cs="Consolas"/>
           <w:sz w:val="17"/>
-        </w:rPr>
-        <w:t>*pX = 10;  // ERRORE</w:t>
+          <w:lang w:val="en-US"/>
+        </w:rPr>
+        <w:t xml:space="preserve">int* </w:t>
+      </w:r>
+      <w:proofErr w:type="spellStart"/>
+      <w:r>
+        <w:rPr>
+          <w:rFonts w:ascii="Consolas" w:hAnsi="Consolas" w:cs="Consolas"/>
+          <w:sz w:val="17"/>
+          <w:lang w:val="en-US"/>
+        </w:rPr>
+        <w:t>pX</w:t>
+      </w:r>
+      <w:proofErr w:type="spellEnd"/>
+      <w:r>
+        <w:rPr>
+          <w:rFonts w:ascii="Consolas" w:hAnsi="Consolas" w:cs="Consolas"/>
+          <w:sz w:val="17"/>
+          <w:lang w:val="en-US"/>
+        </w:rPr>
+        <w:t>;</w:t>
+      </w:r>
+    </w:p>
+    <w:p>
+      <w:pPr>
+        <w:spacing w:after="0" w:line="240" w:lineRule="auto"/>
+        <w:rPr>
+          <w:lang w:val="en-US"/>
+        </w:rPr>
+      </w:pPr>
+      <w:proofErr w:type="spellStart"/>
+      <w:r>
+        <w:rPr>
+          <w:rFonts w:ascii="Consolas" w:hAnsi="Consolas" w:cs="Consolas"/>
+          <w:sz w:val="17"/>
+          <w:lang w:val="en-US"/>
+        </w:rPr>
+        <w:t>printf</w:t>
+      </w:r>
+      <w:proofErr w:type="spellEnd"/>
+      <w:r>
+        <w:rPr>
+          <w:rFonts w:ascii="Consolas" w:hAnsi="Consolas" w:cs="Consolas"/>
+          <w:sz w:val="17"/>
+          <w:lang w:val="en-US"/>
+        </w:rPr>
+        <w:t>("</w:t>
+      </w:r>
+      <w:proofErr w:type="spellStart"/>
+      <w:r>
+        <w:rPr>
+          <w:rFonts w:ascii="Consolas" w:hAnsi="Consolas" w:cs="Consolas"/>
+          <w:sz w:val="17"/>
+          <w:lang w:val="en-US"/>
+        </w:rPr>
+        <w:t>sizeof</w:t>
+      </w:r>
+      <w:proofErr w:type="spellEnd"/>
+      <w:r>
+        <w:rPr>
+          <w:rFonts w:ascii="Consolas" w:hAnsi="Consolas" w:cs="Consolas"/>
+          <w:sz w:val="17"/>
+          <w:lang w:val="en-US"/>
+        </w:rPr>
+        <w:t>(x) %</w:t>
+      </w:r>
+      <w:proofErr w:type="spellStart"/>
+      <w:r>
+        <w:rPr>
+          <w:rFonts w:ascii="Consolas" w:hAnsi="Consolas" w:cs="Consolas"/>
+          <w:sz w:val="17"/>
+          <w:lang w:val="en-US"/>
+        </w:rPr>
+        <w:t>zu</w:t>
+      </w:r>
+      <w:proofErr w:type="spellEnd"/>
+      <w:r>
+        <w:rPr>
+          <w:rFonts w:ascii="Consolas" w:hAnsi="Consolas" w:cs="Consolas"/>
+          <w:sz w:val="17"/>
+          <w:lang w:val="en-US"/>
+        </w:rPr>
+        <w:t xml:space="preserve"> B\n", </w:t>
+      </w:r>
+      <w:proofErr w:type="spellStart"/>
+      <w:r>
+        <w:rPr>
+          <w:rFonts w:ascii="Consolas" w:hAnsi="Consolas" w:cs="Consolas"/>
+          <w:sz w:val="17"/>
+          <w:lang w:val="en-US"/>
+        </w:rPr>
+        <w:t>sizeof</w:t>
+      </w:r>
+      <w:proofErr w:type="spellEnd"/>
+      <w:r>
+        <w:rPr>
+          <w:rFonts w:ascii="Consolas" w:hAnsi="Consolas" w:cs="Consolas"/>
+          <w:sz w:val="17"/>
+          <w:lang w:val="en-US"/>
+        </w:rPr>
+        <w:t>(x)</w:t>
+      </w:r>
+      <w:proofErr w:type="gramStart"/>
+      <w:r>
+        <w:rPr>
+          <w:rFonts w:ascii="Consolas" w:hAnsi="Consolas" w:cs="Consolas"/>
+          <w:sz w:val="17"/>
+          <w:lang w:val="en-US"/>
+        </w:rPr>
+        <w:t xml:space="preserve">);   </w:t>
+      </w:r>
+      <w:proofErr w:type="gramEnd"/>
+      <w:r>
+        <w:rPr>
+          <w:rFonts w:ascii="Consolas" w:hAnsi="Consolas" w:cs="Consolas"/>
+          <w:sz w:val="17"/>
+          <w:lang w:val="en-US"/>
+        </w:rPr>
+        <w:t>// 4 B</w:t>
+      </w:r>
+    </w:p>
+    <w:p>
+      <w:pPr>
+        <w:spacing w:after="0" w:line="240" w:lineRule="auto"/>
+      </w:pPr>
+      <w:proofErr w:type="spellStart"/>
+      <w:r>
+        <w:rPr>
+          <w:rFonts w:ascii="Consolas" w:hAnsi="Consolas" w:cs="Consolas"/>
+          <w:sz w:val="17"/>
+        </w:rPr>
+        <w:t>printf</w:t>
+      </w:r>
+      <w:proofErr w:type="spellEnd"/>
+      <w:r>
+        <w:rPr>
+          <w:rFonts w:ascii="Consolas" w:hAnsi="Consolas" w:cs="Consolas"/>
+          <w:sz w:val="17"/>
+        </w:rPr>
+        <w:t>("</w:t>
+      </w:r>
+      <w:proofErr w:type="spellStart"/>
+      <w:r>
+        <w:rPr>
+          <w:rFonts w:ascii="Consolas" w:hAnsi="Consolas" w:cs="Consolas"/>
+          <w:sz w:val="17"/>
+        </w:rPr>
+        <w:t>sizeof</w:t>
+      </w:r>
+      <w:proofErr w:type="spellEnd"/>
+      <w:r>
+        <w:rPr>
+          <w:rFonts w:ascii="Consolas" w:hAnsi="Consolas" w:cs="Consolas"/>
+          <w:sz w:val="17"/>
+        </w:rPr>
+        <w:t>(</w:t>
+      </w:r>
+      <w:proofErr w:type="spellStart"/>
+      <w:r>
+        <w:rPr>
+          <w:rFonts w:ascii="Consolas" w:hAnsi="Consolas" w:cs="Consolas"/>
+          <w:sz w:val="17"/>
+        </w:rPr>
+        <w:t>pX</w:t>
+      </w:r>
+      <w:proofErr w:type="spellEnd"/>
+      <w:r>
+        <w:rPr>
+          <w:rFonts w:ascii="Consolas" w:hAnsi="Consolas" w:cs="Consolas"/>
+          <w:sz w:val="17"/>
+        </w:rPr>
+        <w:t>) %</w:t>
+      </w:r>
+      <w:proofErr w:type="spellStart"/>
+      <w:r>
+        <w:rPr>
+          <w:rFonts w:ascii="Consolas" w:hAnsi="Consolas" w:cs="Consolas"/>
+          <w:sz w:val="17"/>
+        </w:rPr>
+        <w:t>zu</w:t>
+      </w:r>
+      <w:proofErr w:type="spellEnd"/>
+      <w:r>
+        <w:rPr>
+          <w:rFonts w:ascii="Consolas" w:hAnsi="Consolas" w:cs="Consolas"/>
+          <w:sz w:val="17"/>
+        </w:rPr>
+        <w:t xml:space="preserve"> B\n", </w:t>
+      </w:r>
+      <w:proofErr w:type="spellStart"/>
+      <w:r>
+        <w:rPr>
+          <w:rFonts w:ascii="Consolas" w:hAnsi="Consolas" w:cs="Consolas"/>
+          <w:sz w:val="17"/>
+        </w:rPr>
+        <w:t>sizeof</w:t>
+      </w:r>
+      <w:proofErr w:type="spellEnd"/>
+      <w:r>
+        <w:rPr>
+          <w:rFonts w:ascii="Consolas" w:hAnsi="Consolas" w:cs="Consolas"/>
+          <w:sz w:val="17"/>
+        </w:rPr>
+        <w:t>(</w:t>
+      </w:r>
+      <w:proofErr w:type="spellStart"/>
+      <w:r>
+        <w:rPr>
+          <w:rFonts w:ascii="Consolas" w:hAnsi="Consolas" w:cs="Consolas"/>
+          <w:sz w:val="17"/>
+        </w:rPr>
+        <w:t>pX</w:t>
+      </w:r>
+      <w:proofErr w:type="spellEnd"/>
+      <w:r>
+        <w:rPr>
+          <w:rFonts w:ascii="Consolas" w:hAnsi="Consolas" w:cs="Consolas"/>
+          <w:sz w:val="17"/>
+        </w:rPr>
+        <w:t>)</w:t>
+      </w:r>
+      <w:proofErr w:type="gramStart"/>
+      <w:r>
+        <w:rPr>
+          <w:rFonts w:ascii="Consolas" w:hAnsi="Consolas" w:cs="Consolas"/>
+          <w:sz w:val="17"/>
+        </w:rPr>
+        <w:t>);  /</w:t>
+      </w:r>
+      <w:proofErr w:type="gramEnd"/>
+      <w:r>
+        <w:rPr>
+          <w:rFonts w:ascii="Consolas" w:hAnsi="Consolas" w:cs="Consolas"/>
+          <w:sz w:val="17"/>
+        </w:rPr>
+        <w:t>/ 8 B su piattaforma a 64 bit</w:t>
       </w:r>
     </w:p>
     <w:p/>
     <w:p>
-      <w:r>
-        <w:rPr/>
-        <w:t xml:space="preserve">Per dare a un puntatore un valore esplicito che significa "non punta a niente" si usa </w:t>
-      </w:r>
-      <w:r>
-        <w:rPr>
-          <w:b/>
-        </w:rPr>
-        <w:t>NULL</w:t>
-      </w:r>
-      <w:r>
-        <w:rPr/>
-        <w:t>, valore di puntatore che indica che quel puntatore non fa riferimento ad alcuna variabile. Si usa come valore di inizializzazione o come valore sentinella:</w:t>
-      </w:r>
-    </w:p>
-    <w:p>
-      <w:pPr>
-        <w:spacing w:after="0" w:before="0" w:line="240" w:lineRule="auto"/>
-      </w:pPr>
-      <w:r>
-        <w:rPr>
-          <w:rFonts w:ascii="Consolas" w:hAnsi="Consolas" w:cs="Consolas"/>
-          <w:sz w:val="17"/>
-        </w:rPr>
-        <w:t>int main(void) {</w:t>
-      </w:r>
-    </w:p>
-    <w:p>
-      <w:pPr>
-        <w:spacing w:after="0" w:before="0" w:line="240" w:lineRule="auto"/>
-      </w:pPr>
-      <w:r>
-        <w:rPr>
-          <w:rFonts w:ascii="Consolas" w:hAnsi="Consolas" w:cs="Consolas"/>
-          <w:sz w:val="17"/>
-        </w:rPr>
-        <w:t xml:space="preserve">    int *p = NULL; // inizializzazione sicura</w:t>
-      </w:r>
-    </w:p>
-    <w:p>
-      <w:pPr>
-        <w:spacing w:after="0" w:before="0" w:line="240" w:lineRule="auto"/>
-      </w:pPr>
-      <w:r>
-        <w:rPr>
-          <w:rFonts w:ascii="Consolas" w:hAnsi="Consolas" w:cs="Consolas"/>
-          <w:sz w:val="17"/>
-        </w:rPr>
-        <w:t xml:space="preserve">    *p = 10;       // ERRORE: p non contiene un indirizzo accessibile</w:t>
-      </w:r>
-    </w:p>
-    <w:p>
-      <w:pPr>
-        <w:spacing w:after="0" w:before="0" w:line="240" w:lineRule="auto"/>
-      </w:pPr>
-      <w:r>
-        <w:rPr>
-          <w:rFonts w:ascii="Consolas" w:hAnsi="Consolas" w:cs="Consolas"/>
-          <w:sz w:val="17"/>
-        </w:rPr>
-        <w:t>}</w:t>
-      </w:r>
-    </w:p>
-    <w:p/>
-    <w:p>
-      <w:r>
-        <w:rPr/>
-        <w:t>NULL consente di inizializzare esplicitamente un puntatore, evitando un valore indeterminato, e di riconoscere esplicitamente il caso "non punta ad alcuna variabile". Attenzione: dereferenziare un puntatore NULL produce un comportamento indefinito (in genere un errore che termina il programma).</w:t>
-      </w:r>
-    </w:p>
-    <w:p>
       <w:pPr>
         <w:pStyle w:val="Titolo2"/>
       </w:pPr>
@@ -12070,74 +12926,14 @@
           <w:b/>
           <w:color w:val="E97132"/>
         </w:rPr>
-        <w:t>La dimensione di un puntatore</w:t>
-      </w:r>
-    </w:p>
-    <w:p>
-      <w:r>
-        <w:rPr/>
-        <w:t xml:space="preserve">Un puntatore occupa memoria come ogni variabile, ma la sua dimensione dipende dalla </w:t>
-      </w:r>
-      <w:r>
-        <w:rPr>
-          <w:b/>
-        </w:rPr>
-        <w:t>piattaforma</w:t>
-      </w:r>
-      <w:r>
-        <w:rPr/>
-        <w:t xml:space="preserve"> e non dalla dimensione del tipo puntato. Su una tipica CPU a 64 bit un puntatore occupa 8 byte, su una tipica CPU a 32 bit 4 byte:</w:t>
-      </w:r>
-    </w:p>
-    <w:p>
-      <w:pPr>
-        <w:spacing w:after="0" w:before="0" w:line="240" w:lineRule="auto"/>
-      </w:pPr>
-      <w:r>
-        <w:rPr>
-          <w:rFonts w:ascii="Consolas" w:hAnsi="Consolas" w:cs="Consolas"/>
-          <w:sz w:val="17"/>
-        </w:rPr>
-        <w:t>int x;</w:t>
-      </w:r>
-    </w:p>
-    <w:p>
-      <w:pPr>
-        <w:spacing w:after="0" w:before="0" w:line="240" w:lineRule="auto"/>
-      </w:pPr>
-      <w:r>
-        <w:rPr>
-          <w:rFonts w:ascii="Consolas" w:hAnsi="Consolas" w:cs="Consolas"/>
-          <w:sz w:val="17"/>
-        </w:rPr>
-        <w:t>int* pX;</w:t>
-      </w:r>
-    </w:p>
-    <w:p>
-      <w:pPr>
-        <w:spacing w:after="0" w:before="0" w:line="240" w:lineRule="auto"/>
-      </w:pPr>
-      <w:r>
-        <w:rPr>
-          <w:rFonts w:ascii="Consolas" w:hAnsi="Consolas" w:cs="Consolas"/>
-          <w:sz w:val="17"/>
-        </w:rPr>
-        <w:t>printf("sizeof(x) %zu B\n", sizeof(x));   // 4 B</w:t>
-      </w:r>
-    </w:p>
-    <w:p>
-      <w:pPr>
-        <w:spacing w:after="0" w:before="0" w:line="240" w:lineRule="auto"/>
-      </w:pPr>
-      <w:r>
-        <w:rPr>
-          <w:rFonts w:ascii="Consolas" w:hAnsi="Consolas" w:cs="Consolas"/>
-          <w:sz w:val="17"/>
-        </w:rPr>
-        <w:t>printf("sizeof(pX) %zu B\n", sizeof(pX));  // 8 B su piattaforma a 64 bit</w:t>
-      </w:r>
-    </w:p>
-    <w:p/>
+        <w:t>&amp; e * sono operazioni complementari</w:t>
+      </w:r>
+    </w:p>
+    <w:p>
+      <w:r>
+        <w:t>Se int a = 7; e int* pA = &amp;a;, allora l'indirizzo di a, il valore di pA, &amp;*pA e *&amp;pA coincidono, mentre a e *pA valgono entrambi 7: gli operatori &amp; e * si "annullano" a vicenda.</w:t>
+      </w:r>
+    </w:p>
     <w:p>
       <w:pPr>
         <w:pStyle w:val="Titolo2"/>
@@ -12147,30 +12943,12 @@
           <w:b/>
           <w:color w:val="E97132"/>
         </w:rPr>
-        <w:t>&amp; e * sono operazioni complementari</w:t>
-      </w:r>
-    </w:p>
-    <w:p>
-      <w:r>
-        <w:rPr/>
-        <w:t>Se int a = 7; e int* pA = &amp;a;, allora l'indirizzo di a, il valore di pA, &amp;*pA e *&amp;pA coincidono, mentre a e *pA valgono entrambi 7: gli operatori &amp; e * si "annullano" a vicenda.</w:t>
-      </w:r>
-    </w:p>
-    <w:p>
-      <w:pPr>
-        <w:pStyle w:val="Titolo2"/>
-      </w:pPr>
-      <w:r>
-        <w:rPr>
-          <w:b/>
-          <w:color w:val="E97132"/>
-        </w:rPr>
+        <w:lastRenderedPageBreak/>
         <w:t>I diversi usi del simbolo *</w:t>
       </w:r>
     </w:p>
     <w:p>
       <w:r>
-        <w:rPr/>
         <w:t>Il simbolo * (</w:t>
       </w:r>
       <w:r>
@@ -12180,13 +12958,11 @@
         <w:t>star</w:t>
       </w:r>
       <w:r>
-        <w:rPr/>
         <w:t>) si usa in C con quattro significati:</w:t>
       </w:r>
     </w:p>
     <w:p>
       <w:r>
-        <w:rPr/>
         <w:t xml:space="preserve">1. operatore di </w:t>
       </w:r>
       <w:r>
@@ -12196,13 +12972,11 @@
         <w:t>moltiplicazione</w:t>
       </w:r>
       <w:r>
-        <w:rPr/>
         <w:t>: int x = a * b;</w:t>
       </w:r>
     </w:p>
     <w:p>
       <w:r>
-        <w:rPr/>
         <w:t xml:space="preserve">2. </w:t>
       </w:r>
       <w:r>
@@ -12212,13 +12986,11 @@
         <w:t>dichiarazione</w:t>
       </w:r>
       <w:r>
-        <w:rPr/>
         <w:t xml:space="preserve"> di una variabile di tipo puntatore: int* pX = &amp;x;</w:t>
       </w:r>
     </w:p>
     <w:p>
       <w:r>
-        <w:rPr/>
         <w:t xml:space="preserve">3. </w:t>
       </w:r>
       <w:r>
@@ -12228,13 +13000,11 @@
         <w:t>dereferenziamento</w:t>
       </w:r>
       <w:r>
-        <w:rPr/>
         <w:t xml:space="preserve"> di un puntatore: int x = *pX;</w:t>
       </w:r>
     </w:p>
     <w:p>
       <w:r>
-        <w:rPr/>
         <w:t xml:space="preserve">4. </w:t>
       </w:r>
       <w:r>
@@ -12244,13 +13014,11 @@
         <w:t>puntatore a puntatore</w:t>
       </w:r>
       <w:r>
-        <w:rPr/>
         <w:t xml:space="preserve"> (non trattato nel corso): int** ppX = &amp;pX; pX = *ppX; **ppX = 10;</w:t>
       </w:r>
     </w:p>
     <w:p>
       <w:r>
-        <w:rPr/>
         <w:t>Distinguere il contesto in cui compare l'asterisco è il modo per non confondere questi usi. I puntatori sono la base per gestire la memoria dinamica, le strutture dati complesse e la comunicazione efficiente tra funzioni.</w:t>
       </w:r>
     </w:p>

--- a/Riassunto Programmazione.docx
+++ b/Riassunto Programmazione.docx
@@ -10079,9 +10079,18 @@
         <w:t xml:space="preserve"> in cui la variabile n è allocata nello stack</w:t>
       </w:r>
       <w:r>
-        <w:t>. Passare l'indirizzo anziché il semplice valore consente a scanf() di individuare esattamente la cella di memoria da sovrascrivere con l'input fornito dall'utente.</w:t>
-      </w:r>
-    </w:p>
+        <w:t xml:space="preserve">. Passare l'indirizzo anziché il semplice valore consente a </w:t>
+      </w:r>
+      <w:proofErr w:type="gramStart"/>
+      <w:r>
+        <w:t>scanf(</w:t>
+      </w:r>
+      <w:proofErr w:type="gramEnd"/>
+      <w:r>
+        <w:t>) di individuare esattamente la cella di memoria da sovrascrivere con l'input fornito dall'utente.</w:t>
+      </w:r>
+    </w:p>
+    <w:p/>
     <w:p>
       <w:pPr>
         <w:pStyle w:val="Titolo1"/>

--- a/Riassunto Programmazione.docx
+++ b/Riassunto Programmazione.docx
@@ -690,6 +690,59 @@
     </w:p>
     <w:p>
       <w:pPr>
+        <w:keepNext/>
+        <w:spacing w:before="120"/>
+        <w:jc w:val="center"/>
+      </w:pPr>
+      <w:r>
+        <w:drawing>
+          <wp:inline xmlns:a="http://schemas.openxmlformats.org/drawingml/2006/main" xmlns:pic="http://schemas.openxmlformats.org/drawingml/2006/picture">
+            <wp:extent cx="2880000" cy="3513277"/>
+            <wp:docPr id="475959970" name="Picture 475959970"/>
+            <wp:cNvGraphicFramePr>
+              <a:graphicFrameLocks noChangeAspect="1"/>
+            </wp:cNvGraphicFramePr>
+            <a:graphic>
+              <a:graphicData uri="http://schemas.openxmlformats.org/drawingml/2006/picture">
+                <pic:pic>
+                  <pic:nvPicPr>
+                    <pic:cNvPr id="0" name="ch02_flow_moltiplicazione.png"/>
+                    <pic:cNvPicPr/>
+                  </pic:nvPicPr>
+                  <pic:blipFill>
+                    <a:blip r:embed="rId20"/>
+                    <a:stretch>
+                      <a:fillRect/>
+                    </a:stretch>
+                  </pic:blipFill>
+                  <pic:spPr>
+                    <a:xfrm>
+                      <a:off x="0" y="0"/>
+                      <a:ext cx="2880000" cy="3513277"/>
+                    </a:xfrm>
+                    <a:prstGeom prst="rect"/>
+                  </pic:spPr>
+                </pic:pic>
+              </a:graphicData>
+            </a:graphic>
+          </wp:inline>
+        </w:drawing>
+      </w:r>
+    </w:p>
+    <w:p>
+      <w:pPr>
+        <w:jc w:val="center"/>
+      </w:pPr>
+      <w:r>
+        <w:rPr>
+          <w:i/>
+          <w:sz w:val="18"/>
+        </w:rPr>
+        <w:t>Diagramma di flusso della moltiplicazione per somme ripetute.</w:t>
+      </w:r>
+    </w:p>
+    <w:p>
+      <w:pPr>
         <w:pStyle w:val="Titolo2"/>
         <w:rPr>
           <w:b/>
@@ -990,6 +1043,59 @@
     </w:p>
     <w:p>
       <w:pPr>
+        <w:keepNext/>
+        <w:spacing w:before="120"/>
+        <w:jc w:val="center"/>
+      </w:pPr>
+      <w:r>
+        <w:drawing>
+          <wp:inline xmlns:a="http://schemas.openxmlformats.org/drawingml/2006/main" xmlns:pic="http://schemas.openxmlformats.org/drawingml/2006/picture">
+            <wp:extent cx="5040000" cy="2355907"/>
+            <wp:docPr id="475959969" name="Picture 475959969"/>
+            <wp:cNvGraphicFramePr>
+              <a:graphicFrameLocks noChangeAspect="1"/>
+            </wp:cNvGraphicFramePr>
+            <a:graphic>
+              <a:graphicData uri="http://schemas.openxmlformats.org/drawingml/2006/picture">
+                <pic:pic>
+                  <pic:nvPicPr>
+                    <pic:cNvPr id="0" name="ch03_tre_strutture.png"/>
+                    <pic:cNvPicPr/>
+                  </pic:nvPicPr>
+                  <pic:blipFill>
+                    <a:blip r:embed="rId19"/>
+                    <a:stretch>
+                      <a:fillRect/>
+                    </a:stretch>
+                  </pic:blipFill>
+                  <pic:spPr>
+                    <a:xfrm>
+                      <a:off x="0" y="0"/>
+                      <a:ext cx="5040000" cy="2355907"/>
+                    </a:xfrm>
+                    <a:prstGeom prst="rect"/>
+                  </pic:spPr>
+                </pic:pic>
+              </a:graphicData>
+            </a:graphic>
+          </wp:inline>
+        </w:drawing>
+      </w:r>
+    </w:p>
+    <w:p>
+      <w:pPr>
+        <w:jc w:val="center"/>
+      </w:pPr>
+      <w:r>
+        <w:rPr>
+          <w:i/>
+          <w:sz w:val="18"/>
+        </w:rPr>
+        <w:t>Sequenza, selezione e iterazione.</w:t>
+      </w:r>
+    </w:p>
+    <w:p>
+      <w:pPr>
         <w:pStyle w:val="Titolo2"/>
         <w:rPr>
           <w:b/>
@@ -2064,6 +2170,59 @@
       </w:r>
       <w:r>
         <w:t>: posizionata nello spazio rimanente, viene utilizzata dal programma durante l'esecuzione per leggere e scrivere le variabili.</w:t>
+      </w:r>
+    </w:p>
+    <w:p>
+      <w:pPr>
+        <w:keepNext/>
+        <w:spacing w:before="120"/>
+        <w:jc w:val="center"/>
+      </w:pPr>
+      <w:r>
+        <w:drawing>
+          <wp:inline xmlns:a="http://schemas.openxmlformats.org/drawingml/2006/main" xmlns:pic="http://schemas.openxmlformats.org/drawingml/2006/picture">
+            <wp:extent cx="2880000" cy="2317871"/>
+            <wp:docPr id="475959968" name="Picture 475959968"/>
+            <wp:cNvGraphicFramePr>
+              <a:graphicFrameLocks noChangeAspect="1"/>
+            </wp:cNvGraphicFramePr>
+            <a:graphic>
+              <a:graphicData uri="http://schemas.openxmlformats.org/drawingml/2006/picture">
+                <pic:pic>
+                  <pic:nvPicPr>
+                    <pic:cNvPr id="0" name="ch04_memoria_aree.png"/>
+                    <pic:cNvPicPr/>
+                  </pic:nvPicPr>
+                  <pic:blipFill>
+                    <a:blip r:embed="rId18"/>
+                    <a:stretch>
+                      <a:fillRect/>
+                    </a:stretch>
+                  </pic:blipFill>
+                  <pic:spPr>
+                    <a:xfrm>
+                      <a:off x="0" y="0"/>
+                      <a:ext cx="2880000" cy="2317871"/>
+                    </a:xfrm>
+                    <a:prstGeom prst="rect"/>
+                  </pic:spPr>
+                </pic:pic>
+              </a:graphicData>
+            </a:graphic>
+          </wp:inline>
+        </w:drawing>
+      </w:r>
+    </w:p>
+    <w:p>
+      <w:pPr>
+        <w:jc w:val="center"/>
+      </w:pPr>
+      <w:r>
+        <w:rPr>
+          <w:i/>
+          <w:sz w:val="18"/>
+        </w:rPr>
+        <w:t>La memoria centrale: area del programma e area dei dati.</w:t>
       </w:r>
     </w:p>
     <w:p>
@@ -3289,6 +3448,59 @@
       </w:r>
     </w:p>
     <w:p>
+      <w:pPr>
+        <w:keepNext/>
+        <w:spacing w:before="120"/>
+        <w:jc w:val="center"/>
+      </w:pPr>
+      <w:r>
+        <w:drawing>
+          <wp:inline xmlns:a="http://schemas.openxmlformats.org/drawingml/2006/main" xmlns:pic="http://schemas.openxmlformats.org/drawingml/2006/picture">
+            <wp:extent cx="3960000" cy="3057978"/>
+            <wp:docPr id="475959967" name="Picture 475959967"/>
+            <wp:cNvGraphicFramePr>
+              <a:graphicFrameLocks noChangeAspect="1"/>
+            </wp:cNvGraphicFramePr>
+            <a:graphic>
+              <a:graphicData uri="http://schemas.openxmlformats.org/drawingml/2006/picture">
+                <pic:pic>
+                  <pic:nvPicPr>
+                    <pic:cNvPr id="0" name="ch05_esecuzione_somma.png"/>
+                    <pic:cNvPicPr/>
+                  </pic:nvPicPr>
+                  <pic:blipFill>
+                    <a:blip r:embed="rId17"/>
+                    <a:stretch>
+                      <a:fillRect/>
+                    </a:stretch>
+                  </pic:blipFill>
+                  <pic:spPr>
+                    <a:xfrm>
+                      <a:off x="0" y="0"/>
+                      <a:ext cx="3960000" cy="3057978"/>
+                    </a:xfrm>
+                    <a:prstGeom prst="rect"/>
+                  </pic:spPr>
+                </pic:pic>
+              </a:graphicData>
+            </a:graphic>
+          </wp:inline>
+        </w:drawing>
+      </w:r>
+    </w:p>
+    <w:p>
+      <w:pPr>
+        <w:jc w:val="center"/>
+      </w:pPr>
+      <w:r>
+        <w:rPr>
+          <w:i/>
+          <w:sz w:val="18"/>
+        </w:rPr>
+        <w:t>Come la CPU esegue la somma A + B: due LOAD, ADD, STORE.</w:t>
+      </w:r>
+    </w:p>
+    <w:p>
       <w:r>
         <w:t xml:space="preserve">Durante ognuno di questi passaggi, la CPU segue il ciclo deterministico guidato dal clock: il </w:t>
       </w:r>
@@ -3828,6 +4040,59 @@
     </w:p>
     <w:p>
       <w:pPr>
+        <w:keepNext/>
+        <w:spacing w:before="120"/>
+        <w:jc w:val="center"/>
+      </w:pPr>
+      <w:r>
+        <w:drawing>
+          <wp:inline xmlns:a="http://schemas.openxmlformats.org/drawingml/2006/main" xmlns:pic="http://schemas.openxmlformats.org/drawingml/2006/picture">
+            <wp:extent cx="4140000" cy="1103198"/>
+            <wp:docPr id="475959966" name="Picture 475959966"/>
+            <wp:cNvGraphicFramePr>
+              <a:graphicFrameLocks noChangeAspect="1"/>
+            </wp:cNvGraphicFramePr>
+            <a:graphic>
+              <a:graphicData uri="http://schemas.openxmlformats.org/drawingml/2006/picture">
+                <pic:pic>
+                  <pic:nvPicPr>
+                    <pic:cNvPr id="0" name="ch05_compilazione.png"/>
+                    <pic:cNvPicPr/>
+                  </pic:nvPicPr>
+                  <pic:blipFill>
+                    <a:blip r:embed="rId16"/>
+                    <a:stretch>
+                      <a:fillRect/>
+                    </a:stretch>
+                  </pic:blipFill>
+                  <pic:spPr>
+                    <a:xfrm>
+                      <a:off x="0" y="0"/>
+                      <a:ext cx="4140000" cy="1103198"/>
+                    </a:xfrm>
+                    <a:prstGeom prst="rect"/>
+                  </pic:spPr>
+                </pic:pic>
+              </a:graphicData>
+            </a:graphic>
+          </wp:inline>
+        </w:drawing>
+      </w:r>
+    </w:p>
+    <w:p>
+      <w:pPr>
+        <w:jc w:val="center"/>
+      </w:pPr>
+      <w:r>
+        <w:rPr>
+          <w:i/>
+          <w:sz w:val="18"/>
+        </w:rPr>
+        <w:t>Il C è compilato: il sorgente viene tradotto in codice macchina prima di essere eseguito.</w:t>
+      </w:r>
+    </w:p>
+    <w:p>
+      <w:pPr>
         <w:numPr>
           <w:ilvl w:val="0"/>
           <w:numId w:val="13"/>
@@ -5398,6 +5663,59 @@
     <w:p>
       <w:pPr>
         <w:keepNext/>
+        <w:spacing w:before="120"/>
+        <w:jc w:val="center"/>
+      </w:pPr>
+      <w:r>
+        <w:drawing>
+          <wp:inline xmlns:a="http://schemas.openxmlformats.org/drawingml/2006/main" xmlns:pic="http://schemas.openxmlformats.org/drawingml/2006/picture">
+            <wp:extent cx="3960000" cy="1580930"/>
+            <wp:docPr id="475959965" name="Picture 475959965"/>
+            <wp:cNvGraphicFramePr>
+              <a:graphicFrameLocks noChangeAspect="1"/>
+            </wp:cNvGraphicFramePr>
+            <a:graphic>
+              <a:graphicData uri="http://schemas.openxmlformats.org/drawingml/2006/picture">
+                <pic:pic>
+                  <pic:nvPicPr>
+                    <pic:cNvPr id="0" name="ch06_variabile_quaterna.png"/>
+                    <pic:cNvPicPr/>
+                  </pic:nvPicPr>
+                  <pic:blipFill>
+                    <a:blip r:embed="rId15"/>
+                    <a:stretch>
+                      <a:fillRect/>
+                    </a:stretch>
+                  </pic:blipFill>
+                  <pic:spPr>
+                    <a:xfrm>
+                      <a:off x="0" y="0"/>
+                      <a:ext cx="3960000" cy="1580930"/>
+                    </a:xfrm>
+                    <a:prstGeom prst="rect"/>
+                  </pic:spPr>
+                </pic:pic>
+              </a:graphicData>
+            </a:graphic>
+          </wp:inline>
+        </w:drawing>
+      </w:r>
+    </w:p>
+    <w:p>
+      <w:pPr>
+        <w:jc w:val="center"/>
+      </w:pPr>
+      <w:r>
+        <w:rPr>
+          <w:i/>
+          <w:sz w:val="18"/>
+        </w:rPr>
+        <w:t>Ogni variabile ha nome, tipo, indirizzo e valore.</w:t>
+      </w:r>
+    </w:p>
+    <w:p>
+      <w:pPr>
+        <w:keepNext/>
         <w:rPr>
           <w:b/>
           <w:bCs/>
@@ -7162,6 +7480,59 @@
           <w:szCs w:val="17"/>
         </w:rPr>
         <w:t>}</w:t>
+      </w:r>
+    </w:p>
+    <w:p>
+      <w:pPr>
+        <w:keepNext/>
+        <w:spacing w:before="120"/>
+        <w:jc w:val="center"/>
+      </w:pPr>
+      <w:r>
+        <w:drawing>
+          <wp:inline xmlns:a="http://schemas.openxmlformats.org/drawingml/2006/main" xmlns:pic="http://schemas.openxmlformats.org/drawingml/2006/picture">
+            <wp:extent cx="3060000" cy="2388028"/>
+            <wp:docPr id="475959964" name="Picture 475959964"/>
+            <wp:cNvGraphicFramePr>
+              <a:graphicFrameLocks noChangeAspect="1"/>
+            </wp:cNvGraphicFramePr>
+            <a:graphic>
+              <a:graphicData uri="http://schemas.openxmlformats.org/drawingml/2006/picture">
+                <pic:pic>
+                  <pic:nvPicPr>
+                    <pic:cNvPr id="0" name="ch07_stack_fp_sp.png"/>
+                    <pic:cNvPicPr/>
+                  </pic:nvPicPr>
+                  <pic:blipFill>
+                    <a:blip r:embed="rId14"/>
+                    <a:stretch>
+                      <a:fillRect/>
+                    </a:stretch>
+                  </pic:blipFill>
+                  <pic:spPr>
+                    <a:xfrm>
+                      <a:off x="0" y="0"/>
+                      <a:ext cx="3060000" cy="2388028"/>
+                    </a:xfrm>
+                    <a:prstGeom prst="rect"/>
+                  </pic:spPr>
+                </pic:pic>
+              </a:graphicData>
+            </a:graphic>
+          </wp:inline>
+        </w:drawing>
+      </w:r>
+    </w:p>
+    <w:p>
+      <w:pPr>
+        <w:jc w:val="center"/>
+      </w:pPr>
+      <w:r>
+        <w:rPr>
+          <w:i/>
+          <w:sz w:val="18"/>
+        </w:rPr>
+        <w:t>Lo stack con FP e SP dopo tre dichiarazioni.</w:t>
       </w:r>
     </w:p>
     <w:p>
@@ -8816,6 +9187,59 @@
     </w:p>
     <w:p>
       <w:pPr>
+        <w:keepNext/>
+        <w:spacing w:before="120"/>
+        <w:jc w:val="center"/>
+      </w:pPr>
+      <w:r>
+        <w:drawing>
+          <wp:inline xmlns:a="http://schemas.openxmlformats.org/drawingml/2006/main" xmlns:pic="http://schemas.openxmlformats.org/drawingml/2006/picture">
+            <wp:extent cx="3960000" cy="3057978"/>
+            <wp:docPr id="475959963" name="Picture 475959963"/>
+            <wp:cNvGraphicFramePr>
+              <a:graphicFrameLocks noChangeAspect="1"/>
+            </wp:cNvGraphicFramePr>
+            <a:graphic>
+              <a:graphicData uri="http://schemas.openxmlformats.org/drawingml/2006/picture">
+                <pic:pic>
+                  <pic:nvPicPr>
+                    <pic:cNvPr id="0" name="ch08_esecuzione_z.png"/>
+                    <pic:cNvPicPr/>
+                  </pic:nvPicPr>
+                  <pic:blipFill>
+                    <a:blip r:embed="rId13"/>
+                    <a:stretch>
+                      <a:fillRect/>
+                    </a:stretch>
+                  </pic:blipFill>
+                  <pic:spPr>
+                    <a:xfrm>
+                      <a:off x="0" y="0"/>
+                      <a:ext cx="3960000" cy="3057978"/>
+                    </a:xfrm>
+                    <a:prstGeom prst="rect"/>
+                  </pic:spPr>
+                </pic:pic>
+              </a:graphicData>
+            </a:graphic>
+          </wp:inline>
+        </w:drawing>
+      </w:r>
+    </w:p>
+    <w:p>
+      <w:pPr>
+        <w:jc w:val="center"/>
+      </w:pPr>
+      <w:r>
+        <w:rPr>
+          <w:i/>
+          <w:sz w:val="18"/>
+        </w:rPr>
+        <w:t>Esecuzione di z = x + y: due LOAD, ADD, STORE.</w:t>
+      </w:r>
+    </w:p>
+    <w:p>
+      <w:pPr>
         <w:keepLines/>
         <w:shd w:val="clear" w:color="auto" w:fill="F2F2F2"/>
         <w:spacing w:before="80" w:after="200" w:line="240" w:lineRule="auto"/>
@@ -10505,6 +10929,59 @@
     </w:p>
     <w:p>
       <w:pPr>
+        <w:keepNext/>
+        <w:spacing w:before="120"/>
+        <w:jc w:val="center"/>
+      </w:pPr>
+      <w:r>
+        <w:drawing>
+          <wp:inline xmlns:a="http://schemas.openxmlformats.org/drawingml/2006/main" xmlns:pic="http://schemas.openxmlformats.org/drawingml/2006/picture">
+            <wp:extent cx="3420000" cy="1313005"/>
+            <wp:docPr id="475959962" name="Picture 475959962"/>
+            <wp:cNvGraphicFramePr>
+              <a:graphicFrameLocks noChangeAspect="1"/>
+            </wp:cNvGraphicFramePr>
+            <a:graphic>
+              <a:graphicData uri="http://schemas.openxmlformats.org/drawingml/2006/picture">
+                <pic:pic>
+                  <pic:nvPicPr>
+                    <pic:cNvPr id="0" name="ch09_indirizzi_xyz.png"/>
+                    <pic:cNvPicPr/>
+                  </pic:nvPicPr>
+                  <pic:blipFill>
+                    <a:blip r:embed="rId12"/>
+                    <a:stretch>
+                      <a:fillRect/>
+                    </a:stretch>
+                  </pic:blipFill>
+                  <pic:spPr>
+                    <a:xfrm>
+                      <a:off x="0" y="0"/>
+                      <a:ext cx="3420000" cy="1313005"/>
+                    </a:xfrm>
+                    <a:prstGeom prst="rect"/>
+                  </pic:spPr>
+                </pic:pic>
+              </a:graphicData>
+            </a:graphic>
+          </wp:inline>
+        </w:drawing>
+      </w:r>
+    </w:p>
+    <w:p>
+      <w:pPr>
+        <w:jc w:val="center"/>
+      </w:pPr>
+      <w:r>
+        <w:rPr>
+          <w:i/>
+          <w:sz w:val="18"/>
+        </w:rPr>
+        <w:t>Gli indirizzi di x, y e z nello schema del corso.</w:t>
+      </w:r>
+    </w:p>
+    <w:p>
+      <w:pPr>
         <w:pStyle w:val="Titolo2"/>
       </w:pPr>
       <w:r>
@@ -10845,6 +11322,59 @@
     </w:p>
     <w:p>
       <w:pPr>
+        <w:keepNext/>
+        <w:spacing w:before="120"/>
+        <w:jc w:val="center"/>
+      </w:pPr>
+      <w:r>
+        <w:drawing>
+          <wp:inline xmlns:a="http://schemas.openxmlformats.org/drawingml/2006/main" xmlns:pic="http://schemas.openxmlformats.org/drawingml/2006/picture">
+            <wp:extent cx="3960000" cy="1978053"/>
+            <wp:docPr id="475959961" name="Picture 475959961"/>
+            <wp:cNvGraphicFramePr>
+              <a:graphicFrameLocks noChangeAspect="1"/>
+            </wp:cNvGraphicFramePr>
+            <a:graphic>
+              <a:graphicData uri="http://schemas.openxmlformats.org/drawingml/2006/picture">
+                <pic:pic>
+                  <pic:nvPicPr>
+                    <pic:cNvPr id="0" name="ch10_scanf_memoria.png"/>
+                    <pic:cNvPicPr/>
+                  </pic:nvPicPr>
+                  <pic:blipFill>
+                    <a:blip r:embed="rId11"/>
+                    <a:stretch>
+                      <a:fillRect/>
+                    </a:stretch>
+                  </pic:blipFill>
+                  <pic:spPr>
+                    <a:xfrm>
+                      <a:off x="0" y="0"/>
+                      <a:ext cx="3960000" cy="1978053"/>
+                    </a:xfrm>
+                    <a:prstGeom prst="rect"/>
+                  </pic:spPr>
+                </pic:pic>
+              </a:graphicData>
+            </a:graphic>
+          </wp:inline>
+        </w:drawing>
+      </w:r>
+    </w:p>
+    <w:p>
+      <w:pPr>
+        <w:jc w:val="center"/>
+      </w:pPr>
+      <w:r>
+        <w:rPr>
+          <w:i/>
+          <w:sz w:val="18"/>
+        </w:rPr>
+        <w:t>Lo stato della memoria durante l'esecuzione del programma con scanf.</w:t>
+      </w:r>
+    </w:p>
+    <w:p>
+      <w:pPr>
         <w:pStyle w:val="Titolo2"/>
       </w:pPr>
       <w:r>
@@ -11594,6 +12124,59 @@
     </w:p>
     <w:p>
       <w:pPr>
+        <w:keepNext/>
+        <w:spacing w:before="120"/>
+        <w:jc w:val="center"/>
+      </w:pPr>
+      <w:r>
+        <w:drawing>
+          <wp:inline xmlns:a="http://schemas.openxmlformats.org/drawingml/2006/main" xmlns:pic="http://schemas.openxmlformats.org/drawingml/2006/picture">
+            <wp:extent cx="3420000" cy="1505268"/>
+            <wp:docPr id="475959960" name="Picture 475959960"/>
+            <wp:cNvGraphicFramePr>
+              <a:graphicFrameLocks noChangeAspect="1"/>
+            </wp:cNvGraphicFramePr>
+            <a:graphic>
+              <a:graphicData uri="http://schemas.openxmlformats.org/drawingml/2006/picture">
+                <pic:pic>
+                  <pic:nvPicPr>
+                    <pic:cNvPr id="0" name="ch11_puntatore.png"/>
+                    <pic:cNvPicPr/>
+                  </pic:nvPicPr>
+                  <pic:blipFill>
+                    <a:blip r:embed="rId10"/>
+                    <a:stretch>
+                      <a:fillRect/>
+                    </a:stretch>
+                  </pic:blipFill>
+                  <pic:spPr>
+                    <a:xfrm>
+                      <a:off x="0" y="0"/>
+                      <a:ext cx="3420000" cy="1505268"/>
+                    </a:xfrm>
+                    <a:prstGeom prst="rect"/>
+                  </pic:spPr>
+                </pic:pic>
+              </a:graphicData>
+            </a:graphic>
+          </wp:inline>
+        </w:drawing>
+      </w:r>
+    </w:p>
+    <w:p>
+      <w:pPr>
+        <w:jc w:val="center"/>
+      </w:pPr>
+      <w:r>
+        <w:rPr>
+          <w:i/>
+          <w:sz w:val="18"/>
+        </w:rPr>
+        <w:t>Il puntatore pX contiene l'indirizzo di x.</w:t>
+      </w:r>
+    </w:p>
+    <w:p>
+      <w:pPr>
         <w:pStyle w:val="Titolo2"/>
       </w:pPr>
       <w:r>
@@ -12499,6 +13082,59 @@
       <w:proofErr w:type="spellEnd"/>
       <w:r>
         <w:t xml:space="preserve"> avviene nella cella di x: x, *pX e *pXbis indicano la stessa variabile (*pX e *pXbis sono alias di x). pX e pXbis sono due variabili puntatore diverse, ma contengono lo stesso indirizzo. Di conseguenza le tre istruzioni scanf("%d", &amp;x), scanf("%d", pX) e scanf("%d", pXbis) sono equivalenti: indicano sempre la stessa cella.</w:t>
+      </w:r>
+    </w:p>
+    <w:p>
+      <w:pPr>
+        <w:keepNext/>
+        <w:spacing w:before="120"/>
+        <w:jc w:val="center"/>
+      </w:pPr>
+      <w:r>
+        <w:drawing>
+          <wp:inline xmlns:a="http://schemas.openxmlformats.org/drawingml/2006/main" xmlns:pic="http://schemas.openxmlformats.org/drawingml/2006/picture">
+            <wp:extent cx="3420000" cy="1817241"/>
+            <wp:docPr id="475959959" name="Picture 475959959"/>
+            <wp:cNvGraphicFramePr>
+              <a:graphicFrameLocks noChangeAspect="1"/>
+            </wp:cNvGraphicFramePr>
+            <a:graphic>
+              <a:graphicData uri="http://schemas.openxmlformats.org/drawingml/2006/picture">
+                <pic:pic>
+                  <pic:nvPicPr>
+                    <pic:cNvPr id="0" name="ch12_aliasing.png"/>
+                    <pic:cNvPicPr/>
+                  </pic:nvPicPr>
+                  <pic:blipFill>
+                    <a:blip r:embed="rId9"/>
+                    <a:stretch>
+                      <a:fillRect/>
+                    </a:stretch>
+                  </pic:blipFill>
+                  <pic:spPr>
+                    <a:xfrm>
+                      <a:off x="0" y="0"/>
+                      <a:ext cx="3420000" cy="1817241"/>
+                    </a:xfrm>
+                    <a:prstGeom prst="rect"/>
+                  </pic:spPr>
+                </pic:pic>
+              </a:graphicData>
+            </a:graphic>
+          </wp:inline>
+        </w:drawing>
+      </w:r>
+    </w:p>
+    <w:p>
+      <w:pPr>
+        <w:jc w:val="center"/>
+      </w:pPr>
+      <w:r>
+        <w:rPr>
+          <w:i/>
+          <w:sz w:val="18"/>
+        </w:rPr>
+        <w:t>Aliasing: due puntatori alla stessa variabile.</w:t>
       </w:r>
     </w:p>
     <w:p>

--- a/Riassunto Programmazione.docx
+++ b/Riassunto Programmazione.docx
@@ -695,22 +695,26 @@
         <w:jc w:val="center"/>
       </w:pPr>
       <w:r>
+        <w:rPr>
+          <w:noProof/>
+        </w:rPr>
         <w:drawing>
-          <wp:inline xmlns:a="http://schemas.openxmlformats.org/drawingml/2006/main" xmlns:pic="http://schemas.openxmlformats.org/drawingml/2006/picture">
+          <wp:inline distT="0" distB="0" distL="0" distR="0" wp14:anchorId="32013ABD" wp14:editId="74373F2C">
             <wp:extent cx="2880000" cy="3513277"/>
+            <wp:effectExtent l="0" t="0" r="0" b="0"/>
             <wp:docPr id="475959970" name="Picture 475959970"/>
             <wp:cNvGraphicFramePr>
-              <a:graphicFrameLocks noChangeAspect="1"/>
+              <a:graphicFrameLocks xmlns:a="http://schemas.openxmlformats.org/drawingml/2006/main" noChangeAspect="1"/>
             </wp:cNvGraphicFramePr>
-            <a:graphic>
+            <a:graphic xmlns:a="http://schemas.openxmlformats.org/drawingml/2006/main">
               <a:graphicData uri="http://schemas.openxmlformats.org/drawingml/2006/picture">
-                <pic:pic>
+                <pic:pic xmlns:pic="http://schemas.openxmlformats.org/drawingml/2006/picture">
                   <pic:nvPicPr>
                     <pic:cNvPr id="0" name="ch02_flow_moltiplicazione.png"/>
                     <pic:cNvPicPr/>
                   </pic:nvPicPr>
                   <pic:blipFill>
-                    <a:blip r:embed="rId20"/>
+                    <a:blip r:embed="rId5"/>
                     <a:stretch>
                       <a:fillRect/>
                     </a:stretch>
@@ -720,7 +724,9 @@
                       <a:off x="0" y="0"/>
                       <a:ext cx="2880000" cy="3513277"/>
                     </a:xfrm>
-                    <a:prstGeom prst="rect"/>
+                    <a:prstGeom prst="rect">
+                      <a:avLst/>
+                    </a:prstGeom>
                   </pic:spPr>
                 </pic:pic>
               </a:graphicData>
@@ -819,6 +825,7 @@
     </w:p>
     <w:p>
       <w:r>
+        <w:lastRenderedPageBreak/>
         <w:t>Da questo errore emerge una regola generale per la scrittura dei programmi</w:t>
       </w:r>
       <w:r>
@@ -972,7 +979,6 @@
           <w:bCs/>
           <w:highlight w:val="yellow"/>
         </w:rPr>
-        <w:lastRenderedPageBreak/>
         <w:t>Sequenza</w:t>
       </w:r>
       <w:r>
@@ -1048,22 +1054,26 @@
         <w:jc w:val="center"/>
       </w:pPr>
       <w:r>
+        <w:rPr>
+          <w:noProof/>
+        </w:rPr>
         <w:drawing>
-          <wp:inline xmlns:a="http://schemas.openxmlformats.org/drawingml/2006/main" xmlns:pic="http://schemas.openxmlformats.org/drawingml/2006/picture">
+          <wp:inline distT="0" distB="0" distL="0" distR="0" wp14:anchorId="067F6503" wp14:editId="6052D877">
             <wp:extent cx="5040000" cy="2355907"/>
+            <wp:effectExtent l="0" t="0" r="0" b="0"/>
             <wp:docPr id="475959969" name="Picture 475959969"/>
             <wp:cNvGraphicFramePr>
-              <a:graphicFrameLocks noChangeAspect="1"/>
+              <a:graphicFrameLocks xmlns:a="http://schemas.openxmlformats.org/drawingml/2006/main" noChangeAspect="1"/>
             </wp:cNvGraphicFramePr>
-            <a:graphic>
+            <a:graphic xmlns:a="http://schemas.openxmlformats.org/drawingml/2006/main">
               <a:graphicData uri="http://schemas.openxmlformats.org/drawingml/2006/picture">
-                <pic:pic>
+                <pic:pic xmlns:pic="http://schemas.openxmlformats.org/drawingml/2006/picture">
                   <pic:nvPicPr>
                     <pic:cNvPr id="0" name="ch03_tre_strutture.png"/>
                     <pic:cNvPicPr/>
                   </pic:nvPicPr>
                   <pic:blipFill>
-                    <a:blip r:embed="rId19"/>
+                    <a:blip r:embed="rId6"/>
                     <a:stretch>
                       <a:fillRect/>
                     </a:stretch>
@@ -1073,7 +1083,9 @@
                       <a:off x="0" y="0"/>
                       <a:ext cx="5040000" cy="2355907"/>
                     </a:xfrm>
-                    <a:prstGeom prst="rect"/>
+                    <a:prstGeom prst="rect">
+                      <a:avLst/>
+                    </a:prstGeom>
                   </pic:spPr>
                 </pic:pic>
               </a:graphicData>
@@ -1130,6 +1142,7 @@
           <w:bCs/>
           <w:highlight w:val="yellow"/>
         </w:rPr>
+        <w:lastRenderedPageBreak/>
         <w:t>Pseudo-codice strutturato</w:t>
       </w:r>
       <w:r>
@@ -1403,11 +1416,7 @@
         <w:t>abaco</w:t>
       </w:r>
       <w:r>
-        <w:t xml:space="preserve">, un dispositivo meccanico che permetteva di memorizzare numeri tramite pallini o biglie. </w:t>
-      </w:r>
-      <w:r>
-        <w:lastRenderedPageBreak/>
-        <w:t xml:space="preserve">Tuttavia, l'abaco era </w:t>
+        <w:t xml:space="preserve">, un dispositivo meccanico che permetteva di memorizzare numeri tramite pallini o biglie. Tuttavia, l'abaco era </w:t>
       </w:r>
       <w:r>
         <w:rPr>
@@ -1515,7 +1524,11 @@
         <w:t>un'unica funzione specifica</w:t>
       </w:r>
       <w:r>
-        <w:t xml:space="preserve"> (tipicamente solo addizione e sottrazione) e non era programmabile: per introdurre nuove funzionalità o variare l'algoritmo occorreva riprogettare, ricablare o riconfigurare fisicamente la macchina tramite interruttori e cavi elettrici.</w:t>
+        <w:t xml:space="preserve"> (tipicamente solo addizione e </w:t>
+      </w:r>
+      <w:r>
+        <w:lastRenderedPageBreak/>
+        <w:t>sottrazione) e non era programmabile: per introdurre nuove funzionalità o variare l'algoritmo occorreva riprogettare, ricablare o riconfigurare fisicamente la macchina tramite interruttori e cavi elettrici.</w:t>
       </w:r>
     </w:p>
     <w:p>
@@ -1843,11 +1856,7 @@
         <w:t>codifica binaria</w:t>
       </w:r>
       <w:r>
-        <w:t xml:space="preserve"> </w:t>
-      </w:r>
-      <w:r>
-        <w:lastRenderedPageBreak/>
-        <w:t xml:space="preserve">non risponde a una necessità matematica dell'uomo, ma a un </w:t>
+        <w:t xml:space="preserve"> non risponde a una necessità matematica dell'uomo, ma a un </w:t>
       </w:r>
       <w:r>
         <w:rPr>
@@ -1963,6 +1972,7 @@
           <w:bCs/>
           <w:color w:val="E97132" w:themeColor="accent2"/>
         </w:rPr>
+        <w:lastRenderedPageBreak/>
         <w:t>Il Byte</w:t>
       </w:r>
     </w:p>
@@ -2179,22 +2189,26 @@
         <w:jc w:val="center"/>
       </w:pPr>
       <w:r>
+        <w:rPr>
+          <w:noProof/>
+        </w:rPr>
         <w:drawing>
-          <wp:inline xmlns:a="http://schemas.openxmlformats.org/drawingml/2006/main" xmlns:pic="http://schemas.openxmlformats.org/drawingml/2006/picture">
+          <wp:inline distT="0" distB="0" distL="0" distR="0" wp14:anchorId="654725CB" wp14:editId="7581D168">
             <wp:extent cx="2880000" cy="2317871"/>
+            <wp:effectExtent l="0" t="0" r="0" b="0"/>
             <wp:docPr id="475959968" name="Picture 475959968"/>
             <wp:cNvGraphicFramePr>
-              <a:graphicFrameLocks noChangeAspect="1"/>
+              <a:graphicFrameLocks xmlns:a="http://schemas.openxmlformats.org/drawingml/2006/main" noChangeAspect="1"/>
             </wp:cNvGraphicFramePr>
-            <a:graphic>
+            <a:graphic xmlns:a="http://schemas.openxmlformats.org/drawingml/2006/main">
               <a:graphicData uri="http://schemas.openxmlformats.org/drawingml/2006/picture">
-                <pic:pic>
+                <pic:pic xmlns:pic="http://schemas.openxmlformats.org/drawingml/2006/picture">
                   <pic:nvPicPr>
                     <pic:cNvPr id="0" name="ch04_memoria_aree.png"/>
                     <pic:cNvPicPr/>
                   </pic:nvPicPr>
                   <pic:blipFill>
-                    <a:blip r:embed="rId18"/>
+                    <a:blip r:embed="rId7"/>
                     <a:stretch>
                       <a:fillRect/>
                     </a:stretch>
@@ -2204,7 +2218,9 @@
                       <a:off x="0" y="0"/>
                       <a:ext cx="2880000" cy="2317871"/>
                     </a:xfrm>
-                    <a:prstGeom prst="rect"/>
+                    <a:prstGeom prst="rect">
+                      <a:avLst/>
+                    </a:prstGeom>
                   </pic:spPr>
                 </pic:pic>
               </a:graphicData>
@@ -2297,7 +2313,7 @@
                     <pic:cNvPicPr/>
                   </pic:nvPicPr>
                   <pic:blipFill>
-                    <a:blip r:embed="rId5">
+                    <a:blip r:embed="rId8">
                       <a:extLst>
                         <a:ext uri="{28A0092B-C50C-407E-A947-70E740481C1C}">
                           <a14:useLocalDpi xmlns:a14="http://schemas.microsoft.com/office/drawing/2010/main" val="0"/>
@@ -2891,7 +2907,7 @@
                     </pic:cNvPicPr>
                   </pic:nvPicPr>
                   <pic:blipFill rotWithShape="1">
-                    <a:blip r:embed="rId6">
+                    <a:blip r:embed="rId9">
                       <a:extLst>
                         <a:ext uri="{28A0092B-C50C-407E-A947-70E740481C1C}">
                           <a14:useLocalDpi xmlns:a14="http://schemas.microsoft.com/office/drawing/2010/main" val="0"/>
@@ -3454,22 +3470,26 @@
         <w:jc w:val="center"/>
       </w:pPr>
       <w:r>
+        <w:rPr>
+          <w:noProof/>
+        </w:rPr>
         <w:drawing>
-          <wp:inline xmlns:a="http://schemas.openxmlformats.org/drawingml/2006/main" xmlns:pic="http://schemas.openxmlformats.org/drawingml/2006/picture">
+          <wp:inline distT="0" distB="0" distL="0" distR="0" wp14:anchorId="104B7BDE" wp14:editId="3ADBBB81">
             <wp:extent cx="3960000" cy="3057978"/>
+            <wp:effectExtent l="0" t="0" r="0" b="0"/>
             <wp:docPr id="475959967" name="Picture 475959967"/>
             <wp:cNvGraphicFramePr>
-              <a:graphicFrameLocks noChangeAspect="1"/>
+              <a:graphicFrameLocks xmlns:a="http://schemas.openxmlformats.org/drawingml/2006/main" noChangeAspect="1"/>
             </wp:cNvGraphicFramePr>
-            <a:graphic>
+            <a:graphic xmlns:a="http://schemas.openxmlformats.org/drawingml/2006/main">
               <a:graphicData uri="http://schemas.openxmlformats.org/drawingml/2006/picture">
-                <pic:pic>
+                <pic:pic xmlns:pic="http://schemas.openxmlformats.org/drawingml/2006/picture">
                   <pic:nvPicPr>
                     <pic:cNvPr id="0" name="ch05_esecuzione_somma.png"/>
                     <pic:cNvPicPr/>
                   </pic:nvPicPr>
                   <pic:blipFill>
-                    <a:blip r:embed="rId17"/>
+                    <a:blip r:embed="rId10"/>
                     <a:stretch>
                       <a:fillRect/>
                     </a:stretch>
@@ -3479,7 +3499,9 @@
                       <a:off x="0" y="0"/>
                       <a:ext cx="3960000" cy="3057978"/>
                     </a:xfrm>
-                    <a:prstGeom prst="rect"/>
+                    <a:prstGeom prst="rect">
+                      <a:avLst/>
+                    </a:prstGeom>
                   </pic:spPr>
                 </pic:pic>
               </a:graphicData>
@@ -3502,6 +3524,7 @@
     </w:p>
     <w:p>
       <w:r>
+        <w:lastRenderedPageBreak/>
         <w:t xml:space="preserve">Durante ognuno di questi passaggi, la CPU segue il ciclo deterministico guidato dal clock: il </w:t>
       </w:r>
       <w:r>
@@ -3766,7 +3789,6 @@
           <w:bCs/>
           <w:color w:val="E97132" w:themeColor="accent2"/>
         </w:rPr>
-        <w:lastRenderedPageBreak/>
         <w:t>I Limiti dell'Assembly e la Nascita dei Linguaggi di Alto Livello</w:t>
       </w:r>
     </w:p>
@@ -4045,22 +4067,27 @@
         <w:jc w:val="center"/>
       </w:pPr>
       <w:r>
+        <w:rPr>
+          <w:noProof/>
+        </w:rPr>
+        <w:lastRenderedPageBreak/>
         <w:drawing>
-          <wp:inline xmlns:a="http://schemas.openxmlformats.org/drawingml/2006/main" xmlns:pic="http://schemas.openxmlformats.org/drawingml/2006/picture">
+          <wp:inline distT="0" distB="0" distL="0" distR="0" wp14:anchorId="1AB5251F" wp14:editId="325DE743">
             <wp:extent cx="4140000" cy="1103198"/>
+            <wp:effectExtent l="0" t="0" r="0" b="0"/>
             <wp:docPr id="475959966" name="Picture 475959966"/>
             <wp:cNvGraphicFramePr>
-              <a:graphicFrameLocks noChangeAspect="1"/>
+              <a:graphicFrameLocks xmlns:a="http://schemas.openxmlformats.org/drawingml/2006/main" noChangeAspect="1"/>
             </wp:cNvGraphicFramePr>
-            <a:graphic>
+            <a:graphic xmlns:a="http://schemas.openxmlformats.org/drawingml/2006/main">
               <a:graphicData uri="http://schemas.openxmlformats.org/drawingml/2006/picture">
-                <pic:pic>
+                <pic:pic xmlns:pic="http://schemas.openxmlformats.org/drawingml/2006/picture">
                   <pic:nvPicPr>
                     <pic:cNvPr id="0" name="ch05_compilazione.png"/>
                     <pic:cNvPicPr/>
                   </pic:nvPicPr>
                   <pic:blipFill>
-                    <a:blip r:embed="rId16"/>
+                    <a:blip r:embed="rId11"/>
                     <a:stretch>
                       <a:fillRect/>
                     </a:stretch>
@@ -4070,7 +4097,9 @@
                       <a:off x="0" y="0"/>
                       <a:ext cx="4140000" cy="1103198"/>
                     </a:xfrm>
-                    <a:prstGeom prst="rect"/>
+                    <a:prstGeom prst="rect">
+                      <a:avLst/>
+                    </a:prstGeom>
                   </pic:spPr>
                 </pic:pic>
               </a:graphicData>
@@ -4318,7 +4347,6 @@
     </w:p>
     <w:p>
       <w:r>
-        <w:lastRenderedPageBreak/>
         <w:t xml:space="preserve">In C, che è un linguaggio </w:t>
       </w:r>
       <w:r>
@@ -4573,6 +4601,7 @@
           <w:bCs/>
           <w:color w:val="E97132" w:themeColor="accent2"/>
         </w:rPr>
+        <w:lastRenderedPageBreak/>
         <w:t>Tassonomia dei Tipi Primitivi e Finitudine dei Domini</w:t>
       </w:r>
     </w:p>
@@ -4615,25 +4644,7 @@
           <w:sz w:val="20"/>
           <w:szCs w:val="20"/>
         </w:rPr>
-        <w:t xml:space="preserve"> un tipo di dato fornito direttamente dal linguaggio (come </w:t>
-      </w:r>
-      <w:proofErr w:type="spellStart"/>
-      <w:r>
-        <w:rPr>
-          <w:color w:val="0F9ED5" w:themeColor="accent4"/>
-          <w:sz w:val="20"/>
-          <w:szCs w:val="20"/>
-        </w:rPr>
-        <w:t>int</w:t>
-      </w:r>
-      <w:proofErr w:type="spellEnd"/>
-      <w:r>
-        <w:rPr>
-          <w:color w:val="0F9ED5" w:themeColor="accent4"/>
-          <w:sz w:val="20"/>
-          <w:szCs w:val="20"/>
-        </w:rPr>
-        <w:t xml:space="preserve">, float o </w:t>
+        <w:t xml:space="preserve"> un tipo di dato fornito direttamente dal linguaggio (come int, float o </w:t>
       </w:r>
       <w:proofErr w:type="spellStart"/>
       <w:r>
@@ -4957,7 +4968,6 @@
     </w:p>
     <w:p>
       <w:r>
-        <w:lastRenderedPageBreak/>
         <w:t xml:space="preserve">I </w:t>
       </w:r>
       <w:r>
@@ -5075,41 +5085,13 @@
         <w:spacing w:before="80" w:after="0" w:line="240" w:lineRule="auto"/>
         <w:ind w:left="142" w:right="142"/>
       </w:pPr>
-      <w:proofErr w:type="spellStart"/>
       <w:r>
         <w:rPr>
           <w:rFonts w:ascii="Consolas" w:eastAsia="Consolas" w:hAnsi="Consolas" w:cs="Consolas"/>
           <w:sz w:val="17"/>
           <w:szCs w:val="17"/>
         </w:rPr>
-        <w:t>int</w:t>
-      </w:r>
-      <w:proofErr w:type="spellEnd"/>
-      <w:r>
-        <w:rPr>
-          <w:rFonts w:ascii="Consolas" w:eastAsia="Consolas" w:hAnsi="Consolas" w:cs="Consolas"/>
-          <w:sz w:val="17"/>
-          <w:szCs w:val="17"/>
-        </w:rPr>
-        <w:t xml:space="preserve"> x = 2147483647; // Valore massimo per un </w:t>
-      </w:r>
-      <w:proofErr w:type="spellStart"/>
-      <w:r>
-        <w:rPr>
-          <w:rFonts w:ascii="Consolas" w:eastAsia="Consolas" w:hAnsi="Consolas" w:cs="Consolas"/>
-          <w:sz w:val="17"/>
-          <w:szCs w:val="17"/>
-        </w:rPr>
-        <w:t>int</w:t>
-      </w:r>
-      <w:proofErr w:type="spellEnd"/>
-      <w:r>
-        <w:rPr>
-          <w:rFonts w:ascii="Consolas" w:eastAsia="Consolas" w:hAnsi="Consolas" w:cs="Consolas"/>
-          <w:sz w:val="17"/>
-          <w:szCs w:val="17"/>
-        </w:rPr>
-        <w:t xml:space="preserve"> con segno a 32 bit</w:t>
+        <w:t>int x = 2147483647; // Valore massimo per un int con segno a 32 bit</w:t>
       </w:r>
     </w:p>
     <w:p>
@@ -5149,25 +5131,7 @@
           <w:sz w:val="17"/>
           <w:szCs w:val="17"/>
         </w:rPr>
-        <w:t xml:space="preserve">       // OVERFLOW (indefinito per gli </w:t>
-      </w:r>
-      <w:proofErr w:type="spellStart"/>
-      <w:r>
-        <w:rPr>
-          <w:rFonts w:ascii="Consolas" w:eastAsia="Consolas" w:hAnsi="Consolas" w:cs="Consolas"/>
-          <w:sz w:val="17"/>
-          <w:szCs w:val="17"/>
-        </w:rPr>
-        <w:t>int</w:t>
-      </w:r>
-      <w:proofErr w:type="spellEnd"/>
-      <w:r>
-        <w:rPr>
-          <w:rFonts w:ascii="Consolas" w:eastAsia="Consolas" w:hAnsi="Consolas" w:cs="Consolas"/>
-          <w:sz w:val="17"/>
-          <w:szCs w:val="17"/>
-        </w:rPr>
-        <w:t xml:space="preserve"> con segno): tipicamente x diventa -2147483648</w:t>
+        <w:t xml:space="preserve">       // OVERFLOW (indefinito per gli int con segno): tipicamente x diventa -2147483648</w:t>
       </w:r>
     </w:p>
     <w:p>
@@ -5186,23 +5150,13 @@
         <w:spacing w:after="200" w:line="240" w:lineRule="auto"/>
         <w:ind w:left="142" w:right="142"/>
       </w:pPr>
-      <w:proofErr w:type="spellStart"/>
       <w:r>
         <w:rPr>
           <w:rFonts w:ascii="Consolas" w:eastAsia="Consolas" w:hAnsi="Consolas" w:cs="Consolas"/>
           <w:sz w:val="17"/>
           <w:szCs w:val="17"/>
         </w:rPr>
-        <w:t>int</w:t>
-      </w:r>
-      <w:proofErr w:type="spellEnd"/>
-      <w:r>
-        <w:rPr>
-          <w:rFonts w:ascii="Consolas" w:eastAsia="Consolas" w:hAnsi="Consolas" w:cs="Consolas"/>
-          <w:sz w:val="17"/>
-          <w:szCs w:val="17"/>
-        </w:rPr>
-        <w:t xml:space="preserve"> y = 8.89;       // TRONCAMENTO: il decimale viene scartato, y vale 8</w:t>
+        <w:t>int y = 8.89;       // TRONCAMENTO: il decimale viene scartato, y vale 8</w:t>
       </w:r>
     </w:p>
     <w:p>
@@ -5248,6 +5202,7 @@
     </w:p>
     <w:p>
       <w:r>
+        <w:lastRenderedPageBreak/>
         <w:t xml:space="preserve">Il C garantisce formalmente le seguenti relazioni d'ordine sulle dimensioni: </w:t>
       </w:r>
     </w:p>
@@ -5571,59 +5526,31 @@
         <w:spacing w:before="80" w:after="0" w:line="240" w:lineRule="auto"/>
         <w:ind w:left="142" w:right="142"/>
       </w:pPr>
-      <w:proofErr w:type="spellStart"/>
       <w:r>
         <w:rPr>
           <w:rFonts w:ascii="Consolas" w:eastAsia="Consolas" w:hAnsi="Consolas" w:cs="Consolas"/>
           <w:sz w:val="17"/>
           <w:szCs w:val="17"/>
         </w:rPr>
-        <w:t>int</w:t>
-      </w:r>
-      <w:proofErr w:type="spellEnd"/>
+        <w:t xml:space="preserve">int contatore = </w:t>
+      </w:r>
+      <w:proofErr w:type="gramStart"/>
       <w:r>
         <w:rPr>
           <w:rFonts w:ascii="Consolas" w:eastAsia="Consolas" w:hAnsi="Consolas" w:cs="Consolas"/>
           <w:sz w:val="17"/>
           <w:szCs w:val="17"/>
         </w:rPr>
-        <w:t xml:space="preserve"> contatore = </w:t>
-      </w:r>
-      <w:proofErr w:type="gramStart"/>
+        <w:t xml:space="preserve">1;   </w:t>
+      </w:r>
+      <w:proofErr w:type="gramEnd"/>
       <w:r>
         <w:rPr>
           <w:rFonts w:ascii="Consolas" w:eastAsia="Consolas" w:hAnsi="Consolas" w:cs="Consolas"/>
           <w:sz w:val="17"/>
           <w:szCs w:val="17"/>
         </w:rPr>
-        <w:t xml:space="preserve">1;   </w:t>
-      </w:r>
-      <w:proofErr w:type="gramEnd"/>
-      <w:r>
-        <w:rPr>
-          <w:rFonts w:ascii="Consolas" w:eastAsia="Consolas" w:hAnsi="Consolas" w:cs="Consolas"/>
-          <w:sz w:val="17"/>
-          <w:szCs w:val="17"/>
-        </w:rPr>
-        <w:t xml:space="preserve">  // Indirizzo: es. 0x904A, Tipo: </w:t>
-      </w:r>
-      <w:proofErr w:type="spellStart"/>
-      <w:r>
-        <w:rPr>
-          <w:rFonts w:ascii="Consolas" w:eastAsia="Consolas" w:hAnsi="Consolas" w:cs="Consolas"/>
-          <w:sz w:val="17"/>
-          <w:szCs w:val="17"/>
-        </w:rPr>
-        <w:t>int</w:t>
-      </w:r>
-      <w:proofErr w:type="spellEnd"/>
-      <w:r>
-        <w:rPr>
-          <w:rFonts w:ascii="Consolas" w:eastAsia="Consolas" w:hAnsi="Consolas" w:cs="Consolas"/>
-          <w:sz w:val="17"/>
-          <w:szCs w:val="17"/>
-        </w:rPr>
-        <w:t xml:space="preserve"> (4 byte), Valore: 1</w:t>
+        <w:t xml:space="preserve">  // Indirizzo: es. 0x904A, Tipo: int (4 byte), Valore: 1</w:t>
       </w:r>
     </w:p>
     <w:p>
@@ -5667,22 +5594,26 @@
         <w:jc w:val="center"/>
       </w:pPr>
       <w:r>
+        <w:rPr>
+          <w:noProof/>
+        </w:rPr>
         <w:drawing>
-          <wp:inline xmlns:a="http://schemas.openxmlformats.org/drawingml/2006/main" xmlns:pic="http://schemas.openxmlformats.org/drawingml/2006/picture">
+          <wp:inline distT="0" distB="0" distL="0" distR="0" wp14:anchorId="577DB660" wp14:editId="0CCA7431">
             <wp:extent cx="3960000" cy="1580930"/>
+            <wp:effectExtent l="0" t="0" r="0" b="0"/>
             <wp:docPr id="475959965" name="Picture 475959965"/>
             <wp:cNvGraphicFramePr>
-              <a:graphicFrameLocks noChangeAspect="1"/>
+              <a:graphicFrameLocks xmlns:a="http://schemas.openxmlformats.org/drawingml/2006/main" noChangeAspect="1"/>
             </wp:cNvGraphicFramePr>
-            <a:graphic>
+            <a:graphic xmlns:a="http://schemas.openxmlformats.org/drawingml/2006/main">
               <a:graphicData uri="http://schemas.openxmlformats.org/drawingml/2006/picture">
-                <pic:pic>
+                <pic:pic xmlns:pic="http://schemas.openxmlformats.org/drawingml/2006/picture">
                   <pic:nvPicPr>
                     <pic:cNvPr id="0" name="ch06_variabile_quaterna.png"/>
                     <pic:cNvPicPr/>
                   </pic:nvPicPr>
                   <pic:blipFill>
-                    <a:blip r:embed="rId15"/>
+                    <a:blip r:embed="rId12"/>
                     <a:stretch>
                       <a:fillRect/>
                     </a:stretch>
@@ -5692,7 +5623,9 @@
                       <a:off x="0" y="0"/>
                       <a:ext cx="3960000" cy="1580930"/>
                     </a:xfrm>
-                    <a:prstGeom prst="rect"/>
+                    <a:prstGeom prst="rect">
+                      <a:avLst/>
+                    </a:prstGeom>
                   </pic:spPr>
                 </pic:pic>
               </a:graphicData>
@@ -5890,6 +5823,7 @@
         <w:rPr>
           <w:highlight w:val="yellow"/>
         </w:rPr>
+        <w:lastRenderedPageBreak/>
         <w:t>Non può contenere spazi o simboli speciali</w:t>
       </w:r>
       <w:r>
@@ -6066,23 +6000,13 @@
         <w:spacing w:before="80" w:after="0" w:line="240" w:lineRule="auto"/>
         <w:ind w:left="142" w:right="142"/>
       </w:pPr>
-      <w:proofErr w:type="spellStart"/>
       <w:r>
         <w:rPr>
           <w:rFonts w:ascii="Consolas" w:eastAsia="Consolas" w:hAnsi="Consolas" w:cs="Consolas"/>
           <w:sz w:val="17"/>
           <w:szCs w:val="17"/>
         </w:rPr>
-        <w:t>int</w:t>
-      </w:r>
-      <w:proofErr w:type="spellEnd"/>
-      <w:r>
-        <w:rPr>
-          <w:rFonts w:ascii="Consolas" w:eastAsia="Consolas" w:hAnsi="Consolas" w:cs="Consolas"/>
-          <w:sz w:val="17"/>
-          <w:szCs w:val="17"/>
-        </w:rPr>
-        <w:t xml:space="preserve"> main(</w:t>
+        <w:t>int main(</w:t>
       </w:r>
       <w:proofErr w:type="spellStart"/>
       <w:r>
@@ -6117,25 +6041,7 @@
           <w:sz w:val="17"/>
           <w:szCs w:val="17"/>
         </w:rPr>
-        <w:t xml:space="preserve">    </w:t>
-      </w:r>
-      <w:proofErr w:type="spellStart"/>
-      <w:r>
-        <w:rPr>
-          <w:rFonts w:ascii="Consolas" w:eastAsia="Consolas" w:hAnsi="Consolas" w:cs="Consolas"/>
-          <w:sz w:val="17"/>
-          <w:szCs w:val="17"/>
-        </w:rPr>
-        <w:t>int</w:t>
-      </w:r>
-      <w:proofErr w:type="spellEnd"/>
-      <w:r>
-        <w:rPr>
-          <w:rFonts w:ascii="Consolas" w:eastAsia="Consolas" w:hAnsi="Consolas" w:cs="Consolas"/>
-          <w:sz w:val="17"/>
-          <w:szCs w:val="17"/>
-        </w:rPr>
-        <w:t xml:space="preserve"> </w:t>
+        <w:t xml:space="preserve">    int </w:t>
       </w:r>
       <w:proofErr w:type="gramStart"/>
       <w:r>
@@ -6600,7 +6506,6 @@
           <w:bCs/>
           <w:color w:val="E97132" w:themeColor="accent2"/>
         </w:rPr>
-        <w:lastRenderedPageBreak/>
         <w:t>La Pila (Stack) e i Registri di Gestione (FP e SP)</w:t>
       </w:r>
     </w:p>
@@ -6834,6 +6739,7 @@
           <w:sz w:val="17"/>
           <w:szCs w:val="17"/>
         </w:rPr>
+        <w:lastRenderedPageBreak/>
         <w:t xml:space="preserve">  Indirizzo </w:t>
       </w:r>
       <w:proofErr w:type="gramStart"/>
@@ -6887,25 +6793,7 @@
           <w:sz w:val="17"/>
           <w:szCs w:val="17"/>
         </w:rPr>
-        <w:t xml:space="preserve"> x (</w:t>
-      </w:r>
-      <w:proofErr w:type="spellStart"/>
-      <w:r>
-        <w:rPr>
-          <w:rFonts w:ascii="Consolas" w:eastAsia="Consolas" w:hAnsi="Consolas" w:cs="Consolas"/>
-          <w:sz w:val="17"/>
-          <w:szCs w:val="17"/>
-        </w:rPr>
-        <w:t>int</w:t>
-      </w:r>
-      <w:proofErr w:type="spellEnd"/>
-      <w:r>
-        <w:rPr>
-          <w:rFonts w:ascii="Consolas" w:eastAsia="Consolas" w:hAnsi="Consolas" w:cs="Consolas"/>
-          <w:sz w:val="17"/>
-          <w:szCs w:val="17"/>
-        </w:rPr>
-        <w:t>: 4</w:t>
+        <w:t xml:space="preserve"> x (int: 4</w:t>
       </w:r>
       <w:proofErr w:type="gramStart"/>
       <w:r>
@@ -6975,25 +6863,7 @@
           <w:sz w:val="17"/>
           <w:szCs w:val="17"/>
         </w:rPr>
-        <w:t xml:space="preserve"> y (</w:t>
-      </w:r>
-      <w:proofErr w:type="spellStart"/>
-      <w:r>
-        <w:rPr>
-          <w:rFonts w:ascii="Consolas" w:eastAsia="Consolas" w:hAnsi="Consolas" w:cs="Consolas"/>
-          <w:sz w:val="17"/>
-          <w:szCs w:val="17"/>
-        </w:rPr>
-        <w:t>int</w:t>
-      </w:r>
-      <w:proofErr w:type="spellEnd"/>
-      <w:r>
-        <w:rPr>
-          <w:rFonts w:ascii="Consolas" w:eastAsia="Consolas" w:hAnsi="Consolas" w:cs="Consolas"/>
-          <w:sz w:val="17"/>
-          <w:szCs w:val="17"/>
-        </w:rPr>
-        <w:t>: 4</w:t>
+        <w:t xml:space="preserve"> y (int: 4</w:t>
       </w:r>
       <w:proofErr w:type="gramStart"/>
       <w:r>
@@ -7063,25 +6933,7 @@
           <w:sz w:val="17"/>
           <w:szCs w:val="17"/>
         </w:rPr>
-        <w:t xml:space="preserve"> z (</w:t>
-      </w:r>
-      <w:proofErr w:type="spellStart"/>
-      <w:r>
-        <w:rPr>
-          <w:rFonts w:ascii="Consolas" w:eastAsia="Consolas" w:hAnsi="Consolas" w:cs="Consolas"/>
-          <w:sz w:val="17"/>
-          <w:szCs w:val="17"/>
-        </w:rPr>
-        <w:t>int</w:t>
-      </w:r>
-      <w:proofErr w:type="spellEnd"/>
-      <w:r>
-        <w:rPr>
-          <w:rFonts w:ascii="Consolas" w:eastAsia="Consolas" w:hAnsi="Consolas" w:cs="Consolas"/>
-          <w:sz w:val="17"/>
-          <w:szCs w:val="17"/>
-        </w:rPr>
-        <w:t>: 4</w:t>
+        <w:t xml:space="preserve"> z (int: 4</w:t>
       </w:r>
       <w:proofErr w:type="gramStart"/>
       <w:r>
@@ -7270,23 +7122,13 @@
         <w:spacing w:before="80" w:after="0" w:line="240" w:lineRule="auto"/>
         <w:ind w:left="142" w:right="142"/>
       </w:pPr>
-      <w:proofErr w:type="spellStart"/>
       <w:r>
         <w:rPr>
           <w:rFonts w:ascii="Consolas" w:eastAsia="Consolas" w:hAnsi="Consolas" w:cs="Consolas"/>
           <w:sz w:val="17"/>
           <w:szCs w:val="17"/>
         </w:rPr>
-        <w:t>int</w:t>
-      </w:r>
-      <w:proofErr w:type="spellEnd"/>
-      <w:r>
-        <w:rPr>
-          <w:rFonts w:ascii="Consolas" w:eastAsia="Consolas" w:hAnsi="Consolas" w:cs="Consolas"/>
-          <w:sz w:val="17"/>
-          <w:szCs w:val="17"/>
-        </w:rPr>
-        <w:t xml:space="preserve"> main(</w:t>
+        <w:t>int main(</w:t>
       </w:r>
       <w:proofErr w:type="spellStart"/>
       <w:r>
@@ -7321,25 +7163,7 @@
           <w:sz w:val="17"/>
           <w:szCs w:val="17"/>
         </w:rPr>
-        <w:t xml:space="preserve">    </w:t>
-      </w:r>
-      <w:proofErr w:type="spellStart"/>
-      <w:r>
-        <w:rPr>
-          <w:rFonts w:ascii="Consolas" w:eastAsia="Consolas" w:hAnsi="Consolas" w:cs="Consolas"/>
-          <w:sz w:val="17"/>
-          <w:szCs w:val="17"/>
-        </w:rPr>
-        <w:t>int</w:t>
-      </w:r>
-      <w:proofErr w:type="spellEnd"/>
-      <w:r>
-        <w:rPr>
-          <w:rFonts w:ascii="Consolas" w:eastAsia="Consolas" w:hAnsi="Consolas" w:cs="Consolas"/>
-          <w:sz w:val="17"/>
-          <w:szCs w:val="17"/>
-        </w:rPr>
-        <w:t xml:space="preserve"> x; // SP decrementato di 4 byte -&gt; allocata x (</w:t>
+        <w:t xml:space="preserve">    int x; // SP decrementato di 4 byte -&gt; allocata x (</w:t>
       </w:r>
       <w:proofErr w:type="gramStart"/>
       <w:r>
@@ -7374,25 +7198,7 @@
           <w:sz w:val="17"/>
           <w:szCs w:val="17"/>
         </w:rPr>
-        <w:t xml:space="preserve">    </w:t>
-      </w:r>
-      <w:proofErr w:type="spellStart"/>
-      <w:r>
-        <w:rPr>
-          <w:rFonts w:ascii="Consolas" w:eastAsia="Consolas" w:hAnsi="Consolas" w:cs="Consolas"/>
-          <w:sz w:val="17"/>
-          <w:szCs w:val="17"/>
-        </w:rPr>
-        <w:t>int</w:t>
-      </w:r>
-      <w:proofErr w:type="spellEnd"/>
-      <w:r>
-        <w:rPr>
-          <w:rFonts w:ascii="Consolas" w:eastAsia="Consolas" w:hAnsi="Consolas" w:cs="Consolas"/>
-          <w:sz w:val="17"/>
-          <w:szCs w:val="17"/>
-        </w:rPr>
-        <w:t xml:space="preserve"> y; // SP decrementato di 4 byte -&gt; allocata y (</w:t>
+        <w:t xml:space="preserve">    int y; // SP decrementato di 4 byte -&gt; allocata y (</w:t>
       </w:r>
       <w:proofErr w:type="gramStart"/>
       <w:r>
@@ -7427,25 +7233,7 @@
           <w:sz w:val="17"/>
           <w:szCs w:val="17"/>
         </w:rPr>
-        <w:t xml:space="preserve">    </w:t>
-      </w:r>
-      <w:proofErr w:type="spellStart"/>
-      <w:r>
-        <w:rPr>
-          <w:rFonts w:ascii="Consolas" w:eastAsia="Consolas" w:hAnsi="Consolas" w:cs="Consolas"/>
-          <w:sz w:val="17"/>
-          <w:szCs w:val="17"/>
-        </w:rPr>
-        <w:t>int</w:t>
-      </w:r>
-      <w:proofErr w:type="spellEnd"/>
-      <w:r>
-        <w:rPr>
-          <w:rFonts w:ascii="Consolas" w:eastAsia="Consolas" w:hAnsi="Consolas" w:cs="Consolas"/>
-          <w:sz w:val="17"/>
-          <w:szCs w:val="17"/>
-        </w:rPr>
-        <w:t xml:space="preserve"> z; // SP decrementato di 4 byte -&gt; allocata z (</w:t>
+        <w:t xml:space="preserve">    int z; // SP decrementato di 4 byte -&gt; allocata z (</w:t>
       </w:r>
       <w:proofErr w:type="gramStart"/>
       <w:r>
@@ -7489,22 +7277,26 @@
         <w:jc w:val="center"/>
       </w:pPr>
       <w:r>
+        <w:rPr>
+          <w:noProof/>
+        </w:rPr>
         <w:drawing>
-          <wp:inline xmlns:a="http://schemas.openxmlformats.org/drawingml/2006/main" xmlns:pic="http://schemas.openxmlformats.org/drawingml/2006/picture">
+          <wp:inline distT="0" distB="0" distL="0" distR="0" wp14:anchorId="4DD8442E" wp14:editId="7CBC8461">
             <wp:extent cx="3060000" cy="2388028"/>
+            <wp:effectExtent l="0" t="0" r="0" b="0"/>
             <wp:docPr id="475959964" name="Picture 475959964"/>
             <wp:cNvGraphicFramePr>
-              <a:graphicFrameLocks noChangeAspect="1"/>
+              <a:graphicFrameLocks xmlns:a="http://schemas.openxmlformats.org/drawingml/2006/main" noChangeAspect="1"/>
             </wp:cNvGraphicFramePr>
-            <a:graphic>
+            <a:graphic xmlns:a="http://schemas.openxmlformats.org/drawingml/2006/main">
               <a:graphicData uri="http://schemas.openxmlformats.org/drawingml/2006/picture">
-                <pic:pic>
+                <pic:pic xmlns:pic="http://schemas.openxmlformats.org/drawingml/2006/picture">
                   <pic:nvPicPr>
                     <pic:cNvPr id="0" name="ch07_stack_fp_sp.png"/>
                     <pic:cNvPicPr/>
                   </pic:nvPicPr>
                   <pic:blipFill>
-                    <a:blip r:embed="rId14"/>
+                    <a:blip r:embed="rId13"/>
                     <a:stretch>
                       <a:fillRect/>
                     </a:stretch>
@@ -7514,7 +7306,9 @@
                       <a:off x="0" y="0"/>
                       <a:ext cx="3060000" cy="2388028"/>
                     </a:xfrm>
-                    <a:prstGeom prst="rect"/>
+                    <a:prstGeom prst="rect">
+                      <a:avLst/>
+                    </a:prstGeom>
                   </pic:spPr>
                 </pic:pic>
               </a:graphicData>
@@ -8087,23 +7881,13 @@
         <w:spacing w:before="80" w:after="0" w:line="240" w:lineRule="auto"/>
         <w:ind w:left="142" w:right="142"/>
       </w:pPr>
-      <w:proofErr w:type="spellStart"/>
       <w:r>
         <w:rPr>
           <w:rFonts w:ascii="Consolas" w:eastAsia="Consolas" w:hAnsi="Consolas" w:cs="Consolas"/>
           <w:sz w:val="17"/>
           <w:szCs w:val="17"/>
         </w:rPr>
-        <w:t>int</w:t>
-      </w:r>
-      <w:proofErr w:type="spellEnd"/>
-      <w:r>
-        <w:rPr>
-          <w:rFonts w:ascii="Consolas" w:eastAsia="Consolas" w:hAnsi="Consolas" w:cs="Consolas"/>
-          <w:sz w:val="17"/>
-          <w:szCs w:val="17"/>
-        </w:rPr>
-        <w:t xml:space="preserve"> a, b, c;</w:t>
+        <w:t>int a, b, c;</w:t>
       </w:r>
     </w:p>
     <w:p>
@@ -9192,22 +8976,26 @@
         <w:jc w:val="center"/>
       </w:pPr>
       <w:r>
+        <w:rPr>
+          <w:noProof/>
+        </w:rPr>
         <w:drawing>
-          <wp:inline xmlns:a="http://schemas.openxmlformats.org/drawingml/2006/main" xmlns:pic="http://schemas.openxmlformats.org/drawingml/2006/picture">
+          <wp:inline distT="0" distB="0" distL="0" distR="0" wp14:anchorId="672F7E1D" wp14:editId="24060890">
             <wp:extent cx="3960000" cy="3057978"/>
+            <wp:effectExtent l="0" t="0" r="0" b="0"/>
             <wp:docPr id="475959963" name="Picture 475959963"/>
             <wp:cNvGraphicFramePr>
-              <a:graphicFrameLocks noChangeAspect="1"/>
+              <a:graphicFrameLocks xmlns:a="http://schemas.openxmlformats.org/drawingml/2006/main" noChangeAspect="1"/>
             </wp:cNvGraphicFramePr>
-            <a:graphic>
+            <a:graphic xmlns:a="http://schemas.openxmlformats.org/drawingml/2006/main">
               <a:graphicData uri="http://schemas.openxmlformats.org/drawingml/2006/picture">
-                <pic:pic>
+                <pic:pic xmlns:pic="http://schemas.openxmlformats.org/drawingml/2006/picture">
                   <pic:nvPicPr>
                     <pic:cNvPr id="0" name="ch08_esecuzione_z.png"/>
                     <pic:cNvPicPr/>
                   </pic:nvPicPr>
                   <pic:blipFill>
-                    <a:blip r:embed="rId13"/>
+                    <a:blip r:embed="rId14"/>
                     <a:stretch>
                       <a:fillRect/>
                     </a:stretch>
@@ -9217,7 +9005,9 @@
                       <a:off x="0" y="0"/>
                       <a:ext cx="3960000" cy="3057978"/>
                     </a:xfrm>
-                    <a:prstGeom prst="rect"/>
+                    <a:prstGeom prst="rect">
+                      <a:avLst/>
+                    </a:prstGeom>
                   </pic:spPr>
                 </pic:pic>
               </a:graphicData>
@@ -9296,6 +9086,7 @@
           <w:sz w:val="17"/>
           <w:szCs w:val="17"/>
         </w:rPr>
+        <w:lastRenderedPageBreak/>
         <w:t xml:space="preserve">  Indirizzo </w:t>
       </w:r>
       <w:proofErr w:type="gramStart"/>
@@ -9349,18 +9140,8 @@
           <w:sz w:val="17"/>
           <w:szCs w:val="17"/>
         </w:rPr>
-        <w:t xml:space="preserve"> x (</w:t>
-      </w:r>
-      <w:proofErr w:type="spellStart"/>
-      <w:r>
-        <w:rPr>
-          <w:rFonts w:ascii="Consolas" w:eastAsia="Consolas" w:hAnsi="Consolas" w:cs="Consolas"/>
-          <w:sz w:val="17"/>
-          <w:szCs w:val="17"/>
-        </w:rPr>
-        <w:t>int</w:t>
-      </w:r>
-      <w:proofErr w:type="spellEnd"/>
+        <w:t xml:space="preserve"> x (int</w:t>
+      </w:r>
       <w:proofErr w:type="gramStart"/>
       <w:r>
         <w:rPr>
@@ -9429,18 +9210,8 @@
           <w:sz w:val="17"/>
           <w:szCs w:val="17"/>
         </w:rPr>
-        <w:t xml:space="preserve"> y (</w:t>
-      </w:r>
-      <w:proofErr w:type="spellStart"/>
-      <w:r>
-        <w:rPr>
-          <w:rFonts w:ascii="Consolas" w:eastAsia="Consolas" w:hAnsi="Consolas" w:cs="Consolas"/>
-          <w:sz w:val="17"/>
-          <w:szCs w:val="17"/>
-        </w:rPr>
-        <w:t>int</w:t>
-      </w:r>
-      <w:proofErr w:type="spellEnd"/>
+        <w:t xml:space="preserve"> y (int</w:t>
+      </w:r>
       <w:proofErr w:type="gramStart"/>
       <w:r>
         <w:rPr>
@@ -9509,18 +9280,8 @@
           <w:sz w:val="17"/>
           <w:szCs w:val="17"/>
         </w:rPr>
-        <w:t xml:space="preserve"> z (</w:t>
-      </w:r>
-      <w:proofErr w:type="spellStart"/>
-      <w:r>
-        <w:rPr>
-          <w:rFonts w:ascii="Consolas" w:eastAsia="Consolas" w:hAnsi="Consolas" w:cs="Consolas"/>
-          <w:sz w:val="17"/>
-          <w:szCs w:val="17"/>
-        </w:rPr>
-        <w:t>int</w:t>
-      </w:r>
-      <w:proofErr w:type="spellEnd"/>
+        <w:t xml:space="preserve"> z (int</w:t>
+      </w:r>
       <w:proofErr w:type="gramStart"/>
       <w:r>
         <w:rPr>
@@ -9573,7 +9334,6 @@
         </w:rPr>
         <w:t xml:space="preserve">Stampa Formattata tramite </w:t>
       </w:r>
-      <w:proofErr w:type="spellStart"/>
       <w:proofErr w:type="gramStart"/>
       <w:r>
         <w:rPr>
@@ -9581,16 +9341,7 @@
           <w:bCs/>
           <w:color w:val="E97132" w:themeColor="accent2"/>
         </w:rPr>
-        <w:t>printf</w:t>
-      </w:r>
-      <w:proofErr w:type="spellEnd"/>
-      <w:r>
-        <w:rPr>
-          <w:b/>
-          <w:bCs/>
-          <w:color w:val="E97132" w:themeColor="accent2"/>
-        </w:rPr>
-        <w:t>(</w:t>
+        <w:t>printf(</w:t>
       </w:r>
       <w:proofErr w:type="gramEnd"/>
       <w:r>
@@ -9643,7 +9394,6 @@
         <w:spacing w:before="80" w:after="200" w:line="240" w:lineRule="auto"/>
         <w:ind w:left="142" w:right="142"/>
       </w:pPr>
-      <w:proofErr w:type="spellStart"/>
       <w:proofErr w:type="gramStart"/>
       <w:r>
         <w:rPr>
@@ -9651,16 +9401,7 @@
           <w:sz w:val="17"/>
           <w:szCs w:val="17"/>
         </w:rPr>
-        <w:t>printf</w:t>
-      </w:r>
-      <w:proofErr w:type="spellEnd"/>
-      <w:r>
-        <w:rPr>
-          <w:rFonts w:ascii="Consolas" w:eastAsia="Consolas" w:hAnsi="Consolas" w:cs="Consolas"/>
-          <w:sz w:val="17"/>
-          <w:szCs w:val="17"/>
-        </w:rPr>
-        <w:t>(</w:t>
+        <w:t>printf(</w:t>
       </w:r>
       <w:proofErr w:type="gramEnd"/>
       <w:r>
@@ -10019,7 +9760,6 @@
                 <w:sz w:val="17"/>
                 <w:szCs w:val="17"/>
               </w:rPr>
-              <w:lastRenderedPageBreak/>
               <w:t>size_t</w:t>
             </w:r>
           </w:p>
@@ -10361,23 +10101,13 @@
         <w:spacing w:before="80" w:after="0" w:line="240" w:lineRule="auto"/>
         <w:ind w:left="142" w:right="142"/>
       </w:pPr>
-      <w:proofErr w:type="spellStart"/>
       <w:r>
         <w:rPr>
           <w:rFonts w:ascii="Consolas" w:eastAsia="Consolas" w:hAnsi="Consolas" w:cs="Consolas"/>
           <w:sz w:val="17"/>
           <w:szCs w:val="17"/>
         </w:rPr>
-        <w:t>int</w:t>
-      </w:r>
-      <w:proofErr w:type="spellEnd"/>
-      <w:r>
-        <w:rPr>
-          <w:rFonts w:ascii="Consolas" w:eastAsia="Consolas" w:hAnsi="Consolas" w:cs="Consolas"/>
-          <w:sz w:val="17"/>
-          <w:szCs w:val="17"/>
-        </w:rPr>
-        <w:t xml:space="preserve"> n;</w:t>
+        <w:t>int n;</w:t>
       </w:r>
     </w:p>
     <w:p>
@@ -10388,7 +10118,6 @@
         <w:spacing w:after="0" w:line="240" w:lineRule="auto"/>
         <w:ind w:left="142" w:right="142"/>
       </w:pPr>
-      <w:proofErr w:type="spellStart"/>
       <w:proofErr w:type="gramStart"/>
       <w:r>
         <w:rPr>
@@ -10396,16 +10125,7 @@
           <w:sz w:val="17"/>
           <w:szCs w:val="17"/>
         </w:rPr>
-        <w:t>printf</w:t>
-      </w:r>
-      <w:proofErr w:type="spellEnd"/>
-      <w:r>
-        <w:rPr>
-          <w:rFonts w:ascii="Consolas" w:eastAsia="Consolas" w:hAnsi="Consolas" w:cs="Consolas"/>
-          <w:sz w:val="17"/>
-          <w:szCs w:val="17"/>
-        </w:rPr>
-        <w:t>(</w:t>
+        <w:t>printf(</w:t>
       </w:r>
       <w:proofErr w:type="gramEnd"/>
       <w:r>
@@ -10424,93 +10144,65 @@
         <w:spacing w:after="200" w:line="240" w:lineRule="auto"/>
         <w:ind w:left="142" w:right="142"/>
       </w:pPr>
+      <w:proofErr w:type="gramStart"/>
+      <w:r>
+        <w:rPr>
+          <w:rFonts w:ascii="Consolas" w:eastAsia="Consolas" w:hAnsi="Consolas" w:cs="Consolas"/>
+          <w:sz w:val="17"/>
+          <w:szCs w:val="17"/>
+        </w:rPr>
+        <w:t>scanf(</w:t>
+      </w:r>
+      <w:proofErr w:type="gramEnd"/>
+      <w:r>
+        <w:rPr>
+          <w:rFonts w:ascii="Consolas" w:eastAsia="Consolas" w:hAnsi="Consolas" w:cs="Consolas"/>
+          <w:sz w:val="17"/>
+          <w:szCs w:val="17"/>
+        </w:rPr>
+        <w:t xml:space="preserve">"%d", &amp;n); // Passa a scanf l'indirizzo di memoria di 'n' nello </w:t>
+      </w:r>
       <w:proofErr w:type="spellStart"/>
+      <w:r>
+        <w:rPr>
+          <w:rFonts w:ascii="Consolas" w:eastAsia="Consolas" w:hAnsi="Consolas" w:cs="Consolas"/>
+          <w:sz w:val="17"/>
+          <w:szCs w:val="17"/>
+        </w:rPr>
+        <w:t>stack</w:t>
+      </w:r>
+      <w:proofErr w:type="spellEnd"/>
+    </w:p>
+    <w:p>
+      <w:r>
+        <w:rPr>
+          <w:highlight w:val="yellow"/>
+        </w:rPr>
+        <w:t>L'operatore &amp; ricava l'</w:t>
+      </w:r>
+      <w:r>
+        <w:rPr>
+          <w:b/>
+          <w:bCs/>
+          <w:highlight w:val="yellow"/>
+        </w:rPr>
+        <w:t>indirizzo fisico di memoria RAM</w:t>
+      </w:r>
+      <w:r>
+        <w:rPr>
+          <w:highlight w:val="yellow"/>
+        </w:rPr>
+        <w:t xml:space="preserve"> in cui la variabile n è allocata nello stack</w:t>
+      </w:r>
+      <w:r>
+        <w:t xml:space="preserve">. Passare l'indirizzo anziché il semplice valore consente a </w:t>
+      </w:r>
       <w:proofErr w:type="gramStart"/>
       <w:r>
-        <w:rPr>
-          <w:rFonts w:ascii="Consolas" w:eastAsia="Consolas" w:hAnsi="Consolas" w:cs="Consolas"/>
-          <w:sz w:val="17"/>
-          <w:szCs w:val="17"/>
-        </w:rPr>
-        <w:t>scanf</w:t>
-      </w:r>
-      <w:proofErr w:type="spellEnd"/>
-      <w:r>
-        <w:rPr>
-          <w:rFonts w:ascii="Consolas" w:eastAsia="Consolas" w:hAnsi="Consolas" w:cs="Consolas"/>
-          <w:sz w:val="17"/>
-          <w:szCs w:val="17"/>
-        </w:rPr>
-        <w:t>(</w:t>
+        <w:t>scanf(</w:t>
       </w:r>
       <w:proofErr w:type="gramEnd"/>
       <w:r>
-        <w:rPr>
-          <w:rFonts w:ascii="Consolas" w:eastAsia="Consolas" w:hAnsi="Consolas" w:cs="Consolas"/>
-          <w:sz w:val="17"/>
-          <w:szCs w:val="17"/>
-        </w:rPr>
-        <w:t xml:space="preserve">"%d", &amp;n); // Passa a </w:t>
-      </w:r>
-      <w:proofErr w:type="spellStart"/>
-      <w:r>
-        <w:rPr>
-          <w:rFonts w:ascii="Consolas" w:eastAsia="Consolas" w:hAnsi="Consolas" w:cs="Consolas"/>
-          <w:sz w:val="17"/>
-          <w:szCs w:val="17"/>
-        </w:rPr>
-        <w:t>scanf</w:t>
-      </w:r>
-      <w:proofErr w:type="spellEnd"/>
-      <w:r>
-        <w:rPr>
-          <w:rFonts w:ascii="Consolas" w:eastAsia="Consolas" w:hAnsi="Consolas" w:cs="Consolas"/>
-          <w:sz w:val="17"/>
-          <w:szCs w:val="17"/>
-        </w:rPr>
-        <w:t xml:space="preserve"> l'indirizzo di memoria di 'n' nello </w:t>
-      </w:r>
-      <w:proofErr w:type="spellStart"/>
-      <w:r>
-        <w:rPr>
-          <w:rFonts w:ascii="Consolas" w:eastAsia="Consolas" w:hAnsi="Consolas" w:cs="Consolas"/>
-          <w:sz w:val="17"/>
-          <w:szCs w:val="17"/>
-        </w:rPr>
-        <w:t>stack</w:t>
-      </w:r>
-      <w:proofErr w:type="spellEnd"/>
-    </w:p>
-    <w:p>
-      <w:r>
-        <w:rPr>
-          <w:highlight w:val="yellow"/>
-        </w:rPr>
-        <w:t>L'operatore &amp; ricava l'</w:t>
-      </w:r>
-      <w:r>
-        <w:rPr>
-          <w:b/>
-          <w:bCs/>
-          <w:highlight w:val="yellow"/>
-        </w:rPr>
-        <w:t>indirizzo fisico di memoria RAM</w:t>
-      </w:r>
-      <w:r>
-        <w:rPr>
-          <w:highlight w:val="yellow"/>
-        </w:rPr>
-        <w:t xml:space="preserve"> in cui la variabile n è allocata nello stack</w:t>
-      </w:r>
-      <w:r>
-        <w:t xml:space="preserve">. Passare l'indirizzo anziché il semplice valore consente a </w:t>
-      </w:r>
-      <w:proofErr w:type="gramStart"/>
-      <w:r>
-        <w:t>scanf(</w:t>
-      </w:r>
-      <w:proofErr w:type="gramEnd"/>
-      <w:r>
         <w:t>) di individuare esattamente la cella di memoria da sovrascrivere con l'input fornito dall'utente.</w:t>
       </w:r>
     </w:p>
@@ -10524,6 +10216,7 @@
           <w:b/>
           <w:color w:val="EE0000"/>
         </w:rPr>
+        <w:lastRenderedPageBreak/>
         <w:t>Capitolo 9: Il Referenziamento e l'Indirizzo delle Variabili</w:t>
       </w:r>
     </w:p>
@@ -10541,11 +10234,27 @@
     </w:p>
     <w:p>
       <w:r>
-        <w:t xml:space="preserve">Nel modello di Von Neumann ogni variabile è memorizzata nella memoria centrale e occupa una certa quantità di byte. Per identificarla, la CPU usa il suo </w:t>
-      </w:r>
-      <w:r>
-        <w:rPr>
-          <w:b/>
+        <w:t xml:space="preserve">Nel modello di Von Neumann </w:t>
+      </w:r>
+      <w:r>
+        <w:rPr>
+          <w:highlight w:val="yellow"/>
+        </w:rPr>
+        <w:t>ogni variabile è memorizzata nella memoria centrale e occupa una certa quantità di byte</w:t>
+      </w:r>
+      <w:r>
+        <w:t xml:space="preserve">. Per identificarla, la </w:t>
+      </w:r>
+      <w:r>
+        <w:rPr>
+          <w:highlight w:val="yellow"/>
+        </w:rPr>
+        <w:t xml:space="preserve">CPU usa il suo </w:t>
+      </w:r>
+      <w:r>
+        <w:rPr>
+          <w:b/>
+          <w:highlight w:val="yellow"/>
         </w:rPr>
         <w:t>indirizzo di memoria</w:t>
       </w:r>
@@ -10555,16 +10264,29 @@
     </w:p>
     <w:p>
       <w:r>
-        <w:t>Il linguaggio C permette di ottenere questo indirizzo tramite l'</w:t>
-      </w:r>
-      <w:r>
-        <w:rPr>
-          <w:b/>
+        <w:t xml:space="preserve">Il </w:t>
+      </w:r>
+      <w:r>
+        <w:rPr>
+          <w:highlight w:val="yellow"/>
+        </w:rPr>
+        <w:t>linguaggio C permette di ottenere questo indirizzo tramite l'</w:t>
+      </w:r>
+      <w:r>
+        <w:rPr>
+          <w:b/>
+          <w:highlight w:val="yellow"/>
         </w:rPr>
         <w:t>operatore di referenziamento</w:t>
       </w:r>
       <w:r>
-        <w:t xml:space="preserve"> &amp; (</w:t>
+        <w:rPr>
+          <w:highlight w:val="yellow"/>
+        </w:rPr>
+        <w:t xml:space="preserve"> &amp;</w:t>
+      </w:r>
+      <w:r>
+        <w:t xml:space="preserve"> (</w:t>
       </w:r>
       <w:r>
         <w:rPr>
@@ -10573,7 +10295,16 @@
         <w:t>ampersand</w:t>
       </w:r>
       <w:r>
-        <w:t>). L'espressione &amp;x si legge "l'indirizzo della variabile x". L'operatore era già comparso nel capitolo 8, nella lettura con scanf: qui lo studiamo in dettaglio.</w:t>
+        <w:t xml:space="preserve">). </w:t>
+      </w:r>
+      <w:r>
+        <w:rPr>
+          <w:highlight w:val="yellow"/>
+        </w:rPr>
+        <w:t>L'espressione &amp;x si legge "l'indirizzo della variabile x"</w:t>
+      </w:r>
+      <w:r>
+        <w:t>. L'operatore era già comparso nel capitolo 8, nella lettura con scanf: qui lo studiamo in dettaglio.</w:t>
       </w:r>
     </w:p>
     <w:p>
@@ -10590,7 +10321,16 @@
     </w:p>
     <w:p>
       <w:r>
-        <w:t>Ogni variabile ha due caratteristiche distinte: un valore e un indirizzo. Dato il codice:</w:t>
+        <w:t xml:space="preserve">Ogni variabile ha due caratteristiche distinte: </w:t>
+      </w:r>
+      <w:r>
+        <w:rPr>
+          <w:highlight w:val="yellow"/>
+        </w:rPr>
+        <w:t>un valore e un indirizzo</w:t>
+      </w:r>
+      <w:r>
+        <w:t>. Dato il codice:</w:t>
       </w:r>
     </w:p>
     <w:p>
@@ -10632,20 +10372,34 @@
     <w:p/>
     <w:p>
       <w:r>
-        <w:t xml:space="preserve">Qui x è il </w:t>
-      </w:r>
-      <w:r>
-        <w:rPr>
-          <w:b/>
+        <w:t xml:space="preserve">Qui </w:t>
+      </w:r>
+      <w:r>
+        <w:rPr>
+          <w:highlight w:val="yellow"/>
+        </w:rPr>
+        <w:t xml:space="preserve">x è il </w:t>
+      </w:r>
+      <w:r>
+        <w:rPr>
+          <w:b/>
+          <w:highlight w:val="yellow"/>
         </w:rPr>
         <w:t>valore</w:t>
       </w:r>
       <w:r>
-        <w:t>, cioè il contenuto della cella di memoria (5), mentre &amp;x è l'</w:t>
-      </w:r>
-      <w:r>
-        <w:rPr>
-          <w:b/>
+        <w:t xml:space="preserve">, cioè il contenuto della cella di memoria (5), mentre </w:t>
+      </w:r>
+      <w:r>
+        <w:rPr>
+          <w:highlight w:val="yellow"/>
+        </w:rPr>
+        <w:t>&amp;x è l'</w:t>
+      </w:r>
+      <w:r>
+        <w:rPr>
+          <w:b/>
+          <w:highlight w:val="yellow"/>
         </w:rPr>
         <w:t>indirizzo</w:t>
       </w:r>
@@ -10662,13 +10416,27 @@
           <w:b/>
           <w:color w:val="E97132"/>
         </w:rPr>
-        <w:lastRenderedPageBreak/>
         <w:t>Perché è utile conoscere gli indirizzi</w:t>
       </w:r>
     </w:p>
     <w:p>
       <w:r>
-        <w:t>Poter nominare l'indirizzo di una variabile permette di scrivere istruzioni del tipo "moltiplica due numeri e memorizza il risultato in questa cella di memoria" oppure "leggi da tastiera un numero e memorizzalo nello spazio di memoria di una certa variabile". Ma c'è di più:</w:t>
+        <w:rPr>
+          <w:highlight w:val="yellow"/>
+        </w:rPr>
+        <w:t>Poter nominare l'indirizzo di una variabile permette</w:t>
+      </w:r>
+      <w:r>
+        <w:t xml:space="preserve"> di scrivere istruzioni del tipo "</w:t>
+      </w:r>
+      <w:r>
+        <w:rPr>
+          <w:highlight w:val="yellow"/>
+        </w:rPr>
+        <w:t>moltiplica due numeri e memorizza il risultato in questa cella di memoria</w:t>
+      </w:r>
+      <w:r>
+        <w:t>" oppure "leggi da tastiera un numero e memorizzalo nello spazio di memoria di una certa variabile". Ma c'è di più:</w:t>
       </w:r>
     </w:p>
     <w:p>
@@ -10679,11 +10447,15 @@
         </w:numPr>
       </w:pPr>
       <w:r>
+        <w:rPr>
+          <w:highlight w:val="yellow"/>
+        </w:rPr>
         <w:t xml:space="preserve">è indispensabile per lavorare con i </w:t>
       </w:r>
       <w:r>
         <w:rPr>
           <w:b/>
+          <w:highlight w:val="yellow"/>
         </w:rPr>
         <w:t>puntatori</w:t>
       </w:r>
@@ -10699,12 +10471,24 @@
         </w:numPr>
       </w:pPr>
       <w:r>
-        <w:t>rende possibile gestire la memoria dinamica, le strutture dati complesse e la comunicazione efficiente tra funzioni.</w:t>
-      </w:r>
-    </w:p>
-    <w:p>
-      <w:r>
-        <w:t>Per cominciare ci limitiamo a un uso semplice: stampare gli indirizzi a video. (Come nelle slide, negli esempi si omette la riga #include &lt;stdio.h&gt;, necessaria per usare printf e scanf.)</w:t>
+        <w:rPr>
+          <w:highlight w:val="yellow"/>
+        </w:rPr>
+        <w:t>rende possibile gestire la memoria dinamica</w:t>
+      </w:r>
+      <w:r>
+        <w:t>, le strutture dati complesse e la comunicazione efficiente tra funzioni.</w:t>
+      </w:r>
+    </w:p>
+    <w:p>
+      <w:r>
+        <w:rPr>
+          <w:highlight w:val="yellow"/>
+        </w:rPr>
+        <w:t>Per cominciare ci limitiamo a un uso semplice: stampare gli indirizzi a video</w:t>
+      </w:r>
+      <w:r>
+        <w:t>. (Come nelle slide, negli esempi si omette la riga #include &lt;stdio.h&gt;, necessaria per usare printf e scanf.)</w:t>
       </w:r>
     </w:p>
     <w:p>
@@ -10721,16 +10505,26 @@
     </w:p>
     <w:p>
       <w:r>
+        <w:rPr>
+          <w:highlight w:val="yellow"/>
+        </w:rPr>
         <w:t xml:space="preserve">La funzione printf usa lo specificatore di conversione </w:t>
       </w:r>
       <w:r>
         <w:rPr>
           <w:b/>
+          <w:highlight w:val="yellow"/>
         </w:rPr>
         <w:t>%p</w:t>
       </w:r>
       <w:r>
-        <w:t xml:space="preserve"> per mostrare un indirizzo, normalmente in forma esadecimale:</w:t>
+        <w:rPr>
+          <w:highlight w:val="yellow"/>
+        </w:rPr>
+        <w:t xml:space="preserve"> per mostrare un indirizzo, normalmente in forma esadecimale</w:t>
+      </w:r>
+      <w:r>
+        <w:t>:</w:t>
       </w:r>
     </w:p>
     <w:p>
@@ -10817,30 +10611,33 @@
         </w:rPr>
         <w:t xml:space="preserve">    </w:t>
       </w:r>
-      <w:proofErr w:type="spellStart"/>
       <w:proofErr w:type="gramStart"/>
       <w:r>
         <w:rPr>
           <w:rFonts w:ascii="Consolas" w:hAnsi="Consolas" w:cs="Consolas"/>
           <w:sz w:val="17"/>
         </w:rPr>
-        <w:t>printf</w:t>
-      </w:r>
-      <w:proofErr w:type="spellEnd"/>
+        <w:t>printf(</w:t>
+      </w:r>
+      <w:proofErr w:type="gramEnd"/>
       <w:r>
         <w:rPr>
           <w:rFonts w:ascii="Consolas" w:hAnsi="Consolas" w:cs="Consolas"/>
           <w:sz w:val="17"/>
         </w:rPr>
-        <w:t>(</w:t>
-      </w:r>
-      <w:proofErr w:type="gramEnd"/>
+        <w:t>"La var x all'indirizzo %p vale %d \n", &amp;x, x);</w:t>
+      </w:r>
+    </w:p>
+    <w:p>
+      <w:pPr>
+        <w:spacing w:after="0" w:line="240" w:lineRule="auto"/>
+      </w:pPr>
       <w:r>
         <w:rPr>
           <w:rFonts w:ascii="Consolas" w:hAnsi="Consolas" w:cs="Consolas"/>
           <w:sz w:val="17"/>
         </w:rPr>
-        <w:t>"La var x all'indirizzo %p vale %d \n", &amp;x, x);</w:t>
+        <w:t xml:space="preserve">    printf("La var y all'indirizzo %p vale %d \n", &amp;y, y);</w:t>
       </w:r>
     </w:p>
     <w:p>
@@ -10852,7 +10649,7 @@
           <w:rFonts w:ascii="Consolas" w:hAnsi="Consolas" w:cs="Consolas"/>
           <w:sz w:val="17"/>
         </w:rPr>
-        <w:t xml:space="preserve">    printf("La var y all'indirizzo %p vale %d \n", &amp;y, y);</w:t>
+        <w:t xml:space="preserve">    printf("La var z all'indirizzo %p vale %d \n", &amp;z, z);</w:t>
       </w:r>
     </w:p>
     <w:p>
@@ -10864,7 +10661,13 @@
           <w:rFonts w:ascii="Consolas" w:hAnsi="Consolas" w:cs="Consolas"/>
           <w:sz w:val="17"/>
         </w:rPr>
-        <w:t xml:space="preserve">    printf("La var z all'indirizzo %p vale %d \n", &amp;z, z);</w:t>
+        <w:t>}</w:t>
+      </w:r>
+    </w:p>
+    <w:p/>
+    <w:p>
+      <w:r>
+        <w:t>Un'esecuzione possibile produce:</w:t>
       </w:r>
     </w:p>
     <w:p>
@@ -10876,13 +10679,7 @@
           <w:rFonts w:ascii="Consolas" w:hAnsi="Consolas" w:cs="Consolas"/>
           <w:sz w:val="17"/>
         </w:rPr>
-        <w:t>}</w:t>
-      </w:r>
-    </w:p>
-    <w:p/>
-    <w:p>
-      <w:r>
-        <w:t>Un'esecuzione possibile produce:</w:t>
+        <w:t>La var x all'indirizzo 0x7fffd0624e0c vale 5</w:t>
       </w:r>
     </w:p>
     <w:p>
@@ -10894,7 +10691,7 @@
           <w:rFonts w:ascii="Consolas" w:hAnsi="Consolas" w:cs="Consolas"/>
           <w:sz w:val="17"/>
         </w:rPr>
-        <w:t>La var x all'indirizzo 0x7fffd0624e0c vale 5</w:t>
+        <w:t>La var y all'indirizzo 0x7fffd0624e08 vale 2</w:t>
       </w:r>
     </w:p>
     <w:p>
@@ -10906,18 +10703,7 @@
           <w:rFonts w:ascii="Consolas" w:hAnsi="Consolas" w:cs="Consolas"/>
           <w:sz w:val="17"/>
         </w:rPr>
-        <w:t>La var y all'indirizzo 0x7fffd0624e08 vale 2</w:t>
-      </w:r>
-    </w:p>
-    <w:p>
-      <w:pPr>
-        <w:spacing w:after="0" w:line="240" w:lineRule="auto"/>
-      </w:pPr>
-      <w:r>
-        <w:rPr>
-          <w:rFonts w:ascii="Consolas" w:hAnsi="Consolas" w:cs="Consolas"/>
-          <w:sz w:val="17"/>
-        </w:rPr>
+        <w:lastRenderedPageBreak/>
         <w:t>La var z all'indirizzo 0x7fffd0624e04 vale 7</w:t>
       </w:r>
     </w:p>
@@ -10934,22 +10720,26 @@
         <w:jc w:val="center"/>
       </w:pPr>
       <w:r>
+        <w:rPr>
+          <w:noProof/>
+        </w:rPr>
         <w:drawing>
-          <wp:inline xmlns:a="http://schemas.openxmlformats.org/drawingml/2006/main" xmlns:pic="http://schemas.openxmlformats.org/drawingml/2006/picture">
+          <wp:inline distT="0" distB="0" distL="0" distR="0" wp14:anchorId="1683309E" wp14:editId="41ECC8A2">
             <wp:extent cx="3420000" cy="1313005"/>
+            <wp:effectExtent l="0" t="0" r="0" b="0"/>
             <wp:docPr id="475959962" name="Picture 475959962"/>
             <wp:cNvGraphicFramePr>
-              <a:graphicFrameLocks noChangeAspect="1"/>
+              <a:graphicFrameLocks xmlns:a="http://schemas.openxmlformats.org/drawingml/2006/main" noChangeAspect="1"/>
             </wp:cNvGraphicFramePr>
-            <a:graphic>
+            <a:graphic xmlns:a="http://schemas.openxmlformats.org/drawingml/2006/main">
               <a:graphicData uri="http://schemas.openxmlformats.org/drawingml/2006/picture">
-                <pic:pic>
+                <pic:pic xmlns:pic="http://schemas.openxmlformats.org/drawingml/2006/picture">
                   <pic:nvPicPr>
                     <pic:cNvPr id="0" name="ch09_indirizzi_xyz.png"/>
                     <pic:cNvPicPr/>
                   </pic:nvPicPr>
                   <pic:blipFill>
-                    <a:blip r:embed="rId12"/>
+                    <a:blip r:embed="rId15"/>
                     <a:stretch>
                       <a:fillRect/>
                     </a:stretch>
@@ -10959,7 +10749,9 @@
                       <a:off x="0" y="0"/>
                       <a:ext cx="3420000" cy="1313005"/>
                     </a:xfrm>
-                    <a:prstGeom prst="rect"/>
+                    <a:prstGeom prst="rect">
+                      <a:avLst/>
+                    </a:prstGeom>
                   </pic:spPr>
                 </pic:pic>
               </a:graphicData>
@@ -10994,11 +10786,30 @@
     </w:p>
     <w:p>
       <w:r>
-        <w:t xml:space="preserve">Il valore concreto di un indirizzo dipende dalla piattaforma e dalla singola esecuzione del programma; di solito è un numero molto grande (i dettagli si vedono nel corso di Sistemi Operativi). Per questo il valore stampato </w:t>
-      </w:r>
-      <w:r>
-        <w:rPr>
-          <w:b/>
+        <w:t xml:space="preserve">Il </w:t>
+      </w:r>
+      <w:r>
+        <w:rPr>
+          <w:highlight w:val="yellow"/>
+        </w:rPr>
+        <w:t>valore concreto di un indirizzo dipende dalla piattaforma</w:t>
+      </w:r>
+      <w:r>
+        <w:t xml:space="preserve"> e dalla singola esecuzione del programma; </w:t>
+      </w:r>
+      <w:r>
+        <w:rPr>
+          <w:highlight w:val="yellow"/>
+        </w:rPr>
+        <w:t>di solito è un numero molto grande</w:t>
+      </w:r>
+      <w:r>
+        <w:t xml:space="preserve"> (i dettagli si vedono nel corso di Sistemi Operativi). Per questo il valore stampato </w:t>
+      </w:r>
+      <w:r>
+        <w:rPr>
+          <w:b/>
+          <w:highlight w:val="yellow"/>
         </w:rPr>
         <w:t>non deve mai essere incorporato nella logica del programma</w:t>
       </w:r>
@@ -11014,12 +10825,21 @@
     <w:p>
       <w:pPr>
         <w:pStyle w:val="Titolo1"/>
-      </w:pPr>
-      <w:r>
         <w:rPr>
           <w:b/>
           <w:color w:val="EE0000"/>
         </w:rPr>
+      </w:pPr>
+    </w:p>
+    <w:p>
+      <w:pPr>
+        <w:pStyle w:val="Titolo1"/>
+      </w:pPr>
+      <w:r>
+        <w:rPr>
+          <w:b/>
+          <w:color w:val="EE0000"/>
+        </w:rPr>
         <w:t>Capitolo 10: L'Input da Tastiera con scanf()</w:t>
       </w:r>
     </w:p>
@@ -11037,16 +10857,50 @@
     </w:p>
     <w:p>
       <w:r>
-        <w:t xml:space="preserve">Un programma non deve solo mostrare risultati, ma spesso anche ricevere dati dall'utente. In C questo si fa con la funzione </w:t>
-      </w:r>
-      <w:r>
-        <w:rPr>
-          <w:b/>
+        <w:t xml:space="preserve">Un programma non deve solo mostrare risultati, ma spesso anche </w:t>
+      </w:r>
+      <w:r>
+        <w:rPr>
+          <w:highlight w:val="yellow"/>
+        </w:rPr>
+        <w:t>ricevere dati dall'utente</w:t>
+      </w:r>
+      <w:r>
+        <w:t xml:space="preserve">. In C </w:t>
+      </w:r>
+      <w:r>
+        <w:rPr>
+          <w:highlight w:val="yellow"/>
+        </w:rPr>
+        <w:t xml:space="preserve">questo si fa con la funzione </w:t>
+      </w:r>
+      <w:r>
+        <w:rPr>
+          <w:b/>
+          <w:highlight w:val="yellow"/>
         </w:rPr>
         <w:t>scanf()</w:t>
       </w:r>
       <w:r>
-        <w:t xml:space="preserve"> (le basi sono nel capitolo 8, qui ne approfondiamo il funzionamento), che legge i valori digitati da tastiera e li memorizza direttamente in variabili. Per leggere un intero in una variabile x già dichiarata si scrive:</w:t>
+        <w:rPr>
+          <w:highlight w:val="yellow"/>
+        </w:rPr>
+        <w:t xml:space="preserve"> </w:t>
+      </w:r>
+      <w:r>
+        <w:t>(</w:t>
+      </w:r>
+      <w:r>
+        <w:t xml:space="preserve">le basi sono nel capitolo 8, qui ne approfondiamo il funzionamento), </w:t>
+      </w:r>
+      <w:r>
+        <w:rPr>
+          <w:highlight w:val="yellow"/>
+        </w:rPr>
+        <w:t>che legge i valori digitati da tastiera e li memorizza direttamente in variabili</w:t>
+      </w:r>
+      <w:r>
+        <w:t>. Per leggere un intero in una variabile x già dichiarata si scrive:</w:t>
       </w:r>
     </w:p>
     <w:p>
@@ -11057,15 +10911,32 @@
         <w:rPr>
           <w:rFonts w:ascii="Consolas" w:hAnsi="Consolas" w:cs="Consolas"/>
           <w:sz w:val="17"/>
-        </w:rPr>
-        <w:lastRenderedPageBreak/>
+          <w:highlight w:val="yellow"/>
+        </w:rPr>
         <w:t>scanf("%d", &amp;x);</w:t>
       </w:r>
     </w:p>
-    <w:p/>
-    <w:p>
-      <w:r>
-        <w:t>Passando l'indirizzo &amp;x, si permette a scanf() di sapere in quale cella di memoria scrivere il dato letto. La funzione termina quando l'utente ha inserito l'input e preme INVIO.</w:t>
+    <w:p>
+      <w:pPr>
+        <w:spacing w:after="0" w:line="240" w:lineRule="auto"/>
+        <w:rPr>
+          <w:sz w:val="8"/>
+          <w:szCs w:val="8"/>
+        </w:rPr>
+      </w:pPr>
+    </w:p>
+    <w:p>
+      <w:r>
+        <w:t xml:space="preserve">Passando l'indirizzo </w:t>
+      </w:r>
+      <w:r>
+        <w:rPr>
+          <w:highlight w:val="yellow"/>
+        </w:rPr>
+        <w:t>&amp;x, si permette a scanf() di sapere in quale cella di memoria scrivere il dato letto</w:t>
+      </w:r>
+      <w:r>
+        <w:t>. La funzione termina quando l'utente ha inserito l'input e preme INVIO.</w:t>
       </w:r>
     </w:p>
     <w:p>
@@ -11129,30 +11000,33 @@
         </w:rPr>
         <w:t xml:space="preserve">    </w:t>
       </w:r>
-      <w:proofErr w:type="spellStart"/>
       <w:proofErr w:type="gramStart"/>
       <w:r>
         <w:rPr>
           <w:rFonts w:ascii="Consolas" w:hAnsi="Consolas" w:cs="Consolas"/>
           <w:sz w:val="17"/>
         </w:rPr>
-        <w:t>printf</w:t>
-      </w:r>
-      <w:proofErr w:type="spellEnd"/>
+        <w:t>printf(</w:t>
+      </w:r>
+      <w:proofErr w:type="gramEnd"/>
       <w:r>
         <w:rPr>
           <w:rFonts w:ascii="Consolas" w:hAnsi="Consolas" w:cs="Consolas"/>
           <w:sz w:val="17"/>
         </w:rPr>
-        <w:t>(</w:t>
-      </w:r>
-      <w:proofErr w:type="gramEnd"/>
+        <w:t>"Inserisci x: ");</w:t>
+      </w:r>
+    </w:p>
+    <w:p>
+      <w:pPr>
+        <w:spacing w:after="0" w:line="240" w:lineRule="auto"/>
+      </w:pPr>
       <w:r>
         <w:rPr>
           <w:rFonts w:ascii="Consolas" w:hAnsi="Consolas" w:cs="Consolas"/>
           <w:sz w:val="17"/>
         </w:rPr>
-        <w:t>"Inserisci x: ");</w:t>
+        <w:t xml:space="preserve">    scanf("%d", &amp;x);</w:t>
       </w:r>
     </w:p>
     <w:p>
@@ -11164,7 +11038,7 @@
           <w:rFonts w:ascii="Consolas" w:hAnsi="Consolas" w:cs="Consolas"/>
           <w:sz w:val="17"/>
         </w:rPr>
-        <w:t xml:space="preserve">    scanf("%d", &amp;x);</w:t>
+        <w:t xml:space="preserve">    printf("Inserisci y: ");</w:t>
       </w:r>
     </w:p>
     <w:p>
@@ -11176,19 +11050,30 @@
           <w:rFonts w:ascii="Consolas" w:hAnsi="Consolas" w:cs="Consolas"/>
           <w:sz w:val="17"/>
         </w:rPr>
-        <w:t xml:space="preserve">    printf("Inserisci y: ");</w:t>
+        <w:t xml:space="preserve">    scanf("%d", &amp;y);</w:t>
       </w:r>
     </w:p>
     <w:p>
       <w:pPr>
         <w:spacing w:after="0" w:line="240" w:lineRule="auto"/>
+        <w:rPr>
+          <w:lang w:val="en-US"/>
+        </w:rPr>
       </w:pPr>
       <w:r>
         <w:rPr>
           <w:rFonts w:ascii="Consolas" w:hAnsi="Consolas" w:cs="Consolas"/>
           <w:sz w:val="17"/>
         </w:rPr>
-        <w:t xml:space="preserve">    scanf("%d", &amp;y);</w:t>
+        <w:t xml:space="preserve">    </w:t>
+      </w:r>
+      <w:r>
+        <w:rPr>
+          <w:rFonts w:ascii="Consolas" w:hAnsi="Consolas" w:cs="Consolas"/>
+          <w:sz w:val="17"/>
+          <w:lang w:val="en-US"/>
+        </w:rPr>
+        <w:t>z = x + y;</w:t>
       </w:r>
     </w:p>
     <w:p>
@@ -11202,51 +11087,18 @@
         <w:rPr>
           <w:rFonts w:ascii="Consolas" w:hAnsi="Consolas" w:cs="Consolas"/>
           <w:sz w:val="17"/>
+          <w:lang w:val="en-US"/>
         </w:rPr>
         <w:t xml:space="preserve">    </w:t>
       </w:r>
+      <w:proofErr w:type="gramStart"/>
       <w:r>
         <w:rPr>
           <w:rFonts w:ascii="Consolas" w:hAnsi="Consolas" w:cs="Consolas"/>
           <w:sz w:val="17"/>
           <w:lang w:val="en-US"/>
         </w:rPr>
-        <w:t>z = x + y;</w:t>
-      </w:r>
-    </w:p>
-    <w:p>
-      <w:pPr>
-        <w:spacing w:after="0" w:line="240" w:lineRule="auto"/>
-        <w:rPr>
-          <w:lang w:val="en-US"/>
-        </w:rPr>
-      </w:pPr>
-      <w:r>
-        <w:rPr>
-          <w:rFonts w:ascii="Consolas" w:hAnsi="Consolas" w:cs="Consolas"/>
-          <w:sz w:val="17"/>
-          <w:lang w:val="en-US"/>
-        </w:rPr>
-        <w:t xml:space="preserve">    </w:t>
-      </w:r>
-      <w:proofErr w:type="spellStart"/>
-      <w:proofErr w:type="gramStart"/>
-      <w:r>
-        <w:rPr>
-          <w:rFonts w:ascii="Consolas" w:hAnsi="Consolas" w:cs="Consolas"/>
-          <w:sz w:val="17"/>
-          <w:lang w:val="en-US"/>
-        </w:rPr>
-        <w:t>printf</w:t>
-      </w:r>
-      <w:proofErr w:type="spellEnd"/>
-      <w:r>
-        <w:rPr>
-          <w:rFonts w:ascii="Consolas" w:hAnsi="Consolas" w:cs="Consolas"/>
-          <w:sz w:val="17"/>
-          <w:lang w:val="en-US"/>
-        </w:rPr>
-        <w:t>(</w:t>
+        <w:t>printf(</w:t>
       </w:r>
       <w:proofErr w:type="gramEnd"/>
       <w:r>
@@ -11284,6 +11136,7 @@
         </w:numPr>
       </w:pPr>
       <w:r>
+        <w:lastRenderedPageBreak/>
         <w:t>all'inizio x, y e z hanno un valore indeterminato (nello schema, "?");</w:t>
       </w:r>
     </w:p>
@@ -11327,22 +11180,26 @@
         <w:jc w:val="center"/>
       </w:pPr>
       <w:r>
+        <w:rPr>
+          <w:noProof/>
+        </w:rPr>
         <w:drawing>
-          <wp:inline xmlns:a="http://schemas.openxmlformats.org/drawingml/2006/main" xmlns:pic="http://schemas.openxmlformats.org/drawingml/2006/picture">
+          <wp:inline distT="0" distB="0" distL="0" distR="0" wp14:anchorId="33D9C146" wp14:editId="43D86CC7">
             <wp:extent cx="3960000" cy="1978053"/>
+            <wp:effectExtent l="0" t="0" r="0" b="0"/>
             <wp:docPr id="475959961" name="Picture 475959961"/>
             <wp:cNvGraphicFramePr>
-              <a:graphicFrameLocks noChangeAspect="1"/>
+              <a:graphicFrameLocks xmlns:a="http://schemas.openxmlformats.org/drawingml/2006/main" noChangeAspect="1"/>
             </wp:cNvGraphicFramePr>
-            <a:graphic>
+            <a:graphic xmlns:a="http://schemas.openxmlformats.org/drawingml/2006/main">
               <a:graphicData uri="http://schemas.openxmlformats.org/drawingml/2006/picture">
-                <pic:pic>
+                <pic:pic xmlns:pic="http://schemas.openxmlformats.org/drawingml/2006/picture">
                   <pic:nvPicPr>
                     <pic:cNvPr id="0" name="ch10_scanf_memoria.png"/>
                     <pic:cNvPicPr/>
                   </pic:nvPicPr>
                   <pic:blipFill>
-                    <a:blip r:embed="rId11"/>
+                    <a:blip r:embed="rId16"/>
                     <a:stretch>
                       <a:fillRect/>
                     </a:stretch>
@@ -11352,7 +11209,9 @@
                       <a:off x="0" y="0"/>
                       <a:ext cx="3960000" cy="1978053"/>
                     </a:xfrm>
-                    <a:prstGeom prst="rect"/>
+                    <a:prstGeom prst="rect">
+                      <a:avLst/>
+                    </a:prstGeom>
                   </pic:spPr>
                 </pic:pic>
               </a:graphicData>
@@ -11386,7 +11245,15 @@
       </w:r>
     </w:p>
     <w:p>
-      <w:r>
+      <w:pPr>
+        <w:rPr>
+          <w:highlight w:val="yellow"/>
+        </w:rPr>
+      </w:pPr>
+      <w:r>
+        <w:rPr>
+          <w:highlight w:val="yellow"/>
+        </w:rPr>
         <w:t>Con una sola scanf si possono leggere più valori, indicando più specificatori e più indirizzi:</w:t>
       </w:r>
     </w:p>
@@ -11398,6 +11265,7 @@
         <w:rPr>
           <w:rFonts w:ascii="Consolas" w:hAnsi="Consolas" w:cs="Consolas"/>
           <w:sz w:val="17"/>
+          <w:highlight w:val="yellow"/>
         </w:rPr>
         <w:t>scanf("%d%d", &amp;x, &amp;y);</w:t>
       </w:r>
@@ -11422,16 +11290,56 @@
     </w:p>
     <w:p>
       <w:r>
-        <w:t xml:space="preserve">La gestione dell'input è un punto critico: l'utente può sempre inserire valori sbagliati o incompleti. La funzione scanf() prova a interpretare l'input in base al formato specificato e, se incontra un dato incompatibile (per esempio un carattere al posto di un numero), </w:t>
-      </w:r>
-      <w:r>
-        <w:rPr>
-          <w:b/>
+        <w:rPr>
+          <w:highlight w:val="yellow"/>
+        </w:rPr>
+        <w:t>La gestione dell'input è un punto critico: l'utente può sempre inserire valori sbagliati o incompleti</w:t>
+      </w:r>
+      <w:r>
+        <w:t xml:space="preserve">. La funzione </w:t>
+      </w:r>
+      <w:r>
+        <w:rPr>
+          <w:highlight w:val="yellow"/>
+        </w:rPr>
+        <w:t>scanf() prova a interpretare l'input in base al formato specificato</w:t>
+      </w:r>
+      <w:r>
+        <w:t xml:space="preserve"> e, </w:t>
+      </w:r>
+      <w:r>
+        <w:rPr>
+          <w:highlight w:val="yellow"/>
+        </w:rPr>
+        <w:t>se</w:t>
+      </w:r>
+      <w:r>
+        <w:t xml:space="preserve"> incontra un dato </w:t>
+      </w:r>
+      <w:r>
+        <w:rPr>
+          <w:highlight w:val="yellow"/>
+        </w:rPr>
+        <w:t>incompatibile</w:t>
+      </w:r>
+      <w:r>
+        <w:t xml:space="preserve"> (per esempio un carattere al posto di un numero), </w:t>
+      </w:r>
+      <w:r>
+        <w:rPr>
+          <w:b/>
+          <w:highlight w:val="yellow"/>
         </w:rPr>
         <w:t>smette di leggere</w:t>
       </w:r>
       <w:r>
-        <w:t xml:space="preserve"> e restituisce il numero di valori letti con successo, che può essere minore di quelli attesi. Per esempio, dopo</w:t>
+        <w:rPr>
+          <w:highlight w:val="yellow"/>
+        </w:rPr>
+        <w:t xml:space="preserve"> e restituisce il numero di valori letti con successo</w:t>
+      </w:r>
+      <w:r>
+        <w:t>, che può essere minore di quelli attesi. Per esempio, dopo</w:t>
       </w:r>
     </w:p>
     <w:p>
@@ -11539,25 +11447,15 @@
           <w:sz w:val="17"/>
           <w:lang w:val="en-US"/>
         </w:rPr>
-        <w:lastRenderedPageBreak/>
         <w:t xml:space="preserve">    </w:t>
       </w:r>
-      <w:proofErr w:type="spellStart"/>
       <w:proofErr w:type="gramStart"/>
       <w:r>
         <w:rPr>
           <w:rFonts w:ascii="Consolas" w:hAnsi="Consolas" w:cs="Consolas"/>
           <w:sz w:val="17"/>
         </w:rPr>
-        <w:t>printf</w:t>
-      </w:r>
-      <w:proofErr w:type="spellEnd"/>
-      <w:r>
-        <w:rPr>
-          <w:rFonts w:ascii="Consolas" w:hAnsi="Consolas" w:cs="Consolas"/>
-          <w:sz w:val="17"/>
-        </w:rPr>
-        <w:t>(</w:t>
+        <w:t>printf(</w:t>
       </w:r>
       <w:proofErr w:type="gramEnd"/>
       <w:r>
@@ -11625,6 +11523,7 @@
         </w:numPr>
       </w:pPr>
       <w:r>
+        <w:lastRenderedPageBreak/>
         <w:t>con input 1234, scanf legge 1234 e restituisce 1;</w:t>
       </w:r>
     </w:p>
@@ -11668,25 +11567,39 @@
           <w:b/>
           <w:color w:val="E97132"/>
         </w:rPr>
-        <w:t>Dichiarare, avere un valore, avere un indirizzo, essere inizializzata</w:t>
-      </w:r>
-    </w:p>
-    <w:p>
-      <w:r>
-        <w:t xml:space="preserve">L'ultimo esempio mette in luce quattro nozioni da tenere distinte: la </w:t>
-      </w:r>
-      <w:r>
-        <w:rPr>
-          <w:b/>
+        <w:t>Dichiarare avere un valore, avere un indirizzo, essere inizializzata</w:t>
+      </w:r>
+    </w:p>
+    <w:p>
+      <w:r>
+        <w:t xml:space="preserve">L'ultimo esempio mette in luce quattro nozioni da tenere distinte: </w:t>
+      </w:r>
+      <w:r>
+        <w:rPr>
+          <w:highlight w:val="yellow"/>
+        </w:rPr>
+        <w:t xml:space="preserve">la </w:t>
+      </w:r>
+      <w:r>
+        <w:rPr>
+          <w:b/>
+          <w:highlight w:val="yellow"/>
         </w:rPr>
         <w:t>dichiarazione</w:t>
       </w:r>
       <w:r>
-        <w:t xml:space="preserve"> di una variabile, il suo </w:t>
-      </w:r>
-      <w:r>
-        <w:rPr>
-          <w:b/>
+        <w:rPr>
+          <w:highlight w:val="yellow"/>
+        </w:rPr>
+        <w:t xml:space="preserve"> di una variabi</w:t>
+      </w:r>
+      <w:r>
+        <w:t xml:space="preserve">le, il suo </w:t>
+      </w:r>
+      <w:r>
+        <w:rPr>
+          <w:b/>
+          <w:highlight w:val="yellow"/>
         </w:rPr>
         <w:t>valore</w:t>
       </w:r>
@@ -11696,20 +11609,37 @@
       <w:r>
         <w:rPr>
           <w:b/>
+          <w:highlight w:val="yellow"/>
         </w:rPr>
         <w:t>indirizzo</w:t>
       </w:r>
       <w:r>
-        <w:t xml:space="preserve"> e il fatto che il valore sia stato </w:t>
-      </w:r>
-      <w:r>
-        <w:rPr>
-          <w:b/>
+        <w:t xml:space="preserve"> e il fatto che il </w:t>
+      </w:r>
+      <w:r>
+        <w:rPr>
+          <w:highlight w:val="yellow"/>
+        </w:rPr>
+        <w:t xml:space="preserve">valore sia stato </w:t>
+      </w:r>
+      <w:r>
+        <w:rPr>
+          <w:b/>
+          <w:highlight w:val="yellow"/>
         </w:rPr>
         <w:t>inizializzato</w:t>
       </w:r>
       <w:r>
-        <w:t>. In particolare è lecito ottenere &amp;x anche se x non è ancora inizializzata: stiamo usando l'indirizzo di x e non leggendo il suo valore. Ma se x non viene inizializzata (in questo caso da scanf), non si può assumere nulla sul suo valore.</w:t>
+        <w:t xml:space="preserve">. In particolare è </w:t>
+      </w:r>
+      <w:r>
+        <w:rPr>
+          <w:highlight w:val="yellow"/>
+        </w:rPr>
+        <w:t>lecito ottenere &amp;x anche se x non è ancora inizializzata</w:t>
+      </w:r>
+      <w:r>
+        <w:t>: stiamo usando l'indirizzo di x e non leggendo il suo valore. Ma se x non viene inizializzata (in questo caso da scanf), non si può assumere nulla sul suo valore.</w:t>
       </w:r>
     </w:p>
     <w:p>
@@ -11731,12 +11661,21 @@
     <w:p>
       <w:pPr>
         <w:pStyle w:val="Titolo1"/>
-      </w:pPr>
-      <w:r>
         <w:rPr>
           <w:b/>
           <w:color w:val="EE0000"/>
         </w:rPr>
+      </w:pPr>
+    </w:p>
+    <w:p>
+      <w:pPr>
+        <w:pStyle w:val="Titolo1"/>
+      </w:pPr>
+      <w:r>
+        <w:rPr>
+          <w:b/>
+          <w:color w:val="EE0000"/>
+        </w:rPr>
         <w:t>Capitolo 11: I Puntatori</w:t>
       </w:r>
     </w:p>
@@ -11759,11 +11698,18 @@
       <w:r>
         <w:rPr>
           <w:b/>
+          <w:highlight w:val="yellow"/>
         </w:rPr>
         <w:t>puntatore</w:t>
       </w:r>
       <w:r>
-        <w:t xml:space="preserve"> è una variabile che memorizza l'indirizzo di memoria di un'altra variabile, detta </w:t>
+        <w:rPr>
+          <w:highlight w:val="yellow"/>
+        </w:rPr>
+        <w:t xml:space="preserve"> è una variabile che memorizza l'indirizzo di memoria di un'altra variabile</w:t>
+      </w:r>
+      <w:r>
+        <w:t xml:space="preserve">, detta </w:t>
       </w:r>
       <w:r>
         <w:rPr>
@@ -11772,21 +11718,52 @@
         <w:t>variabile puntata</w:t>
       </w:r>
       <w:r>
-        <w:t>. Il valore contenuto in un puntatore è quindi un indirizzo, anziché direttamente il dato puntato. Se per esempio la variabile int x = 5 ha indirizzo &amp;x pari a 0x03FC, ci serve un posto dove memorizzare 0x03FC: quel posto è una variabile puntatore.</w:t>
-      </w:r>
-    </w:p>
-    <w:p>
-      <w:r>
-        <w:t xml:space="preserve">In C, per ciascun tipo di dati T esiste il corrispondente </w:t>
-      </w:r>
-      <w:r>
-        <w:rPr>
-          <w:b/>
+        <w:t xml:space="preserve">. Il valore contenuto in un puntatore è quindi un </w:t>
+      </w:r>
+      <w:r>
+        <w:rPr>
+          <w:highlight w:val="yellow"/>
+        </w:rPr>
+        <w:t>indirizzo</w:t>
+      </w:r>
+      <w:r>
+        <w:t>, anziché direttamente il dato puntato. Se per esempio la variabile int x = 5 ha indirizzo &amp;x pari a 0x03FC, ci serve un posto dove memorizzare 0x03FC: quel posto è una variabile puntatore.</w:t>
+      </w:r>
+    </w:p>
+    <w:p>
+      <w:r>
+        <w:t xml:space="preserve">In C, </w:t>
+      </w:r>
+      <w:r>
+        <w:rPr>
+          <w:highlight w:val="yellow"/>
+        </w:rPr>
+        <w:t xml:space="preserve">per ciascun tipo di dati T esiste il corrispondente </w:t>
+      </w:r>
+      <w:r>
+        <w:rPr>
+          <w:b/>
+          <w:highlight w:val="yellow"/>
         </w:rPr>
         <w:t>tipo puntatore</w:t>
       </w:r>
       <w:r>
-        <w:t xml:space="preserve"> T* ("T star"): le variabili di tipo T* servono a memorizzare gli indirizzi delle variabili di tipo T. Per esempio:</w:t>
+        <w:rPr>
+          <w:highlight w:val="yellow"/>
+        </w:rPr>
+        <w:t xml:space="preserve"> T*</w:t>
+      </w:r>
+      <w:r>
+        <w:t xml:space="preserve"> ("T star"): </w:t>
+      </w:r>
+      <w:r>
+        <w:rPr>
+          <w:highlight w:val="yellow"/>
+        </w:rPr>
+        <w:t>le variabili di tipo T* servono a memorizzare gli indirizzi delle variabili di tipo T</w:t>
+      </w:r>
+      <w:r>
+        <w:t>. Per esempio:</w:t>
       </w:r>
     </w:p>
     <w:p>
@@ -11870,13 +11847,18 @@
           <w:b/>
           <w:color w:val="E97132"/>
         </w:rPr>
-        <w:lastRenderedPageBreak/>
         <w:t>L'operatore di referenziamento e l'assegnamento a un puntatore</w:t>
       </w:r>
     </w:p>
     <w:p>
       <w:r>
-        <w:t>L'operatore &amp; (</w:t>
+        <w:rPr>
+          <w:highlight w:val="yellow"/>
+        </w:rPr>
+        <w:t>L'operatore &amp;</w:t>
+      </w:r>
+      <w:r>
+        <w:t xml:space="preserve"> (</w:t>
       </w:r>
       <w:r>
         <w:rPr>
@@ -11885,7 +11867,16 @@
         <w:t>address-of</w:t>
       </w:r>
       <w:r>
-        <w:t>), applicato a una variabile, ne restituisce l'indirizzo con tipo "puntatore al tipo della variabile". Possiamo allora inizializzare il puntatore:</w:t>
+        <w:t xml:space="preserve">), </w:t>
+      </w:r>
+      <w:r>
+        <w:rPr>
+          <w:highlight w:val="yellow"/>
+        </w:rPr>
+        <w:t>applicato a una variabile, ne restituisce l'indirizzo con tipo "puntatore al tipo della variabile"</w:t>
+      </w:r>
+      <w:r>
+        <w:t>. Possiamo allora inizializzare il puntatore:</w:t>
       </w:r>
     </w:p>
     <w:p>
@@ -11995,7 +11986,16 @@
     </w:p>
     <w:p>
       <w:r>
-        <w:t>Nello schema della memoria la variabile x contiene il valore 5 all'indirizzo 0x03FC, mentre la variabile pX contiene 0x03FC, cioè l'indirizzo di x, e si trova a sua volta a un indirizzo proprio (nell'esempio 0x03F8). Un puntatore contiene un indirizzo, ma essendo una variabile occupa memoria e ha anche un suo indirizzo. L'assegnamento pX = &amp;x è corretto perché &amp;x e pX hanno lo stesso tipo, int*.</w:t>
+        <w:t xml:space="preserve">Nello schema della memoria la variabile x contiene il valore 5 all'indirizzo 0x03FC, mentre la variabile pX contiene 0x03FC, cioè l'indirizzo di x, e si trova a sua volta a un indirizzo proprio (nell'esempio 0x03F8). Un </w:t>
+      </w:r>
+      <w:r>
+        <w:rPr>
+          <w:highlight w:val="yellow"/>
+        </w:rPr>
+        <w:t>puntatore contiene un indirizzo, ma essendo una variabile occupa memoria e ha anche un suo indirizzo</w:t>
+      </w:r>
+      <w:r>
+        <w:t>. L'assegnamento pX = &amp;x è corretto perché &amp;x e pX hanno lo stesso tipo, int*.</w:t>
       </w:r>
     </w:p>
     <w:p>
@@ -12047,37 +12047,12 @@
         </w:rPr>
         <w:t xml:space="preserve">    </w:t>
       </w:r>
-      <w:proofErr w:type="spellStart"/>
       <w:r>
         <w:rPr>
           <w:rFonts w:ascii="Consolas" w:hAnsi="Consolas" w:cs="Consolas"/>
           <w:sz w:val="17"/>
         </w:rPr>
-        <w:t>int</w:t>
-      </w:r>
-      <w:proofErr w:type="spellEnd"/>
-      <w:r>
-        <w:rPr>
-          <w:rFonts w:ascii="Consolas" w:hAnsi="Consolas" w:cs="Consolas"/>
-          <w:sz w:val="17"/>
-        </w:rPr>
-        <w:t xml:space="preserve">* </w:t>
-      </w:r>
-      <w:proofErr w:type="spellStart"/>
-      <w:r>
-        <w:rPr>
-          <w:rFonts w:ascii="Consolas" w:hAnsi="Consolas" w:cs="Consolas"/>
-          <w:sz w:val="17"/>
-        </w:rPr>
-        <w:t>pX</w:t>
-      </w:r>
-      <w:proofErr w:type="spellEnd"/>
-      <w:r>
-        <w:rPr>
-          <w:rFonts w:ascii="Consolas" w:hAnsi="Consolas" w:cs="Consolas"/>
-          <w:sz w:val="17"/>
-        </w:rPr>
-        <w:t>;</w:t>
+        <w:t>int* pX;</w:t>
       </w:r>
     </w:p>
     <w:p>
@@ -12129,22 +12104,26 @@
         <w:jc w:val="center"/>
       </w:pPr>
       <w:r>
+        <w:rPr>
+          <w:noProof/>
+        </w:rPr>
         <w:drawing>
-          <wp:inline xmlns:a="http://schemas.openxmlformats.org/drawingml/2006/main" xmlns:pic="http://schemas.openxmlformats.org/drawingml/2006/picture">
+          <wp:inline distT="0" distB="0" distL="0" distR="0" wp14:anchorId="60D1D9AB" wp14:editId="6D986AFB">
             <wp:extent cx="3420000" cy="1505268"/>
+            <wp:effectExtent l="0" t="0" r="0" b="0"/>
             <wp:docPr id="475959960" name="Picture 475959960"/>
             <wp:cNvGraphicFramePr>
-              <a:graphicFrameLocks noChangeAspect="1"/>
+              <a:graphicFrameLocks xmlns:a="http://schemas.openxmlformats.org/drawingml/2006/main" noChangeAspect="1"/>
             </wp:cNvGraphicFramePr>
-            <a:graphic>
+            <a:graphic xmlns:a="http://schemas.openxmlformats.org/drawingml/2006/main">
               <a:graphicData uri="http://schemas.openxmlformats.org/drawingml/2006/picture">
-                <pic:pic>
+                <pic:pic xmlns:pic="http://schemas.openxmlformats.org/drawingml/2006/picture">
                   <pic:nvPicPr>
                     <pic:cNvPr id="0" name="ch11_puntatore.png"/>
                     <pic:cNvPicPr/>
                   </pic:nvPicPr>
                   <pic:blipFill>
-                    <a:blip r:embed="rId10"/>
+                    <a:blip r:embed="rId17"/>
                     <a:stretch>
                       <a:fillRect/>
                     </a:stretch>
@@ -12154,7 +12133,9 @@
                       <a:off x="0" y="0"/>
                       <a:ext cx="3420000" cy="1505268"/>
                     </a:xfrm>
-                    <a:prstGeom prst="rect"/>
+                    <a:prstGeom prst="rect">
+                      <a:avLst/>
+                    </a:prstGeom>
                   </pic:spPr>
                 </pic:pic>
               </a:graphicData>
@@ -12230,6 +12211,7 @@
           <w:b/>
           <w:color w:val="E97132"/>
         </w:rPr>
+        <w:lastRenderedPageBreak/>
         <w:t>Come si scrive la dichiarazione</w:t>
       </w:r>
     </w:p>
@@ -12247,22 +12229,33 @@
           <w:b/>
           <w:color w:val="E97132"/>
         </w:rPr>
-        <w:lastRenderedPageBreak/>
         <w:t>scanf riletta con i puntatori</w:t>
       </w:r>
     </w:p>
     <w:p>
       <w:r>
+        <w:rPr>
+          <w:highlight w:val="yellow"/>
+        </w:rPr>
         <w:t xml:space="preserve">La documentazione di scanf richiede che ogni conversione riceva un </w:t>
       </w:r>
       <w:r>
         <w:rPr>
           <w:b/>
+          <w:highlight w:val="yellow"/>
         </w:rPr>
         <w:t>puntatore al tipo appropriato</w:t>
       </w:r>
       <w:r>
-        <w:t>: per %d serve un int*. Con int x, l'espressione &amp;x ha proprio tipo int*, ed è per questo che scanf("%d", &amp;x) funziona: scanf può scrivere in quella cella il valore letto. Ma allora al posto di &amp;x si può passare direttamente un puntatore che contiene lo stesso indirizzo:</w:t>
+        <w:t xml:space="preserve">: per %d serve un int*. Con int x, l'espressione &amp;x ha proprio tipo int*, ed è per questo che </w:t>
+      </w:r>
+      <w:proofErr w:type="gramStart"/>
+      <w:r>
+        <w:t>scanf(</w:t>
+      </w:r>
+      <w:proofErr w:type="gramEnd"/>
+      <w:r>
+        <w:t>"%d", &amp;x) funziona: scanf può scrivere in quella cella il valore letto. Ma allora al posto di &amp;x si può passare direttamente un puntatore che contiene lo stesso indirizzo:</w:t>
       </w:r>
     </w:p>
     <w:p>
@@ -12309,37 +12302,48 @@
         </w:rPr>
         <w:t xml:space="preserve">    </w:t>
       </w:r>
-      <w:proofErr w:type="spellStart"/>
       <w:r>
         <w:rPr>
           <w:rFonts w:ascii="Consolas" w:hAnsi="Consolas" w:cs="Consolas"/>
           <w:sz w:val="17"/>
         </w:rPr>
-        <w:t>int</w:t>
-      </w:r>
-      <w:proofErr w:type="spellEnd"/>
+        <w:t>int* pX = &amp;x;</w:t>
+      </w:r>
+    </w:p>
+    <w:p>
+      <w:pPr>
+        <w:spacing w:after="0" w:line="240" w:lineRule="auto"/>
+      </w:pPr>
       <w:r>
         <w:rPr>
           <w:rFonts w:ascii="Consolas" w:hAnsi="Consolas" w:cs="Consolas"/>
           <w:sz w:val="17"/>
         </w:rPr>
-        <w:t xml:space="preserve">* </w:t>
-      </w:r>
-      <w:proofErr w:type="spellStart"/>
+        <w:t xml:space="preserve">    printf("Inserisci un intero: ");</w:t>
+      </w:r>
+    </w:p>
+    <w:p>
+      <w:pPr>
+        <w:spacing w:after="0" w:line="240" w:lineRule="auto"/>
+      </w:pPr>
       <w:r>
         <w:rPr>
           <w:rFonts w:ascii="Consolas" w:hAnsi="Consolas" w:cs="Consolas"/>
           <w:sz w:val="17"/>
         </w:rPr>
-        <w:t>pX</w:t>
-      </w:r>
-      <w:proofErr w:type="spellEnd"/>
+        <w:t xml:space="preserve">    scanf("%d", pX);</w:t>
+      </w:r>
+    </w:p>
+    <w:p>
+      <w:pPr>
+        <w:spacing w:after="0" w:line="240" w:lineRule="auto"/>
+      </w:pPr>
       <w:r>
         <w:rPr>
           <w:rFonts w:ascii="Consolas" w:hAnsi="Consolas" w:cs="Consolas"/>
           <w:sz w:val="17"/>
         </w:rPr>
-        <w:t xml:space="preserve"> = &amp;x;</w:t>
+        <w:t xml:space="preserve">    printf("La var x all'ind %p vale %d \n", pX, x);</w:t>
       </w:r>
     </w:p>
     <w:p>
@@ -12351,7 +12355,106 @@
           <w:rFonts w:ascii="Consolas" w:hAnsi="Consolas" w:cs="Consolas"/>
           <w:sz w:val="17"/>
         </w:rPr>
-        <w:t xml:space="preserve">    printf("Inserisci un intero: ");</w:t>
+        <w:t>}</w:t>
+      </w:r>
+    </w:p>
+    <w:p/>
+    <w:p>
+      <w:r>
+        <w:t>L'assegnamento pX = &amp;x è lecito anche se x non è ancora inizializzata (si usa l'indirizzo, non il valore). Dopo che l'utente ha digitato 5, la cella di x contiene 5, e la printf mostra l'indirizzo contenuto in pX e il valore di x.</w:t>
+      </w:r>
+    </w:p>
+    <w:p>
+      <w:pPr>
+        <w:pStyle w:val="Titolo1"/>
+        <w:rPr>
+          <w:b/>
+          <w:color w:val="EE0000"/>
+        </w:rPr>
+      </w:pPr>
+    </w:p>
+    <w:p>
+      <w:pPr>
+        <w:pStyle w:val="Titolo1"/>
+      </w:pPr>
+      <w:r>
+        <w:rPr>
+          <w:b/>
+          <w:color w:val="EE0000"/>
+        </w:rPr>
+        <w:t>Capitolo 12: Dereferenziamento, Alias e Puntatore Nullo</w:t>
+      </w:r>
+    </w:p>
+    <w:p>
+      <w:pPr>
+        <w:pStyle w:val="Titolo2"/>
+      </w:pPr>
+      <w:r>
+        <w:rPr>
+          <w:b/>
+          <w:color w:val="E97132"/>
+        </w:rPr>
+        <w:t>L'operatore di dereferenziamento *</w:t>
+      </w:r>
+    </w:p>
+    <w:p>
+      <w:r>
+        <w:rPr>
+          <w:highlight w:val="yellow"/>
+        </w:rPr>
+        <w:t xml:space="preserve">L'operatore unario </w:t>
+      </w:r>
+      <w:r>
+        <w:rPr>
+          <w:b/>
+          <w:highlight w:val="yellow"/>
+        </w:rPr>
+        <w:t>asterisco</w:t>
+      </w:r>
+      <w:r>
+        <w:rPr>
+          <w:b/>
+        </w:rPr>
+        <w:t xml:space="preserve"> (*)</w:t>
+      </w:r>
+      <w:r>
+        <w:t xml:space="preserve"> (</w:t>
+      </w:r>
+      <w:r>
+        <w:rPr>
+          <w:i/>
+        </w:rPr>
+        <w:t>dereference</w:t>
+      </w:r>
+      <w:r>
+        <w:t xml:space="preserve"> o </w:t>
+      </w:r>
+      <w:r>
+        <w:rPr>
+          <w:i/>
+        </w:rPr>
+        <w:t>indirect access</w:t>
+      </w:r>
+      <w:r>
+        <w:t xml:space="preserve">) </w:t>
+      </w:r>
+      <w:r>
+        <w:rPr>
+          <w:highlight w:val="yellow"/>
+        </w:rPr>
+        <w:t>permette di accedere alla variabile puntata attraverso l'indirizzo memorizzato nel puntatore</w:t>
+      </w:r>
+      <w:r>
+        <w:t xml:space="preserve">. </w:t>
+      </w:r>
+      <w:r>
+        <w:rPr>
+          <w:highlight w:val="yellow"/>
+        </w:rPr>
+        <w:t>Dereferenziare un puntatore significa usare l'indirizzo che contiene per accedere indirettamente alla variabile puntata</w:t>
+      </w:r>
+      <w:r>
+        <w:t>. Per esempio:</w:t>
       </w:r>
     </w:p>
     <w:p>
@@ -12363,7 +12466,7 @@
           <w:rFonts w:ascii="Consolas" w:hAnsi="Consolas" w:cs="Consolas"/>
           <w:sz w:val="17"/>
         </w:rPr>
-        <w:t xml:space="preserve">    scanf("%d", pX);</w:t>
+        <w:t>int y = 5;</w:t>
       </w:r>
     </w:p>
     <w:p>
@@ -12375,7 +12478,7 @@
           <w:rFonts w:ascii="Consolas" w:hAnsi="Consolas" w:cs="Consolas"/>
           <w:sz w:val="17"/>
         </w:rPr>
-        <w:t xml:space="preserve">    printf("La var x all'ind %p vale %d \n", pX, x);</w:t>
+        <w:t>int* pY = &amp;y;</w:t>
       </w:r>
     </w:p>
     <w:p>
@@ -12387,111 +12490,35 @@
           <w:rFonts w:ascii="Consolas" w:hAnsi="Consolas" w:cs="Consolas"/>
           <w:sz w:val="17"/>
         </w:rPr>
-        <w:t>}</w:t>
-      </w:r>
-    </w:p>
-    <w:p/>
-    <w:p>
-      <w:r>
-        <w:t>L'assegnamento pX = &amp;x è lecito anche se x non è ancora inizializzata (si usa l'indirizzo, non il valore). Dopo che l'utente ha digitato 5, la cella di x contiene 5, e la printf mostra l'indirizzo contenuto in pX e il valore di x.</w:t>
-      </w:r>
-    </w:p>
-    <w:p>
-      <w:pPr>
-        <w:pStyle w:val="Titolo1"/>
-      </w:pPr>
-      <w:r>
-        <w:rPr>
-          <w:b/>
-          <w:color w:val="EE0000"/>
-        </w:rPr>
-        <w:t>Capitolo 12: Dereferenziamento, Alias e Puntatore Nullo</w:t>
-      </w:r>
-    </w:p>
-    <w:p>
-      <w:pPr>
-        <w:pStyle w:val="Titolo2"/>
-      </w:pPr>
-      <w:r>
-        <w:rPr>
-          <w:b/>
-          <w:color w:val="E97132"/>
-        </w:rPr>
-        <w:t>L'operatore di dereferenziamento *</w:t>
-      </w:r>
-    </w:p>
-    <w:p>
-      <w:r>
-        <w:t xml:space="preserve">L'operatore unario </w:t>
-      </w:r>
-      <w:r>
-        <w:rPr>
-          <w:b/>
-        </w:rPr>
-        <w:t>asterisco (*)</w:t>
-      </w:r>
-      <w:r>
-        <w:t xml:space="preserve"> (</w:t>
-      </w:r>
-      <w:r>
-        <w:rPr>
-          <w:i/>
-        </w:rPr>
-        <w:t>dereference</w:t>
-      </w:r>
-      <w:r>
-        <w:t xml:space="preserve"> o </w:t>
-      </w:r>
-      <w:r>
-        <w:rPr>
-          <w:i/>
-        </w:rPr>
-        <w:t>indirect access</w:t>
-      </w:r>
-      <w:r>
-        <w:t>) permette di accedere alla variabile puntata attraverso l'indirizzo memorizzato nel puntatore. Dereferenziare un puntatore significa usare l'indirizzo che contiene per accedere indirettamente alla variabile puntata. Per esempio:</w:t>
-      </w:r>
-    </w:p>
-    <w:p>
-      <w:pPr>
-        <w:spacing w:after="0" w:line="240" w:lineRule="auto"/>
-      </w:pPr>
-      <w:r>
-        <w:rPr>
-          <w:rFonts w:ascii="Consolas" w:hAnsi="Consolas" w:cs="Consolas"/>
-          <w:sz w:val="17"/>
-        </w:rPr>
-        <w:t>int y = 5;</w:t>
-      </w:r>
-    </w:p>
-    <w:p>
-      <w:pPr>
-        <w:spacing w:after="0" w:line="240" w:lineRule="auto"/>
-      </w:pPr>
-      <w:r>
-        <w:rPr>
-          <w:rFonts w:ascii="Consolas" w:hAnsi="Consolas" w:cs="Consolas"/>
-          <w:sz w:val="17"/>
-        </w:rPr>
-        <w:t>int* pY = &amp;y;</w:t>
-      </w:r>
-    </w:p>
-    <w:p>
-      <w:pPr>
-        <w:spacing w:after="0" w:line="240" w:lineRule="auto"/>
-      </w:pPr>
-      <w:r>
-        <w:rPr>
-          <w:rFonts w:ascii="Consolas" w:hAnsi="Consolas" w:cs="Consolas"/>
-          <w:sz w:val="17"/>
-        </w:rPr>
         <w:t>printf("%d", *pY);</w:t>
       </w:r>
     </w:p>
-    <w:p/>
-    <w:p>
-      <w:r>
-        <w:t>Qui *pY accede alla stessa cella di memoria di y, perché pY ne contiene l'indirizzo. Il tipo segue una regola semplice: se un puntatore p ha tipo T*, allora l'espressione *p ha tipo T. Negli esempi di questo capitolo si alternano le scritture int* pX e int *pX, equivalenti.</w:t>
+    <w:p>
+      <w:pPr>
+        <w:rPr>
+          <w:sz w:val="6"/>
+          <w:szCs w:val="6"/>
+        </w:rPr>
+      </w:pPr>
+    </w:p>
+    <w:p>
+      <w:r>
+        <w:rPr>
+          <w:highlight w:val="yellow"/>
+        </w:rPr>
+        <w:t>Qui *pY accede alla stessa cella di memoria di y, perché pY ne contiene l'indirizzo.</w:t>
+      </w:r>
+      <w:r>
+        <w:t xml:space="preserve"> Il tipo segue una regola semplice: </w:t>
+      </w:r>
+      <w:r>
+        <w:rPr>
+          <w:highlight w:val="yellow"/>
+        </w:rPr>
+        <w:t>se un puntatore p ha tipo T*, allora l'espressione *p ha tipo T</w:t>
+      </w:r>
+      <w:r>
+        <w:t>. Negli esempi di questo capitolo si alternano le scritture int* pX e int *pX, equivalenti.</w:t>
       </w:r>
     </w:p>
     <w:p>
@@ -12525,7 +12552,16 @@
         <w:t>in lettura</w:t>
       </w:r>
       <w:r>
-        <w:t>: printf("%d\n", *pX) stampa 5, il valore della variabile puntata, come x;</w:t>
+        <w:t xml:space="preserve">: </w:t>
+      </w:r>
+      <w:r>
+        <w:rPr>
+          <w:highlight w:val="yellow"/>
+        </w:rPr>
+        <w:t>printf("%d\n", *pX) stampa 5, il valore della variabile puntata, come x</w:t>
+      </w:r>
+      <w:r>
+        <w:t>;</w:t>
       </w:r>
     </w:p>
     <w:p>
@@ -12542,7 +12578,16 @@
         <w:t>in modifica</w:t>
       </w:r>
       <w:r>
-        <w:t>: *pX = 10; assegna un nuovo valore alla variabile puntata; dopo l'istruzione x vale 10.</w:t>
+        <w:t>: *</w:t>
+      </w:r>
+      <w:r>
+        <w:rPr>
+          <w:highlight w:val="yellow"/>
+        </w:rPr>
+        <w:t>pX = 10; assegna un nuovo valore alla variabile puntata; dopo l'istruzione x vale 10</w:t>
+      </w:r>
+      <w:r>
+        <w:t>.</w:t>
       </w:r>
     </w:p>
     <w:p>
@@ -12574,61 +12619,270 @@
           <w:sz w:val="17"/>
           <w:lang w:val="en-US"/>
         </w:rPr>
-        <w:t>int *</w:t>
-      </w:r>
-      <w:proofErr w:type="spellStart"/>
+        <w:t>int *pX = &amp;x;</w:t>
+      </w:r>
+    </w:p>
+    <w:p>
+      <w:pPr>
+        <w:spacing w:after="0" w:line="240" w:lineRule="auto"/>
+      </w:pPr>
+      <w:proofErr w:type="gramStart"/>
       <w:r>
         <w:rPr>
           <w:rFonts w:ascii="Consolas" w:hAnsi="Consolas" w:cs="Consolas"/>
           <w:sz w:val="17"/>
+        </w:rPr>
+        <w:t>printf(</w:t>
+      </w:r>
+      <w:proofErr w:type="gramEnd"/>
+      <w:r>
+        <w:rPr>
+          <w:rFonts w:ascii="Consolas" w:hAnsi="Consolas" w:cs="Consolas"/>
+          <w:sz w:val="17"/>
+        </w:rPr>
+        <w:t>"x = %d\n", x</w:t>
+      </w:r>
+      <w:proofErr w:type="gramStart"/>
+      <w:r>
+        <w:rPr>
+          <w:rFonts w:ascii="Consolas" w:hAnsi="Consolas" w:cs="Consolas"/>
+          <w:sz w:val="17"/>
+        </w:rPr>
+        <w:t xml:space="preserve">);   </w:t>
+      </w:r>
+      <w:proofErr w:type="gramEnd"/>
+      <w:r>
+        <w:rPr>
+          <w:rFonts w:ascii="Consolas" w:hAnsi="Consolas" w:cs="Consolas"/>
+          <w:sz w:val="17"/>
+        </w:rPr>
+        <w:t xml:space="preserve">   // stampa 5</w:t>
+      </w:r>
+    </w:p>
+    <w:p>
+      <w:pPr>
+        <w:spacing w:after="0" w:line="240" w:lineRule="auto"/>
+      </w:pPr>
+      <w:r>
+        <w:rPr>
+          <w:rFonts w:ascii="Consolas" w:hAnsi="Consolas" w:cs="Consolas"/>
+          <w:sz w:val="17"/>
+        </w:rPr>
+        <w:t>printf("*pX = %d\n", *pX);  // stampa ancora 5</w:t>
+      </w:r>
+    </w:p>
+    <w:p>
+      <w:pPr>
+        <w:spacing w:after="0" w:line="240" w:lineRule="auto"/>
+      </w:pPr>
+      <w:r>
+        <w:rPr>
+          <w:rFonts w:ascii="Consolas" w:hAnsi="Consolas" w:cs="Consolas"/>
+          <w:sz w:val="17"/>
+        </w:rPr>
+        <w:t>*pX = 10;                   // modifica x tramite pX</w:t>
+      </w:r>
+    </w:p>
+    <w:p>
+      <w:pPr>
+        <w:spacing w:after="0" w:line="240" w:lineRule="auto"/>
+      </w:pPr>
+      <w:r>
+        <w:rPr>
+          <w:rFonts w:ascii="Consolas" w:hAnsi="Consolas" w:cs="Consolas"/>
+          <w:sz w:val="17"/>
+        </w:rPr>
+        <w:t>printf("x = %d\n", x);      // stampa 10</w:t>
+      </w:r>
+    </w:p>
+    <w:p/>
+    <w:p>
+      <w:r>
+        <w:lastRenderedPageBreak/>
+        <w:t xml:space="preserve">x e *pX </w:t>
+      </w:r>
+      <w:r>
+        <w:rPr>
+          <w:highlight w:val="yellow"/>
+        </w:rPr>
+        <w:t xml:space="preserve">accedono alla </w:t>
+      </w:r>
+      <w:r>
+        <w:rPr>
+          <w:b/>
+          <w:highlight w:val="yellow"/>
+        </w:rPr>
+        <w:t>stessa cella</w:t>
+      </w:r>
+      <w:r>
+        <w:rPr>
+          <w:highlight w:val="yellow"/>
+        </w:rPr>
+        <w:t>,</w:t>
+      </w:r>
+      <w:r>
+        <w:t xml:space="preserve"> quindi leggono lo stesso valore: scrivere in *pX modifica x.</w:t>
+      </w:r>
+    </w:p>
+    <w:p>
+      <w:pPr>
+        <w:pStyle w:val="Titolo2"/>
+      </w:pPr>
+      <w:r>
+        <w:rPr>
+          <w:b/>
+          <w:color w:val="E97132"/>
+        </w:rPr>
+        <w:t>Riferimenti multipli e aliasing</w:t>
+      </w:r>
+    </w:p>
+    <w:p>
+      <w:r>
+        <w:rPr>
+          <w:highlight w:val="yellow"/>
+        </w:rPr>
+        <w:t>Due puntatori possono contenere lo stesso indirizzo:</w:t>
+      </w:r>
+    </w:p>
+    <w:p>
+      <w:pPr>
+        <w:spacing w:after="0" w:line="240" w:lineRule="auto"/>
+        <w:rPr>
           <w:lang w:val="en-US"/>
         </w:rPr>
-        <w:t>pX</w:t>
-      </w:r>
-      <w:proofErr w:type="spellEnd"/>
+      </w:pPr>
       <w:r>
         <w:rPr>
           <w:rFonts w:ascii="Consolas" w:hAnsi="Consolas" w:cs="Consolas"/>
           <w:sz w:val="17"/>
           <w:lang w:val="en-US"/>
         </w:rPr>
-        <w:t xml:space="preserve"> = &amp;x;</w:t>
+        <w:t>int x = 5;</w:t>
       </w:r>
     </w:p>
     <w:p>
       <w:pPr>
         <w:spacing w:after="0" w:line="240" w:lineRule="auto"/>
-      </w:pPr>
-      <w:proofErr w:type="spellStart"/>
+        <w:rPr>
+          <w:lang w:val="en-US"/>
+        </w:rPr>
+      </w:pPr>
+      <w:r>
+        <w:rPr>
+          <w:rFonts w:ascii="Consolas" w:hAnsi="Consolas" w:cs="Consolas"/>
+          <w:sz w:val="17"/>
+          <w:lang w:val="en-US"/>
+        </w:rPr>
+        <w:t>int* pX = &amp;x;</w:t>
+      </w:r>
+    </w:p>
+    <w:p>
+      <w:pPr>
+        <w:spacing w:after="0" w:line="240" w:lineRule="auto"/>
+        <w:rPr>
+          <w:lang w:val="en-US"/>
+        </w:rPr>
+      </w:pPr>
+      <w:r>
+        <w:rPr>
+          <w:rFonts w:ascii="Consolas" w:hAnsi="Consolas" w:cs="Consolas"/>
+          <w:sz w:val="17"/>
+          <w:lang w:val="en-US"/>
+        </w:rPr>
+        <w:t>int* pXbis = pX;</w:t>
+      </w:r>
+    </w:p>
+    <w:p>
+      <w:pPr>
+        <w:spacing w:after="0" w:line="240" w:lineRule="auto"/>
+        <w:rPr>
+          <w:lang w:val="en-US"/>
+        </w:rPr>
+      </w:pPr>
+      <w:r>
+        <w:rPr>
+          <w:rFonts w:ascii="Consolas" w:hAnsi="Consolas" w:cs="Consolas"/>
+          <w:sz w:val="17"/>
+          <w:lang w:val="en-US"/>
+        </w:rPr>
+        <w:t>*pXbis = 1234;</w:t>
+      </w:r>
+    </w:p>
+    <w:p>
+      <w:pPr>
+        <w:spacing w:after="0" w:line="240" w:lineRule="auto"/>
+        <w:rPr>
+          <w:lang w:val="en-US"/>
+        </w:rPr>
+      </w:pPr>
       <w:proofErr w:type="gramStart"/>
       <w:r>
         <w:rPr>
           <w:rFonts w:ascii="Consolas" w:hAnsi="Consolas" w:cs="Consolas"/>
           <w:sz w:val="17"/>
-        </w:rPr>
-        <w:t>printf</w:t>
-      </w:r>
-      <w:proofErr w:type="spellEnd"/>
+          <w:lang w:val="en-US"/>
+        </w:rPr>
+        <w:t>printf(</w:t>
+      </w:r>
+      <w:proofErr w:type="gramEnd"/>
       <w:r>
         <w:rPr>
           <w:rFonts w:ascii="Consolas" w:hAnsi="Consolas" w:cs="Consolas"/>
           <w:sz w:val="17"/>
-        </w:rPr>
-        <w:t>(</w:t>
+          <w:lang w:val="en-US"/>
+        </w:rPr>
+        <w:t>"x = %d\n", x</w:t>
+      </w:r>
+      <w:proofErr w:type="gramStart"/>
+      <w:r>
+        <w:rPr>
+          <w:rFonts w:ascii="Consolas" w:hAnsi="Consolas" w:cs="Consolas"/>
+          <w:sz w:val="17"/>
+          <w:lang w:val="en-US"/>
+        </w:rPr>
+        <w:t xml:space="preserve">);   </w:t>
       </w:r>
       <w:proofErr w:type="gramEnd"/>
       <w:r>
         <w:rPr>
           <w:rFonts w:ascii="Consolas" w:hAnsi="Consolas" w:cs="Consolas"/>
           <w:sz w:val="17"/>
-        </w:rPr>
-        <w:t>"x = %d\n", x</w:t>
-      </w:r>
+          <w:lang w:val="en-US"/>
+        </w:rPr>
+        <w:t xml:space="preserve">       // 1234</w:t>
+      </w:r>
+    </w:p>
+    <w:p>
+      <w:pPr>
+        <w:spacing w:after="0" w:line="240" w:lineRule="auto"/>
+        <w:rPr>
+          <w:lang w:val="en-US"/>
+        </w:rPr>
+      </w:pPr>
       <w:proofErr w:type="gramStart"/>
       <w:r>
         <w:rPr>
           <w:rFonts w:ascii="Consolas" w:hAnsi="Consolas" w:cs="Consolas"/>
           <w:sz w:val="17"/>
+          <w:lang w:val="en-US"/>
+        </w:rPr>
+        <w:t>printf(</w:t>
+      </w:r>
+      <w:proofErr w:type="gramEnd"/>
+      <w:r>
+        <w:rPr>
+          <w:rFonts w:ascii="Consolas" w:hAnsi="Consolas" w:cs="Consolas"/>
+          <w:sz w:val="17"/>
+          <w:lang w:val="en-US"/>
+        </w:rPr>
+        <w:t>"*pX = %d\n", *pX</w:t>
+      </w:r>
+      <w:proofErr w:type="gramStart"/>
+      <w:r>
+        <w:rPr>
+          <w:rFonts w:ascii="Consolas" w:hAnsi="Consolas" w:cs="Consolas"/>
+          <w:sz w:val="17"/>
+          <w:lang w:val="en-US"/>
         </w:rPr>
         <w:t xml:space="preserve">);   </w:t>
       </w:r>
@@ -12637,451 +12891,107 @@
         <w:rPr>
           <w:rFonts w:ascii="Consolas" w:hAnsi="Consolas" w:cs="Consolas"/>
           <w:sz w:val="17"/>
-        </w:rPr>
-        <w:t xml:space="preserve">   // stampa 5</w:t>
+          <w:lang w:val="en-US"/>
+        </w:rPr>
+        <w:t xml:space="preserve">   // 1234</w:t>
       </w:r>
     </w:p>
     <w:p>
       <w:pPr>
         <w:spacing w:after="0" w:line="240" w:lineRule="auto"/>
-      </w:pPr>
+        <w:rPr>
+          <w:lang w:val="en-US"/>
+        </w:rPr>
+      </w:pPr>
+      <w:proofErr w:type="gramStart"/>
       <w:r>
         <w:rPr>
           <w:rFonts w:ascii="Consolas" w:hAnsi="Consolas" w:cs="Consolas"/>
           <w:sz w:val="17"/>
-        </w:rPr>
-        <w:t>printf("*pX = %d\n", *pX);  // stampa ancora 5</w:t>
-      </w:r>
-    </w:p>
-    <w:p>
-      <w:pPr>
-        <w:spacing w:after="0" w:line="240" w:lineRule="auto"/>
-      </w:pPr>
+          <w:lang w:val="en-US"/>
+        </w:rPr>
+        <w:t>printf(</w:t>
+      </w:r>
+      <w:proofErr w:type="gramEnd"/>
       <w:r>
         <w:rPr>
           <w:rFonts w:ascii="Consolas" w:hAnsi="Consolas" w:cs="Consolas"/>
           <w:sz w:val="17"/>
-        </w:rPr>
-        <w:t>*pX = 10;                   // modifica x tramite pX</w:t>
-      </w:r>
-    </w:p>
-    <w:p>
-      <w:pPr>
-        <w:spacing w:after="0" w:line="240" w:lineRule="auto"/>
-      </w:pPr>
+          <w:lang w:val="en-US"/>
+        </w:rPr>
+        <w:t>"*pXbis = %d\n", *</w:t>
+      </w:r>
+      <w:proofErr w:type="gramStart"/>
       <w:r>
         <w:rPr>
           <w:rFonts w:ascii="Consolas" w:hAnsi="Consolas" w:cs="Consolas"/>
           <w:sz w:val="17"/>
-        </w:rPr>
-        <w:t>printf("x = %d\n", x);      // stampa 10</w:t>
-      </w:r>
-    </w:p>
-    <w:p/>
-    <w:p>
-      <w:r>
-        <w:t xml:space="preserve">x e *pX accedono alla </w:t>
-      </w:r>
-      <w:r>
-        <w:rPr>
-          <w:b/>
-        </w:rPr>
-        <w:t>stessa cella</w:t>
-      </w:r>
-      <w:r>
-        <w:t>, quindi leggono lo stesso valore: scrivere in *pX modifica x.</w:t>
-      </w:r>
-    </w:p>
-    <w:p>
-      <w:pPr>
-        <w:pStyle w:val="Titolo2"/>
-      </w:pPr>
-      <w:r>
-        <w:rPr>
-          <w:b/>
-          <w:color w:val="E97132"/>
-        </w:rPr>
-        <w:t>Riferimenti multipli e aliasing</w:t>
-      </w:r>
-    </w:p>
-    <w:p>
-      <w:r>
-        <w:t>Due puntatori possono contenere lo stesso indirizzo:</w:t>
-      </w:r>
-    </w:p>
-    <w:p>
-      <w:pPr>
-        <w:spacing w:after="0" w:line="240" w:lineRule="auto"/>
-        <w:rPr>
           <w:lang w:val="en-US"/>
         </w:rPr>
-      </w:pPr>
+        <w:t>pXbis);/</w:t>
+      </w:r>
+      <w:proofErr w:type="gramEnd"/>
       <w:r>
         <w:rPr>
           <w:rFonts w:ascii="Consolas" w:hAnsi="Consolas" w:cs="Consolas"/>
           <w:sz w:val="17"/>
           <w:lang w:val="en-US"/>
         </w:rPr>
-        <w:t>int x = 5;</w:t>
-      </w:r>
-    </w:p>
-    <w:p>
-      <w:pPr>
-        <w:spacing w:after="0" w:line="240" w:lineRule="auto"/>
+        <w:t>/ 1234</w:t>
+      </w:r>
+    </w:p>
+    <w:p>
+      <w:pPr>
         <w:rPr>
           <w:lang w:val="en-US"/>
         </w:rPr>
       </w:pPr>
-      <w:r>
-        <w:rPr>
-          <w:rFonts w:ascii="Consolas" w:hAnsi="Consolas" w:cs="Consolas"/>
-          <w:sz w:val="17"/>
-          <w:lang w:val="en-US"/>
-        </w:rPr>
-        <w:t xml:space="preserve">int* </w:t>
-      </w:r>
-      <w:proofErr w:type="spellStart"/>
-      <w:r>
-        <w:rPr>
-          <w:rFonts w:ascii="Consolas" w:hAnsi="Consolas" w:cs="Consolas"/>
-          <w:sz w:val="17"/>
-          <w:lang w:val="en-US"/>
-        </w:rPr>
-        <w:t>pX</w:t>
-      </w:r>
-      <w:proofErr w:type="spellEnd"/>
-      <w:r>
-        <w:rPr>
-          <w:rFonts w:ascii="Consolas" w:hAnsi="Consolas" w:cs="Consolas"/>
-          <w:sz w:val="17"/>
-          <w:lang w:val="en-US"/>
-        </w:rPr>
-        <w:t xml:space="preserve"> = &amp;x;</w:t>
-      </w:r>
-    </w:p>
-    <w:p>
-      <w:pPr>
-        <w:spacing w:after="0" w:line="240" w:lineRule="auto"/>
-        <w:rPr>
-          <w:lang w:val="en-US"/>
-        </w:rPr>
-      </w:pPr>
-      <w:r>
-        <w:rPr>
-          <w:rFonts w:ascii="Consolas" w:hAnsi="Consolas" w:cs="Consolas"/>
-          <w:sz w:val="17"/>
-          <w:lang w:val="en-US"/>
-        </w:rPr>
-        <w:lastRenderedPageBreak/>
-        <w:t xml:space="preserve">int* </w:t>
-      </w:r>
-      <w:proofErr w:type="spellStart"/>
-      <w:r>
-        <w:rPr>
-          <w:rFonts w:ascii="Consolas" w:hAnsi="Consolas" w:cs="Consolas"/>
-          <w:sz w:val="17"/>
-          <w:lang w:val="en-US"/>
-        </w:rPr>
-        <w:t>pXbis</w:t>
-      </w:r>
-      <w:proofErr w:type="spellEnd"/>
-      <w:r>
-        <w:rPr>
-          <w:rFonts w:ascii="Consolas" w:hAnsi="Consolas" w:cs="Consolas"/>
-          <w:sz w:val="17"/>
-          <w:lang w:val="en-US"/>
-        </w:rPr>
-        <w:t xml:space="preserve"> = </w:t>
-      </w:r>
-      <w:proofErr w:type="spellStart"/>
-      <w:r>
-        <w:rPr>
-          <w:rFonts w:ascii="Consolas" w:hAnsi="Consolas" w:cs="Consolas"/>
-          <w:sz w:val="17"/>
-          <w:lang w:val="en-US"/>
-        </w:rPr>
-        <w:t>pX</w:t>
-      </w:r>
-      <w:proofErr w:type="spellEnd"/>
-      <w:r>
-        <w:rPr>
-          <w:rFonts w:ascii="Consolas" w:hAnsi="Consolas" w:cs="Consolas"/>
-          <w:sz w:val="17"/>
-          <w:lang w:val="en-US"/>
-        </w:rPr>
-        <w:t>;</w:t>
-      </w:r>
-    </w:p>
-    <w:p>
-      <w:pPr>
-        <w:spacing w:after="0" w:line="240" w:lineRule="auto"/>
-        <w:rPr>
-          <w:lang w:val="en-US"/>
-        </w:rPr>
-      </w:pPr>
-      <w:r>
-        <w:rPr>
-          <w:rFonts w:ascii="Consolas" w:hAnsi="Consolas" w:cs="Consolas"/>
-          <w:sz w:val="17"/>
-          <w:lang w:val="en-US"/>
-        </w:rPr>
-        <w:t>*</w:t>
-      </w:r>
-      <w:proofErr w:type="spellStart"/>
-      <w:r>
-        <w:rPr>
-          <w:rFonts w:ascii="Consolas" w:hAnsi="Consolas" w:cs="Consolas"/>
-          <w:sz w:val="17"/>
-          <w:lang w:val="en-US"/>
-        </w:rPr>
-        <w:t>pXbis</w:t>
-      </w:r>
-      <w:proofErr w:type="spellEnd"/>
-      <w:r>
-        <w:rPr>
-          <w:rFonts w:ascii="Consolas" w:hAnsi="Consolas" w:cs="Consolas"/>
-          <w:sz w:val="17"/>
-          <w:lang w:val="en-US"/>
-        </w:rPr>
-        <w:t xml:space="preserve"> = 1234;</w:t>
-      </w:r>
-    </w:p>
-    <w:p>
-      <w:pPr>
-        <w:spacing w:after="0" w:line="240" w:lineRule="auto"/>
-        <w:rPr>
-          <w:lang w:val="en-US"/>
-        </w:rPr>
-      </w:pPr>
-      <w:proofErr w:type="spellStart"/>
+    </w:p>
+    <w:p>
+      <w:r>
+        <w:rPr>
+          <w:highlight w:val="yellow"/>
+        </w:rPr>
+        <w:t>La scrittura su *pXbis avviene nella cella di x: x, *pX e *pXbis indicano la stessa variabile</w:t>
+      </w:r>
+      <w:r>
+        <w:t xml:space="preserve"> (*pX e *pXbis sono alias di x). </w:t>
+      </w:r>
+      <w:r>
+        <w:rPr>
+          <w:highlight w:val="yellow"/>
+        </w:rPr>
+        <w:t>pX e pXbis sono due variabili puntatore diverse, ma contengono lo stesso indirizzo.</w:t>
+      </w:r>
+      <w:r>
+        <w:t xml:space="preserve"> Di conseguenza le tre istruzioni </w:t>
+      </w:r>
       <w:proofErr w:type="gramStart"/>
       <w:r>
-        <w:rPr>
-          <w:rFonts w:ascii="Consolas" w:hAnsi="Consolas" w:cs="Consolas"/>
-          <w:sz w:val="17"/>
-          <w:lang w:val="en-US"/>
-        </w:rPr>
-        <w:t>printf</w:t>
-      </w:r>
-      <w:proofErr w:type="spellEnd"/>
-      <w:r>
-        <w:rPr>
-          <w:rFonts w:ascii="Consolas" w:hAnsi="Consolas" w:cs="Consolas"/>
-          <w:sz w:val="17"/>
-          <w:lang w:val="en-US"/>
-        </w:rPr>
-        <w:t>(</w:t>
+        <w:t>scanf(</w:t>
       </w:r>
       <w:proofErr w:type="gramEnd"/>
       <w:r>
-        <w:rPr>
-          <w:rFonts w:ascii="Consolas" w:hAnsi="Consolas" w:cs="Consolas"/>
-          <w:sz w:val="17"/>
-          <w:lang w:val="en-US"/>
-        </w:rPr>
-        <w:t>"x = %d\n", x</w:t>
+        <w:t xml:space="preserve">"%d", &amp;x), </w:t>
       </w:r>
       <w:proofErr w:type="gramStart"/>
       <w:r>
-        <w:rPr>
-          <w:rFonts w:ascii="Consolas" w:hAnsi="Consolas" w:cs="Consolas"/>
-          <w:sz w:val="17"/>
-          <w:lang w:val="en-US"/>
-        </w:rPr>
-        <w:t xml:space="preserve">);   </w:t>
+        <w:t>scanf(</w:t>
       </w:r>
       <w:proofErr w:type="gramEnd"/>
       <w:r>
-        <w:rPr>
-          <w:rFonts w:ascii="Consolas" w:hAnsi="Consolas" w:cs="Consolas"/>
-          <w:sz w:val="17"/>
-          <w:lang w:val="en-US"/>
-        </w:rPr>
-        <w:t xml:space="preserve">       // 1234</w:t>
-      </w:r>
-    </w:p>
-    <w:p>
-      <w:pPr>
-        <w:spacing w:after="0" w:line="240" w:lineRule="auto"/>
-        <w:rPr>
-          <w:lang w:val="en-US"/>
-        </w:rPr>
-      </w:pPr>
-      <w:proofErr w:type="spellStart"/>
+        <w:t xml:space="preserve">"%d", pX) e </w:t>
+      </w:r>
       <w:proofErr w:type="gramStart"/>
       <w:r>
-        <w:rPr>
-          <w:rFonts w:ascii="Consolas" w:hAnsi="Consolas" w:cs="Consolas"/>
-          <w:sz w:val="17"/>
-          <w:lang w:val="en-US"/>
-        </w:rPr>
-        <w:t>printf</w:t>
-      </w:r>
-      <w:proofErr w:type="spellEnd"/>
-      <w:r>
-        <w:rPr>
-          <w:rFonts w:ascii="Consolas" w:hAnsi="Consolas" w:cs="Consolas"/>
-          <w:sz w:val="17"/>
-          <w:lang w:val="en-US"/>
-        </w:rPr>
-        <w:t>(</w:t>
+        <w:t>scanf(</w:t>
       </w:r>
       <w:proofErr w:type="gramEnd"/>
       <w:r>
-        <w:rPr>
-          <w:rFonts w:ascii="Consolas" w:hAnsi="Consolas" w:cs="Consolas"/>
-          <w:sz w:val="17"/>
-          <w:lang w:val="en-US"/>
-        </w:rPr>
-        <w:t>"*</w:t>
-      </w:r>
-      <w:proofErr w:type="spellStart"/>
-      <w:r>
-        <w:rPr>
-          <w:rFonts w:ascii="Consolas" w:hAnsi="Consolas" w:cs="Consolas"/>
-          <w:sz w:val="17"/>
-          <w:lang w:val="en-US"/>
-        </w:rPr>
-        <w:t>pX</w:t>
-      </w:r>
-      <w:proofErr w:type="spellEnd"/>
-      <w:r>
-        <w:rPr>
-          <w:rFonts w:ascii="Consolas" w:hAnsi="Consolas" w:cs="Consolas"/>
-          <w:sz w:val="17"/>
-          <w:lang w:val="en-US"/>
-        </w:rPr>
-        <w:t xml:space="preserve"> = %d\n", *</w:t>
-      </w:r>
-      <w:proofErr w:type="spellStart"/>
-      <w:r>
-        <w:rPr>
-          <w:rFonts w:ascii="Consolas" w:hAnsi="Consolas" w:cs="Consolas"/>
-          <w:sz w:val="17"/>
-          <w:lang w:val="en-US"/>
-        </w:rPr>
-        <w:t>pX</w:t>
-      </w:r>
-      <w:proofErr w:type="spellEnd"/>
-      <w:proofErr w:type="gramStart"/>
-      <w:r>
-        <w:rPr>
-          <w:rFonts w:ascii="Consolas" w:hAnsi="Consolas" w:cs="Consolas"/>
-          <w:sz w:val="17"/>
-          <w:lang w:val="en-US"/>
-        </w:rPr>
-        <w:t xml:space="preserve">);   </w:t>
-      </w:r>
-      <w:proofErr w:type="gramEnd"/>
-      <w:r>
-        <w:rPr>
-          <w:rFonts w:ascii="Consolas" w:hAnsi="Consolas" w:cs="Consolas"/>
-          <w:sz w:val="17"/>
-          <w:lang w:val="en-US"/>
-        </w:rPr>
-        <w:t xml:space="preserve">   // 1234</w:t>
-      </w:r>
-    </w:p>
-    <w:p>
-      <w:pPr>
-        <w:spacing w:after="0" w:line="240" w:lineRule="auto"/>
-        <w:rPr>
-          <w:lang w:val="en-US"/>
-        </w:rPr>
-      </w:pPr>
-      <w:proofErr w:type="spellStart"/>
-      <w:proofErr w:type="gramStart"/>
-      <w:r>
-        <w:rPr>
-          <w:rFonts w:ascii="Consolas" w:hAnsi="Consolas" w:cs="Consolas"/>
-          <w:sz w:val="17"/>
-          <w:lang w:val="en-US"/>
-        </w:rPr>
-        <w:t>printf</w:t>
-      </w:r>
-      <w:proofErr w:type="spellEnd"/>
-      <w:r>
-        <w:rPr>
-          <w:rFonts w:ascii="Consolas" w:hAnsi="Consolas" w:cs="Consolas"/>
-          <w:sz w:val="17"/>
-          <w:lang w:val="en-US"/>
-        </w:rPr>
-        <w:t>(</w:t>
-      </w:r>
-      <w:proofErr w:type="gramEnd"/>
-      <w:r>
-        <w:rPr>
-          <w:rFonts w:ascii="Consolas" w:hAnsi="Consolas" w:cs="Consolas"/>
-          <w:sz w:val="17"/>
-          <w:lang w:val="en-US"/>
-        </w:rPr>
-        <w:t>"*</w:t>
-      </w:r>
-      <w:proofErr w:type="spellStart"/>
-      <w:r>
-        <w:rPr>
-          <w:rFonts w:ascii="Consolas" w:hAnsi="Consolas" w:cs="Consolas"/>
-          <w:sz w:val="17"/>
-          <w:lang w:val="en-US"/>
-        </w:rPr>
-        <w:t>pXbis</w:t>
-      </w:r>
-      <w:proofErr w:type="spellEnd"/>
-      <w:r>
-        <w:rPr>
-          <w:rFonts w:ascii="Consolas" w:hAnsi="Consolas" w:cs="Consolas"/>
-          <w:sz w:val="17"/>
-          <w:lang w:val="en-US"/>
-        </w:rPr>
-        <w:t xml:space="preserve"> = %d\n", *</w:t>
-      </w:r>
-      <w:proofErr w:type="spellStart"/>
-      <w:proofErr w:type="gramStart"/>
-      <w:r>
-        <w:rPr>
-          <w:rFonts w:ascii="Consolas" w:hAnsi="Consolas" w:cs="Consolas"/>
-          <w:sz w:val="17"/>
-          <w:lang w:val="en-US"/>
-        </w:rPr>
-        <w:t>pXbis</w:t>
-      </w:r>
-      <w:proofErr w:type="spellEnd"/>
-      <w:r>
-        <w:rPr>
-          <w:rFonts w:ascii="Consolas" w:hAnsi="Consolas" w:cs="Consolas"/>
-          <w:sz w:val="17"/>
-          <w:lang w:val="en-US"/>
-        </w:rPr>
-        <w:t>);/</w:t>
-      </w:r>
-      <w:proofErr w:type="gramEnd"/>
-      <w:r>
-        <w:rPr>
-          <w:rFonts w:ascii="Consolas" w:hAnsi="Consolas" w:cs="Consolas"/>
-          <w:sz w:val="17"/>
-          <w:lang w:val="en-US"/>
-        </w:rPr>
-        <w:t>/ 1234</w:t>
-      </w:r>
-    </w:p>
-    <w:p>
-      <w:pPr>
-        <w:rPr>
-          <w:lang w:val="en-US"/>
-        </w:rPr>
-      </w:pPr>
-    </w:p>
-    <w:p>
-      <w:r>
-        <w:t>La scrittura su *</w:t>
-      </w:r>
-      <w:proofErr w:type="spellStart"/>
-      <w:r>
-        <w:t>pXbis</w:t>
-      </w:r>
-      <w:proofErr w:type="spellEnd"/>
-      <w:r>
-        <w:t xml:space="preserve"> avviene nella cella di x: x, *pX e *pXbis indicano la stessa variabile (*pX e *pXbis sono alias di x). pX e pXbis sono due variabili puntatore diverse, ma contengono lo stesso indirizzo. Di conseguenza le tre istruzioni scanf("%d", &amp;x), scanf("%d", pX) e scanf("%d", pXbis) sono equivalenti: indicano sempre la stessa cella.</w:t>
+        <w:t>"%d", pXbis) sono equivalenti: indicano sempre la stessa cella.</w:t>
+      </w:r>
+      <w:r>
+        <w:t xml:space="preserve"> </w:t>
       </w:r>
     </w:p>
     <w:p>
@@ -13091,22 +13001,26 @@
         <w:jc w:val="center"/>
       </w:pPr>
       <w:r>
+        <w:rPr>
+          <w:noProof/>
+        </w:rPr>
         <w:drawing>
-          <wp:inline xmlns:a="http://schemas.openxmlformats.org/drawingml/2006/main" xmlns:pic="http://schemas.openxmlformats.org/drawingml/2006/picture">
+          <wp:inline distT="0" distB="0" distL="0" distR="0" wp14:anchorId="0B4D14AD" wp14:editId="271EDD22">
             <wp:extent cx="3420000" cy="1817241"/>
+            <wp:effectExtent l="0" t="0" r="0" b="0"/>
             <wp:docPr id="475959959" name="Picture 475959959"/>
             <wp:cNvGraphicFramePr>
-              <a:graphicFrameLocks noChangeAspect="1"/>
+              <a:graphicFrameLocks xmlns:a="http://schemas.openxmlformats.org/drawingml/2006/main" noChangeAspect="1"/>
             </wp:cNvGraphicFramePr>
-            <a:graphic>
+            <a:graphic xmlns:a="http://schemas.openxmlformats.org/drawingml/2006/main">
               <a:graphicData uri="http://schemas.openxmlformats.org/drawingml/2006/picture">
-                <pic:pic>
+                <pic:pic xmlns:pic="http://schemas.openxmlformats.org/drawingml/2006/picture">
                   <pic:nvPicPr>
                     <pic:cNvPr id="0" name="ch12_aliasing.png"/>
                     <pic:cNvPicPr/>
                   </pic:nvPicPr>
                   <pic:blipFill>
-                    <a:blip r:embed="rId9"/>
+                    <a:blip r:embed="rId18"/>
                     <a:stretch>
                       <a:fillRect/>
                     </a:stretch>
@@ -13116,6 +13030,611 @@
                       <a:off x="0" y="0"/>
                       <a:ext cx="3420000" cy="1817241"/>
                     </a:xfrm>
+                    <a:prstGeom prst="rect">
+                      <a:avLst/>
+                    </a:prstGeom>
+                  </pic:spPr>
+                </pic:pic>
+              </a:graphicData>
+            </a:graphic>
+          </wp:inline>
+        </w:drawing>
+      </w:r>
+    </w:p>
+    <w:p>
+      <w:pPr>
+        <w:jc w:val="center"/>
+      </w:pPr>
+      <w:r>
+        <w:rPr>
+          <w:i/>
+          <w:sz w:val="18"/>
+        </w:rPr>
+        <w:t>Aliasing: due puntatori alla stessa variabile.</w:t>
+      </w:r>
+    </w:p>
+    <w:p>
+      <w:r>
+        <w:t xml:space="preserve">Questo fenomeno si chiama </w:t>
+      </w:r>
+      <w:r>
+        <w:rPr>
+          <w:b/>
+        </w:rPr>
+        <w:t>aliasing</w:t>
+      </w:r>
+      <w:r>
+        <w:t>. Quando si dichiara una variabile in C, essa è accessibile tramite un solo nome simbolico (x). Con i puntatori più "etichette" possono invece fare riferimento allo stesso dato: sia il nome diretto della variabile, sia uno o più puntatori che ne contengono l'indirizzo. Modificando la variabile attraverso uno degli alias, anche gli altri "vedono" il nuovo valore, perché accedono allo stesso indirizzo.</w:t>
+      </w:r>
+    </w:p>
+    <w:p>
+      <w:pPr>
+        <w:pStyle w:val="Titolo2"/>
+      </w:pPr>
+      <w:r>
+        <w:rPr>
+          <w:b/>
+          <w:color w:val="E97132"/>
+        </w:rPr>
+        <w:t>Puntatori non inizializzati e puntatore nullo</w:t>
+      </w:r>
+    </w:p>
+    <w:p>
+      <w:r>
+        <w:t xml:space="preserve">Si può dereferenziare un puntatore </w:t>
+      </w:r>
+      <w:r>
+        <w:rPr>
+          <w:b/>
+        </w:rPr>
+        <w:t>solo se contiene un indirizzo valido</w:t>
+      </w:r>
+      <w:r>
+        <w:t>. Dopo la sola dichiarazione, un puntatore ha un valore indeterminato, come ogni variabile automatica non inizializzata, e quel valore non può essere usato come indirizzo: dereferenziarlo è un errore a tempo di esecuzione (comportamento indefinito).</w:t>
+      </w:r>
+    </w:p>
+    <w:p>
+      <w:pPr>
+        <w:spacing w:after="0" w:line="240" w:lineRule="auto"/>
+      </w:pPr>
+      <w:r>
+        <w:rPr>
+          <w:rFonts w:ascii="Consolas" w:hAnsi="Consolas" w:cs="Consolas"/>
+          <w:sz w:val="17"/>
+        </w:rPr>
+        <w:t>int* pX;   // non inizializzato</w:t>
+      </w:r>
+    </w:p>
+    <w:p>
+      <w:pPr>
+        <w:spacing w:after="0" w:line="240" w:lineRule="auto"/>
+      </w:pPr>
+      <w:r>
+        <w:rPr>
+          <w:rFonts w:ascii="Consolas" w:hAnsi="Consolas" w:cs="Consolas"/>
+          <w:sz w:val="17"/>
+        </w:rPr>
+        <w:t>*pX = 10;  // ERRORE</w:t>
+      </w:r>
+    </w:p>
+    <w:p/>
+    <w:p>
+      <w:r>
+        <w:t xml:space="preserve">Per dare a un puntatore un valore esplicito che significa "non punta a niente" si usa </w:t>
+      </w:r>
+      <w:r>
+        <w:rPr>
+          <w:b/>
+        </w:rPr>
+        <w:t>NULL</w:t>
+      </w:r>
+      <w:r>
+        <w:t>, valore di puntatore che indica che quel puntatore non fa riferimento ad alcuna variabile. Si usa come valore di inizializzazione o come valore sentinella:</w:t>
+      </w:r>
+    </w:p>
+    <w:p>
+      <w:pPr>
+        <w:spacing w:after="0" w:line="240" w:lineRule="auto"/>
+      </w:pPr>
+      <w:r>
+        <w:rPr>
+          <w:rFonts w:ascii="Consolas" w:hAnsi="Consolas" w:cs="Consolas"/>
+          <w:sz w:val="17"/>
+        </w:rPr>
+        <w:t>int main(void) {</w:t>
+      </w:r>
+    </w:p>
+    <w:p>
+      <w:pPr>
+        <w:spacing w:after="0" w:line="240" w:lineRule="auto"/>
+      </w:pPr>
+      <w:r>
+        <w:rPr>
+          <w:rFonts w:ascii="Consolas" w:hAnsi="Consolas" w:cs="Consolas"/>
+          <w:sz w:val="17"/>
+        </w:rPr>
+        <w:t xml:space="preserve">    int *p = NULL; // inizializzazione sicura</w:t>
+      </w:r>
+    </w:p>
+    <w:p>
+      <w:pPr>
+        <w:spacing w:after="0" w:line="240" w:lineRule="auto"/>
+      </w:pPr>
+      <w:r>
+        <w:rPr>
+          <w:rFonts w:ascii="Consolas" w:hAnsi="Consolas" w:cs="Consolas"/>
+          <w:sz w:val="17"/>
+        </w:rPr>
+        <w:t xml:space="preserve">    *p = 10;       // ERRORE: p non contiene un indirizzo accessibile</w:t>
+      </w:r>
+    </w:p>
+    <w:p>
+      <w:pPr>
+        <w:spacing w:after="0" w:line="240" w:lineRule="auto"/>
+      </w:pPr>
+      <w:r>
+        <w:rPr>
+          <w:rFonts w:ascii="Consolas" w:hAnsi="Consolas" w:cs="Consolas"/>
+          <w:sz w:val="17"/>
+        </w:rPr>
+        <w:t>}</w:t>
+      </w:r>
+    </w:p>
+    <w:p/>
+    <w:p>
+      <w:r>
+        <w:lastRenderedPageBreak/>
+        <w:t>NULL consente di inizializzare esplicitamente un puntatore, evitando un valore indeterminato, e di riconoscere esplicitamente il caso "non punta ad alcuna variabile". Attenzione: dereferenziare un puntatore NULL produce un comportamento indefinito (in genere un errore che termina il programma).</w:t>
+      </w:r>
+    </w:p>
+    <w:p>
+      <w:pPr>
+        <w:pStyle w:val="Titolo2"/>
+      </w:pPr>
+      <w:r>
+        <w:rPr>
+          <w:b/>
+          <w:color w:val="E97132"/>
+        </w:rPr>
+        <w:t>La dimensione di un puntatore</w:t>
+      </w:r>
+    </w:p>
+    <w:p>
+      <w:r>
+        <w:t xml:space="preserve">Un puntatore occupa memoria come ogni variabile, ma la sua dimensione dipende dalla </w:t>
+      </w:r>
+      <w:r>
+        <w:rPr>
+          <w:b/>
+        </w:rPr>
+        <w:t>piattaforma</w:t>
+      </w:r>
+      <w:r>
+        <w:t xml:space="preserve"> e non dalla dimensione del tipo puntato. Su una tipica CPU a 64 bit un puntatore occupa 8 byte, su una tipica CPU a 32 bit 4 byte:</w:t>
+      </w:r>
+    </w:p>
+    <w:p>
+      <w:pPr>
+        <w:spacing w:after="0" w:line="240" w:lineRule="auto"/>
+        <w:rPr>
+          <w:lang w:val="en-US"/>
+        </w:rPr>
+      </w:pPr>
+      <w:r>
+        <w:rPr>
+          <w:rFonts w:ascii="Consolas" w:hAnsi="Consolas" w:cs="Consolas"/>
+          <w:sz w:val="17"/>
+          <w:lang w:val="en-US"/>
+        </w:rPr>
+        <w:t>int x;</w:t>
+      </w:r>
+    </w:p>
+    <w:p>
+      <w:pPr>
+        <w:spacing w:after="0" w:line="240" w:lineRule="auto"/>
+        <w:rPr>
+          <w:lang w:val="en-US"/>
+        </w:rPr>
+      </w:pPr>
+      <w:r>
+        <w:rPr>
+          <w:rFonts w:ascii="Consolas" w:hAnsi="Consolas" w:cs="Consolas"/>
+          <w:sz w:val="17"/>
+          <w:lang w:val="en-US"/>
+        </w:rPr>
+        <w:t>int* pX;</w:t>
+      </w:r>
+    </w:p>
+    <w:p>
+      <w:pPr>
+        <w:spacing w:after="0" w:line="240" w:lineRule="auto"/>
+        <w:rPr>
+          <w:lang w:val="en-US"/>
+        </w:rPr>
+      </w:pPr>
+      <w:r>
+        <w:rPr>
+          <w:rFonts w:ascii="Consolas" w:hAnsi="Consolas" w:cs="Consolas"/>
+          <w:sz w:val="17"/>
+          <w:lang w:val="en-US"/>
+        </w:rPr>
+        <w:t>printf("</w:t>
+      </w:r>
+      <w:proofErr w:type="spellStart"/>
+      <w:r>
+        <w:rPr>
+          <w:rFonts w:ascii="Consolas" w:hAnsi="Consolas" w:cs="Consolas"/>
+          <w:sz w:val="17"/>
+          <w:lang w:val="en-US"/>
+        </w:rPr>
+        <w:t>sizeof</w:t>
+      </w:r>
+      <w:proofErr w:type="spellEnd"/>
+      <w:r>
+        <w:rPr>
+          <w:rFonts w:ascii="Consolas" w:hAnsi="Consolas" w:cs="Consolas"/>
+          <w:sz w:val="17"/>
+          <w:lang w:val="en-US"/>
+        </w:rPr>
+        <w:t>(x) %</w:t>
+      </w:r>
+      <w:proofErr w:type="spellStart"/>
+      <w:r>
+        <w:rPr>
+          <w:rFonts w:ascii="Consolas" w:hAnsi="Consolas" w:cs="Consolas"/>
+          <w:sz w:val="17"/>
+          <w:lang w:val="en-US"/>
+        </w:rPr>
+        <w:t>zu</w:t>
+      </w:r>
+      <w:proofErr w:type="spellEnd"/>
+      <w:r>
+        <w:rPr>
+          <w:rFonts w:ascii="Consolas" w:hAnsi="Consolas" w:cs="Consolas"/>
+          <w:sz w:val="17"/>
+          <w:lang w:val="en-US"/>
+        </w:rPr>
+        <w:t xml:space="preserve"> B\n", </w:t>
+      </w:r>
+      <w:proofErr w:type="spellStart"/>
+      <w:r>
+        <w:rPr>
+          <w:rFonts w:ascii="Consolas" w:hAnsi="Consolas" w:cs="Consolas"/>
+          <w:sz w:val="17"/>
+          <w:lang w:val="en-US"/>
+        </w:rPr>
+        <w:t>sizeof</w:t>
+      </w:r>
+      <w:proofErr w:type="spellEnd"/>
+      <w:r>
+        <w:rPr>
+          <w:rFonts w:ascii="Consolas" w:hAnsi="Consolas" w:cs="Consolas"/>
+          <w:sz w:val="17"/>
+          <w:lang w:val="en-US"/>
+        </w:rPr>
+        <w:t>(x)</w:t>
+      </w:r>
+      <w:proofErr w:type="gramStart"/>
+      <w:r>
+        <w:rPr>
+          <w:rFonts w:ascii="Consolas" w:hAnsi="Consolas" w:cs="Consolas"/>
+          <w:sz w:val="17"/>
+          <w:lang w:val="en-US"/>
+        </w:rPr>
+        <w:t xml:space="preserve">);   </w:t>
+      </w:r>
+      <w:proofErr w:type="gramEnd"/>
+      <w:r>
+        <w:rPr>
+          <w:rFonts w:ascii="Consolas" w:hAnsi="Consolas" w:cs="Consolas"/>
+          <w:sz w:val="17"/>
+          <w:lang w:val="en-US"/>
+        </w:rPr>
+        <w:t>// 4 B</w:t>
+      </w:r>
+    </w:p>
+    <w:p>
+      <w:pPr>
+        <w:spacing w:after="0" w:line="240" w:lineRule="auto"/>
+      </w:pPr>
+      <w:r>
+        <w:rPr>
+          <w:rFonts w:ascii="Consolas" w:hAnsi="Consolas" w:cs="Consolas"/>
+          <w:sz w:val="17"/>
+        </w:rPr>
+        <w:t>printf("</w:t>
+      </w:r>
+      <w:proofErr w:type="spellStart"/>
+      <w:r>
+        <w:rPr>
+          <w:rFonts w:ascii="Consolas" w:hAnsi="Consolas" w:cs="Consolas"/>
+          <w:sz w:val="17"/>
+        </w:rPr>
+        <w:t>sizeof</w:t>
+      </w:r>
+      <w:proofErr w:type="spellEnd"/>
+      <w:r>
+        <w:rPr>
+          <w:rFonts w:ascii="Consolas" w:hAnsi="Consolas" w:cs="Consolas"/>
+          <w:sz w:val="17"/>
+        </w:rPr>
+        <w:t>(pX) %</w:t>
+      </w:r>
+      <w:proofErr w:type="spellStart"/>
+      <w:r>
+        <w:rPr>
+          <w:rFonts w:ascii="Consolas" w:hAnsi="Consolas" w:cs="Consolas"/>
+          <w:sz w:val="17"/>
+        </w:rPr>
+        <w:t>zu</w:t>
+      </w:r>
+      <w:proofErr w:type="spellEnd"/>
+      <w:r>
+        <w:rPr>
+          <w:rFonts w:ascii="Consolas" w:hAnsi="Consolas" w:cs="Consolas"/>
+          <w:sz w:val="17"/>
+        </w:rPr>
+        <w:t xml:space="preserve"> B\n", </w:t>
+      </w:r>
+      <w:proofErr w:type="spellStart"/>
+      <w:r>
+        <w:rPr>
+          <w:rFonts w:ascii="Consolas" w:hAnsi="Consolas" w:cs="Consolas"/>
+          <w:sz w:val="17"/>
+        </w:rPr>
+        <w:t>sizeof</w:t>
+      </w:r>
+      <w:proofErr w:type="spellEnd"/>
+      <w:r>
+        <w:rPr>
+          <w:rFonts w:ascii="Consolas" w:hAnsi="Consolas" w:cs="Consolas"/>
+          <w:sz w:val="17"/>
+        </w:rPr>
+        <w:t>(pX)</w:t>
+      </w:r>
+      <w:proofErr w:type="gramStart"/>
+      <w:r>
+        <w:rPr>
+          <w:rFonts w:ascii="Consolas" w:hAnsi="Consolas" w:cs="Consolas"/>
+          <w:sz w:val="17"/>
+        </w:rPr>
+        <w:t>);  /</w:t>
+      </w:r>
+      <w:proofErr w:type="gramEnd"/>
+      <w:r>
+        <w:rPr>
+          <w:rFonts w:ascii="Consolas" w:hAnsi="Consolas" w:cs="Consolas"/>
+          <w:sz w:val="17"/>
+        </w:rPr>
+        <w:t>/ 8 B su piattaforma a 64 bit</w:t>
+      </w:r>
+    </w:p>
+    <w:p/>
+    <w:p>
+      <w:pPr>
+        <w:pStyle w:val="Titolo2"/>
+      </w:pPr>
+      <w:r>
+        <w:rPr>
+          <w:b/>
+          <w:color w:val="E97132"/>
+        </w:rPr>
+        <w:t>&amp; e * sono operazioni complementari</w:t>
+      </w:r>
+    </w:p>
+    <w:p>
+      <w:r>
+        <w:t>Se int a = 7; e int* pA = &amp;a;, allora l'indirizzo di a, il valore di pA, &amp;*pA e *&amp;pA coincidono, mentre a e *pA valgono entrambi 7: gli operatori &amp; e * si "annullano" a vicenda.</w:t>
+      </w:r>
+    </w:p>
+    <w:p>
+      <w:pPr>
+        <w:pStyle w:val="Titolo2"/>
+      </w:pPr>
+      <w:r>
+        <w:rPr>
+          <w:b/>
+          <w:color w:val="E97132"/>
+        </w:rPr>
+        <w:t>I diversi usi del simbolo *</w:t>
+      </w:r>
+    </w:p>
+    <w:p>
+      <w:r>
+        <w:t>Il simbolo * (</w:t>
+      </w:r>
+      <w:r>
+        <w:rPr>
+          <w:i/>
+        </w:rPr>
+        <w:t>star</w:t>
+      </w:r>
+      <w:r>
+        <w:t>) si usa in C con quattro significati:</w:t>
+      </w:r>
+    </w:p>
+    <w:p>
+      <w:r>
+        <w:t xml:space="preserve">1. operatore di </w:t>
+      </w:r>
+      <w:r>
+        <w:rPr>
+          <w:b/>
+        </w:rPr>
+        <w:t>moltiplicazione</w:t>
+      </w:r>
+      <w:r>
+        <w:t>: int x = a * b;</w:t>
+      </w:r>
+    </w:p>
+    <w:p>
+      <w:r>
+        <w:t xml:space="preserve">2. </w:t>
+      </w:r>
+      <w:r>
+        <w:rPr>
+          <w:b/>
+        </w:rPr>
+        <w:t>dichiarazione</w:t>
+      </w:r>
+      <w:r>
+        <w:t xml:space="preserve"> di una variabile di tipo puntatore: int* pX = &amp;x;</w:t>
+      </w:r>
+    </w:p>
+    <w:p>
+      <w:r>
+        <w:t xml:space="preserve">3. </w:t>
+      </w:r>
+      <w:r>
+        <w:rPr>
+          <w:b/>
+        </w:rPr>
+        <w:t>dereferenziamento</w:t>
+      </w:r>
+      <w:r>
+        <w:t xml:space="preserve"> di un puntatore: int x = *pX;</w:t>
+      </w:r>
+    </w:p>
+    <w:p>
+      <w:r>
+        <w:t xml:space="preserve">4. </w:t>
+      </w:r>
+      <w:r>
+        <w:rPr>
+          <w:b/>
+        </w:rPr>
+        <w:t>puntatore a puntatore</w:t>
+      </w:r>
+      <w:r>
+        <w:t xml:space="preserve"> (non trattato nel corso): int** ppX = &amp;pX; pX = *ppX; **ppX = 10;</w:t>
+      </w:r>
+    </w:p>
+    <w:p>
+      <w:r>
+        <w:t>Distinguere il contesto in cui compare l'asterisco è il modo per non confondere questi usi. I puntatori sono la base per gestire la memoria dinamica, le strutture dati complesse e la comunicazione efficiente tra funzioni.</w:t>
+      </w:r>
+    </w:p>
+    <w:p>
+      <w:pPr>
+        <w:pStyle w:val="Titolo1"/>
+      </w:pPr>
+      <w:r>
+        <w:rPr>
+          <w:b/>
+          <w:color w:val="EE0000"/>
+        </w:rPr>
+        <w:t>Capitolo 13: Scambio di Variabili e Variabile Temporanea</w:t>
+      </w:r>
+    </w:p>
+    <w:p>
+      <w:pPr>
+        <w:pStyle w:val="Titolo2"/>
+      </w:pPr>
+      <w:r>
+        <w:rPr>
+          <w:b/>
+          <w:color w:val="E97132"/>
+        </w:rPr>
+        <w:t>Il problema dello scambio</w:t>
+      </w:r>
+    </w:p>
+    <w:p>
+      <w:r>
+        <w:rPr/>
+        <w:t xml:space="preserve">Lo </w:t>
+      </w:r>
+      <w:r>
+        <w:rPr>
+          <w:b/>
+        </w:rPr>
+        <w:t>scambio</w:t>
+      </w:r>
+      <w:r>
+        <w:rPr/>
+        <w:t xml:space="preserve"> (in inglese </w:t>
+      </w:r>
+      <w:r>
+        <w:rPr>
+          <w:i/>
+        </w:rPr>
+        <w:t>swap</w:t>
+      </w:r>
+      <w:r>
+        <w:rPr/>
+        <w:t>) dei valori di due variabili è un'operazione fondamentale in programmazione, usata in molti algoritmi, per esempio nel bubble sort. Sembra banale, ma il metodo più ovvio e intuitivo non funziona, e capire perché è un buon modo per fissare che cosa fa davvero un assegnamento.</w:t>
+      </w:r>
+    </w:p>
+    <w:p>
+      <w:r>
+        <w:rPr/>
+        <w:t xml:space="preserve">Per introdurre il problema si usa un'analogia. Abbiamo due tazze (le chiameremo X e Y), una con tè verde e una con tè nero, e vogliamo scambiarne il contenuto. Non possiamo versare direttamente una tazza nell'altra, perché i due tè si mescolerebbero. Una soluzione c'è: usare altre due tazze vuote, travasarci i due tè e poi rimetterli ciascuno nella tazza opposta. Funziona, ma non è efficiente, perché usa il doppio dello spazio. Si può fare meglio con </w:t>
+      </w:r>
+      <w:r>
+        <w:rPr>
+          <w:b/>
+        </w:rPr>
+        <w:t>una sola tazza ausiliaria</w:t>
+      </w:r>
+      <w:r>
+        <w:rPr/>
+        <w:t xml:space="preserve"> A:</w:t>
+      </w:r>
+    </w:p>
+    <w:p>
+      <w:r>
+        <w:rPr/>
+        <w:t>1. si versa il tè verde nella tazza vuota;</w:t>
+      </w:r>
+    </w:p>
+    <w:p>
+      <w:r>
+        <w:rPr/>
+        <w:t>2. si versa il tè nero nella tazza che era del tè verde;</w:t>
+      </w:r>
+    </w:p>
+    <w:p>
+      <w:r>
+        <w:rPr/>
+        <w:t>3. si versa infine il tè verde, che aspettava nella tazza ausiliaria, nella tazza che era del tè nero.</w:t>
+      </w:r>
+    </w:p>
+    <w:p>
+      <w:r>
+        <w:rPr/>
+        <w:t>Questa soluzione funziona ed è efficiente, ma la sequenza dei travasi deve avvenire nell'ordine giusto: con un ordine diverso uno dei due tè andrebbe perso. Con le variabili vale lo stesso, e la tazza ausiliaria diventerà una variabile d'appoggio.</w:t>
+      </w:r>
+    </w:p>
+    <w:p>
+      <w:pPr>
+        <w:keepNext/>
+        <w:jc w:val="center"/>
+      </w:pPr>
+      <w:r>
+        <w:drawing>
+          <wp:inline xmlns:a="http://schemas.openxmlformats.org/drawingml/2006/main" xmlns:pic="http://schemas.openxmlformats.org/drawingml/2006/picture">
+            <wp:extent cx="4500000" cy="2603808"/>
+            <wp:docPr id="475959971" name="Picture 475959971"/>
+            <wp:cNvGraphicFramePr>
+              <a:graphicFrameLocks noChangeAspect="1"/>
+            </wp:cNvGraphicFramePr>
+            <a:graphic>
+              <a:graphicData uri="http://schemas.openxmlformats.org/drawingml/2006/picture">
+                <pic:pic>
+                  <pic:nvPicPr>
+                    <pic:cNvPr id="0" name="ch13_tazze.png"/>
+                    <pic:cNvPicPr/>
+                  </pic:nvPicPr>
+                  <pic:blipFill>
+                    <a:blip r:embed="rId21"/>
+                    <a:stretch>
+                      <a:fillRect/>
+                    </a:stretch>
+                  </pic:blipFill>
+                  <pic:spPr>
+                    <a:xfrm>
+                      <a:off x="0" y="0"/>
+                      <a:ext cx="4500000" cy="2603808"/>
+                    </a:xfrm>
                     <a:prstGeom prst="rect"/>
                   </pic:spPr>
                 </pic:pic>
@@ -13134,21 +13653,7 @@
           <w:i/>
           <w:sz w:val="18"/>
         </w:rPr>
-        <w:t>Aliasing: due puntatori alla stessa variabile.</w:t>
-      </w:r>
-    </w:p>
-    <w:p>
-      <w:r>
-        <w:t xml:space="preserve">Questo fenomeno si chiama </w:t>
-      </w:r>
-      <w:r>
-        <w:rPr>
-          <w:b/>
-        </w:rPr>
-        <w:t>aliasing</w:t>
-      </w:r>
-      <w:r>
-        <w:t>. Quando si dichiara una variabile in C, essa è accessibile tramite un solo nome simbolico (x). Con i puntatori più "etichette" possono invece fare riferimento allo stesso dato: sia il nome diretto della variabile, sia uno o più puntatori che ne contengono l'indirizzo. Modificando la variabile attraverso uno degli alias, anche gli altri "vedono" il nuovo valore, perché accedono allo stesso indirizzo.</w:t>
+        <w:t>Lo scambio delle tazze con una sola tazza ausiliaria (in rosso le tazze il cui contenuto è cambiato).</w:t>
       </w:r>
     </w:p>
     <w:p>
@@ -13160,69 +13665,317 @@
           <w:b/>
           <w:color w:val="E97132"/>
         </w:rPr>
-        <w:t>Puntatori non inizializzati e puntatore nullo</w:t>
-      </w:r>
-    </w:p>
-    <w:p>
-      <w:r>
-        <w:t xml:space="preserve">Si può dereferenziare un puntatore </w:t>
-      </w:r>
-      <w:r>
-        <w:rPr>
-          <w:b/>
-        </w:rPr>
-        <w:t>solo se contiene un indirizzo valido</w:t>
-      </w:r>
-      <w:r>
-        <w:t>. Dopo la sola dichiarazione, un puntatore ha un valore indeterminato, come ogni variabile automatica non inizializzata, e quel valore non può essere usato come indirizzo: dereferenziarlo è un errore a tempo di esecuzione (comportamento indefinito).</w:t>
-      </w:r>
-    </w:p>
-    <w:p>
-      <w:pPr>
-        <w:spacing w:after="0" w:line="240" w:lineRule="auto"/>
+        <w:t>Il metodo ovvio non funziona</w:t>
+      </w:r>
+    </w:p>
+    <w:p>
+      <w:r>
+        <w:rPr/>
+        <w:t>Definiamo due variabili intere x e y e proviamo a scambiarle nel modo più intuitivo: assegniamo a x il contenuto di y e poi a y il contenuto di x.</w:t>
+      </w:r>
+    </w:p>
+    <w:p>
+      <w:pPr>
+        <w:spacing w:after="0" w:before="0" w:line="240" w:lineRule="auto"/>
       </w:pPr>
       <w:r>
         <w:rPr>
           <w:rFonts w:ascii="Consolas" w:hAnsi="Consolas" w:cs="Consolas"/>
           <w:sz w:val="17"/>
         </w:rPr>
-        <w:t>int* pX;   // non inizializzato</w:t>
-      </w:r>
-    </w:p>
-    <w:p>
-      <w:pPr>
-        <w:spacing w:after="0" w:line="240" w:lineRule="auto"/>
+        <w:t>int main(void) {</w:t>
+      </w:r>
+    </w:p>
+    <w:p>
+      <w:pPr>
+        <w:spacing w:after="0" w:before="0" w:line="240" w:lineRule="auto"/>
       </w:pPr>
       <w:r>
         <w:rPr>
           <w:rFonts w:ascii="Consolas" w:hAnsi="Consolas" w:cs="Consolas"/>
           <w:sz w:val="17"/>
         </w:rPr>
-        <w:t>*pX = 10;  // ERRORE</w:t>
+        <w:t xml:space="preserve">    int x = 5;</w:t>
+      </w:r>
+    </w:p>
+    <w:p>
+      <w:pPr>
+        <w:spacing w:after="0" w:before="0" w:line="240" w:lineRule="auto"/>
+      </w:pPr>
+      <w:r>
+        <w:rPr>
+          <w:rFonts w:ascii="Consolas" w:hAnsi="Consolas" w:cs="Consolas"/>
+          <w:sz w:val="17"/>
+        </w:rPr>
+        <w:t xml:space="preserve">    int y = 2;</w:t>
+      </w:r>
+    </w:p>
+    <w:p>
+      <w:pPr>
+        <w:spacing w:after="0" w:before="0" w:line="240" w:lineRule="auto"/>
+      </w:pPr>
+      <w:r>
+        <w:rPr>
+          <w:rFonts w:ascii="Consolas" w:hAnsi="Consolas" w:cs="Consolas"/>
+          <w:sz w:val="17"/>
+        </w:rPr>
+        <w:t xml:space="preserve">    x = y;   // assegniamo il contenuto di y ad x</w:t>
+      </w:r>
+    </w:p>
+    <w:p>
+      <w:pPr>
+        <w:spacing w:after="0" w:before="0" w:line="240" w:lineRule="auto"/>
+      </w:pPr>
+      <w:r>
+        <w:rPr>
+          <w:rFonts w:ascii="Consolas" w:hAnsi="Consolas" w:cs="Consolas"/>
+          <w:sz w:val="17"/>
+        </w:rPr>
+        <w:t xml:space="preserve">    y = x;   // assegniamo il contenuto di x ad y</w:t>
+      </w:r>
+    </w:p>
+    <w:p>
+      <w:pPr>
+        <w:spacing w:after="0" w:before="0" w:line="240" w:lineRule="auto"/>
+      </w:pPr>
+      <w:r>
+        <w:rPr>
+          <w:rFonts w:ascii="Consolas" w:hAnsi="Consolas" w:cs="Consolas"/>
+          <w:sz w:val="17"/>
+        </w:rPr>
+        <w:t xml:space="preserve">    printf("Le var x, y valgono %d, %d\n", x, y);</w:t>
+      </w:r>
+    </w:p>
+    <w:p>
+      <w:pPr>
+        <w:spacing w:after="0" w:before="0" w:line="240" w:lineRule="auto"/>
+      </w:pPr>
+      <w:r>
+        <w:rPr>
+          <w:rFonts w:ascii="Consolas" w:hAnsi="Consolas" w:cs="Consolas"/>
+          <w:sz w:val="17"/>
+        </w:rPr>
+        <w:t>}</w:t>
       </w:r>
     </w:p>
     <w:p/>
     <w:p>
       <w:r>
-        <w:t xml:space="preserve">Per dare a un puntatore un valore esplicito che significa "non punta a niente" si usa </w:t>
-      </w:r>
-      <w:r>
-        <w:rPr>
-          <w:b/>
-        </w:rPr>
-        <w:t>NULL</w:t>
-      </w:r>
-      <w:r>
-        <w:t>, valore di puntatore che indica che quel puntatore non fa riferimento ad alcuna variabile. Si usa come valore di inizializzazione o come valore sentinella:</w:t>
-      </w:r>
-    </w:p>
-    <w:p>
-      <w:pPr>
-        <w:spacing w:after="0" w:line="240" w:lineRule="auto"/>
-      </w:pPr>
+        <w:rPr/>
+        <w:t xml:space="preserve">Il problema è che un assegnamento </w:t>
+      </w:r>
+      <w:r>
+        <w:rPr>
+          <w:b/>
+        </w:rPr>
+        <w:t>copia</w:t>
+      </w:r>
+      <w:r>
+        <w:rPr/>
+        <w:t xml:space="preserve"> il valore dell'espressione di destra nella cella della variabile di sinistra, e il valore che la cella conteneva prima va perso (si ricordi il capitolo 8: la cella dell'Lvalue viene sovrascritta). Seguiamo l'esecuzione sullo stack, dove x vale 5 e y vale 2. Dopo </w:t>
+      </w:r>
       <w:r>
         <w:rPr>
           <w:rFonts w:ascii="Consolas" w:hAnsi="Consolas" w:cs="Consolas"/>
+        </w:rPr>
+        <w:t>x = y;</w:t>
+      </w:r>
+      <w:r>
+        <w:rPr/>
+        <w:t xml:space="preserve"> il valore di y è stato copiato in x, che ora vale 2: </w:t>
+      </w:r>
+      <w:r>
+        <w:rPr>
+          <w:b/>
+        </w:rPr>
+        <w:t>il vecchio valore di x è perso</w:t>
+      </w:r>
+      <w:r>
+        <w:rPr/>
+        <w:t xml:space="preserve">. Con </w:t>
+      </w:r>
+      <w:r>
+        <w:rPr>
+          <w:rFonts w:ascii="Consolas" w:hAnsi="Consolas" w:cs="Consolas"/>
+        </w:rPr>
+        <w:t>y = x;</w:t>
+      </w:r>
+      <w:r>
+        <w:rPr/>
+        <w:t xml:space="preserve"> si copia in y il contenuto di x, che però ormai è 2, quindi y viene sovrascritta con il suo stesso valore. Alla fine le due variabili valgono entrambe 2 e il programma stampa </w:t>
+      </w:r>
+      <w:r>
+        <w:rPr>
+          <w:rFonts w:ascii="Consolas" w:hAnsi="Consolas" w:cs="Consolas"/>
+        </w:rPr>
+        <w:t>Le var x, y valgono 2, 2</w:t>
+      </w:r>
+      <w:r>
+        <w:rPr/>
+        <w:t>.</w:t>
+      </w:r>
+    </w:p>
+    <w:p>
+      <w:pPr>
+        <w:keepNext/>
+        <w:jc w:val="center"/>
+      </w:pPr>
+      <w:r>
+        <w:drawing>
+          <wp:inline xmlns:a="http://schemas.openxmlformats.org/drawingml/2006/main" xmlns:pic="http://schemas.openxmlformats.org/drawingml/2006/picture">
+            <wp:extent cx="3600000" cy="1954430"/>
+            <wp:docPr id="475959972" name="Picture 475959972"/>
+            <wp:cNvGraphicFramePr>
+              <a:graphicFrameLocks noChangeAspect="1"/>
+            </wp:cNvGraphicFramePr>
+            <a:graphic>
+              <a:graphicData uri="http://schemas.openxmlformats.org/drawingml/2006/picture">
+                <pic:pic>
+                  <pic:nvPicPr>
+                    <pic:cNvPr id="0" name="ch13_swap_ovvio.png"/>
+                    <pic:cNvPicPr/>
+                  </pic:nvPicPr>
+                  <pic:blipFill>
+                    <a:blip r:embed="rId22"/>
+                    <a:stretch>
+                      <a:fillRect/>
+                    </a:stretch>
+                  </pic:blipFill>
+                  <pic:spPr>
+                    <a:xfrm>
+                      <a:off x="0" y="0"/>
+                      <a:ext cx="3600000" cy="1954430"/>
+                    </a:xfrm>
+                    <a:prstGeom prst="rect"/>
+                  </pic:spPr>
+                </pic:pic>
+              </a:graphicData>
+            </a:graphic>
+          </wp:inline>
+        </w:drawing>
+      </w:r>
+    </w:p>
+    <w:p>
+      <w:pPr>
+        <w:jc w:val="center"/>
+      </w:pPr>
+      <w:r>
+        <w:rPr>
+          <w:i/>
+          <w:sz w:val="18"/>
+        </w:rPr>
+        <w:t>Esecuzione di x = y; y = x;: dopo il primo assegnamento il valore 5 non esiste più (in rosso le celle il cui valore è cambiato).</w:t>
+      </w:r>
+    </w:p>
+    <w:p>
+      <w:pPr>
+        <w:pStyle w:val="Titolo2"/>
+      </w:pPr>
+      <w:r>
+        <w:rPr>
+          <w:b/>
+          <w:color w:val="E97132"/>
+        </w:rPr>
+        <w:t>Lo scambio con variabile temporanea</w:t>
+      </w:r>
+    </w:p>
+    <w:p>
+      <w:r>
+        <w:rPr/>
+        <w:t xml:space="preserve">Per scambiare correttamente i valori di due variabili serve una terza variabile di supporto, dello stesso tipo, che conservi temporaneamente uno dei due valori. Questo metodo si chiama </w:t>
+      </w:r>
+      <w:r>
+        <w:rPr>
+          <w:b/>
+        </w:rPr>
+        <w:t>scambio con variabile temporanea</w:t>
+      </w:r>
+      <w:r>
+        <w:rPr/>
+        <w:t xml:space="preserve"> (o variabile d'appoggio) ed è l'esatto equivalente della tazza ausiliaria. I passi sono tre:</w:t>
+      </w:r>
+    </w:p>
+    <w:p>
+      <w:r>
+        <w:rPr/>
+        <w:t>1. si salva il valore di x nella variabile d'appoggio;</w:t>
+      </w:r>
+    </w:p>
+    <w:p>
+      <w:r>
+        <w:rPr/>
+        <w:t>2. si copia il valore di y in x;</w:t>
+      </w:r>
+    </w:p>
+    <w:p>
+      <w:r>
+        <w:rPr/>
+        <w:t>3. si copia in y il valore conservato nella variabile d'appoggio.</w:t>
+      </w:r>
+    </w:p>
+    <w:p>
+      <w:r>
+        <w:rPr/>
+        <w:t xml:space="preserve">I nomi tipici delle variabili d'appoggio sono </w:t>
+      </w:r>
+      <w:r>
+        <w:rPr>
+          <w:rFonts w:ascii="Consolas" w:hAnsi="Consolas" w:cs="Consolas"/>
+        </w:rPr>
+        <w:t>temp</w:t>
+      </w:r>
+      <w:r>
+        <w:rPr/>
+        <w:t xml:space="preserve">, </w:t>
+      </w:r>
+      <w:r>
+        <w:rPr>
+          <w:rFonts w:ascii="Consolas" w:hAnsi="Consolas" w:cs="Consolas"/>
+        </w:rPr>
+        <w:t>aux</w:t>
+      </w:r>
+      <w:r>
+        <w:rPr/>
+        <w:t xml:space="preserve">, </w:t>
+      </w:r>
+      <w:r>
+        <w:rPr>
+          <w:rFonts w:ascii="Consolas" w:hAnsi="Consolas" w:cs="Consolas"/>
+        </w:rPr>
+        <w:t>prevX</w:t>
+      </w:r>
+      <w:r>
+        <w:rPr/>
+        <w:t xml:space="preserve">, </w:t>
+      </w:r>
+      <w:r>
+        <w:rPr>
+          <w:rFonts w:ascii="Consolas" w:hAnsi="Consolas" w:cs="Consolas"/>
+        </w:rPr>
+        <w:t>savedX</w:t>
+      </w:r>
+      <w:r>
+        <w:rPr/>
+        <w:t xml:space="preserve">, </w:t>
+      </w:r>
+      <w:r>
+        <w:rPr>
+          <w:rFonts w:ascii="Consolas" w:hAnsi="Consolas" w:cs="Consolas"/>
+        </w:rPr>
+        <w:t>backup</w:t>
+      </w:r>
+      <w:r>
+        <w:rPr/>
+        <w:t>.</w:t>
+      </w:r>
+    </w:p>
+    <w:p>
+      <w:pPr>
+        <w:spacing w:after="0" w:before="0" w:line="240" w:lineRule="auto"/>
+      </w:pPr>
+      <w:r>
+        <w:rPr>
+          <w:rFonts w:ascii="Consolas" w:hAnsi="Consolas" w:cs="Consolas"/>
           <w:sz w:val="17"/>
         </w:rPr>
         <w:t>int main(void) {</w:t>
@@ -13230,44 +13983,237 @@
     </w:p>
     <w:p>
       <w:pPr>
-        <w:spacing w:after="0" w:line="240" w:lineRule="auto"/>
+        <w:spacing w:after="0" w:before="0" w:line="240" w:lineRule="auto"/>
       </w:pPr>
       <w:r>
         <w:rPr>
           <w:rFonts w:ascii="Consolas" w:hAnsi="Consolas" w:cs="Consolas"/>
           <w:sz w:val="17"/>
         </w:rPr>
-        <w:t xml:space="preserve">    int *p = NULL; // inizializzazione sicura</w:t>
-      </w:r>
-    </w:p>
-    <w:p>
-      <w:pPr>
-        <w:spacing w:after="0" w:line="240" w:lineRule="auto"/>
+        <w:t xml:space="preserve">    int x = 5;</w:t>
+      </w:r>
+    </w:p>
+    <w:p>
+      <w:pPr>
+        <w:spacing w:after="0" w:before="0" w:line="240" w:lineRule="auto"/>
       </w:pPr>
       <w:r>
         <w:rPr>
           <w:rFonts w:ascii="Consolas" w:hAnsi="Consolas" w:cs="Consolas"/>
           <w:sz w:val="17"/>
         </w:rPr>
-        <w:t xml:space="preserve">    *p = 10;       // ERRORE: p non contiene un indirizzo accessibile</w:t>
-      </w:r>
-    </w:p>
-    <w:p>
-      <w:pPr>
-        <w:spacing w:after="0" w:line="240" w:lineRule="auto"/>
+        <w:t xml:space="preserve">    int y = 2;</w:t>
+      </w:r>
+    </w:p>
+    <w:p>
+      <w:pPr>
+        <w:spacing w:after="0" w:before="0" w:line="240" w:lineRule="auto"/>
       </w:pPr>
       <w:r>
         <w:rPr>
           <w:rFonts w:ascii="Consolas" w:hAnsi="Consolas" w:cs="Consolas"/>
           <w:sz w:val="17"/>
         </w:rPr>
+        <w:t xml:space="preserve">    int temp;</w:t>
+      </w:r>
+    </w:p>
+    <w:p>
+      <w:pPr>
+        <w:spacing w:after="0" w:before="0" w:line="240" w:lineRule="auto"/>
+      </w:pPr>
+      <w:r>
+        <w:rPr>
+          <w:rFonts w:ascii="Consolas" w:hAnsi="Consolas" w:cs="Consolas"/>
+          <w:sz w:val="17"/>
+        </w:rPr>
+        <w:t xml:space="preserve">    temp = x;   // 1: salvo il vecchio valore di x</w:t>
+      </w:r>
+    </w:p>
+    <w:p>
+      <w:pPr>
+        <w:spacing w:after="0" w:before="0" w:line="240" w:lineRule="auto"/>
+      </w:pPr>
+      <w:r>
+        <w:rPr>
+          <w:rFonts w:ascii="Consolas" w:hAnsi="Consolas" w:cs="Consolas"/>
+          <w:sz w:val="17"/>
+        </w:rPr>
+        <w:t xml:space="preserve">    x = y;      // 2: ora posso sovrascrivere x</w:t>
+      </w:r>
+    </w:p>
+    <w:p>
+      <w:pPr>
+        <w:spacing w:after="0" w:before="0" w:line="240" w:lineRule="auto"/>
+      </w:pPr>
+      <w:r>
+        <w:rPr>
+          <w:rFonts w:ascii="Consolas" w:hAnsi="Consolas" w:cs="Consolas"/>
+          <w:sz w:val="17"/>
+        </w:rPr>
+        <w:t xml:space="preserve">    y = temp;   // 3: recupero il valore salvato</w:t>
+      </w:r>
+    </w:p>
+    <w:p>
+      <w:pPr>
+        <w:spacing w:after="0" w:before="0" w:line="240" w:lineRule="auto"/>
+      </w:pPr>
+      <w:r>
+        <w:rPr>
+          <w:rFonts w:ascii="Consolas" w:hAnsi="Consolas" w:cs="Consolas"/>
+          <w:sz w:val="17"/>
+        </w:rPr>
+        <w:t xml:space="preserve">    printf("Le var x, y valgono %d, %d\n", x, y);</w:t>
+      </w:r>
+    </w:p>
+    <w:p>
+      <w:pPr>
+        <w:spacing w:after="0" w:before="0" w:line="240" w:lineRule="auto"/>
+      </w:pPr>
+      <w:r>
+        <w:rPr>
+          <w:rFonts w:ascii="Consolas" w:hAnsi="Consolas" w:cs="Consolas"/>
+          <w:sz w:val="17"/>
+        </w:rPr>
         <w:t>}</w:t>
       </w:r>
     </w:p>
     <w:p/>
     <w:p>
       <w:r>
-        <w:t>NULL consente di inizializzare esplicitamente un puntatore, evitando un valore indeterminato, e di riconoscere esplicitamente il caso "non punta ad alcuna variabile". Attenzione: dereferenziare un puntatore NULL produce un comportamento indefinito (in genere un errore che termina il programma).</w:t>
+        <w:rPr/>
+        <w:t xml:space="preserve">Sullo stack, la dichiarazione </w:t>
+      </w:r>
+      <w:r>
+        <w:rPr>
+          <w:rFonts w:ascii="Consolas" w:hAnsi="Consolas" w:cs="Consolas"/>
+        </w:rPr>
+        <w:t>int temp;</w:t>
+      </w:r>
+      <w:r>
+        <w:rPr/>
+        <w:t xml:space="preserve"> alloca altri 4 byte con valore indeterminato (il simbolo "?" con cui si indica un contenuto indeterminato, come visto nel capitolo 7). Poi, passo per passo:</w:t>
+      </w:r>
+    </w:p>
+    <w:p>
+      <w:pPr>
+        <w:numPr>
+          <w:ilvl w:val="0"/>
+          <w:numId w:val="1"/>
+        </w:numPr>
+      </w:pPr>
+      <w:r>
+        <w:rPr>
+          <w:rFonts w:ascii="Consolas" w:hAnsi="Consolas" w:cs="Consolas"/>
+        </w:rPr>
+        <w:t>temp = x;</w:t>
+      </w:r>
+      <w:r>
+        <w:rPr/>
+        <w:t xml:space="preserve"> copia 5 in temp: ora il valore originale di x esiste in due celle;</w:t>
+      </w:r>
+    </w:p>
+    <w:p>
+      <w:pPr>
+        <w:numPr>
+          <w:ilvl w:val="0"/>
+          <w:numId w:val="1"/>
+        </w:numPr>
+      </w:pPr>
+      <w:r>
+        <w:rPr>
+          <w:rFonts w:ascii="Consolas" w:hAnsi="Consolas" w:cs="Consolas"/>
+        </w:rPr>
+        <w:t>x = y;</w:t>
+      </w:r>
+      <w:r>
+        <w:rPr/>
+        <w:t xml:space="preserve"> sovrascrive x con 2, ma questa volta nessuna informazione è persa, perché il 5 è al sicuro in temp;</w:t>
+      </w:r>
+    </w:p>
+    <w:p>
+      <w:pPr>
+        <w:numPr>
+          <w:ilvl w:val="0"/>
+          <w:numId w:val="1"/>
+        </w:numPr>
+      </w:pPr>
+      <w:r>
+        <w:rPr>
+          <w:rFonts w:ascii="Consolas" w:hAnsi="Consolas" w:cs="Consolas"/>
+        </w:rPr>
+        <w:t>y = temp;</w:t>
+      </w:r>
+      <w:r>
+        <w:rPr/>
+        <w:t xml:space="preserve"> copia in y il 5 salvato.</w:t>
+      </w:r>
+    </w:p>
+    <w:p>
+      <w:r>
+        <w:rPr/>
+        <w:t xml:space="preserve">Il programma stampa </w:t>
+      </w:r>
+      <w:r>
+        <w:rPr>
+          <w:rFonts w:ascii="Consolas" w:hAnsi="Consolas" w:cs="Consolas"/>
+        </w:rPr>
+        <w:t>Le var x, y valgono 2, 5</w:t>
+      </w:r>
+      <w:r>
+        <w:rPr/>
+        <w:t>: i valori sono stati scambiati.</w:t>
+      </w:r>
+    </w:p>
+    <w:p>
+      <w:pPr>
+        <w:keepNext/>
+        <w:jc w:val="center"/>
+      </w:pPr>
+      <w:r>
+        <w:drawing>
+          <wp:inline xmlns:a="http://schemas.openxmlformats.org/drawingml/2006/main" xmlns:pic="http://schemas.openxmlformats.org/drawingml/2006/picture">
+            <wp:extent cx="4500000" cy="2276584"/>
+            <wp:docPr id="475959973" name="Picture 475959973"/>
+            <wp:cNvGraphicFramePr>
+              <a:graphicFrameLocks noChangeAspect="1"/>
+            </wp:cNvGraphicFramePr>
+            <a:graphic>
+              <a:graphicData uri="http://schemas.openxmlformats.org/drawingml/2006/picture">
+                <pic:pic>
+                  <pic:nvPicPr>
+                    <pic:cNvPr id="0" name="ch13_swap_temp.png"/>
+                    <pic:cNvPicPr/>
+                  </pic:nvPicPr>
+                  <pic:blipFill>
+                    <a:blip r:embed="rId23"/>
+                    <a:stretch>
+                      <a:fillRect/>
+                    </a:stretch>
+                  </pic:blipFill>
+                  <pic:spPr>
+                    <a:xfrm>
+                      <a:off x="0" y="0"/>
+                      <a:ext cx="4500000" cy="2276584"/>
+                    </a:xfrm>
+                    <a:prstGeom prst="rect"/>
+                  </pic:spPr>
+                </pic:pic>
+              </a:graphicData>
+            </a:graphic>
+          </wp:inline>
+        </w:drawing>
+      </w:r>
+    </w:p>
+    <w:p>
+      <w:pPr>
+        <w:jc w:val="center"/>
+      </w:pPr>
+      <w:r>
+        <w:rPr>
+          <w:i/>
+          <w:sz w:val="18"/>
+        </w:rPr>
+        <w:t>Scambio con variabile temporanea: il 5 resta al sicuro in temp finché y non lo riceve (in rosso le celle il cui valore è cambiato).</w:t>
       </w:r>
     </w:p>
     <w:p>
@@ -13279,392 +14225,1197 @@
           <w:b/>
           <w:color w:val="E97132"/>
         </w:rPr>
-        <w:t>La dimensione di un puntatore</w:t>
-      </w:r>
-    </w:p>
-    <w:p>
-      <w:r>
-        <w:t xml:space="preserve">Un puntatore occupa memoria come ogni variabile, ma la sua dimensione dipende dalla </w:t>
-      </w:r>
-      <w:r>
-        <w:rPr>
-          <w:b/>
-        </w:rPr>
-        <w:t>piattaforma</w:t>
-      </w:r>
-      <w:r>
-        <w:t xml:space="preserve"> e non dalla dimensione del tipo puntato. Su una tipica CPU a 64 bit un puntatore occupa 8 byte, su una tipica CPU a 32 bit 4 byte:</w:t>
-      </w:r>
-    </w:p>
-    <w:p>
-      <w:pPr>
-        <w:spacing w:after="0" w:line="240" w:lineRule="auto"/>
-        <w:rPr>
-          <w:lang w:val="en-US"/>
-        </w:rPr>
-      </w:pPr>
+        <w:t>Perché l'ordine conta</w:t>
+      </w:r>
+    </w:p>
+    <w:p>
+      <w:r>
+        <w:rPr/>
+        <w:t xml:space="preserve">Come nell'esempio delle tazze, la sequenza dei tre assegnamenti non si può cambiare a piacere: ogni assegnamento deve avvenire quando il valore che sta per essere sovrascritto è già stato salvato altrove. Per esempio, scrivendo </w:t>
+      </w:r>
       <w:r>
         <w:rPr>
           <w:rFonts w:ascii="Consolas" w:hAnsi="Consolas" w:cs="Consolas"/>
-          <w:sz w:val="17"/>
-          <w:lang w:val="en-US"/>
-        </w:rPr>
-        <w:t>int x;</w:t>
-      </w:r>
-    </w:p>
-    <w:p>
-      <w:pPr>
-        <w:spacing w:after="0" w:line="240" w:lineRule="auto"/>
-        <w:rPr>
-          <w:lang w:val="en-US"/>
-        </w:rPr>
+        </w:rPr>
+        <w:t>x = y; temp = x; y = temp;</w:t>
+      </w:r>
+      <w:r>
+        <w:rPr/>
+        <w:t xml:space="preserve"> si copia in temp un valore di x che è già stato sovrascritto, e alla fine x, y e temp valgono tutti 2: il 5 è stato perso proprio come nel metodo ovvio.</w:t>
+      </w:r>
+    </w:p>
+    <w:p>
+      <w:r>
+        <w:rPr/>
+        <w:t>Il prezzo della soluzione corretta è piccolo: una sola variabile in più, cioè 4 byte per degli int, a fronte di un'operazione che il metodo ovvio non sa fare. Lo scambio con variabile temporanea sarà utile ogni volta che un algoritmo dovrà riordinare dei valori; nel prossimo capitolo passiamo invece ai numeri reali, con i tipi float e double.</w:t>
+      </w:r>
+    </w:p>
+    <w:p>
+      <w:pPr>
+        <w:pStyle w:val="Titolo1"/>
+      </w:pPr>
+      <w:r>
+        <w:rPr>
+          <w:b/>
+          <w:color w:val="EE0000"/>
+        </w:rPr>
+        <w:t>Capitolo 14: Numeri Reali in C: float, double e Formati di Stampa</w:t>
+      </w:r>
+    </w:p>
+    <w:p>
+      <w:pPr>
+        <w:pStyle w:val="Titolo2"/>
+      </w:pPr>
+      <w:r>
+        <w:rPr>
+          <w:b/>
+          <w:color w:val="E97132"/>
+        </w:rPr>
+        <w:t>I tipi per i numeri reali</w:t>
+      </w:r>
+    </w:p>
+    <w:p>
+      <w:r>
+        <w:rPr/>
+        <w:t xml:space="preserve">Nel calcolo scientifico e in moltissime applicazioni pratiche (grafica, simulazioni, elaborazione di dati) occorre lavorare con numeri reali, cioè con valori che hanno una parte intera e una parte frazionaria. In C sono rappresentati principalmente da due tipi: </w:t>
+      </w:r>
+      <w:r>
+        <w:rPr>
+          <w:b/>
+        </w:rPr>
+        <w:t>float</w:t>
+      </w:r>
+      <w:r>
+        <w:rPr/>
+        <w:t xml:space="preserve">, tipicamente a 32 bit, e </w:t>
+      </w:r>
+      <w:r>
+        <w:rPr>
+          <w:b/>
+        </w:rPr>
+        <w:t>double</w:t>
+      </w:r>
+      <w:r>
+        <w:rPr/>
+        <w:t xml:space="preserve">, tipicamente a 64 bit. Hanno entrambi una codifica in virgola mobile, che segue lo standard IEEE 754, argomento che si vedrà nel corso di Fondamenti dell'Informatica. Come già osservato nel capitolo 6, sono modelli finiti dei numeri reali: i due tipi si distinguono proprio per la </w:t>
+      </w:r>
+      <w:r>
+        <w:rPr>
+          <w:b/>
+        </w:rPr>
+        <w:t>precisione</w:t>
+      </w:r>
+      <w:r>
+        <w:rPr/>
+        <w:t xml:space="preserve"> e per l'</w:t>
+      </w:r>
+      <w:r>
+        <w:rPr>
+          <w:b/>
+        </w:rPr>
+        <w:t>intervallo</w:t>
+      </w:r>
+      <w:r>
+        <w:rPr/>
+        <w:t xml:space="preserve"> di valori che riescono a rappresentare.</w:t>
+      </w:r>
+    </w:p>
+    <w:p>
+      <w:pPr>
+        <w:numPr>
+          <w:ilvl w:val="0"/>
+          <w:numId w:val="1"/>
+        </w:numPr>
+      </w:pPr>
+      <w:r>
+        <w:rPr>
+          <w:b/>
+        </w:rPr>
+        <w:t>float</w:t>
+      </w:r>
+      <w:r>
+        <w:rPr/>
+        <w:t>: 32 bit (4 byte), circa 7 cifre decimali di precisione, valori da circa 10</w:t>
+      </w:r>
+      <w:r>
+        <w:rPr>
+          <w:vertAlign w:val="superscript"/>
+        </w:rPr>
+        <w:t>-38</w:t>
+      </w:r>
+      <w:r>
+        <w:rPr/>
+        <w:t xml:space="preserve"> a circa 10</w:t>
+      </w:r>
+      <w:r>
+        <w:rPr>
+          <w:vertAlign w:val="superscript"/>
+        </w:rPr>
+        <w:t>38</w:t>
+      </w:r>
+      <w:r>
+        <w:rPr/>
+        <w:t>. È adatto quando serve risparmiare memoria o per calcoli meno critici.</w:t>
+      </w:r>
+    </w:p>
+    <w:p>
+      <w:pPr>
+        <w:numPr>
+          <w:ilvl w:val="0"/>
+          <w:numId w:val="1"/>
+        </w:numPr>
+      </w:pPr>
+      <w:r>
+        <w:rPr>
+          <w:b/>
+        </w:rPr>
+        <w:t>double</w:t>
+      </w:r>
+      <w:r>
+        <w:rPr/>
+        <w:t>: 64 bit (8 byte), circa 15-16 cifre decimali, valori da circa 10</w:t>
+      </w:r>
+      <w:r>
+        <w:rPr>
+          <w:vertAlign w:val="superscript"/>
+        </w:rPr>
+        <w:t>-308</w:t>
+      </w:r>
+      <w:r>
+        <w:rPr/>
+        <w:t xml:space="preserve"> a circa 10</w:t>
+      </w:r>
+      <w:r>
+        <w:rPr>
+          <w:vertAlign w:val="superscript"/>
+        </w:rPr>
+        <w:t>308</w:t>
+      </w:r>
+      <w:r>
+        <w:rPr/>
+        <w:t>. È il tipo per i calcoli scientifici e per le applicazioni che richiedono alta precisione.</w:t>
+      </w:r>
+    </w:p>
+    <w:p>
+      <w:r>
+        <w:rPr/>
+        <w:t>Sui numeri reali valgono le quattro operazioni aritmetiche: addizione (+), sottrazione (-), moltiplicazione (*) e divisione (/). Non c'è invece l'operatore modulo (%), che in C è definito solo per gli interi: esiste una funzione di libreria con questo scopo, chiamata fmod, ma il corso non la userà.</w:t>
+      </w:r>
+    </w:p>
+    <w:p>
+      <w:pPr>
+        <w:pStyle w:val="Titolo2"/>
+      </w:pPr>
+      <w:r>
+        <w:rPr>
+          <w:b/>
+          <w:color w:val="E97132"/>
+        </w:rPr>
+        <w:t>float e double in memoria</w:t>
+      </w:r>
+    </w:p>
+    <w:p>
+      <w:r>
+        <w:rPr/>
+        <w:t>Vediamo un primo esempio. Il programma calcola la divisione tra due variabili reali e stampa i tre valori:</w:t>
+      </w:r>
+    </w:p>
+    <w:p>
+      <w:pPr>
+        <w:spacing w:after="0" w:before="0" w:line="240" w:lineRule="auto"/>
       </w:pPr>
       <w:r>
         <w:rPr>
           <w:rFonts w:ascii="Consolas" w:hAnsi="Consolas" w:cs="Consolas"/>
           <w:sz w:val="17"/>
-          <w:lang w:val="en-US"/>
-        </w:rPr>
-        <w:t xml:space="preserve">int* </w:t>
-      </w:r>
-      <w:proofErr w:type="spellStart"/>
+        </w:rPr>
+        <w:t>int main(void) {</w:t>
+      </w:r>
+    </w:p>
+    <w:p>
+      <w:pPr>
+        <w:spacing w:after="0" w:before="0" w:line="240" w:lineRule="auto"/>
+      </w:pPr>
       <w:r>
         <w:rPr>
           <w:rFonts w:ascii="Consolas" w:hAnsi="Consolas" w:cs="Consolas"/>
           <w:sz w:val="17"/>
-          <w:lang w:val="en-US"/>
-        </w:rPr>
-        <w:t>pX</w:t>
-      </w:r>
-      <w:proofErr w:type="spellEnd"/>
+        </w:rPr>
+        <w:t xml:space="preserve">    float x = 5, y = 2, z;</w:t>
+      </w:r>
+    </w:p>
+    <w:p>
+      <w:pPr>
+        <w:spacing w:after="0" w:before="0" w:line="240" w:lineRule="auto"/>
+      </w:pPr>
       <w:r>
         <w:rPr>
           <w:rFonts w:ascii="Consolas" w:hAnsi="Consolas" w:cs="Consolas"/>
           <w:sz w:val="17"/>
-          <w:lang w:val="en-US"/>
-        </w:rPr>
+        </w:rPr>
+        <w:t xml:space="preserve">    z = x / y;</w:t>
+      </w:r>
+    </w:p>
+    <w:p>
+      <w:pPr>
+        <w:spacing w:after="0" w:before="0" w:line="240" w:lineRule="auto"/>
+      </w:pPr>
+      <w:r>
+        <w:rPr>
+          <w:rFonts w:ascii="Consolas" w:hAnsi="Consolas" w:cs="Consolas"/>
+          <w:sz w:val="17"/>
+        </w:rPr>
+        <w:t xml:space="preserve">    printf("La var x vale %f\n", x);</w:t>
+      </w:r>
+    </w:p>
+    <w:p>
+      <w:pPr>
+        <w:spacing w:after="0" w:before="0" w:line="240" w:lineRule="auto"/>
+      </w:pPr>
+      <w:r>
+        <w:rPr>
+          <w:rFonts w:ascii="Consolas" w:hAnsi="Consolas" w:cs="Consolas"/>
+          <w:sz w:val="17"/>
+        </w:rPr>
+        <w:t xml:space="preserve">    printf("La var y vale %f\n", y);</w:t>
+      </w:r>
+    </w:p>
+    <w:p>
+      <w:pPr>
+        <w:spacing w:after="0" w:before="0" w:line="240" w:lineRule="auto"/>
+      </w:pPr>
+      <w:r>
+        <w:rPr>
+          <w:rFonts w:ascii="Consolas" w:hAnsi="Consolas" w:cs="Consolas"/>
+          <w:sz w:val="17"/>
+        </w:rPr>
+        <w:t xml:space="preserve">    printf("La var z vale %f\n", z);</w:t>
+      </w:r>
+    </w:p>
+    <w:p>
+      <w:pPr>
+        <w:spacing w:after="0" w:before="0" w:line="240" w:lineRule="auto"/>
+      </w:pPr>
+      <w:r>
+        <w:rPr>
+          <w:rFonts w:ascii="Consolas" w:hAnsi="Consolas" w:cs="Consolas"/>
+          <w:sz w:val="17"/>
+        </w:rPr>
+        <w:t>}</w:t>
+      </w:r>
+    </w:p>
+    <w:p/>
+    <w:p>
+      <w:r>
+        <w:rPr/>
+        <w:t xml:space="preserve">L'output è </w:t>
+      </w:r>
+      <w:r>
+        <w:rPr>
+          <w:rFonts w:ascii="Consolas" w:hAnsi="Consolas" w:cs="Consolas"/>
+        </w:rPr>
+        <w:t>La var x vale 5.000000</w:t>
+      </w:r>
+      <w:r>
+        <w:rPr/>
+        <w:t xml:space="preserve">, </w:t>
+      </w:r>
+      <w:r>
+        <w:rPr>
+          <w:rFonts w:ascii="Consolas" w:hAnsi="Consolas" w:cs="Consolas"/>
+        </w:rPr>
+        <w:t>La var y vale 2.000000</w:t>
+      </w:r>
+      <w:r>
+        <w:rPr/>
+        <w:t xml:space="preserve"> e </w:t>
+      </w:r>
+      <w:r>
+        <w:rPr>
+          <w:rFonts w:ascii="Consolas" w:hAnsi="Consolas" w:cs="Consolas"/>
+        </w:rPr>
+        <w:t>La var z vale 2.500000</w:t>
+      </w:r>
+      <w:r>
+        <w:rPr/>
+        <w:t xml:space="preserve">. Poiché gli operandi sono reali, la divisione mantiene la parte frazionaria: 5 / 2 dà 2.5. In memoria ciascuna delle tre variabili float occupa 4 byte. Se si sostituisce float con </w:t>
+      </w:r>
+      <w:r>
+        <w:rPr>
+          <w:b/>
+        </w:rPr>
+        <w:t>double</w:t>
+      </w:r>
+      <w:r>
+        <w:rPr/>
+        <w:t xml:space="preserve"> il risultato stampato è identico, ma ogni variabile occupa 8 byte (64 bit). I due tipi si possono anche mescolare: se x e y sono float e z è un double, la divisione tra x e y dà comunque 2.5, che viene memorizzato in una variabile da 8 byte.</w:t>
+      </w:r>
+    </w:p>
+    <w:p>
+      <w:pPr>
+        <w:keepNext/>
+        <w:jc w:val="center"/>
+      </w:pPr>
+      <w:r>
+        <w:drawing>
+          <wp:inline xmlns:a="http://schemas.openxmlformats.org/drawingml/2006/main" xmlns:pic="http://schemas.openxmlformats.org/drawingml/2006/picture">
+            <wp:extent cx="4320000" cy="2592813"/>
+            <wp:docPr id="475959974" name="Picture 475959974"/>
+            <wp:cNvGraphicFramePr>
+              <a:graphicFrameLocks noChangeAspect="1"/>
+            </wp:cNvGraphicFramePr>
+            <a:graphic>
+              <a:graphicData uri="http://schemas.openxmlformats.org/drawingml/2006/picture">
+                <pic:pic>
+                  <pic:nvPicPr>
+                    <pic:cNvPr id="0" name="ch14_float_double_memoria.png"/>
+                    <pic:cNvPicPr/>
+                  </pic:nvPicPr>
+                  <pic:blipFill>
+                    <a:blip r:embed="rId24"/>
+                    <a:stretch>
+                      <a:fillRect/>
+                    </a:stretch>
+                  </pic:blipFill>
+                  <pic:spPr>
+                    <a:xfrm>
+                      <a:off x="0" y="0"/>
+                      <a:ext cx="4320000" cy="2592813"/>
+                    </a:xfrm>
+                    <a:prstGeom prst="rect"/>
+                  </pic:spPr>
+                </pic:pic>
+              </a:graphicData>
+            </a:graphic>
+          </wp:inline>
+        </w:drawing>
+      </w:r>
+    </w:p>
+    <w:p>
+      <w:pPr>
+        <w:jc w:val="center"/>
+      </w:pPr>
+      <w:r>
+        <w:rPr>
+          <w:i/>
+          <w:sz w:val="18"/>
+        </w:rPr>
+        <w:t>float e double in memoria: stesse operazioni, ma 4 byte per ogni float e 8 byte per ogni double.</w:t>
+      </w:r>
+    </w:p>
+    <w:p>
+      <w:pPr>
+        <w:pStyle w:val="Titolo2"/>
+      </w:pPr>
+      <w:r>
+        <w:rPr>
+          <w:b/>
+          <w:color w:val="E97132"/>
+        </w:rPr>
+        <w:t>Stampare i numeri reali: %f, %e e %g</w:t>
+      </w:r>
+    </w:p>
+    <w:p>
+      <w:r>
+        <w:rPr/>
+        <w:t xml:space="preserve">Per stampare un numero reale con printf si usano tre specificatori di conversione, che differiscono per la notazione. Prendiamo come esempio </w:t>
+      </w:r>
+      <w:r>
+        <w:rPr>
+          <w:rFonts w:ascii="Consolas" w:hAnsi="Consolas" w:cs="Consolas"/>
+        </w:rPr>
+        <w:t>double z = 2.5;</w:t>
+      </w:r>
+      <w:r>
+        <w:rPr/>
+        <w:t>:</w:t>
+      </w:r>
+    </w:p>
+    <w:p>
+      <w:pPr>
+        <w:numPr>
+          <w:ilvl w:val="0"/>
+          <w:numId w:val="1"/>
+        </w:numPr>
+      </w:pPr>
+      <w:r>
+        <w:rPr>
+          <w:b/>
+        </w:rPr>
+        <w:t>%f</w:t>
+      </w:r>
+      <w:r>
+        <w:rPr/>
+        <w:t>: notazione decimale fissa, con 6 cifre decimali di default (2.500000). È la scelta per la rappresentazione "naturale" di un numero reale.</w:t>
+      </w:r>
+    </w:p>
+    <w:p>
+      <w:pPr>
+        <w:numPr>
+          <w:ilvl w:val="0"/>
+          <w:numId w:val="1"/>
+        </w:numPr>
+      </w:pPr>
+      <w:r>
+        <w:rPr>
+          <w:b/>
+        </w:rPr>
+        <w:t>%e</w:t>
+      </w:r>
+      <w:r>
+        <w:rPr/>
+        <w:t>: notazione scientifica o esponenziale (2.500000e+00). È utile per numeri molto grandi o molto piccoli.</w:t>
+      </w:r>
+    </w:p>
+    <w:p>
+      <w:pPr>
+        <w:numPr>
+          <w:ilvl w:val="0"/>
+          <w:numId w:val="1"/>
+        </w:numPr>
+      </w:pPr>
+      <w:r>
+        <w:rPr>
+          <w:b/>
+        </w:rPr>
+        <w:t>%g</w:t>
+      </w:r>
+      <w:r>
+        <w:rPr/>
+        <w:t>: formato adattivo, che sceglie tra %f e %e quello più compatto ed elimina gli zeri inutili (2.5). Si usa quando serve una stampa leggibile e compatta, senza preoccuparsi della notazione; stampa al più 6 cifre significative.</w:t>
+      </w:r>
+    </w:p>
+    <w:p>
+      <w:r>
+        <w:rPr/>
+        <w:t xml:space="preserve">Come per gli interi, dove </w:t>
+      </w:r>
+      <w:r>
+        <w:rPr>
+          <w:rFonts w:ascii="Consolas" w:hAnsi="Consolas" w:cs="Consolas"/>
+        </w:rPr>
+        <w:t>%6d</w:t>
+      </w:r>
+      <w:r>
+        <w:rPr/>
+        <w:t xml:space="preserve"> fissa la larghezza minima del campo (capitolo 8), anche qui si può controllare la formattazione: scrivendo un punto e un numero tra il simbolo % e la lettera, come in </w:t>
+      </w:r>
+      <w:r>
+        <w:rPr>
+          <w:rFonts w:ascii="Consolas" w:hAnsi="Consolas" w:cs="Consolas"/>
+        </w:rPr>
+        <w:t>%.3f</w:t>
+      </w:r>
+      <w:r>
+        <w:rPr/>
+        <w:t xml:space="preserve">, si indica la </w:t>
+      </w:r>
+      <w:r>
+        <w:rPr>
+          <w:b/>
+        </w:rPr>
+        <w:t>precisione</w:t>
+      </w:r>
+      <w:r>
+        <w:rPr/>
+        <w:t>, cioè quante cifre decimali stampare. Con la stessa variabile z:</w:t>
+      </w:r>
+    </w:p>
+    <w:p>
+      <w:pPr>
+        <w:spacing w:after="0" w:before="0" w:line="240" w:lineRule="auto"/>
+      </w:pPr>
+      <w:r>
+        <w:rPr>
+          <w:rFonts w:ascii="Consolas" w:hAnsi="Consolas" w:cs="Consolas"/>
+          <w:sz w:val="17"/>
+        </w:rPr>
+        <w:t>printf("z vale %f</w:t>
+      </w:r>
+    </w:p>
+    <w:p>
+      <w:pPr>
+        <w:spacing w:after="0" w:before="0" w:line="240" w:lineRule="auto"/>
+      </w:pPr>
+      <w:r>
+        <w:rPr>
+          <w:rFonts w:ascii="Consolas" w:hAnsi="Consolas" w:cs="Consolas"/>
+          <w:sz w:val="17"/>
+        </w:rPr>
+        <w:t>", z);      // z vale 2.500000</w:t>
+      </w:r>
+    </w:p>
+    <w:p>
+      <w:pPr>
+        <w:spacing w:after="0" w:before="0" w:line="240" w:lineRule="auto"/>
+      </w:pPr>
+      <w:r>
+        <w:rPr>
+          <w:rFonts w:ascii="Consolas" w:hAnsi="Consolas" w:cs="Consolas"/>
+          <w:sz w:val="17"/>
+        </w:rPr>
+        <w:t>printf("z vale %.3f</w:t>
+      </w:r>
+    </w:p>
+    <w:p>
+      <w:pPr>
+        <w:spacing w:after="0" w:before="0" w:line="240" w:lineRule="auto"/>
+      </w:pPr>
+      <w:r>
+        <w:rPr>
+          <w:rFonts w:ascii="Consolas" w:hAnsi="Consolas" w:cs="Consolas"/>
+          <w:sz w:val="17"/>
+        </w:rPr>
+        <w:t>", z);    // z vale 2.500</w:t>
+      </w:r>
+    </w:p>
+    <w:p>
+      <w:pPr>
+        <w:spacing w:after="0" w:before="0" w:line="240" w:lineRule="auto"/>
+      </w:pPr>
+      <w:r>
+        <w:rPr>
+          <w:rFonts w:ascii="Consolas" w:hAnsi="Consolas" w:cs="Consolas"/>
+          <w:sz w:val="17"/>
+        </w:rPr>
+        <w:t>printf("z vale %.3e</w:t>
+      </w:r>
+    </w:p>
+    <w:p>
+      <w:pPr>
+        <w:spacing w:after="0" w:before="0" w:line="240" w:lineRule="auto"/>
+      </w:pPr>
+      <w:r>
+        <w:rPr>
+          <w:rFonts w:ascii="Consolas" w:hAnsi="Consolas" w:cs="Consolas"/>
+          <w:sz w:val="17"/>
+        </w:rPr>
+        <w:t>", z);    // z vale 2.500e+00</w:t>
+      </w:r>
+    </w:p>
+    <w:p/>
+    <w:p>
+      <w:r>
+        <w:rPr/>
+        <w:t xml:space="preserve">Con </w:t>
+      </w:r>
+      <w:r>
+        <w:rPr>
+          <w:rFonts w:ascii="Consolas" w:hAnsi="Consolas" w:cs="Consolas"/>
+        </w:rPr>
+        <w:t>%.3f</w:t>
+      </w:r>
+      <w:r>
+        <w:rPr/>
+        <w:t xml:space="preserve"> la stampa si ferma al terzo decimale (più precisamente il valore viene arrotondato: 2.5678 con </w:t>
+      </w:r>
+      <w:r>
+        <w:rPr>
+          <w:rFonts w:ascii="Consolas" w:hAnsi="Consolas" w:cs="Consolas"/>
+        </w:rPr>
+        <w:t>%.3f</w:t>
+      </w:r>
+      <w:r>
+        <w:rPr/>
+        <w:t xml:space="preserve"> diventa 2.568); con </w:t>
+      </w:r>
+      <w:r>
+        <w:rPr>
+          <w:rFonts w:ascii="Consolas" w:hAnsi="Consolas" w:cs="Consolas"/>
+        </w:rPr>
+        <w:t>%.3e</w:t>
+      </w:r>
+      <w:r>
+        <w:rPr/>
+        <w:t xml:space="preserve"> la notazione esponenziale mostra tre decimali. Gli specificatori di printf sono descritti nel manuale della libreria C di GNU (sezione sull'output formattato), a cui conviene abituarsi a ricorrere.</w:t>
+      </w:r>
+    </w:p>
+    <w:p>
+      <w:pPr>
+        <w:pStyle w:val="Titolo2"/>
+      </w:pPr>
+      <w:r>
+        <w:rPr>
+          <w:b/>
+          <w:color w:val="E97132"/>
+        </w:rPr>
+        <w:t>Leggere i double con scanf</w:t>
+      </w:r>
+    </w:p>
+    <w:p>
+      <w:r>
+        <w:rPr/>
+        <w:t xml:space="preserve">In printf lo specificatore </w:t>
+      </w:r>
+      <w:r>
+        <w:rPr>
+          <w:b/>
+        </w:rPr>
+        <w:t>%f</w:t>
+      </w:r>
+      <w:r>
+        <w:rPr/>
+        <w:t xml:space="preserve"> va bene sia per i float sia per i double, ed è quello usato negli esempi precedenti. Con scanf la distinzione invece conta: per leggere un </w:t>
+      </w:r>
+      <w:r>
+        <w:rPr>
+          <w:b/>
+        </w:rPr>
+        <w:t>double</w:t>
+      </w:r>
+      <w:r>
+        <w:rPr/>
+        <w:t xml:space="preserve"> non si possono usare %f, %e e %g, ma gli specificatori con la lettera l, cioè </w:t>
+      </w:r>
+      <w:r>
+        <w:rPr>
+          <w:b/>
+        </w:rPr>
+        <w:t>%lf</w:t>
+      </w:r>
+      <w:r>
+        <w:rPr/>
+        <w:t xml:space="preserve">, </w:t>
+      </w:r>
+      <w:r>
+        <w:rPr>
+          <w:b/>
+        </w:rPr>
+        <w:t>%le</w:t>
+      </w:r>
+      <w:r>
+        <w:rPr/>
+        <w:t xml:space="preserve"> e </w:t>
+      </w:r>
+      <w:r>
+        <w:rPr>
+          <w:b/>
+        </w:rPr>
+        <w:t>%lg</w:t>
+      </w:r>
+      <w:r>
+        <w:rPr/>
+        <w:t>. La ragione sta nel funzionamento di scanf, che scrive direttamente nella memoria all'indirizzo passato (&amp;x, capitolo 9) e deve sapere quanti byte occupa la variabile: 8 per un double, 4 per un float. Usare %f con un double significherebbe scriverne solo una parte, con un valore letto sbagliato. La tabella dei tipi del corso riporta coerentemente %f per il float e %lf per il double.</w:t>
+      </w:r>
+    </w:p>
+    <w:p>
+      <w:r>
+        <w:rPr/>
+        <w:t>In sintesi, per i numeri reali si stampa con %f, %e o %g (a seconda della notazione che si vuole) e si legge con %f, %e o %g per un float e con %lf, %le o %lg per un double.</w:t>
+      </w:r>
+    </w:p>
+    <w:p>
+      <w:r>
+        <w:rPr/>
+        <w:t>I numeri reali sono approssimati, e le conversioni tra i tipi numerici possono far perdere informazione: è il tema del capitolo 16. Il prossimo capitolo introduce invece le funzioni matematiche della libreria math.h.</w:t>
+      </w:r>
+    </w:p>
+    <w:p>
+      <w:pPr>
+        <w:pStyle w:val="Titolo1"/>
+      </w:pPr>
+      <w:r>
+        <w:rPr>
+          <w:b/>
+          <w:color w:val="EE0000"/>
+        </w:rPr>
+        <w:t>Capitolo 15: La Libreria math.h e la Lettura della Documentazione</w:t>
+      </w:r>
+    </w:p>
+    <w:p>
+      <w:pPr>
+        <w:pStyle w:val="Titolo2"/>
+      </w:pPr>
+      <w:r>
+        <w:rPr>
+          <w:b/>
+          <w:color w:val="E97132"/>
+        </w:rPr>
+        <w:t>Oltre le operazioni di base</w:t>
+      </w:r>
+    </w:p>
+    <w:p>
+      <w:r>
+        <w:rPr/>
+        <w:t xml:space="preserve">Gli operatori del C (+, -, *, / e, per gli interi, %) coprono solo le operazioni aritmetiche di base. Per le funzioni matematiche più avanzate, come radici, potenze, logaritmi e funzioni trigonometriche, si usa la libreria </w:t>
+      </w:r>
+      <w:r>
+        <w:rPr>
+          <w:b/>
+        </w:rPr>
+        <w:t>math.h</w:t>
+      </w:r>
+      <w:r>
+        <w:rPr/>
+        <w:t>, da includere con:</w:t>
+      </w:r>
+    </w:p>
+    <w:p>
+      <w:pPr>
+        <w:spacing w:after="0" w:before="0" w:line="240" w:lineRule="auto"/>
+      </w:pPr>
+      <w:r>
+        <w:rPr>
+          <w:rFonts w:ascii="Consolas" w:hAnsi="Consolas" w:cs="Consolas"/>
+          <w:sz w:val="17"/>
+        </w:rPr>
+        <w:t>#include &lt;math.h&gt;</w:t>
+      </w:r>
+    </w:p>
+    <w:p/>
+    <w:p>
+      <w:r>
+        <w:rPr/>
+        <w:t xml:space="preserve">La libreria fornisce una serie di funzioni utili, tra cui </w:t>
+      </w:r>
+      <w:r>
+        <w:rPr>
+          <w:b/>
+        </w:rPr>
+        <w:t>sqrt()</w:t>
+      </w:r>
+      <w:r>
+        <w:rPr/>
+        <w:t xml:space="preserve"> (radice quadrata), </w:t>
+      </w:r>
+      <w:r>
+        <w:rPr>
+          <w:b/>
+        </w:rPr>
+        <w:t>pow()</w:t>
+      </w:r>
+      <w:r>
+        <w:rPr/>
+        <w:t xml:space="preserve"> (potenza), </w:t>
+      </w:r>
+      <w:r>
+        <w:rPr>
+          <w:b/>
+        </w:rPr>
+        <w:t>sin()</w:t>
+      </w:r>
+      <w:r>
+        <w:rPr/>
+        <w:t xml:space="preserve"> e </w:t>
+      </w:r>
+      <w:r>
+        <w:rPr>
+          <w:b/>
+        </w:rPr>
+        <w:t>cos()</w:t>
+      </w:r>
+      <w:r>
+        <w:rPr/>
+        <w:t>, disponibili in versioni per float, double e long double (con i suffissi f e l; un argomento int viene convertito automaticamente a double). L'elenco completo è consultabile nella documentazione online della libreria (per esempio su cppreference.com, alla pagina dedicata all'header math.h).</w:t>
+      </w:r>
+    </w:p>
+    <w:p>
+      <w:r>
+        <w:rPr/>
+        <w:t xml:space="preserve">C'è un'avvertenza pratica per chi lavora in ambiente Unix: l'uso di math.h richiede di indicare al compilatore anche la libreria matematica, con l'opzione </w:t>
+      </w:r>
+      <w:r>
+        <w:rPr>
+          <w:b/>
+        </w:rPr>
+        <w:t>-lm</w:t>
+      </w:r>
+      <w:r>
+        <w:rPr/>
+        <w:t xml:space="preserve"> da aggiungere alla fine del comando, per esempio </w:t>
+      </w:r>
+      <w:r>
+        <w:rPr>
+          <w:rFonts w:ascii="Consolas" w:hAnsi="Consolas" w:cs="Consolas"/>
+        </w:rPr>
+        <w:t>gcc programma.c -lm</w:t>
+      </w:r>
+      <w:r>
+        <w:rPr/>
+        <w:t>. Senza questa opzione la fase di collegamento può fallire sulle funzioni di math.h (tipicamente con un errore di "undefined reference").</w:t>
+      </w:r>
+    </w:p>
+    <w:p>
+      <w:pPr>
+        <w:pStyle w:val="Titolo2"/>
+      </w:pPr>
+      <w:r>
+        <w:rPr>
+          <w:b/>
+          <w:color w:val="E97132"/>
+        </w:rPr>
+        <w:t>Un esempio: quadrato e radice</w:t>
+      </w:r>
+    </w:p>
+    <w:p>
+      <w:r>
+        <w:rPr/>
+        <w:t>Il programma seguente calcola il quadrato e la radice quadrata di un numero reale e li stampa con due decimali:</w:t>
+      </w:r>
+    </w:p>
+    <w:p>
+      <w:pPr>
+        <w:spacing w:after="0" w:before="0" w:line="240" w:lineRule="auto"/>
+      </w:pPr>
+      <w:r>
+        <w:rPr>
+          <w:rFonts w:ascii="Consolas" w:hAnsi="Consolas" w:cs="Consolas"/>
+          <w:sz w:val="17"/>
+        </w:rPr>
+        <w:t>#include &lt;stdio.h&gt;</w:t>
+      </w:r>
+    </w:p>
+    <w:p>
+      <w:pPr>
+        <w:spacing w:after="0" w:before="0" w:line="240" w:lineRule="auto"/>
+      </w:pPr>
+      <w:r>
+        <w:rPr>
+          <w:rFonts w:ascii="Consolas" w:hAnsi="Consolas" w:cs="Consolas"/>
+          <w:sz w:val="17"/>
+        </w:rPr>
+        <w:t>#include &lt;math.h&gt;</w:t>
+      </w:r>
+    </w:p>
+    <w:p>
+      <w:pPr>
+        <w:spacing w:after="0" w:before="0" w:line="240" w:lineRule="auto"/>
+      </w:pPr>
+      <w:r>
+        <w:rPr>
+          <w:rFonts w:ascii="Consolas" w:hAnsi="Consolas" w:cs="Consolas"/>
+          <w:sz w:val="17"/>
+        </w:rPr>
+      </w:r>
+    </w:p>
+    <w:p>
+      <w:pPr>
+        <w:spacing w:after="0" w:before="0" w:line="240" w:lineRule="auto"/>
+      </w:pPr>
+      <w:r>
+        <w:rPr>
+          <w:rFonts w:ascii="Consolas" w:hAnsi="Consolas" w:cs="Consolas"/>
+          <w:sz w:val="17"/>
+        </w:rPr>
+        <w:t>int main(void) {</w:t>
+      </w:r>
+    </w:p>
+    <w:p>
+      <w:pPr>
+        <w:spacing w:after="0" w:before="0" w:line="240" w:lineRule="auto"/>
+      </w:pPr>
+      <w:r>
+        <w:rPr>
+          <w:rFonts w:ascii="Consolas" w:hAnsi="Consolas" w:cs="Consolas"/>
+          <w:sz w:val="17"/>
+        </w:rPr>
+        <w:t xml:space="preserve">    float num = 9.0, radice, quadrato;</w:t>
+      </w:r>
+    </w:p>
+    <w:p>
+      <w:pPr>
+        <w:spacing w:after="0" w:before="0" w:line="240" w:lineRule="auto"/>
+      </w:pPr>
+      <w:r>
+        <w:rPr>
+          <w:rFonts w:ascii="Consolas" w:hAnsi="Consolas" w:cs="Consolas"/>
+          <w:sz w:val="17"/>
+        </w:rPr>
+        <w:t xml:space="preserve">    quadrato = pow(num, 2);</w:t>
+      </w:r>
+    </w:p>
+    <w:p>
+      <w:pPr>
+        <w:spacing w:after="0" w:before="0" w:line="240" w:lineRule="auto"/>
+      </w:pPr>
+      <w:r>
+        <w:rPr>
+          <w:rFonts w:ascii="Consolas" w:hAnsi="Consolas" w:cs="Consolas"/>
+          <w:sz w:val="17"/>
+        </w:rPr>
+        <w:t xml:space="preserve">    radice = sqrt(num);</w:t>
+      </w:r>
+    </w:p>
+    <w:p>
+      <w:pPr>
+        <w:spacing w:after="0" w:before="0" w:line="240" w:lineRule="auto"/>
+      </w:pPr>
+      <w:r>
+        <w:rPr>
+          <w:rFonts w:ascii="Consolas" w:hAnsi="Consolas" w:cs="Consolas"/>
+          <w:sz w:val="17"/>
+        </w:rPr>
+        <w:t xml:space="preserve">    printf("Il quadrato di %.0f è %.2f\n", num, quadrato);</w:t>
+      </w:r>
+    </w:p>
+    <w:p>
+      <w:pPr>
+        <w:spacing w:after="0" w:before="0" w:line="240" w:lineRule="auto"/>
+      </w:pPr>
+      <w:r>
+        <w:rPr>
+          <w:rFonts w:ascii="Consolas" w:hAnsi="Consolas" w:cs="Consolas"/>
+          <w:sz w:val="17"/>
+        </w:rPr>
+        <w:t xml:space="preserve">    printf("La radice di %.0f è %.2f\n", num, radice);</w:t>
+      </w:r>
+    </w:p>
+    <w:p>
+      <w:pPr>
+        <w:spacing w:after="0" w:before="0" w:line="240" w:lineRule="auto"/>
+      </w:pPr>
+      <w:r>
+        <w:rPr>
+          <w:rFonts w:ascii="Consolas" w:hAnsi="Consolas" w:cs="Consolas"/>
+          <w:sz w:val="17"/>
+        </w:rPr>
+        <w:t>}</w:t>
+      </w:r>
+    </w:p>
+    <w:p/>
+    <w:p>
+      <w:r>
+        <w:rPr/>
+        <w:t xml:space="preserve">Qui </w:t>
+      </w:r>
+      <w:r>
+        <w:rPr>
+          <w:rFonts w:ascii="Consolas" w:hAnsi="Consolas" w:cs="Consolas"/>
+        </w:rPr>
+        <w:t>pow(num, 2)</w:t>
+      </w:r>
+      <w:r>
+        <w:rPr/>
+        <w:t xml:space="preserve"> calcola 9 elevato alla seconda, cioè 81, e </w:t>
+      </w:r>
+      <w:r>
+        <w:rPr>
+          <w:rFonts w:ascii="Consolas" w:hAnsi="Consolas" w:cs="Consolas"/>
+        </w:rPr>
+        <w:t>sqrt(num)</w:t>
+      </w:r>
+      <w:r>
+        <w:rPr/>
+        <w:t xml:space="preserve"> calcola la radice quadrata di 9, cioè 3. L'output è:</w:t>
+      </w:r>
+    </w:p>
+    <w:p>
+      <w:pPr>
+        <w:spacing w:after="0" w:before="0" w:line="240" w:lineRule="auto"/>
+      </w:pPr>
+      <w:r>
+        <w:rPr>
+          <w:rFonts w:ascii="Consolas" w:hAnsi="Consolas" w:cs="Consolas"/>
+          <w:sz w:val="17"/>
+        </w:rPr>
+        <w:t>Il quadrato di 9 è 81.00</w:t>
+      </w:r>
+    </w:p>
+    <w:p>
+      <w:pPr>
+        <w:spacing w:after="0" w:before="0" w:line="240" w:lineRule="auto"/>
+      </w:pPr>
+      <w:r>
+        <w:rPr>
+          <w:rFonts w:ascii="Consolas" w:hAnsi="Consolas" w:cs="Consolas"/>
+          <w:sz w:val="17"/>
+        </w:rPr>
+        <w:t>La radice di 9 è 3.00</w:t>
+      </w:r>
+    </w:p>
+    <w:p/>
+    <w:p>
+      <w:r>
+        <w:rPr/>
+        <w:t xml:space="preserve">Nella printf, </w:t>
+      </w:r>
+      <w:r>
+        <w:rPr>
+          <w:rFonts w:ascii="Consolas" w:hAnsi="Consolas" w:cs="Consolas"/>
+        </w:rPr>
+        <w:t>%.0f</w:t>
+      </w:r>
+      <w:r>
+        <w:rPr/>
+        <w:t xml:space="preserve"> stampa num senza decimali (9), mentre </w:t>
+      </w:r>
+      <w:r>
+        <w:rPr>
+          <w:rFonts w:ascii="Consolas" w:hAnsi="Consolas" w:cs="Consolas"/>
+        </w:rPr>
+        <w:t>%.2f</w:t>
+      </w:r>
+      <w:r>
+        <w:rPr/>
+        <w:t xml:space="preserve"> stampa i due risultati con due decimali (capitolo 14). Le funzioni di math.h lavorano in genere con valori double; qui il risultato viene assegnato a variabili float, con una conversione di tipo implicita di cui si parlerà nel capitolo 16.</w:t>
+      </w:r>
+    </w:p>
+    <w:p>
+      <w:pPr>
+        <w:pStyle w:val="Titolo2"/>
+      </w:pPr>
+      <w:r>
+        <w:rPr>
+          <w:b/>
+          <w:color w:val="E97132"/>
+        </w:rPr>
+        <w:t>Imparare a leggere la documentazione</w:t>
+      </w:r>
+    </w:p>
+    <w:p>
+      <w:r>
+        <w:rPr/>
+        <w:t>Come sottolineato a lezione, è utile imparare a leggere la documentazione: la libreria standard contiene molte più funzioni di quelle che servono di volta in volta, ma ognuna ha una descrizione rigorosa, a cui si ricorre quando si vuole capire che cosa fa una funzione specifica.</w:t>
+      </w:r>
+    </w:p>
+    <w:p>
+      <w:r>
+        <w:rPr/>
+        <w:t xml:space="preserve">Prendiamo come esempio il calcolo della radice quadrata. La funzione si chiama </w:t>
+      </w:r>
+      <w:r>
+        <w:rPr>
+          <w:b/>
+        </w:rPr>
+        <w:t>sqrt</w:t>
+      </w:r>
+      <w:r>
+        <w:rPr/>
+        <w:t>, abbreviazione di *square root*. Aprendo la sua pagina nella documentazione (per esempio quella di cppreference per sqrt) si legge in sostanza:</w:t>
+      </w:r>
+    </w:p>
+    <w:p>
+      <w:pPr>
+        <w:numPr>
+          <w:ilvl w:val="0"/>
+          <w:numId w:val="1"/>
+        </w:numPr>
+      </w:pPr>
+      <w:r>
+        <w:rPr>
+          <w:b/>
+        </w:rPr>
+        <w:t>dichiarazione</w:t>
+      </w:r>
+      <w:r>
+        <w:rPr/>
+        <w:t xml:space="preserve">: la funzione è definita nell'header math.h e ne esistono tre varianti, una per ciascun tipo: </w:t>
+      </w:r>
+      <w:r>
+        <w:rPr>
+          <w:rFonts w:ascii="Consolas" w:hAnsi="Consolas" w:cs="Consolas"/>
+        </w:rPr>
+        <w:t>double sqrt(double arg)</w:t>
+      </w:r>
+      <w:r>
+        <w:rPr/>
+        <w:t xml:space="preserve">, </w:t>
+      </w:r>
+      <w:r>
+        <w:rPr>
+          <w:rFonts w:ascii="Consolas" w:hAnsi="Consolas" w:cs="Consolas"/>
+        </w:rPr>
+        <w:t>float sqrtf(float arg)</w:t>
+      </w:r>
+      <w:r>
+        <w:rPr/>
+        <w:t xml:space="preserve"> e </w:t>
+      </w:r>
+      <w:r>
+        <w:rPr>
+          <w:rFonts w:ascii="Consolas" w:hAnsi="Consolas" w:cs="Consolas"/>
+        </w:rPr>
+        <w:t>long double sqrtl(long double arg)</w:t>
+      </w:r>
+      <w:r>
+        <w:rPr/>
+        <w:t xml:space="preserve"> (le ultime due introdotte con lo standard C99). Negli esempi useremo </w:t>
+      </w:r>
+      <w:r>
+        <w:rPr>
+          <w:rFonts w:ascii="Consolas" w:hAnsi="Consolas" w:cs="Consolas"/>
+        </w:rPr>
+        <w:t>sqrt</w:t>
+      </w:r>
+      <w:r>
+        <w:rPr/>
         <w:t>;</w:t>
       </w:r>
     </w:p>
     <w:p>
       <w:pPr>
-        <w:spacing w:after="0" w:line="240" w:lineRule="auto"/>
-        <w:rPr>
-          <w:lang w:val="en-US"/>
-        </w:rPr>
-      </w:pPr>
-      <w:proofErr w:type="spellStart"/>
+        <w:numPr>
+          <w:ilvl w:val="0"/>
+          <w:numId w:val="1"/>
+        </w:numPr>
+      </w:pPr>
+      <w:r>
+        <w:rPr>
+          <w:b/>
+        </w:rPr>
+        <w:t>parametro</w:t>
+      </w:r>
+      <w:r>
+        <w:rPr/>
+        <w:t xml:space="preserve">: </w:t>
+      </w:r>
       <w:r>
         <w:rPr>
           <w:rFonts w:ascii="Consolas" w:hAnsi="Consolas" w:cs="Consolas"/>
-          <w:sz w:val="17"/>
-          <w:lang w:val="en-US"/>
-        </w:rPr>
-        <w:t>printf</w:t>
-      </w:r>
-      <w:proofErr w:type="spellEnd"/>
-      <w:r>
-        <w:rPr>
-          <w:rFonts w:ascii="Consolas" w:hAnsi="Consolas" w:cs="Consolas"/>
-          <w:sz w:val="17"/>
-          <w:lang w:val="en-US"/>
-        </w:rPr>
-        <w:t>("</w:t>
-      </w:r>
-      <w:proofErr w:type="spellStart"/>
-      <w:r>
-        <w:rPr>
-          <w:rFonts w:ascii="Consolas" w:hAnsi="Consolas" w:cs="Consolas"/>
-          <w:sz w:val="17"/>
-          <w:lang w:val="en-US"/>
-        </w:rPr>
-        <w:t>sizeof</w:t>
-      </w:r>
-      <w:proofErr w:type="spellEnd"/>
-      <w:r>
-        <w:rPr>
-          <w:rFonts w:ascii="Consolas" w:hAnsi="Consolas" w:cs="Consolas"/>
-          <w:sz w:val="17"/>
-          <w:lang w:val="en-US"/>
-        </w:rPr>
-        <w:t>(x) %</w:t>
-      </w:r>
-      <w:proofErr w:type="spellStart"/>
-      <w:r>
-        <w:rPr>
-          <w:rFonts w:ascii="Consolas" w:hAnsi="Consolas" w:cs="Consolas"/>
-          <w:sz w:val="17"/>
-          <w:lang w:val="en-US"/>
-        </w:rPr>
-        <w:t>zu</w:t>
-      </w:r>
-      <w:proofErr w:type="spellEnd"/>
-      <w:r>
-        <w:rPr>
-          <w:rFonts w:ascii="Consolas" w:hAnsi="Consolas" w:cs="Consolas"/>
-          <w:sz w:val="17"/>
-          <w:lang w:val="en-US"/>
-        </w:rPr>
-        <w:t xml:space="preserve"> B\n", </w:t>
-      </w:r>
-      <w:proofErr w:type="spellStart"/>
-      <w:r>
-        <w:rPr>
-          <w:rFonts w:ascii="Consolas" w:hAnsi="Consolas" w:cs="Consolas"/>
-          <w:sz w:val="17"/>
-          <w:lang w:val="en-US"/>
-        </w:rPr>
-        <w:t>sizeof</w:t>
-      </w:r>
-      <w:proofErr w:type="spellEnd"/>
-      <w:r>
-        <w:rPr>
-          <w:rFonts w:ascii="Consolas" w:hAnsi="Consolas" w:cs="Consolas"/>
-          <w:sz w:val="17"/>
-          <w:lang w:val="en-US"/>
-        </w:rPr>
-        <w:t>(x)</w:t>
-      </w:r>
-      <w:proofErr w:type="gramStart"/>
-      <w:r>
-        <w:rPr>
-          <w:rFonts w:ascii="Consolas" w:hAnsi="Consolas" w:cs="Consolas"/>
-          <w:sz w:val="17"/>
-          <w:lang w:val="en-US"/>
-        </w:rPr>
-        <w:t xml:space="preserve">);   </w:t>
-      </w:r>
-      <w:proofErr w:type="gramEnd"/>
-      <w:r>
-        <w:rPr>
-          <w:rFonts w:ascii="Consolas" w:hAnsi="Consolas" w:cs="Consolas"/>
-          <w:sz w:val="17"/>
-          <w:lang w:val="en-US"/>
-        </w:rPr>
-        <w:t>// 4 B</w:t>
-      </w:r>
-    </w:p>
-    <w:p>
-      <w:pPr>
-        <w:spacing w:after="0" w:line="240" w:lineRule="auto"/>
-      </w:pPr>
-      <w:proofErr w:type="spellStart"/>
-      <w:r>
-        <w:rPr>
-          <w:rFonts w:ascii="Consolas" w:hAnsi="Consolas" w:cs="Consolas"/>
-          <w:sz w:val="17"/>
-        </w:rPr>
-        <w:t>printf</w:t>
-      </w:r>
-      <w:proofErr w:type="spellEnd"/>
-      <w:r>
-        <w:rPr>
-          <w:rFonts w:ascii="Consolas" w:hAnsi="Consolas" w:cs="Consolas"/>
-          <w:sz w:val="17"/>
-        </w:rPr>
-        <w:t>("</w:t>
-      </w:r>
-      <w:proofErr w:type="spellStart"/>
-      <w:r>
-        <w:rPr>
-          <w:rFonts w:ascii="Consolas" w:hAnsi="Consolas" w:cs="Consolas"/>
-          <w:sz w:val="17"/>
-        </w:rPr>
-        <w:t>sizeof</w:t>
-      </w:r>
-      <w:proofErr w:type="spellEnd"/>
-      <w:r>
-        <w:rPr>
-          <w:rFonts w:ascii="Consolas" w:hAnsi="Consolas" w:cs="Consolas"/>
-          <w:sz w:val="17"/>
-        </w:rPr>
-        <w:t>(</w:t>
-      </w:r>
-      <w:proofErr w:type="spellStart"/>
-      <w:r>
-        <w:rPr>
-          <w:rFonts w:ascii="Consolas" w:hAnsi="Consolas" w:cs="Consolas"/>
-          <w:sz w:val="17"/>
-        </w:rPr>
-        <w:t>pX</w:t>
-      </w:r>
-      <w:proofErr w:type="spellEnd"/>
-      <w:r>
-        <w:rPr>
-          <w:rFonts w:ascii="Consolas" w:hAnsi="Consolas" w:cs="Consolas"/>
-          <w:sz w:val="17"/>
-        </w:rPr>
-        <w:t>) %</w:t>
-      </w:r>
-      <w:proofErr w:type="spellStart"/>
-      <w:r>
-        <w:rPr>
-          <w:rFonts w:ascii="Consolas" w:hAnsi="Consolas" w:cs="Consolas"/>
-          <w:sz w:val="17"/>
-        </w:rPr>
-        <w:t>zu</w:t>
-      </w:r>
-      <w:proofErr w:type="spellEnd"/>
-      <w:r>
-        <w:rPr>
-          <w:rFonts w:ascii="Consolas" w:hAnsi="Consolas" w:cs="Consolas"/>
-          <w:sz w:val="17"/>
-        </w:rPr>
-        <w:t xml:space="preserve"> B\n", </w:t>
-      </w:r>
-      <w:proofErr w:type="spellStart"/>
-      <w:r>
-        <w:rPr>
-          <w:rFonts w:ascii="Consolas" w:hAnsi="Consolas" w:cs="Consolas"/>
-          <w:sz w:val="17"/>
-        </w:rPr>
-        <w:t>sizeof</w:t>
-      </w:r>
-      <w:proofErr w:type="spellEnd"/>
-      <w:r>
-        <w:rPr>
-          <w:rFonts w:ascii="Consolas" w:hAnsi="Consolas" w:cs="Consolas"/>
-          <w:sz w:val="17"/>
-        </w:rPr>
-        <w:t>(</w:t>
-      </w:r>
-      <w:proofErr w:type="spellStart"/>
-      <w:r>
-        <w:rPr>
-          <w:rFonts w:ascii="Consolas" w:hAnsi="Consolas" w:cs="Consolas"/>
-          <w:sz w:val="17"/>
-        </w:rPr>
-        <w:t>pX</w:t>
-      </w:r>
-      <w:proofErr w:type="spellEnd"/>
-      <w:r>
-        <w:rPr>
-          <w:rFonts w:ascii="Consolas" w:hAnsi="Consolas" w:cs="Consolas"/>
-          <w:sz w:val="17"/>
-        </w:rPr>
-        <w:t>)</w:t>
-      </w:r>
-      <w:proofErr w:type="gramStart"/>
-      <w:r>
-        <w:rPr>
-          <w:rFonts w:ascii="Consolas" w:hAnsi="Consolas" w:cs="Consolas"/>
-          <w:sz w:val="17"/>
-        </w:rPr>
-        <w:t>);  /</w:t>
-      </w:r>
-      <w:proofErr w:type="gramEnd"/>
-      <w:r>
-        <w:rPr>
-          <w:rFonts w:ascii="Consolas" w:hAnsi="Consolas" w:cs="Consolas"/>
-          <w:sz w:val="17"/>
-        </w:rPr>
-        <w:t>/ 8 B su piattaforma a 64 bit</w:t>
-      </w:r>
-    </w:p>
-    <w:p/>
-    <w:p>
-      <w:pPr>
-        <w:pStyle w:val="Titolo2"/>
-      </w:pPr>
-      <w:r>
-        <w:rPr>
-          <w:b/>
-          <w:color w:val="E97132"/>
-        </w:rPr>
-        <w:t>&amp; e * sono operazioni complementari</w:t>
-      </w:r>
-    </w:p>
-    <w:p>
-      <w:r>
-        <w:t>Se int a = 7; e int* pA = &amp;a;, allora l'indirizzo di a, il valore di pA, &amp;*pA e *&amp;pA coincidono, mentre a e *pA valgono entrambi 7: gli operatori &amp; e * si "annullano" a vicenda.</w:t>
-      </w:r>
-    </w:p>
-    <w:p>
-      <w:pPr>
-        <w:pStyle w:val="Titolo2"/>
-      </w:pPr>
-      <w:r>
-        <w:rPr>
-          <w:b/>
-          <w:color w:val="E97132"/>
-        </w:rPr>
-        <w:lastRenderedPageBreak/>
-        <w:t>I diversi usi del simbolo *</w:t>
-      </w:r>
-    </w:p>
-    <w:p>
-      <w:r>
-        <w:t>Il simbolo * (</w:t>
-      </w:r>
-      <w:r>
-        <w:rPr>
-          <w:i/>
-        </w:rPr>
-        <w:t>star</w:t>
-      </w:r>
-      <w:r>
-        <w:t>) si usa in C con quattro significati:</w:t>
-      </w:r>
-    </w:p>
-    <w:p>
-      <w:r>
-        <w:t xml:space="preserve">1. operatore di </w:t>
-      </w:r>
-      <w:r>
-        <w:rPr>
-          <w:b/>
-        </w:rPr>
-        <w:t>moltiplicazione</w:t>
-      </w:r>
-      <w:r>
-        <w:t>: int x = a * b;</w:t>
-      </w:r>
-    </w:p>
-    <w:p>
-      <w:r>
-        <w:t xml:space="preserve">2. </w:t>
-      </w:r>
-      <w:r>
-        <w:rPr>
-          <w:b/>
-        </w:rPr>
-        <w:t>dichiarazione</w:t>
-      </w:r>
-      <w:r>
-        <w:t xml:space="preserve"> di una variabile di tipo puntatore: int* pX = &amp;x;</w:t>
-      </w:r>
-    </w:p>
-    <w:p>
-      <w:r>
-        <w:t xml:space="preserve">3. </w:t>
-      </w:r>
-      <w:r>
-        <w:rPr>
-          <w:b/>
-        </w:rPr>
-        <w:t>dereferenziamento</w:t>
-      </w:r>
-      <w:r>
-        <w:t xml:space="preserve"> di un puntatore: int x = *pX;</w:t>
-      </w:r>
-    </w:p>
-    <w:p>
-      <w:r>
-        <w:t xml:space="preserve">4. </w:t>
-      </w:r>
-      <w:r>
-        <w:rPr>
-          <w:b/>
-        </w:rPr>
-        <w:t>puntatore a puntatore</w:t>
-      </w:r>
-      <w:r>
-        <w:t xml:space="preserve"> (non trattato nel corso): int** ppX = &amp;pX; pX = *ppX; **ppX = 10;</w:t>
-      </w:r>
-    </w:p>
-    <w:p>
-      <w:r>
-        <w:t>Distinguere il contesto in cui compare l'asterisco è il modo per non confondere questi usi. I puntatori sono la base per gestire la memoria dinamica, le strutture dati complesse e la comunicazione efficiente tra funzioni.</w:t>
+        </w:rPr>
+        <w:t>arg</w:t>
+      </w:r>
+      <w:r>
+        <w:rPr/>
+        <w:t xml:space="preserve"> è il valore in virgola mobile di cui calcolare la radice;</w:t>
+      </w:r>
+    </w:p>
+    <w:p>
+      <w:pPr>
+        <w:numPr>
+          <w:ilvl w:val="0"/>
+          <w:numId w:val="1"/>
+        </w:numPr>
+      </w:pPr>
+      <w:r>
+        <w:rPr>
+          <w:b/>
+        </w:rPr>
+        <w:t>valore restituito</w:t>
+      </w:r>
+      <w:r>
+        <w:rPr/>
+        <w:t>: la radice quadrata di arg;</w:t>
+      </w:r>
+    </w:p>
+    <w:p>
+      <w:pPr>
+        <w:numPr>
+          <w:ilvl w:val="0"/>
+          <w:numId w:val="1"/>
+        </w:numPr>
+      </w:pPr>
+      <w:r>
+        <w:rPr>
+          <w:b/>
+        </w:rPr>
+        <w:t>errori</w:t>
+      </w:r>
+      <w:r>
+        <w:rPr/>
+        <w:t>: se arg è minore di zero la radice non è definita nei reali (errore di dominio) e viene restituito un valore definito dall'implementazione (di solito NaN, *not a number*, dove supportato).</w:t>
+      </w:r>
+    </w:p>
+    <w:p>
+      <w:r>
+        <w:rPr/>
+        <w:t>Le pagine di cppreference sono organizzate in questo modo, con le stesse sezioni per ogni funzione, e una volta capito come leggere quella di sqrt si può fare lo stesso con le altre.</w:t>
+      </w:r>
+    </w:p>
+    <w:p>
+      <w:r>
+        <w:rPr/>
+        <w:t>Il prossimo capitolo torna sulle conversioni di tipo, che qui sono comparse in modo implicito.</w:t>
       </w:r>
     </w:p>
     <w:sectPr>

--- a/Riassunto Programmazione.docx
+++ b/Riassunto Programmazione.docx
@@ -15416,6 +15416,806 @@
       <w:r>
         <w:rPr/>
         <w:t>Il prossimo capitolo torna sulle conversioni di tipo, che qui sono comparse in modo implicito.</w:t>
+      </w:r>
+    </w:p>
+    <w:p>
+      <w:pPr>
+        <w:pStyle w:val="Titolo1"/>
+      </w:pPr>
+      <w:r>
+        <w:rPr>
+          <w:b/>
+          <w:color w:val="EE0000"/>
+        </w:rPr>
+        <w:t>Capitolo 16: Conversioni di Tipo: Implicite, Promozione ed Esplicite</w:t>
+      </w:r>
+    </w:p>
+    <w:p>
+      <w:pPr>
+        <w:pStyle w:val="Titolo2"/>
+      </w:pPr>
+      <w:r>
+        <w:rPr>
+          <w:b/>
+          <w:color w:val="E97132"/>
+        </w:rPr>
+        <w:t>Perché servono le conversioni</w:t>
+      </w:r>
+    </w:p>
+    <w:p>
+      <w:r>
+        <w:rPr/>
+        <w:t xml:space="preserve">Quando in un programma si usano variabili di tipi diversi (interi, reali, caratteri), queste non hanno la stessa rappresentazione né le stesse caratteristiche. Per poterle usare in una stessa espressione, i valori devono essere trasformati in un formato compatibile: questo processo si chiama </w:t>
+      </w:r>
+      <w:r>
+        <w:rPr>
+          <w:b/>
+        </w:rPr>
+        <w:t>conversione di tipo</w:t>
+      </w:r>
+      <w:r>
+        <w:rPr/>
+        <w:t>. In C esistono due modalità:</w:t>
+      </w:r>
+    </w:p>
+    <w:p>
+      <w:pPr>
+        <w:numPr>
+          <w:ilvl w:val="0"/>
+          <w:numId w:val="1"/>
+        </w:numPr>
+      </w:pPr>
+      <w:r>
+        <w:rPr/>
+        <w:t xml:space="preserve">le </w:t>
+      </w:r>
+      <w:r>
+        <w:rPr>
+          <w:b/>
+        </w:rPr>
+        <w:t>conversioni implicite</w:t>
+      </w:r>
+      <w:r>
+        <w:rPr/>
+        <w:t>, eseguite automaticamente dal compilatore;</w:t>
+      </w:r>
+    </w:p>
+    <w:p>
+      <w:pPr>
+        <w:numPr>
+          <w:ilvl w:val="0"/>
+          <w:numId w:val="1"/>
+        </w:numPr>
+      </w:pPr>
+      <w:r>
+        <w:rPr/>
+        <w:t xml:space="preserve">le </w:t>
+      </w:r>
+      <w:r>
+        <w:rPr>
+          <w:b/>
+        </w:rPr>
+        <w:t>conversioni esplicite</w:t>
+      </w:r>
+      <w:r>
+        <w:rPr/>
+        <w:t xml:space="preserve"> (dette </w:t>
+      </w:r>
+      <w:r>
+        <w:rPr>
+          <w:b/>
+        </w:rPr>
+        <w:t>cast</w:t>
+      </w:r>
+      <w:r>
+        <w:rPr/>
+        <w:t>), richieste in modo volontario dal programmatore.</w:t>
+      </w:r>
+    </w:p>
+    <w:p>
+      <w:r>
+        <w:rPr/>
+        <w:t>In entrambi i casi la conversione può comportare una perdita di informazione o di precisione, ed è proprio questo il punto su cui occorre stare attenti.</w:t>
+      </w:r>
+    </w:p>
+    <w:p>
+      <w:pPr>
+        <w:pStyle w:val="Titolo2"/>
+      </w:pPr>
+      <w:r>
+        <w:rPr>
+          <w:b/>
+          <w:color w:val="E97132"/>
+        </w:rPr>
+        <w:t>Le conversioni implicite</w:t>
+      </w:r>
+    </w:p>
+    <w:p>
+      <w:r>
+        <w:rPr/>
+        <w:t xml:space="preserve">Il C permette di combinare nella stessa espressione variabili di tipi diversi (per esempio int, float e double): il compilatore provvede da solo a uniformarli, con un meccanismo chiamato </w:t>
+      </w:r>
+      <w:r>
+        <w:rPr>
+          <w:b/>
+        </w:rPr>
+        <w:t>implicit casting</w:t>
+      </w:r>
+      <w:r>
+        <w:rPr/>
+        <w:t xml:space="preserve">. L'avvertenza importante è che queste conversioni possono causare perdite di precisione </w:t>
+      </w:r>
+      <w:r>
+        <w:rPr>
+          <w:b/>
+        </w:rPr>
+        <w:t>senza generare errori o avvisi</w:t>
+      </w:r>
+      <w:r>
+        <w:rPr/>
+        <w:t xml:space="preserve">. L'esempio tipico, già incontrato nel capitolo 6 con </w:t>
+      </w:r>
+      <w:r>
+        <w:rPr>
+          <w:rFonts w:ascii="Consolas" w:hAnsi="Consolas" w:cs="Consolas"/>
+        </w:rPr>
+        <w:t>int y = 8.89;</w:t>
+      </w:r>
+      <w:r>
+        <w:rPr/>
+        <w:t>, è assegnare un valore float a una variabile int: la parte frazionaria viene eliminata in silenzio.</w:t>
+      </w:r>
+    </w:p>
+    <w:p>
+      <w:r>
+        <w:rPr/>
+        <w:t>I casi principali sono questi:</w:t>
+      </w:r>
+    </w:p>
+    <w:p>
+      <w:pPr>
+        <w:numPr>
+          <w:ilvl w:val="0"/>
+          <w:numId w:val="1"/>
+        </w:numPr>
+      </w:pPr>
+      <w:r>
+        <w:rPr>
+          <w:b/>
+        </w:rPr>
+        <w:t>int → float</w:t>
+      </w:r>
+      <w:r>
+        <w:rPr/>
+        <w:t xml:space="preserve"> e </w:t>
+      </w:r>
+      <w:r>
+        <w:rPr>
+          <w:b/>
+        </w:rPr>
+        <w:t>int → double</w:t>
+      </w:r>
+      <w:r>
+        <w:rPr/>
+        <w:t xml:space="preserve">: la conversione è implicita e di norma non perde dati (il float può perdere precisione solo per interi molto grandi). Con </w:t>
+      </w:r>
+      <w:r>
+        <w:rPr>
+          <w:rFonts w:ascii="Consolas" w:hAnsi="Consolas" w:cs="Consolas"/>
+        </w:rPr>
+        <w:t>int x = 5; float y = x;</w:t>
+      </w:r>
+      <w:r>
+        <w:rPr/>
+        <w:t xml:space="preserve"> si ottiene y = 5.0;</w:t>
+      </w:r>
+    </w:p>
+    <w:p>
+      <w:pPr>
+        <w:numPr>
+          <w:ilvl w:val="0"/>
+          <w:numId w:val="1"/>
+        </w:numPr>
+      </w:pPr>
+      <w:r>
+        <w:rPr>
+          <w:b/>
+        </w:rPr>
+        <w:t>float → int</w:t>
+      </w:r>
+      <w:r>
+        <w:rPr/>
+        <w:t xml:space="preserve"> e </w:t>
+      </w:r>
+      <w:r>
+        <w:rPr>
+          <w:b/>
+        </w:rPr>
+        <w:t>double → int</w:t>
+      </w:r>
+      <w:r>
+        <w:rPr/>
+        <w:t xml:space="preserve">: la parte frazionaria va persa, senza errore. Con </w:t>
+      </w:r>
+      <w:r>
+        <w:rPr>
+          <w:rFonts w:ascii="Consolas" w:hAnsi="Consolas" w:cs="Consolas"/>
+        </w:rPr>
+        <w:t>float x = 3.7; int y = x;</w:t>
+      </w:r>
+      <w:r>
+        <w:rPr/>
+        <w:t xml:space="preserve"> y vale 3, e con </w:t>
+      </w:r>
+      <w:r>
+        <w:rPr>
+          <w:rFonts w:ascii="Consolas" w:hAnsi="Consolas" w:cs="Consolas"/>
+        </w:rPr>
+        <w:t>double x = 9.9; int y = x;</w:t>
+      </w:r>
+      <w:r>
+        <w:rPr/>
+        <w:t xml:space="preserve"> vale 9. Se il valore è fuori dall'intervallo degli interi il comportamento è indefinito;</w:t>
+      </w:r>
+    </w:p>
+    <w:p>
+      <w:pPr>
+        <w:numPr>
+          <w:ilvl w:val="0"/>
+          <w:numId w:val="1"/>
+        </w:numPr>
+      </w:pPr>
+      <w:r>
+        <w:rPr>
+          <w:b/>
+        </w:rPr>
+        <w:t>double → float</w:t>
+      </w:r>
+      <w:r>
+        <w:rPr/>
+        <w:t xml:space="preserve">: si perde precisione. Con </w:t>
+      </w:r>
+      <w:r>
+        <w:rPr>
+          <w:rFonts w:ascii="Consolas" w:hAnsi="Consolas" w:cs="Consolas"/>
+        </w:rPr>
+        <w:t>double a = 3.14159; float b = a;</w:t>
+      </w:r>
+      <w:r>
+        <w:rPr/>
+        <w:t xml:space="preserve"> b vale circa 3.14159, ma con meno cifre affidabili;</w:t>
+      </w:r>
+    </w:p>
+    <w:p>
+      <w:pPr>
+        <w:numPr>
+          <w:ilvl w:val="0"/>
+          <w:numId w:val="1"/>
+        </w:numPr>
+      </w:pPr>
+      <w:r>
+        <w:rPr>
+          <w:b/>
+        </w:rPr>
+        <w:t>char → int</w:t>
+      </w:r>
+      <w:r>
+        <w:rPr/>
+        <w:t xml:space="preserve">: il valore ASCII del carattere viene promosso a int. Con </w:t>
+      </w:r>
+      <w:r>
+        <w:rPr>
+          <w:rFonts w:ascii="Consolas" w:hAnsi="Consolas" w:cs="Consolas"/>
+        </w:rPr>
+        <w:t>char c = 'A'; int x = c;</w:t>
+      </w:r>
+      <w:r>
+        <w:rPr/>
+        <w:t xml:space="preserve"> x vale 65;</w:t>
+      </w:r>
+    </w:p>
+    <w:p>
+      <w:pPr>
+        <w:numPr>
+          <w:ilvl w:val="0"/>
+          <w:numId w:val="1"/>
+        </w:numPr>
+      </w:pPr>
+      <w:r>
+        <w:rPr>
+          <w:b/>
+        </w:rPr>
+        <w:t>conversioni non compatibili</w:t>
+      </w:r>
+      <w:r>
+        <w:rPr/>
+        <w:t xml:space="preserve">: il compilatore le segnala come errore, come </w:t>
+      </w:r>
+      <w:r>
+        <w:rPr>
+          <w:rFonts w:ascii="Consolas" w:hAnsi="Consolas" w:cs="Consolas"/>
+        </w:rPr>
+        <w:t>int x = 5; int *p = x;</w:t>
+      </w:r>
+      <w:r>
+        <w:rPr/>
+        <w:t>, che assegna un intero a un puntatore.</w:t>
+      </w:r>
+    </w:p>
+    <w:p>
+      <w:pPr>
+        <w:pStyle w:val="Titolo2"/>
+      </w:pPr>
+      <w:r>
+        <w:rPr>
+          <w:b/>
+          <w:color w:val="E97132"/>
+        </w:rPr>
+        <w:t>La promozione di tipo</w:t>
+      </w:r>
+    </w:p>
+    <w:p>
+      <w:r>
+        <w:rPr/>
+        <w:t xml:space="preserve">Quando si scrivono espressioni aritmetiche con operandi di tipo diverso, occorre capire i tipi di ciascun operando, seguendo le regole di </w:t>
+      </w:r>
+      <w:r>
+        <w:rPr>
+          <w:b/>
+        </w:rPr>
+        <w:t>promozione di tipo</w:t>
+      </w:r>
+      <w:r>
+        <w:rPr/>
+        <w:t xml:space="preserve"> applicate dal compilatore, e valutare se la combinazione può causare una perdita di precisione o un risultato inatteso. Il principio è che i tipi "più piccoli" vengono promossi a tipi più grandi (char → short → int → long, e float → double quando l'altro operando è un double), così da ridurre la perdita di informazione. Se i tipi differiscono, il compilatore converte l'operando al tipo più ampio o più preciso. Se uno dei due è intero e l'altro reale, la promozione è a reale. Per esempio:</w:t>
+      </w:r>
+    </w:p>
+    <w:p>
+      <w:pPr>
+        <w:numPr>
+          <w:ilvl w:val="0"/>
+          <w:numId w:val="1"/>
+        </w:numPr>
+      </w:pPr>
+      <w:r>
+        <w:rPr/>
+        <w:t>char + int viene promosso a int;</w:t>
+      </w:r>
+    </w:p>
+    <w:p>
+      <w:pPr>
+        <w:numPr>
+          <w:ilvl w:val="0"/>
+          <w:numId w:val="1"/>
+        </w:numPr>
+      </w:pPr>
+      <w:r>
+        <w:rPr/>
+        <w:t>int + double viene promosso a double.</w:t>
+      </w:r>
+    </w:p>
+    <w:p>
+      <w:pPr>
+        <w:pStyle w:val="Titolo2"/>
+      </w:pPr>
+      <w:r>
+        <w:rPr>
+          <w:b/>
+          <w:color w:val="E97132"/>
+        </w:rPr>
+        <w:t>La divisione tra interi</w:t>
+      </w:r>
+    </w:p>
+    <w:p>
+      <w:r>
+        <w:rPr/>
+        <w:t>La promozione spiega un errore molto frequente. Consideriamo questo programma:</w:t>
+      </w:r>
+    </w:p>
+    <w:p>
+      <w:pPr>
+        <w:spacing w:after="0" w:before="0" w:line="240" w:lineRule="auto"/>
+      </w:pPr>
+      <w:r>
+        <w:rPr>
+          <w:rFonts w:ascii="Consolas" w:hAnsi="Consolas" w:cs="Consolas"/>
+          <w:sz w:val="17"/>
+        </w:rPr>
+        <w:t>int main(void) {</w:t>
+      </w:r>
+    </w:p>
+    <w:p>
+      <w:pPr>
+        <w:spacing w:after="0" w:before="0" w:line="240" w:lineRule="auto"/>
+      </w:pPr>
+      <w:r>
+        <w:rPr>
+          <w:rFonts w:ascii="Consolas" w:hAnsi="Consolas" w:cs="Consolas"/>
+          <w:sz w:val="17"/>
+        </w:rPr>
+        <w:t xml:space="preserve">    int x = 5, y = 2;</w:t>
+      </w:r>
+    </w:p>
+    <w:p>
+      <w:pPr>
+        <w:spacing w:after="0" w:before="0" w:line="240" w:lineRule="auto"/>
+      </w:pPr>
+      <w:r>
+        <w:rPr>
+          <w:rFonts w:ascii="Consolas" w:hAnsi="Consolas" w:cs="Consolas"/>
+          <w:sz w:val="17"/>
+        </w:rPr>
+        <w:t xml:space="preserve">    float z = x / y;</w:t>
+      </w:r>
+    </w:p>
+    <w:p>
+      <w:pPr>
+        <w:spacing w:after="0" w:before="0" w:line="240" w:lineRule="auto"/>
+      </w:pPr>
+      <w:r>
+        <w:rPr>
+          <w:rFonts w:ascii="Consolas" w:hAnsi="Consolas" w:cs="Consolas"/>
+          <w:sz w:val="17"/>
+        </w:rPr>
+        <w:t xml:space="preserve">    printf("La var x vale %d\n", x);</w:t>
+      </w:r>
+    </w:p>
+    <w:p>
+      <w:pPr>
+        <w:spacing w:after="0" w:before="0" w:line="240" w:lineRule="auto"/>
+      </w:pPr>
+      <w:r>
+        <w:rPr>
+          <w:rFonts w:ascii="Consolas" w:hAnsi="Consolas" w:cs="Consolas"/>
+          <w:sz w:val="17"/>
+        </w:rPr>
+        <w:t xml:space="preserve">    printf("La var y vale %d\n", y);</w:t>
+      </w:r>
+    </w:p>
+    <w:p>
+      <w:pPr>
+        <w:spacing w:after="0" w:before="0" w:line="240" w:lineRule="auto"/>
+      </w:pPr>
+      <w:r>
+        <w:rPr>
+          <w:rFonts w:ascii="Consolas" w:hAnsi="Consolas" w:cs="Consolas"/>
+          <w:sz w:val="17"/>
+        </w:rPr>
+        <w:t xml:space="preserve">    printf("La var z vale %f\n", z);</w:t>
+      </w:r>
+    </w:p>
+    <w:p>
+      <w:pPr>
+        <w:spacing w:after="0" w:before="0" w:line="240" w:lineRule="auto"/>
+      </w:pPr>
+      <w:r>
+        <w:rPr>
+          <w:rFonts w:ascii="Consolas" w:hAnsi="Consolas" w:cs="Consolas"/>
+          <w:sz w:val="17"/>
+        </w:rPr>
+        <w:t>}</w:t>
+      </w:r>
+    </w:p>
+    <w:p/>
+    <w:p>
+      <w:r>
+        <w:rPr/>
+        <w:t xml:space="preserve">Si potrebbe pensare che z valga 2.5, perché z è un float. Invece l'espressione </w:t>
+      </w:r>
+      <w:r>
+        <w:rPr>
+          <w:rFonts w:ascii="Consolas" w:hAnsi="Consolas" w:cs="Consolas"/>
+        </w:rPr>
+        <w:t>x / y</w:t>
+      </w:r>
+      <w:r>
+        <w:rPr/>
+        <w:t xml:space="preserve"> ha due operandi interi, quindi la divisione è una </w:t>
+      </w:r>
+      <w:r>
+        <w:rPr>
+          <w:b/>
+        </w:rPr>
+        <w:t>divisione tra interi</w:t>
+      </w:r>
+      <w:r>
+        <w:rPr/>
+        <w:t xml:space="preserve"> e dà 2: la parte frazionaria si perde già durante la divisione. Il valore 2 viene poi assegnato a z con una conversione implicita da int a float, e z vale 2.000000. L'ultima printf stampa quindi </w:t>
+      </w:r>
+      <w:r>
+        <w:rPr>
+          <w:rFonts w:ascii="Consolas" w:hAnsi="Consolas" w:cs="Consolas"/>
+        </w:rPr>
+        <w:t>La var z vale 2.000000</w:t>
+      </w:r>
+      <w:r>
+        <w:rPr/>
+        <w:t>.</w:t>
+      </w:r>
+    </w:p>
+    <w:p>
+      <w:r>
+        <w:rPr/>
+        <w:t>Il contrario accade con un'altra variante:</w:t>
+      </w:r>
+    </w:p>
+    <w:p>
+      <w:pPr>
+        <w:spacing w:after="0" w:before="0" w:line="240" w:lineRule="auto"/>
+      </w:pPr>
+      <w:r>
+        <w:rPr>
+          <w:rFonts w:ascii="Consolas" w:hAnsi="Consolas" w:cs="Consolas"/>
+          <w:sz w:val="17"/>
+        </w:rPr>
+        <w:t>int main(void) {</w:t>
+      </w:r>
+    </w:p>
+    <w:p>
+      <w:pPr>
+        <w:spacing w:after="0" w:before="0" w:line="240" w:lineRule="auto"/>
+      </w:pPr>
+      <w:r>
+        <w:rPr>
+          <w:rFonts w:ascii="Consolas" w:hAnsi="Consolas" w:cs="Consolas"/>
+          <w:sz w:val="17"/>
+        </w:rPr>
+        <w:t xml:space="preserve">    float x = 5, y = 2;</w:t>
+      </w:r>
+    </w:p>
+    <w:p>
+      <w:pPr>
+        <w:spacing w:after="0" w:before="0" w:line="240" w:lineRule="auto"/>
+      </w:pPr>
+      <w:r>
+        <w:rPr>
+          <w:rFonts w:ascii="Consolas" w:hAnsi="Consolas" w:cs="Consolas"/>
+          <w:sz w:val="17"/>
+        </w:rPr>
+        <w:t xml:space="preserve">    int z = x / y;</w:t>
+      </w:r>
+    </w:p>
+    <w:p>
+      <w:pPr>
+        <w:spacing w:after="0" w:before="0" w:line="240" w:lineRule="auto"/>
+      </w:pPr>
+      <w:r>
+        <w:rPr>
+          <w:rFonts w:ascii="Consolas" w:hAnsi="Consolas" w:cs="Consolas"/>
+          <w:sz w:val="17"/>
+        </w:rPr>
+        <w:t xml:space="preserve">    printf("La var x vale %f\n", x);</w:t>
+      </w:r>
+    </w:p>
+    <w:p>
+      <w:pPr>
+        <w:spacing w:after="0" w:before="0" w:line="240" w:lineRule="auto"/>
+      </w:pPr>
+      <w:r>
+        <w:rPr>
+          <w:rFonts w:ascii="Consolas" w:hAnsi="Consolas" w:cs="Consolas"/>
+          <w:sz w:val="17"/>
+        </w:rPr>
+        <w:t xml:space="preserve">    printf("La var y vale %f\n", y);</w:t>
+      </w:r>
+    </w:p>
+    <w:p>
+      <w:pPr>
+        <w:spacing w:after="0" w:before="0" w:line="240" w:lineRule="auto"/>
+      </w:pPr>
+      <w:r>
+        <w:rPr>
+          <w:rFonts w:ascii="Consolas" w:hAnsi="Consolas" w:cs="Consolas"/>
+          <w:sz w:val="17"/>
+        </w:rPr>
+        <w:t xml:space="preserve">    printf("La var z vale %d\n", z);</w:t>
+      </w:r>
+    </w:p>
+    <w:p>
+      <w:pPr>
+        <w:spacing w:after="0" w:before="0" w:line="240" w:lineRule="auto"/>
+      </w:pPr>
+      <w:r>
+        <w:rPr>
+          <w:rFonts w:ascii="Consolas" w:hAnsi="Consolas" w:cs="Consolas"/>
+          <w:sz w:val="17"/>
+        </w:rPr>
+        <w:t>}</w:t>
+      </w:r>
+    </w:p>
+    <w:p/>
+    <w:p>
+      <w:r>
+        <w:rPr/>
+        <w:t xml:space="preserve">Ora la divisione tra float non ha problemi e dà 2.5, ma questo valore viene assegnato a una variabile int: è un casting implicito da float a int con perdita della parte frazionaria, e z vale 2. La stampa è </w:t>
+      </w:r>
+      <w:r>
+        <w:rPr>
+          <w:rFonts w:ascii="Consolas" w:hAnsi="Consolas" w:cs="Consolas"/>
+        </w:rPr>
+        <w:t>La var z vale 2</w:t>
+      </w:r>
+      <w:r>
+        <w:rPr/>
+        <w:t>.</w:t>
+      </w:r>
+    </w:p>
+    <w:p>
+      <w:pPr>
+        <w:keepNext/>
+        <w:jc w:val="center"/>
+      </w:pPr>
+      <w:r>
+        <w:drawing>
+          <wp:inline xmlns:a="http://schemas.openxmlformats.org/drawingml/2006/main" xmlns:pic="http://schemas.openxmlformats.org/drawingml/2006/picture">
+            <wp:extent cx="4500000" cy="2327855"/>
+            <wp:docPr id="475959975" name="Picture 475959975"/>
+            <wp:cNvGraphicFramePr>
+              <a:graphicFrameLocks noChangeAspect="1"/>
+            </wp:cNvGraphicFramePr>
+            <a:graphic>
+              <a:graphicData uri="http://schemas.openxmlformats.org/drawingml/2006/picture">
+                <pic:pic>
+                  <pic:nvPicPr>
+                    <pic:cNvPr id="0" name="ch16_conversioni_divisione.png"/>
+                    <pic:cNvPicPr/>
+                  </pic:nvPicPr>
+                  <pic:blipFill>
+                    <a:blip r:embed="rId25"/>
+                    <a:stretch>
+                      <a:fillRect/>
+                    </a:stretch>
+                  </pic:blipFill>
+                  <pic:spPr>
+                    <a:xfrm>
+                      <a:off x="0" y="0"/>
+                      <a:ext cx="4500000" cy="2327855"/>
+                    </a:xfrm>
+                    <a:prstGeom prst="rect"/>
+                  </pic:spPr>
+                </pic:pic>
+              </a:graphicData>
+            </a:graphic>
+          </wp:inline>
+        </w:drawing>
+      </w:r>
+    </w:p>
+    <w:p>
+      <w:pPr>
+        <w:jc w:val="center"/>
+      </w:pPr>
+      <w:r>
+        <w:rPr>
+          <w:i/>
+          <w:sz w:val="18"/>
+        </w:rPr>
+        <w:t>Tre divisioni con tipi diversi: dove si perde la parte frazionaria (le prime due sono quelle di questa sezione, la terza è con il cast della sezione seguente).</w:t>
+      </w:r>
+    </w:p>
+    <w:p>
+      <w:pPr>
+        <w:pStyle w:val="Titolo2"/>
+      </w:pPr>
+      <w:r>
+        <w:rPr>
+          <w:b/>
+          <w:color w:val="E97132"/>
+        </w:rPr>
+        <w:t>Le conversioni esplicite (cast)</w:t>
+      </w:r>
+    </w:p>
+    <w:p>
+      <w:r>
+        <w:rPr/>
+        <w:t xml:space="preserve">Per decidere noi se e quando convertire si usa il </w:t>
+      </w:r>
+      <w:r>
+        <w:rPr>
+          <w:b/>
+        </w:rPr>
+        <w:t>cast esplicito</w:t>
+      </w:r>
+      <w:r>
+        <w:rPr/>
+        <w:t>, che si scrive indicando il tipo desiderato tra parentesi davanti all'espressione:</w:t>
+      </w:r>
+    </w:p>
+    <w:p>
+      <w:pPr>
+        <w:spacing w:after="0" w:before="0" w:line="240" w:lineRule="auto"/>
+      </w:pPr>
+      <w:r>
+        <w:rPr>
+          <w:rFonts w:ascii="Consolas" w:hAnsi="Consolas" w:cs="Consolas"/>
+          <w:sz w:val="17"/>
+        </w:rPr>
+        <w:t>int x = 5;</w:t>
+      </w:r>
+    </w:p>
+    <w:p>
+      <w:pPr>
+        <w:spacing w:after="0" w:before="0" w:line="240" w:lineRule="auto"/>
+      </w:pPr>
+      <w:r>
+        <w:rPr>
+          <w:rFonts w:ascii="Consolas" w:hAnsi="Consolas" w:cs="Consolas"/>
+          <w:sz w:val="17"/>
+        </w:rPr>
+        <w:t>float z = (float)x;   // x viene convertito in float</w:t>
+      </w:r>
+    </w:p>
+    <w:p/>
+    <w:p>
+      <w:r>
+        <w:rPr/>
+        <w:t>È importante quando si vuole controllare il tipo di una specifica operazione, per esempio nella divisione tra interi:</w:t>
+      </w:r>
+    </w:p>
+    <w:p>
+      <w:pPr>
+        <w:spacing w:after="0" w:before="0" w:line="240" w:lineRule="auto"/>
+      </w:pPr>
+      <w:r>
+        <w:rPr>
+          <w:rFonts w:ascii="Consolas" w:hAnsi="Consolas" w:cs="Consolas"/>
+          <w:sz w:val="17"/>
+        </w:rPr>
+        <w:t>int x = 5, y = 2;</w:t>
+      </w:r>
+    </w:p>
+    <w:p>
+      <w:pPr>
+        <w:spacing w:after="0" w:before="0" w:line="240" w:lineRule="auto"/>
+      </w:pPr>
+      <w:r>
+        <w:rPr>
+          <w:rFonts w:ascii="Consolas" w:hAnsi="Consolas" w:cs="Consolas"/>
+          <w:sz w:val="17"/>
+        </w:rPr>
+        <w:t>float z = x / (float)y;   // y convertito a float: risultato 2.5</w:t>
+      </w:r>
+    </w:p>
+    <w:p/>
+    <w:p>
+      <w:r>
+        <w:rPr/>
+        <w:t xml:space="preserve">Qui y viene convertito esplicitamente a float; di conseguenza, per le regole di promozione, nella divisione anche il valore di x viene portato a float (la variabile x resta int) e la divisione è tra reali, quindi z vale 2.500000. Il cast evita la perdita della parte frazionaria che si avrebbe con la divisione intera </w:t>
+      </w:r>
+      <w:r>
+        <w:rPr>
+          <w:rFonts w:ascii="Consolas" w:hAnsi="Consolas" w:cs="Consolas"/>
+        </w:rPr>
+        <w:t>x / y</w:t>
+      </w:r>
+      <w:r>
+        <w:rPr/>
+        <w:t>.</w:t>
+      </w:r>
+    </w:p>
+    <w:p>
+      <w:r>
+        <w:rPr/>
+        <w:t xml:space="preserve">Il cast agisce </w:t>
+      </w:r>
+      <w:r>
+        <w:rPr>
+          <w:b/>
+        </w:rPr>
+        <w:t>solo sull'espressione immediatamente alla sua destra</w:t>
+      </w:r>
+      <w:r>
+        <w:rPr/>
+        <w:t xml:space="preserve">. In </w:t>
+      </w:r>
+      <w:r>
+        <w:rPr>
+          <w:rFonts w:ascii="Consolas" w:hAnsi="Consolas" w:cs="Consolas"/>
+        </w:rPr>
+        <w:t>int x = 10, y = 3; float z = x / (float)y;</w:t>
+      </w:r>
+      <w:r>
+        <w:rPr/>
+        <w:t xml:space="preserve"> viene convertita in float soltanto l'espressione y, mentre x resta di tipo int (nella divisione il suo valore viene poi promosso a float dalle regole viste sopra, e z vale 3.333333). Il cast cambia il tipo dell'espressione durante la valutazione, non il tipo delle variabili coinvolte: x e y rimangono interi.</w:t>
       </w:r>
     </w:p>
     <w:sectPr>

--- a/Riassunto Programmazione.docx
+++ b/Riassunto Programmazione.docx
@@ -13081,16 +13081,41 @@
     </w:p>
     <w:p>
       <w:r>
-        <w:t xml:space="preserve">Si può dereferenziare un puntatore </w:t>
-      </w:r>
-      <w:r>
-        <w:rPr>
-          <w:b/>
+        <w:t xml:space="preserve">Si </w:t>
+      </w:r>
+      <w:r>
+        <w:rPr>
+          <w:highlight w:val="yellow"/>
+        </w:rPr>
+        <w:t xml:space="preserve">può dereferenziare un puntatore </w:t>
+      </w:r>
+      <w:r>
+        <w:rPr>
+          <w:b/>
+          <w:highlight w:val="yellow"/>
         </w:rPr>
         <w:t>solo se contiene un indirizzo valido</w:t>
       </w:r>
       <w:r>
-        <w:t>. Dopo la sola dichiarazione, un puntatore ha un valore indeterminato, come ogni variabile automatica non inizializzata, e quel valore non può essere usato come indirizzo: dereferenziarlo è un errore a tempo di esecuzione (comportamento indefinito).</w:t>
+        <w:t xml:space="preserve">. Dopo la sola dichiarazione, un </w:t>
+      </w:r>
+      <w:r>
+        <w:rPr>
+          <w:highlight w:val="yellow"/>
+        </w:rPr>
+        <w:t>puntatore ha un valore indeterminato</w:t>
+      </w:r>
+      <w:r>
+        <w:t xml:space="preserve">, come ogni variabile automatica non inizializzata, e </w:t>
+      </w:r>
+      <w:r>
+        <w:rPr>
+          <w:highlight w:val="yellow"/>
+        </w:rPr>
+        <w:t>quel valore non può essere usato come indirizzo</w:t>
+      </w:r>
+      <w:r>
+        <w:t>: dereferenziarlo è un errore a tempo di esecuzione (comportamento indefinito).</w:t>
       </w:r>
     </w:p>
     <w:p>
@@ -13120,11 +13145,18 @@
     <w:p/>
     <w:p>
       <w:r>
-        <w:t xml:space="preserve">Per dare a un puntatore un valore esplicito che significa "non punta a niente" si usa </w:t>
-      </w:r>
-      <w:r>
-        <w:rPr>
-          <w:b/>
+        <w:t xml:space="preserve">Per </w:t>
+      </w:r>
+      <w:r>
+        <w:rPr>
+          <w:highlight w:val="yellow"/>
+        </w:rPr>
+        <w:t xml:space="preserve">dare a un puntatore un valore esplicito che significa "non punta a niente" si usa </w:t>
+      </w:r>
+      <w:r>
+        <w:rPr>
+          <w:b/>
+          <w:highlight w:val="yellow"/>
         </w:rPr>
         <w:t>NULL</w:t>
       </w:r>
@@ -13201,16 +13233,38 @@
     </w:p>
     <w:p>
       <w:r>
-        <w:t xml:space="preserve">Un puntatore occupa memoria come ogni variabile, ma la sua dimensione dipende dalla </w:t>
-      </w:r>
-      <w:r>
-        <w:rPr>
-          <w:b/>
+        <w:t xml:space="preserve">Un </w:t>
+      </w:r>
+      <w:r>
+        <w:rPr>
+          <w:highlight w:val="yellow"/>
+        </w:rPr>
+        <w:t>puntatore occupa memoria come ogni variabile</w:t>
+      </w:r>
+      <w:r>
+        <w:t xml:space="preserve">, ma la sua </w:t>
+      </w:r>
+      <w:r>
+        <w:rPr>
+          <w:highlight w:val="yellow"/>
+        </w:rPr>
+        <w:t xml:space="preserve">dimensione dipende dalla </w:t>
+      </w:r>
+      <w:r>
+        <w:rPr>
+          <w:b/>
+          <w:highlight w:val="yellow"/>
         </w:rPr>
         <w:t>piattaforma</w:t>
       </w:r>
       <w:r>
-        <w:t xml:space="preserve"> e non dalla dimensione del tipo puntato. Su una tipica CPU a 64 bit un puntatore occupa 8 byte, su una tipica CPU a 32 bit 4 byte:</w:t>
+        <w:rPr>
+          <w:highlight w:val="yellow"/>
+        </w:rPr>
+        <w:t xml:space="preserve"> e non dalla dimensione del tipo puntato</w:t>
+      </w:r>
+      <w:r>
+        <w:t>. Su una tipica CPU a 64 bit un puntatore occupa 8 byte, su una tipica CPU a 32 bit 4 byte:</w:t>
       </w:r>
     </w:p>
     <w:p>
@@ -13424,7 +13478,16 @@
     </w:p>
     <w:p>
       <w:r>
-        <w:t>Se int a = 7; e int* pA = &amp;a;, allora l'indirizzo di a, il valore di pA, &amp;*pA e *&amp;pA coincidono, mentre a e *pA valgono entrambi 7: gli operatori &amp; e * si "annullano" a vicenda.</w:t>
+        <w:t xml:space="preserve">Se int a = 7; e int* pA = &amp;a;, allora l'indirizzo di a, il valore di pA, &amp;*pA e *&amp;pA coincidono, mentre a e *pA valgono entrambi 7: </w:t>
+      </w:r>
+      <w:r>
+        <w:rPr>
+          <w:highlight w:val="yellow"/>
+        </w:rPr>
+        <w:t>gli operatori &amp; e * si "annullano" a vicenda</w:t>
+      </w:r>
+      <w:r>
+        <w:t>.</w:t>
       </w:r>
     </w:p>
     <w:p>
@@ -13514,6 +13577,7 @@
         <w:t>Distinguere il contesto in cui compare l'asterisco è il modo per non confondere questi usi. I puntatori sono la base per gestire la memoria dinamica, le strutture dati complesse e la comunicazione efficiente tra funzioni.</w:t>
       </w:r>
     </w:p>
+    <w:p/>
     <w:p>
       <w:pPr>
         <w:pStyle w:val="Titolo1"/>
@@ -13540,17 +13604,16 @@
     </w:p>
     <w:p>
       <w:r>
-        <w:rPr/>
         <w:t xml:space="preserve">Lo </w:t>
       </w:r>
       <w:r>
         <w:rPr>
           <w:b/>
+          <w:highlight w:val="yellow"/>
         </w:rPr>
         <w:t>scambio</w:t>
       </w:r>
       <w:r>
-        <w:rPr/>
         <w:t xml:space="preserve"> (in inglese </w:t>
       </w:r>
       <w:r>
@@ -13560,13 +13623,29 @@
         <w:t>swap</w:t>
       </w:r>
       <w:r>
-        <w:rPr/>
-        <w:t>) dei valori di due variabili è un'operazione fondamentale in programmazione, usata in molti algoritmi, per esempio nel bubble sort. Sembra banale, ma il metodo più ovvio e intuitivo non funziona, e capire perché è un buon modo per fissare che cosa fa davvero un assegnamento.</w:t>
-      </w:r>
-    </w:p>
-    <w:p>
-      <w:r>
-        <w:rPr/>
+        <w:t xml:space="preserve">) </w:t>
+      </w:r>
+      <w:r>
+        <w:rPr>
+          <w:highlight w:val="yellow"/>
+        </w:rPr>
+        <w:t>dei valori di due variabili è un'operazione fondamentale in programmazione</w:t>
+      </w:r>
+      <w:r>
+        <w:t xml:space="preserve">, usata in molti algoritmi, per esempio nel </w:t>
+      </w:r>
+      <w:r>
+        <w:rPr>
+          <w:highlight w:val="yellow"/>
+        </w:rPr>
+        <w:t>bubble sort.</w:t>
+      </w:r>
+      <w:r>
+        <w:t xml:space="preserve"> Sembra banale, ma il metodo più ovvio e intuitivo non funziona, e capire perché è un buon modo per fissare che cosa fa davvero un assegnamento.</w:t>
+      </w:r>
+    </w:p>
+    <w:p>
+      <w:r>
         <w:t xml:space="preserve">Per introdurre il problema si usa un'analogia. Abbiamo due tazze (le chiameremo X e Y), una con tè verde e una con tè nero, e vogliamo scambiarne il contenuto. Non possiamo versare direttamente una tazza nell'altra, perché i due tè si mescolerebbero. Una soluzione c'è: usare altre due tazze vuote, travasarci i due tè e poi rimetterli ciascuno nella tazza opposta. Funziona, ma non è efficiente, perché usa il doppio dello spazio. Si può fare meglio con </w:t>
       </w:r>
       <w:r>
@@ -13576,31 +13655,27 @@
         <w:t>una sola tazza ausiliaria</w:t>
       </w:r>
       <w:r>
-        <w:rPr/>
         <w:t xml:space="preserve"> A:</w:t>
       </w:r>
     </w:p>
     <w:p>
       <w:r>
-        <w:rPr/>
         <w:t>1. si versa il tè verde nella tazza vuota;</w:t>
       </w:r>
     </w:p>
     <w:p>
       <w:r>
-        <w:rPr/>
         <w:t>2. si versa il tè nero nella tazza che era del tè verde;</w:t>
       </w:r>
     </w:p>
     <w:p>
       <w:r>
-        <w:rPr/>
         <w:t>3. si versa infine il tè verde, che aspettava nella tazza ausiliaria, nella tazza che era del tè nero.</w:t>
       </w:r>
     </w:p>
     <w:p>
       <w:r>
-        <w:rPr/>
+        <w:lastRenderedPageBreak/>
         <w:t>Questa soluzione funziona ed è efficiente, ma la sequenza dei travasi deve avvenire nell'ordine giusto: con un ordine diverso uno dei due tè andrebbe perso. Con le variabili vale lo stesso, e la tazza ausiliaria diventerà una variabile d'appoggio.</w:t>
       </w:r>
     </w:p>
@@ -13610,18 +13685,824 @@
         <w:jc w:val="center"/>
       </w:pPr>
       <w:r>
+        <w:rPr>
+          <w:noProof/>
+        </w:rPr>
         <w:drawing>
-          <wp:inline xmlns:a="http://schemas.openxmlformats.org/drawingml/2006/main" xmlns:pic="http://schemas.openxmlformats.org/drawingml/2006/picture">
+          <wp:inline distT="0" distB="0" distL="0" distR="0" wp14:anchorId="1443F0FC" wp14:editId="0D80BBA2">
             <wp:extent cx="4500000" cy="2603808"/>
+            <wp:effectExtent l="0" t="0" r="0" b="0"/>
             <wp:docPr id="475959971" name="Picture 475959971"/>
             <wp:cNvGraphicFramePr>
-              <a:graphicFrameLocks noChangeAspect="1"/>
+              <a:graphicFrameLocks xmlns:a="http://schemas.openxmlformats.org/drawingml/2006/main" noChangeAspect="1"/>
             </wp:cNvGraphicFramePr>
-            <a:graphic>
+            <a:graphic xmlns:a="http://schemas.openxmlformats.org/drawingml/2006/main">
               <a:graphicData uri="http://schemas.openxmlformats.org/drawingml/2006/picture">
-                <pic:pic>
+                <pic:pic xmlns:pic="http://schemas.openxmlformats.org/drawingml/2006/picture">
                   <pic:nvPicPr>
                     <pic:cNvPr id="0" name="ch13_tazze.png"/>
+                    <pic:cNvPicPr/>
+                  </pic:nvPicPr>
+                  <pic:blipFill>
+                    <a:blip r:embed="rId19"/>
+                    <a:stretch>
+                      <a:fillRect/>
+                    </a:stretch>
+                  </pic:blipFill>
+                  <pic:spPr>
+                    <a:xfrm>
+                      <a:off x="0" y="0"/>
+                      <a:ext cx="4500000" cy="2603808"/>
+                    </a:xfrm>
+                    <a:prstGeom prst="rect">
+                      <a:avLst/>
+                    </a:prstGeom>
+                  </pic:spPr>
+                </pic:pic>
+              </a:graphicData>
+            </a:graphic>
+          </wp:inline>
+        </w:drawing>
+      </w:r>
+    </w:p>
+    <w:p>
+      <w:pPr>
+        <w:jc w:val="center"/>
+      </w:pPr>
+      <w:r>
+        <w:rPr>
+          <w:i/>
+          <w:sz w:val="18"/>
+        </w:rPr>
+        <w:t>Lo scambio delle tazze con una sola tazza ausiliaria (in rosso le tazze il cui contenuto è cambiato).</w:t>
+      </w:r>
+    </w:p>
+    <w:p>
+      <w:pPr>
+        <w:pStyle w:val="Titolo2"/>
+      </w:pPr>
+      <w:r>
+        <w:rPr>
+          <w:b/>
+          <w:color w:val="E97132"/>
+        </w:rPr>
+        <w:t>Lo scambio con variabile temporanea</w:t>
+      </w:r>
+    </w:p>
+    <w:p>
+      <w:r>
+        <w:t xml:space="preserve">Per </w:t>
+      </w:r>
+      <w:r>
+        <w:rPr>
+          <w:highlight w:val="yellow"/>
+        </w:rPr>
+        <w:t>scambiare correttamente i valori di due variabili serve una terza variabile di supporto</w:t>
+      </w:r>
+      <w:r>
+        <w:t xml:space="preserve">, dello stesso tipo, che conservi temporaneamente uno dei due valori. Questo metodo si chiama </w:t>
+      </w:r>
+      <w:r>
+        <w:rPr>
+          <w:b/>
+        </w:rPr>
+        <w:t xml:space="preserve">scambio con </w:t>
+      </w:r>
+      <w:r>
+        <w:rPr>
+          <w:b/>
+          <w:highlight w:val="yellow"/>
+        </w:rPr>
+        <w:t>variabile temporanea</w:t>
+      </w:r>
+      <w:r>
+        <w:t xml:space="preserve"> (o variabile d'appoggio) ed è l'esatto equivalente della tazza ausiliaria. I passi sono tre:</w:t>
+      </w:r>
+    </w:p>
+    <w:p>
+      <w:r>
+        <w:t>1. si salva il valore di x nella variabile d'appoggio;</w:t>
+      </w:r>
+    </w:p>
+    <w:p>
+      <w:r>
+        <w:t>2. si copia il valore di y in x;</w:t>
+      </w:r>
+    </w:p>
+    <w:p>
+      <w:r>
+        <w:t>3. si copia in y il valore conservato nella variabile d'appoggio.</w:t>
+      </w:r>
+    </w:p>
+    <w:p>
+      <w:r>
+        <w:t xml:space="preserve">I nomi tipici delle variabili d'appoggio sono </w:t>
+      </w:r>
+      <w:r>
+        <w:rPr>
+          <w:rFonts w:ascii="Consolas" w:hAnsi="Consolas" w:cs="Consolas"/>
+        </w:rPr>
+        <w:t>temp</w:t>
+      </w:r>
+      <w:r>
+        <w:t xml:space="preserve">, </w:t>
+      </w:r>
+      <w:r>
+        <w:rPr>
+          <w:rFonts w:ascii="Consolas" w:hAnsi="Consolas" w:cs="Consolas"/>
+        </w:rPr>
+        <w:t>aux</w:t>
+      </w:r>
+      <w:r>
+        <w:t xml:space="preserve">, </w:t>
+      </w:r>
+      <w:r>
+        <w:rPr>
+          <w:rFonts w:ascii="Consolas" w:hAnsi="Consolas" w:cs="Consolas"/>
+        </w:rPr>
+        <w:t>prevX</w:t>
+      </w:r>
+      <w:r>
+        <w:t xml:space="preserve">, </w:t>
+      </w:r>
+      <w:r>
+        <w:rPr>
+          <w:rFonts w:ascii="Consolas" w:hAnsi="Consolas" w:cs="Consolas"/>
+        </w:rPr>
+        <w:t>savedX</w:t>
+      </w:r>
+      <w:r>
+        <w:t xml:space="preserve">, </w:t>
+      </w:r>
+      <w:r>
+        <w:rPr>
+          <w:rFonts w:ascii="Consolas" w:hAnsi="Consolas" w:cs="Consolas"/>
+        </w:rPr>
+        <w:t>backup</w:t>
+      </w:r>
+      <w:r>
+        <w:t>.</w:t>
+      </w:r>
+    </w:p>
+    <w:p>
+      <w:pPr>
+        <w:spacing w:after="0" w:line="240" w:lineRule="auto"/>
+        <w:rPr>
+          <w:lang w:val="en-US"/>
+        </w:rPr>
+      </w:pPr>
+      <w:r>
+        <w:rPr>
+          <w:rFonts w:ascii="Consolas" w:hAnsi="Consolas" w:cs="Consolas"/>
+          <w:sz w:val="17"/>
+          <w:lang w:val="en-US"/>
+        </w:rPr>
+        <w:t>int main(void) {</w:t>
+      </w:r>
+    </w:p>
+    <w:p>
+      <w:pPr>
+        <w:spacing w:after="0" w:line="240" w:lineRule="auto"/>
+        <w:rPr>
+          <w:lang w:val="en-US"/>
+        </w:rPr>
+      </w:pPr>
+      <w:r>
+        <w:rPr>
+          <w:rFonts w:ascii="Consolas" w:hAnsi="Consolas" w:cs="Consolas"/>
+          <w:sz w:val="17"/>
+          <w:lang w:val="en-US"/>
+        </w:rPr>
+        <w:t xml:space="preserve">    int x = 5;</w:t>
+      </w:r>
+    </w:p>
+    <w:p>
+      <w:pPr>
+        <w:spacing w:after="0" w:line="240" w:lineRule="auto"/>
+      </w:pPr>
+      <w:r>
+        <w:rPr>
+          <w:rFonts w:ascii="Consolas" w:hAnsi="Consolas" w:cs="Consolas"/>
+          <w:sz w:val="17"/>
+          <w:lang w:val="en-US"/>
+        </w:rPr>
+        <w:t xml:space="preserve">    </w:t>
+      </w:r>
+      <w:r>
+        <w:rPr>
+          <w:rFonts w:ascii="Consolas" w:hAnsi="Consolas" w:cs="Consolas"/>
+          <w:sz w:val="17"/>
+        </w:rPr>
+        <w:t>int y = 2;</w:t>
+      </w:r>
+    </w:p>
+    <w:p>
+      <w:pPr>
+        <w:spacing w:after="0" w:line="240" w:lineRule="auto"/>
+      </w:pPr>
+      <w:r>
+        <w:rPr>
+          <w:rFonts w:ascii="Consolas" w:hAnsi="Consolas" w:cs="Consolas"/>
+          <w:sz w:val="17"/>
+        </w:rPr>
+        <w:t xml:space="preserve">    int temp;</w:t>
+      </w:r>
+    </w:p>
+    <w:p>
+      <w:pPr>
+        <w:spacing w:after="0" w:line="240" w:lineRule="auto"/>
+      </w:pPr>
+      <w:r>
+        <w:rPr>
+          <w:rFonts w:ascii="Consolas" w:hAnsi="Consolas" w:cs="Consolas"/>
+          <w:sz w:val="17"/>
+        </w:rPr>
+        <w:t xml:space="preserve">    temp = x;   // 1: salvo il vecchio valore di x</w:t>
+      </w:r>
+    </w:p>
+    <w:p>
+      <w:pPr>
+        <w:spacing w:after="0" w:line="240" w:lineRule="auto"/>
+      </w:pPr>
+      <w:r>
+        <w:rPr>
+          <w:rFonts w:ascii="Consolas" w:hAnsi="Consolas" w:cs="Consolas"/>
+          <w:sz w:val="17"/>
+        </w:rPr>
+        <w:t xml:space="preserve">    x = y;      // 2: ora posso sovrascrivere x</w:t>
+      </w:r>
+    </w:p>
+    <w:p>
+      <w:pPr>
+        <w:spacing w:after="0" w:line="240" w:lineRule="auto"/>
+      </w:pPr>
+      <w:r>
+        <w:rPr>
+          <w:rFonts w:ascii="Consolas" w:hAnsi="Consolas" w:cs="Consolas"/>
+          <w:sz w:val="17"/>
+        </w:rPr>
+        <w:t xml:space="preserve">    y = temp;   // 3: recupero il valore salvato</w:t>
+      </w:r>
+    </w:p>
+    <w:p>
+      <w:pPr>
+        <w:spacing w:after="0" w:line="240" w:lineRule="auto"/>
+      </w:pPr>
+      <w:r>
+        <w:rPr>
+          <w:rFonts w:ascii="Consolas" w:hAnsi="Consolas" w:cs="Consolas"/>
+          <w:sz w:val="17"/>
+        </w:rPr>
+        <w:t xml:space="preserve">    printf("Le var x, y valgono %d, %d\n", x, y);</w:t>
+      </w:r>
+    </w:p>
+    <w:p>
+      <w:pPr>
+        <w:spacing w:after="0" w:line="240" w:lineRule="auto"/>
+      </w:pPr>
+      <w:r>
+        <w:rPr>
+          <w:rFonts w:ascii="Consolas" w:hAnsi="Consolas" w:cs="Consolas"/>
+          <w:sz w:val="17"/>
+        </w:rPr>
+        <w:t>}</w:t>
+      </w:r>
+    </w:p>
+    <w:p/>
+    <w:p>
+      <w:r>
+        <w:t xml:space="preserve">Sullo stack, </w:t>
+      </w:r>
+      <w:r>
+        <w:rPr>
+          <w:highlight w:val="yellow"/>
+        </w:rPr>
+        <w:t xml:space="preserve">la dichiarazione </w:t>
+      </w:r>
+      <w:r>
+        <w:rPr>
+          <w:rFonts w:ascii="Consolas" w:hAnsi="Consolas" w:cs="Consolas"/>
+          <w:highlight w:val="yellow"/>
+        </w:rPr>
+        <w:t>int temp</w:t>
+      </w:r>
+      <w:r>
+        <w:rPr>
+          <w:rFonts w:ascii="Consolas" w:hAnsi="Consolas" w:cs="Consolas"/>
+        </w:rPr>
+        <w:t>;</w:t>
+      </w:r>
+      <w:r>
+        <w:t xml:space="preserve"> alloca altri 4 byte con valore indeterminato (il simbolo "?" con cui si indica un contenuto indeterminato, come visto nel capitolo 7). Poi, passo per passo:</w:t>
+      </w:r>
+    </w:p>
+    <w:p>
+      <w:pPr>
+        <w:numPr>
+          <w:ilvl w:val="0"/>
+          <w:numId w:val="1"/>
+        </w:numPr>
+      </w:pPr>
+      <w:r>
+        <w:rPr>
+          <w:rFonts w:ascii="Consolas" w:hAnsi="Consolas" w:cs="Consolas"/>
+        </w:rPr>
+        <w:t>temp = x;</w:t>
+      </w:r>
+      <w:r>
+        <w:t xml:space="preserve"> copia 5 in temp: ora il valore originale di x esiste in due celle;</w:t>
+      </w:r>
+    </w:p>
+    <w:p>
+      <w:pPr>
+        <w:numPr>
+          <w:ilvl w:val="0"/>
+          <w:numId w:val="1"/>
+        </w:numPr>
+      </w:pPr>
+      <w:r>
+        <w:rPr>
+          <w:rFonts w:ascii="Consolas" w:hAnsi="Consolas" w:cs="Consolas"/>
+        </w:rPr>
+        <w:t>x = y;</w:t>
+      </w:r>
+      <w:r>
+        <w:t xml:space="preserve"> sovrascrive x con 2, ma questa volta nessuna informazione è persa, perché il 5 è al sicuro in temp;</w:t>
+      </w:r>
+    </w:p>
+    <w:p>
+      <w:pPr>
+        <w:numPr>
+          <w:ilvl w:val="0"/>
+          <w:numId w:val="1"/>
+        </w:numPr>
+      </w:pPr>
+      <w:r>
+        <w:rPr>
+          <w:rFonts w:ascii="Consolas" w:hAnsi="Consolas" w:cs="Consolas"/>
+        </w:rPr>
+        <w:t>y = temp;</w:t>
+      </w:r>
+      <w:r>
+        <w:t xml:space="preserve"> copia in y il 5 salvato.</w:t>
+      </w:r>
+    </w:p>
+    <w:p>
+      <w:r>
+        <w:t xml:space="preserve">Il programma stampa </w:t>
+      </w:r>
+      <w:r>
+        <w:rPr>
+          <w:rFonts w:ascii="Consolas" w:hAnsi="Consolas" w:cs="Consolas"/>
+        </w:rPr>
+        <w:t>Le var x, y valgono 2, 5</w:t>
+      </w:r>
+      <w:r>
+        <w:t>: i valori sono stati scambiati.</w:t>
+      </w:r>
+    </w:p>
+    <w:p>
+      <w:pPr>
+        <w:keepNext/>
+        <w:jc w:val="center"/>
+      </w:pPr>
+      <w:r>
+        <w:rPr>
+          <w:noProof/>
+        </w:rPr>
+        <w:lastRenderedPageBreak/>
+        <w:drawing>
+          <wp:inline distT="0" distB="0" distL="0" distR="0" wp14:anchorId="1919567B" wp14:editId="7C176F11">
+            <wp:extent cx="4500000" cy="2276584"/>
+            <wp:effectExtent l="0" t="0" r="0" b="0"/>
+            <wp:docPr id="475959973" name="Picture 475959973"/>
+            <wp:cNvGraphicFramePr>
+              <a:graphicFrameLocks xmlns:a="http://schemas.openxmlformats.org/drawingml/2006/main" noChangeAspect="1"/>
+            </wp:cNvGraphicFramePr>
+            <a:graphic xmlns:a="http://schemas.openxmlformats.org/drawingml/2006/main">
+              <a:graphicData uri="http://schemas.openxmlformats.org/drawingml/2006/picture">
+                <pic:pic xmlns:pic="http://schemas.openxmlformats.org/drawingml/2006/picture">
+                  <pic:nvPicPr>
+                    <pic:cNvPr id="0" name="ch13_swap_temp.png"/>
+                    <pic:cNvPicPr/>
+                  </pic:nvPicPr>
+                  <pic:blipFill>
+                    <a:blip r:embed="rId20"/>
+                    <a:stretch>
+                      <a:fillRect/>
+                    </a:stretch>
+                  </pic:blipFill>
+                  <pic:spPr>
+                    <a:xfrm>
+                      <a:off x="0" y="0"/>
+                      <a:ext cx="4500000" cy="2276584"/>
+                    </a:xfrm>
+                    <a:prstGeom prst="rect">
+                      <a:avLst/>
+                    </a:prstGeom>
+                  </pic:spPr>
+                </pic:pic>
+              </a:graphicData>
+            </a:graphic>
+          </wp:inline>
+        </w:drawing>
+      </w:r>
+    </w:p>
+    <w:p>
+      <w:pPr>
+        <w:jc w:val="center"/>
+      </w:pPr>
+      <w:r>
+        <w:rPr>
+          <w:i/>
+          <w:sz w:val="18"/>
+        </w:rPr>
+        <w:t>Scambio con variabile temporanea: il 5 resta al sicuro in temp finché y non lo riceve (in rosso le celle il cui valore è cambiato).</w:t>
+      </w:r>
+    </w:p>
+    <w:p>
+      <w:pPr>
+        <w:pStyle w:val="Titolo2"/>
+      </w:pPr>
+      <w:r>
+        <w:rPr>
+          <w:b/>
+          <w:color w:val="E97132"/>
+        </w:rPr>
+        <w:t>Perché l'ordine conta</w:t>
+      </w:r>
+    </w:p>
+    <w:p>
+      <w:r>
+        <w:t xml:space="preserve">Come nell'esempio delle tazze, la sequenza dei tre assegnamenti non si può cambiare a piacere: ogni assegnamento deve avvenire quando il valore che sta per essere sovrascritto è già stato salvato altrove. Per esempio, scrivendo </w:t>
+      </w:r>
+      <w:r>
+        <w:rPr>
+          <w:rFonts w:ascii="Consolas" w:hAnsi="Consolas" w:cs="Consolas"/>
+        </w:rPr>
+        <w:t>x = y; temp = x; y = temp;</w:t>
+      </w:r>
+      <w:r>
+        <w:t xml:space="preserve"> si copia in temp un valore di x che è già stato sovrascritto, e alla fine x, y e temp valgono tutti 2: il 5 è stato perso proprio come nel metodo ovvio.</w:t>
+      </w:r>
+    </w:p>
+    <w:p>
+      <w:r>
+        <w:t>Il prezzo della soluzione corretta è piccolo: una sola variabile in più, cioè 4 byte per degli int, a fronte di un'operazione che il metodo ovvio non sa fare. Lo scambio con variabile temporanea sarà utile ogni volta che un algoritmo dovrà riordinare dei valori; nel prossimo capitolo passiamo invece ai numeri reali, con i tipi float e double.</w:t>
+      </w:r>
+    </w:p>
+    <w:p/>
+    <w:p>
+      <w:pPr>
+        <w:pStyle w:val="Titolo1"/>
+      </w:pPr>
+      <w:r>
+        <w:rPr>
+          <w:b/>
+          <w:color w:val="EE0000"/>
+        </w:rPr>
+        <w:t>Capitolo 14: Numeri Reali in C: float, double e Formati di Stampa</w:t>
+      </w:r>
+    </w:p>
+    <w:p>
+      <w:pPr>
+        <w:pStyle w:val="Titolo2"/>
+      </w:pPr>
+      <w:r>
+        <w:rPr>
+          <w:b/>
+          <w:color w:val="E97132"/>
+        </w:rPr>
+        <w:t>I tipi per i numeri reali</w:t>
+      </w:r>
+    </w:p>
+    <w:p>
+      <w:r>
+        <w:t xml:space="preserve">Nel calcolo scientifico e in moltissime applicazioni pratiche (grafica, simulazioni, elaborazione di dati) occorre lavorare con numeri reali, cioè con valori che hanno una parte intera e una parte frazionaria. In C sono rappresentati principalmente da due tipi: </w:t>
+      </w:r>
+      <w:r>
+        <w:rPr>
+          <w:b/>
+          <w:highlight w:val="yellow"/>
+        </w:rPr>
+        <w:t>float</w:t>
+      </w:r>
+      <w:r>
+        <w:t xml:space="preserve">, tipicamente a </w:t>
+      </w:r>
+      <w:r>
+        <w:rPr>
+          <w:highlight w:val="yellow"/>
+        </w:rPr>
+        <w:t>32</w:t>
+      </w:r>
+      <w:r>
+        <w:t xml:space="preserve"> bit, e </w:t>
+      </w:r>
+      <w:r>
+        <w:rPr>
+          <w:b/>
+          <w:highlight w:val="yellow"/>
+        </w:rPr>
+        <w:t>double</w:t>
+      </w:r>
+      <w:r>
+        <w:t xml:space="preserve">, tipicamente a </w:t>
+      </w:r>
+      <w:r>
+        <w:rPr>
+          <w:highlight w:val="yellow"/>
+        </w:rPr>
+        <w:t>64</w:t>
+      </w:r>
+      <w:r>
+        <w:t xml:space="preserve"> bit. </w:t>
+      </w:r>
+      <w:r>
+        <w:rPr>
+          <w:highlight w:val="yellow"/>
+        </w:rPr>
+        <w:t>Hanno entrambi una codifica in virgola mobile</w:t>
+      </w:r>
+      <w:r>
+        <w:t xml:space="preserve">, che segue lo standard IEEE 754, argomento che si vedrà nel corso di Fondamenti dell'Informatica. Come già osservato nel capitolo 6, sono modelli finiti dei numeri reali: i due tipi si distinguono proprio per la </w:t>
+      </w:r>
+      <w:r>
+        <w:rPr>
+          <w:b/>
+        </w:rPr>
+        <w:t>precisione</w:t>
+      </w:r>
+      <w:r>
+        <w:t xml:space="preserve"> e per l'</w:t>
+      </w:r>
+      <w:r>
+        <w:rPr>
+          <w:b/>
+        </w:rPr>
+        <w:t>intervallo</w:t>
+      </w:r>
+      <w:r>
+        <w:t xml:space="preserve"> di valori che riescono a rappresentare.</w:t>
+      </w:r>
+    </w:p>
+    <w:p>
+      <w:pPr>
+        <w:numPr>
+          <w:ilvl w:val="0"/>
+          <w:numId w:val="1"/>
+        </w:numPr>
+      </w:pPr>
+      <w:r>
+        <w:rPr>
+          <w:b/>
+        </w:rPr>
+        <w:t>float</w:t>
+      </w:r>
+      <w:r>
+        <w:t>: 32 bit (4 byte), circa 7 cifre decimali di precisione, valori da circa 10</w:t>
+      </w:r>
+      <w:r>
+        <w:rPr>
+          <w:vertAlign w:val="superscript"/>
+        </w:rPr>
+        <w:t>-38</w:t>
+      </w:r>
+      <w:r>
+        <w:t xml:space="preserve"> a circa 10</w:t>
+      </w:r>
+      <w:r>
+        <w:rPr>
+          <w:vertAlign w:val="superscript"/>
+        </w:rPr>
+        <w:t>38</w:t>
+      </w:r>
+      <w:r>
+        <w:t>. È adatto quando serve risparmiare memoria o per calcoli meno critici.</w:t>
+      </w:r>
+    </w:p>
+    <w:p>
+      <w:pPr>
+        <w:numPr>
+          <w:ilvl w:val="0"/>
+          <w:numId w:val="1"/>
+        </w:numPr>
+      </w:pPr>
+      <w:r>
+        <w:rPr>
+          <w:b/>
+        </w:rPr>
+        <w:t>double</w:t>
+      </w:r>
+      <w:r>
+        <w:t>: 64 bit (8 byte), circa 15-16 cifre decimali, valori da circa 10</w:t>
+      </w:r>
+      <w:r>
+        <w:rPr>
+          <w:vertAlign w:val="superscript"/>
+        </w:rPr>
+        <w:t>-308</w:t>
+      </w:r>
+      <w:r>
+        <w:t xml:space="preserve"> a circa 10</w:t>
+      </w:r>
+      <w:r>
+        <w:rPr>
+          <w:vertAlign w:val="superscript"/>
+        </w:rPr>
+        <w:t>308</w:t>
+      </w:r>
+      <w:r>
+        <w:t>. È il tipo per i calcoli scientifici e per le applicazioni che richiedono alta precisione.</w:t>
+      </w:r>
+    </w:p>
+    <w:p>
+      <w:r>
+        <w:t>Sui numeri reali valgono le quattro operazioni aritmetiche: addizione (+), sottrazione (-), moltiplicazione (*) e divisione (/). Non c'è invece l'operatore modulo (%), che in C è definito solo per gli interi: esiste una funzione di libreria con questo scopo, chiamata fmod, ma il corso non la userà.</w:t>
+      </w:r>
+    </w:p>
+    <w:p>
+      <w:pPr>
+        <w:pStyle w:val="Titolo2"/>
+      </w:pPr>
+      <w:r>
+        <w:rPr>
+          <w:b/>
+          <w:color w:val="E97132"/>
+        </w:rPr>
+        <w:lastRenderedPageBreak/>
+        <w:t>float e double in memoria</w:t>
+      </w:r>
+    </w:p>
+    <w:p>
+      <w:r>
+        <w:t>Vediamo un primo esempio. Il programma calcola la divisione tra due variabili reali e stampa i tre valori:</w:t>
+      </w:r>
+    </w:p>
+    <w:p>
+      <w:pPr>
+        <w:spacing w:after="0" w:line="240" w:lineRule="auto"/>
+        <w:rPr>
+          <w:lang w:val="en-US"/>
+        </w:rPr>
+      </w:pPr>
+      <w:r>
+        <w:rPr>
+          <w:rFonts w:ascii="Consolas" w:hAnsi="Consolas" w:cs="Consolas"/>
+          <w:sz w:val="17"/>
+          <w:lang w:val="en-US"/>
+        </w:rPr>
+        <w:t>int main(void) {</w:t>
+      </w:r>
+    </w:p>
+    <w:p>
+      <w:pPr>
+        <w:spacing w:after="0" w:line="240" w:lineRule="auto"/>
+        <w:rPr>
+          <w:lang w:val="en-US"/>
+        </w:rPr>
+      </w:pPr>
+      <w:r>
+        <w:rPr>
+          <w:rFonts w:ascii="Consolas" w:hAnsi="Consolas" w:cs="Consolas"/>
+          <w:sz w:val="17"/>
+          <w:lang w:val="en-US"/>
+        </w:rPr>
+        <w:t xml:space="preserve">    float x = 5, y = 2, z;</w:t>
+      </w:r>
+    </w:p>
+    <w:p>
+      <w:pPr>
+        <w:spacing w:after="0" w:line="240" w:lineRule="auto"/>
+      </w:pPr>
+      <w:r>
+        <w:rPr>
+          <w:rFonts w:ascii="Consolas" w:hAnsi="Consolas" w:cs="Consolas"/>
+          <w:sz w:val="17"/>
+          <w:lang w:val="en-US"/>
+        </w:rPr>
+        <w:t xml:space="preserve">    </w:t>
+      </w:r>
+      <w:r>
+        <w:rPr>
+          <w:rFonts w:ascii="Consolas" w:hAnsi="Consolas" w:cs="Consolas"/>
+          <w:sz w:val="17"/>
+        </w:rPr>
+        <w:t>z = x / y;</w:t>
+      </w:r>
+    </w:p>
+    <w:p>
+      <w:pPr>
+        <w:spacing w:after="0" w:line="240" w:lineRule="auto"/>
+      </w:pPr>
+      <w:r>
+        <w:rPr>
+          <w:rFonts w:ascii="Consolas" w:hAnsi="Consolas" w:cs="Consolas"/>
+          <w:sz w:val="17"/>
+        </w:rPr>
+        <w:t xml:space="preserve">    printf("La var x vale %f\n", x);</w:t>
+      </w:r>
+    </w:p>
+    <w:p>
+      <w:pPr>
+        <w:spacing w:after="0" w:line="240" w:lineRule="auto"/>
+      </w:pPr>
+      <w:r>
+        <w:rPr>
+          <w:rFonts w:ascii="Consolas" w:hAnsi="Consolas" w:cs="Consolas"/>
+          <w:sz w:val="17"/>
+        </w:rPr>
+        <w:t xml:space="preserve">    printf("La var y vale %f\n", y);</w:t>
+      </w:r>
+    </w:p>
+    <w:p>
+      <w:pPr>
+        <w:spacing w:after="0" w:line="240" w:lineRule="auto"/>
+      </w:pPr>
+      <w:r>
+        <w:rPr>
+          <w:rFonts w:ascii="Consolas" w:hAnsi="Consolas" w:cs="Consolas"/>
+          <w:sz w:val="17"/>
+        </w:rPr>
+        <w:t xml:space="preserve">    printf("La var z vale %f\n", z);</w:t>
+      </w:r>
+    </w:p>
+    <w:p>
+      <w:pPr>
+        <w:spacing w:after="0" w:line="240" w:lineRule="auto"/>
+      </w:pPr>
+      <w:r>
+        <w:rPr>
+          <w:rFonts w:ascii="Consolas" w:hAnsi="Consolas" w:cs="Consolas"/>
+          <w:sz w:val="17"/>
+        </w:rPr>
+        <w:t>}</w:t>
+      </w:r>
+    </w:p>
+    <w:p/>
+    <w:p>
+      <w:r>
+        <w:t xml:space="preserve">L'output è </w:t>
+      </w:r>
+      <w:r>
+        <w:rPr>
+          <w:rFonts w:ascii="Consolas" w:hAnsi="Consolas" w:cs="Consolas"/>
+        </w:rPr>
+        <w:t>La var x vale 5.000000</w:t>
+      </w:r>
+      <w:r>
+        <w:t xml:space="preserve">, </w:t>
+      </w:r>
+      <w:r>
+        <w:rPr>
+          <w:rFonts w:ascii="Consolas" w:hAnsi="Consolas" w:cs="Consolas"/>
+        </w:rPr>
+        <w:t>La var y vale 2.000000</w:t>
+      </w:r>
+      <w:r>
+        <w:t xml:space="preserve"> e </w:t>
+      </w:r>
+      <w:r>
+        <w:rPr>
+          <w:rFonts w:ascii="Consolas" w:hAnsi="Consolas" w:cs="Consolas"/>
+        </w:rPr>
+        <w:t>La var z vale 2.500000</w:t>
+      </w:r>
+      <w:r>
+        <w:t xml:space="preserve">. Poiché gli operandi sono reali, la divisione mantiene la parte frazionaria: 5 / 2 dà 2.5. In memoria ciascuna delle tre variabili float occupa 4 byte. Se si sostituisce float con </w:t>
+      </w:r>
+      <w:r>
+        <w:rPr>
+          <w:b/>
+        </w:rPr>
+        <w:t>double</w:t>
+      </w:r>
+      <w:r>
+        <w:t xml:space="preserve"> il risultato stampato è identico, ma ogni variabile occupa 8 byte (64 bit). I due tipi si possono anche mescolare: se x e y sono float e z è un double, la divisione tra x e y dà comunque 2.5, che viene memorizzato in una variabile da 8 byte.</w:t>
+      </w:r>
+    </w:p>
+    <w:p>
+      <w:pPr>
+        <w:keepNext/>
+        <w:jc w:val="center"/>
+      </w:pPr>
+      <w:r>
+        <w:rPr>
+          <w:noProof/>
+        </w:rPr>
+        <w:drawing>
+          <wp:inline distT="0" distB="0" distL="0" distR="0" wp14:anchorId="2A0CDCD5" wp14:editId="4A80A262">
+            <wp:extent cx="4320000" cy="2592813"/>
+            <wp:effectExtent l="0" t="0" r="0" b="0"/>
+            <wp:docPr id="475959974" name="Picture 475959974"/>
+            <wp:cNvGraphicFramePr>
+              <a:graphicFrameLocks xmlns:a="http://schemas.openxmlformats.org/drawingml/2006/main" noChangeAspect="1"/>
+            </wp:cNvGraphicFramePr>
+            <a:graphic xmlns:a="http://schemas.openxmlformats.org/drawingml/2006/main">
+              <a:graphicData uri="http://schemas.openxmlformats.org/drawingml/2006/picture">
+                <pic:pic xmlns:pic="http://schemas.openxmlformats.org/drawingml/2006/picture">
+                  <pic:nvPicPr>
+                    <pic:cNvPr id="0" name="ch14_float_double_memoria.png"/>
                     <pic:cNvPicPr/>
                   </pic:nvPicPr>
                   <pic:blipFill>
@@ -13633,9 +14514,11 @@
                   <pic:spPr>
                     <a:xfrm>
                       <a:off x="0" y="0"/>
-                      <a:ext cx="4500000" cy="2603808"/>
+                      <a:ext cx="4320000" cy="2592813"/>
                     </a:xfrm>
-                    <a:prstGeom prst="rect"/>
+                    <a:prstGeom prst="rect">
+                      <a:avLst/>
+                    </a:prstGeom>
                   </pic:spPr>
                 </pic:pic>
               </a:graphicData>
@@ -13653,7 +14536,7 @@
           <w:i/>
           <w:sz w:val="18"/>
         </w:rPr>
-        <w:t>Lo scambio delle tazze con una sola tazza ausiliaria (in rosso le tazze il cui contenuto è cambiato).</w:t>
+        <w:t>float e double in memoria: stesse operazioni, ma 4 byte per ogni float e 8 byte per ogni double.</w:t>
       </w:r>
     </w:p>
     <w:p>
@@ -13665,95 +14548,853 @@
           <w:b/>
           <w:color w:val="E97132"/>
         </w:rPr>
-        <w:t>Il metodo ovvio non funziona</w:t>
-      </w:r>
-    </w:p>
-    <w:p>
-      <w:r>
-        <w:rPr/>
-        <w:t>Definiamo due variabili intere x e y e proviamo a scambiarle nel modo più intuitivo: assegniamo a x il contenuto di y e poi a y il contenuto di x.</w:t>
-      </w:r>
-    </w:p>
-    <w:p>
-      <w:pPr>
-        <w:spacing w:after="0" w:before="0" w:line="240" w:lineRule="auto"/>
-      </w:pPr>
+        <w:t>Stampare i numeri reali: %f, %e e %g</w:t>
+      </w:r>
+    </w:p>
+    <w:p>
+      <w:r>
+        <w:t xml:space="preserve">Per stampare un numero reale con printf si usano tre specificatori di conversione, che differiscono per la notazione. Prendiamo come esempio </w:t>
+      </w:r>
       <w:r>
         <w:rPr>
           <w:rFonts w:ascii="Consolas" w:hAnsi="Consolas" w:cs="Consolas"/>
-          <w:sz w:val="17"/>
+        </w:rPr>
+        <w:t>double z = 2.5;</w:t>
+      </w:r>
+      <w:r>
+        <w:t>:</w:t>
+      </w:r>
+    </w:p>
+    <w:p>
+      <w:pPr>
+        <w:numPr>
+          <w:ilvl w:val="0"/>
+          <w:numId w:val="1"/>
+        </w:numPr>
+      </w:pPr>
+      <w:r>
+        <w:rPr>
+          <w:b/>
+        </w:rPr>
+        <w:t>%f</w:t>
+      </w:r>
+      <w:r>
+        <w:t xml:space="preserve">: </w:t>
+      </w:r>
+      <w:r>
+        <w:rPr>
+          <w:highlight w:val="yellow"/>
+        </w:rPr>
+        <w:t>notazione decimale fissa</w:t>
+      </w:r>
+      <w:r>
+        <w:t>, con 6 cifre decimali di default (2.500000). È la scelta per la rappresentazione "naturale" di un numero reale.</w:t>
+      </w:r>
+    </w:p>
+    <w:p>
+      <w:pPr>
+        <w:numPr>
+          <w:ilvl w:val="0"/>
+          <w:numId w:val="1"/>
+        </w:numPr>
+      </w:pPr>
+      <w:r>
+        <w:rPr>
+          <w:b/>
+        </w:rPr>
+        <w:t>%e</w:t>
+      </w:r>
+      <w:r>
+        <w:t xml:space="preserve">: </w:t>
+      </w:r>
+      <w:r>
+        <w:rPr>
+          <w:highlight w:val="yellow"/>
+        </w:rPr>
+        <w:t>notazione scientifica o esponenziale</w:t>
+      </w:r>
+      <w:r>
+        <w:t xml:space="preserve"> (2.500000e+00). È utile per numeri molto grandi o molto piccoli.</w:t>
+      </w:r>
+    </w:p>
+    <w:p>
+      <w:pPr>
+        <w:numPr>
+          <w:ilvl w:val="0"/>
+          <w:numId w:val="1"/>
+        </w:numPr>
+      </w:pPr>
+      <w:r>
+        <w:rPr>
+          <w:b/>
+        </w:rPr>
+        <w:t>%g</w:t>
+      </w:r>
+      <w:r>
+        <w:t xml:space="preserve">: </w:t>
+      </w:r>
+      <w:r>
+        <w:rPr>
+          <w:highlight w:val="yellow"/>
+        </w:rPr>
+        <w:t>formato adattivo, che sceglie tra %f e %e quello più compatto ed elimina gli zeri inutili</w:t>
+      </w:r>
+      <w:r>
+        <w:t xml:space="preserve"> (2.5). Si usa quando serve una stampa leggibile e compatta, senza preoccuparsi della notazione; stampa al più 6 cifre significative.</w:t>
+      </w:r>
+    </w:p>
+    <w:p>
+      <w:r>
+        <w:rPr>
+          <w:highlight w:val="yellow"/>
+        </w:rPr>
+        <w:t xml:space="preserve">Come per gli interi, dove </w:t>
+      </w:r>
+      <w:r>
+        <w:rPr>
+          <w:rFonts w:ascii="Consolas" w:hAnsi="Consolas" w:cs="Consolas"/>
+          <w:highlight w:val="yellow"/>
+        </w:rPr>
+        <w:t>%6d</w:t>
+      </w:r>
+      <w:r>
+        <w:rPr>
+          <w:highlight w:val="yellow"/>
+        </w:rPr>
+        <w:t xml:space="preserve"> fissa la larghezza minima del campo (capitolo 8), anche qui si può controllare la formattazione</w:t>
+      </w:r>
+      <w:r>
+        <w:t xml:space="preserve">: scrivendo un punto e un numero tra il simbolo % e la lettera, come in </w:t>
+      </w:r>
+      <w:r>
+        <w:rPr>
+          <w:rFonts w:ascii="Consolas" w:hAnsi="Consolas" w:cs="Consolas"/>
+        </w:rPr>
+        <w:t>%.3f</w:t>
+      </w:r>
+      <w:r>
+        <w:t xml:space="preserve">, si indica la </w:t>
+      </w:r>
+      <w:r>
+        <w:rPr>
+          <w:b/>
+        </w:rPr>
+        <w:t>precisione</w:t>
+      </w:r>
+      <w:r>
+        <w:t>, cioè quante cifre decimali stampare. Con la stessa variabile z:</w:t>
+      </w:r>
+    </w:p>
+    <w:p>
+      <w:pPr>
+        <w:spacing w:after="0" w:line="240" w:lineRule="auto"/>
+      </w:pPr>
+      <w:r>
+        <w:rPr>
+          <w:rFonts w:ascii="Consolas" w:hAnsi="Consolas" w:cs="Consolas"/>
+          <w:sz w:val="17"/>
+        </w:rPr>
+        <w:lastRenderedPageBreak/>
+        <w:t>printf("z vale %f</w:t>
+      </w:r>
+    </w:p>
+    <w:p>
+      <w:pPr>
+        <w:spacing w:after="0" w:line="240" w:lineRule="auto"/>
+      </w:pPr>
+      <w:r>
+        <w:rPr>
+          <w:rFonts w:ascii="Consolas" w:hAnsi="Consolas" w:cs="Consolas"/>
+          <w:sz w:val="17"/>
+        </w:rPr>
+        <w:t>", z);      // z vale 2.500000</w:t>
+      </w:r>
+    </w:p>
+    <w:p>
+      <w:pPr>
+        <w:spacing w:after="0" w:line="240" w:lineRule="auto"/>
+      </w:pPr>
+      <w:r>
+        <w:rPr>
+          <w:rFonts w:ascii="Consolas" w:hAnsi="Consolas" w:cs="Consolas"/>
+          <w:sz w:val="17"/>
+        </w:rPr>
+        <w:t>printf("z vale %.3f</w:t>
+      </w:r>
+    </w:p>
+    <w:p>
+      <w:pPr>
+        <w:spacing w:after="0" w:line="240" w:lineRule="auto"/>
+      </w:pPr>
+      <w:r>
+        <w:rPr>
+          <w:rFonts w:ascii="Consolas" w:hAnsi="Consolas" w:cs="Consolas"/>
+          <w:sz w:val="17"/>
+        </w:rPr>
+        <w:t>", z);    // z vale 2.500</w:t>
+      </w:r>
+    </w:p>
+    <w:p>
+      <w:pPr>
+        <w:spacing w:after="0" w:line="240" w:lineRule="auto"/>
+      </w:pPr>
+      <w:r>
+        <w:rPr>
+          <w:rFonts w:ascii="Consolas" w:hAnsi="Consolas" w:cs="Consolas"/>
+          <w:sz w:val="17"/>
+        </w:rPr>
+        <w:t>printf("z vale %.3e</w:t>
+      </w:r>
+    </w:p>
+    <w:p>
+      <w:pPr>
+        <w:spacing w:after="0" w:line="240" w:lineRule="auto"/>
+      </w:pPr>
+      <w:r>
+        <w:rPr>
+          <w:rFonts w:ascii="Consolas" w:hAnsi="Consolas" w:cs="Consolas"/>
+          <w:sz w:val="17"/>
+        </w:rPr>
+        <w:t>", z);    // z vale 2.500e+00</w:t>
+      </w:r>
+    </w:p>
+    <w:p/>
+    <w:p>
+      <w:r>
+        <w:rPr>
+          <w:highlight w:val="yellow"/>
+        </w:rPr>
+        <w:t xml:space="preserve">Con </w:t>
+      </w:r>
+      <w:r>
+        <w:rPr>
+          <w:rFonts w:ascii="Consolas" w:hAnsi="Consolas" w:cs="Consolas"/>
+          <w:highlight w:val="yellow"/>
+        </w:rPr>
+        <w:t>%.3f</w:t>
+      </w:r>
+      <w:r>
+        <w:rPr>
+          <w:highlight w:val="yellow"/>
+        </w:rPr>
+        <w:t xml:space="preserve"> la stampa si ferma al terzo decimale</w:t>
+      </w:r>
+      <w:r>
+        <w:t xml:space="preserve"> (più precisamente il valore viene arrotondato: 2.5678 con </w:t>
+      </w:r>
+      <w:r>
+        <w:rPr>
+          <w:rFonts w:ascii="Consolas" w:hAnsi="Consolas" w:cs="Consolas"/>
+        </w:rPr>
+        <w:t>%.3f</w:t>
+      </w:r>
+      <w:r>
+        <w:t xml:space="preserve"> diventa 2.568); </w:t>
+      </w:r>
+      <w:r>
+        <w:rPr>
+          <w:highlight w:val="yellow"/>
+        </w:rPr>
+        <w:t xml:space="preserve">con </w:t>
+      </w:r>
+      <w:r>
+        <w:rPr>
+          <w:rFonts w:ascii="Consolas" w:hAnsi="Consolas" w:cs="Consolas"/>
+          <w:highlight w:val="yellow"/>
+        </w:rPr>
+        <w:t>%.3e</w:t>
+      </w:r>
+      <w:r>
+        <w:rPr>
+          <w:highlight w:val="yellow"/>
+        </w:rPr>
+        <w:t xml:space="preserve"> la notazione esponenziale mostra tre decimali</w:t>
+      </w:r>
+      <w:r>
+        <w:t>. Gli specificatori di printf sono descritti nel manuale della libreria C di GNU (sezione sull'output formattato), a cui conviene abituarsi a ricorrere.</w:t>
+      </w:r>
+    </w:p>
+    <w:p>
+      <w:pPr>
+        <w:pStyle w:val="Titolo2"/>
+      </w:pPr>
+      <w:r>
+        <w:rPr>
+          <w:b/>
+          <w:color w:val="E97132"/>
+        </w:rPr>
+        <w:t>Leggere i double con scanf</w:t>
+      </w:r>
+    </w:p>
+    <w:p>
+      <w:r>
+        <w:t>I</w:t>
+      </w:r>
+      <w:r>
+        <w:rPr>
+          <w:highlight w:val="yellow"/>
+        </w:rPr>
+        <w:t xml:space="preserve">n printf lo specificatore </w:t>
+      </w:r>
+      <w:r>
+        <w:rPr>
+          <w:b/>
+          <w:highlight w:val="yellow"/>
+        </w:rPr>
+        <w:t>%f</w:t>
+      </w:r>
+      <w:r>
+        <w:rPr>
+          <w:highlight w:val="yellow"/>
+        </w:rPr>
+        <w:t xml:space="preserve"> va bene sia per i float sia per i double, ed è quello usato negli esempi precedenti</w:t>
+      </w:r>
+      <w:r>
+        <w:t xml:space="preserve">. </w:t>
+      </w:r>
+      <w:r>
+        <w:rPr>
+          <w:highlight w:val="yellow"/>
+        </w:rPr>
+        <w:t xml:space="preserve">Con scanf la distinzione invece conta: per leggere un </w:t>
+      </w:r>
+      <w:r>
+        <w:rPr>
+          <w:b/>
+          <w:highlight w:val="yellow"/>
+        </w:rPr>
+        <w:t>double</w:t>
+      </w:r>
+      <w:r>
+        <w:rPr>
+          <w:highlight w:val="yellow"/>
+        </w:rPr>
+        <w:t xml:space="preserve"> non si possono usare %f, %e e %g, ma gli specificatori con la lettera l, cioè </w:t>
+      </w:r>
+      <w:r>
+        <w:rPr>
+          <w:b/>
+          <w:highlight w:val="yellow"/>
+        </w:rPr>
+        <w:t>%lf</w:t>
+      </w:r>
+      <w:r>
+        <w:rPr>
+          <w:highlight w:val="yellow"/>
+        </w:rPr>
+        <w:t xml:space="preserve">, </w:t>
+      </w:r>
+      <w:r>
+        <w:rPr>
+          <w:b/>
+          <w:highlight w:val="yellow"/>
+        </w:rPr>
+        <w:t>%le</w:t>
+      </w:r>
+      <w:r>
+        <w:rPr>
+          <w:highlight w:val="yellow"/>
+        </w:rPr>
+        <w:t xml:space="preserve"> e </w:t>
+      </w:r>
+      <w:r>
+        <w:rPr>
+          <w:b/>
+          <w:highlight w:val="yellow"/>
+        </w:rPr>
+        <w:t>%lg</w:t>
+      </w:r>
+      <w:r>
+        <w:t>. La ragione sta nel funzionamento di scanf, che scrive direttamente nella memoria all'indirizzo passato (&amp;x, capitolo 9) e deve sapere quanti byte occupa la variabile: 8 per un double, 4 per un float. Usare %f con un double significherebbe scriverne solo una parte, con un valore letto sbagliato. La tabella dei tipi del corso riporta coerentemente %f per il float e %lf per il double.</w:t>
+      </w:r>
+    </w:p>
+    <w:p>
+      <w:r>
+        <w:t>In sintesi, per i numeri reali si stampa con %f, %e o %g (a seconda della notazione che si vuole) e si legge con %f, %e o %g per un float e con %lf, %le o %lg per un double.</w:t>
+      </w:r>
+    </w:p>
+    <w:p>
+      <w:r>
+        <w:t>I numeri reali sono approssimati, e le conversioni tra i tipi numerici possono far perdere informazione: è il tema del capitolo 16. Il prossimo capitolo introduce invece le funzioni matematiche della libreria math.h.</w:t>
+      </w:r>
+    </w:p>
+    <w:p>
+      <w:pPr>
+        <w:pStyle w:val="Titolo1"/>
+        <w:rPr>
+          <w:b/>
+          <w:color w:val="EE0000"/>
+        </w:rPr>
+      </w:pPr>
+    </w:p>
+    <w:p>
+      <w:pPr>
+        <w:pStyle w:val="Titolo1"/>
+      </w:pPr>
+      <w:r>
+        <w:rPr>
+          <w:b/>
+          <w:color w:val="EE0000"/>
+        </w:rPr>
+        <w:t xml:space="preserve">Capitolo 15: La Libreria </w:t>
+      </w:r>
+      <w:proofErr w:type="spellStart"/>
+      <w:r>
+        <w:rPr>
+          <w:b/>
+          <w:color w:val="EE0000"/>
+        </w:rPr>
+        <w:t>math.h</w:t>
+      </w:r>
+      <w:proofErr w:type="spellEnd"/>
+      <w:r>
+        <w:rPr>
+          <w:b/>
+          <w:color w:val="EE0000"/>
+        </w:rPr>
+        <w:t xml:space="preserve"> e la Lettura della Documentazione</w:t>
+      </w:r>
+    </w:p>
+    <w:p>
+      <w:pPr>
+        <w:pStyle w:val="Titolo2"/>
+      </w:pPr>
+      <w:r>
+        <w:rPr>
+          <w:b/>
+          <w:color w:val="E97132"/>
+        </w:rPr>
+        <w:t>Oltre le operazioni di base</w:t>
+      </w:r>
+    </w:p>
+    <w:p>
+      <w:r>
+        <w:rPr>
+          <w:highlight w:val="yellow"/>
+        </w:rPr>
+        <w:t>Gli operatori del C (+, -, *, / e, per gli interi, %) coprono solo le operazioni aritmetiche di base</w:t>
+      </w:r>
+      <w:r>
+        <w:t xml:space="preserve">. Per le </w:t>
+      </w:r>
+      <w:r>
+        <w:rPr>
+          <w:highlight w:val="yellow"/>
+        </w:rPr>
+        <w:t>funzioni matematiche più avanzate, come radici, potenze, logaritmi e funzioni trigonometriche, si usa</w:t>
+      </w:r>
+      <w:r>
+        <w:t xml:space="preserve"> </w:t>
+      </w:r>
+      <w:r>
+        <w:rPr>
+          <w:highlight w:val="yellow"/>
+        </w:rPr>
+        <w:t xml:space="preserve">la libreria </w:t>
+      </w:r>
+      <w:r>
+        <w:rPr>
+          <w:b/>
+          <w:highlight w:val="yellow"/>
+        </w:rPr>
+        <w:t>math.h</w:t>
+      </w:r>
+      <w:r>
+        <w:t>, da includere con:</w:t>
+      </w:r>
+    </w:p>
+    <w:p>
+      <w:pPr>
+        <w:spacing w:after="0" w:line="240" w:lineRule="auto"/>
+      </w:pPr>
+      <w:r>
+        <w:rPr>
+          <w:rFonts w:ascii="Consolas" w:hAnsi="Consolas" w:cs="Consolas"/>
+          <w:sz w:val="17"/>
+        </w:rPr>
+        <w:t>#include &lt;math.h&gt;</w:t>
+      </w:r>
+    </w:p>
+    <w:p>
+      <w:pPr>
+        <w:rPr>
+          <w:sz w:val="10"/>
+          <w:szCs w:val="10"/>
+        </w:rPr>
+      </w:pPr>
+    </w:p>
+    <w:p>
+      <w:r>
+        <w:t xml:space="preserve">La libreria fornisce una serie di funzioni utili, tra cui </w:t>
+      </w:r>
+      <w:r>
+        <w:rPr>
+          <w:b/>
+          <w:highlight w:val="yellow"/>
+        </w:rPr>
+        <w:t>sqrt</w:t>
+      </w:r>
+      <w:r>
+        <w:rPr>
+          <w:b/>
+        </w:rPr>
+        <w:t>()</w:t>
+      </w:r>
+      <w:r>
+        <w:t xml:space="preserve"> (radice quadrata), </w:t>
+      </w:r>
+      <w:r>
+        <w:rPr>
+          <w:b/>
+          <w:highlight w:val="yellow"/>
+        </w:rPr>
+        <w:t>pow</w:t>
+      </w:r>
+      <w:r>
+        <w:rPr>
+          <w:b/>
+        </w:rPr>
+        <w:t>()</w:t>
+      </w:r>
+      <w:r>
+        <w:t xml:space="preserve"> (potenza), </w:t>
+      </w:r>
+      <w:r>
+        <w:rPr>
+          <w:b/>
+          <w:highlight w:val="yellow"/>
+        </w:rPr>
+        <w:t>sin</w:t>
+      </w:r>
+      <w:r>
+        <w:rPr>
+          <w:b/>
+        </w:rPr>
+        <w:t>()</w:t>
+      </w:r>
+      <w:r>
+        <w:t xml:space="preserve"> e </w:t>
+      </w:r>
+      <w:r>
+        <w:rPr>
+          <w:b/>
+          <w:highlight w:val="yellow"/>
+        </w:rPr>
+        <w:t>cos</w:t>
+      </w:r>
+      <w:r>
+        <w:rPr>
+          <w:b/>
+        </w:rPr>
+        <w:t>()</w:t>
+      </w:r>
+      <w:r>
+        <w:t>, disponibili in versioni per float, double e long double (con i suffissi f e l; un argomento int viene convertito automaticamente a double). L'elenco completo è consultabile nella documentazione online della libreria (per esempio su cppreference.com, alla pagina dedicata all'header math.h).</w:t>
+      </w:r>
+    </w:p>
+    <w:p>
+      <w:r>
+        <w:t xml:space="preserve">C'è un'avvertenza pratica per chi lavora in ambiente Unix: l'uso di math.h richiede di indicare al compilatore anche la libreria matematica, con l'opzione </w:t>
+      </w:r>
+      <w:r>
+        <w:rPr>
+          <w:b/>
+        </w:rPr>
+        <w:t>-lm</w:t>
+      </w:r>
+      <w:r>
+        <w:t xml:space="preserve"> da aggiungere alla fine del comando, per esempio </w:t>
+      </w:r>
+      <w:r>
+        <w:rPr>
+          <w:rFonts w:ascii="Consolas" w:hAnsi="Consolas" w:cs="Consolas"/>
+        </w:rPr>
+        <w:t>gcc programma.c -lm</w:t>
+      </w:r>
+      <w:r>
+        <w:t>. Senza questa opzione la fase di collegamento può fallire sulle funzioni di math.h (tipicamente con un errore di "undefined reference").</w:t>
+      </w:r>
+    </w:p>
+    <w:p>
+      <w:pPr>
+        <w:pStyle w:val="Titolo2"/>
+      </w:pPr>
+      <w:r>
+        <w:rPr>
+          <w:b/>
+          <w:color w:val="E97132"/>
+        </w:rPr>
+        <w:t>Un esempio: quadrato e radice</w:t>
+      </w:r>
+    </w:p>
+    <w:p>
+      <w:r>
+        <w:t>Il programma seguente calcola il quadrato e la radice quadrata di un numero reale e li stampa con due decimali:</w:t>
+      </w:r>
+    </w:p>
+    <w:p>
+      <w:pPr>
+        <w:spacing w:after="0" w:line="240" w:lineRule="auto"/>
+        <w:rPr>
+          <w:lang w:val="en-US"/>
+        </w:rPr>
+      </w:pPr>
+      <w:proofErr w:type="gramStart"/>
+      <w:r>
+        <w:rPr>
+          <w:rFonts w:ascii="Consolas" w:hAnsi="Consolas" w:cs="Consolas"/>
+          <w:sz w:val="17"/>
+          <w:lang w:val="en-US"/>
+        </w:rPr>
+        <w:t>#include</w:t>
+      </w:r>
+      <w:proofErr w:type="gramEnd"/>
+      <w:r>
+        <w:rPr>
+          <w:rFonts w:ascii="Consolas" w:hAnsi="Consolas" w:cs="Consolas"/>
+          <w:sz w:val="17"/>
+          <w:lang w:val="en-US"/>
+        </w:rPr>
+        <w:t xml:space="preserve"> &lt;</w:t>
+      </w:r>
+      <w:proofErr w:type="spellStart"/>
+      <w:r>
+        <w:rPr>
+          <w:rFonts w:ascii="Consolas" w:hAnsi="Consolas" w:cs="Consolas"/>
+          <w:sz w:val="17"/>
+          <w:lang w:val="en-US"/>
+        </w:rPr>
+        <w:t>stdio.h</w:t>
+      </w:r>
+      <w:proofErr w:type="spellEnd"/>
+      <w:r>
+        <w:rPr>
+          <w:rFonts w:ascii="Consolas" w:hAnsi="Consolas" w:cs="Consolas"/>
+          <w:sz w:val="17"/>
+          <w:lang w:val="en-US"/>
+        </w:rPr>
+        <w:t>&gt;</w:t>
+      </w:r>
+    </w:p>
+    <w:p>
+      <w:pPr>
+        <w:spacing w:after="0" w:line="240" w:lineRule="auto"/>
+        <w:rPr>
+          <w:lang w:val="en-US"/>
+        </w:rPr>
+      </w:pPr>
+      <w:proofErr w:type="gramStart"/>
+      <w:r>
+        <w:rPr>
+          <w:rFonts w:ascii="Consolas" w:hAnsi="Consolas" w:cs="Consolas"/>
+          <w:sz w:val="17"/>
+          <w:lang w:val="en-US"/>
+        </w:rPr>
+        <w:lastRenderedPageBreak/>
+        <w:t>#include</w:t>
+      </w:r>
+      <w:proofErr w:type="gramEnd"/>
+      <w:r>
+        <w:rPr>
+          <w:rFonts w:ascii="Consolas" w:hAnsi="Consolas" w:cs="Consolas"/>
+          <w:sz w:val="17"/>
+          <w:lang w:val="en-US"/>
+        </w:rPr>
+        <w:t xml:space="preserve"> &lt;</w:t>
+      </w:r>
+      <w:proofErr w:type="spellStart"/>
+      <w:r>
+        <w:rPr>
+          <w:rFonts w:ascii="Consolas" w:hAnsi="Consolas" w:cs="Consolas"/>
+          <w:sz w:val="17"/>
+          <w:lang w:val="en-US"/>
+        </w:rPr>
+        <w:t>math.h</w:t>
+      </w:r>
+      <w:proofErr w:type="spellEnd"/>
+      <w:r>
+        <w:rPr>
+          <w:rFonts w:ascii="Consolas" w:hAnsi="Consolas" w:cs="Consolas"/>
+          <w:sz w:val="17"/>
+          <w:lang w:val="en-US"/>
+        </w:rPr>
+        <w:t>&gt;</w:t>
+      </w:r>
+    </w:p>
+    <w:p>
+      <w:pPr>
+        <w:spacing w:after="0" w:line="240" w:lineRule="auto"/>
+        <w:rPr>
+          <w:lang w:val="en-US"/>
+        </w:rPr>
+      </w:pPr>
+    </w:p>
+    <w:p>
+      <w:pPr>
+        <w:spacing w:after="0" w:line="240" w:lineRule="auto"/>
+        <w:rPr>
+          <w:lang w:val="en-US"/>
+        </w:rPr>
+      </w:pPr>
+      <w:r>
+        <w:rPr>
+          <w:rFonts w:ascii="Consolas" w:hAnsi="Consolas" w:cs="Consolas"/>
+          <w:sz w:val="17"/>
+          <w:lang w:val="en-US"/>
         </w:rPr>
         <w:t>int main(void) {</w:t>
       </w:r>
     </w:p>
     <w:p>
       <w:pPr>
-        <w:spacing w:after="0" w:before="0" w:line="240" w:lineRule="auto"/>
+        <w:spacing w:after="0" w:line="240" w:lineRule="auto"/>
+        <w:rPr>
+          <w:lang w:val="en-US"/>
+        </w:rPr>
       </w:pPr>
       <w:r>
         <w:rPr>
           <w:rFonts w:ascii="Consolas" w:hAnsi="Consolas" w:cs="Consolas"/>
           <w:sz w:val="17"/>
-        </w:rPr>
-        <w:t xml:space="preserve">    int x = 5;</w:t>
-      </w:r>
-    </w:p>
-    <w:p>
-      <w:pPr>
-        <w:spacing w:after="0" w:before="0" w:line="240" w:lineRule="auto"/>
-      </w:pPr>
+          <w:lang w:val="en-US"/>
+        </w:rPr>
+        <w:t xml:space="preserve">    float num = 9.0, </w:t>
+      </w:r>
+      <w:proofErr w:type="spellStart"/>
       <w:r>
         <w:rPr>
           <w:rFonts w:ascii="Consolas" w:hAnsi="Consolas" w:cs="Consolas"/>
           <w:sz w:val="17"/>
-        </w:rPr>
-        <w:t xml:space="preserve">    int y = 2;</w:t>
-      </w:r>
-    </w:p>
-    <w:p>
-      <w:pPr>
-        <w:spacing w:after="0" w:before="0" w:line="240" w:lineRule="auto"/>
-      </w:pPr>
+          <w:lang w:val="en-US"/>
+        </w:rPr>
+        <w:t>radice</w:t>
+      </w:r>
+      <w:proofErr w:type="spellEnd"/>
       <w:r>
         <w:rPr>
           <w:rFonts w:ascii="Consolas" w:hAnsi="Consolas" w:cs="Consolas"/>
           <w:sz w:val="17"/>
-        </w:rPr>
-        <w:t xml:space="preserve">    x = y;   // assegniamo il contenuto di y ad x</w:t>
-      </w:r>
-    </w:p>
-    <w:p>
-      <w:pPr>
-        <w:spacing w:after="0" w:before="0" w:line="240" w:lineRule="auto"/>
-      </w:pPr>
+          <w:lang w:val="en-US"/>
+        </w:rPr>
+        <w:t xml:space="preserve">, </w:t>
+      </w:r>
+      <w:proofErr w:type="spellStart"/>
       <w:r>
         <w:rPr>
           <w:rFonts w:ascii="Consolas" w:hAnsi="Consolas" w:cs="Consolas"/>
           <w:sz w:val="17"/>
-        </w:rPr>
-        <w:t xml:space="preserve">    y = x;   // assegniamo il contenuto di x ad y</w:t>
-      </w:r>
-    </w:p>
-    <w:p>
-      <w:pPr>
-        <w:spacing w:after="0" w:before="0" w:line="240" w:lineRule="auto"/>
-      </w:pPr>
+          <w:lang w:val="en-US"/>
+        </w:rPr>
+        <w:t>quadrato</w:t>
+      </w:r>
+      <w:proofErr w:type="spellEnd"/>
       <w:r>
         <w:rPr>
           <w:rFonts w:ascii="Consolas" w:hAnsi="Consolas" w:cs="Consolas"/>
           <w:sz w:val="17"/>
-        </w:rPr>
-        <w:t xml:space="preserve">    printf("Le var x, y valgono %d, %d\n", x, y);</w:t>
-      </w:r>
-    </w:p>
-    <w:p>
-      <w:pPr>
-        <w:spacing w:after="0" w:before="0" w:line="240" w:lineRule="auto"/>
+          <w:lang w:val="en-US"/>
+        </w:rPr>
+        <w:t>;</w:t>
+      </w:r>
+    </w:p>
+    <w:p>
+      <w:pPr>
+        <w:spacing w:after="0" w:line="240" w:lineRule="auto"/>
       </w:pPr>
       <w:r>
         <w:rPr>
           <w:rFonts w:ascii="Consolas" w:hAnsi="Consolas" w:cs="Consolas"/>
           <w:sz w:val="17"/>
+          <w:lang w:val="en-US"/>
+        </w:rPr>
+        <w:t xml:space="preserve">    </w:t>
+      </w:r>
+      <w:r>
+        <w:rPr>
+          <w:rFonts w:ascii="Consolas" w:hAnsi="Consolas" w:cs="Consolas"/>
+          <w:sz w:val="17"/>
+        </w:rPr>
+        <w:t xml:space="preserve">quadrato = </w:t>
+      </w:r>
+      <w:proofErr w:type="spellStart"/>
+      <w:proofErr w:type="gramStart"/>
+      <w:r>
+        <w:rPr>
+          <w:rFonts w:ascii="Consolas" w:hAnsi="Consolas" w:cs="Consolas"/>
+          <w:sz w:val="17"/>
+        </w:rPr>
+        <w:t>pow</w:t>
+      </w:r>
+      <w:proofErr w:type="spellEnd"/>
+      <w:r>
+        <w:rPr>
+          <w:rFonts w:ascii="Consolas" w:hAnsi="Consolas" w:cs="Consolas"/>
+          <w:sz w:val="17"/>
+        </w:rPr>
+        <w:t>(</w:t>
+      </w:r>
+      <w:proofErr w:type="spellStart"/>
+      <w:proofErr w:type="gramEnd"/>
+      <w:r>
+        <w:rPr>
+          <w:rFonts w:ascii="Consolas" w:hAnsi="Consolas" w:cs="Consolas"/>
+          <w:sz w:val="17"/>
+        </w:rPr>
+        <w:t>num</w:t>
+      </w:r>
+      <w:proofErr w:type="spellEnd"/>
+      <w:r>
+        <w:rPr>
+          <w:rFonts w:ascii="Consolas" w:hAnsi="Consolas" w:cs="Consolas"/>
+          <w:sz w:val="17"/>
+        </w:rPr>
+        <w:t>, 2);</w:t>
+      </w:r>
+    </w:p>
+    <w:p>
+      <w:pPr>
+        <w:spacing w:after="0" w:line="240" w:lineRule="auto"/>
+      </w:pPr>
+      <w:r>
+        <w:rPr>
+          <w:rFonts w:ascii="Consolas" w:hAnsi="Consolas" w:cs="Consolas"/>
+          <w:sz w:val="17"/>
+        </w:rPr>
+        <w:t xml:space="preserve">    radice = sqrt(num);</w:t>
+      </w:r>
+    </w:p>
+    <w:p>
+      <w:pPr>
+        <w:spacing w:after="0" w:line="240" w:lineRule="auto"/>
+      </w:pPr>
+      <w:r>
+        <w:rPr>
+          <w:rFonts w:ascii="Consolas" w:hAnsi="Consolas" w:cs="Consolas"/>
+          <w:sz w:val="17"/>
+        </w:rPr>
+        <w:t xml:space="preserve">    printf("Il quadrato di %.0f è %.2f\n", num, quadrato);</w:t>
+      </w:r>
+    </w:p>
+    <w:p>
+      <w:pPr>
+        <w:spacing w:after="0" w:line="240" w:lineRule="auto"/>
+      </w:pPr>
+      <w:r>
+        <w:rPr>
+          <w:rFonts w:ascii="Consolas" w:hAnsi="Consolas" w:cs="Consolas"/>
+          <w:sz w:val="17"/>
+        </w:rPr>
+        <w:t xml:space="preserve">    printf("La radice di %.0f è %.2f\n", num, radice);</w:t>
+      </w:r>
+    </w:p>
+    <w:p>
+      <w:pPr>
+        <w:spacing w:after="0" w:line="240" w:lineRule="auto"/>
+      </w:pPr>
+      <w:r>
+        <w:rPr>
+          <w:rFonts w:ascii="Consolas" w:hAnsi="Consolas" w:cs="Consolas"/>
+          <w:sz w:val="17"/>
         </w:rPr>
         <w:t>}</w:t>
       </w:r>
@@ -13761,57 +15402,861 @@
     <w:p/>
     <w:p>
       <w:r>
-        <w:rPr/>
-        <w:t xml:space="preserve">Il problema è che un assegnamento </w:t>
-      </w:r>
-      <w:r>
-        <w:rPr>
-          <w:b/>
-        </w:rPr>
-        <w:t>copia</w:t>
-      </w:r>
-      <w:r>
-        <w:rPr/>
-        <w:t xml:space="preserve"> il valore dell'espressione di destra nella cella della variabile di sinistra, e il valore che la cella conteneva prima va perso (si ricordi il capitolo 8: la cella dell'Lvalue viene sovrascritta). Seguiamo l'esecuzione sullo stack, dove x vale 5 e y vale 2. Dopo </w:t>
+        <w:t xml:space="preserve">Qui </w:t>
       </w:r>
       <w:r>
         <w:rPr>
           <w:rFonts w:ascii="Consolas" w:hAnsi="Consolas" w:cs="Consolas"/>
         </w:rPr>
-        <w:t>x = y;</w:t>
-      </w:r>
-      <w:r>
-        <w:rPr/>
-        <w:t xml:space="preserve"> il valore di y è stato copiato in x, che ora vale 2: </w:t>
-      </w:r>
-      <w:r>
-        <w:rPr>
-          <w:b/>
-        </w:rPr>
-        <w:t>il vecchio valore di x è perso</w:t>
-      </w:r>
-      <w:r>
-        <w:rPr/>
-        <w:t xml:space="preserve">. Con </w:t>
+        <w:t>pow(num, 2)</w:t>
+      </w:r>
+      <w:r>
+        <w:t xml:space="preserve"> calcola 9 elevato alla seconda, cioè 81, e </w:t>
       </w:r>
       <w:r>
         <w:rPr>
           <w:rFonts w:ascii="Consolas" w:hAnsi="Consolas" w:cs="Consolas"/>
         </w:rPr>
-        <w:t>y = x;</w:t>
-      </w:r>
-      <w:r>
-        <w:rPr/>
-        <w:t xml:space="preserve"> si copia in y il contenuto di x, che però ormai è 2, quindi y viene sovrascritta con il suo stesso valore. Alla fine le due variabili valgono entrambe 2 e il programma stampa </w:t>
-      </w:r>
+        <w:t>sqrt(num)</w:t>
+      </w:r>
+      <w:r>
+        <w:t xml:space="preserve"> calcola la radice quadrata di 9, cioè 3. L'output è:</w:t>
+      </w:r>
+    </w:p>
+    <w:p>
+      <w:pPr>
+        <w:spacing w:after="0" w:line="240" w:lineRule="auto"/>
+      </w:pPr>
       <w:r>
         <w:rPr>
           <w:rFonts w:ascii="Consolas" w:hAnsi="Consolas" w:cs="Consolas"/>
-        </w:rPr>
-        <w:t>Le var x, y valgono 2, 2</w:t>
-      </w:r>
-      <w:r>
-        <w:rPr/>
+          <w:sz w:val="17"/>
+        </w:rPr>
+        <w:t>Il quadrato di 9 è 81.00</w:t>
+      </w:r>
+    </w:p>
+    <w:p>
+      <w:pPr>
+        <w:spacing w:after="0" w:line="240" w:lineRule="auto"/>
+      </w:pPr>
+      <w:r>
+        <w:rPr>
+          <w:rFonts w:ascii="Consolas" w:hAnsi="Consolas" w:cs="Consolas"/>
+          <w:sz w:val="17"/>
+        </w:rPr>
+        <w:t>La radice di 9 è 3.00</w:t>
+      </w:r>
+    </w:p>
+    <w:p/>
+    <w:p>
+      <w:r>
+        <w:rPr>
+          <w:highlight w:val="yellow"/>
+        </w:rPr>
+        <w:t xml:space="preserve">Nella printf, </w:t>
+      </w:r>
+      <w:r>
+        <w:rPr>
+          <w:rFonts w:ascii="Consolas" w:hAnsi="Consolas" w:cs="Consolas"/>
+          <w:highlight w:val="yellow"/>
+        </w:rPr>
+        <w:t>%.0f</w:t>
+      </w:r>
+      <w:r>
+        <w:rPr>
+          <w:highlight w:val="yellow"/>
+        </w:rPr>
+        <w:t xml:space="preserve"> stampa num senza decimali</w:t>
+      </w:r>
+      <w:r>
+        <w:t xml:space="preserve"> (9), </w:t>
+      </w:r>
+      <w:r>
+        <w:rPr>
+          <w:highlight w:val="yellow"/>
+        </w:rPr>
+        <w:t xml:space="preserve">mentre </w:t>
+      </w:r>
+      <w:r>
+        <w:rPr>
+          <w:rFonts w:ascii="Consolas" w:hAnsi="Consolas" w:cs="Consolas"/>
+          <w:highlight w:val="yellow"/>
+        </w:rPr>
+        <w:t>%.2f</w:t>
+      </w:r>
+      <w:r>
+        <w:rPr>
+          <w:highlight w:val="yellow"/>
+        </w:rPr>
+        <w:t xml:space="preserve"> stampa i due risultati con due decimali</w:t>
+      </w:r>
+      <w:r>
+        <w:t xml:space="preserve"> (capitolo 14). Le funzioni di math.h lavorano in genere con valori double; qui il risultato viene assegnato a variabili float, con una conversione di tipo implicita di cui si parlerà nel capitolo 16.</w:t>
+      </w:r>
+    </w:p>
+    <w:p>
+      <w:pPr>
+        <w:pStyle w:val="Titolo1"/>
+        <w:rPr>
+          <w:b/>
+          <w:color w:val="EE0000"/>
+        </w:rPr>
+      </w:pPr>
+    </w:p>
+    <w:p>
+      <w:pPr>
+        <w:pStyle w:val="Titolo1"/>
+      </w:pPr>
+      <w:r>
+        <w:rPr>
+          <w:b/>
+          <w:color w:val="EE0000"/>
+        </w:rPr>
+        <w:t>Capitolo 16: Conversioni di Tipo: Implicite, Promozione ed Esplicite</w:t>
+      </w:r>
+    </w:p>
+    <w:p>
+      <w:pPr>
+        <w:pStyle w:val="Titolo2"/>
+      </w:pPr>
+      <w:r>
+        <w:rPr>
+          <w:b/>
+          <w:color w:val="E97132"/>
+        </w:rPr>
+        <w:t>Perché servono le conversioni</w:t>
+      </w:r>
+    </w:p>
+    <w:p>
+      <w:r>
+        <w:rPr>
+          <w:highlight w:val="yellow"/>
+        </w:rPr>
+        <w:t>Quando in un programma si usano variabili di tipi diversi (interi, reali, caratteri), queste non hanno la stessa rappresentazione né le stesse caratteristiche</w:t>
+      </w:r>
+      <w:r>
+        <w:t xml:space="preserve">. Per poterle usare in una stessa espressione, i valori devono essere </w:t>
+      </w:r>
+      <w:r>
+        <w:rPr>
+          <w:highlight w:val="yellow"/>
+        </w:rPr>
+        <w:t>trasformati in un formato compatibile</w:t>
+      </w:r>
+      <w:r>
+        <w:t xml:space="preserve">: questo processo si chiama </w:t>
+      </w:r>
+      <w:r>
+        <w:rPr>
+          <w:b/>
+          <w:highlight w:val="yellow"/>
+        </w:rPr>
+        <w:t>conversione di tipo</w:t>
+      </w:r>
+      <w:r>
+        <w:t>. In C esistono due modalità:</w:t>
+      </w:r>
+    </w:p>
+    <w:p>
+      <w:pPr>
+        <w:numPr>
+          <w:ilvl w:val="0"/>
+          <w:numId w:val="1"/>
+        </w:numPr>
+      </w:pPr>
+      <w:r>
+        <w:t xml:space="preserve">le </w:t>
+      </w:r>
+      <w:r>
+        <w:rPr>
+          <w:b/>
+        </w:rPr>
+        <w:t>conversioni implicite</w:t>
+      </w:r>
+      <w:r>
+        <w:t xml:space="preserve">, </w:t>
+      </w:r>
+      <w:r>
+        <w:rPr>
+          <w:highlight w:val="yellow"/>
+        </w:rPr>
+        <w:t>eseguite automaticamente dal compilatore</w:t>
+      </w:r>
+      <w:r>
+        <w:t>;</w:t>
+      </w:r>
+    </w:p>
+    <w:p>
+      <w:pPr>
+        <w:numPr>
+          <w:ilvl w:val="0"/>
+          <w:numId w:val="1"/>
+        </w:numPr>
+      </w:pPr>
+      <w:r>
+        <w:t xml:space="preserve">le </w:t>
+      </w:r>
+      <w:r>
+        <w:rPr>
+          <w:b/>
+        </w:rPr>
+        <w:t>conversioni esplicite</w:t>
+      </w:r>
+      <w:r>
+        <w:t xml:space="preserve"> (dette </w:t>
+      </w:r>
+      <w:r>
+        <w:rPr>
+          <w:b/>
+          <w:highlight w:val="yellow"/>
+        </w:rPr>
+        <w:t>cast</w:t>
+      </w:r>
+      <w:r>
+        <w:t xml:space="preserve">), </w:t>
+      </w:r>
+      <w:r>
+        <w:rPr>
+          <w:highlight w:val="yellow"/>
+        </w:rPr>
+        <w:t>richieste in modo volontario dal programmatore</w:t>
+      </w:r>
+      <w:r>
+        <w:t>.</w:t>
+      </w:r>
+    </w:p>
+    <w:p>
+      <w:r>
+        <w:t>In entrambi i casi la conversione può comportare una perdita di informazione o di precisione, ed è proprio questo il punto su cui occorre stare attenti.</w:t>
+      </w:r>
+    </w:p>
+    <w:p>
+      <w:pPr>
+        <w:pStyle w:val="Titolo2"/>
+      </w:pPr>
+      <w:r>
+        <w:rPr>
+          <w:b/>
+          <w:color w:val="E97132"/>
+        </w:rPr>
+        <w:t>Le conversioni implicite</w:t>
+      </w:r>
+    </w:p>
+    <w:p>
+      <w:r>
+        <w:t xml:space="preserve">Il </w:t>
+      </w:r>
+      <w:r>
+        <w:rPr>
+          <w:highlight w:val="yellow"/>
+        </w:rPr>
+        <w:t>C permette di combinare nella stessa espressione variabili di tipi diversi</w:t>
+      </w:r>
+      <w:r>
+        <w:t xml:space="preserve"> (per esempio int, float e double): il comp</w:t>
+      </w:r>
+      <w:r>
+        <w:rPr>
+          <w:highlight w:val="yellow"/>
+        </w:rPr>
+        <w:t xml:space="preserve">ilatore provvede da solo a uniformarli, con un meccanismo chiamato </w:t>
+      </w:r>
+      <w:r>
+        <w:rPr>
+          <w:b/>
+          <w:highlight w:val="yellow"/>
+        </w:rPr>
+        <w:t>implicit casting</w:t>
+      </w:r>
+      <w:r>
+        <w:t xml:space="preserve">. L'avvertenza importante è che queste conversioni possono causare </w:t>
+      </w:r>
+      <w:r>
+        <w:rPr>
+          <w:highlight w:val="yellow"/>
+        </w:rPr>
+        <w:t xml:space="preserve">perdite di precisione </w:t>
+      </w:r>
+      <w:r>
+        <w:rPr>
+          <w:b/>
+          <w:highlight w:val="yellow"/>
+        </w:rPr>
+        <w:t>senza generare errori o avvisi</w:t>
+      </w:r>
+      <w:r>
+        <w:t xml:space="preserve">. L'esempio tipico, già incontrato nel capitolo 6 con </w:t>
+      </w:r>
+      <w:r>
+        <w:rPr>
+          <w:rFonts w:ascii="Consolas" w:hAnsi="Consolas" w:cs="Consolas"/>
+        </w:rPr>
+        <w:t>int y = 8.89;</w:t>
+      </w:r>
+      <w:r>
+        <w:t>, è assegnare un valore float a una variabile int: la parte frazionaria viene eliminata in silenzio.</w:t>
+      </w:r>
+    </w:p>
+    <w:p>
+      <w:r>
+        <w:t>I casi principali sono questi:</w:t>
+      </w:r>
+    </w:p>
+    <w:p>
+      <w:pPr>
+        <w:numPr>
+          <w:ilvl w:val="0"/>
+          <w:numId w:val="1"/>
+        </w:numPr>
+      </w:pPr>
+      <w:r>
+        <w:rPr>
+          <w:b/>
+        </w:rPr>
+        <w:t>int → float</w:t>
+      </w:r>
+      <w:r>
+        <w:t xml:space="preserve"> e </w:t>
+      </w:r>
+      <w:r>
+        <w:rPr>
+          <w:b/>
+        </w:rPr>
+        <w:t>int → double</w:t>
+      </w:r>
+      <w:r>
+        <w:t xml:space="preserve">: la conversione è implicita e di norma non perde dati (il float può perdere precisione solo per interi molto grandi). Con </w:t>
+      </w:r>
+      <w:r>
+        <w:rPr>
+          <w:rFonts w:ascii="Consolas" w:hAnsi="Consolas" w:cs="Consolas"/>
+        </w:rPr>
+        <w:t>int x = 5; float y = x;</w:t>
+      </w:r>
+      <w:r>
+        <w:t xml:space="preserve"> si ottiene y = 5.0;</w:t>
+      </w:r>
+    </w:p>
+    <w:p>
+      <w:pPr>
+        <w:numPr>
+          <w:ilvl w:val="0"/>
+          <w:numId w:val="1"/>
+        </w:numPr>
+      </w:pPr>
+      <w:r>
+        <w:rPr>
+          <w:b/>
+        </w:rPr>
+        <w:t>float → int</w:t>
+      </w:r>
+      <w:r>
+        <w:t xml:space="preserve"> e </w:t>
+      </w:r>
+      <w:r>
+        <w:rPr>
+          <w:b/>
+        </w:rPr>
+        <w:t>double → int</w:t>
+      </w:r>
+      <w:r>
+        <w:t xml:space="preserve">: la parte frazionaria va persa, senza errore. Con </w:t>
+      </w:r>
+      <w:r>
+        <w:rPr>
+          <w:rFonts w:ascii="Consolas" w:hAnsi="Consolas" w:cs="Consolas"/>
+        </w:rPr>
+        <w:t>float x = 3.7; int y = x;</w:t>
+      </w:r>
+      <w:r>
+        <w:t xml:space="preserve"> y vale 3, e con </w:t>
+      </w:r>
+      <w:r>
+        <w:rPr>
+          <w:rFonts w:ascii="Consolas" w:hAnsi="Consolas" w:cs="Consolas"/>
+        </w:rPr>
+        <w:t>double x = 9.9; int y = x;</w:t>
+      </w:r>
+      <w:r>
+        <w:t xml:space="preserve"> vale 9. Se il valore è fuori dall'intervallo degli interi il comportamento è indefinito;</w:t>
+      </w:r>
+    </w:p>
+    <w:p>
+      <w:pPr>
+        <w:numPr>
+          <w:ilvl w:val="0"/>
+          <w:numId w:val="1"/>
+        </w:numPr>
+      </w:pPr>
+      <w:r>
+        <w:rPr>
+          <w:b/>
+        </w:rPr>
+        <w:lastRenderedPageBreak/>
+        <w:t>double → float</w:t>
+      </w:r>
+      <w:r>
+        <w:t xml:space="preserve">: si perde precisione. Con </w:t>
+      </w:r>
+      <w:r>
+        <w:rPr>
+          <w:rFonts w:ascii="Consolas" w:hAnsi="Consolas" w:cs="Consolas"/>
+        </w:rPr>
+        <w:t>double a = 3.14159; float b = a;</w:t>
+      </w:r>
+      <w:r>
+        <w:t xml:space="preserve"> b vale circa 3.14159, ma con meno cifre affidabili;</w:t>
+      </w:r>
+    </w:p>
+    <w:p>
+      <w:pPr>
+        <w:numPr>
+          <w:ilvl w:val="0"/>
+          <w:numId w:val="1"/>
+        </w:numPr>
+      </w:pPr>
+      <w:r>
+        <w:rPr>
+          <w:b/>
+        </w:rPr>
+        <w:t>char → int</w:t>
+      </w:r>
+      <w:r>
+        <w:t xml:space="preserve">: il valore ASCII del carattere viene promosso a int. Con </w:t>
+      </w:r>
+      <w:r>
+        <w:rPr>
+          <w:rFonts w:ascii="Consolas" w:hAnsi="Consolas" w:cs="Consolas"/>
+        </w:rPr>
+        <w:t>char c = 'A'; int x = c;</w:t>
+      </w:r>
+      <w:r>
+        <w:t xml:space="preserve"> x vale 65;</w:t>
+      </w:r>
+    </w:p>
+    <w:p>
+      <w:pPr>
+        <w:numPr>
+          <w:ilvl w:val="0"/>
+          <w:numId w:val="1"/>
+        </w:numPr>
+      </w:pPr>
+      <w:r>
+        <w:rPr>
+          <w:b/>
+        </w:rPr>
+        <w:t>conversioni non compatibili</w:t>
+      </w:r>
+      <w:r>
+        <w:t xml:space="preserve">: il compilatore le segnala come errore, come </w:t>
+      </w:r>
+      <w:r>
+        <w:rPr>
+          <w:rFonts w:ascii="Consolas" w:hAnsi="Consolas" w:cs="Consolas"/>
+        </w:rPr>
+        <w:t>int x = 5; int *p = x;</w:t>
+      </w:r>
+      <w:r>
+        <w:t>, che assegna un intero a un puntatore.</w:t>
+      </w:r>
+    </w:p>
+    <w:p>
+      <w:pPr>
+        <w:pStyle w:val="Titolo2"/>
+      </w:pPr>
+      <w:r>
+        <w:rPr>
+          <w:b/>
+          <w:color w:val="E97132"/>
+        </w:rPr>
+        <w:t>La promozione di tipo</w:t>
+      </w:r>
+    </w:p>
+    <w:p>
+      <w:r>
+        <w:t xml:space="preserve">Quando si scrivono espressioni aritmetiche con operandi di tipo diverso, occorre capire i tipi di ciascun operando, </w:t>
+      </w:r>
+      <w:r>
+        <w:rPr>
+          <w:highlight w:val="yellow"/>
+        </w:rPr>
+        <w:t xml:space="preserve">seguendo le regole di </w:t>
+      </w:r>
+      <w:r>
+        <w:rPr>
+          <w:b/>
+          <w:highlight w:val="yellow"/>
+        </w:rPr>
+        <w:t>promozione di tipo</w:t>
+      </w:r>
+      <w:r>
+        <w:rPr>
+          <w:highlight w:val="yellow"/>
+        </w:rPr>
+        <w:t xml:space="preserve"> applicate dal compilatore</w:t>
+      </w:r>
+      <w:r>
+        <w:t xml:space="preserve">, </w:t>
+      </w:r>
+      <w:r>
+        <w:rPr>
+          <w:highlight w:val="yellow"/>
+        </w:rPr>
+        <w:t>e valutare se la combinazione può causare una perdita di precisione o un risultato inatteso</w:t>
+      </w:r>
+      <w:r>
+        <w:t xml:space="preserve">. </w:t>
+      </w:r>
+      <w:r>
+        <w:rPr>
+          <w:highlight w:val="yellow"/>
+        </w:rPr>
+        <w:t>Il principio è che i tipi "più piccoli" vengono promossi a tipi più grandi</w:t>
+      </w:r>
+      <w:r>
+        <w:t xml:space="preserve"> (char → short → int → long, e float → double quando l'altro operando è un double), così da ridurre la perdita di informazione. Se i tipi differiscono, il compilatore converte l'operando al tipo più ampio o più preciso. Se uno dei due è intero e l'altro reale, la promozione è a reale. Per esempio:</w:t>
+      </w:r>
+    </w:p>
+    <w:p>
+      <w:pPr>
+        <w:numPr>
+          <w:ilvl w:val="0"/>
+          <w:numId w:val="1"/>
+        </w:numPr>
+      </w:pPr>
+      <w:r>
+        <w:t>char + int viene promosso a int;</w:t>
+      </w:r>
+    </w:p>
+    <w:p>
+      <w:pPr>
+        <w:numPr>
+          <w:ilvl w:val="0"/>
+          <w:numId w:val="1"/>
+        </w:numPr>
+        <w:rPr>
+          <w:lang w:val="en-US"/>
+        </w:rPr>
+      </w:pPr>
+      <w:r>
+        <w:rPr>
+          <w:lang w:val="en-US"/>
+        </w:rPr>
+        <w:t xml:space="preserve">int + double </w:t>
+      </w:r>
+      <w:proofErr w:type="spellStart"/>
+      <w:r>
+        <w:rPr>
+          <w:lang w:val="en-US"/>
+        </w:rPr>
+        <w:t>viene</w:t>
+      </w:r>
+      <w:proofErr w:type="spellEnd"/>
+      <w:r>
+        <w:rPr>
+          <w:lang w:val="en-US"/>
+        </w:rPr>
+        <w:t xml:space="preserve"> </w:t>
+      </w:r>
+      <w:proofErr w:type="spellStart"/>
+      <w:r>
+        <w:rPr>
+          <w:lang w:val="en-US"/>
+        </w:rPr>
+        <w:t>promosso</w:t>
+      </w:r>
+      <w:proofErr w:type="spellEnd"/>
+      <w:r>
+        <w:rPr>
+          <w:lang w:val="en-US"/>
+        </w:rPr>
+        <w:t xml:space="preserve"> a double.</w:t>
+      </w:r>
+    </w:p>
+    <w:p>
+      <w:pPr>
+        <w:pStyle w:val="Titolo2"/>
+      </w:pPr>
+      <w:r>
+        <w:rPr>
+          <w:b/>
+          <w:color w:val="E97132"/>
+        </w:rPr>
+        <w:t>La divisione tra interi</w:t>
+      </w:r>
+    </w:p>
+    <w:p>
+      <w:r>
+        <w:t>La promozione spiega un errore molto frequente. Consideriamo questo programma:</w:t>
+      </w:r>
+    </w:p>
+    <w:p>
+      <w:pPr>
+        <w:spacing w:after="0" w:line="240" w:lineRule="auto"/>
+      </w:pPr>
+      <w:r>
+        <w:rPr>
+          <w:rFonts w:ascii="Consolas" w:hAnsi="Consolas" w:cs="Consolas"/>
+          <w:sz w:val="17"/>
+        </w:rPr>
+        <w:t>int main(void) {</w:t>
+      </w:r>
+    </w:p>
+    <w:p>
+      <w:pPr>
+        <w:spacing w:after="0" w:line="240" w:lineRule="auto"/>
+        <w:rPr>
+          <w:lang w:val="en-US"/>
+        </w:rPr>
+      </w:pPr>
+      <w:r>
+        <w:rPr>
+          <w:rFonts w:ascii="Consolas" w:hAnsi="Consolas" w:cs="Consolas"/>
+          <w:sz w:val="17"/>
+        </w:rPr>
+        <w:t xml:space="preserve">    </w:t>
+      </w:r>
+      <w:r>
+        <w:rPr>
+          <w:rFonts w:ascii="Consolas" w:hAnsi="Consolas" w:cs="Consolas"/>
+          <w:sz w:val="17"/>
+          <w:lang w:val="en-US"/>
+        </w:rPr>
+        <w:t>int x = 5, y = 2;</w:t>
+      </w:r>
+    </w:p>
+    <w:p>
+      <w:pPr>
+        <w:spacing w:after="0" w:line="240" w:lineRule="auto"/>
+        <w:rPr>
+          <w:lang w:val="en-US"/>
+        </w:rPr>
+      </w:pPr>
+      <w:r>
+        <w:rPr>
+          <w:rFonts w:ascii="Consolas" w:hAnsi="Consolas" w:cs="Consolas"/>
+          <w:sz w:val="17"/>
+          <w:lang w:val="en-US"/>
+        </w:rPr>
+        <w:t xml:space="preserve">    float z = x / y;</w:t>
+      </w:r>
+    </w:p>
+    <w:p>
+      <w:pPr>
+        <w:spacing w:after="0" w:line="240" w:lineRule="auto"/>
+      </w:pPr>
+      <w:r>
+        <w:rPr>
+          <w:rFonts w:ascii="Consolas" w:hAnsi="Consolas" w:cs="Consolas"/>
+          <w:sz w:val="17"/>
+          <w:lang w:val="en-US"/>
+        </w:rPr>
+        <w:t xml:space="preserve">    </w:t>
+      </w:r>
+      <w:proofErr w:type="gramStart"/>
+      <w:r>
+        <w:rPr>
+          <w:rFonts w:ascii="Consolas" w:hAnsi="Consolas" w:cs="Consolas"/>
+          <w:sz w:val="17"/>
+        </w:rPr>
+        <w:t>printf(</w:t>
+      </w:r>
+      <w:proofErr w:type="gramEnd"/>
+      <w:r>
+        <w:rPr>
+          <w:rFonts w:ascii="Consolas" w:hAnsi="Consolas" w:cs="Consolas"/>
+          <w:sz w:val="17"/>
+        </w:rPr>
+        <w:t>"La var x vale %d\n", x);</w:t>
+      </w:r>
+    </w:p>
+    <w:p>
+      <w:pPr>
+        <w:spacing w:after="0" w:line="240" w:lineRule="auto"/>
+      </w:pPr>
+      <w:r>
+        <w:rPr>
+          <w:rFonts w:ascii="Consolas" w:hAnsi="Consolas" w:cs="Consolas"/>
+          <w:sz w:val="17"/>
+        </w:rPr>
+        <w:t xml:space="preserve">    printf("La var y vale %d\n", y);</w:t>
+      </w:r>
+    </w:p>
+    <w:p>
+      <w:pPr>
+        <w:spacing w:after="0" w:line="240" w:lineRule="auto"/>
+      </w:pPr>
+      <w:r>
+        <w:rPr>
+          <w:rFonts w:ascii="Consolas" w:hAnsi="Consolas" w:cs="Consolas"/>
+          <w:sz w:val="17"/>
+        </w:rPr>
+        <w:t xml:space="preserve">    printf("La var z vale %f\n", z);</w:t>
+      </w:r>
+    </w:p>
+    <w:p>
+      <w:pPr>
+        <w:spacing w:after="0" w:line="240" w:lineRule="auto"/>
+      </w:pPr>
+      <w:r>
+        <w:rPr>
+          <w:rFonts w:ascii="Consolas" w:hAnsi="Consolas" w:cs="Consolas"/>
+          <w:sz w:val="17"/>
+        </w:rPr>
+        <w:t>}</w:t>
+      </w:r>
+    </w:p>
+    <w:p/>
+    <w:p>
+      <w:r>
+        <w:t xml:space="preserve">Si potrebbe pensare che z valga 2.5, perché z è un float. Invece l'espressione </w:t>
+      </w:r>
+      <w:r>
+        <w:rPr>
+          <w:rFonts w:ascii="Consolas" w:hAnsi="Consolas" w:cs="Consolas"/>
+        </w:rPr>
+        <w:t>x / y</w:t>
+      </w:r>
+      <w:r>
+        <w:t xml:space="preserve"> ha due operandi interi, quindi la divisione è una </w:t>
+      </w:r>
+      <w:r>
+        <w:rPr>
+          <w:b/>
+          <w:highlight w:val="yellow"/>
+        </w:rPr>
+        <w:t>divisione tra interi</w:t>
+      </w:r>
+      <w:r>
+        <w:t xml:space="preserve"> e dà 2: la parte frazionaria si perde già durante la divisione. Il valore 2 viene poi assegnato a z con una conversione implicita da int a float, e z vale 2.000000. L'ultima printf stampa quindi </w:t>
+      </w:r>
+      <w:r>
+        <w:rPr>
+          <w:rFonts w:ascii="Consolas" w:hAnsi="Consolas" w:cs="Consolas"/>
+        </w:rPr>
+        <w:t>La var z vale 2.000000</w:t>
+      </w:r>
+      <w:r>
+        <w:t>.</w:t>
+      </w:r>
+    </w:p>
+    <w:p>
+      <w:r>
+        <w:t>Il contrario accade con un'altra variante:</w:t>
+      </w:r>
+    </w:p>
+    <w:p>
+      <w:pPr>
+        <w:spacing w:after="0" w:line="240" w:lineRule="auto"/>
+        <w:rPr>
+          <w:lang w:val="en-US"/>
+        </w:rPr>
+      </w:pPr>
+      <w:r>
+        <w:rPr>
+          <w:rFonts w:ascii="Consolas" w:hAnsi="Consolas" w:cs="Consolas"/>
+          <w:sz w:val="17"/>
+          <w:lang w:val="en-US"/>
+        </w:rPr>
+        <w:t>int main(void) {</w:t>
+      </w:r>
+    </w:p>
+    <w:p>
+      <w:pPr>
+        <w:spacing w:after="0" w:line="240" w:lineRule="auto"/>
+        <w:rPr>
+          <w:lang w:val="en-US"/>
+        </w:rPr>
+      </w:pPr>
+      <w:r>
+        <w:rPr>
+          <w:rFonts w:ascii="Consolas" w:hAnsi="Consolas" w:cs="Consolas"/>
+          <w:sz w:val="17"/>
+          <w:lang w:val="en-US"/>
+        </w:rPr>
+        <w:t xml:space="preserve">    float x = 5, y = 2;</w:t>
+      </w:r>
+    </w:p>
+    <w:p>
+      <w:pPr>
+        <w:spacing w:after="0" w:line="240" w:lineRule="auto"/>
+      </w:pPr>
+      <w:r>
+        <w:rPr>
+          <w:rFonts w:ascii="Consolas" w:hAnsi="Consolas" w:cs="Consolas"/>
+          <w:sz w:val="17"/>
+          <w:lang w:val="en-US"/>
+        </w:rPr>
+        <w:t xml:space="preserve">    </w:t>
+      </w:r>
+      <w:r>
+        <w:rPr>
+          <w:rFonts w:ascii="Consolas" w:hAnsi="Consolas" w:cs="Consolas"/>
+          <w:sz w:val="17"/>
+        </w:rPr>
+        <w:t>int z = x / y;</w:t>
+      </w:r>
+    </w:p>
+    <w:p>
+      <w:pPr>
+        <w:spacing w:after="0" w:line="240" w:lineRule="auto"/>
+      </w:pPr>
+      <w:r>
+        <w:rPr>
+          <w:rFonts w:ascii="Consolas" w:hAnsi="Consolas" w:cs="Consolas"/>
+          <w:sz w:val="17"/>
+        </w:rPr>
+        <w:t xml:space="preserve">    printf("La var x vale %f\n", x);</w:t>
+      </w:r>
+    </w:p>
+    <w:p>
+      <w:pPr>
+        <w:spacing w:after="0" w:line="240" w:lineRule="auto"/>
+      </w:pPr>
+      <w:r>
+        <w:rPr>
+          <w:rFonts w:ascii="Consolas" w:hAnsi="Consolas" w:cs="Consolas"/>
+          <w:sz w:val="17"/>
+        </w:rPr>
+        <w:t xml:space="preserve">    printf("La var y vale %f\n", y);</w:t>
+      </w:r>
+    </w:p>
+    <w:p>
+      <w:pPr>
+        <w:spacing w:after="0" w:line="240" w:lineRule="auto"/>
+      </w:pPr>
+      <w:r>
+        <w:rPr>
+          <w:rFonts w:ascii="Consolas" w:hAnsi="Consolas" w:cs="Consolas"/>
+          <w:sz w:val="17"/>
+        </w:rPr>
+        <w:t xml:space="preserve">    printf("La var z vale %d\n", z);</w:t>
+      </w:r>
+    </w:p>
+    <w:p>
+      <w:pPr>
+        <w:spacing w:after="0" w:line="240" w:lineRule="auto"/>
+      </w:pPr>
+      <w:r>
+        <w:rPr>
+          <w:rFonts w:ascii="Consolas" w:hAnsi="Consolas" w:cs="Consolas"/>
+          <w:sz w:val="17"/>
+        </w:rPr>
+        <w:t>}</w:t>
+      </w:r>
+    </w:p>
+    <w:p/>
+    <w:p>
+      <w:r>
+        <w:t xml:space="preserve">Ora la divisione tra float non ha problemi e dà 2.5, ma questo valore viene assegnato a una variabile int: è un casting implicito da float a int con perdita della parte frazionaria, e z vale 2. La stampa è </w:t>
+      </w:r>
+      <w:r>
+        <w:rPr>
+          <w:rFonts w:ascii="Consolas" w:hAnsi="Consolas" w:cs="Consolas"/>
+        </w:rPr>
+        <w:t>La var z vale 2</w:t>
+      </w:r>
+      <w:r>
         <w:t>.</w:t>
       </w:r>
     </w:p>
@@ -13821,18 +16266,23 @@
         <w:jc w:val="center"/>
       </w:pPr>
       <w:r>
+        <w:rPr>
+          <w:noProof/>
+        </w:rPr>
+        <w:lastRenderedPageBreak/>
         <w:drawing>
-          <wp:inline xmlns:a="http://schemas.openxmlformats.org/drawingml/2006/main" xmlns:pic="http://schemas.openxmlformats.org/drawingml/2006/picture">
-            <wp:extent cx="3600000" cy="1954430"/>
-            <wp:docPr id="475959972" name="Picture 475959972"/>
+          <wp:inline distT="0" distB="0" distL="0" distR="0" wp14:anchorId="43E25C9F" wp14:editId="5E08237D">
+            <wp:extent cx="4500000" cy="2327855"/>
+            <wp:effectExtent l="0" t="0" r="0" b="0"/>
+            <wp:docPr id="475959975" name="Picture 475959975"/>
             <wp:cNvGraphicFramePr>
-              <a:graphicFrameLocks noChangeAspect="1"/>
+              <a:graphicFrameLocks xmlns:a="http://schemas.openxmlformats.org/drawingml/2006/main" noChangeAspect="1"/>
             </wp:cNvGraphicFramePr>
-            <a:graphic>
+            <a:graphic xmlns:a="http://schemas.openxmlformats.org/drawingml/2006/main">
               <a:graphicData uri="http://schemas.openxmlformats.org/drawingml/2006/picture">
-                <pic:pic>
+                <pic:pic xmlns:pic="http://schemas.openxmlformats.org/drawingml/2006/picture">
                   <pic:nvPicPr>
-                    <pic:cNvPr id="0" name="ch13_swap_ovvio.png"/>
+                    <pic:cNvPr id="0" name="ch16_conversioni_divisione.png"/>
                     <pic:cNvPicPr/>
                   </pic:nvPicPr>
                   <pic:blipFill>
@@ -13844,9 +16294,11 @@
                   <pic:spPr>
                     <a:xfrm>
                       <a:off x="0" y="0"/>
-                      <a:ext cx="3600000" cy="1954430"/>
+                      <a:ext cx="4500000" cy="2327855"/>
                     </a:xfrm>
-                    <a:prstGeom prst="rect"/>
+                    <a:prstGeom prst="rect">
+                      <a:avLst/>
+                    </a:prstGeom>
                   </pic:spPr>
                 </pic:pic>
               </a:graphicData>
@@ -13864,7 +16316,7 @@
           <w:i/>
           <w:sz w:val="18"/>
         </w:rPr>
-        <w:t>Esecuzione di x = y; y = x;: dopo il primo assegnamento il valore 5 non esiste più (in rosso le celle il cui valore è cambiato).</w:t>
+        <w:t>Tre divisioni con tipi diversi: dove si perde la parte frazionaria (le prime due sono quelle di questa sezione, la terza è con il cast della sezione seguente).</w:t>
       </w:r>
     </w:p>
     <w:p>
@@ -13876,2345 +16328,125 @@
           <w:b/>
           <w:color w:val="E97132"/>
         </w:rPr>
-        <w:t>Lo scambio con variabile temporanea</w:t>
-      </w:r>
-    </w:p>
-    <w:p>
-      <w:r>
-        <w:rPr/>
-        <w:t xml:space="preserve">Per scambiare correttamente i valori di due variabili serve una terza variabile di supporto, dello stesso tipo, che conservi temporaneamente uno dei due valori. Questo metodo si chiama </w:t>
-      </w:r>
-      <w:r>
-        <w:rPr>
-          <w:b/>
-        </w:rPr>
-        <w:t>scambio con variabile temporanea</w:t>
-      </w:r>
-      <w:r>
-        <w:rPr/>
-        <w:t xml:space="preserve"> (o variabile d'appoggio) ed è l'esatto equivalente della tazza ausiliaria. I passi sono tre:</w:t>
-      </w:r>
-    </w:p>
-    <w:p>
-      <w:r>
-        <w:rPr/>
-        <w:t>1. si salva il valore di x nella variabile d'appoggio;</w:t>
-      </w:r>
-    </w:p>
-    <w:p>
-      <w:r>
-        <w:rPr/>
-        <w:t>2. si copia il valore di y in x;</w:t>
-      </w:r>
-    </w:p>
-    <w:p>
-      <w:r>
-        <w:rPr/>
-        <w:t>3. si copia in y il valore conservato nella variabile d'appoggio.</w:t>
-      </w:r>
-    </w:p>
-    <w:p>
-      <w:r>
-        <w:rPr/>
-        <w:t xml:space="preserve">I nomi tipici delle variabili d'appoggio sono </w:t>
-      </w:r>
+        <w:t>Le conversioni esplicite (cast)</w:t>
+      </w:r>
+    </w:p>
+    <w:p>
+      <w:r>
+        <w:rPr>
+          <w:highlight w:val="yellow"/>
+        </w:rPr>
+        <w:t xml:space="preserve">Per decidere noi se e quando convertire si usa il </w:t>
+      </w:r>
+      <w:r>
+        <w:rPr>
+          <w:b/>
+          <w:highlight w:val="yellow"/>
+        </w:rPr>
+        <w:t>cast esplicito</w:t>
+      </w:r>
+      <w:r>
+        <w:t>, che si scrive indicando il tipo desiderato tra parentesi davanti all'espressione:</w:t>
+      </w:r>
+    </w:p>
+    <w:p>
+      <w:pPr>
+        <w:spacing w:after="0" w:line="240" w:lineRule="auto"/>
+      </w:pPr>
       <w:r>
         <w:rPr>
           <w:rFonts w:ascii="Consolas" w:hAnsi="Consolas" w:cs="Consolas"/>
-        </w:rPr>
-        <w:t>temp</w:t>
-      </w:r>
-      <w:r>
-        <w:rPr/>
-        <w:t xml:space="preserve">, </w:t>
-      </w:r>
+          <w:sz w:val="17"/>
+        </w:rPr>
+        <w:t>int x = 5;</w:t>
+      </w:r>
+    </w:p>
+    <w:p>
+      <w:pPr>
+        <w:spacing w:after="0" w:line="240" w:lineRule="auto"/>
+      </w:pPr>
       <w:r>
         <w:rPr>
           <w:rFonts w:ascii="Consolas" w:hAnsi="Consolas" w:cs="Consolas"/>
-        </w:rPr>
-        <w:t>aux</w:t>
-      </w:r>
-      <w:r>
-        <w:rPr/>
-        <w:t xml:space="preserve">, </w:t>
-      </w:r>
+          <w:sz w:val="17"/>
+        </w:rPr>
+        <w:t>float z = (float)x;   // x viene convertito in float</w:t>
+      </w:r>
+    </w:p>
+    <w:p/>
+    <w:p>
+      <w:r>
+        <w:t xml:space="preserve">È </w:t>
+      </w:r>
+      <w:r>
+        <w:rPr>
+          <w:highlight w:val="yellow"/>
+        </w:rPr>
+        <w:t>importante quando si vuole controllare il tipo di una specifica operazione</w:t>
+      </w:r>
+      <w:r>
+        <w:t>, per esempio nella divisione tra interi:</w:t>
+      </w:r>
+    </w:p>
+    <w:p>
+      <w:pPr>
+        <w:spacing w:after="0" w:line="240" w:lineRule="auto"/>
+      </w:pPr>
       <w:r>
         <w:rPr>
           <w:rFonts w:ascii="Consolas" w:hAnsi="Consolas" w:cs="Consolas"/>
-        </w:rPr>
-        <w:t>prevX</w:t>
-      </w:r>
-      <w:r>
-        <w:rPr/>
-        <w:t xml:space="preserve">, </w:t>
-      </w:r>
+          <w:sz w:val="17"/>
+        </w:rPr>
+        <w:t>int x = 5, y = 2;</w:t>
+      </w:r>
+    </w:p>
+    <w:p>
+      <w:pPr>
+        <w:spacing w:after="0" w:line="240" w:lineRule="auto"/>
+      </w:pPr>
       <w:r>
         <w:rPr>
           <w:rFonts w:ascii="Consolas" w:hAnsi="Consolas" w:cs="Consolas"/>
-        </w:rPr>
-        <w:t>savedX</w:t>
-      </w:r>
-      <w:r>
-        <w:rPr/>
-        <w:t xml:space="preserve">, </w:t>
+          <w:sz w:val="17"/>
+        </w:rPr>
+        <w:t>float z = x / (float)y;   // y convertito a float: risultato 2.5</w:t>
+      </w:r>
+    </w:p>
+    <w:p/>
+    <w:p>
+      <w:r>
+        <w:t xml:space="preserve">Qui y viene convertito esplicitamente a float; di conseguenza, per le regole di promozione, nella divisione anche il valore di x viene portato a float (la variabile x resta int) e la divisione è tra reali, quindi z vale 2.500000. Il cast evita la perdita della parte frazionaria che si avrebbe con la divisione intera </w:t>
       </w:r>
       <w:r>
         <w:rPr>
           <w:rFonts w:ascii="Consolas" w:hAnsi="Consolas" w:cs="Consolas"/>
         </w:rPr>
-        <w:t>backup</w:t>
-      </w:r>
-      <w:r>
-        <w:rPr/>
+        <w:t>x / y</w:t>
+      </w:r>
+      <w:r>
         <w:t>.</w:t>
       </w:r>
     </w:p>
     <w:p>
-      <w:pPr>
-        <w:spacing w:after="0" w:before="0" w:line="240" w:lineRule="auto"/>
-      </w:pPr>
+      <w:r>
+        <w:t xml:space="preserve">Il cast agisce </w:t>
+      </w:r>
+      <w:r>
+        <w:rPr>
+          <w:b/>
+        </w:rPr>
+        <w:t>solo sull'espressione immediatamente alla sua destra</w:t>
+      </w:r>
+      <w:r>
+        <w:t xml:space="preserve">. In </w:t>
+      </w:r>
       <w:r>
         <w:rPr>
           <w:rFonts w:ascii="Consolas" w:hAnsi="Consolas" w:cs="Consolas"/>
-          <w:sz w:val="17"/>
-        </w:rPr>
-        <w:t>int main(void) {</w:t>
-      </w:r>
-    </w:p>
-    <w:p>
-      <w:pPr>
-        <w:spacing w:after="0" w:before="0" w:line="240" w:lineRule="auto"/>
-      </w:pPr>
-      <w:r>
-        <w:rPr>
-          <w:rFonts w:ascii="Consolas" w:hAnsi="Consolas" w:cs="Consolas"/>
-          <w:sz w:val="17"/>
-        </w:rPr>
-        <w:t xml:space="preserve">    int x = 5;</w:t>
-      </w:r>
-    </w:p>
-    <w:p>
-      <w:pPr>
-        <w:spacing w:after="0" w:before="0" w:line="240" w:lineRule="auto"/>
-      </w:pPr>
-      <w:r>
-        <w:rPr>
-          <w:rFonts w:ascii="Consolas" w:hAnsi="Consolas" w:cs="Consolas"/>
-          <w:sz w:val="17"/>
-        </w:rPr>
-        <w:t xml:space="preserve">    int y = 2;</w:t>
-      </w:r>
-    </w:p>
-    <w:p>
-      <w:pPr>
-        <w:spacing w:after="0" w:before="0" w:line="240" w:lineRule="auto"/>
-      </w:pPr>
-      <w:r>
-        <w:rPr>
-          <w:rFonts w:ascii="Consolas" w:hAnsi="Consolas" w:cs="Consolas"/>
-          <w:sz w:val="17"/>
-        </w:rPr>
-        <w:t xml:space="preserve">    int temp;</w:t>
-      </w:r>
-    </w:p>
-    <w:p>
-      <w:pPr>
-        <w:spacing w:after="0" w:before="0" w:line="240" w:lineRule="auto"/>
-      </w:pPr>
-      <w:r>
-        <w:rPr>
-          <w:rFonts w:ascii="Consolas" w:hAnsi="Consolas" w:cs="Consolas"/>
-          <w:sz w:val="17"/>
-        </w:rPr>
-        <w:t xml:space="preserve">    temp = x;   // 1: salvo il vecchio valore di x</w:t>
-      </w:r>
-    </w:p>
-    <w:p>
-      <w:pPr>
-        <w:spacing w:after="0" w:before="0" w:line="240" w:lineRule="auto"/>
-      </w:pPr>
-      <w:r>
-        <w:rPr>
-          <w:rFonts w:ascii="Consolas" w:hAnsi="Consolas" w:cs="Consolas"/>
-          <w:sz w:val="17"/>
-        </w:rPr>
-        <w:t xml:space="preserve">    x = y;      // 2: ora posso sovrascrivere x</w:t>
-      </w:r>
-    </w:p>
-    <w:p>
-      <w:pPr>
-        <w:spacing w:after="0" w:before="0" w:line="240" w:lineRule="auto"/>
-      </w:pPr>
-      <w:r>
-        <w:rPr>
-          <w:rFonts w:ascii="Consolas" w:hAnsi="Consolas" w:cs="Consolas"/>
-          <w:sz w:val="17"/>
-        </w:rPr>
-        <w:t xml:space="preserve">    y = temp;   // 3: recupero il valore salvato</w:t>
-      </w:r>
-    </w:p>
-    <w:p>
-      <w:pPr>
-        <w:spacing w:after="0" w:before="0" w:line="240" w:lineRule="auto"/>
-      </w:pPr>
-      <w:r>
-        <w:rPr>
-          <w:rFonts w:ascii="Consolas" w:hAnsi="Consolas" w:cs="Consolas"/>
-          <w:sz w:val="17"/>
-        </w:rPr>
-        <w:t xml:space="preserve">    printf("Le var x, y valgono %d, %d\n", x, y);</w:t>
-      </w:r>
-    </w:p>
-    <w:p>
-      <w:pPr>
-        <w:spacing w:after="0" w:before="0" w:line="240" w:lineRule="auto"/>
-      </w:pPr>
-      <w:r>
-        <w:rPr>
-          <w:rFonts w:ascii="Consolas" w:hAnsi="Consolas" w:cs="Consolas"/>
-          <w:sz w:val="17"/>
-        </w:rPr>
-        <w:t>}</w:t>
-      </w:r>
-    </w:p>
-    <w:p/>
-    <w:p>
-      <w:r>
-        <w:rPr/>
-        <w:t xml:space="preserve">Sullo stack, la dichiarazione </w:t>
-      </w:r>
-      <w:r>
-        <w:rPr>
-          <w:rFonts w:ascii="Consolas" w:hAnsi="Consolas" w:cs="Consolas"/>
-        </w:rPr>
-        <w:t>int temp;</w:t>
-      </w:r>
-      <w:r>
-        <w:rPr/>
-        <w:t xml:space="preserve"> alloca altri 4 byte con valore indeterminato (il simbolo "?" con cui si indica un contenuto indeterminato, come visto nel capitolo 7). Poi, passo per passo:</w:t>
-      </w:r>
-    </w:p>
-    <w:p>
-      <w:pPr>
-        <w:numPr>
-          <w:ilvl w:val="0"/>
-          <w:numId w:val="1"/>
-        </w:numPr>
-      </w:pPr>
-      <w:r>
-        <w:rPr>
-          <w:rFonts w:ascii="Consolas" w:hAnsi="Consolas" w:cs="Consolas"/>
-        </w:rPr>
-        <w:t>temp = x;</w:t>
-      </w:r>
-      <w:r>
-        <w:rPr/>
-        <w:t xml:space="preserve"> copia 5 in temp: ora il valore originale di x esiste in due celle;</w:t>
-      </w:r>
-    </w:p>
-    <w:p>
-      <w:pPr>
-        <w:numPr>
-          <w:ilvl w:val="0"/>
-          <w:numId w:val="1"/>
-        </w:numPr>
-      </w:pPr>
-      <w:r>
-        <w:rPr>
-          <w:rFonts w:ascii="Consolas" w:hAnsi="Consolas" w:cs="Consolas"/>
-        </w:rPr>
-        <w:t>x = y;</w:t>
-      </w:r>
-      <w:r>
-        <w:rPr/>
-        <w:t xml:space="preserve"> sovrascrive x con 2, ma questa volta nessuna informazione è persa, perché il 5 è al sicuro in temp;</w:t>
-      </w:r>
-    </w:p>
-    <w:p>
-      <w:pPr>
-        <w:numPr>
-          <w:ilvl w:val="0"/>
-          <w:numId w:val="1"/>
-        </w:numPr>
-      </w:pPr>
-      <w:r>
-        <w:rPr>
-          <w:rFonts w:ascii="Consolas" w:hAnsi="Consolas" w:cs="Consolas"/>
-        </w:rPr>
-        <w:t>y = temp;</w:t>
-      </w:r>
-      <w:r>
-        <w:rPr/>
-        <w:t xml:space="preserve"> copia in y il 5 salvato.</w:t>
-      </w:r>
-    </w:p>
-    <w:p>
-      <w:r>
-        <w:rPr/>
-        <w:t xml:space="preserve">Il programma stampa </w:t>
-      </w:r>
-      <w:r>
-        <w:rPr>
-          <w:rFonts w:ascii="Consolas" w:hAnsi="Consolas" w:cs="Consolas"/>
-        </w:rPr>
-        <w:t>Le var x, y valgono 2, 5</w:t>
-      </w:r>
-      <w:r>
-        <w:rPr/>
-        <w:t>: i valori sono stati scambiati.</w:t>
-      </w:r>
-    </w:p>
-    <w:p>
-      <w:pPr>
-        <w:keepNext/>
-        <w:jc w:val="center"/>
-      </w:pPr>
-      <w:r>
-        <w:drawing>
-          <wp:inline xmlns:a="http://schemas.openxmlformats.org/drawingml/2006/main" xmlns:pic="http://schemas.openxmlformats.org/drawingml/2006/picture">
-            <wp:extent cx="4500000" cy="2276584"/>
-            <wp:docPr id="475959973" name="Picture 475959973"/>
-            <wp:cNvGraphicFramePr>
-              <a:graphicFrameLocks noChangeAspect="1"/>
-            </wp:cNvGraphicFramePr>
-            <a:graphic>
-              <a:graphicData uri="http://schemas.openxmlformats.org/drawingml/2006/picture">
-                <pic:pic>
-                  <pic:nvPicPr>
-                    <pic:cNvPr id="0" name="ch13_swap_temp.png"/>
-                    <pic:cNvPicPr/>
-                  </pic:nvPicPr>
-                  <pic:blipFill>
-                    <a:blip r:embed="rId23"/>
-                    <a:stretch>
-                      <a:fillRect/>
-                    </a:stretch>
-                  </pic:blipFill>
-                  <pic:spPr>
-                    <a:xfrm>
-                      <a:off x="0" y="0"/>
-                      <a:ext cx="4500000" cy="2276584"/>
-                    </a:xfrm>
-                    <a:prstGeom prst="rect"/>
-                  </pic:spPr>
-                </pic:pic>
-              </a:graphicData>
-            </a:graphic>
-          </wp:inline>
-        </w:drawing>
-      </w:r>
-    </w:p>
-    <w:p>
-      <w:pPr>
-        <w:jc w:val="center"/>
-      </w:pPr>
-      <w:r>
-        <w:rPr>
-          <w:i/>
-          <w:sz w:val="18"/>
-        </w:rPr>
-        <w:t>Scambio con variabile temporanea: il 5 resta al sicuro in temp finché y non lo riceve (in rosso le celle il cui valore è cambiato).</w:t>
-      </w:r>
-    </w:p>
-    <w:p>
-      <w:pPr>
-        <w:pStyle w:val="Titolo2"/>
-      </w:pPr>
-      <w:r>
-        <w:rPr>
-          <w:b/>
-          <w:color w:val="E97132"/>
-        </w:rPr>
-        <w:t>Perché l'ordine conta</w:t>
-      </w:r>
-    </w:p>
-    <w:p>
-      <w:r>
-        <w:rPr/>
-        <w:t xml:space="preserve">Come nell'esempio delle tazze, la sequenza dei tre assegnamenti non si può cambiare a piacere: ogni assegnamento deve avvenire quando il valore che sta per essere sovrascritto è già stato salvato altrove. Per esempio, scrivendo </w:t>
-      </w:r>
-      <w:r>
-        <w:rPr>
-          <w:rFonts w:ascii="Consolas" w:hAnsi="Consolas" w:cs="Consolas"/>
-        </w:rPr>
-        <w:t>x = y; temp = x; y = temp;</w:t>
-      </w:r>
-      <w:r>
-        <w:rPr/>
-        <w:t xml:space="preserve"> si copia in temp un valore di x che è già stato sovrascritto, e alla fine x, y e temp valgono tutti 2: il 5 è stato perso proprio come nel metodo ovvio.</w:t>
-      </w:r>
-    </w:p>
-    <w:p>
-      <w:r>
-        <w:rPr/>
-        <w:t>Il prezzo della soluzione corretta è piccolo: una sola variabile in più, cioè 4 byte per degli int, a fronte di un'operazione che il metodo ovvio non sa fare. Lo scambio con variabile temporanea sarà utile ogni volta che un algoritmo dovrà riordinare dei valori; nel prossimo capitolo passiamo invece ai numeri reali, con i tipi float e double.</w:t>
-      </w:r>
-    </w:p>
-    <w:p>
-      <w:pPr>
-        <w:pStyle w:val="Titolo1"/>
-      </w:pPr>
-      <w:r>
-        <w:rPr>
-          <w:b/>
-          <w:color w:val="EE0000"/>
-        </w:rPr>
-        <w:t>Capitolo 14: Numeri Reali in C: float, double e Formati di Stampa</w:t>
-      </w:r>
-    </w:p>
-    <w:p>
-      <w:pPr>
-        <w:pStyle w:val="Titolo2"/>
-      </w:pPr>
-      <w:r>
-        <w:rPr>
-          <w:b/>
-          <w:color w:val="E97132"/>
-        </w:rPr>
-        <w:t>I tipi per i numeri reali</w:t>
-      </w:r>
-    </w:p>
-    <w:p>
-      <w:r>
-        <w:rPr/>
-        <w:t xml:space="preserve">Nel calcolo scientifico e in moltissime applicazioni pratiche (grafica, simulazioni, elaborazione di dati) occorre lavorare con numeri reali, cioè con valori che hanno una parte intera e una parte frazionaria. In C sono rappresentati principalmente da due tipi: </w:t>
-      </w:r>
-      <w:r>
-        <w:rPr>
-          <w:b/>
-        </w:rPr>
-        <w:t>float</w:t>
-      </w:r>
-      <w:r>
-        <w:rPr/>
-        <w:t xml:space="preserve">, tipicamente a 32 bit, e </w:t>
-      </w:r>
-      <w:r>
-        <w:rPr>
-          <w:b/>
-        </w:rPr>
-        <w:t>double</w:t>
-      </w:r>
-      <w:r>
-        <w:rPr/>
-        <w:t xml:space="preserve">, tipicamente a 64 bit. Hanno entrambi una codifica in virgola mobile, che segue lo standard IEEE 754, argomento che si vedrà nel corso di Fondamenti dell'Informatica. Come già osservato nel capitolo 6, sono modelli finiti dei numeri reali: i due tipi si distinguono proprio per la </w:t>
-      </w:r>
-      <w:r>
-        <w:rPr>
-          <w:b/>
-        </w:rPr>
-        <w:t>precisione</w:t>
-      </w:r>
-      <w:r>
-        <w:rPr/>
-        <w:t xml:space="preserve"> e per l'</w:t>
-      </w:r>
-      <w:r>
-        <w:rPr>
-          <w:b/>
-        </w:rPr>
-        <w:t>intervallo</w:t>
-      </w:r>
-      <w:r>
-        <w:rPr/>
-        <w:t xml:space="preserve"> di valori che riescono a rappresentare.</w:t>
-      </w:r>
-    </w:p>
-    <w:p>
-      <w:pPr>
-        <w:numPr>
-          <w:ilvl w:val="0"/>
-          <w:numId w:val="1"/>
-        </w:numPr>
-      </w:pPr>
-      <w:r>
-        <w:rPr>
-          <w:b/>
-        </w:rPr>
-        <w:t>float</w:t>
-      </w:r>
-      <w:r>
-        <w:rPr/>
-        <w:t>: 32 bit (4 byte), circa 7 cifre decimali di precisione, valori da circa 10</w:t>
-      </w:r>
-      <w:r>
-        <w:rPr>
-          <w:vertAlign w:val="superscript"/>
-        </w:rPr>
-        <w:t>-38</w:t>
-      </w:r>
-      <w:r>
-        <w:rPr/>
-        <w:t xml:space="preserve"> a circa 10</w:t>
-      </w:r>
-      <w:r>
-        <w:rPr>
-          <w:vertAlign w:val="superscript"/>
-        </w:rPr>
-        <w:t>38</w:t>
-      </w:r>
-      <w:r>
-        <w:rPr/>
-        <w:t>. È adatto quando serve risparmiare memoria o per calcoli meno critici.</w:t>
-      </w:r>
-    </w:p>
-    <w:p>
-      <w:pPr>
-        <w:numPr>
-          <w:ilvl w:val="0"/>
-          <w:numId w:val="1"/>
-        </w:numPr>
-      </w:pPr>
-      <w:r>
-        <w:rPr>
-          <w:b/>
-        </w:rPr>
-        <w:t>double</w:t>
-      </w:r>
-      <w:r>
-        <w:rPr/>
-        <w:t>: 64 bit (8 byte), circa 15-16 cifre decimali, valori da circa 10</w:t>
-      </w:r>
-      <w:r>
-        <w:rPr>
-          <w:vertAlign w:val="superscript"/>
-        </w:rPr>
-        <w:t>-308</w:t>
-      </w:r>
-      <w:r>
-        <w:rPr/>
-        <w:t xml:space="preserve"> a circa 10</w:t>
-      </w:r>
-      <w:r>
-        <w:rPr>
-          <w:vertAlign w:val="superscript"/>
-        </w:rPr>
-        <w:t>308</w:t>
-      </w:r>
-      <w:r>
-        <w:rPr/>
-        <w:t>. È il tipo per i calcoli scientifici e per le applicazioni che richiedono alta precisione.</w:t>
-      </w:r>
-    </w:p>
-    <w:p>
-      <w:r>
-        <w:rPr/>
-        <w:t>Sui numeri reali valgono le quattro operazioni aritmetiche: addizione (+), sottrazione (-), moltiplicazione (*) e divisione (/). Non c'è invece l'operatore modulo (%), che in C è definito solo per gli interi: esiste una funzione di libreria con questo scopo, chiamata fmod, ma il corso non la userà.</w:t>
-      </w:r>
-    </w:p>
-    <w:p>
-      <w:pPr>
-        <w:pStyle w:val="Titolo2"/>
-      </w:pPr>
-      <w:r>
-        <w:rPr>
-          <w:b/>
-          <w:color w:val="E97132"/>
-        </w:rPr>
-        <w:t>float e double in memoria</w:t>
-      </w:r>
-    </w:p>
-    <w:p>
-      <w:r>
-        <w:rPr/>
-        <w:t>Vediamo un primo esempio. Il programma calcola la divisione tra due variabili reali e stampa i tre valori:</w:t>
-      </w:r>
-    </w:p>
-    <w:p>
-      <w:pPr>
-        <w:spacing w:after="0" w:before="0" w:line="240" w:lineRule="auto"/>
-      </w:pPr>
-      <w:r>
-        <w:rPr>
-          <w:rFonts w:ascii="Consolas" w:hAnsi="Consolas" w:cs="Consolas"/>
-          <w:sz w:val="17"/>
-        </w:rPr>
-        <w:t>int main(void) {</w:t>
-      </w:r>
-    </w:p>
-    <w:p>
-      <w:pPr>
-        <w:spacing w:after="0" w:before="0" w:line="240" w:lineRule="auto"/>
-      </w:pPr>
-      <w:r>
-        <w:rPr>
-          <w:rFonts w:ascii="Consolas" w:hAnsi="Consolas" w:cs="Consolas"/>
-          <w:sz w:val="17"/>
-        </w:rPr>
-        <w:t xml:space="preserve">    float x = 5, y = 2, z;</w:t>
-      </w:r>
-    </w:p>
-    <w:p>
-      <w:pPr>
-        <w:spacing w:after="0" w:before="0" w:line="240" w:lineRule="auto"/>
-      </w:pPr>
-      <w:r>
-        <w:rPr>
-          <w:rFonts w:ascii="Consolas" w:hAnsi="Consolas" w:cs="Consolas"/>
-          <w:sz w:val="17"/>
-        </w:rPr>
-        <w:t xml:space="preserve">    z = x / y;</w:t>
-      </w:r>
-    </w:p>
-    <w:p>
-      <w:pPr>
-        <w:spacing w:after="0" w:before="0" w:line="240" w:lineRule="auto"/>
-      </w:pPr>
-      <w:r>
-        <w:rPr>
-          <w:rFonts w:ascii="Consolas" w:hAnsi="Consolas" w:cs="Consolas"/>
-          <w:sz w:val="17"/>
-        </w:rPr>
-        <w:t xml:space="preserve">    printf("La var x vale %f\n", x);</w:t>
-      </w:r>
-    </w:p>
-    <w:p>
-      <w:pPr>
-        <w:spacing w:after="0" w:before="0" w:line="240" w:lineRule="auto"/>
-      </w:pPr>
-      <w:r>
-        <w:rPr>
-          <w:rFonts w:ascii="Consolas" w:hAnsi="Consolas" w:cs="Consolas"/>
-          <w:sz w:val="17"/>
-        </w:rPr>
-        <w:t xml:space="preserve">    printf("La var y vale %f\n", y);</w:t>
-      </w:r>
-    </w:p>
-    <w:p>
-      <w:pPr>
-        <w:spacing w:after="0" w:before="0" w:line="240" w:lineRule="auto"/>
-      </w:pPr>
-      <w:r>
-        <w:rPr>
-          <w:rFonts w:ascii="Consolas" w:hAnsi="Consolas" w:cs="Consolas"/>
-          <w:sz w:val="17"/>
-        </w:rPr>
-        <w:t xml:space="preserve">    printf("La var z vale %f\n", z);</w:t>
-      </w:r>
-    </w:p>
-    <w:p>
-      <w:pPr>
-        <w:spacing w:after="0" w:before="0" w:line="240" w:lineRule="auto"/>
-      </w:pPr>
-      <w:r>
-        <w:rPr>
-          <w:rFonts w:ascii="Consolas" w:hAnsi="Consolas" w:cs="Consolas"/>
-          <w:sz w:val="17"/>
-        </w:rPr>
-        <w:t>}</w:t>
-      </w:r>
-    </w:p>
-    <w:p/>
-    <w:p>
-      <w:r>
-        <w:rPr/>
-        <w:t xml:space="preserve">L'output è </w:t>
-      </w:r>
-      <w:r>
-        <w:rPr>
-          <w:rFonts w:ascii="Consolas" w:hAnsi="Consolas" w:cs="Consolas"/>
-        </w:rPr>
-        <w:t>La var x vale 5.000000</w:t>
-      </w:r>
-      <w:r>
-        <w:rPr/>
-        <w:t xml:space="preserve">, </w:t>
-      </w:r>
-      <w:r>
-        <w:rPr>
-          <w:rFonts w:ascii="Consolas" w:hAnsi="Consolas" w:cs="Consolas"/>
-        </w:rPr>
-        <w:t>La var y vale 2.000000</w:t>
-      </w:r>
-      <w:r>
-        <w:rPr/>
-        <w:t xml:space="preserve"> e </w:t>
-      </w:r>
-      <w:r>
-        <w:rPr>
-          <w:rFonts w:ascii="Consolas" w:hAnsi="Consolas" w:cs="Consolas"/>
-        </w:rPr>
-        <w:t>La var z vale 2.500000</w:t>
-      </w:r>
-      <w:r>
-        <w:rPr/>
-        <w:t xml:space="preserve">. Poiché gli operandi sono reali, la divisione mantiene la parte frazionaria: 5 / 2 dà 2.5. In memoria ciascuna delle tre variabili float occupa 4 byte. Se si sostituisce float con </w:t>
-      </w:r>
-      <w:r>
-        <w:rPr>
-          <w:b/>
-        </w:rPr>
-        <w:t>double</w:t>
-      </w:r>
-      <w:r>
-        <w:rPr/>
-        <w:t xml:space="preserve"> il risultato stampato è identico, ma ogni variabile occupa 8 byte (64 bit). I due tipi si possono anche mescolare: se x e y sono float e z è un double, la divisione tra x e y dà comunque 2.5, che viene memorizzato in una variabile da 8 byte.</w:t>
-      </w:r>
-    </w:p>
-    <w:p>
-      <w:pPr>
-        <w:keepNext/>
-        <w:jc w:val="center"/>
-      </w:pPr>
-      <w:r>
-        <w:drawing>
-          <wp:inline xmlns:a="http://schemas.openxmlformats.org/drawingml/2006/main" xmlns:pic="http://schemas.openxmlformats.org/drawingml/2006/picture">
-            <wp:extent cx="4320000" cy="2592813"/>
-            <wp:docPr id="475959974" name="Picture 475959974"/>
-            <wp:cNvGraphicFramePr>
-              <a:graphicFrameLocks noChangeAspect="1"/>
-            </wp:cNvGraphicFramePr>
-            <a:graphic>
-              <a:graphicData uri="http://schemas.openxmlformats.org/drawingml/2006/picture">
-                <pic:pic>
-                  <pic:nvPicPr>
-                    <pic:cNvPr id="0" name="ch14_float_double_memoria.png"/>
-                    <pic:cNvPicPr/>
-                  </pic:nvPicPr>
-                  <pic:blipFill>
-                    <a:blip r:embed="rId24"/>
-                    <a:stretch>
-                      <a:fillRect/>
-                    </a:stretch>
-                  </pic:blipFill>
-                  <pic:spPr>
-                    <a:xfrm>
-                      <a:off x="0" y="0"/>
-                      <a:ext cx="4320000" cy="2592813"/>
-                    </a:xfrm>
-                    <a:prstGeom prst="rect"/>
-                  </pic:spPr>
-                </pic:pic>
-              </a:graphicData>
-            </a:graphic>
-          </wp:inline>
-        </w:drawing>
-      </w:r>
-    </w:p>
-    <w:p>
-      <w:pPr>
-        <w:jc w:val="center"/>
-      </w:pPr>
-      <w:r>
-        <w:rPr>
-          <w:i/>
-          <w:sz w:val="18"/>
-        </w:rPr>
-        <w:t>float e double in memoria: stesse operazioni, ma 4 byte per ogni float e 8 byte per ogni double.</w:t>
-      </w:r>
-    </w:p>
-    <w:p>
-      <w:pPr>
-        <w:pStyle w:val="Titolo2"/>
-      </w:pPr>
-      <w:r>
-        <w:rPr>
-          <w:b/>
-          <w:color w:val="E97132"/>
-        </w:rPr>
-        <w:t>Stampare i numeri reali: %f, %e e %g</w:t>
-      </w:r>
-    </w:p>
-    <w:p>
-      <w:r>
-        <w:rPr/>
-        <w:t xml:space="preserve">Per stampare un numero reale con printf si usano tre specificatori di conversione, che differiscono per la notazione. Prendiamo come esempio </w:t>
-      </w:r>
-      <w:r>
-        <w:rPr>
-          <w:rFonts w:ascii="Consolas" w:hAnsi="Consolas" w:cs="Consolas"/>
-        </w:rPr>
-        <w:t>double z = 2.5;</w:t>
-      </w:r>
-      <w:r>
-        <w:rPr/>
-        <w:t>:</w:t>
-      </w:r>
-    </w:p>
-    <w:p>
-      <w:pPr>
-        <w:numPr>
-          <w:ilvl w:val="0"/>
-          <w:numId w:val="1"/>
-        </w:numPr>
-      </w:pPr>
-      <w:r>
-        <w:rPr>
-          <w:b/>
-        </w:rPr>
-        <w:t>%f</w:t>
-      </w:r>
-      <w:r>
-        <w:rPr/>
-        <w:t>: notazione decimale fissa, con 6 cifre decimali di default (2.500000). È la scelta per la rappresentazione "naturale" di un numero reale.</w:t>
-      </w:r>
-    </w:p>
-    <w:p>
-      <w:pPr>
-        <w:numPr>
-          <w:ilvl w:val="0"/>
-          <w:numId w:val="1"/>
-        </w:numPr>
-      </w:pPr>
-      <w:r>
-        <w:rPr>
-          <w:b/>
-        </w:rPr>
-        <w:t>%e</w:t>
-      </w:r>
-      <w:r>
-        <w:rPr/>
-        <w:t>: notazione scientifica o esponenziale (2.500000e+00). È utile per numeri molto grandi o molto piccoli.</w:t>
-      </w:r>
-    </w:p>
-    <w:p>
-      <w:pPr>
-        <w:numPr>
-          <w:ilvl w:val="0"/>
-          <w:numId w:val="1"/>
-        </w:numPr>
-      </w:pPr>
-      <w:r>
-        <w:rPr>
-          <w:b/>
-        </w:rPr>
-        <w:t>%g</w:t>
-      </w:r>
-      <w:r>
-        <w:rPr/>
-        <w:t>: formato adattivo, che sceglie tra %f e %e quello più compatto ed elimina gli zeri inutili (2.5). Si usa quando serve una stampa leggibile e compatta, senza preoccuparsi della notazione; stampa al più 6 cifre significative.</w:t>
-      </w:r>
-    </w:p>
-    <w:p>
-      <w:r>
-        <w:rPr/>
-        <w:t xml:space="preserve">Come per gli interi, dove </w:t>
-      </w:r>
-      <w:r>
-        <w:rPr>
-          <w:rFonts w:ascii="Consolas" w:hAnsi="Consolas" w:cs="Consolas"/>
-        </w:rPr>
-        <w:t>%6d</w:t>
-      </w:r>
-      <w:r>
-        <w:rPr/>
-        <w:t xml:space="preserve"> fissa la larghezza minima del campo (capitolo 8), anche qui si può controllare la formattazione: scrivendo un punto e un numero tra il simbolo % e la lettera, come in </w:t>
-      </w:r>
-      <w:r>
-        <w:rPr>
-          <w:rFonts w:ascii="Consolas" w:hAnsi="Consolas" w:cs="Consolas"/>
-        </w:rPr>
-        <w:t>%.3f</w:t>
-      </w:r>
-      <w:r>
-        <w:rPr/>
-        <w:t xml:space="preserve">, si indica la </w:t>
-      </w:r>
-      <w:r>
-        <w:rPr>
-          <w:b/>
-        </w:rPr>
-        <w:t>precisione</w:t>
-      </w:r>
-      <w:r>
-        <w:rPr/>
-        <w:t>, cioè quante cifre decimali stampare. Con la stessa variabile z:</w:t>
-      </w:r>
-    </w:p>
-    <w:p>
-      <w:pPr>
-        <w:spacing w:after="0" w:before="0" w:line="240" w:lineRule="auto"/>
-      </w:pPr>
-      <w:r>
-        <w:rPr>
-          <w:rFonts w:ascii="Consolas" w:hAnsi="Consolas" w:cs="Consolas"/>
-          <w:sz w:val="17"/>
-        </w:rPr>
-        <w:t>printf("z vale %f</w:t>
-      </w:r>
-    </w:p>
-    <w:p>
-      <w:pPr>
-        <w:spacing w:after="0" w:before="0" w:line="240" w:lineRule="auto"/>
-      </w:pPr>
-      <w:r>
-        <w:rPr>
-          <w:rFonts w:ascii="Consolas" w:hAnsi="Consolas" w:cs="Consolas"/>
-          <w:sz w:val="17"/>
-        </w:rPr>
-        <w:t>", z);      // z vale 2.500000</w:t>
-      </w:r>
-    </w:p>
-    <w:p>
-      <w:pPr>
-        <w:spacing w:after="0" w:before="0" w:line="240" w:lineRule="auto"/>
-      </w:pPr>
-      <w:r>
-        <w:rPr>
-          <w:rFonts w:ascii="Consolas" w:hAnsi="Consolas" w:cs="Consolas"/>
-          <w:sz w:val="17"/>
-        </w:rPr>
-        <w:t>printf("z vale %.3f</w:t>
-      </w:r>
-    </w:p>
-    <w:p>
-      <w:pPr>
-        <w:spacing w:after="0" w:before="0" w:line="240" w:lineRule="auto"/>
-      </w:pPr>
-      <w:r>
-        <w:rPr>
-          <w:rFonts w:ascii="Consolas" w:hAnsi="Consolas" w:cs="Consolas"/>
-          <w:sz w:val="17"/>
-        </w:rPr>
-        <w:t>", z);    // z vale 2.500</w:t>
-      </w:r>
-    </w:p>
-    <w:p>
-      <w:pPr>
-        <w:spacing w:after="0" w:before="0" w:line="240" w:lineRule="auto"/>
-      </w:pPr>
-      <w:r>
-        <w:rPr>
-          <w:rFonts w:ascii="Consolas" w:hAnsi="Consolas" w:cs="Consolas"/>
-          <w:sz w:val="17"/>
-        </w:rPr>
-        <w:t>printf("z vale %.3e</w:t>
-      </w:r>
-    </w:p>
-    <w:p>
-      <w:pPr>
-        <w:spacing w:after="0" w:before="0" w:line="240" w:lineRule="auto"/>
-      </w:pPr>
-      <w:r>
-        <w:rPr>
-          <w:rFonts w:ascii="Consolas" w:hAnsi="Consolas" w:cs="Consolas"/>
-          <w:sz w:val="17"/>
-        </w:rPr>
-        <w:t>", z);    // z vale 2.500e+00</w:t>
-      </w:r>
-    </w:p>
-    <w:p/>
-    <w:p>
-      <w:r>
-        <w:rPr/>
-        <w:t xml:space="preserve">Con </w:t>
-      </w:r>
-      <w:r>
-        <w:rPr>
-          <w:rFonts w:ascii="Consolas" w:hAnsi="Consolas" w:cs="Consolas"/>
-        </w:rPr>
-        <w:t>%.3f</w:t>
-      </w:r>
-      <w:r>
-        <w:rPr/>
-        <w:t xml:space="preserve"> la stampa si ferma al terzo decimale (più precisamente il valore viene arrotondato: 2.5678 con </w:t>
-      </w:r>
-      <w:r>
-        <w:rPr>
-          <w:rFonts w:ascii="Consolas" w:hAnsi="Consolas" w:cs="Consolas"/>
-        </w:rPr>
-        <w:t>%.3f</w:t>
-      </w:r>
-      <w:r>
-        <w:rPr/>
-        <w:t xml:space="preserve"> diventa 2.568); con </w:t>
-      </w:r>
-      <w:r>
-        <w:rPr>
-          <w:rFonts w:ascii="Consolas" w:hAnsi="Consolas" w:cs="Consolas"/>
-        </w:rPr>
-        <w:t>%.3e</w:t>
-      </w:r>
-      <w:r>
-        <w:rPr/>
-        <w:t xml:space="preserve"> la notazione esponenziale mostra tre decimali. Gli specificatori di printf sono descritti nel manuale della libreria C di GNU (sezione sull'output formattato), a cui conviene abituarsi a ricorrere.</w:t>
-      </w:r>
-    </w:p>
-    <w:p>
-      <w:pPr>
-        <w:pStyle w:val="Titolo2"/>
-      </w:pPr>
-      <w:r>
-        <w:rPr>
-          <w:b/>
-          <w:color w:val="E97132"/>
-        </w:rPr>
-        <w:t>Leggere i double con scanf</w:t>
-      </w:r>
-    </w:p>
-    <w:p>
-      <w:r>
-        <w:rPr/>
-        <w:t xml:space="preserve">In printf lo specificatore </w:t>
-      </w:r>
-      <w:r>
-        <w:rPr>
-          <w:b/>
-        </w:rPr>
-        <w:t>%f</w:t>
-      </w:r>
-      <w:r>
-        <w:rPr/>
-        <w:t xml:space="preserve"> va bene sia per i float sia per i double, ed è quello usato negli esempi precedenti. Con scanf la distinzione invece conta: per leggere un </w:t>
-      </w:r>
-      <w:r>
-        <w:rPr>
-          <w:b/>
-        </w:rPr>
-        <w:t>double</w:t>
-      </w:r>
-      <w:r>
-        <w:rPr/>
-        <w:t xml:space="preserve"> non si possono usare %f, %e e %g, ma gli specificatori con la lettera l, cioè </w:t>
-      </w:r>
-      <w:r>
-        <w:rPr>
-          <w:b/>
-        </w:rPr>
-        <w:t>%lf</w:t>
-      </w:r>
-      <w:r>
-        <w:rPr/>
-        <w:t xml:space="preserve">, </w:t>
-      </w:r>
-      <w:r>
-        <w:rPr>
-          <w:b/>
-        </w:rPr>
-        <w:t>%le</w:t>
-      </w:r>
-      <w:r>
-        <w:rPr/>
-        <w:t xml:space="preserve"> e </w:t>
-      </w:r>
-      <w:r>
-        <w:rPr>
-          <w:b/>
-        </w:rPr>
-        <w:t>%lg</w:t>
-      </w:r>
-      <w:r>
-        <w:rPr/>
-        <w:t>. La ragione sta nel funzionamento di scanf, che scrive direttamente nella memoria all'indirizzo passato (&amp;x, capitolo 9) e deve sapere quanti byte occupa la variabile: 8 per un double, 4 per un float. Usare %f con un double significherebbe scriverne solo una parte, con un valore letto sbagliato. La tabella dei tipi del corso riporta coerentemente %f per il float e %lf per il double.</w:t>
-      </w:r>
-    </w:p>
-    <w:p>
-      <w:r>
-        <w:rPr/>
-        <w:t>In sintesi, per i numeri reali si stampa con %f, %e o %g (a seconda della notazione che si vuole) e si legge con %f, %e o %g per un float e con %lf, %le o %lg per un double.</w:t>
-      </w:r>
-    </w:p>
-    <w:p>
-      <w:r>
-        <w:rPr/>
-        <w:t>I numeri reali sono approssimati, e le conversioni tra i tipi numerici possono far perdere informazione: è il tema del capitolo 16. Il prossimo capitolo introduce invece le funzioni matematiche della libreria math.h.</w:t>
-      </w:r>
-    </w:p>
-    <w:p>
-      <w:pPr>
-        <w:pStyle w:val="Titolo1"/>
-      </w:pPr>
-      <w:r>
-        <w:rPr>
-          <w:b/>
-          <w:color w:val="EE0000"/>
-        </w:rPr>
-        <w:t>Capitolo 15: La Libreria math.h e la Lettura della Documentazione</w:t>
-      </w:r>
-    </w:p>
-    <w:p>
-      <w:pPr>
-        <w:pStyle w:val="Titolo2"/>
-      </w:pPr>
-      <w:r>
-        <w:rPr>
-          <w:b/>
-          <w:color w:val="E97132"/>
-        </w:rPr>
-        <w:t>Oltre le operazioni di base</w:t>
-      </w:r>
-    </w:p>
-    <w:p>
-      <w:r>
-        <w:rPr/>
-        <w:t xml:space="preserve">Gli operatori del C (+, -, *, / e, per gli interi, %) coprono solo le operazioni aritmetiche di base. Per le funzioni matematiche più avanzate, come radici, potenze, logaritmi e funzioni trigonometriche, si usa la libreria </w:t>
-      </w:r>
-      <w:r>
-        <w:rPr>
-          <w:b/>
-        </w:rPr>
-        <w:t>math.h</w:t>
-      </w:r>
-      <w:r>
-        <w:rPr/>
-        <w:t>, da includere con:</w:t>
-      </w:r>
-    </w:p>
-    <w:p>
-      <w:pPr>
-        <w:spacing w:after="0" w:before="0" w:line="240" w:lineRule="auto"/>
-      </w:pPr>
-      <w:r>
-        <w:rPr>
-          <w:rFonts w:ascii="Consolas" w:hAnsi="Consolas" w:cs="Consolas"/>
-          <w:sz w:val="17"/>
-        </w:rPr>
-        <w:t>#include &lt;math.h&gt;</w:t>
-      </w:r>
-    </w:p>
-    <w:p/>
-    <w:p>
-      <w:r>
-        <w:rPr/>
-        <w:t xml:space="preserve">La libreria fornisce una serie di funzioni utili, tra cui </w:t>
-      </w:r>
-      <w:r>
-        <w:rPr>
-          <w:b/>
-        </w:rPr>
-        <w:t>sqrt()</w:t>
-      </w:r>
-      <w:r>
-        <w:rPr/>
-        <w:t xml:space="preserve"> (radice quadrata), </w:t>
-      </w:r>
-      <w:r>
-        <w:rPr>
-          <w:b/>
-        </w:rPr>
-        <w:t>pow()</w:t>
-      </w:r>
-      <w:r>
-        <w:rPr/>
-        <w:t xml:space="preserve"> (potenza), </w:t>
-      </w:r>
-      <w:r>
-        <w:rPr>
-          <w:b/>
-        </w:rPr>
-        <w:t>sin()</w:t>
-      </w:r>
-      <w:r>
-        <w:rPr/>
-        <w:t xml:space="preserve"> e </w:t>
-      </w:r>
-      <w:r>
-        <w:rPr>
-          <w:b/>
-        </w:rPr>
-        <w:t>cos()</w:t>
-      </w:r>
-      <w:r>
-        <w:rPr/>
-        <w:t>, disponibili in versioni per float, double e long double (con i suffissi f e l; un argomento int viene convertito automaticamente a double). L'elenco completo è consultabile nella documentazione online della libreria (per esempio su cppreference.com, alla pagina dedicata all'header math.h).</w:t>
-      </w:r>
-    </w:p>
-    <w:p>
-      <w:r>
-        <w:rPr/>
-        <w:t xml:space="preserve">C'è un'avvertenza pratica per chi lavora in ambiente Unix: l'uso di math.h richiede di indicare al compilatore anche la libreria matematica, con l'opzione </w:t>
-      </w:r>
-      <w:r>
-        <w:rPr>
-          <w:b/>
-        </w:rPr>
-        <w:t>-lm</w:t>
-      </w:r>
-      <w:r>
-        <w:rPr/>
-        <w:t xml:space="preserve"> da aggiungere alla fine del comando, per esempio </w:t>
-      </w:r>
-      <w:r>
-        <w:rPr>
-          <w:rFonts w:ascii="Consolas" w:hAnsi="Consolas" w:cs="Consolas"/>
-        </w:rPr>
-        <w:t>gcc programma.c -lm</w:t>
-      </w:r>
-      <w:r>
-        <w:rPr/>
-        <w:t>. Senza questa opzione la fase di collegamento può fallire sulle funzioni di math.h (tipicamente con un errore di "undefined reference").</w:t>
-      </w:r>
-    </w:p>
-    <w:p>
-      <w:pPr>
-        <w:pStyle w:val="Titolo2"/>
-      </w:pPr>
-      <w:r>
-        <w:rPr>
-          <w:b/>
-          <w:color w:val="E97132"/>
-        </w:rPr>
-        <w:t>Un esempio: quadrato e radice</w:t>
-      </w:r>
-    </w:p>
-    <w:p>
-      <w:r>
-        <w:rPr/>
-        <w:t>Il programma seguente calcola il quadrato e la radice quadrata di un numero reale e li stampa con due decimali:</w:t>
-      </w:r>
-    </w:p>
-    <w:p>
-      <w:pPr>
-        <w:spacing w:after="0" w:before="0" w:line="240" w:lineRule="auto"/>
-      </w:pPr>
-      <w:r>
-        <w:rPr>
-          <w:rFonts w:ascii="Consolas" w:hAnsi="Consolas" w:cs="Consolas"/>
-          <w:sz w:val="17"/>
-        </w:rPr>
-        <w:t>#include &lt;stdio.h&gt;</w:t>
-      </w:r>
-    </w:p>
-    <w:p>
-      <w:pPr>
-        <w:spacing w:after="0" w:before="0" w:line="240" w:lineRule="auto"/>
-      </w:pPr>
-      <w:r>
-        <w:rPr>
-          <w:rFonts w:ascii="Consolas" w:hAnsi="Consolas" w:cs="Consolas"/>
-          <w:sz w:val="17"/>
-        </w:rPr>
-        <w:t>#include &lt;math.h&gt;</w:t>
-      </w:r>
-    </w:p>
-    <w:p>
-      <w:pPr>
-        <w:spacing w:after="0" w:before="0" w:line="240" w:lineRule="auto"/>
-      </w:pPr>
-      <w:r>
-        <w:rPr>
-          <w:rFonts w:ascii="Consolas" w:hAnsi="Consolas" w:cs="Consolas"/>
-          <w:sz w:val="17"/>
-        </w:rPr>
-      </w:r>
-    </w:p>
-    <w:p>
-      <w:pPr>
-        <w:spacing w:after="0" w:before="0" w:line="240" w:lineRule="auto"/>
-      </w:pPr>
-      <w:r>
-        <w:rPr>
-          <w:rFonts w:ascii="Consolas" w:hAnsi="Consolas" w:cs="Consolas"/>
-          <w:sz w:val="17"/>
-        </w:rPr>
-        <w:t>int main(void) {</w:t>
-      </w:r>
-    </w:p>
-    <w:p>
-      <w:pPr>
-        <w:spacing w:after="0" w:before="0" w:line="240" w:lineRule="auto"/>
-      </w:pPr>
-      <w:r>
-        <w:rPr>
-          <w:rFonts w:ascii="Consolas" w:hAnsi="Consolas" w:cs="Consolas"/>
-          <w:sz w:val="17"/>
-        </w:rPr>
-        <w:t xml:space="preserve">    float num = 9.0, radice, quadrato;</w:t>
-      </w:r>
-    </w:p>
-    <w:p>
-      <w:pPr>
-        <w:spacing w:after="0" w:before="0" w:line="240" w:lineRule="auto"/>
-      </w:pPr>
-      <w:r>
-        <w:rPr>
-          <w:rFonts w:ascii="Consolas" w:hAnsi="Consolas" w:cs="Consolas"/>
-          <w:sz w:val="17"/>
-        </w:rPr>
-        <w:t xml:space="preserve">    quadrato = pow(num, 2);</w:t>
-      </w:r>
-    </w:p>
-    <w:p>
-      <w:pPr>
-        <w:spacing w:after="0" w:before="0" w:line="240" w:lineRule="auto"/>
-      </w:pPr>
-      <w:r>
-        <w:rPr>
-          <w:rFonts w:ascii="Consolas" w:hAnsi="Consolas" w:cs="Consolas"/>
-          <w:sz w:val="17"/>
-        </w:rPr>
-        <w:t xml:space="preserve">    radice = sqrt(num);</w:t>
-      </w:r>
-    </w:p>
-    <w:p>
-      <w:pPr>
-        <w:spacing w:after="0" w:before="0" w:line="240" w:lineRule="auto"/>
-      </w:pPr>
-      <w:r>
-        <w:rPr>
-          <w:rFonts w:ascii="Consolas" w:hAnsi="Consolas" w:cs="Consolas"/>
-          <w:sz w:val="17"/>
-        </w:rPr>
-        <w:t xml:space="preserve">    printf("Il quadrato di %.0f è %.2f\n", num, quadrato);</w:t>
-      </w:r>
-    </w:p>
-    <w:p>
-      <w:pPr>
-        <w:spacing w:after="0" w:before="0" w:line="240" w:lineRule="auto"/>
-      </w:pPr>
-      <w:r>
-        <w:rPr>
-          <w:rFonts w:ascii="Consolas" w:hAnsi="Consolas" w:cs="Consolas"/>
-          <w:sz w:val="17"/>
-        </w:rPr>
-        <w:t xml:space="preserve">    printf("La radice di %.0f è %.2f\n", num, radice);</w:t>
-      </w:r>
-    </w:p>
-    <w:p>
-      <w:pPr>
-        <w:spacing w:after="0" w:before="0" w:line="240" w:lineRule="auto"/>
-      </w:pPr>
-      <w:r>
-        <w:rPr>
-          <w:rFonts w:ascii="Consolas" w:hAnsi="Consolas" w:cs="Consolas"/>
-          <w:sz w:val="17"/>
-        </w:rPr>
-        <w:t>}</w:t>
-      </w:r>
-    </w:p>
-    <w:p/>
-    <w:p>
-      <w:r>
-        <w:rPr/>
-        <w:t xml:space="preserve">Qui </w:t>
-      </w:r>
-      <w:r>
-        <w:rPr>
-          <w:rFonts w:ascii="Consolas" w:hAnsi="Consolas" w:cs="Consolas"/>
-        </w:rPr>
-        <w:t>pow(num, 2)</w:t>
-      </w:r>
-      <w:r>
-        <w:rPr/>
-        <w:t xml:space="preserve"> calcola 9 elevato alla seconda, cioè 81, e </w:t>
-      </w:r>
-      <w:r>
-        <w:rPr>
-          <w:rFonts w:ascii="Consolas" w:hAnsi="Consolas" w:cs="Consolas"/>
-        </w:rPr>
-        <w:t>sqrt(num)</w:t>
-      </w:r>
-      <w:r>
-        <w:rPr/>
-        <w:t xml:space="preserve"> calcola la radice quadrata di 9, cioè 3. L'output è:</w:t>
-      </w:r>
-    </w:p>
-    <w:p>
-      <w:pPr>
-        <w:spacing w:after="0" w:before="0" w:line="240" w:lineRule="auto"/>
-      </w:pPr>
-      <w:r>
-        <w:rPr>
-          <w:rFonts w:ascii="Consolas" w:hAnsi="Consolas" w:cs="Consolas"/>
-          <w:sz w:val="17"/>
-        </w:rPr>
-        <w:t>Il quadrato di 9 è 81.00</w:t>
-      </w:r>
-    </w:p>
-    <w:p>
-      <w:pPr>
-        <w:spacing w:after="0" w:before="0" w:line="240" w:lineRule="auto"/>
-      </w:pPr>
-      <w:r>
-        <w:rPr>
-          <w:rFonts w:ascii="Consolas" w:hAnsi="Consolas" w:cs="Consolas"/>
-          <w:sz w:val="17"/>
-        </w:rPr>
-        <w:t>La radice di 9 è 3.00</w:t>
-      </w:r>
-    </w:p>
-    <w:p/>
-    <w:p>
-      <w:r>
-        <w:rPr/>
-        <w:t xml:space="preserve">Nella printf, </w:t>
-      </w:r>
-      <w:r>
-        <w:rPr>
-          <w:rFonts w:ascii="Consolas" w:hAnsi="Consolas" w:cs="Consolas"/>
-        </w:rPr>
-        <w:t>%.0f</w:t>
-      </w:r>
-      <w:r>
-        <w:rPr/>
-        <w:t xml:space="preserve"> stampa num senza decimali (9), mentre </w:t>
-      </w:r>
-      <w:r>
-        <w:rPr>
-          <w:rFonts w:ascii="Consolas" w:hAnsi="Consolas" w:cs="Consolas"/>
-        </w:rPr>
-        <w:t>%.2f</w:t>
-      </w:r>
-      <w:r>
-        <w:rPr/>
-        <w:t xml:space="preserve"> stampa i due risultati con due decimali (capitolo 14). Le funzioni di math.h lavorano in genere con valori double; qui il risultato viene assegnato a variabili float, con una conversione di tipo implicita di cui si parlerà nel capitolo 16.</w:t>
-      </w:r>
-    </w:p>
-    <w:p>
-      <w:pPr>
-        <w:pStyle w:val="Titolo2"/>
-      </w:pPr>
-      <w:r>
-        <w:rPr>
-          <w:b/>
-          <w:color w:val="E97132"/>
-        </w:rPr>
-        <w:t>Imparare a leggere la documentazione</w:t>
-      </w:r>
-    </w:p>
-    <w:p>
-      <w:r>
-        <w:rPr/>
-        <w:t>Come sottolineato a lezione, è utile imparare a leggere la documentazione: la libreria standard contiene molte più funzioni di quelle che servono di volta in volta, ma ognuna ha una descrizione rigorosa, a cui si ricorre quando si vuole capire che cosa fa una funzione specifica.</w:t>
-      </w:r>
-    </w:p>
-    <w:p>
-      <w:r>
-        <w:rPr/>
-        <w:t xml:space="preserve">Prendiamo come esempio il calcolo della radice quadrata. La funzione si chiama </w:t>
-      </w:r>
-      <w:r>
-        <w:rPr>
-          <w:b/>
-        </w:rPr>
-        <w:t>sqrt</w:t>
-      </w:r>
-      <w:r>
-        <w:rPr/>
-        <w:t>, abbreviazione di *square root*. Aprendo la sua pagina nella documentazione (per esempio quella di cppreference per sqrt) si legge in sostanza:</w:t>
-      </w:r>
-    </w:p>
-    <w:p>
-      <w:pPr>
-        <w:numPr>
-          <w:ilvl w:val="0"/>
-          <w:numId w:val="1"/>
-        </w:numPr>
-      </w:pPr>
-      <w:r>
-        <w:rPr>
-          <w:b/>
-        </w:rPr>
-        <w:t>dichiarazione</w:t>
-      </w:r>
-      <w:r>
-        <w:rPr/>
-        <w:t xml:space="preserve">: la funzione è definita nell'header math.h e ne esistono tre varianti, una per ciascun tipo: </w:t>
-      </w:r>
-      <w:r>
-        <w:rPr>
-          <w:rFonts w:ascii="Consolas" w:hAnsi="Consolas" w:cs="Consolas"/>
-        </w:rPr>
-        <w:t>double sqrt(double arg)</w:t>
-      </w:r>
-      <w:r>
-        <w:rPr/>
-        <w:t xml:space="preserve">, </w:t>
-      </w:r>
-      <w:r>
-        <w:rPr>
-          <w:rFonts w:ascii="Consolas" w:hAnsi="Consolas" w:cs="Consolas"/>
-        </w:rPr>
-        <w:t>float sqrtf(float arg)</w:t>
-      </w:r>
-      <w:r>
-        <w:rPr/>
-        <w:t xml:space="preserve"> e </w:t>
-      </w:r>
-      <w:r>
-        <w:rPr>
-          <w:rFonts w:ascii="Consolas" w:hAnsi="Consolas" w:cs="Consolas"/>
-        </w:rPr>
-        <w:t>long double sqrtl(long double arg)</w:t>
-      </w:r>
-      <w:r>
-        <w:rPr/>
-        <w:t xml:space="preserve"> (le ultime due introdotte con lo standard C99). Negli esempi useremo </w:t>
-      </w:r>
-      <w:r>
-        <w:rPr>
-          <w:rFonts w:ascii="Consolas" w:hAnsi="Consolas" w:cs="Consolas"/>
-        </w:rPr>
-        <w:t>sqrt</w:t>
-      </w:r>
-      <w:r>
-        <w:rPr/>
-        <w:t>;</w:t>
-      </w:r>
-    </w:p>
-    <w:p>
-      <w:pPr>
-        <w:numPr>
-          <w:ilvl w:val="0"/>
-          <w:numId w:val="1"/>
-        </w:numPr>
-      </w:pPr>
-      <w:r>
-        <w:rPr>
-          <w:b/>
-        </w:rPr>
-        <w:t>parametro</w:t>
-      </w:r>
-      <w:r>
-        <w:rPr/>
-        <w:t xml:space="preserve">: </w:t>
-      </w:r>
-      <w:r>
-        <w:rPr>
-          <w:rFonts w:ascii="Consolas" w:hAnsi="Consolas" w:cs="Consolas"/>
-        </w:rPr>
-        <w:t>arg</w:t>
-      </w:r>
-      <w:r>
-        <w:rPr/>
-        <w:t xml:space="preserve"> è il valore in virgola mobile di cui calcolare la radice;</w:t>
-      </w:r>
-    </w:p>
-    <w:p>
-      <w:pPr>
-        <w:numPr>
-          <w:ilvl w:val="0"/>
-          <w:numId w:val="1"/>
-        </w:numPr>
-      </w:pPr>
-      <w:r>
-        <w:rPr>
-          <w:b/>
-        </w:rPr>
-        <w:t>valore restituito</w:t>
-      </w:r>
-      <w:r>
-        <w:rPr/>
-        <w:t>: la radice quadrata di arg;</w:t>
-      </w:r>
-    </w:p>
-    <w:p>
-      <w:pPr>
-        <w:numPr>
-          <w:ilvl w:val="0"/>
-          <w:numId w:val="1"/>
-        </w:numPr>
-      </w:pPr>
-      <w:r>
-        <w:rPr>
-          <w:b/>
-        </w:rPr>
-        <w:t>errori</w:t>
-      </w:r>
-      <w:r>
-        <w:rPr/>
-        <w:t>: se arg è minore di zero la radice non è definita nei reali (errore di dominio) e viene restituito un valore definito dall'implementazione (di solito NaN, *not a number*, dove supportato).</w:t>
-      </w:r>
-    </w:p>
-    <w:p>
-      <w:r>
-        <w:rPr/>
-        <w:t>Le pagine di cppreference sono organizzate in questo modo, con le stesse sezioni per ogni funzione, e una volta capito come leggere quella di sqrt si può fare lo stesso con le altre.</w:t>
-      </w:r>
-    </w:p>
-    <w:p>
-      <w:r>
-        <w:rPr/>
-        <w:t>Il prossimo capitolo torna sulle conversioni di tipo, che qui sono comparse in modo implicito.</w:t>
-      </w:r>
-    </w:p>
-    <w:p>
-      <w:pPr>
-        <w:pStyle w:val="Titolo1"/>
-      </w:pPr>
-      <w:r>
-        <w:rPr>
-          <w:b/>
-          <w:color w:val="EE0000"/>
-        </w:rPr>
-        <w:t>Capitolo 16: Conversioni di Tipo: Implicite, Promozione ed Esplicite</w:t>
-      </w:r>
-    </w:p>
-    <w:p>
-      <w:pPr>
-        <w:pStyle w:val="Titolo2"/>
-      </w:pPr>
-      <w:r>
-        <w:rPr>
-          <w:b/>
-          <w:color w:val="E97132"/>
-        </w:rPr>
-        <w:t>Perché servono le conversioni</w:t>
-      </w:r>
-    </w:p>
-    <w:p>
-      <w:r>
-        <w:rPr/>
-        <w:t xml:space="preserve">Quando in un programma si usano variabili di tipi diversi (interi, reali, caratteri), queste non hanno la stessa rappresentazione né le stesse caratteristiche. Per poterle usare in una stessa espressione, i valori devono essere trasformati in un formato compatibile: questo processo si chiama </w:t>
-      </w:r>
-      <w:r>
-        <w:rPr>
-          <w:b/>
-        </w:rPr>
-        <w:t>conversione di tipo</w:t>
-      </w:r>
-      <w:r>
-        <w:rPr/>
-        <w:t>. In C esistono due modalità:</w:t>
-      </w:r>
-    </w:p>
-    <w:p>
-      <w:pPr>
-        <w:numPr>
-          <w:ilvl w:val="0"/>
-          <w:numId w:val="1"/>
-        </w:numPr>
-      </w:pPr>
-      <w:r>
-        <w:rPr/>
-        <w:t xml:space="preserve">le </w:t>
-      </w:r>
-      <w:r>
-        <w:rPr>
-          <w:b/>
-        </w:rPr>
-        <w:t>conversioni implicite</w:t>
-      </w:r>
-      <w:r>
-        <w:rPr/>
-        <w:t>, eseguite automaticamente dal compilatore;</w:t>
-      </w:r>
-    </w:p>
-    <w:p>
-      <w:pPr>
-        <w:numPr>
-          <w:ilvl w:val="0"/>
-          <w:numId w:val="1"/>
-        </w:numPr>
-      </w:pPr>
-      <w:r>
-        <w:rPr/>
-        <w:t xml:space="preserve">le </w:t>
-      </w:r>
-      <w:r>
-        <w:rPr>
-          <w:b/>
-        </w:rPr>
-        <w:t>conversioni esplicite</w:t>
-      </w:r>
-      <w:r>
-        <w:rPr/>
-        <w:t xml:space="preserve"> (dette </w:t>
-      </w:r>
-      <w:r>
-        <w:rPr>
-          <w:b/>
-        </w:rPr>
-        <w:t>cast</w:t>
-      </w:r>
-      <w:r>
-        <w:rPr/>
-        <w:t>), richieste in modo volontario dal programmatore.</w:t>
-      </w:r>
-    </w:p>
-    <w:p>
-      <w:r>
-        <w:rPr/>
-        <w:t>In entrambi i casi la conversione può comportare una perdita di informazione o di precisione, ed è proprio questo il punto su cui occorre stare attenti.</w:t>
-      </w:r>
-    </w:p>
-    <w:p>
-      <w:pPr>
-        <w:pStyle w:val="Titolo2"/>
-      </w:pPr>
-      <w:r>
-        <w:rPr>
-          <w:b/>
-          <w:color w:val="E97132"/>
-        </w:rPr>
-        <w:t>Le conversioni implicite</w:t>
-      </w:r>
-    </w:p>
-    <w:p>
-      <w:r>
-        <w:rPr/>
-        <w:t xml:space="preserve">Il C permette di combinare nella stessa espressione variabili di tipi diversi (per esempio int, float e double): il compilatore provvede da solo a uniformarli, con un meccanismo chiamato </w:t>
-      </w:r>
-      <w:r>
-        <w:rPr>
-          <w:b/>
-        </w:rPr>
-        <w:t>implicit casting</w:t>
-      </w:r>
-      <w:r>
-        <w:rPr/>
-        <w:t xml:space="preserve">. L'avvertenza importante è che queste conversioni possono causare perdite di precisione </w:t>
-      </w:r>
-      <w:r>
-        <w:rPr>
-          <w:b/>
-        </w:rPr>
-        <w:t>senza generare errori o avvisi</w:t>
-      </w:r>
-      <w:r>
-        <w:rPr/>
-        <w:t xml:space="preserve">. L'esempio tipico, già incontrato nel capitolo 6 con </w:t>
-      </w:r>
-      <w:r>
-        <w:rPr>
-          <w:rFonts w:ascii="Consolas" w:hAnsi="Consolas" w:cs="Consolas"/>
-        </w:rPr>
-        <w:t>int y = 8.89;</w:t>
-      </w:r>
-      <w:r>
-        <w:rPr/>
-        <w:t>, è assegnare un valore float a una variabile int: la parte frazionaria viene eliminata in silenzio.</w:t>
-      </w:r>
-    </w:p>
-    <w:p>
-      <w:r>
-        <w:rPr/>
-        <w:t>I casi principali sono questi:</w:t>
-      </w:r>
-    </w:p>
-    <w:p>
-      <w:pPr>
-        <w:numPr>
-          <w:ilvl w:val="0"/>
-          <w:numId w:val="1"/>
-        </w:numPr>
-      </w:pPr>
-      <w:r>
-        <w:rPr>
-          <w:b/>
-        </w:rPr>
-        <w:t>int → float</w:t>
-      </w:r>
-      <w:r>
-        <w:rPr/>
-        <w:t xml:space="preserve"> e </w:t>
-      </w:r>
-      <w:r>
-        <w:rPr>
-          <w:b/>
-        </w:rPr>
-        <w:t>int → double</w:t>
-      </w:r>
-      <w:r>
-        <w:rPr/>
-        <w:t xml:space="preserve">: la conversione è implicita e di norma non perde dati (il float può perdere precisione solo per interi molto grandi). Con </w:t>
-      </w:r>
-      <w:r>
-        <w:rPr>
-          <w:rFonts w:ascii="Consolas" w:hAnsi="Consolas" w:cs="Consolas"/>
-        </w:rPr>
-        <w:t>int x = 5; float y = x;</w:t>
-      </w:r>
-      <w:r>
-        <w:rPr/>
-        <w:t xml:space="preserve"> si ottiene y = 5.0;</w:t>
-      </w:r>
-    </w:p>
-    <w:p>
-      <w:pPr>
-        <w:numPr>
-          <w:ilvl w:val="0"/>
-          <w:numId w:val="1"/>
-        </w:numPr>
-      </w:pPr>
-      <w:r>
-        <w:rPr>
-          <w:b/>
-        </w:rPr>
-        <w:t>float → int</w:t>
-      </w:r>
-      <w:r>
-        <w:rPr/>
-        <w:t xml:space="preserve"> e </w:t>
-      </w:r>
-      <w:r>
-        <w:rPr>
-          <w:b/>
-        </w:rPr>
-        <w:t>double → int</w:t>
-      </w:r>
-      <w:r>
-        <w:rPr/>
-        <w:t xml:space="preserve">: la parte frazionaria va persa, senza errore. Con </w:t>
-      </w:r>
-      <w:r>
-        <w:rPr>
-          <w:rFonts w:ascii="Consolas" w:hAnsi="Consolas" w:cs="Consolas"/>
-        </w:rPr>
-        <w:t>float x = 3.7; int y = x;</w:t>
-      </w:r>
-      <w:r>
-        <w:rPr/>
-        <w:t xml:space="preserve"> y vale 3, e con </w:t>
-      </w:r>
-      <w:r>
-        <w:rPr>
-          <w:rFonts w:ascii="Consolas" w:hAnsi="Consolas" w:cs="Consolas"/>
-        </w:rPr>
-        <w:t>double x = 9.9; int y = x;</w:t>
-      </w:r>
-      <w:r>
-        <w:rPr/>
-        <w:t xml:space="preserve"> vale 9. Se il valore è fuori dall'intervallo degli interi il comportamento è indefinito;</w:t>
-      </w:r>
-    </w:p>
-    <w:p>
-      <w:pPr>
-        <w:numPr>
-          <w:ilvl w:val="0"/>
-          <w:numId w:val="1"/>
-        </w:numPr>
-      </w:pPr>
-      <w:r>
-        <w:rPr>
-          <w:b/>
-        </w:rPr>
-        <w:t>double → float</w:t>
-      </w:r>
-      <w:r>
-        <w:rPr/>
-        <w:t xml:space="preserve">: si perde precisione. Con </w:t>
-      </w:r>
-      <w:r>
-        <w:rPr>
-          <w:rFonts w:ascii="Consolas" w:hAnsi="Consolas" w:cs="Consolas"/>
-        </w:rPr>
-        <w:t>double a = 3.14159; float b = a;</w:t>
-      </w:r>
-      <w:r>
-        <w:rPr/>
-        <w:t xml:space="preserve"> b vale circa 3.14159, ma con meno cifre affidabili;</w:t>
-      </w:r>
-    </w:p>
-    <w:p>
-      <w:pPr>
-        <w:numPr>
-          <w:ilvl w:val="0"/>
-          <w:numId w:val="1"/>
-        </w:numPr>
-      </w:pPr>
-      <w:r>
-        <w:rPr>
-          <w:b/>
-        </w:rPr>
-        <w:t>char → int</w:t>
-      </w:r>
-      <w:r>
-        <w:rPr/>
-        <w:t xml:space="preserve">: il valore ASCII del carattere viene promosso a int. Con </w:t>
-      </w:r>
-      <w:r>
-        <w:rPr>
-          <w:rFonts w:ascii="Consolas" w:hAnsi="Consolas" w:cs="Consolas"/>
-        </w:rPr>
-        <w:t>char c = 'A'; int x = c;</w:t>
-      </w:r>
-      <w:r>
-        <w:rPr/>
-        <w:t xml:space="preserve"> x vale 65;</w:t>
-      </w:r>
-    </w:p>
-    <w:p>
-      <w:pPr>
-        <w:numPr>
-          <w:ilvl w:val="0"/>
-          <w:numId w:val="1"/>
-        </w:numPr>
-      </w:pPr>
-      <w:r>
-        <w:rPr>
-          <w:b/>
-        </w:rPr>
-        <w:t>conversioni non compatibili</w:t>
-      </w:r>
-      <w:r>
-        <w:rPr/>
-        <w:t xml:space="preserve">: il compilatore le segnala come errore, come </w:t>
-      </w:r>
-      <w:r>
-        <w:rPr>
-          <w:rFonts w:ascii="Consolas" w:hAnsi="Consolas" w:cs="Consolas"/>
-        </w:rPr>
-        <w:t>int x = 5; int *p = x;</w:t>
-      </w:r>
-      <w:r>
-        <w:rPr/>
-        <w:t>, che assegna un intero a un puntatore.</w:t>
-      </w:r>
-    </w:p>
-    <w:p>
-      <w:pPr>
-        <w:pStyle w:val="Titolo2"/>
-      </w:pPr>
-      <w:r>
-        <w:rPr>
-          <w:b/>
-          <w:color w:val="E97132"/>
-        </w:rPr>
-        <w:t>La promozione di tipo</w:t>
-      </w:r>
-    </w:p>
-    <w:p>
-      <w:r>
-        <w:rPr/>
-        <w:t xml:space="preserve">Quando si scrivono espressioni aritmetiche con operandi di tipo diverso, occorre capire i tipi di ciascun operando, seguendo le regole di </w:t>
-      </w:r>
-      <w:r>
-        <w:rPr>
-          <w:b/>
-        </w:rPr>
-        <w:t>promozione di tipo</w:t>
-      </w:r>
-      <w:r>
-        <w:rPr/>
-        <w:t xml:space="preserve"> applicate dal compilatore, e valutare se la combinazione può causare una perdita di precisione o un risultato inatteso. Il principio è che i tipi "più piccoli" vengono promossi a tipi più grandi (char → short → int → long, e float → double quando l'altro operando è un double), così da ridurre la perdita di informazione. Se i tipi differiscono, il compilatore converte l'operando al tipo più ampio o più preciso. Se uno dei due è intero e l'altro reale, la promozione è a reale. Per esempio:</w:t>
-      </w:r>
-    </w:p>
-    <w:p>
-      <w:pPr>
-        <w:numPr>
-          <w:ilvl w:val="0"/>
-          <w:numId w:val="1"/>
-        </w:numPr>
-      </w:pPr>
-      <w:r>
-        <w:rPr/>
-        <w:t>char + int viene promosso a int;</w:t>
-      </w:r>
-    </w:p>
-    <w:p>
-      <w:pPr>
-        <w:numPr>
-          <w:ilvl w:val="0"/>
-          <w:numId w:val="1"/>
-        </w:numPr>
-      </w:pPr>
-      <w:r>
-        <w:rPr/>
-        <w:t>int + double viene promosso a double.</w:t>
-      </w:r>
-    </w:p>
-    <w:p>
-      <w:pPr>
-        <w:pStyle w:val="Titolo2"/>
-      </w:pPr>
-      <w:r>
-        <w:rPr>
-          <w:b/>
-          <w:color w:val="E97132"/>
-        </w:rPr>
-        <w:t>La divisione tra interi</w:t>
-      </w:r>
-    </w:p>
-    <w:p>
-      <w:r>
-        <w:rPr/>
-        <w:t>La promozione spiega un errore molto frequente. Consideriamo questo programma:</w:t>
-      </w:r>
-    </w:p>
-    <w:p>
-      <w:pPr>
-        <w:spacing w:after="0" w:before="0" w:line="240" w:lineRule="auto"/>
-      </w:pPr>
-      <w:r>
-        <w:rPr>
-          <w:rFonts w:ascii="Consolas" w:hAnsi="Consolas" w:cs="Consolas"/>
-          <w:sz w:val="17"/>
-        </w:rPr>
-        <w:t>int main(void) {</w:t>
-      </w:r>
-    </w:p>
-    <w:p>
-      <w:pPr>
-        <w:spacing w:after="0" w:before="0" w:line="240" w:lineRule="auto"/>
-      </w:pPr>
-      <w:r>
-        <w:rPr>
-          <w:rFonts w:ascii="Consolas" w:hAnsi="Consolas" w:cs="Consolas"/>
-          <w:sz w:val="17"/>
-        </w:rPr>
-        <w:t xml:space="preserve">    int x = 5, y = 2;</w:t>
-      </w:r>
-    </w:p>
-    <w:p>
-      <w:pPr>
-        <w:spacing w:after="0" w:before="0" w:line="240" w:lineRule="auto"/>
-      </w:pPr>
-      <w:r>
-        <w:rPr>
-          <w:rFonts w:ascii="Consolas" w:hAnsi="Consolas" w:cs="Consolas"/>
-          <w:sz w:val="17"/>
-        </w:rPr>
-        <w:t xml:space="preserve">    float z = x / y;</w:t>
-      </w:r>
-    </w:p>
-    <w:p>
-      <w:pPr>
-        <w:spacing w:after="0" w:before="0" w:line="240" w:lineRule="auto"/>
-      </w:pPr>
-      <w:r>
-        <w:rPr>
-          <w:rFonts w:ascii="Consolas" w:hAnsi="Consolas" w:cs="Consolas"/>
-          <w:sz w:val="17"/>
-        </w:rPr>
-        <w:t xml:space="preserve">    printf("La var x vale %d\n", x);</w:t>
-      </w:r>
-    </w:p>
-    <w:p>
-      <w:pPr>
-        <w:spacing w:after="0" w:before="0" w:line="240" w:lineRule="auto"/>
-      </w:pPr>
-      <w:r>
-        <w:rPr>
-          <w:rFonts w:ascii="Consolas" w:hAnsi="Consolas" w:cs="Consolas"/>
-          <w:sz w:val="17"/>
-        </w:rPr>
-        <w:t xml:space="preserve">    printf("La var y vale %d\n", y);</w:t>
-      </w:r>
-    </w:p>
-    <w:p>
-      <w:pPr>
-        <w:spacing w:after="0" w:before="0" w:line="240" w:lineRule="auto"/>
-      </w:pPr>
-      <w:r>
-        <w:rPr>
-          <w:rFonts w:ascii="Consolas" w:hAnsi="Consolas" w:cs="Consolas"/>
-          <w:sz w:val="17"/>
-        </w:rPr>
-        <w:t xml:space="preserve">    printf("La var z vale %f\n", z);</w:t>
-      </w:r>
-    </w:p>
-    <w:p>
-      <w:pPr>
-        <w:spacing w:after="0" w:before="0" w:line="240" w:lineRule="auto"/>
-      </w:pPr>
-      <w:r>
-        <w:rPr>
-          <w:rFonts w:ascii="Consolas" w:hAnsi="Consolas" w:cs="Consolas"/>
-          <w:sz w:val="17"/>
-        </w:rPr>
-        <w:t>}</w:t>
-      </w:r>
-    </w:p>
-    <w:p/>
-    <w:p>
-      <w:r>
-        <w:rPr/>
-        <w:t xml:space="preserve">Si potrebbe pensare che z valga 2.5, perché z è un float. Invece l'espressione </w:t>
-      </w:r>
-      <w:r>
-        <w:rPr>
-          <w:rFonts w:ascii="Consolas" w:hAnsi="Consolas" w:cs="Consolas"/>
-        </w:rPr>
-        <w:t>x / y</w:t>
-      </w:r>
-      <w:r>
-        <w:rPr/>
-        <w:t xml:space="preserve"> ha due operandi interi, quindi la divisione è una </w:t>
-      </w:r>
-      <w:r>
-        <w:rPr>
-          <w:b/>
-        </w:rPr>
-        <w:t>divisione tra interi</w:t>
-      </w:r>
-      <w:r>
-        <w:rPr/>
-        <w:t xml:space="preserve"> e dà 2: la parte frazionaria si perde già durante la divisione. Il valore 2 viene poi assegnato a z con una conversione implicita da int a float, e z vale 2.000000. L'ultima printf stampa quindi </w:t>
-      </w:r>
-      <w:r>
-        <w:rPr>
-          <w:rFonts w:ascii="Consolas" w:hAnsi="Consolas" w:cs="Consolas"/>
-        </w:rPr>
-        <w:t>La var z vale 2.000000</w:t>
-      </w:r>
-      <w:r>
-        <w:rPr/>
-        <w:t>.</w:t>
-      </w:r>
-    </w:p>
-    <w:p>
-      <w:r>
-        <w:rPr/>
-        <w:t>Il contrario accade con un'altra variante:</w:t>
-      </w:r>
-    </w:p>
-    <w:p>
-      <w:pPr>
-        <w:spacing w:after="0" w:before="0" w:line="240" w:lineRule="auto"/>
-      </w:pPr>
-      <w:r>
-        <w:rPr>
-          <w:rFonts w:ascii="Consolas" w:hAnsi="Consolas" w:cs="Consolas"/>
-          <w:sz w:val="17"/>
-        </w:rPr>
-        <w:t>int main(void) {</w:t>
-      </w:r>
-    </w:p>
-    <w:p>
-      <w:pPr>
-        <w:spacing w:after="0" w:before="0" w:line="240" w:lineRule="auto"/>
-      </w:pPr>
-      <w:r>
-        <w:rPr>
-          <w:rFonts w:ascii="Consolas" w:hAnsi="Consolas" w:cs="Consolas"/>
-          <w:sz w:val="17"/>
-        </w:rPr>
-        <w:t xml:space="preserve">    float x = 5, y = 2;</w:t>
-      </w:r>
-    </w:p>
-    <w:p>
-      <w:pPr>
-        <w:spacing w:after="0" w:before="0" w:line="240" w:lineRule="auto"/>
-      </w:pPr>
-      <w:r>
-        <w:rPr>
-          <w:rFonts w:ascii="Consolas" w:hAnsi="Consolas" w:cs="Consolas"/>
-          <w:sz w:val="17"/>
-        </w:rPr>
-        <w:t xml:space="preserve">    int z = x / y;</w:t>
-      </w:r>
-    </w:p>
-    <w:p>
-      <w:pPr>
-        <w:spacing w:after="0" w:before="0" w:line="240" w:lineRule="auto"/>
-      </w:pPr>
-      <w:r>
-        <w:rPr>
-          <w:rFonts w:ascii="Consolas" w:hAnsi="Consolas" w:cs="Consolas"/>
-          <w:sz w:val="17"/>
-        </w:rPr>
-        <w:t xml:space="preserve">    printf("La var x vale %f\n", x);</w:t>
-      </w:r>
-    </w:p>
-    <w:p>
-      <w:pPr>
-        <w:spacing w:after="0" w:before="0" w:line="240" w:lineRule="auto"/>
-      </w:pPr>
-      <w:r>
-        <w:rPr>
-          <w:rFonts w:ascii="Consolas" w:hAnsi="Consolas" w:cs="Consolas"/>
-          <w:sz w:val="17"/>
-        </w:rPr>
-        <w:t xml:space="preserve">    printf("La var y vale %f\n", y);</w:t>
-      </w:r>
-    </w:p>
-    <w:p>
-      <w:pPr>
-        <w:spacing w:after="0" w:before="0" w:line="240" w:lineRule="auto"/>
-      </w:pPr>
-      <w:r>
-        <w:rPr>
-          <w:rFonts w:ascii="Consolas" w:hAnsi="Consolas" w:cs="Consolas"/>
-          <w:sz w:val="17"/>
-        </w:rPr>
-        <w:t xml:space="preserve">    printf("La var z vale %d\n", z);</w:t>
-      </w:r>
-    </w:p>
-    <w:p>
-      <w:pPr>
-        <w:spacing w:after="0" w:before="0" w:line="240" w:lineRule="auto"/>
-      </w:pPr>
-      <w:r>
-        <w:rPr>
-          <w:rFonts w:ascii="Consolas" w:hAnsi="Consolas" w:cs="Consolas"/>
-          <w:sz w:val="17"/>
-        </w:rPr>
-        <w:t>}</w:t>
-      </w:r>
-    </w:p>
-    <w:p/>
-    <w:p>
-      <w:r>
-        <w:rPr/>
-        <w:t xml:space="preserve">Ora la divisione tra float non ha problemi e dà 2.5, ma questo valore viene assegnato a una variabile int: è un casting implicito da float a int con perdita della parte frazionaria, e z vale 2. La stampa è </w:t>
-      </w:r>
-      <w:r>
-        <w:rPr>
-          <w:rFonts w:ascii="Consolas" w:hAnsi="Consolas" w:cs="Consolas"/>
-        </w:rPr>
-        <w:t>La var z vale 2</w:t>
-      </w:r>
-      <w:r>
-        <w:rPr/>
-        <w:t>.</w:t>
-      </w:r>
-    </w:p>
-    <w:p>
-      <w:pPr>
-        <w:keepNext/>
-        <w:jc w:val="center"/>
-      </w:pPr>
-      <w:r>
-        <w:drawing>
-          <wp:inline xmlns:a="http://schemas.openxmlformats.org/drawingml/2006/main" xmlns:pic="http://schemas.openxmlformats.org/drawingml/2006/picture">
-            <wp:extent cx="4500000" cy="2327855"/>
-            <wp:docPr id="475959975" name="Picture 475959975"/>
-            <wp:cNvGraphicFramePr>
-              <a:graphicFrameLocks noChangeAspect="1"/>
-            </wp:cNvGraphicFramePr>
-            <a:graphic>
-              <a:graphicData uri="http://schemas.openxmlformats.org/drawingml/2006/picture">
-                <pic:pic>
-                  <pic:nvPicPr>
-                    <pic:cNvPr id="0" name="ch16_conversioni_divisione.png"/>
-                    <pic:cNvPicPr/>
-                  </pic:nvPicPr>
-                  <pic:blipFill>
-                    <a:blip r:embed="rId25"/>
-                    <a:stretch>
-                      <a:fillRect/>
-                    </a:stretch>
-                  </pic:blipFill>
-                  <pic:spPr>
-                    <a:xfrm>
-                      <a:off x="0" y="0"/>
-                      <a:ext cx="4500000" cy="2327855"/>
-                    </a:xfrm>
-                    <a:prstGeom prst="rect"/>
-                  </pic:spPr>
-                </pic:pic>
-              </a:graphicData>
-            </a:graphic>
-          </wp:inline>
-        </w:drawing>
-      </w:r>
-    </w:p>
-    <w:p>
-      <w:pPr>
-        <w:jc w:val="center"/>
-      </w:pPr>
-      <w:r>
-        <w:rPr>
-          <w:i/>
-          <w:sz w:val="18"/>
-        </w:rPr>
-        <w:t>Tre divisioni con tipi diversi: dove si perde la parte frazionaria (le prime due sono quelle di questa sezione, la terza è con il cast della sezione seguente).</w:t>
-      </w:r>
-    </w:p>
-    <w:p>
-      <w:pPr>
-        <w:pStyle w:val="Titolo2"/>
-      </w:pPr>
-      <w:r>
-        <w:rPr>
-          <w:b/>
-          <w:color w:val="E97132"/>
-        </w:rPr>
-        <w:t>Le conversioni esplicite (cast)</w:t>
-      </w:r>
-    </w:p>
-    <w:p>
-      <w:r>
-        <w:rPr/>
-        <w:t xml:space="preserve">Per decidere noi se e quando convertire si usa il </w:t>
-      </w:r>
-      <w:r>
-        <w:rPr>
-          <w:b/>
-        </w:rPr>
-        <w:t>cast esplicito</w:t>
-      </w:r>
-      <w:r>
-        <w:rPr/>
-        <w:t>, che si scrive indicando il tipo desiderato tra parentesi davanti all'espressione:</w:t>
-      </w:r>
-    </w:p>
-    <w:p>
-      <w:pPr>
-        <w:spacing w:after="0" w:before="0" w:line="240" w:lineRule="auto"/>
-      </w:pPr>
-      <w:r>
-        <w:rPr>
-          <w:rFonts w:ascii="Consolas" w:hAnsi="Consolas" w:cs="Consolas"/>
-          <w:sz w:val="17"/>
-        </w:rPr>
-        <w:t>int x = 5;</w:t>
-      </w:r>
-    </w:p>
-    <w:p>
-      <w:pPr>
-        <w:spacing w:after="0" w:before="0" w:line="240" w:lineRule="auto"/>
-      </w:pPr>
-      <w:r>
-        <w:rPr>
-          <w:rFonts w:ascii="Consolas" w:hAnsi="Consolas" w:cs="Consolas"/>
-          <w:sz w:val="17"/>
-        </w:rPr>
-        <w:t>float z = (float)x;   // x viene convertito in float</w:t>
-      </w:r>
-    </w:p>
-    <w:p/>
-    <w:p>
-      <w:r>
-        <w:rPr/>
-        <w:t>È importante quando si vuole controllare il tipo di una specifica operazione, per esempio nella divisione tra interi:</w:t>
-      </w:r>
-    </w:p>
-    <w:p>
-      <w:pPr>
-        <w:spacing w:after="0" w:before="0" w:line="240" w:lineRule="auto"/>
-      </w:pPr>
-      <w:r>
-        <w:rPr>
-          <w:rFonts w:ascii="Consolas" w:hAnsi="Consolas" w:cs="Consolas"/>
-          <w:sz w:val="17"/>
-        </w:rPr>
-        <w:t>int x = 5, y = 2;</w:t>
-      </w:r>
-    </w:p>
-    <w:p>
-      <w:pPr>
-        <w:spacing w:after="0" w:before="0" w:line="240" w:lineRule="auto"/>
-      </w:pPr>
-      <w:r>
-        <w:rPr>
-          <w:rFonts w:ascii="Consolas" w:hAnsi="Consolas" w:cs="Consolas"/>
-          <w:sz w:val="17"/>
-        </w:rPr>
-        <w:t>float z = x / (float)y;   // y convertito a float: risultato 2.5</w:t>
-      </w:r>
-    </w:p>
-    <w:p/>
-    <w:p>
-      <w:r>
-        <w:rPr/>
-        <w:t xml:space="preserve">Qui y viene convertito esplicitamente a float; di conseguenza, per le regole di promozione, nella divisione anche il valore di x viene portato a float (la variabile x resta int) e la divisione è tra reali, quindi z vale 2.500000. Il cast evita la perdita della parte frazionaria che si avrebbe con la divisione intera </w:t>
-      </w:r>
-      <w:r>
-        <w:rPr>
-          <w:rFonts w:ascii="Consolas" w:hAnsi="Consolas" w:cs="Consolas"/>
-        </w:rPr>
-        <w:t>x / y</w:t>
-      </w:r>
-      <w:r>
-        <w:rPr/>
-        <w:t>.</w:t>
-      </w:r>
-    </w:p>
-    <w:p>
-      <w:r>
-        <w:rPr/>
-        <w:t xml:space="preserve">Il cast agisce </w:t>
-      </w:r>
-      <w:r>
-        <w:rPr>
-          <w:b/>
-        </w:rPr>
-        <w:t>solo sull'espressione immediatamente alla sua destra</w:t>
-      </w:r>
-      <w:r>
-        <w:rPr/>
-        <w:t xml:space="preserve">. In </w:t>
-      </w:r>
-      <w:r>
-        <w:rPr>
-          <w:rFonts w:ascii="Consolas" w:hAnsi="Consolas" w:cs="Consolas"/>
         </w:rPr>
         <w:t>int x = 10, y = 3; float z = x / (float)y;</w:t>
       </w:r>
       <w:r>
-        <w:rPr/>
         <w:t xml:space="preserve"> viene convertita in float soltanto l'espressione y, mentre x resta di tipo int (nella divisione il suo valore viene poi promosso a float dalle regole viste sopra, e z vale 3.333333). Il cast cambia il tipo dell'espressione durante la valutazione, non il tipo delle variabili coinvolte: x e y rimangono interi.</w:t>
       </w:r>
     </w:p>

--- a/Riassunto Programmazione.docx
+++ b/Riassunto Programmazione.docx
@@ -16450,6 +16450,4632 @@
         <w:t xml:space="preserve"> viene convertita in float soltanto l'espressione y, mentre x resta di tipo int (nella divisione il suo valore viene poi promosso a float dalle regole viste sopra, e z vale 3.333333). Il cast cambia il tipo dell'espressione durante la valutazione, non il tipo delle variabili coinvolte: x e y rimangono interi.</w:t>
       </w:r>
     </w:p>
+    <w:p>
+      <w:pPr>
+        <w:pStyle w:val="Titolo1"/>
+      </w:pPr>
+      <w:r>
+        <w:rPr>
+          <w:b/>
+          <w:color w:val="EE0000"/>
+        </w:rPr>
+        <w:t>Capitolo 17: Espressioni Booleane e Operatori Logici</w:t>
+      </w:r>
+    </w:p>
+    <w:p>
+      <w:pPr>
+        <w:pStyle w:val="Titolo2"/>
+      </w:pPr>
+      <w:r>
+        <w:rPr>
+          <w:b/>
+          <w:color w:val="E97132"/>
+        </w:rPr>
+        <w:t>Perché servono le condizioni</w:t>
+      </w:r>
+    </w:p>
+    <w:p>
+      <w:r>
+        <w:rPr/>
+        <w:t xml:space="preserve">Un programma non si limita a fare calcoli: deve anche prendere decisioni. Le </w:t>
+      </w:r>
+      <w:r>
+        <w:rPr>
+          <w:b/>
+        </w:rPr>
+        <w:t>condizioni</w:t>
+      </w:r>
+      <w:r>
+        <w:rPr/>
+        <w:t xml:space="preserve"> permettono di dire al computer "se succede questo, allora fai quello", e le </w:t>
+      </w:r>
+      <w:r>
+        <w:rPr>
+          <w:b/>
+        </w:rPr>
+        <w:t>espressioni booleane</w:t>
+      </w:r>
+      <w:r>
+        <w:rPr/>
+        <w:t xml:space="preserve"> sono il linguaggio con cui le scriviamo. Con le espressioni booleane traduciamo domande come "il numero di somme ripetute richieste è stato raggiunto?" (il contatore dell'algoritmo di moltiplicazione del capitolo 2), "l'input da tastiera è corretto?" oppure "lo studente ha superato l'esame?". Sono il ponte tra i dati numerici e le scelte logiche: senza di esse un programma sarebbe soltanto una lunga sequenza rigida di calcoli.</w:t>
+      </w:r>
+    </w:p>
+    <w:p>
+      <w:pPr>
+        <w:pStyle w:val="Titolo2"/>
+      </w:pPr>
+      <w:r>
+        <w:rPr>
+          <w:b/>
+          <w:color w:val="E97132"/>
+        </w:rPr>
+        <w:t>Operatori relazionali e logici in C</w:t>
+      </w:r>
+    </w:p>
+    <w:p>
+      <w:r>
+        <w:rPr/>
+        <w:t>Per scrivere le condizioni il C mette a disposizione operatori relazionali, che confrontano due valori, e operatori logici, che combinano condizioni. Accanto a ciascuno si indica la notazione matematica corrispondente:</w:t>
+      </w:r>
+    </w:p>
+    <w:p>
+      <w:pPr>
+        <w:numPr>
+          <w:ilvl w:val="0"/>
+          <w:numId w:val="1"/>
+        </w:numPr>
+      </w:pPr>
+      <w:r>
+        <w:rPr>
+          <w:b/>
+        </w:rPr>
+        <w:t>==</w:t>
+      </w:r>
+      <w:r>
+        <w:rPr/>
+        <w:t xml:space="preserve"> (uguaglianza, x = y in matematica): </w:t>
+      </w:r>
+      <w:r>
+        <w:rPr>
+          <w:rFonts w:ascii="Consolas" w:hAnsi="Consolas" w:cs="Consolas"/>
+        </w:rPr>
+        <w:t>x == y</w:t>
+      </w:r>
+      <w:r>
+        <w:rPr/>
+        <w:t xml:space="preserve"> vale 1 se i due valori sono uguali, altrimenti 0;</w:t>
+      </w:r>
+    </w:p>
+    <w:p>
+      <w:pPr>
+        <w:numPr>
+          <w:ilvl w:val="0"/>
+          <w:numId w:val="1"/>
+        </w:numPr>
+      </w:pPr>
+      <w:r>
+        <w:rPr>
+          <w:b/>
+        </w:rPr>
+        <w:t>!=</w:t>
+      </w:r>
+      <w:r>
+        <w:rPr/>
+        <w:t xml:space="preserve"> (diversità, x ≠ y): </w:t>
+      </w:r>
+      <w:r>
+        <w:rPr>
+          <w:rFonts w:ascii="Consolas" w:hAnsi="Consolas" w:cs="Consolas"/>
+        </w:rPr>
+        <w:t>x != y</w:t>
+      </w:r>
+      <w:r>
+        <w:rPr/>
+        <w:t xml:space="preserve"> vale 1 se sono diversi, altrimenti 0;</w:t>
+      </w:r>
+    </w:p>
+    <w:p>
+      <w:pPr>
+        <w:numPr>
+          <w:ilvl w:val="0"/>
+          <w:numId w:val="1"/>
+        </w:numPr>
+      </w:pPr>
+      <w:r>
+        <w:rPr>
+          <w:b/>
+        </w:rPr>
+        <w:t>&gt;</w:t>
+      </w:r>
+      <w:r>
+        <w:rPr/>
+        <w:t xml:space="preserve"> e </w:t>
+      </w:r>
+      <w:r>
+        <w:rPr>
+          <w:b/>
+        </w:rPr>
+        <w:t>&lt;</w:t>
+      </w:r>
+      <w:r>
+        <w:rPr/>
+        <w:t xml:space="preserve"> (maggiore e minore): </w:t>
+      </w:r>
+      <w:r>
+        <w:rPr>
+          <w:rFonts w:ascii="Consolas" w:hAnsi="Consolas" w:cs="Consolas"/>
+        </w:rPr>
+        <w:t>x &gt; y</w:t>
+      </w:r>
+      <w:r>
+        <w:rPr/>
+        <w:t xml:space="preserve"> e </w:t>
+      </w:r>
+      <w:r>
+        <w:rPr>
+          <w:rFonts w:ascii="Consolas" w:hAnsi="Consolas" w:cs="Consolas"/>
+        </w:rPr>
+        <w:t>x &lt; y</w:t>
+      </w:r>
+      <w:r>
+        <w:rPr/>
+        <w:t xml:space="preserve"> valgono 1 se la relazione è vera, altrimenti 0;</w:t>
+      </w:r>
+    </w:p>
+    <w:p>
+      <w:pPr>
+        <w:numPr>
+          <w:ilvl w:val="0"/>
+          <w:numId w:val="1"/>
+        </w:numPr>
+      </w:pPr>
+      <w:r>
+        <w:rPr>
+          <w:b/>
+        </w:rPr>
+        <w:t>&gt;=</w:t>
+      </w:r>
+      <w:r>
+        <w:rPr/>
+        <w:t xml:space="preserve"> e </w:t>
+      </w:r>
+      <w:r>
+        <w:rPr>
+          <w:b/>
+        </w:rPr>
+        <w:t>&lt;=</w:t>
+      </w:r>
+      <w:r>
+        <w:rPr/>
+        <w:t xml:space="preserve"> (maggiore o uguale, minore o uguale, x ≥ y e x ≤ y): valgono 1 se la relazione è vera, altrimenti 0;</w:t>
+      </w:r>
+    </w:p>
+    <w:p>
+      <w:pPr>
+        <w:numPr>
+          <w:ilvl w:val="0"/>
+          <w:numId w:val="1"/>
+        </w:numPr>
+      </w:pPr>
+      <w:r>
+        <w:rPr>
+          <w:b/>
+        </w:rPr>
+        <w:t>&amp;&amp;</w:t>
+      </w:r>
+      <w:r>
+        <w:rPr/>
+        <w:t xml:space="preserve"> (AND, congiunzione, b ∧ c): </w:t>
+      </w:r>
+      <w:r>
+        <w:rPr>
+          <w:rFonts w:ascii="Consolas" w:hAnsi="Consolas" w:cs="Consolas"/>
+        </w:rPr>
+        <w:t>x &gt; 0 &amp;&amp; y &gt; 0</w:t>
+      </w:r>
+      <w:r>
+        <w:rPr/>
+        <w:t xml:space="preserve"> vale 1 se entrambe le condizioni sono vere;</w:t>
+      </w:r>
+    </w:p>
+    <w:p>
+      <w:pPr>
+        <w:numPr>
+          <w:ilvl w:val="0"/>
+          <w:numId w:val="1"/>
+        </w:numPr>
+      </w:pPr>
+      <w:r>
+        <w:rPr>
+          <w:b/>
+        </w:rPr>
+        <w:t>||</w:t>
+      </w:r>
+      <w:r>
+        <w:rPr/>
+        <w:t xml:space="preserve"> (OR, disgiunzione, b ∨ c): </w:t>
+      </w:r>
+      <w:r>
+        <w:rPr>
+          <w:rFonts w:ascii="Consolas" w:hAnsi="Consolas" w:cs="Consolas"/>
+        </w:rPr>
+        <w:t>x == 0 || y == 0</w:t>
+      </w:r>
+      <w:r>
+        <w:rPr/>
+        <w:t xml:space="preserve"> vale 1 se almeno una delle due è vera;</w:t>
+      </w:r>
+    </w:p>
+    <w:p>
+      <w:pPr>
+        <w:numPr>
+          <w:ilvl w:val="0"/>
+          <w:numId w:val="1"/>
+        </w:numPr>
+      </w:pPr>
+      <w:r>
+        <w:rPr>
+          <w:b/>
+        </w:rPr>
+        <w:t>!</w:t>
+      </w:r>
+      <w:r>
+        <w:rPr/>
+        <w:t xml:space="preserve"> (NOT, negazione, ¬b): </w:t>
+      </w:r>
+      <w:r>
+        <w:rPr>
+          <w:rFonts w:ascii="Consolas" w:hAnsi="Consolas" w:cs="Consolas"/>
+        </w:rPr>
+        <w:t>!(x &gt; 0)</w:t>
+      </w:r>
+      <w:r>
+        <w:rPr/>
+        <w:t xml:space="preserve"> inverte il valore logico della condizione.</w:t>
+      </w:r>
+    </w:p>
+    <w:p>
+      <w:r>
+        <w:rPr/>
+        <w:t xml:space="preserve">Il risultato di ogni espressione di questo tipo è quindi un numero, 1 per vero e 0 per falso. Gli operatori relazionali si usano spesso fra numeri: </w:t>
+      </w:r>
+      <w:r>
+        <w:rPr>
+          <w:rFonts w:ascii="Consolas" w:hAnsi="Consolas" w:cs="Consolas"/>
+        </w:rPr>
+        <w:t>contatore != n</w:t>
+      </w:r>
+      <w:r>
+        <w:rPr/>
+        <w:t xml:space="preserve"> verifica se le ripetizioni sono completate, </w:t>
+      </w:r>
+      <w:r>
+        <w:rPr>
+          <w:rFonts w:ascii="Consolas" w:hAnsi="Consolas" w:cs="Consolas"/>
+        </w:rPr>
+        <w:t>pinInserito == pinCorretto</w:t>
+      </w:r>
+      <w:r>
+        <w:rPr/>
+        <w:t xml:space="preserve"> confronta due codici, </w:t>
+      </w:r>
+      <w:r>
+        <w:rPr>
+          <w:rFonts w:ascii="Consolas" w:hAnsi="Consolas" w:cs="Consolas"/>
+        </w:rPr>
+        <w:t>temperatura &lt;= limiteMax</w:t>
+      </w:r>
+      <w:r>
+        <w:rPr/>
+        <w:t xml:space="preserve"> controlla un limite e </w:t>
+      </w:r>
+      <w:r>
+        <w:rPr>
+          <w:rFonts w:ascii="Consolas" w:hAnsi="Consolas" w:cs="Consolas"/>
+        </w:rPr>
+        <w:t>voto &gt;= 18</w:t>
+      </w:r>
+      <w:r>
+        <w:rPr/>
+        <w:t xml:space="preserve"> verifica la sufficienza all'esame.</w:t>
+      </w:r>
+    </w:p>
+    <w:p>
+      <w:r>
+        <w:rPr/>
+        <w:t xml:space="preserve">C'è un errore da non commettere mai: </w:t>
+      </w:r>
+      <w:r>
+        <w:rPr>
+          <w:b/>
+        </w:rPr>
+        <w:t>==</w:t>
+      </w:r>
+      <w:r>
+        <w:rPr/>
+        <w:t xml:space="preserve"> è l'uguaglianza, mentre </w:t>
+      </w:r>
+      <w:r>
+        <w:rPr>
+          <w:b/>
+        </w:rPr>
+        <w:t>=</w:t>
+      </w:r>
+      <w:r>
+        <w:rPr/>
+        <w:t xml:space="preserve"> è l'assegnamento (capitolo 8). Scrivere </w:t>
+      </w:r>
+      <w:r>
+        <w:rPr>
+          <w:rFonts w:ascii="Consolas" w:hAnsi="Consolas" w:cs="Consolas"/>
+        </w:rPr>
+        <w:t>x = y</w:t>
+      </w:r>
+      <w:r>
+        <w:rPr/>
+        <w:t xml:space="preserve"> dentro una condizione non confronta due valori: copia y in x, e l'espressione vale il valore copiato (se ne vedrà la conseguenza nel capitolo 20).</w:t>
+      </w:r>
+    </w:p>
+    <w:p>
+      <w:pPr>
+        <w:pStyle w:val="Titolo2"/>
+      </w:pPr>
+      <w:r>
+        <w:rPr>
+          <w:b/>
+          <w:color w:val="E97132"/>
+        </w:rPr>
+        <w:t>Il tipo bool</w:t>
+      </w:r>
+    </w:p>
+    <w:p>
+      <w:r>
+        <w:rPr/>
+        <w:t xml:space="preserve">Le condizioni, nella logica di Boole, possono assumere solo due valori: </w:t>
+      </w:r>
+      <w:r>
+        <w:rPr>
+          <w:b/>
+        </w:rPr>
+        <w:t>true</w:t>
+      </w:r>
+      <w:r>
+        <w:rPr/>
+        <w:t xml:space="preserve"> (vero) e </w:t>
+      </w:r>
+      <w:r>
+        <w:rPr>
+          <w:b/>
+        </w:rPr>
+        <w:t>false</w:t>
+      </w:r>
+      <w:r>
+        <w:rPr/>
+        <w:t xml:space="preserve"> (falso). La logica di Boole, o algebra booleana, è il sistema matematico basato su questi due valori e sugli operatori fondamentali AND, OR e NOT, alla base dei circuiti digitali (le porte logiche di Fondamenti dell'Informatica) e della programmazione.</w:t>
+      </w:r>
+    </w:p>
+    <w:p>
+      <w:r>
+        <w:rPr/>
+        <w:t xml:space="preserve">Storicamente il C non aveva un tipo booleano fra i tipi primitivi, e si usavano gli interi con questa interpretazione: </w:t>
+      </w:r>
+      <w:r>
+        <w:rPr>
+          <w:b/>
+        </w:rPr>
+        <w:t>0 è falso, un valore diverso da 0 è vero</w:t>
+      </w:r>
+      <w:r>
+        <w:rPr/>
+        <w:t xml:space="preserve">. Nel C moderno (dal C99) esiste l'header </w:t>
+      </w:r>
+      <w:r>
+        <w:rPr>
+          <w:rFonts w:ascii="Consolas" w:hAnsi="Consolas" w:cs="Consolas"/>
+        </w:rPr>
+        <w:t>&lt;stdbool.h&gt;</w:t>
+      </w:r>
+      <w:r>
+        <w:rPr/>
+        <w:t>, che introduce:</w:t>
+      </w:r>
+    </w:p>
+    <w:p>
+      <w:pPr>
+        <w:numPr>
+          <w:ilvl w:val="0"/>
+          <w:numId w:val="1"/>
+        </w:numPr>
+      </w:pPr>
+      <w:r>
+        <w:rPr/>
+        <w:t xml:space="preserve">il tipo </w:t>
+      </w:r>
+      <w:r>
+        <w:rPr>
+          <w:b/>
+        </w:rPr>
+        <w:t>bool</w:t>
+      </w:r>
+      <w:r>
+        <w:rPr/>
+        <w:t>, simile a int ma che chiarisce che la variabile è booleana;</w:t>
+      </w:r>
+    </w:p>
+    <w:p>
+      <w:pPr>
+        <w:numPr>
+          <w:ilvl w:val="0"/>
+          <w:numId w:val="1"/>
+        </w:numPr>
+      </w:pPr>
+      <w:r>
+        <w:rPr/>
+        <w:t xml:space="preserve">le costanti </w:t>
+      </w:r>
+      <w:r>
+        <w:rPr>
+          <w:b/>
+        </w:rPr>
+        <w:t>true</w:t>
+      </w:r>
+      <w:r>
+        <w:rPr/>
+        <w:t xml:space="preserve"> e </w:t>
+      </w:r>
+      <w:r>
+        <w:rPr>
+          <w:b/>
+        </w:rPr>
+        <w:t>false</w:t>
+      </w:r>
+      <w:r>
+        <w:rPr/>
+        <w:t>.</w:t>
+      </w:r>
+    </w:p>
+    <w:p>
+      <w:r>
+        <w:rPr/>
+        <w:t>Nel corso si userà il C moderno dove possibile. Nello schema della memoria una variabile booleana si rappresenta come un singolo bit, 0 oppure 1. Nel programma seguente ci sono due int, x e y, e un bool b inizializzato a false: nello schema b occupa un solo bit, che vale 0.</w:t>
+      </w:r>
+    </w:p>
+    <w:p>
+      <w:pPr>
+        <w:spacing w:after="0" w:before="0" w:line="240" w:lineRule="auto"/>
+      </w:pPr>
+      <w:r>
+        <w:rPr>
+          <w:rFonts w:ascii="Consolas" w:hAnsi="Consolas" w:cs="Consolas"/>
+          <w:sz w:val="17"/>
+        </w:rPr>
+        <w:t>#include &lt;stdio.h&gt;</w:t>
+      </w:r>
+    </w:p>
+    <w:p>
+      <w:pPr>
+        <w:spacing w:after="0" w:before="0" w:line="240" w:lineRule="auto"/>
+      </w:pPr>
+      <w:r>
+        <w:rPr>
+          <w:rFonts w:ascii="Consolas" w:hAnsi="Consolas" w:cs="Consolas"/>
+          <w:sz w:val="17"/>
+        </w:rPr>
+        <w:t>#include &lt;stdbool.h&gt;</w:t>
+      </w:r>
+    </w:p>
+    <w:p>
+      <w:pPr>
+        <w:spacing w:after="0" w:before="0" w:line="240" w:lineRule="auto"/>
+      </w:pPr>
+      <w:r>
+        <w:rPr>
+          <w:rFonts w:ascii="Consolas" w:hAnsi="Consolas" w:cs="Consolas"/>
+          <w:sz w:val="17"/>
+        </w:rPr>
+        <w:t>int main(void) {</w:t>
+      </w:r>
+    </w:p>
+    <w:p>
+      <w:pPr>
+        <w:spacing w:after="0" w:before="0" w:line="240" w:lineRule="auto"/>
+      </w:pPr>
+      <w:r>
+        <w:rPr>
+          <w:rFonts w:ascii="Consolas" w:hAnsi="Consolas" w:cs="Consolas"/>
+          <w:sz w:val="17"/>
+        </w:rPr>
+        <w:t xml:space="preserve">    int x = 1;</w:t>
+      </w:r>
+    </w:p>
+    <w:p>
+      <w:pPr>
+        <w:spacing w:after="0" w:before="0" w:line="240" w:lineRule="auto"/>
+      </w:pPr>
+      <w:r>
+        <w:rPr>
+          <w:rFonts w:ascii="Consolas" w:hAnsi="Consolas" w:cs="Consolas"/>
+          <w:sz w:val="17"/>
+        </w:rPr>
+        <w:t xml:space="preserve">    bool b = false;</w:t>
+      </w:r>
+    </w:p>
+    <w:p>
+      <w:pPr>
+        <w:spacing w:after="0" w:before="0" w:line="240" w:lineRule="auto"/>
+      </w:pPr>
+      <w:r>
+        <w:rPr>
+          <w:rFonts w:ascii="Consolas" w:hAnsi="Consolas" w:cs="Consolas"/>
+          <w:sz w:val="17"/>
+        </w:rPr>
+        <w:t xml:space="preserve">    int y = 2;</w:t>
+      </w:r>
+    </w:p>
+    <w:p>
+      <w:pPr>
+        <w:spacing w:after="0" w:before="0" w:line="240" w:lineRule="auto"/>
+      </w:pPr>
+      <w:r>
+        <w:rPr>
+          <w:rFonts w:ascii="Consolas" w:hAnsi="Consolas" w:cs="Consolas"/>
+          <w:sz w:val="17"/>
+        </w:rPr>
+        <w:t>}</w:t>
+      </w:r>
+    </w:p>
+    <w:p/>
+    <w:p>
+      <w:r>
+        <w:rPr/>
+        <w:t xml:space="preserve">Una variabile booleana può memorizzare il risultato della valutazione di una condizione. Nel programma seguente </w:t>
+      </w:r>
+      <w:r>
+        <w:rPr>
+          <w:rFonts w:ascii="Consolas" w:hAnsi="Consolas" w:cs="Consolas"/>
+        </w:rPr>
+        <w:t>superato</w:t>
+      </w:r>
+      <w:r>
+        <w:rPr/>
+        <w:t xml:space="preserve"> vale 1 perché 25 è maggiore o uguale a 18:</w:t>
+      </w:r>
+    </w:p>
+    <w:p>
+      <w:pPr>
+        <w:spacing w:after="0" w:before="0" w:line="240" w:lineRule="auto"/>
+      </w:pPr>
+      <w:r>
+        <w:rPr>
+          <w:rFonts w:ascii="Consolas" w:hAnsi="Consolas" w:cs="Consolas"/>
+          <w:sz w:val="17"/>
+        </w:rPr>
+        <w:t>#include &lt;stdio.h&gt;</w:t>
+      </w:r>
+    </w:p>
+    <w:p>
+      <w:pPr>
+        <w:spacing w:after="0" w:before="0" w:line="240" w:lineRule="auto"/>
+      </w:pPr>
+      <w:r>
+        <w:rPr>
+          <w:rFonts w:ascii="Consolas" w:hAnsi="Consolas" w:cs="Consolas"/>
+          <w:sz w:val="17"/>
+        </w:rPr>
+        <w:t>#include &lt;stdbool.h&gt;</w:t>
+      </w:r>
+    </w:p>
+    <w:p>
+      <w:pPr>
+        <w:spacing w:after="0" w:before="0" w:line="240" w:lineRule="auto"/>
+      </w:pPr>
+      <w:r>
+        <w:rPr>
+          <w:rFonts w:ascii="Consolas" w:hAnsi="Consolas" w:cs="Consolas"/>
+          <w:sz w:val="17"/>
+        </w:rPr>
+        <w:t>int main(void) {</w:t>
+      </w:r>
+    </w:p>
+    <w:p>
+      <w:pPr>
+        <w:spacing w:after="0" w:before="0" w:line="240" w:lineRule="auto"/>
+      </w:pPr>
+      <w:r>
+        <w:rPr>
+          <w:rFonts w:ascii="Consolas" w:hAnsi="Consolas" w:cs="Consolas"/>
+          <w:sz w:val="17"/>
+        </w:rPr>
+        <w:t xml:space="preserve">    int votoScritto = 25;</w:t>
+      </w:r>
+    </w:p>
+    <w:p>
+      <w:pPr>
+        <w:spacing w:after="0" w:before="0" w:line="240" w:lineRule="auto"/>
+      </w:pPr>
+      <w:r>
+        <w:rPr>
+          <w:rFonts w:ascii="Consolas" w:hAnsi="Consolas" w:cs="Consolas"/>
+          <w:sz w:val="17"/>
+        </w:rPr>
+        <w:t xml:space="preserve">    int sogliaSuff = 18;</w:t>
+      </w:r>
+    </w:p>
+    <w:p>
+      <w:pPr>
+        <w:spacing w:after="0" w:before="0" w:line="240" w:lineRule="auto"/>
+      </w:pPr>
+      <w:r>
+        <w:rPr>
+          <w:rFonts w:ascii="Consolas" w:hAnsi="Consolas" w:cs="Consolas"/>
+          <w:sz w:val="17"/>
+        </w:rPr>
+        <w:t xml:space="preserve">    bool superato = votoScritto &gt;= sogliaSuff;</w:t>
+      </w:r>
+    </w:p>
+    <w:p>
+      <w:pPr>
+        <w:spacing w:after="0" w:before="0" w:line="240" w:lineRule="auto"/>
+      </w:pPr>
+      <w:r>
+        <w:rPr>
+          <w:rFonts w:ascii="Consolas" w:hAnsi="Consolas" w:cs="Consolas"/>
+          <w:sz w:val="17"/>
+        </w:rPr>
+        <w:t xml:space="preserve">    printf("Lo studente supera l'esame? %d\n", superato);</w:t>
+      </w:r>
+    </w:p>
+    <w:p>
+      <w:pPr>
+        <w:spacing w:after="0" w:before="0" w:line="240" w:lineRule="auto"/>
+      </w:pPr>
+      <w:r>
+        <w:rPr>
+          <w:rFonts w:ascii="Consolas" w:hAnsi="Consolas" w:cs="Consolas"/>
+          <w:sz w:val="17"/>
+        </w:rPr>
+        <w:t>}</w:t>
+      </w:r>
+    </w:p>
+    <w:p/>
+    <w:p>
+      <w:r>
+        <w:rPr/>
+        <w:t xml:space="preserve">L'output è </w:t>
+      </w:r>
+      <w:r>
+        <w:rPr>
+          <w:rFonts w:ascii="Consolas" w:hAnsi="Consolas" w:cs="Consolas"/>
+        </w:rPr>
+        <w:t>Lo studente supera l'esame? 1</w:t>
+      </w:r>
+      <w:r>
+        <w:rPr/>
+        <w:t xml:space="preserve">. Per il tipo bool </w:t>
+      </w:r>
+      <w:r>
+        <w:rPr>
+          <w:b/>
+        </w:rPr>
+        <w:t>non esiste uno specificatore di formato dedicato</w:t>
+      </w:r>
+      <w:r>
+        <w:rPr/>
+        <w:t>: si usa %d, come per gli interi, e quindi viene stampato 0 oppure 1.</w:t>
+      </w:r>
+    </w:p>
+    <w:p>
+      <w:pPr>
+        <w:pStyle w:val="Titolo2"/>
+      </w:pPr>
+      <w:r>
+        <w:rPr>
+          <w:b/>
+          <w:color w:val="E97132"/>
+        </w:rPr>
+        <w:t>Combinare più condizioni</w:t>
+      </w:r>
+    </w:p>
+    <w:p>
+      <w:r>
+        <w:rPr/>
+        <w:t>Nei programmi spesso non basta verificare una sola condizione: occorre stabilire il rapporto logico fra più condizioni contemporaneamente. Le condizioni si combinano con tre operatori:</w:t>
+      </w:r>
+    </w:p>
+    <w:p>
+      <w:pPr>
+        <w:numPr>
+          <w:ilvl w:val="0"/>
+          <w:numId w:val="1"/>
+        </w:numPr>
+      </w:pPr>
+      <w:r>
+        <w:rPr/>
+        <w:t xml:space="preserve">la </w:t>
+      </w:r>
+      <w:r>
+        <w:rPr>
+          <w:b/>
+        </w:rPr>
+        <w:t>congiunzione</w:t>
+      </w:r>
+      <w:r>
+        <w:rPr/>
+        <w:t xml:space="preserve"> </w:t>
+      </w:r>
+      <w:r>
+        <w:rPr>
+          <w:rFonts w:ascii="Consolas" w:hAnsi="Consolas" w:cs="Consolas"/>
+        </w:rPr>
+        <w:t>condizione1 &amp;&amp; condizione2</w:t>
+      </w:r>
+      <w:r>
+        <w:rPr/>
+        <w:t>, vera se entrambe le condizioni sono vere;</w:t>
+      </w:r>
+    </w:p>
+    <w:p>
+      <w:pPr>
+        <w:numPr>
+          <w:ilvl w:val="0"/>
+          <w:numId w:val="1"/>
+        </w:numPr>
+      </w:pPr>
+      <w:r>
+        <w:rPr/>
+        <w:t xml:space="preserve">la </w:t>
+      </w:r>
+      <w:r>
+        <w:rPr>
+          <w:b/>
+        </w:rPr>
+        <w:t>disgiunzione</w:t>
+      </w:r>
+      <w:r>
+        <w:rPr/>
+        <w:t xml:space="preserve"> </w:t>
+      </w:r>
+      <w:r>
+        <w:rPr>
+          <w:rFonts w:ascii="Consolas" w:hAnsi="Consolas" w:cs="Consolas"/>
+        </w:rPr>
+        <w:t>condizione1 || condizione2</w:t>
+      </w:r>
+      <w:r>
+        <w:rPr/>
+        <w:t>, vera se almeno una è vera;</w:t>
+      </w:r>
+    </w:p>
+    <w:p>
+      <w:pPr>
+        <w:numPr>
+          <w:ilvl w:val="0"/>
+          <w:numId w:val="1"/>
+        </w:numPr>
+      </w:pPr>
+      <w:r>
+        <w:rPr/>
+        <w:t xml:space="preserve">la </w:t>
+      </w:r>
+      <w:r>
+        <w:rPr>
+          <w:b/>
+        </w:rPr>
+        <w:t>negazione</w:t>
+      </w:r>
+      <w:r>
+        <w:rPr/>
+        <w:t xml:space="preserve"> </w:t>
+      </w:r>
+      <w:r>
+        <w:rPr>
+          <w:rFonts w:ascii="Consolas" w:hAnsi="Consolas" w:cs="Consolas"/>
+        </w:rPr>
+        <w:t>!condizione</w:t>
+      </w:r>
+      <w:r>
+        <w:rPr/>
+        <w:t>, che dà l'opposto del valore della condizione.</w:t>
+      </w:r>
+    </w:p>
+    <w:p>
+      <w:r>
+        <w:rPr/>
+        <w:t>Alcuni esempi tradotti in C:</w:t>
+      </w:r>
+    </w:p>
+    <w:p>
+      <w:pPr>
+        <w:spacing w:after="0" w:before="0" w:line="240" w:lineRule="auto"/>
+      </w:pPr>
+      <w:r>
+        <w:rPr>
+          <w:rFonts w:ascii="Consolas" w:hAnsi="Consolas" w:cs="Consolas"/>
+          <w:sz w:val="17"/>
+        </w:rPr>
+        <w:t>bool login = (numTentativi &lt; 3) &amp;&amp; !accountBloccato;       // il login è possibile se i tentativi sono meno di 3 e l'account non è bloccato</w:t>
+      </w:r>
+    </w:p>
+    <w:p>
+      <w:pPr>
+        <w:spacing w:after="0" w:before="0" w:line="240" w:lineRule="auto"/>
+      </w:pPr>
+      <w:r>
+        <w:rPr>
+          <w:rFonts w:ascii="Consolas" w:hAnsi="Consolas" w:cs="Consolas"/>
+          <w:sz w:val="17"/>
+        </w:rPr>
+        <w:t>bool riscaldamento = (temperatura &lt; 18) &amp;&amp; termostatoOn;    // il riscaldamento si accende se fa freddo e il termostato è attivo</w:t>
+      </w:r>
+    </w:p>
+    <w:p>
+      <w:pPr>
+        <w:spacing w:after="0" w:before="0" w:line="240" w:lineRule="auto"/>
+      </w:pPr>
+      <w:r>
+        <w:rPr>
+          <w:rFonts w:ascii="Consolas" w:hAnsi="Consolas" w:cs="Consolas"/>
+          <w:sz w:val="17"/>
+        </w:rPr>
+        <w:t>bool sconto = (eta &lt; 12) || tesserato;                      // lo sconto spetta ai minori di 12 anni oppure ai tesserati</w:t>
+      </w:r>
+    </w:p>
+    <w:p>
+      <w:pPr>
+        <w:spacing w:after="0" w:before="0" w:line="240" w:lineRule="auto"/>
+      </w:pPr>
+      <w:r>
+        <w:rPr>
+          <w:rFonts w:ascii="Consolas" w:hAnsi="Consolas" w:cs="Consolas"/>
+          <w:sz w:val="17"/>
+        </w:rPr>
+        <w:t>bool ventolaAccesa = (temperatura &gt;= 28) || modoManuale;    // la ventola si accende se fa caldo oppure è in modo manuale</w:t>
+      </w:r>
+    </w:p>
+    <w:p/>
+    <w:p>
+      <w:pPr>
+        <w:pStyle w:val="Titolo2"/>
+      </w:pPr>
+      <w:r>
+        <w:rPr>
+          <w:b/>
+          <w:color w:val="E97132"/>
+        </w:rPr>
+        <w:t>Le tavole di verità</w:t>
+      </w:r>
+    </w:p>
+    <w:p>
+      <w:r>
+        <w:rPr/>
+        <w:t xml:space="preserve">Gli operatori si definiscono con le loro tavole di verità, le stesse viste in Fondamenti dell'Informatica per i connettivi logici. L'operatore </w:t>
+      </w:r>
+      <w:r>
+        <w:rPr>
+          <w:b/>
+        </w:rPr>
+        <w:t>AND</w:t>
+      </w:r>
+      <w:r>
+        <w:rPr/>
+        <w:t xml:space="preserve"> restituisce vero (1) solo se entrambe le condizioni sono vere, e falso (0) in tutti gli altri casi. L'operatore </w:t>
+      </w:r>
+      <w:r>
+        <w:rPr>
+          <w:b/>
+        </w:rPr>
+        <w:t>OR</w:t>
+      </w:r>
+      <w:r>
+        <w:rPr/>
+        <w:t xml:space="preserve"> restituisce vero se almeno una delle due condizioni è vera, ed è falso solo se entrambe sono false. L'operatore </w:t>
+      </w:r>
+      <w:r>
+        <w:rPr>
+          <w:b/>
+        </w:rPr>
+        <w:t>NOT</w:t>
+      </w:r>
+      <w:r>
+        <w:rPr/>
+        <w:t xml:space="preserve"> restituisce l'opposto della condizione: vera diventa falsa e falsa diventa vera.</w:t>
+      </w:r>
+    </w:p>
+    <w:p>
+      <w:pPr>
+        <w:keepNext/>
+        <w:jc w:val="center"/>
+      </w:pPr>
+      <w:r>
+        <w:drawing>
+          <wp:inline xmlns:a="http://schemas.openxmlformats.org/drawingml/2006/main" xmlns:pic="http://schemas.openxmlformats.org/drawingml/2006/picture">
+            <wp:extent cx="4680000" cy="1484850"/>
+            <wp:docPr id="475959976" name="Picture 475959976"/>
+            <wp:cNvGraphicFramePr>
+              <a:graphicFrameLocks noChangeAspect="1"/>
+            </wp:cNvGraphicFramePr>
+            <a:graphic>
+              <a:graphicData uri="http://schemas.openxmlformats.org/drawingml/2006/picture">
+                <pic:pic>
+                  <pic:nvPicPr>
+                    <pic:cNvPr id="0" name="ch17_tavole_booleane.png"/>
+                    <pic:cNvPicPr/>
+                  </pic:nvPicPr>
+                  <pic:blipFill>
+                    <a:blip r:embed="rId25"/>
+                    <a:stretch>
+                      <a:fillRect/>
+                    </a:stretch>
+                  </pic:blipFill>
+                  <pic:spPr>
+                    <a:xfrm>
+                      <a:off x="0" y="0"/>
+                      <a:ext cx="4680000" cy="1484850"/>
+                    </a:xfrm>
+                    <a:prstGeom prst="rect"/>
+                  </pic:spPr>
+                </pic:pic>
+              </a:graphicData>
+            </a:graphic>
+          </wp:inline>
+        </w:drawing>
+      </w:r>
+    </w:p>
+    <w:p>
+      <w:pPr>
+        <w:jc w:val="center"/>
+      </w:pPr>
+      <w:r>
+        <w:rPr>
+          <w:i/>
+          <w:sz w:val="18"/>
+        </w:rPr>
+        <w:t>Le tavole di verità di AND, OR e NOT.</w:t>
+      </w:r>
+    </w:p>
+    <w:p>
+      <w:r>
+        <w:rPr/>
+        <w:t>Nel prossimo capitolo si vede come usare questi operatori per confrontare un valore con un intervallo, come il C valuta le condizioni e come semplificare le espressioni complesse.</w:t>
+      </w:r>
+    </w:p>
+    <w:p>
+      <w:pPr>
+        <w:pStyle w:val="Titolo1"/>
+      </w:pPr>
+      <w:r>
+        <w:rPr>
+          <w:b/>
+          <w:color w:val="EE0000"/>
+        </w:rPr>
+        <w:t>Capitolo 18: Intervalli, Cortocircuitazione e Semplificazione delle Condizioni</w:t>
+      </w:r>
+    </w:p>
+    <w:p>
+      <w:pPr>
+        <w:pStyle w:val="Titolo2"/>
+      </w:pPr>
+      <w:r>
+        <w:rPr>
+          <w:b/>
+          <w:color w:val="E97132"/>
+        </w:rPr>
+        <w:t>Confronti su intervalli</w:t>
+      </w:r>
+    </w:p>
+    <w:p>
+      <w:r>
+        <w:rPr/>
+        <w:t xml:space="preserve">Nei programmi spesso si deve verificare se un valore cade in un certo intervallo: un indice, una temperatura, un'età. In matematica la condizione si scrive in modo compatto, </w:t>
+      </w:r>
+      <w:r>
+        <w:rPr>
+          <w:rFonts w:ascii="Consolas" w:hAnsi="Consolas" w:cs="Consolas"/>
+        </w:rPr>
+        <w:t>min ≤ x ≤ max</w:t>
+      </w:r>
+      <w:r>
+        <w:rPr/>
+        <w:t xml:space="preserve">. In C bisogna invece </w:t>
+      </w:r>
+      <w:r>
+        <w:rPr>
+          <w:b/>
+        </w:rPr>
+        <w:t>spezzare il confronto in due condizioni</w:t>
+      </w:r>
+      <w:r>
+        <w:rPr/>
+        <w:t xml:space="preserve"> e combinarle con un AND: </w:t>
+      </w:r>
+      <w:r>
+        <w:rPr>
+          <w:rFonts w:ascii="Consolas" w:hAnsi="Consolas" w:cs="Consolas"/>
+        </w:rPr>
+        <w:t>min &lt;= x &amp;&amp; x &lt;= max</w:t>
+      </w:r>
+      <w:r>
+        <w:rPr/>
+        <w:t>, che è la forma più vicina alla notazione matematica.</w:t>
+      </w:r>
+    </w:p>
+    <w:p>
+      <w:r>
+        <w:rPr/>
+        <w:t xml:space="preserve">Scrivere in C </w:t>
+      </w:r>
+      <w:r>
+        <w:rPr>
+          <w:rFonts w:ascii="Consolas" w:hAnsi="Consolas" w:cs="Consolas"/>
+        </w:rPr>
+        <w:t>min &lt;= x &lt;= max</w:t>
+      </w:r>
+      <w:r>
+        <w:rPr/>
+        <w:t xml:space="preserve"> non produce l'effetto sperato, e il pericolo è proprio che compila senza errori. Il confronto si valuta da sinistra a destra: prima </w:t>
+      </w:r>
+      <w:r>
+        <w:rPr>
+          <w:rFonts w:ascii="Consolas" w:hAnsi="Consolas" w:cs="Consolas"/>
+        </w:rPr>
+        <w:t>min &lt;= x</w:t>
+      </w:r>
+      <w:r>
+        <w:rPr/>
+        <w:t xml:space="preserve">, che dà 0 oppure 1, e poi quel risultato viene confrontato con max. Con min = 0, x = 20 e max = 10, per esempio, </w:t>
+      </w:r>
+      <w:r>
+        <w:rPr>
+          <w:rFonts w:ascii="Consolas" w:hAnsi="Consolas" w:cs="Consolas"/>
+        </w:rPr>
+        <w:t>0 &lt;= 20</w:t>
+      </w:r>
+      <w:r>
+        <w:rPr/>
+        <w:t xml:space="preserve"> vale 1 e </w:t>
+      </w:r>
+      <w:r>
+        <w:rPr>
+          <w:rFonts w:ascii="Consolas" w:hAnsi="Consolas" w:cs="Consolas"/>
+        </w:rPr>
+        <w:t>1 &lt;= 10</w:t>
+      </w:r>
+      <w:r>
+        <w:rPr/>
+        <w:t xml:space="preserve"> è vero, anche se 20 non sta nell'intervallo.</w:t>
+      </w:r>
+    </w:p>
+    <w:p>
+      <w:r>
+        <w:rPr/>
+        <w:t>I quattro tipi di intervallo si traducono così:</w:t>
+      </w:r>
+    </w:p>
+    <w:p>
+      <w:pPr>
+        <w:numPr>
+          <w:ilvl w:val="0"/>
+          <w:numId w:val="1"/>
+        </w:numPr>
+      </w:pPr>
+      <w:r>
+        <w:rPr>
+          <w:b/>
+        </w:rPr>
+        <w:t>chiuso</w:t>
+      </w:r>
+      <w:r>
+        <w:rPr/>
+        <w:t xml:space="preserve"> (inclusivo), x ∈ [min, max]: </w:t>
+      </w:r>
+      <w:r>
+        <w:rPr>
+          <w:rFonts w:ascii="Consolas" w:hAnsi="Consolas" w:cs="Consolas"/>
+        </w:rPr>
+        <w:t>min &lt;= x &amp;&amp; x &lt;= max</w:t>
+      </w:r>
+      <w:r>
+        <w:rPr/>
+        <w:t>;</w:t>
+      </w:r>
+    </w:p>
+    <w:p>
+      <w:pPr>
+        <w:numPr>
+          <w:ilvl w:val="0"/>
+          <w:numId w:val="1"/>
+        </w:numPr>
+      </w:pPr>
+      <w:r>
+        <w:rPr>
+          <w:b/>
+        </w:rPr>
+        <w:t>semiaperto sinistro</w:t>
+      </w:r>
+      <w:r>
+        <w:rPr/>
+        <w:t xml:space="preserve">, x ∈ [min, max): </w:t>
+      </w:r>
+      <w:r>
+        <w:rPr>
+          <w:rFonts w:ascii="Consolas" w:hAnsi="Consolas" w:cs="Consolas"/>
+        </w:rPr>
+        <w:t>min &lt;= x &amp;&amp; x &lt; max</w:t>
+      </w:r>
+      <w:r>
+        <w:rPr/>
+        <w:t>;</w:t>
+      </w:r>
+    </w:p>
+    <w:p>
+      <w:pPr>
+        <w:numPr>
+          <w:ilvl w:val="0"/>
+          <w:numId w:val="1"/>
+        </w:numPr>
+      </w:pPr>
+      <w:r>
+        <w:rPr>
+          <w:b/>
+        </w:rPr>
+        <w:t>semiaperto destro</w:t>
+      </w:r>
+      <w:r>
+        <w:rPr/>
+        <w:t xml:space="preserve">, x ∈ (min, max]: </w:t>
+      </w:r>
+      <w:r>
+        <w:rPr>
+          <w:rFonts w:ascii="Consolas" w:hAnsi="Consolas" w:cs="Consolas"/>
+        </w:rPr>
+        <w:t>min &lt; x &amp;&amp; x &lt;= max</w:t>
+      </w:r>
+      <w:r>
+        <w:rPr/>
+        <w:t>;</w:t>
+      </w:r>
+    </w:p>
+    <w:p>
+      <w:pPr>
+        <w:numPr>
+          <w:ilvl w:val="0"/>
+          <w:numId w:val="1"/>
+        </w:numPr>
+      </w:pPr>
+      <w:r>
+        <w:rPr>
+          <w:b/>
+        </w:rPr>
+        <w:t>aperto</w:t>
+      </w:r>
+      <w:r>
+        <w:rPr/>
+        <w:t xml:space="preserve"> (esclusivo), x ∈ (min, max): </w:t>
+      </w:r>
+      <w:r>
+        <w:rPr>
+          <w:rFonts w:ascii="Consolas" w:hAnsi="Consolas" w:cs="Consolas"/>
+        </w:rPr>
+        <w:t>min &lt; x &amp;&amp; x &lt; max</w:t>
+      </w:r>
+      <w:r>
+        <w:rPr/>
+        <w:t>.</w:t>
+      </w:r>
+    </w:p>
+    <w:p>
+      <w:pPr>
+        <w:keepNext/>
+        <w:jc w:val="center"/>
+      </w:pPr>
+      <w:r>
+        <w:drawing>
+          <wp:inline xmlns:a="http://schemas.openxmlformats.org/drawingml/2006/main" xmlns:pic="http://schemas.openxmlformats.org/drawingml/2006/picture">
+            <wp:extent cx="4680000" cy="1743040"/>
+            <wp:docPr id="475959977" name="Picture 475959977"/>
+            <wp:cNvGraphicFramePr>
+              <a:graphicFrameLocks noChangeAspect="1"/>
+            </wp:cNvGraphicFramePr>
+            <a:graphic>
+              <a:graphicData uri="http://schemas.openxmlformats.org/drawingml/2006/picture">
+                <pic:pic>
+                  <pic:nvPicPr>
+                    <pic:cNvPr id="0" name="ch18_intervalli.png"/>
+                    <pic:cNvPicPr/>
+                  </pic:nvPicPr>
+                  <pic:blipFill>
+                    <a:blip r:embed="rId26"/>
+                    <a:stretch>
+                      <a:fillRect/>
+                    </a:stretch>
+                  </pic:blipFill>
+                  <pic:spPr>
+                    <a:xfrm>
+                      <a:off x="0" y="0"/>
+                      <a:ext cx="4680000" cy="1743040"/>
+                    </a:xfrm>
+                    <a:prstGeom prst="rect"/>
+                  </pic:spPr>
+                </pic:pic>
+              </a:graphicData>
+            </a:graphic>
+          </wp:inline>
+        </w:drawing>
+      </w:r>
+    </w:p>
+    <w:p>
+      <w:pPr>
+        <w:jc w:val="center"/>
+      </w:pPr>
+      <w:r>
+        <w:rPr>
+          <w:i/>
+          <w:sz w:val="18"/>
+        </w:rPr>
+        <w:t>I quattro tipi di intervallo e la loro espressione in C: il cerchio pieno include l'estremo, quello vuoto lo esclude.</w:t>
+      </w:r>
+    </w:p>
+    <w:p>
+      <w:r>
+        <w:rPr/>
+        <w:t>Le denominazioni "sinistro" e "destro" sono quelle usate nel corso: contano le notazioni tra parentesi. Nel corso si userà molto questa notazione per verificare se un indice appartiene a un intervallo semiaperto sinistro.</w:t>
+      </w:r>
+    </w:p>
+    <w:p>
+      <w:pPr>
+        <w:pStyle w:val="Titolo2"/>
+      </w:pPr>
+      <w:r>
+        <w:rPr>
+          <w:b/>
+          <w:color w:val="E97132"/>
+        </w:rPr>
+        <w:t>La cortocircuitazione</w:t>
+      </w:r>
+    </w:p>
+    <w:p>
+      <w:r>
+        <w:rPr/>
+        <w:t xml:space="preserve">Quando si combinano più condizioni con AND oppure OR, il C interrompe la valutazione appena il risultato è già determinato (lo standard lo garantisce). Questo comportamento si chiama </w:t>
+      </w:r>
+      <w:r>
+        <w:rPr>
+          <w:b/>
+        </w:rPr>
+        <w:t>cortocircuitazione</w:t>
+      </w:r>
+      <w:r>
+        <w:rPr/>
+        <w:t xml:space="preserve"> (in inglese *short-circuit evaluation*):</w:t>
+      </w:r>
+    </w:p>
+    <w:p>
+      <w:pPr>
+        <w:numPr>
+          <w:ilvl w:val="0"/>
+          <w:numId w:val="1"/>
+        </w:numPr>
+      </w:pPr>
+      <w:r>
+        <w:rPr/>
+        <w:t>con l'</w:t>
+      </w:r>
+      <w:r>
+        <w:rPr>
+          <w:b/>
+        </w:rPr>
+        <w:t>AND</w:t>
+      </w:r>
+      <w:r>
+        <w:rPr/>
+        <w:t>, se la prima condizione è falsa il risultato è sicuramente falso, e la seconda non viene valutata;</w:t>
+      </w:r>
+    </w:p>
+    <w:p>
+      <w:pPr>
+        <w:numPr>
+          <w:ilvl w:val="0"/>
+          <w:numId w:val="1"/>
+        </w:numPr>
+      </w:pPr>
+      <w:r>
+        <w:rPr/>
+        <w:t>con l'</w:t>
+      </w:r>
+      <w:r>
+        <w:rPr>
+          <w:b/>
+        </w:rPr>
+        <w:t>OR</w:t>
+      </w:r>
+      <w:r>
+        <w:rPr/>
+        <w:t>, se la prima condizione è vera il risultato è sicuramente vero, e la seconda non viene valutata.</w:t>
+      </w:r>
+    </w:p>
+    <w:p>
+      <w:r>
+        <w:rPr/>
+        <w:t>La cortocircuitazione non è solo un risparmio di tempo, ma permette di scrivere condizioni che altrimenti sarebbero pericolose. Per verificare che il divisore sia diverso da zero e che la divisione dia un risultato maggiore di 5 si scrive:</w:t>
+      </w:r>
+    </w:p>
+    <w:p>
+      <w:pPr>
+        <w:spacing w:after="0" w:before="0" w:line="240" w:lineRule="auto"/>
+      </w:pPr>
+      <w:r>
+        <w:rPr>
+          <w:rFonts w:ascii="Consolas" w:hAnsi="Consolas" w:cs="Consolas"/>
+          <w:sz w:val="17"/>
+        </w:rPr>
+        <w:t>bool condizione = (divisore != 0) &amp;&amp; ((numeratore / divisore) &gt; 5);</w:t>
+      </w:r>
+    </w:p>
+    <w:p/>
+    <w:p>
+      <w:r>
+        <w:rPr/>
+        <w:t>Se il divisore è 0 la seconda parte non viene eseguita, e si evita l'errore a tempo di esecuzione della divisione per zero. Un altro esempio verifica che l'utente abbia inserito un numero e che sia pari:</w:t>
+      </w:r>
+    </w:p>
+    <w:p>
+      <w:pPr>
+        <w:spacing w:after="0" w:before="0" w:line="240" w:lineRule="auto"/>
+      </w:pPr>
+      <w:r>
+        <w:rPr>
+          <w:rFonts w:ascii="Consolas" w:hAnsi="Consolas" w:cs="Consolas"/>
+          <w:sz w:val="17"/>
+        </w:rPr>
+        <w:t>int valore;</w:t>
+      </w:r>
+    </w:p>
+    <w:p>
+      <w:pPr>
+        <w:spacing w:after="0" w:before="0" w:line="240" w:lineRule="auto"/>
+      </w:pPr>
+      <w:r>
+        <w:rPr>
+          <w:rFonts w:ascii="Consolas" w:hAnsi="Consolas" w:cs="Consolas"/>
+          <w:sz w:val="17"/>
+        </w:rPr>
+        <w:t>bool scanPari = (scanf("%d", &amp;valore) == 1) &amp;&amp; (valore % 2 == 0);</w:t>
+      </w:r>
+    </w:p>
+    <w:p/>
+    <w:p>
+      <w:r>
+        <w:rPr/>
+        <w:t>Se scanf non riesce a leggere il valore (il suo risultato, come visto nel capitolo 10, non è 1), la parte a destra non viene valutata e non si guarda il contenuto di valore, che in quel caso non è affidabile.</w:t>
+      </w:r>
+    </w:p>
+    <w:p>
+      <w:r>
+        <w:rPr/>
+        <w:t>Lo stesso schema si ritrova in un programma completo, che legge un numero e stampa tre risultati:</w:t>
+      </w:r>
+    </w:p>
+    <w:p>
+      <w:pPr>
+        <w:spacing w:after="0" w:before="0" w:line="240" w:lineRule="auto"/>
+      </w:pPr>
+      <w:r>
+        <w:rPr>
+          <w:rFonts w:ascii="Consolas" w:hAnsi="Consolas" w:cs="Consolas"/>
+          <w:sz w:val="17"/>
+        </w:rPr>
+        <w:t>#include &lt;stdio.h&gt;</w:t>
+      </w:r>
+    </w:p>
+    <w:p>
+      <w:pPr>
+        <w:spacing w:after="0" w:before="0" w:line="240" w:lineRule="auto"/>
+      </w:pPr>
+      <w:r>
+        <w:rPr>
+          <w:rFonts w:ascii="Consolas" w:hAnsi="Consolas" w:cs="Consolas"/>
+          <w:sz w:val="17"/>
+        </w:rPr>
+        <w:t>#include &lt;stdbool.h&gt;</w:t>
+      </w:r>
+    </w:p>
+    <w:p>
+      <w:pPr>
+        <w:spacing w:after="0" w:before="0" w:line="240" w:lineRule="auto"/>
+      </w:pPr>
+      <w:r>
+        <w:rPr>
+          <w:rFonts w:ascii="Consolas" w:hAnsi="Consolas" w:cs="Consolas"/>
+          <w:sz w:val="17"/>
+        </w:rPr>
+        <w:t>int main(void) {</w:t>
+      </w:r>
+    </w:p>
+    <w:p>
+      <w:pPr>
+        <w:spacing w:after="0" w:before="0" w:line="240" w:lineRule="auto"/>
+      </w:pPr>
+      <w:r>
+        <w:rPr>
+          <w:rFonts w:ascii="Consolas" w:hAnsi="Consolas" w:cs="Consolas"/>
+          <w:sz w:val="17"/>
+        </w:rPr>
+        <w:t xml:space="preserve">    int numero;</w:t>
+      </w:r>
+    </w:p>
+    <w:p>
+      <w:pPr>
+        <w:spacing w:after="0" w:before="0" w:line="240" w:lineRule="auto"/>
+      </w:pPr>
+      <w:r>
+        <w:rPr>
+          <w:rFonts w:ascii="Consolas" w:hAnsi="Consolas" w:cs="Consolas"/>
+          <w:sz w:val="17"/>
+        </w:rPr>
+        <w:t xml:space="preserve">    bool letto, positivo, dispari;</w:t>
+      </w:r>
+    </w:p>
+    <w:p>
+      <w:pPr>
+        <w:spacing w:after="0" w:before="0" w:line="240" w:lineRule="auto"/>
+      </w:pPr>
+      <w:r>
+        <w:rPr>
+          <w:rFonts w:ascii="Consolas" w:hAnsi="Consolas" w:cs="Consolas"/>
+          <w:sz w:val="17"/>
+        </w:rPr>
+        <w:t xml:space="preserve">    printf("Inserisci un numero intero: ");</w:t>
+      </w:r>
+    </w:p>
+    <w:p>
+      <w:pPr>
+        <w:spacing w:after="0" w:before="0" w:line="240" w:lineRule="auto"/>
+      </w:pPr>
+      <w:r>
+        <w:rPr>
+          <w:rFonts w:ascii="Consolas" w:hAnsi="Consolas" w:cs="Consolas"/>
+          <w:sz w:val="17"/>
+        </w:rPr>
+        <w:t xml:space="preserve">    letto = (scanf("%d", &amp;numero) == 1);     // true se scanf ha letto correttamente</w:t>
+      </w:r>
+    </w:p>
+    <w:p>
+      <w:pPr>
+        <w:spacing w:after="0" w:before="0" w:line="240" w:lineRule="auto"/>
+      </w:pPr>
+      <w:r>
+        <w:rPr>
+          <w:rFonts w:ascii="Consolas" w:hAnsi="Consolas" w:cs="Consolas"/>
+          <w:sz w:val="17"/>
+        </w:rPr>
+        <w:t xml:space="preserve">    positivo = letto &amp;&amp; (numero &gt; 0);         // input valido e maggiore di 0</w:t>
+      </w:r>
+    </w:p>
+    <w:p>
+      <w:pPr>
+        <w:spacing w:after="0" w:before="0" w:line="240" w:lineRule="auto"/>
+      </w:pPr>
+      <w:r>
+        <w:rPr>
+          <w:rFonts w:ascii="Consolas" w:hAnsi="Consolas" w:cs="Consolas"/>
+          <w:sz w:val="17"/>
+        </w:rPr>
+        <w:t xml:space="preserve">    dispari  = letto &amp;&amp; (numero % 2 != 0);    // input valido e non divisibile per 2</w:t>
+      </w:r>
+    </w:p>
+    <w:p>
+      <w:pPr>
+        <w:spacing w:after="0" w:before="0" w:line="240" w:lineRule="auto"/>
+      </w:pPr>
+      <w:r>
+        <w:rPr>
+          <w:rFonts w:ascii="Consolas" w:hAnsi="Consolas" w:cs="Consolas"/>
+          <w:sz w:val="17"/>
+        </w:rPr>
+        <w:t xml:space="preserve">    // stampa i risultati (0 = falso, 1 = vero)</w:t>
+      </w:r>
+    </w:p>
+    <w:p>
+      <w:pPr>
+        <w:spacing w:after="0" w:before="0" w:line="240" w:lineRule="auto"/>
+      </w:pPr>
+      <w:r>
+        <w:rPr>
+          <w:rFonts w:ascii="Consolas" w:hAnsi="Consolas" w:cs="Consolas"/>
+          <w:sz w:val="17"/>
+        </w:rPr>
+        <w:t xml:space="preserve">    printf("Input valido? %d\n", letto);</w:t>
+      </w:r>
+    </w:p>
+    <w:p>
+      <w:pPr>
+        <w:spacing w:after="0" w:before="0" w:line="240" w:lineRule="auto"/>
+      </w:pPr>
+      <w:r>
+        <w:rPr>
+          <w:rFonts w:ascii="Consolas" w:hAnsi="Consolas" w:cs="Consolas"/>
+          <w:sz w:val="17"/>
+        </w:rPr>
+        <w:t xml:space="preserve">    printf("Numero positivo? %d\n", positivo);</w:t>
+      </w:r>
+    </w:p>
+    <w:p>
+      <w:pPr>
+        <w:spacing w:after="0" w:before="0" w:line="240" w:lineRule="auto"/>
+      </w:pPr>
+      <w:r>
+        <w:rPr>
+          <w:rFonts w:ascii="Consolas" w:hAnsi="Consolas" w:cs="Consolas"/>
+          <w:sz w:val="17"/>
+        </w:rPr>
+        <w:t xml:space="preserve">    printf("Numero dispari? %d\n", dispari);</w:t>
+      </w:r>
+    </w:p>
+    <w:p>
+      <w:pPr>
+        <w:spacing w:after="0" w:before="0" w:line="240" w:lineRule="auto"/>
+      </w:pPr>
+      <w:r>
+        <w:rPr>
+          <w:rFonts w:ascii="Consolas" w:hAnsi="Consolas" w:cs="Consolas"/>
+          <w:sz w:val="17"/>
+        </w:rPr>
+        <w:t>}</w:t>
+      </w:r>
+    </w:p>
+    <w:p/>
+    <w:p>
+      <w:r>
+        <w:rPr/>
+        <w:t xml:space="preserve">Se l'utente inserisce 7 il programma stampa 1 per tutte e tre le domande; se inserisce una lettera, </w:t>
+      </w:r>
+      <w:r>
+        <w:rPr>
+          <w:rFonts w:ascii="Consolas" w:hAnsi="Consolas" w:cs="Consolas"/>
+        </w:rPr>
+        <w:t>letto</w:t>
+      </w:r>
+      <w:r>
+        <w:rPr/>
+        <w:t xml:space="preserve"> vale 0 e di conseguenza anche le altre due condizioni valgono 0.</w:t>
+      </w:r>
+    </w:p>
+    <w:p>
+      <w:pPr>
+        <w:pStyle w:val="Titolo2"/>
+      </w:pPr>
+      <w:r>
+        <w:rPr>
+          <w:b/>
+          <w:color w:val="E97132"/>
+        </w:rPr>
+        <w:t>Semplificare le espressioni complesse</w:t>
+      </w:r>
+    </w:p>
+    <w:p>
+      <w:r>
+        <w:rPr/>
+        <w:t>Le espressioni booleane con molti AND e OR mescolati diventano difficili da leggere, facili da scrivere in modo sbagliato e complicate da modificare. Ecco un esempio:</w:t>
+      </w:r>
+    </w:p>
+    <w:p>
+      <w:pPr>
+        <w:spacing w:after="0" w:before="0" w:line="240" w:lineRule="auto"/>
+      </w:pPr>
+      <w:r>
+        <w:rPr>
+          <w:rFonts w:ascii="Consolas" w:hAnsi="Consolas" w:cs="Consolas"/>
+          <w:sz w:val="17"/>
+        </w:rPr>
+        <w:t>bool sconto = registrato &amp;&amp; spesaTotale &gt;= 100 ||</w:t>
+      </w:r>
+    </w:p>
+    <w:p>
+      <w:pPr>
+        <w:spacing w:after="0" w:before="0" w:line="240" w:lineRule="auto"/>
+      </w:pPr>
+      <w:r>
+        <w:rPr>
+          <w:rFonts w:ascii="Consolas" w:hAnsi="Consolas" w:cs="Consolas"/>
+          <w:sz w:val="17"/>
+        </w:rPr>
+        <w:t xml:space="preserve">              (codiceNonScaduto &amp;&amp; attivatoDallUtente);</w:t>
+      </w:r>
+    </w:p>
+    <w:p/>
+    <w:p>
+      <w:r>
+        <w:rPr/>
+        <w:t>Si procede spezzando l'espressione in sotto-condizioni con nomi chiari, usando variabili booleane intermedie e rendendo la condizione finale la combinazione semplice di pochi termini:</w:t>
+      </w:r>
+    </w:p>
+    <w:p>
+      <w:pPr>
+        <w:spacing w:after="0" w:before="0" w:line="240" w:lineRule="auto"/>
+      </w:pPr>
+      <w:r>
+        <w:rPr>
+          <w:rFonts w:ascii="Consolas" w:hAnsi="Consolas" w:cs="Consolas"/>
+          <w:sz w:val="17"/>
+        </w:rPr>
+        <w:t>bool clientePremium = registrato &amp;&amp; (spesaTotale &gt;= 100);</w:t>
+      </w:r>
+    </w:p>
+    <w:p>
+      <w:pPr>
+        <w:spacing w:after="0" w:before="0" w:line="240" w:lineRule="auto"/>
+      </w:pPr>
+      <w:r>
+        <w:rPr>
+          <w:rFonts w:ascii="Consolas" w:hAnsi="Consolas" w:cs="Consolas"/>
+          <w:sz w:val="17"/>
+        </w:rPr>
+        <w:t>bool promoExtra     = codiceNonScaduto &amp;&amp; attivatoDallUtente;</w:t>
+      </w:r>
+    </w:p>
+    <w:p>
+      <w:pPr>
+        <w:spacing w:after="0" w:before="0" w:line="240" w:lineRule="auto"/>
+      </w:pPr>
+      <w:r>
+        <w:rPr>
+          <w:rFonts w:ascii="Consolas" w:hAnsi="Consolas" w:cs="Consolas"/>
+          <w:sz w:val="17"/>
+        </w:rPr>
+        <w:t>bool sconto         = clientePremium || promoExtra;</w:t>
+      </w:r>
+    </w:p>
+    <w:p/>
+    <w:p>
+      <w:r>
+        <w:rPr/>
+        <w:t>Le due versioni calcolano la stessa cosa, perché in C l'AND ha la precedenza sull'OR; ma la seconda si legge a colpo d'occhio e ogni condizione ha un nome che spiega a che cosa serve.</w:t>
+      </w:r>
+    </w:p>
+    <w:p>
+      <w:pPr>
+        <w:pStyle w:val="Titolo2"/>
+      </w:pPr>
+      <w:r>
+        <w:rPr>
+          <w:b/>
+          <w:color w:val="E97132"/>
+        </w:rPr>
+        <w:t>L'operatore condizionale ternario</w:t>
+      </w:r>
+    </w:p>
+    <w:p>
+      <w:r>
+        <w:rPr/>
+        <w:t>L'</w:t>
+      </w:r>
+      <w:r>
+        <w:rPr>
+          <w:b/>
+        </w:rPr>
+        <w:t>operatore ternario</w:t>
+      </w:r>
+      <w:r>
+        <w:rPr/>
+        <w:t xml:space="preserve"> è un operatore condizionale compatto, che ha la forma </w:t>
+      </w:r>
+      <w:r>
+        <w:rPr>
+          <w:rFonts w:ascii="Consolas" w:hAnsi="Consolas" w:cs="Consolas"/>
+        </w:rPr>
+        <w:t>condizione ? valore_se_vero : valore_se_falso</w:t>
+      </w:r>
+      <w:r>
+        <w:rPr/>
+        <w:t>. Si valuta la condizione: se è vera l'espressione vale il primo valore, se è falsa vale il secondo. È utile per piccole espressioni condizionali, ma solo se non pregiudica la semplicità del codice:</w:t>
+      </w:r>
+    </w:p>
+    <w:p>
+      <w:pPr>
+        <w:spacing w:after="0" w:before="0" w:line="240" w:lineRule="auto"/>
+      </w:pPr>
+      <w:r>
+        <w:rPr>
+          <w:rFonts w:ascii="Consolas" w:hAnsi="Consolas" w:cs="Consolas"/>
+          <w:sz w:val="17"/>
+        </w:rPr>
+        <w:t>int x = 5;</w:t>
+      </w:r>
+    </w:p>
+    <w:p>
+      <w:pPr>
+        <w:spacing w:after="0" w:before="0" w:line="240" w:lineRule="auto"/>
+      </w:pPr>
+      <w:r>
+        <w:rPr>
+          <w:rFonts w:ascii="Consolas" w:hAnsi="Consolas" w:cs="Consolas"/>
+          <w:sz w:val="17"/>
+        </w:rPr>
+        <w:t>int y = (x % 2 == 0) ? 100 : 200;   // y = 200, perché x è dispari</w:t>
+      </w:r>
+    </w:p>
+    <w:p/>
+    <w:p>
+      <w:r>
+        <w:rPr/>
+        <w:t xml:space="preserve">Per condizioni più articolate è meglio usare i blocchi </w:t>
+      </w:r>
+      <w:r>
+        <w:rPr>
+          <w:rFonts w:ascii="Consolas" w:hAnsi="Consolas" w:cs="Consolas"/>
+        </w:rPr>
+        <w:t>if..else</w:t>
+      </w:r>
+      <w:r>
+        <w:rPr/>
+        <w:t>, che sono l'argomento del prossimo capitolo.</w:t>
+      </w:r>
+    </w:p>
+    <w:p>
+      <w:pPr>
+        <w:pStyle w:val="Titolo1"/>
+      </w:pPr>
+      <w:r>
+        <w:rPr>
+          <w:b/>
+          <w:color w:val="EE0000"/>
+        </w:rPr>
+        <w:t>Capitolo 19: Il Controllo di Flusso e il Costrutto if</w:t>
+      </w:r>
+    </w:p>
+    <w:p>
+      <w:pPr>
+        <w:pStyle w:val="Titolo2"/>
+      </w:pPr>
+      <w:r>
+        <w:rPr>
+          <w:b/>
+          <w:color w:val="E97132"/>
+        </w:rPr>
+        <w:t>Dalla sequenza alle decisioni</w:t>
+      </w:r>
+    </w:p>
+    <w:p>
+      <w:r>
+        <w:rPr/>
+        <w:t xml:space="preserve">Finora abbiamo scritto programmi in cui le istruzioni vengono eseguite prevalentemente una dopo l'altra. Per costruire algoritmi più articolati dobbiamo invece poter </w:t>
+      </w:r>
+      <w:r>
+        <w:rPr>
+          <w:b/>
+        </w:rPr>
+        <w:t>controllare l'ordine</w:t>
+      </w:r>
+      <w:r>
+        <w:rPr/>
+        <w:t xml:space="preserve"> con cui le istruzioni vengono eseguite. La programmazione strutturata (capitolo 3) utilizza tre strutture di controllo fondamentali:</w:t>
+      </w:r>
+    </w:p>
+    <w:p>
+      <w:pPr>
+        <w:numPr>
+          <w:ilvl w:val="0"/>
+          <w:numId w:val="1"/>
+        </w:numPr>
+      </w:pPr>
+      <w:r>
+        <w:rPr/>
+        <w:t xml:space="preserve">la </w:t>
+      </w:r>
+      <w:r>
+        <w:rPr>
+          <w:b/>
+        </w:rPr>
+        <w:t>sequenza</w:t>
+      </w:r>
+      <w:r>
+        <w:rPr/>
+        <w:t>: esecuzione ordinata delle istruzioni;</w:t>
+      </w:r>
+    </w:p>
+    <w:p>
+      <w:pPr>
+        <w:numPr>
+          <w:ilvl w:val="0"/>
+          <w:numId w:val="1"/>
+        </w:numPr>
+      </w:pPr>
+      <w:r>
+        <w:rPr/>
+        <w:t xml:space="preserve">la </w:t>
+      </w:r>
+      <w:r>
+        <w:rPr>
+          <w:b/>
+        </w:rPr>
+        <w:t>selezione</w:t>
+      </w:r>
+      <w:r>
+        <w:rPr/>
+        <w:t>: scelta fra alternative, che si realizza con l'</w:t>
+      </w:r>
+      <w:r>
+        <w:rPr>
+          <w:rFonts w:ascii="Consolas" w:hAnsi="Consolas" w:cs="Consolas"/>
+        </w:rPr>
+        <w:t>if</w:t>
+      </w:r>
+      <w:r>
+        <w:rPr/>
+        <w:t>;</w:t>
+      </w:r>
+    </w:p>
+    <w:p>
+      <w:pPr>
+        <w:numPr>
+          <w:ilvl w:val="0"/>
+          <w:numId w:val="1"/>
+        </w:numPr>
+      </w:pPr>
+      <w:r>
+        <w:rPr/>
+        <w:t>l'</w:t>
+      </w:r>
+      <w:r>
+        <w:rPr>
+          <w:b/>
+        </w:rPr>
+        <w:t>iterazione</w:t>
+      </w:r>
+      <w:r>
+        <w:rPr/>
+        <w:t xml:space="preserve">: ripetizione condizionata, con </w:t>
+      </w:r>
+      <w:r>
+        <w:rPr>
+          <w:rFonts w:ascii="Consolas" w:hAnsi="Consolas" w:cs="Consolas"/>
+        </w:rPr>
+        <w:t>while</w:t>
+      </w:r>
+      <w:r>
+        <w:rPr/>
+        <w:t xml:space="preserve">, </w:t>
+      </w:r>
+      <w:r>
+        <w:rPr>
+          <w:rFonts w:ascii="Consolas" w:hAnsi="Consolas" w:cs="Consolas"/>
+        </w:rPr>
+        <w:t>for</w:t>
+      </w:r>
+      <w:r>
+        <w:rPr/>
+        <w:t xml:space="preserve"> e </w:t>
+      </w:r>
+      <w:r>
+        <w:rPr>
+          <w:rFonts w:ascii="Consolas" w:hAnsi="Consolas" w:cs="Consolas"/>
+        </w:rPr>
+        <w:t>do-while</w:t>
+      </w:r>
+      <w:r>
+        <w:rPr/>
+        <w:t>.</w:t>
+      </w:r>
+    </w:p>
+    <w:p>
+      <w:r>
+        <w:rPr/>
+        <w:t>In questo capitolo ci occupiamo della selezione, mentre l'iterazione verrà dopo.</w:t>
+      </w:r>
+    </w:p>
+    <w:p>
+      <w:pPr>
+        <w:pStyle w:val="Titolo2"/>
+      </w:pPr>
+      <w:r>
+        <w:rPr>
+          <w:b/>
+          <w:color w:val="E97132"/>
+        </w:rPr>
+        <w:t>Tre strutture sono sufficienti</w:t>
+      </w:r>
+    </w:p>
+    <w:p>
+      <w:r>
+        <w:rPr/>
+        <w:t xml:space="preserve">Negli anni Sessanta non era ancora chiaro quale fosse il giusto insieme di astrazioni per esprimere il flusso di controllo di un programma. Nel 1966 Corrado Böhm e Giuseppe Jacopini mostrarono che sequenza, selezione e iterazione sono </w:t>
+      </w:r>
+      <w:r>
+        <w:rPr>
+          <w:b/>
+        </w:rPr>
+        <w:t>sufficienti per rappresentare qualsiasi funzione calcolabile</w:t>
+      </w:r>
+      <w:r>
+        <w:rPr/>
+        <w:t xml:space="preserve">: è il </w:t>
+      </w:r>
+      <w:r>
+        <w:rPr>
+          <w:b/>
+        </w:rPr>
+        <w:t>teorema di Böhm–Jacopini</w:t>
+      </w:r>
+      <w:r>
+        <w:rPr/>
+        <w:t>. Questo risultato è alla base della programmazione strutturata e ha influenzato profondamente i linguaggi moderni: poche strutture di controllo elementari, componibili e annidabili, permettono di costruire algoritmi arbitrariamente complessi.</w:t>
+      </w:r>
+    </w:p>
+    <w:p>
+      <w:pPr>
+        <w:pStyle w:val="Titolo2"/>
+      </w:pPr>
+      <w:r>
+        <w:rPr>
+          <w:b/>
+          <w:color w:val="E97132"/>
+        </w:rPr>
+        <w:t>Il controllo di flusso condizionato</w:t>
+      </w:r>
+    </w:p>
+    <w:p>
+      <w:r>
+        <w:rPr/>
+        <w:t xml:space="preserve">Vediamo come rappresentare le scelte: se una condizione è vera si esegue un blocco di codice; se è falsa si fa qualcos'altro oppure si passa oltre. Questo meccanismo si chiama </w:t>
+      </w:r>
+      <w:r>
+        <w:rPr>
+          <w:b/>
+        </w:rPr>
+        <w:t>controllo di flusso condizionato</w:t>
+      </w:r>
+      <w:r>
+        <w:rPr/>
+        <w:t xml:space="preserve">. Un esempio quotidiano: se piove prendo l'ombrello, altrimenti esco senza (qui </w:t>
+      </w:r>
+      <w:r>
+        <w:rPr>
+          <w:rFonts w:ascii="Consolas" w:hAnsi="Consolas" w:cs="Consolas"/>
+        </w:rPr>
+        <w:t>piove</w:t>
+      </w:r>
+      <w:r>
+        <w:rPr/>
+        <w:t xml:space="preserve"> è una variabile booleana).</w:t>
+      </w:r>
+    </w:p>
+    <w:p>
+      <w:pPr>
+        <w:spacing w:after="0" w:before="0" w:line="240" w:lineRule="auto"/>
+      </w:pPr>
+      <w:r>
+        <w:rPr>
+          <w:rFonts w:ascii="Consolas" w:hAnsi="Consolas" w:cs="Consolas"/>
+          <w:sz w:val="17"/>
+        </w:rPr>
+        <w:t>if (piove) {</w:t>
+      </w:r>
+    </w:p>
+    <w:p>
+      <w:pPr>
+        <w:spacing w:after="0" w:before="0" w:line="240" w:lineRule="auto"/>
+      </w:pPr>
+      <w:r>
+        <w:rPr>
+          <w:rFonts w:ascii="Consolas" w:hAnsi="Consolas" w:cs="Consolas"/>
+          <w:sz w:val="17"/>
+        </w:rPr>
+        <w:t xml:space="preserve">    printf("Prendi l'ombrello.\n");</w:t>
+      </w:r>
+    </w:p>
+    <w:p>
+      <w:pPr>
+        <w:spacing w:after="0" w:before="0" w:line="240" w:lineRule="auto"/>
+      </w:pPr>
+      <w:r>
+        <w:rPr>
+          <w:rFonts w:ascii="Consolas" w:hAnsi="Consolas" w:cs="Consolas"/>
+          <w:sz w:val="17"/>
+        </w:rPr>
+        <w:t>}</w:t>
+      </w:r>
+    </w:p>
+    <w:p>
+      <w:pPr>
+        <w:spacing w:after="0" w:before="0" w:line="240" w:lineRule="auto"/>
+      </w:pPr>
+      <w:r>
+        <w:rPr>
+          <w:rFonts w:ascii="Consolas" w:hAnsi="Consolas" w:cs="Consolas"/>
+          <w:sz w:val="17"/>
+        </w:rPr>
+        <w:t>else {</w:t>
+      </w:r>
+    </w:p>
+    <w:p>
+      <w:pPr>
+        <w:spacing w:after="0" w:before="0" w:line="240" w:lineRule="auto"/>
+      </w:pPr>
+      <w:r>
+        <w:rPr>
+          <w:rFonts w:ascii="Consolas" w:hAnsi="Consolas" w:cs="Consolas"/>
+          <w:sz w:val="17"/>
+        </w:rPr>
+        <w:t xml:space="preserve">    printf("Esci senza.\n");</w:t>
+      </w:r>
+    </w:p>
+    <w:p>
+      <w:pPr>
+        <w:spacing w:after="0" w:before="0" w:line="240" w:lineRule="auto"/>
+      </w:pPr>
+      <w:r>
+        <w:rPr>
+          <w:rFonts w:ascii="Consolas" w:hAnsi="Consolas" w:cs="Consolas"/>
+          <w:sz w:val="17"/>
+        </w:rPr>
+        <w:t>}</w:t>
+      </w:r>
+    </w:p>
+    <w:p/>
+    <w:p>
+      <w:r>
+        <w:rPr/>
+        <w:t>La condizione fra parentesi è un'espressione booleana, di quelle viste nei capitoli 17 e 18.</w:t>
+      </w:r>
+    </w:p>
+    <w:p>
+      <w:pPr>
+        <w:pStyle w:val="Titolo2"/>
+      </w:pPr>
+      <w:r>
+        <w:rPr>
+          <w:b/>
+          <w:color w:val="E97132"/>
+        </w:rPr>
+        <w:t>Il costrutto if</w:t>
+      </w:r>
+    </w:p>
+    <w:p>
+      <w:r>
+        <w:rPr/>
+        <w:t>L'</w:t>
+      </w:r>
+      <w:r>
+        <w:rPr>
+          <w:b/>
+        </w:rPr>
+        <w:t>if</w:t>
+      </w:r>
+      <w:r>
+        <w:rPr/>
+        <w:t xml:space="preserve"> è il costrutto che permette al programma di scegliere che cosa fare in base a una condizione logica. La sintassi è:</w:t>
+      </w:r>
+    </w:p>
+    <w:p>
+      <w:pPr>
+        <w:spacing w:after="0" w:before="0" w:line="240" w:lineRule="auto"/>
+      </w:pPr>
+      <w:r>
+        <w:rPr>
+          <w:rFonts w:ascii="Consolas" w:hAnsi="Consolas" w:cs="Consolas"/>
+          <w:sz w:val="17"/>
+        </w:rPr>
+        <w:t>if (condizione) {</w:t>
+      </w:r>
+    </w:p>
+    <w:p>
+      <w:pPr>
+        <w:spacing w:after="0" w:before="0" w:line="240" w:lineRule="auto"/>
+      </w:pPr>
+      <w:r>
+        <w:rPr>
+          <w:rFonts w:ascii="Consolas" w:hAnsi="Consolas" w:cs="Consolas"/>
+          <w:sz w:val="17"/>
+        </w:rPr>
+        <w:t xml:space="preserve">    // codice eseguito solo se la condizione è vera</w:t>
+      </w:r>
+    </w:p>
+    <w:p>
+      <w:pPr>
+        <w:spacing w:after="0" w:before="0" w:line="240" w:lineRule="auto"/>
+      </w:pPr>
+      <w:r>
+        <w:rPr>
+          <w:rFonts w:ascii="Consolas" w:hAnsi="Consolas" w:cs="Consolas"/>
+          <w:sz w:val="17"/>
+        </w:rPr>
+        <w:t>}</w:t>
+      </w:r>
+    </w:p>
+    <w:p/>
+    <w:p>
+      <w:r>
+        <w:rPr/>
+        <w:t>Se la condizione è vera (1) il programma entra nel blocco; se è falsa (0) lo salta e continua dopo. Per esempio:</w:t>
+      </w:r>
+    </w:p>
+    <w:p>
+      <w:pPr>
+        <w:spacing w:after="0" w:before="0" w:line="240" w:lineRule="auto"/>
+      </w:pPr>
+      <w:r>
+        <w:rPr>
+          <w:rFonts w:ascii="Consolas" w:hAnsi="Consolas" w:cs="Consolas"/>
+          <w:sz w:val="17"/>
+        </w:rPr>
+        <w:t>int voto = 25;</w:t>
+      </w:r>
+    </w:p>
+    <w:p>
+      <w:pPr>
+        <w:spacing w:after="0" w:before="0" w:line="240" w:lineRule="auto"/>
+      </w:pPr>
+      <w:r>
+        <w:rPr>
+          <w:rFonts w:ascii="Consolas" w:hAnsi="Consolas" w:cs="Consolas"/>
+          <w:sz w:val="17"/>
+        </w:rPr>
+        <w:t>if (voto &gt;= 18) {</w:t>
+      </w:r>
+    </w:p>
+    <w:p>
+      <w:pPr>
+        <w:spacing w:after="0" w:before="0" w:line="240" w:lineRule="auto"/>
+      </w:pPr>
+      <w:r>
+        <w:rPr>
+          <w:rFonts w:ascii="Consolas" w:hAnsi="Consolas" w:cs="Consolas"/>
+          <w:sz w:val="17"/>
+        </w:rPr>
+        <w:t xml:space="preserve">    printf("Esame superato!\n");</w:t>
+      </w:r>
+    </w:p>
+    <w:p>
+      <w:pPr>
+        <w:spacing w:after="0" w:before="0" w:line="240" w:lineRule="auto"/>
+      </w:pPr>
+      <w:r>
+        <w:rPr>
+          <w:rFonts w:ascii="Consolas" w:hAnsi="Consolas" w:cs="Consolas"/>
+          <w:sz w:val="17"/>
+        </w:rPr>
+        <w:t>}</w:t>
+      </w:r>
+    </w:p>
+    <w:p/>
+    <w:p>
+      <w:pPr>
+        <w:pStyle w:val="Titolo2"/>
+      </w:pPr>
+      <w:r>
+        <w:rPr>
+          <w:b/>
+          <w:color w:val="E97132"/>
+        </w:rPr>
+        <w:t>Il costrutto if-else</w:t>
+      </w:r>
+    </w:p>
+    <w:p>
+      <w:r>
+        <w:rPr/>
+        <w:t>L'</w:t>
+      </w:r>
+      <w:r>
+        <w:rPr>
+          <w:b/>
+        </w:rPr>
+        <w:t>if-else</w:t>
+      </w:r>
+      <w:r>
+        <w:rPr/>
+        <w:t xml:space="preserve"> estende l'if permettendo di gestire due percorsi alternativi:</w:t>
+      </w:r>
+    </w:p>
+    <w:p>
+      <w:pPr>
+        <w:spacing w:after="0" w:before="0" w:line="240" w:lineRule="auto"/>
+      </w:pPr>
+      <w:r>
+        <w:rPr>
+          <w:rFonts w:ascii="Consolas" w:hAnsi="Consolas" w:cs="Consolas"/>
+          <w:sz w:val="17"/>
+        </w:rPr>
+        <w:t>if (condizione) {</w:t>
+      </w:r>
+    </w:p>
+    <w:p>
+      <w:pPr>
+        <w:spacing w:after="0" w:before="0" w:line="240" w:lineRule="auto"/>
+      </w:pPr>
+      <w:r>
+        <w:rPr>
+          <w:rFonts w:ascii="Consolas" w:hAnsi="Consolas" w:cs="Consolas"/>
+          <w:sz w:val="17"/>
+        </w:rPr>
+        <w:t xml:space="preserve">    // blocco A: se la condizione è vera</w:t>
+      </w:r>
+    </w:p>
+    <w:p>
+      <w:pPr>
+        <w:spacing w:after="0" w:before="0" w:line="240" w:lineRule="auto"/>
+      </w:pPr>
+      <w:r>
+        <w:rPr>
+          <w:rFonts w:ascii="Consolas" w:hAnsi="Consolas" w:cs="Consolas"/>
+          <w:sz w:val="17"/>
+        </w:rPr>
+        <w:t>}</w:t>
+      </w:r>
+    </w:p>
+    <w:p>
+      <w:pPr>
+        <w:spacing w:after="0" w:before="0" w:line="240" w:lineRule="auto"/>
+      </w:pPr>
+      <w:r>
+        <w:rPr>
+          <w:rFonts w:ascii="Consolas" w:hAnsi="Consolas" w:cs="Consolas"/>
+          <w:sz w:val="17"/>
+        </w:rPr>
+        <w:t>else {</w:t>
+      </w:r>
+    </w:p>
+    <w:p>
+      <w:pPr>
+        <w:spacing w:after="0" w:before="0" w:line="240" w:lineRule="auto"/>
+      </w:pPr>
+      <w:r>
+        <w:rPr>
+          <w:rFonts w:ascii="Consolas" w:hAnsi="Consolas" w:cs="Consolas"/>
+          <w:sz w:val="17"/>
+        </w:rPr>
+        <w:t xml:space="preserve">    // blocco B: se la condizione è falsa</w:t>
+      </w:r>
+    </w:p>
+    <w:p>
+      <w:pPr>
+        <w:spacing w:after="0" w:before="0" w:line="240" w:lineRule="auto"/>
+      </w:pPr>
+      <w:r>
+        <w:rPr>
+          <w:rFonts w:ascii="Consolas" w:hAnsi="Consolas" w:cs="Consolas"/>
+          <w:sz w:val="17"/>
+        </w:rPr>
+        <w:t>}</w:t>
+      </w:r>
+    </w:p>
+    <w:p/>
+    <w:p>
+      <w:r>
+        <w:rPr/>
+        <w:t>Se la condizione è vera si entra nel blocco A, se è falsa nel blocco B. Un esempio:</w:t>
+      </w:r>
+    </w:p>
+    <w:p>
+      <w:pPr>
+        <w:spacing w:after="0" w:before="0" w:line="240" w:lineRule="auto"/>
+      </w:pPr>
+      <w:r>
+        <w:rPr>
+          <w:rFonts w:ascii="Consolas" w:hAnsi="Consolas" w:cs="Consolas"/>
+          <w:sz w:val="17"/>
+        </w:rPr>
+        <w:t>int batteria = 15;</w:t>
+      </w:r>
+    </w:p>
+    <w:p>
+      <w:pPr>
+        <w:spacing w:after="0" w:before="0" w:line="240" w:lineRule="auto"/>
+      </w:pPr>
+      <w:r>
+        <w:rPr>
+          <w:rFonts w:ascii="Consolas" w:hAnsi="Consolas" w:cs="Consolas"/>
+          <w:sz w:val="17"/>
+        </w:rPr>
+        <w:t>if (batteria &lt; 20) {</w:t>
+      </w:r>
+    </w:p>
+    <w:p>
+      <w:pPr>
+        <w:spacing w:after="0" w:before="0" w:line="240" w:lineRule="auto"/>
+      </w:pPr>
+      <w:r>
+        <w:rPr>
+          <w:rFonts w:ascii="Consolas" w:hAnsi="Consolas" w:cs="Consolas"/>
+          <w:sz w:val="17"/>
+        </w:rPr>
+        <w:t xml:space="preserve">    printf("Batteria quasi scarica! Collega il caricatore.\n");</w:t>
+      </w:r>
+    </w:p>
+    <w:p>
+      <w:pPr>
+        <w:spacing w:after="0" w:before="0" w:line="240" w:lineRule="auto"/>
+      </w:pPr>
+      <w:r>
+        <w:rPr>
+          <w:rFonts w:ascii="Consolas" w:hAnsi="Consolas" w:cs="Consolas"/>
+          <w:sz w:val="17"/>
+        </w:rPr>
+        <w:t>}</w:t>
+      </w:r>
+    </w:p>
+    <w:p>
+      <w:pPr>
+        <w:spacing w:after="0" w:before="0" w:line="240" w:lineRule="auto"/>
+      </w:pPr>
+      <w:r>
+        <w:rPr>
+          <w:rFonts w:ascii="Consolas" w:hAnsi="Consolas" w:cs="Consolas"/>
+          <w:sz w:val="17"/>
+        </w:rPr>
+        <w:t>else {</w:t>
+      </w:r>
+    </w:p>
+    <w:p>
+      <w:pPr>
+        <w:spacing w:after="0" w:before="0" w:line="240" w:lineRule="auto"/>
+      </w:pPr>
+      <w:r>
+        <w:rPr>
+          <w:rFonts w:ascii="Consolas" w:hAnsi="Consolas" w:cs="Consolas"/>
+          <w:sz w:val="17"/>
+        </w:rPr>
+        <w:t xml:space="preserve">    printf("Batteria sufficiente.\n");</w:t>
+      </w:r>
+    </w:p>
+    <w:p>
+      <w:pPr>
+        <w:spacing w:after="0" w:before="0" w:line="240" w:lineRule="auto"/>
+      </w:pPr>
+      <w:r>
+        <w:rPr>
+          <w:rFonts w:ascii="Consolas" w:hAnsi="Consolas" w:cs="Consolas"/>
+          <w:sz w:val="17"/>
+        </w:rPr>
+        <w:t>}</w:t>
+      </w:r>
+    </w:p>
+    <w:p/>
+    <w:p>
+      <w:r>
+        <w:rPr/>
+        <w:t xml:space="preserve">Con batteria uguale a 15 la condizione </w:t>
+      </w:r>
+      <w:r>
+        <w:rPr>
+          <w:rFonts w:ascii="Consolas" w:hAnsi="Consolas" w:cs="Consolas"/>
+        </w:rPr>
+        <w:t>batteria &lt; 20</w:t>
+      </w:r>
+      <w:r>
+        <w:rPr/>
+        <w:t xml:space="preserve"> è vera, e il programma stampa il primo messaggio.</w:t>
+      </w:r>
+    </w:p>
+    <w:p>
+      <w:pPr>
+        <w:pStyle w:val="Titolo2"/>
+      </w:pPr>
+      <w:r>
+        <w:rPr>
+          <w:b/>
+          <w:color w:val="E97132"/>
+        </w:rPr>
+        <w:t>Il costrutto if-else if-else</w:t>
+      </w:r>
+    </w:p>
+    <w:p>
+      <w:r>
+        <w:rPr/>
+        <w:t>L'</w:t>
+      </w:r>
+      <w:r>
+        <w:rPr>
+          <w:b/>
+        </w:rPr>
+        <w:t>if-else if-else</w:t>
+      </w:r>
+      <w:r>
+        <w:rPr/>
+        <w:t xml:space="preserve"> è la generalizzazione dell'if-else a più alternative:</w:t>
+      </w:r>
+    </w:p>
+    <w:p>
+      <w:pPr>
+        <w:spacing w:after="0" w:before="0" w:line="240" w:lineRule="auto"/>
+      </w:pPr>
+      <w:r>
+        <w:rPr>
+          <w:rFonts w:ascii="Consolas" w:hAnsi="Consolas" w:cs="Consolas"/>
+          <w:sz w:val="17"/>
+        </w:rPr>
+        <w:t>if (condizione1) {</w:t>
+      </w:r>
+    </w:p>
+    <w:p>
+      <w:pPr>
+        <w:spacing w:after="0" w:before="0" w:line="240" w:lineRule="auto"/>
+      </w:pPr>
+      <w:r>
+        <w:rPr>
+          <w:rFonts w:ascii="Consolas" w:hAnsi="Consolas" w:cs="Consolas"/>
+          <w:sz w:val="17"/>
+        </w:rPr>
+        <w:t xml:space="preserve">    // blocco 1</w:t>
+      </w:r>
+    </w:p>
+    <w:p>
+      <w:pPr>
+        <w:spacing w:after="0" w:before="0" w:line="240" w:lineRule="auto"/>
+      </w:pPr>
+      <w:r>
+        <w:rPr>
+          <w:rFonts w:ascii="Consolas" w:hAnsi="Consolas" w:cs="Consolas"/>
+          <w:sz w:val="17"/>
+        </w:rPr>
+        <w:t>}</w:t>
+      </w:r>
+    </w:p>
+    <w:p>
+      <w:pPr>
+        <w:spacing w:after="0" w:before="0" w:line="240" w:lineRule="auto"/>
+      </w:pPr>
+      <w:r>
+        <w:rPr>
+          <w:rFonts w:ascii="Consolas" w:hAnsi="Consolas" w:cs="Consolas"/>
+          <w:sz w:val="17"/>
+        </w:rPr>
+        <w:t>else if (condizione2) {</w:t>
+      </w:r>
+    </w:p>
+    <w:p>
+      <w:pPr>
+        <w:spacing w:after="0" w:before="0" w:line="240" w:lineRule="auto"/>
+      </w:pPr>
+      <w:r>
+        <w:rPr>
+          <w:rFonts w:ascii="Consolas" w:hAnsi="Consolas" w:cs="Consolas"/>
+          <w:sz w:val="17"/>
+        </w:rPr>
+        <w:t xml:space="preserve">    // blocco 2</w:t>
+      </w:r>
+    </w:p>
+    <w:p>
+      <w:pPr>
+        <w:spacing w:after="0" w:before="0" w:line="240" w:lineRule="auto"/>
+      </w:pPr>
+      <w:r>
+        <w:rPr>
+          <w:rFonts w:ascii="Consolas" w:hAnsi="Consolas" w:cs="Consolas"/>
+          <w:sz w:val="17"/>
+        </w:rPr>
+        <w:t>}</w:t>
+      </w:r>
+    </w:p>
+    <w:p>
+      <w:pPr>
+        <w:spacing w:after="0" w:before="0" w:line="240" w:lineRule="auto"/>
+      </w:pPr>
+      <w:r>
+        <w:rPr>
+          <w:rFonts w:ascii="Consolas" w:hAnsi="Consolas" w:cs="Consolas"/>
+          <w:sz w:val="17"/>
+        </w:rPr>
+        <w:t>else {</w:t>
+      </w:r>
+    </w:p>
+    <w:p>
+      <w:pPr>
+        <w:spacing w:after="0" w:before="0" w:line="240" w:lineRule="auto"/>
+      </w:pPr>
+      <w:r>
+        <w:rPr>
+          <w:rFonts w:ascii="Consolas" w:hAnsi="Consolas" w:cs="Consolas"/>
+          <w:sz w:val="17"/>
+        </w:rPr>
+        <w:t xml:space="preserve">    // blocco di default</w:t>
+      </w:r>
+    </w:p>
+    <w:p>
+      <w:pPr>
+        <w:spacing w:after="0" w:before="0" w:line="240" w:lineRule="auto"/>
+      </w:pPr>
+      <w:r>
+        <w:rPr>
+          <w:rFonts w:ascii="Consolas" w:hAnsi="Consolas" w:cs="Consolas"/>
+          <w:sz w:val="17"/>
+        </w:rPr>
+        <w:t>}</w:t>
+      </w:r>
+    </w:p>
+    <w:p/>
+    <w:p>
+      <w:r>
+        <w:rPr/>
+        <w:t>Se la condizione1 è vera si entra nel blocco 1; altrimenti, se è vera la condizione2, si entra nel blocco 2; e così via. Se tutte le condizioni precedenti sono false si entra nel blocco di default. Le condizioni sono valutate nell'ordine in cui sono scritte e si esegue al più un solo blocco (esattamente uno se c'è l'else finale). Per esempio, un semaforo:</w:t>
+      </w:r>
+    </w:p>
+    <w:p>
+      <w:pPr>
+        <w:spacing w:after="0" w:before="0" w:line="240" w:lineRule="auto"/>
+      </w:pPr>
+      <w:r>
+        <w:rPr>
+          <w:rFonts w:ascii="Consolas" w:hAnsi="Consolas" w:cs="Consolas"/>
+          <w:sz w:val="17"/>
+        </w:rPr>
+        <w:t>char colore = 'G';   // R = Rosso, G = Giallo, V = Verde</w:t>
+      </w:r>
+    </w:p>
+    <w:p>
+      <w:pPr>
+        <w:spacing w:after="0" w:before="0" w:line="240" w:lineRule="auto"/>
+      </w:pPr>
+      <w:r>
+        <w:rPr>
+          <w:rFonts w:ascii="Consolas" w:hAnsi="Consolas" w:cs="Consolas"/>
+          <w:sz w:val="17"/>
+        </w:rPr>
+        <w:t>if (colore == 'R') {</w:t>
+      </w:r>
+    </w:p>
+    <w:p>
+      <w:pPr>
+        <w:spacing w:after="0" w:before="0" w:line="240" w:lineRule="auto"/>
+      </w:pPr>
+      <w:r>
+        <w:rPr>
+          <w:rFonts w:ascii="Consolas" w:hAnsi="Consolas" w:cs="Consolas"/>
+          <w:sz w:val="17"/>
+        </w:rPr>
+        <w:t xml:space="preserve">    printf("Fermati!\n");</w:t>
+      </w:r>
+    </w:p>
+    <w:p>
+      <w:pPr>
+        <w:spacing w:after="0" w:before="0" w:line="240" w:lineRule="auto"/>
+      </w:pPr>
+      <w:r>
+        <w:rPr>
+          <w:rFonts w:ascii="Consolas" w:hAnsi="Consolas" w:cs="Consolas"/>
+          <w:sz w:val="17"/>
+        </w:rPr>
+        <w:t>}</w:t>
+      </w:r>
+    </w:p>
+    <w:p>
+      <w:pPr>
+        <w:spacing w:after="0" w:before="0" w:line="240" w:lineRule="auto"/>
+      </w:pPr>
+      <w:r>
+        <w:rPr>
+          <w:rFonts w:ascii="Consolas" w:hAnsi="Consolas" w:cs="Consolas"/>
+          <w:sz w:val="17"/>
+        </w:rPr>
+        <w:t>else if (colore == 'G') {</w:t>
+      </w:r>
+    </w:p>
+    <w:p>
+      <w:pPr>
+        <w:spacing w:after="0" w:before="0" w:line="240" w:lineRule="auto"/>
+      </w:pPr>
+      <w:r>
+        <w:rPr>
+          <w:rFonts w:ascii="Consolas" w:hAnsi="Consolas" w:cs="Consolas"/>
+          <w:sz w:val="17"/>
+        </w:rPr>
+        <w:t xml:space="preserve">    printf("Attenzione, rallenta.\n");</w:t>
+      </w:r>
+    </w:p>
+    <w:p>
+      <w:pPr>
+        <w:spacing w:after="0" w:before="0" w:line="240" w:lineRule="auto"/>
+      </w:pPr>
+      <w:r>
+        <w:rPr>
+          <w:rFonts w:ascii="Consolas" w:hAnsi="Consolas" w:cs="Consolas"/>
+          <w:sz w:val="17"/>
+        </w:rPr>
+        <w:t>}</w:t>
+      </w:r>
+    </w:p>
+    <w:p>
+      <w:pPr>
+        <w:spacing w:after="0" w:before="0" w:line="240" w:lineRule="auto"/>
+      </w:pPr>
+      <w:r>
+        <w:rPr>
+          <w:rFonts w:ascii="Consolas" w:hAnsi="Consolas" w:cs="Consolas"/>
+          <w:sz w:val="17"/>
+        </w:rPr>
+        <w:t>else if (colore == 'V') {</w:t>
+      </w:r>
+    </w:p>
+    <w:p>
+      <w:pPr>
+        <w:spacing w:after="0" w:before="0" w:line="240" w:lineRule="auto"/>
+      </w:pPr>
+      <w:r>
+        <w:rPr>
+          <w:rFonts w:ascii="Consolas" w:hAnsi="Consolas" w:cs="Consolas"/>
+          <w:sz w:val="17"/>
+        </w:rPr>
+        <w:t xml:space="preserve">    printf("Puoi passare.\n");</w:t>
+      </w:r>
+    </w:p>
+    <w:p>
+      <w:pPr>
+        <w:spacing w:after="0" w:before="0" w:line="240" w:lineRule="auto"/>
+      </w:pPr>
+      <w:r>
+        <w:rPr>
+          <w:rFonts w:ascii="Consolas" w:hAnsi="Consolas" w:cs="Consolas"/>
+          <w:sz w:val="17"/>
+        </w:rPr>
+        <w:t>}</w:t>
+      </w:r>
+    </w:p>
+    <w:p>
+      <w:pPr>
+        <w:spacing w:after="0" w:before="0" w:line="240" w:lineRule="auto"/>
+      </w:pPr>
+      <w:r>
+        <w:rPr>
+          <w:rFonts w:ascii="Consolas" w:hAnsi="Consolas" w:cs="Consolas"/>
+          <w:sz w:val="17"/>
+        </w:rPr>
+        <w:t>else {</w:t>
+      </w:r>
+    </w:p>
+    <w:p>
+      <w:pPr>
+        <w:spacing w:after="0" w:before="0" w:line="240" w:lineRule="auto"/>
+      </w:pPr>
+      <w:r>
+        <w:rPr>
+          <w:rFonts w:ascii="Consolas" w:hAnsi="Consolas" w:cs="Consolas"/>
+          <w:sz w:val="17"/>
+        </w:rPr>
+        <w:t xml:space="preserve">    printf("Colore non valido!\n");</w:t>
+      </w:r>
+    </w:p>
+    <w:p>
+      <w:pPr>
+        <w:spacing w:after="0" w:before="0" w:line="240" w:lineRule="auto"/>
+      </w:pPr>
+      <w:r>
+        <w:rPr>
+          <w:rFonts w:ascii="Consolas" w:hAnsi="Consolas" w:cs="Consolas"/>
+          <w:sz w:val="17"/>
+        </w:rPr>
+        <w:t>}</w:t>
+      </w:r>
+    </w:p>
+    <w:p/>
+    <w:p>
+      <w:r>
+        <w:rPr/>
+        <w:t xml:space="preserve">Con colore uguale a 'G' il programma stampa </w:t>
+      </w:r>
+      <w:r>
+        <w:rPr>
+          <w:rFonts w:ascii="Consolas" w:hAnsi="Consolas" w:cs="Consolas"/>
+        </w:rPr>
+        <w:t>Attenzione, rallenta.</w:t>
+      </w:r>
+      <w:r>
+        <w:rPr/>
+        <w:t>; il blocco finale gestisce tutti i colori non previsti.</w:t>
+      </w:r>
+    </w:p>
+    <w:p>
+      <w:pPr>
+        <w:keepNext/>
+        <w:jc w:val="center"/>
+      </w:pPr>
+      <w:r>
+        <w:drawing>
+          <wp:inline xmlns:a="http://schemas.openxmlformats.org/drawingml/2006/main" xmlns:pic="http://schemas.openxmlformats.org/drawingml/2006/picture">
+            <wp:extent cx="5040000" cy="2261538"/>
+            <wp:docPr id="475959978" name="Picture 475959978"/>
+            <wp:cNvGraphicFramePr>
+              <a:graphicFrameLocks noChangeAspect="1"/>
+            </wp:cNvGraphicFramePr>
+            <a:graphic>
+              <a:graphicData uri="http://schemas.openxmlformats.org/drawingml/2006/picture">
+                <pic:pic>
+                  <pic:nvPicPr>
+                    <pic:cNvPr id="0" name="ch19_flusso_if.png"/>
+                    <pic:cNvPicPr/>
+                  </pic:nvPicPr>
+                  <pic:blipFill>
+                    <a:blip r:embed="rId27"/>
+                    <a:stretch>
+                      <a:fillRect/>
+                    </a:stretch>
+                  </pic:blipFill>
+                  <pic:spPr>
+                    <a:xfrm>
+                      <a:off x="0" y="0"/>
+                      <a:ext cx="5040000" cy="2261538"/>
+                    </a:xfrm>
+                    <a:prstGeom prst="rect"/>
+                  </pic:spPr>
+                </pic:pic>
+              </a:graphicData>
+            </a:graphic>
+          </wp:inline>
+        </w:drawing>
+      </w:r>
+    </w:p>
+    <w:p>
+      <w:pPr>
+        <w:jc w:val="center"/>
+      </w:pPr>
+      <w:r>
+        <w:rPr>
+          <w:i/>
+          <w:sz w:val="18"/>
+        </w:rPr>
+        <w:t>Il flusso di esecuzione di if, if-else e if-else if-else.</w:t>
+      </w:r>
+    </w:p>
+    <w:p>
+      <w:r>
+        <w:rPr/>
+        <w:t>Il prossimo capitolo raccoglie gli errori più comuni con questi costrutti, la visibilità delle variabili dentro i blocchi e alcuni schemi che si ripetono spesso.</w:t>
+      </w:r>
+    </w:p>
+    <w:p>
+      <w:pPr>
+        <w:pStyle w:val="Titolo1"/>
+      </w:pPr>
+      <w:r>
+        <w:rPr>
+          <w:b/>
+          <w:color w:val="EE0000"/>
+        </w:rPr>
+        <w:t>Capitolo 20: Errori Comuni, Visibilità nei Blocchi e Schemi con if</w:t>
+      </w:r>
+    </w:p>
+    <w:p>
+      <w:pPr>
+        <w:pStyle w:val="Titolo2"/>
+      </w:pPr>
+      <w:r>
+        <w:rPr>
+          <w:b/>
+          <w:color w:val="E97132"/>
+        </w:rPr>
+        <w:t>Gli errori più comuni</w:t>
+      </w:r>
+    </w:p>
+    <w:p>
+      <w:r>
+        <w:rPr/>
+        <w:t>Molti errori nei programmi nascono da piccoli errori sintattici o logici negli if. Conviene conoscere quelli più frequenti.</w:t>
+      </w:r>
+    </w:p>
+    <w:p>
+      <w:r>
+        <w:rPr>
+          <w:b/>
+        </w:rPr>
+        <w:t>Usare = invece di ==.</w:t>
+      </w:r>
+      <w:r>
+        <w:rPr/>
+        <w:t xml:space="preserve"> Scrivere </w:t>
+      </w:r>
+      <w:r>
+        <w:rPr>
+          <w:rFonts w:ascii="Consolas" w:hAnsi="Consolas" w:cs="Consolas"/>
+        </w:rPr>
+        <w:t>if (a = 5) { ... }</w:t>
+      </w:r>
+      <w:r>
+        <w:rPr/>
+        <w:t xml:space="preserve"> è un errore logico: </w:t>
+      </w:r>
+      <w:r>
+        <w:rPr>
+          <w:rFonts w:ascii="Consolas" w:hAnsi="Consolas" w:cs="Consolas"/>
+        </w:rPr>
+        <w:t>=</w:t>
+      </w:r>
+      <w:r>
+        <w:rPr/>
+        <w:t xml:space="preserve"> è un assegnamento, non un confronto. Il programma compila, ma non verifica se a vale 5: assegna 5 ad a, e la condizione vale quindi 5, cioè è sempre vera.</w:t>
+      </w:r>
+    </w:p>
+    <w:p>
+      <w:r>
+        <w:rPr>
+          <w:b/>
+        </w:rPr>
+        <w:t>Dimenticare le graffe.</w:t>
+      </w:r>
+      <w:r>
+        <w:rPr/>
+        <w:t xml:space="preserve"> In C è consentito omettere le parentesi graffe se dopo l'if c'è una sola istruzione, ma questo può generare errori poco visibili:</w:t>
+      </w:r>
+    </w:p>
+    <w:p>
+      <w:pPr>
+        <w:spacing w:after="0" w:before="0" w:line="240" w:lineRule="auto"/>
+      </w:pPr>
+      <w:r>
+        <w:rPr>
+          <w:rFonts w:ascii="Consolas" w:hAnsi="Consolas" w:cs="Consolas"/>
+          <w:sz w:val="17"/>
+        </w:rPr>
+        <w:t>if (x &gt; 0)</w:t>
+      </w:r>
+    </w:p>
+    <w:p>
+      <w:pPr>
+        <w:spacing w:after="0" w:before="0" w:line="240" w:lineRule="auto"/>
+      </w:pPr>
+      <w:r>
+        <w:rPr>
+          <w:rFonts w:ascii="Consolas" w:hAnsi="Consolas" w:cs="Consolas"/>
+          <w:sz w:val="17"/>
+        </w:rPr>
+        <w:t xml:space="preserve">    printf("Positivo\n");</w:t>
+      </w:r>
+    </w:p>
+    <w:p>
+      <w:pPr>
+        <w:spacing w:after="0" w:before="0" w:line="240" w:lineRule="auto"/>
+      </w:pPr>
+      <w:r>
+        <w:rPr>
+          <w:rFonts w:ascii="Consolas" w:hAnsi="Consolas" w:cs="Consolas"/>
+          <w:sz w:val="17"/>
+        </w:rPr>
+        <w:t xml:space="preserve">    printf("Errore!\n");   // eseguito sempre</w:t>
+      </w:r>
+    </w:p>
+    <w:p/>
+    <w:p>
+      <w:r>
+        <w:rPr/>
+        <w:t>La seconda printf non dipende dall'if, anche se l'indentazione lo suggerisce, e viene eseguita comunque. Per chiarezza è meglio usare sempre le graffe, anche con una sola istruzione, salvo casi davvero ovvi.</w:t>
+      </w:r>
+    </w:p>
+    <w:p>
+      <w:r>
+        <w:rPr>
+          <w:b/>
+        </w:rPr>
+        <w:t>Ordine sbagliato delle condizioni.</w:t>
+      </w:r>
+      <w:r>
+        <w:rPr/>
+        <w:t xml:space="preserve"> Nell'if-else if le condizioni si controllano nell'ordine in cui sono scritte, e si esce al primo blocco la cui condizione è vera:</w:t>
+      </w:r>
+    </w:p>
+    <w:p>
+      <w:pPr>
+        <w:spacing w:after="0" w:before="0" w:line="240" w:lineRule="auto"/>
+      </w:pPr>
+      <w:r>
+        <w:rPr>
+          <w:rFonts w:ascii="Consolas" w:hAnsi="Consolas" w:cs="Consolas"/>
+          <w:sz w:val="17"/>
+        </w:rPr>
+        <w:t>if (num % 2 == 0) {</w:t>
+      </w:r>
+    </w:p>
+    <w:p>
+      <w:pPr>
+        <w:spacing w:after="0" w:before="0" w:line="240" w:lineRule="auto"/>
+      </w:pPr>
+      <w:r>
+        <w:rPr>
+          <w:rFonts w:ascii="Consolas" w:hAnsi="Consolas" w:cs="Consolas"/>
+          <w:sz w:val="17"/>
+        </w:rPr>
+        <w:t xml:space="preserve">    printf("Pari non nullo\n");</w:t>
+      </w:r>
+    </w:p>
+    <w:p>
+      <w:pPr>
+        <w:spacing w:after="0" w:before="0" w:line="240" w:lineRule="auto"/>
+      </w:pPr>
+      <w:r>
+        <w:rPr>
+          <w:rFonts w:ascii="Consolas" w:hAnsi="Consolas" w:cs="Consolas"/>
+          <w:sz w:val="17"/>
+        </w:rPr>
+        <w:t>}</w:t>
+      </w:r>
+    </w:p>
+    <w:p>
+      <w:pPr>
+        <w:spacing w:after="0" w:before="0" w:line="240" w:lineRule="auto"/>
+      </w:pPr>
+      <w:r>
+        <w:rPr>
+          <w:rFonts w:ascii="Consolas" w:hAnsi="Consolas" w:cs="Consolas"/>
+          <w:sz w:val="17"/>
+        </w:rPr>
+        <w:t>else if (num == 0) {</w:t>
+      </w:r>
+    </w:p>
+    <w:p>
+      <w:pPr>
+        <w:spacing w:after="0" w:before="0" w:line="240" w:lineRule="auto"/>
+      </w:pPr>
+      <w:r>
+        <w:rPr>
+          <w:rFonts w:ascii="Consolas" w:hAnsi="Consolas" w:cs="Consolas"/>
+          <w:sz w:val="17"/>
+        </w:rPr>
+        <w:t xml:space="preserve">    printf("Zero\n");   // mai raggiunto</w:t>
+      </w:r>
+    </w:p>
+    <w:p>
+      <w:pPr>
+        <w:spacing w:after="0" w:before="0" w:line="240" w:lineRule="auto"/>
+      </w:pPr>
+      <w:r>
+        <w:rPr>
+          <w:rFonts w:ascii="Consolas" w:hAnsi="Consolas" w:cs="Consolas"/>
+          <w:sz w:val="17"/>
+        </w:rPr>
+        <w:t>}</w:t>
+      </w:r>
+    </w:p>
+    <w:p/>
+    <w:p>
+      <w:r>
+        <w:rPr/>
+        <w:t>Lo zero è pari, quindi entra già nel primo blocco e il secondo non viene mai raggiunto. Si corregge controllando prima i casi più specifici:</w:t>
+      </w:r>
+    </w:p>
+    <w:p>
+      <w:pPr>
+        <w:spacing w:after="0" w:before="0" w:line="240" w:lineRule="auto"/>
+      </w:pPr>
+      <w:r>
+        <w:rPr>
+          <w:rFonts w:ascii="Consolas" w:hAnsi="Consolas" w:cs="Consolas"/>
+          <w:sz w:val="17"/>
+        </w:rPr>
+        <w:t>if (num == 0) {</w:t>
+      </w:r>
+    </w:p>
+    <w:p>
+      <w:pPr>
+        <w:spacing w:after="0" w:before="0" w:line="240" w:lineRule="auto"/>
+      </w:pPr>
+      <w:r>
+        <w:rPr>
+          <w:rFonts w:ascii="Consolas" w:hAnsi="Consolas" w:cs="Consolas"/>
+          <w:sz w:val="17"/>
+        </w:rPr>
+        <w:t xml:space="preserve">    printf("Zero\n");</w:t>
+      </w:r>
+    </w:p>
+    <w:p>
+      <w:pPr>
+        <w:spacing w:after="0" w:before="0" w:line="240" w:lineRule="auto"/>
+      </w:pPr>
+      <w:r>
+        <w:rPr>
+          <w:rFonts w:ascii="Consolas" w:hAnsi="Consolas" w:cs="Consolas"/>
+          <w:sz w:val="17"/>
+        </w:rPr>
+        <w:t>}</w:t>
+      </w:r>
+    </w:p>
+    <w:p>
+      <w:pPr>
+        <w:spacing w:after="0" w:before="0" w:line="240" w:lineRule="auto"/>
+      </w:pPr>
+      <w:r>
+        <w:rPr>
+          <w:rFonts w:ascii="Consolas" w:hAnsi="Consolas" w:cs="Consolas"/>
+          <w:sz w:val="17"/>
+        </w:rPr>
+        <w:t>else if (num % 2 == 0) {</w:t>
+      </w:r>
+    </w:p>
+    <w:p>
+      <w:pPr>
+        <w:spacing w:after="0" w:before="0" w:line="240" w:lineRule="auto"/>
+      </w:pPr>
+      <w:r>
+        <w:rPr>
+          <w:rFonts w:ascii="Consolas" w:hAnsi="Consolas" w:cs="Consolas"/>
+          <w:sz w:val="17"/>
+        </w:rPr>
+        <w:t xml:space="preserve">    printf("Pari non nullo\n");</w:t>
+      </w:r>
+    </w:p>
+    <w:p>
+      <w:pPr>
+        <w:spacing w:after="0" w:before="0" w:line="240" w:lineRule="auto"/>
+      </w:pPr>
+      <w:r>
+        <w:rPr>
+          <w:rFonts w:ascii="Consolas" w:hAnsi="Consolas" w:cs="Consolas"/>
+          <w:sz w:val="17"/>
+        </w:rPr>
+        <w:t>}</w:t>
+      </w:r>
+    </w:p>
+    <w:p/>
+    <w:p>
+      <w:r>
+        <w:rPr>
+          <w:b/>
+        </w:rPr>
+        <w:t>Condizioni ridondanti o mai vere.</w:t>
+      </w:r>
+      <w:r>
+        <w:rPr/>
+        <w:t xml:space="preserve"> In questo esempio i due blocchi finali non vengono mai eseguiti, perché ogni valore maggiore di 20 o di 50 è anche maggiore di 10 ed entra già nel primo blocco:</w:t>
+      </w:r>
+    </w:p>
+    <w:p>
+      <w:pPr>
+        <w:spacing w:after="0" w:before="0" w:line="240" w:lineRule="auto"/>
+      </w:pPr>
+      <w:r>
+        <w:rPr>
+          <w:rFonts w:ascii="Consolas" w:hAnsi="Consolas" w:cs="Consolas"/>
+          <w:sz w:val="17"/>
+        </w:rPr>
+        <w:t>if (x &gt; 10) {</w:t>
+      </w:r>
+    </w:p>
+    <w:p>
+      <w:pPr>
+        <w:spacing w:after="0" w:before="0" w:line="240" w:lineRule="auto"/>
+      </w:pPr>
+      <w:r>
+        <w:rPr>
+          <w:rFonts w:ascii="Consolas" w:hAnsi="Consolas" w:cs="Consolas"/>
+          <w:sz w:val="17"/>
+        </w:rPr>
+        <w:t xml:space="preserve">    ...</w:t>
+      </w:r>
+    </w:p>
+    <w:p>
+      <w:pPr>
+        <w:spacing w:after="0" w:before="0" w:line="240" w:lineRule="auto"/>
+      </w:pPr>
+      <w:r>
+        <w:rPr>
+          <w:rFonts w:ascii="Consolas" w:hAnsi="Consolas" w:cs="Consolas"/>
+          <w:sz w:val="17"/>
+        </w:rPr>
+        <w:t>}</w:t>
+      </w:r>
+    </w:p>
+    <w:p>
+      <w:pPr>
+        <w:spacing w:after="0" w:before="0" w:line="240" w:lineRule="auto"/>
+      </w:pPr>
+      <w:r>
+        <w:rPr>
+          <w:rFonts w:ascii="Consolas" w:hAnsi="Consolas" w:cs="Consolas"/>
+          <w:sz w:val="17"/>
+        </w:rPr>
+        <w:t>else if (x &gt; 20) {</w:t>
+      </w:r>
+    </w:p>
+    <w:p>
+      <w:pPr>
+        <w:spacing w:after="0" w:before="0" w:line="240" w:lineRule="auto"/>
+      </w:pPr>
+      <w:r>
+        <w:rPr>
+          <w:rFonts w:ascii="Consolas" w:hAnsi="Consolas" w:cs="Consolas"/>
+          <w:sz w:val="17"/>
+        </w:rPr>
+        <w:t xml:space="preserve">    ...   // mai eseguito!</w:t>
+      </w:r>
+    </w:p>
+    <w:p>
+      <w:pPr>
+        <w:spacing w:after="0" w:before="0" w:line="240" w:lineRule="auto"/>
+      </w:pPr>
+      <w:r>
+        <w:rPr>
+          <w:rFonts w:ascii="Consolas" w:hAnsi="Consolas" w:cs="Consolas"/>
+          <w:sz w:val="17"/>
+        </w:rPr>
+        <w:t>}</w:t>
+      </w:r>
+    </w:p>
+    <w:p>
+      <w:pPr>
+        <w:spacing w:after="0" w:before="0" w:line="240" w:lineRule="auto"/>
+      </w:pPr>
+      <w:r>
+        <w:rPr>
+          <w:rFonts w:ascii="Consolas" w:hAnsi="Consolas" w:cs="Consolas"/>
+          <w:sz w:val="17"/>
+        </w:rPr>
+        <w:t>else if (x &gt; 50) {</w:t>
+      </w:r>
+    </w:p>
+    <w:p>
+      <w:pPr>
+        <w:spacing w:after="0" w:before="0" w:line="240" w:lineRule="auto"/>
+      </w:pPr>
+      <w:r>
+        <w:rPr>
+          <w:rFonts w:ascii="Consolas" w:hAnsi="Consolas" w:cs="Consolas"/>
+          <w:sz w:val="17"/>
+        </w:rPr>
+        <w:t xml:space="preserve">    ...   // mai eseguito!</w:t>
+      </w:r>
+    </w:p>
+    <w:p>
+      <w:pPr>
+        <w:spacing w:after="0" w:before="0" w:line="240" w:lineRule="auto"/>
+      </w:pPr>
+      <w:r>
+        <w:rPr>
+          <w:rFonts w:ascii="Consolas" w:hAnsi="Consolas" w:cs="Consolas"/>
+          <w:sz w:val="17"/>
+        </w:rPr>
+        <w:t>}</w:t>
+      </w:r>
+    </w:p>
+    <w:p/>
+    <w:p>
+      <w:r>
+        <w:rPr/>
+        <w:t xml:space="preserve">Infine, è buona norma gestire sempre tutti i casi possibili del flusso, con un </w:t>
+      </w:r>
+      <w:r>
+        <w:rPr>
+          <w:b/>
+        </w:rPr>
+        <w:t>else</w:t>
+      </w:r>
+      <w:r>
+        <w:rPr/>
+        <w:t xml:space="preserve"> finale, così il programma non lascia situazioni non previste.</w:t>
+      </w:r>
+    </w:p>
+    <w:p>
+      <w:pPr>
+        <w:pStyle w:val="Titolo2"/>
+      </w:pPr>
+      <w:r>
+        <w:rPr>
+          <w:b/>
+          <w:color w:val="E97132"/>
+        </w:rPr>
+        <w:t>Suggerimenti e buona prassi</w:t>
+      </w:r>
+    </w:p>
+    <w:p>
+      <w:r>
+        <w:rPr/>
+        <w:t>Abituarsi a pensare ai casi limite evita brutte sorprese. Oltre a usare sempre le graffe e a ordinare le condizioni dal caso più specifico al più generale, come visto sopra, conviene mantenere le condizioni semplici e leggibili, spezzando quelle complesse con variabili booleane intermedie (capitolo 18):</w:t>
+      </w:r>
+    </w:p>
+    <w:p>
+      <w:pPr>
+        <w:spacing w:after="0" w:before="0" w:line="240" w:lineRule="auto"/>
+      </w:pPr>
+      <w:r>
+        <w:rPr>
+          <w:rFonts w:ascii="Consolas" w:hAnsi="Consolas" w:cs="Consolas"/>
+          <w:sz w:val="17"/>
+        </w:rPr>
+        <w:t>// difficile da leggere</w:t>
+      </w:r>
+    </w:p>
+    <w:p>
+      <w:pPr>
+        <w:spacing w:after="0" w:before="0" w:line="240" w:lineRule="auto"/>
+      </w:pPr>
+      <w:r>
+        <w:rPr>
+          <w:rFonts w:ascii="Consolas" w:hAnsi="Consolas" w:cs="Consolas"/>
+          <w:sz w:val="17"/>
+        </w:rPr>
+        <w:t>if (a &gt; 10 &amp;&amp; b &lt; 5 || c == 7 &amp;&amp; !(d % 2)) { ... }</w:t>
+      </w:r>
+    </w:p>
+    <w:p>
+      <w:pPr>
+        <w:spacing w:after="0" w:before="0" w:line="240" w:lineRule="auto"/>
+      </w:pPr>
+      <w:r>
+        <w:rPr>
+          <w:rFonts w:ascii="Consolas" w:hAnsi="Consolas" w:cs="Consolas"/>
+          <w:sz w:val="17"/>
+        </w:rPr>
+      </w:r>
+    </w:p>
+    <w:p>
+      <w:pPr>
+        <w:spacing w:after="0" w:before="0" w:line="240" w:lineRule="auto"/>
+      </w:pPr>
+      <w:r>
+        <w:rPr>
+          <w:rFonts w:ascii="Consolas" w:hAnsi="Consolas" w:cs="Consolas"/>
+          <w:sz w:val="17"/>
+        </w:rPr>
+        <w:t>// meglio</w:t>
+      </w:r>
+    </w:p>
+    <w:p>
+      <w:pPr>
+        <w:spacing w:after="0" w:before="0" w:line="240" w:lineRule="auto"/>
+      </w:pPr>
+      <w:r>
+        <w:rPr>
+          <w:rFonts w:ascii="Consolas" w:hAnsi="Consolas" w:cs="Consolas"/>
+          <w:sz w:val="17"/>
+        </w:rPr>
+        <w:t>bool condA = (a &gt; 10 &amp;&amp; b &lt; 5);</w:t>
+      </w:r>
+    </w:p>
+    <w:p>
+      <w:pPr>
+        <w:spacing w:after="0" w:before="0" w:line="240" w:lineRule="auto"/>
+      </w:pPr>
+      <w:r>
+        <w:rPr>
+          <w:rFonts w:ascii="Consolas" w:hAnsi="Consolas" w:cs="Consolas"/>
+          <w:sz w:val="17"/>
+        </w:rPr>
+        <w:t>bool condB = (c == 7 &amp;&amp; d % 2 == 0);</w:t>
+      </w:r>
+    </w:p>
+    <w:p>
+      <w:pPr>
+        <w:spacing w:after="0" w:before="0" w:line="240" w:lineRule="auto"/>
+      </w:pPr>
+      <w:r>
+        <w:rPr>
+          <w:rFonts w:ascii="Consolas" w:hAnsi="Consolas" w:cs="Consolas"/>
+          <w:sz w:val="17"/>
+        </w:rPr>
+        <w:t>if (condA || condB) { ... }</w:t>
+      </w:r>
+    </w:p>
+    <w:p/>
+    <w:p>
+      <w:pPr>
+        <w:pStyle w:val="Titolo2"/>
+      </w:pPr>
+      <w:r>
+        <w:rPr>
+          <w:b/>
+          <w:color w:val="E97132"/>
+        </w:rPr>
+        <w:t>Esempio: stampare due numeri in ordine</w:t>
+      </w:r>
+    </w:p>
+    <w:p>
+      <w:r>
+        <w:rPr/>
+        <w:t xml:space="preserve">Un esempio che usa l'if: si chiedono all'utente due interi x e y e si stampano dal minore (o uguale) al maggiore. Negli esempi del docente la funzione main compare come </w:t>
+      </w:r>
+      <w:r>
+        <w:rPr>
+          <w:rFonts w:ascii="Consolas" w:hAnsi="Consolas" w:cs="Consolas"/>
+        </w:rPr>
+        <w:t>void main()</w:t>
+      </w:r>
+      <w:r>
+        <w:rPr/>
+        <w:t xml:space="preserve">; qui usiamo la forma standard </w:t>
+      </w:r>
+      <w:r>
+        <w:rPr>
+          <w:rFonts w:ascii="Consolas" w:hAnsi="Consolas" w:cs="Consolas"/>
+        </w:rPr>
+        <w:t>int main(void)</w:t>
+      </w:r>
+      <w:r>
+        <w:rPr/>
+        <w:t xml:space="preserve"> e, come nei capitoli precedenti, omettiamo gli </w:t>
+      </w:r>
+      <w:r>
+        <w:rPr>
+          <w:rFonts w:ascii="Consolas" w:hAnsi="Consolas" w:cs="Consolas"/>
+        </w:rPr>
+        <w:t>#include</w:t>
+      </w:r>
+      <w:r>
+        <w:rPr/>
+        <w:t>. Una prima soluzione stampa i due numeri in ordine diverso nei due rami:</w:t>
+      </w:r>
+    </w:p>
+    <w:p>
+      <w:pPr>
+        <w:spacing w:after="0" w:before="0" w:line="240" w:lineRule="auto"/>
+      </w:pPr>
+      <w:r>
+        <w:rPr>
+          <w:rFonts w:ascii="Consolas" w:hAnsi="Consolas" w:cs="Consolas"/>
+          <w:sz w:val="17"/>
+        </w:rPr>
+        <w:t>int main(void) {</w:t>
+      </w:r>
+    </w:p>
+    <w:p>
+      <w:pPr>
+        <w:spacing w:after="0" w:before="0" w:line="240" w:lineRule="auto"/>
+      </w:pPr>
+      <w:r>
+        <w:rPr>
+          <w:rFonts w:ascii="Consolas" w:hAnsi="Consolas" w:cs="Consolas"/>
+          <w:sz w:val="17"/>
+        </w:rPr>
+        <w:t xml:space="preserve">    int x, y;</w:t>
+      </w:r>
+    </w:p>
+    <w:p>
+      <w:pPr>
+        <w:spacing w:after="0" w:before="0" w:line="240" w:lineRule="auto"/>
+      </w:pPr>
+      <w:r>
+        <w:rPr>
+          <w:rFonts w:ascii="Consolas" w:hAnsi="Consolas" w:cs="Consolas"/>
+          <w:sz w:val="17"/>
+        </w:rPr>
+        <w:t xml:space="preserve">    printf("Inserisci x:");</w:t>
+      </w:r>
+    </w:p>
+    <w:p>
+      <w:pPr>
+        <w:spacing w:after="0" w:before="0" w:line="240" w:lineRule="auto"/>
+      </w:pPr>
+      <w:r>
+        <w:rPr>
+          <w:rFonts w:ascii="Consolas" w:hAnsi="Consolas" w:cs="Consolas"/>
+          <w:sz w:val="17"/>
+        </w:rPr>
+        <w:t xml:space="preserve">    scanf("%d", &amp;x);</w:t>
+      </w:r>
+    </w:p>
+    <w:p>
+      <w:pPr>
+        <w:spacing w:after="0" w:before="0" w:line="240" w:lineRule="auto"/>
+      </w:pPr>
+      <w:r>
+        <w:rPr>
+          <w:rFonts w:ascii="Consolas" w:hAnsi="Consolas" w:cs="Consolas"/>
+          <w:sz w:val="17"/>
+        </w:rPr>
+        <w:t xml:space="preserve">    printf("Inserisci y:");</w:t>
+      </w:r>
+    </w:p>
+    <w:p>
+      <w:pPr>
+        <w:spacing w:after="0" w:before="0" w:line="240" w:lineRule="auto"/>
+      </w:pPr>
+      <w:r>
+        <w:rPr>
+          <w:rFonts w:ascii="Consolas" w:hAnsi="Consolas" w:cs="Consolas"/>
+          <w:sz w:val="17"/>
+        </w:rPr>
+        <w:t xml:space="preserve">    scanf("%d", &amp;y);</w:t>
+      </w:r>
+    </w:p>
+    <w:p>
+      <w:pPr>
+        <w:spacing w:after="0" w:before="0" w:line="240" w:lineRule="auto"/>
+      </w:pPr>
+      <w:r>
+        <w:rPr>
+          <w:rFonts w:ascii="Consolas" w:hAnsi="Consolas" w:cs="Consolas"/>
+          <w:sz w:val="17"/>
+        </w:rPr>
+        <w:t xml:space="preserve">    if (y &lt; x) {</w:t>
+      </w:r>
+    </w:p>
+    <w:p>
+      <w:pPr>
+        <w:spacing w:after="0" w:before="0" w:line="240" w:lineRule="auto"/>
+      </w:pPr>
+      <w:r>
+        <w:rPr>
+          <w:rFonts w:ascii="Consolas" w:hAnsi="Consolas" w:cs="Consolas"/>
+          <w:sz w:val="17"/>
+        </w:rPr>
+        <w:t xml:space="preserve">        printf("%d %d", y, x);</w:t>
+      </w:r>
+    </w:p>
+    <w:p>
+      <w:pPr>
+        <w:spacing w:after="0" w:before="0" w:line="240" w:lineRule="auto"/>
+      </w:pPr>
+      <w:r>
+        <w:rPr>
+          <w:rFonts w:ascii="Consolas" w:hAnsi="Consolas" w:cs="Consolas"/>
+          <w:sz w:val="17"/>
+        </w:rPr>
+        <w:t xml:space="preserve">    }</w:t>
+      </w:r>
+    </w:p>
+    <w:p>
+      <w:pPr>
+        <w:spacing w:after="0" w:before="0" w:line="240" w:lineRule="auto"/>
+      </w:pPr>
+      <w:r>
+        <w:rPr>
+          <w:rFonts w:ascii="Consolas" w:hAnsi="Consolas" w:cs="Consolas"/>
+          <w:sz w:val="17"/>
+        </w:rPr>
+        <w:t xml:space="preserve">    else {   // y &gt;= x</w:t>
+      </w:r>
+    </w:p>
+    <w:p>
+      <w:pPr>
+        <w:spacing w:after="0" w:before="0" w:line="240" w:lineRule="auto"/>
+      </w:pPr>
+      <w:r>
+        <w:rPr>
+          <w:rFonts w:ascii="Consolas" w:hAnsi="Consolas" w:cs="Consolas"/>
+          <w:sz w:val="17"/>
+        </w:rPr>
+        <w:t xml:space="preserve">        printf("%d %d", x, y);</w:t>
+      </w:r>
+    </w:p>
+    <w:p>
+      <w:pPr>
+        <w:spacing w:after="0" w:before="0" w:line="240" w:lineRule="auto"/>
+      </w:pPr>
+      <w:r>
+        <w:rPr>
+          <w:rFonts w:ascii="Consolas" w:hAnsi="Consolas" w:cs="Consolas"/>
+          <w:sz w:val="17"/>
+        </w:rPr>
+        <w:t xml:space="preserve">    }</w:t>
+      </w:r>
+    </w:p>
+    <w:p>
+      <w:pPr>
+        <w:spacing w:after="0" w:before="0" w:line="240" w:lineRule="auto"/>
+      </w:pPr>
+      <w:r>
+        <w:rPr>
+          <w:rFonts w:ascii="Consolas" w:hAnsi="Consolas" w:cs="Consolas"/>
+          <w:sz w:val="17"/>
+        </w:rPr>
+        <w:t>}</w:t>
+      </w:r>
+    </w:p>
+    <w:p/>
+    <w:p>
+      <w:r>
+        <w:rPr/>
+        <w:t xml:space="preserve">Una seconda soluzione fa invece uno </w:t>
+      </w:r>
+      <w:r>
+        <w:rPr>
+          <w:b/>
+        </w:rPr>
+        <w:t>scambio condizionato</w:t>
+      </w:r>
+      <w:r>
+        <w:rPr/>
+        <w:t>: se y è minore di x scambia i due valori, usando la variabile temporanea del capitolo 13, e poi stampa sempre x e y nello stesso ordine:</w:t>
+      </w:r>
+    </w:p>
+    <w:p>
+      <w:pPr>
+        <w:spacing w:after="0" w:before="0" w:line="240" w:lineRule="auto"/>
+      </w:pPr>
+      <w:r>
+        <w:rPr>
+          <w:rFonts w:ascii="Consolas" w:hAnsi="Consolas" w:cs="Consolas"/>
+          <w:sz w:val="17"/>
+        </w:rPr>
+        <w:t>int main(void) {</w:t>
+      </w:r>
+    </w:p>
+    <w:p>
+      <w:pPr>
+        <w:spacing w:after="0" w:before="0" w:line="240" w:lineRule="auto"/>
+      </w:pPr>
+      <w:r>
+        <w:rPr>
+          <w:rFonts w:ascii="Consolas" w:hAnsi="Consolas" w:cs="Consolas"/>
+          <w:sz w:val="17"/>
+        </w:rPr>
+        <w:t xml:space="preserve">    int x, y;</w:t>
+      </w:r>
+    </w:p>
+    <w:p>
+      <w:pPr>
+        <w:spacing w:after="0" w:before="0" w:line="240" w:lineRule="auto"/>
+      </w:pPr>
+      <w:r>
+        <w:rPr>
+          <w:rFonts w:ascii="Consolas" w:hAnsi="Consolas" w:cs="Consolas"/>
+          <w:sz w:val="17"/>
+        </w:rPr>
+        <w:t xml:space="preserve">    printf("Inserisci x:");</w:t>
+      </w:r>
+    </w:p>
+    <w:p>
+      <w:pPr>
+        <w:spacing w:after="0" w:before="0" w:line="240" w:lineRule="auto"/>
+      </w:pPr>
+      <w:r>
+        <w:rPr>
+          <w:rFonts w:ascii="Consolas" w:hAnsi="Consolas" w:cs="Consolas"/>
+          <w:sz w:val="17"/>
+        </w:rPr>
+        <w:t xml:space="preserve">    scanf("%d", &amp;x);</w:t>
+      </w:r>
+    </w:p>
+    <w:p>
+      <w:pPr>
+        <w:spacing w:after="0" w:before="0" w:line="240" w:lineRule="auto"/>
+      </w:pPr>
+      <w:r>
+        <w:rPr>
+          <w:rFonts w:ascii="Consolas" w:hAnsi="Consolas" w:cs="Consolas"/>
+          <w:sz w:val="17"/>
+        </w:rPr>
+        <w:t xml:space="preserve">    printf("Inserisci y:");</w:t>
+      </w:r>
+    </w:p>
+    <w:p>
+      <w:pPr>
+        <w:spacing w:after="0" w:before="0" w:line="240" w:lineRule="auto"/>
+      </w:pPr>
+      <w:r>
+        <w:rPr>
+          <w:rFonts w:ascii="Consolas" w:hAnsi="Consolas" w:cs="Consolas"/>
+          <w:sz w:val="17"/>
+        </w:rPr>
+        <w:t xml:space="preserve">    scanf("%d", &amp;y);</w:t>
+      </w:r>
+    </w:p>
+    <w:p>
+      <w:pPr>
+        <w:spacing w:after="0" w:before="0" w:line="240" w:lineRule="auto"/>
+      </w:pPr>
+      <w:r>
+        <w:rPr>
+          <w:rFonts w:ascii="Consolas" w:hAnsi="Consolas" w:cs="Consolas"/>
+          <w:sz w:val="17"/>
+        </w:rPr>
+        <w:t xml:space="preserve">    if (y &lt; x) {</w:t>
+      </w:r>
+    </w:p>
+    <w:p>
+      <w:pPr>
+        <w:spacing w:after="0" w:before="0" w:line="240" w:lineRule="auto"/>
+      </w:pPr>
+      <w:r>
+        <w:rPr>
+          <w:rFonts w:ascii="Consolas" w:hAnsi="Consolas" w:cs="Consolas"/>
+          <w:sz w:val="17"/>
+        </w:rPr>
+        <w:t xml:space="preserve">        // scambio condizionato</w:t>
+      </w:r>
+    </w:p>
+    <w:p>
+      <w:pPr>
+        <w:spacing w:after="0" w:before="0" w:line="240" w:lineRule="auto"/>
+      </w:pPr>
+      <w:r>
+        <w:rPr>
+          <w:rFonts w:ascii="Consolas" w:hAnsi="Consolas" w:cs="Consolas"/>
+          <w:sz w:val="17"/>
+        </w:rPr>
+        <w:t xml:space="preserve">        int temp = x;</w:t>
+      </w:r>
+    </w:p>
+    <w:p>
+      <w:pPr>
+        <w:spacing w:after="0" w:before="0" w:line="240" w:lineRule="auto"/>
+      </w:pPr>
+      <w:r>
+        <w:rPr>
+          <w:rFonts w:ascii="Consolas" w:hAnsi="Consolas" w:cs="Consolas"/>
+          <w:sz w:val="17"/>
+        </w:rPr>
+        <w:t xml:space="preserve">        x = y;</w:t>
+      </w:r>
+    </w:p>
+    <w:p>
+      <w:pPr>
+        <w:spacing w:after="0" w:before="0" w:line="240" w:lineRule="auto"/>
+      </w:pPr>
+      <w:r>
+        <w:rPr>
+          <w:rFonts w:ascii="Consolas" w:hAnsi="Consolas" w:cs="Consolas"/>
+          <w:sz w:val="17"/>
+        </w:rPr>
+        <w:t xml:space="preserve">        y = temp;</w:t>
+      </w:r>
+    </w:p>
+    <w:p>
+      <w:pPr>
+        <w:spacing w:after="0" w:before="0" w:line="240" w:lineRule="auto"/>
+      </w:pPr>
+      <w:r>
+        <w:rPr>
+          <w:rFonts w:ascii="Consolas" w:hAnsi="Consolas" w:cs="Consolas"/>
+          <w:sz w:val="17"/>
+        </w:rPr>
+        <w:t xml:space="preserve">    }</w:t>
+      </w:r>
+    </w:p>
+    <w:p>
+      <w:pPr>
+        <w:spacing w:after="0" w:before="0" w:line="240" w:lineRule="auto"/>
+      </w:pPr>
+      <w:r>
+        <w:rPr>
+          <w:rFonts w:ascii="Consolas" w:hAnsi="Consolas" w:cs="Consolas"/>
+          <w:sz w:val="17"/>
+        </w:rPr>
+        <w:t xml:space="preserve">    printf("%d %d", x, y);</w:t>
+      </w:r>
+    </w:p>
+    <w:p>
+      <w:pPr>
+        <w:spacing w:after="0" w:before="0" w:line="240" w:lineRule="auto"/>
+      </w:pPr>
+      <w:r>
+        <w:rPr>
+          <w:rFonts w:ascii="Consolas" w:hAnsi="Consolas" w:cs="Consolas"/>
+          <w:sz w:val="17"/>
+        </w:rPr>
+        <w:t>}</w:t>
+      </w:r>
+    </w:p>
+    <w:p/>
+    <w:p>
+      <w:pPr>
+        <w:pStyle w:val="Titolo2"/>
+      </w:pPr>
+      <w:r>
+        <w:rPr>
+          <w:b/>
+          <w:color w:val="E97132"/>
+        </w:rPr>
+        <w:t>Visibilità nei blocchi condizionati</w:t>
+      </w:r>
+    </w:p>
+    <w:p>
+      <w:r>
+        <w:rPr/>
+        <w:t xml:space="preserve">Nello scambio condizionato la variabile </w:t>
+      </w:r>
+      <w:r>
+        <w:rPr>
+          <w:rFonts w:ascii="Consolas" w:hAnsi="Consolas" w:cs="Consolas"/>
+        </w:rPr>
+        <w:t>temp</w:t>
+      </w:r>
+      <w:r>
+        <w:rPr/>
+        <w:t xml:space="preserve"> è dichiarata </w:t>
+      </w:r>
+      <w:r>
+        <w:rPr>
+          <w:b/>
+        </w:rPr>
+        <w:t>dentro il blocco</w:t>
+      </w:r>
+      <w:r>
+        <w:rPr/>
+        <w:t xml:space="preserve"> dell'if. Seguiamo l'esecuzione con x = 10 e y = 5, quando la condizione </w:t>
+      </w:r>
+      <w:r>
+        <w:rPr>
+          <w:rFonts w:ascii="Consolas" w:hAnsi="Consolas" w:cs="Consolas"/>
+        </w:rPr>
+        <w:t>y &lt; x</w:t>
+      </w:r>
+      <w:r>
+        <w:rPr/>
+        <w:t xml:space="preserve"> è vera:</w:t>
+      </w:r>
+    </w:p>
+    <w:p>
+      <w:pPr>
+        <w:numPr>
+          <w:ilvl w:val="0"/>
+          <w:numId w:val="1"/>
+        </w:numPr>
+      </w:pPr>
+      <w:r>
+        <w:rPr/>
+        <w:t>all'inizio sullo stack ci sono solo x e y, con i valori inseriti;</w:t>
+      </w:r>
+    </w:p>
+    <w:p>
+      <w:pPr>
+        <w:numPr>
+          <w:ilvl w:val="0"/>
+          <w:numId w:val="1"/>
+        </w:numPr>
+      </w:pPr>
+      <w:r>
+        <w:rPr/>
+        <w:t>entrando nel blocco, la dichiarazione di temp la rende visibile e la inizializza a 10;</w:t>
+      </w:r>
+    </w:p>
+    <w:p>
+      <w:pPr>
+        <w:numPr>
+          <w:ilvl w:val="0"/>
+          <w:numId w:val="1"/>
+        </w:numPr>
+      </w:pPr>
+      <w:r>
+        <w:rPr>
+          <w:rFonts w:ascii="Consolas" w:hAnsi="Consolas" w:cs="Consolas"/>
+        </w:rPr>
+        <w:t>x = y;</w:t>
+      </w:r>
+      <w:r>
+        <w:rPr/>
+        <w:t xml:space="preserve"> copia 5 in x e </w:t>
+      </w:r>
+      <w:r>
+        <w:rPr>
+          <w:rFonts w:ascii="Consolas" w:hAnsi="Consolas" w:cs="Consolas"/>
+        </w:rPr>
+        <w:t>y = temp;</w:t>
+      </w:r>
+      <w:r>
+        <w:rPr/>
+        <w:t xml:space="preserve"> copia 10 in y: i valori sono scambiati;</w:t>
+      </w:r>
+    </w:p>
+    <w:p>
+      <w:pPr>
+        <w:numPr>
+          <w:ilvl w:val="0"/>
+          <w:numId w:val="1"/>
+        </w:numPr>
+      </w:pPr>
+      <w:r>
+        <w:rPr/>
+        <w:t>all'uscita dal blocco, temp esce dalla visibilità: viene rimossa dallo stack e non è più accessibile.</w:t>
+      </w:r>
+    </w:p>
+    <w:p>
+      <w:r>
+        <w:rPr/>
+        <w:t xml:space="preserve">Il programma stampa </w:t>
+      </w:r>
+      <w:r>
+        <w:rPr>
+          <w:rFonts w:ascii="Consolas" w:hAnsi="Consolas" w:cs="Consolas"/>
+        </w:rPr>
+        <w:t>5 10</w:t>
+      </w:r>
+      <w:r>
+        <w:rPr/>
+        <w:t xml:space="preserve">. Come nel capitolo 7, la </w:t>
+      </w:r>
+      <w:r>
+        <w:rPr>
+          <w:b/>
+        </w:rPr>
+        <w:t>visibilità</w:t>
+      </w:r>
+      <w:r>
+        <w:rPr/>
+        <w:t xml:space="preserve"> (scope) di una variabile è quindi limitata al blocco in cui è dichiarata, e la sua durata (lifetime) finisce quando il blocco termina.</w:t>
+      </w:r>
+    </w:p>
+    <w:p>
+      <w:pPr>
+        <w:keepNext/>
+        <w:jc w:val="center"/>
+      </w:pPr>
+      <w:r>
+        <w:drawing>
+          <wp:inline xmlns:a="http://schemas.openxmlformats.org/drawingml/2006/main" xmlns:pic="http://schemas.openxmlformats.org/drawingml/2006/picture">
+            <wp:extent cx="4680000" cy="2244684"/>
+            <wp:docPr id="475959979" name="Picture 475959979"/>
+            <wp:cNvGraphicFramePr>
+              <a:graphicFrameLocks noChangeAspect="1"/>
+            </wp:cNvGraphicFramePr>
+            <a:graphic>
+              <a:graphicData uri="http://schemas.openxmlformats.org/drawingml/2006/picture">
+                <pic:pic>
+                  <pic:nvPicPr>
+                    <pic:cNvPr id="0" name="ch20_scambio_condizionato.png"/>
+                    <pic:cNvPicPr/>
+                  </pic:nvPicPr>
+                  <pic:blipFill>
+                    <a:blip r:embed="rId28"/>
+                    <a:stretch>
+                      <a:fillRect/>
+                    </a:stretch>
+                  </pic:blipFill>
+                  <pic:spPr>
+                    <a:xfrm>
+                      <a:off x="0" y="0"/>
+                      <a:ext cx="4680000" cy="2244684"/>
+                    </a:xfrm>
+                    <a:prstGeom prst="rect"/>
+                  </pic:spPr>
+                </pic:pic>
+              </a:graphicData>
+            </a:graphic>
+          </wp:inline>
+        </w:drawing>
+      </w:r>
+    </w:p>
+    <w:p>
+      <w:pPr>
+        <w:jc w:val="center"/>
+      </w:pPr>
+      <w:r>
+        <w:rPr>
+          <w:i/>
+          <w:sz w:val="18"/>
+        </w:rPr>
+        <w:t>Lo scambio condizionato: temp esiste solo dentro il blocco dell'if (in rosso le celle che cambiano).</w:t>
+      </w:r>
+    </w:p>
+    <w:p>
+      <w:pPr>
+        <w:pStyle w:val="Titolo2"/>
+      </w:pPr>
+      <w:r>
+        <w:rPr>
+          <w:b/>
+          <w:color w:val="E97132"/>
+        </w:rPr>
+        <w:t>Annidamenti non necessari</w:t>
+      </w:r>
+    </w:p>
+    <w:p>
+      <w:r>
+        <w:rPr/>
+        <w:t>Conviene evitare gli annidamenti multipli di if quando non servono, perché rendono il codice meno chiaro. Questo programma calcola il biglietto in base all'età, usando un if dentro un else:</w:t>
+      </w:r>
+    </w:p>
+    <w:p>
+      <w:pPr>
+        <w:spacing w:after="0" w:before="0" w:line="240" w:lineRule="auto"/>
+      </w:pPr>
+      <w:r>
+        <w:rPr>
+          <w:rFonts w:ascii="Consolas" w:hAnsi="Consolas" w:cs="Consolas"/>
+          <w:sz w:val="17"/>
+        </w:rPr>
+        <w:t>int eta;</w:t>
+      </w:r>
+    </w:p>
+    <w:p>
+      <w:pPr>
+        <w:spacing w:after="0" w:before="0" w:line="240" w:lineRule="auto"/>
+      </w:pPr>
+      <w:r>
+        <w:rPr>
+          <w:rFonts w:ascii="Consolas" w:hAnsi="Consolas" w:cs="Consolas"/>
+          <w:sz w:val="17"/>
+        </w:rPr>
+        <w:t>printf("Inserisci la tua età: ");</w:t>
+      </w:r>
+    </w:p>
+    <w:p>
+      <w:pPr>
+        <w:spacing w:after="0" w:before="0" w:line="240" w:lineRule="auto"/>
+      </w:pPr>
+      <w:r>
+        <w:rPr>
+          <w:rFonts w:ascii="Consolas" w:hAnsi="Consolas" w:cs="Consolas"/>
+          <w:sz w:val="17"/>
+        </w:rPr>
+        <w:t>scanf("%d", &amp;eta);</w:t>
+      </w:r>
+    </w:p>
+    <w:p>
+      <w:pPr>
+        <w:spacing w:after="0" w:before="0" w:line="240" w:lineRule="auto"/>
+      </w:pPr>
+      <w:r>
+        <w:rPr>
+          <w:rFonts w:ascii="Consolas" w:hAnsi="Consolas" w:cs="Consolas"/>
+          <w:sz w:val="17"/>
+        </w:rPr>
+        <w:t>if (eta &lt; 6) {</w:t>
+      </w:r>
+    </w:p>
+    <w:p>
+      <w:pPr>
+        <w:spacing w:after="0" w:before="0" w:line="240" w:lineRule="auto"/>
+      </w:pPr>
+      <w:r>
+        <w:rPr>
+          <w:rFonts w:ascii="Consolas" w:hAnsi="Consolas" w:cs="Consolas"/>
+          <w:sz w:val="17"/>
+        </w:rPr>
+        <w:t xml:space="preserve">    printf("Biglietto gratuito\n");</w:t>
+      </w:r>
+    </w:p>
+    <w:p>
+      <w:pPr>
+        <w:spacing w:after="0" w:before="0" w:line="240" w:lineRule="auto"/>
+      </w:pPr>
+      <w:r>
+        <w:rPr>
+          <w:rFonts w:ascii="Consolas" w:hAnsi="Consolas" w:cs="Consolas"/>
+          <w:sz w:val="17"/>
+        </w:rPr>
+        <w:t>}</w:t>
+      </w:r>
+    </w:p>
+    <w:p>
+      <w:pPr>
+        <w:spacing w:after="0" w:before="0" w:line="240" w:lineRule="auto"/>
+      </w:pPr>
+      <w:r>
+        <w:rPr>
+          <w:rFonts w:ascii="Consolas" w:hAnsi="Consolas" w:cs="Consolas"/>
+          <w:sz w:val="17"/>
+        </w:rPr>
+        <w:t>else {</w:t>
+      </w:r>
+    </w:p>
+    <w:p>
+      <w:pPr>
+        <w:spacing w:after="0" w:before="0" w:line="240" w:lineRule="auto"/>
+      </w:pPr>
+      <w:r>
+        <w:rPr>
+          <w:rFonts w:ascii="Consolas" w:hAnsi="Consolas" w:cs="Consolas"/>
+          <w:sz w:val="17"/>
+        </w:rPr>
+        <w:t xml:space="preserve">    if (eta &lt; 18) {</w:t>
+      </w:r>
+    </w:p>
+    <w:p>
+      <w:pPr>
+        <w:spacing w:after="0" w:before="0" w:line="240" w:lineRule="auto"/>
+      </w:pPr>
+      <w:r>
+        <w:rPr>
+          <w:rFonts w:ascii="Consolas" w:hAnsi="Consolas" w:cs="Consolas"/>
+          <w:sz w:val="17"/>
+        </w:rPr>
+        <w:t xml:space="preserve">        printf("Biglietto ridotto\n");</w:t>
+      </w:r>
+    </w:p>
+    <w:p>
+      <w:pPr>
+        <w:spacing w:after="0" w:before="0" w:line="240" w:lineRule="auto"/>
+      </w:pPr>
+      <w:r>
+        <w:rPr>
+          <w:rFonts w:ascii="Consolas" w:hAnsi="Consolas" w:cs="Consolas"/>
+          <w:sz w:val="17"/>
+        </w:rPr>
+        <w:t xml:space="preserve">    }</w:t>
+      </w:r>
+    </w:p>
+    <w:p>
+      <w:pPr>
+        <w:spacing w:after="0" w:before="0" w:line="240" w:lineRule="auto"/>
+      </w:pPr>
+      <w:r>
+        <w:rPr>
+          <w:rFonts w:ascii="Consolas" w:hAnsi="Consolas" w:cs="Consolas"/>
+          <w:sz w:val="17"/>
+        </w:rPr>
+        <w:t xml:space="preserve">    else {</w:t>
+      </w:r>
+    </w:p>
+    <w:p>
+      <w:pPr>
+        <w:spacing w:after="0" w:before="0" w:line="240" w:lineRule="auto"/>
+      </w:pPr>
+      <w:r>
+        <w:rPr>
+          <w:rFonts w:ascii="Consolas" w:hAnsi="Consolas" w:cs="Consolas"/>
+          <w:sz w:val="17"/>
+        </w:rPr>
+        <w:t xml:space="preserve">        printf("Biglietto intero\n");</w:t>
+      </w:r>
+    </w:p>
+    <w:p>
+      <w:pPr>
+        <w:spacing w:after="0" w:before="0" w:line="240" w:lineRule="auto"/>
+      </w:pPr>
+      <w:r>
+        <w:rPr>
+          <w:rFonts w:ascii="Consolas" w:hAnsi="Consolas" w:cs="Consolas"/>
+          <w:sz w:val="17"/>
+        </w:rPr>
+        <w:t xml:space="preserve">    }</w:t>
+      </w:r>
+    </w:p>
+    <w:p>
+      <w:pPr>
+        <w:spacing w:after="0" w:before="0" w:line="240" w:lineRule="auto"/>
+      </w:pPr>
+      <w:r>
+        <w:rPr>
+          <w:rFonts w:ascii="Consolas" w:hAnsi="Consolas" w:cs="Consolas"/>
+          <w:sz w:val="17"/>
+        </w:rPr>
+        <w:t>}</w:t>
+      </w:r>
+    </w:p>
+    <w:p/>
+    <w:p>
+      <w:r>
+        <w:rPr/>
+        <w:t>Lo stesso comportamento si ottiene, in modo più leggibile, con un if-else if-else senza annidamenti:</w:t>
+      </w:r>
+    </w:p>
+    <w:p>
+      <w:pPr>
+        <w:spacing w:after="0" w:before="0" w:line="240" w:lineRule="auto"/>
+      </w:pPr>
+      <w:r>
+        <w:rPr>
+          <w:rFonts w:ascii="Consolas" w:hAnsi="Consolas" w:cs="Consolas"/>
+          <w:sz w:val="17"/>
+        </w:rPr>
+        <w:t>if (eta &lt; 6) {</w:t>
+      </w:r>
+    </w:p>
+    <w:p>
+      <w:pPr>
+        <w:spacing w:after="0" w:before="0" w:line="240" w:lineRule="auto"/>
+      </w:pPr>
+      <w:r>
+        <w:rPr>
+          <w:rFonts w:ascii="Consolas" w:hAnsi="Consolas" w:cs="Consolas"/>
+          <w:sz w:val="17"/>
+        </w:rPr>
+        <w:t xml:space="preserve">    printf("Biglietto gratuito\n");</w:t>
+      </w:r>
+    </w:p>
+    <w:p>
+      <w:pPr>
+        <w:spacing w:after="0" w:before="0" w:line="240" w:lineRule="auto"/>
+      </w:pPr>
+      <w:r>
+        <w:rPr>
+          <w:rFonts w:ascii="Consolas" w:hAnsi="Consolas" w:cs="Consolas"/>
+          <w:sz w:val="17"/>
+        </w:rPr>
+        <w:t>}</w:t>
+      </w:r>
+    </w:p>
+    <w:p>
+      <w:pPr>
+        <w:spacing w:after="0" w:before="0" w:line="240" w:lineRule="auto"/>
+      </w:pPr>
+      <w:r>
+        <w:rPr>
+          <w:rFonts w:ascii="Consolas" w:hAnsi="Consolas" w:cs="Consolas"/>
+          <w:sz w:val="17"/>
+        </w:rPr>
+        <w:t>else if (eta &lt; 18) {</w:t>
+      </w:r>
+    </w:p>
+    <w:p>
+      <w:pPr>
+        <w:spacing w:after="0" w:before="0" w:line="240" w:lineRule="auto"/>
+      </w:pPr>
+      <w:r>
+        <w:rPr>
+          <w:rFonts w:ascii="Consolas" w:hAnsi="Consolas" w:cs="Consolas"/>
+          <w:sz w:val="17"/>
+        </w:rPr>
+        <w:t xml:space="preserve">    printf("Biglietto ridotto\n");</w:t>
+      </w:r>
+    </w:p>
+    <w:p>
+      <w:pPr>
+        <w:spacing w:after="0" w:before="0" w:line="240" w:lineRule="auto"/>
+      </w:pPr>
+      <w:r>
+        <w:rPr>
+          <w:rFonts w:ascii="Consolas" w:hAnsi="Consolas" w:cs="Consolas"/>
+          <w:sz w:val="17"/>
+        </w:rPr>
+        <w:t>}</w:t>
+      </w:r>
+    </w:p>
+    <w:p>
+      <w:pPr>
+        <w:spacing w:after="0" w:before="0" w:line="240" w:lineRule="auto"/>
+      </w:pPr>
+      <w:r>
+        <w:rPr>
+          <w:rFonts w:ascii="Consolas" w:hAnsi="Consolas" w:cs="Consolas"/>
+          <w:sz w:val="17"/>
+        </w:rPr>
+        <w:t>else {</w:t>
+      </w:r>
+    </w:p>
+    <w:p>
+      <w:pPr>
+        <w:spacing w:after="0" w:before="0" w:line="240" w:lineRule="auto"/>
+      </w:pPr>
+      <w:r>
+        <w:rPr>
+          <w:rFonts w:ascii="Consolas" w:hAnsi="Consolas" w:cs="Consolas"/>
+          <w:sz w:val="17"/>
+        </w:rPr>
+        <w:t xml:space="preserve">    printf("Biglietto intero\n");</w:t>
+      </w:r>
+    </w:p>
+    <w:p>
+      <w:pPr>
+        <w:spacing w:after="0" w:before="0" w:line="240" w:lineRule="auto"/>
+      </w:pPr>
+      <w:r>
+        <w:rPr>
+          <w:rFonts w:ascii="Consolas" w:hAnsi="Consolas" w:cs="Consolas"/>
+          <w:sz w:val="17"/>
+        </w:rPr>
+        <w:t>}</w:t>
+      </w:r>
+    </w:p>
+    <w:p/>
+    <w:p>
+      <w:pPr>
+        <w:pStyle w:val="Titolo2"/>
+      </w:pPr>
+      <w:r>
+        <w:rPr>
+          <w:b/>
+          <w:color w:val="E97132"/>
+        </w:rPr>
+        <w:t>Schemi ricorrenti elementari</w:t>
+      </w:r>
+    </w:p>
+    <w:p>
+      <w:r>
+        <w:rPr/>
+        <w:t>Alcuni usi dell'if si ripetono continuamente nei programmi.</w:t>
+      </w:r>
+    </w:p>
+    <w:p>
+      <w:r>
+        <w:rPr>
+          <w:b/>
+        </w:rPr>
+        <w:t>Massimo di due variabili.</w:t>
+      </w:r>
+      <w:r>
+        <w:rPr/>
+        <w:t xml:space="preserve"> Si confrontano a e b e si assegna a max il valore maggiore:</w:t>
+      </w:r>
+    </w:p>
+    <w:p>
+      <w:pPr>
+        <w:spacing w:after="0" w:before="0" w:line="240" w:lineRule="auto"/>
+      </w:pPr>
+      <w:r>
+        <w:rPr>
+          <w:rFonts w:ascii="Consolas" w:hAnsi="Consolas" w:cs="Consolas"/>
+          <w:sz w:val="17"/>
+        </w:rPr>
+        <w:t>int a, b, max;</w:t>
+      </w:r>
+    </w:p>
+    <w:p>
+      <w:pPr>
+        <w:spacing w:after="0" w:before="0" w:line="240" w:lineRule="auto"/>
+      </w:pPr>
+      <w:r>
+        <w:rPr>
+          <w:rFonts w:ascii="Consolas" w:hAnsi="Consolas" w:cs="Consolas"/>
+          <w:sz w:val="17"/>
+        </w:rPr>
+        <w:t>scanf("%d%d", &amp;a, &amp;b);</w:t>
+      </w:r>
+    </w:p>
+    <w:p>
+      <w:pPr>
+        <w:spacing w:after="0" w:before="0" w:line="240" w:lineRule="auto"/>
+      </w:pPr>
+      <w:r>
+        <w:rPr>
+          <w:rFonts w:ascii="Consolas" w:hAnsi="Consolas" w:cs="Consolas"/>
+          <w:sz w:val="17"/>
+        </w:rPr>
+        <w:t>// determina il massimo tra a e b</w:t>
+      </w:r>
+    </w:p>
+    <w:p>
+      <w:pPr>
+        <w:spacing w:after="0" w:before="0" w:line="240" w:lineRule="auto"/>
+      </w:pPr>
+      <w:r>
+        <w:rPr>
+          <w:rFonts w:ascii="Consolas" w:hAnsi="Consolas" w:cs="Consolas"/>
+          <w:sz w:val="17"/>
+        </w:rPr>
+        <w:t>if (a &gt; b) {</w:t>
+      </w:r>
+    </w:p>
+    <w:p>
+      <w:pPr>
+        <w:spacing w:after="0" w:before="0" w:line="240" w:lineRule="auto"/>
+      </w:pPr>
+      <w:r>
+        <w:rPr>
+          <w:rFonts w:ascii="Consolas" w:hAnsi="Consolas" w:cs="Consolas"/>
+          <w:sz w:val="17"/>
+        </w:rPr>
+        <w:t xml:space="preserve">    max = a;</w:t>
+      </w:r>
+    </w:p>
+    <w:p>
+      <w:pPr>
+        <w:spacing w:after="0" w:before="0" w:line="240" w:lineRule="auto"/>
+      </w:pPr>
+      <w:r>
+        <w:rPr>
+          <w:rFonts w:ascii="Consolas" w:hAnsi="Consolas" w:cs="Consolas"/>
+          <w:sz w:val="17"/>
+        </w:rPr>
+        <w:t>}</w:t>
+      </w:r>
+    </w:p>
+    <w:p>
+      <w:pPr>
+        <w:spacing w:after="0" w:before="0" w:line="240" w:lineRule="auto"/>
+      </w:pPr>
+      <w:r>
+        <w:rPr>
+          <w:rFonts w:ascii="Consolas" w:hAnsi="Consolas" w:cs="Consolas"/>
+          <w:sz w:val="17"/>
+        </w:rPr>
+        <w:t>else {</w:t>
+      </w:r>
+    </w:p>
+    <w:p>
+      <w:pPr>
+        <w:spacing w:after="0" w:before="0" w:line="240" w:lineRule="auto"/>
+      </w:pPr>
+      <w:r>
+        <w:rPr>
+          <w:rFonts w:ascii="Consolas" w:hAnsi="Consolas" w:cs="Consolas"/>
+          <w:sz w:val="17"/>
+        </w:rPr>
+        <w:t xml:space="preserve">    max = b;</w:t>
+      </w:r>
+    </w:p>
+    <w:p>
+      <w:pPr>
+        <w:spacing w:after="0" w:before="0" w:line="240" w:lineRule="auto"/>
+      </w:pPr>
+      <w:r>
+        <w:rPr>
+          <w:rFonts w:ascii="Consolas" w:hAnsi="Consolas" w:cs="Consolas"/>
+          <w:sz w:val="17"/>
+        </w:rPr>
+        <w:t>}</w:t>
+      </w:r>
+    </w:p>
+    <w:p>
+      <w:pPr>
+        <w:spacing w:after="0" w:before="0" w:line="240" w:lineRule="auto"/>
+      </w:pPr>
+      <w:r>
+        <w:rPr>
+          <w:rFonts w:ascii="Consolas" w:hAnsi="Consolas" w:cs="Consolas"/>
+          <w:sz w:val="17"/>
+        </w:rPr>
+        <w:t>// qui max contiene il massimo tra a e b</w:t>
+      </w:r>
+    </w:p>
+    <w:p/>
+    <w:p>
+      <w:r>
+        <w:rPr>
+          <w:b/>
+        </w:rPr>
+        <w:t>Validazione dell'input.</w:t>
+      </w:r>
+      <w:r>
+        <w:rPr/>
+        <w:t xml:space="preserve"> Prima di usare i dati letti, si controlla che scanf li abbia letti correttamente, usando il suo valore di ritorno (capitolo 10):</w:t>
+      </w:r>
+    </w:p>
+    <w:p>
+      <w:pPr>
+        <w:spacing w:after="0" w:before="0" w:line="240" w:lineRule="auto"/>
+      </w:pPr>
+      <w:r>
+        <w:rPr>
+          <w:rFonts w:ascii="Consolas" w:hAnsi="Consolas" w:cs="Consolas"/>
+          <w:sz w:val="17"/>
+        </w:rPr>
+        <w:t>int valore;</w:t>
+      </w:r>
+    </w:p>
+    <w:p>
+      <w:pPr>
+        <w:spacing w:after="0" w:before="0" w:line="240" w:lineRule="auto"/>
+      </w:pPr>
+      <w:r>
+        <w:rPr>
+          <w:rFonts w:ascii="Consolas" w:hAnsi="Consolas" w:cs="Consolas"/>
+          <w:sz w:val="17"/>
+        </w:rPr>
+        <w:t>if (scanf("%d", &amp;valore) == 1) {</w:t>
+      </w:r>
+    </w:p>
+    <w:p>
+      <w:pPr>
+        <w:spacing w:after="0" w:before="0" w:line="240" w:lineRule="auto"/>
+      </w:pPr>
+      <w:r>
+        <w:rPr>
+          <w:rFonts w:ascii="Consolas" w:hAnsi="Consolas" w:cs="Consolas"/>
+          <w:sz w:val="17"/>
+        </w:rPr>
+        <w:t xml:space="preserve">    printf("Hai inserito: %d\n", valore);</w:t>
+      </w:r>
+    </w:p>
+    <w:p>
+      <w:pPr>
+        <w:spacing w:after="0" w:before="0" w:line="240" w:lineRule="auto"/>
+      </w:pPr>
+      <w:r>
+        <w:rPr>
+          <w:rFonts w:ascii="Consolas" w:hAnsi="Consolas" w:cs="Consolas"/>
+          <w:sz w:val="17"/>
+        </w:rPr>
+        <w:t>}</w:t>
+      </w:r>
+    </w:p>
+    <w:p>
+      <w:pPr>
+        <w:spacing w:after="0" w:before="0" w:line="240" w:lineRule="auto"/>
+      </w:pPr>
+      <w:r>
+        <w:rPr>
+          <w:rFonts w:ascii="Consolas" w:hAnsi="Consolas" w:cs="Consolas"/>
+          <w:sz w:val="17"/>
+        </w:rPr>
+        <w:t>else {</w:t>
+      </w:r>
+    </w:p>
+    <w:p>
+      <w:pPr>
+        <w:spacing w:after="0" w:before="0" w:line="240" w:lineRule="auto"/>
+      </w:pPr>
+      <w:r>
+        <w:rPr>
+          <w:rFonts w:ascii="Consolas" w:hAnsi="Consolas" w:cs="Consolas"/>
+          <w:sz w:val="17"/>
+        </w:rPr>
+        <w:t xml:space="preserve">    printf("Input non valido\n");</w:t>
+      </w:r>
+    </w:p>
+    <w:p>
+      <w:pPr>
+        <w:spacing w:after="0" w:before="0" w:line="240" w:lineRule="auto"/>
+      </w:pPr>
+      <w:r>
+        <w:rPr>
+          <w:rFonts w:ascii="Consolas" w:hAnsi="Consolas" w:cs="Consolas"/>
+          <w:sz w:val="17"/>
+        </w:rPr>
+        <w:t>}</w:t>
+      </w:r>
+    </w:p>
+    <w:p/>
+    <w:p>
+      <w:r>
+        <w:rPr>
+          <w:b/>
+        </w:rPr>
+        <w:t>Protezione da operazioni illegali.</w:t>
+      </w:r>
+      <w:r>
+        <w:rPr/>
+        <w:t xml:space="preserve"> Per esempio, si evita la divisione per zero controllando il divisore:</w:t>
+      </w:r>
+    </w:p>
+    <w:p>
+      <w:pPr>
+        <w:spacing w:after="0" w:before="0" w:line="240" w:lineRule="auto"/>
+      </w:pPr>
+      <w:r>
+        <w:rPr>
+          <w:rFonts w:ascii="Consolas" w:hAnsi="Consolas" w:cs="Consolas"/>
+          <w:sz w:val="17"/>
+        </w:rPr>
+        <w:t>if (divisore != 0) {</w:t>
+      </w:r>
+    </w:p>
+    <w:p>
+      <w:pPr>
+        <w:spacing w:after="0" w:before="0" w:line="240" w:lineRule="auto"/>
+      </w:pPr>
+      <w:r>
+        <w:rPr>
+          <w:rFonts w:ascii="Consolas" w:hAnsi="Consolas" w:cs="Consolas"/>
+          <w:sz w:val="17"/>
+        </w:rPr>
+        <w:t xml:space="preserve">    printf("Risultato: %d\n", dividendo / divisore);</w:t>
+      </w:r>
+    </w:p>
+    <w:p>
+      <w:pPr>
+        <w:spacing w:after="0" w:before="0" w:line="240" w:lineRule="auto"/>
+      </w:pPr>
+      <w:r>
+        <w:rPr>
+          <w:rFonts w:ascii="Consolas" w:hAnsi="Consolas" w:cs="Consolas"/>
+          <w:sz w:val="17"/>
+        </w:rPr>
+        <w:t>}</w:t>
+      </w:r>
+    </w:p>
+    <w:p>
+      <w:pPr>
+        <w:spacing w:after="0" w:before="0" w:line="240" w:lineRule="auto"/>
+      </w:pPr>
+      <w:r>
+        <w:rPr>
+          <w:rFonts w:ascii="Consolas" w:hAnsi="Consolas" w:cs="Consolas"/>
+          <w:sz w:val="17"/>
+        </w:rPr>
+        <w:t>else {</w:t>
+      </w:r>
+    </w:p>
+    <w:p>
+      <w:pPr>
+        <w:spacing w:after="0" w:before="0" w:line="240" w:lineRule="auto"/>
+      </w:pPr>
+      <w:r>
+        <w:rPr>
+          <w:rFonts w:ascii="Consolas" w:hAnsi="Consolas" w:cs="Consolas"/>
+          <w:sz w:val="17"/>
+        </w:rPr>
+        <w:t xml:space="preserve">    printf("Errore: divisione per zero!\n");</w:t>
+      </w:r>
+    </w:p>
+    <w:p>
+      <w:pPr>
+        <w:spacing w:after="0" w:before="0" w:line="240" w:lineRule="auto"/>
+      </w:pPr>
+      <w:r>
+        <w:rPr>
+          <w:rFonts w:ascii="Consolas" w:hAnsi="Consolas" w:cs="Consolas"/>
+          <w:sz w:val="17"/>
+        </w:rPr>
+        <w:t>}</w:t>
+      </w:r>
+    </w:p>
+    <w:p/>
+    <w:p>
+      <w:r>
+        <w:rPr>
+          <w:b/>
+        </w:rPr>
+        <w:t>Controllo che un valore stia in un intervallo.</w:t>
+      </w:r>
+      <w:r>
+        <w:rPr/>
+        <w:t xml:space="preserve"> Si combinano la lettura riuscita e il confronto sull'intervallo (capitolo 18); grazie alla cortocircuitazione, se la lettura è fallita la temperatura non viene nemmeno confrontata:</w:t>
+      </w:r>
+    </w:p>
+    <w:p>
+      <w:pPr>
+        <w:spacing w:after="0" w:before="0" w:line="240" w:lineRule="auto"/>
+      </w:pPr>
+      <w:r>
+        <w:rPr>
+          <w:rFonts w:ascii="Consolas" w:hAnsi="Consolas" w:cs="Consolas"/>
+          <w:sz w:val="17"/>
+        </w:rPr>
+        <w:t>float temperatura;</w:t>
+      </w:r>
+    </w:p>
+    <w:p>
+      <w:pPr>
+        <w:spacing w:after="0" w:before="0" w:line="240" w:lineRule="auto"/>
+      </w:pPr>
+      <w:r>
+        <w:rPr>
+          <w:rFonts w:ascii="Consolas" w:hAnsi="Consolas" w:cs="Consolas"/>
+          <w:sz w:val="17"/>
+        </w:rPr>
+        <w:t>bool inputOk = scanf("%f", &amp;temperatura) == 1;</w:t>
+      </w:r>
+    </w:p>
+    <w:p>
+      <w:pPr>
+        <w:spacing w:after="0" w:before="0" w:line="240" w:lineRule="auto"/>
+      </w:pPr>
+      <w:r>
+        <w:rPr>
+          <w:rFonts w:ascii="Consolas" w:hAnsi="Consolas" w:cs="Consolas"/>
+          <w:sz w:val="17"/>
+        </w:rPr>
+        <w:t>// 0 &lt;= temperatura &lt;= 100</w:t>
+      </w:r>
+    </w:p>
+    <w:p>
+      <w:pPr>
+        <w:spacing w:after="0" w:before="0" w:line="240" w:lineRule="auto"/>
+      </w:pPr>
+      <w:r>
+        <w:rPr>
+          <w:rFonts w:ascii="Consolas" w:hAnsi="Consolas" w:cs="Consolas"/>
+          <w:sz w:val="17"/>
+        </w:rPr>
+        <w:t>if (inputOk &amp;&amp; 0 &lt;= temperatura &amp;&amp; temperatura &lt;= 100) {</w:t>
+      </w:r>
+    </w:p>
+    <w:p>
+      <w:pPr>
+        <w:spacing w:after="0" w:before="0" w:line="240" w:lineRule="auto"/>
+      </w:pPr>
+      <w:r>
+        <w:rPr>
+          <w:rFonts w:ascii="Consolas" w:hAnsi="Consolas" w:cs="Consolas"/>
+          <w:sz w:val="17"/>
+        </w:rPr>
+        <w:t xml:space="preserve">    printf("Temperatura entro i limiti\n");</w:t>
+      </w:r>
+    </w:p>
+    <w:p>
+      <w:pPr>
+        <w:spacing w:after="0" w:before="0" w:line="240" w:lineRule="auto"/>
+      </w:pPr>
+      <w:r>
+        <w:rPr>
+          <w:rFonts w:ascii="Consolas" w:hAnsi="Consolas" w:cs="Consolas"/>
+          <w:sz w:val="17"/>
+        </w:rPr>
+        <w:t>}</w:t>
+      </w:r>
+    </w:p>
+    <w:p>
+      <w:pPr>
+        <w:spacing w:after="0" w:before="0" w:line="240" w:lineRule="auto"/>
+      </w:pPr>
+      <w:r>
+        <w:rPr>
+          <w:rFonts w:ascii="Consolas" w:hAnsi="Consolas" w:cs="Consolas"/>
+          <w:sz w:val="17"/>
+        </w:rPr>
+        <w:t>else {</w:t>
+      </w:r>
+    </w:p>
+    <w:p>
+      <w:pPr>
+        <w:spacing w:after="0" w:before="0" w:line="240" w:lineRule="auto"/>
+      </w:pPr>
+      <w:r>
+        <w:rPr>
+          <w:rFonts w:ascii="Consolas" w:hAnsi="Consolas" w:cs="Consolas"/>
+          <w:sz w:val="17"/>
+        </w:rPr>
+        <w:t xml:space="preserve">    printf("Temperatura fuori intervallo o lettura errata\n");</w:t>
+      </w:r>
+    </w:p>
+    <w:p>
+      <w:pPr>
+        <w:spacing w:after="0" w:before="0" w:line="240" w:lineRule="auto"/>
+      </w:pPr>
+      <w:r>
+        <w:rPr>
+          <w:rFonts w:ascii="Consolas" w:hAnsi="Consolas" w:cs="Consolas"/>
+          <w:sz w:val="17"/>
+        </w:rPr>
+        <w:t>}</w:t>
+      </w:r>
+    </w:p>
+    <w:p/>
     <w:sectPr>
       <w:pgSz w:w="11906" w:h="16838"/>
       <w:pgMar w:top="1417" w:right="1134" w:bottom="1134" w:left="1134" w:header="708" w:footer="708" w:gutter="0"/>

--- a/Riassunto Programmazione.docx
+++ b/Riassunto Programmazione.docx
@@ -3683,27 +3683,7 @@
           <w:szCs w:val="17"/>
           <w:lang w:val="en-US"/>
         </w:rPr>
-        <w:t>7. ADD, R0, R2       // R0 &lt;- R0 + R</w:t>
-      </w:r>
-      <w:proofErr w:type="gramStart"/>
-      <w:r>
-        <w:rPr>
-          <w:rFonts w:ascii="Consolas" w:eastAsia="Consolas" w:hAnsi="Consolas" w:cs="Consolas"/>
-          <w:sz w:val="17"/>
-          <w:szCs w:val="17"/>
-          <w:lang w:val="en-US"/>
-        </w:rPr>
-        <w:t>2  (</w:t>
-      </w:r>
-      <w:proofErr w:type="gramEnd"/>
-      <w:r>
-        <w:rPr>
-          <w:rFonts w:ascii="Consolas" w:eastAsia="Consolas" w:hAnsi="Consolas" w:cs="Consolas"/>
-          <w:sz w:val="17"/>
-          <w:szCs w:val="17"/>
-          <w:lang w:val="en-US"/>
-        </w:rPr>
-        <w:t>s &lt;- s + m)</w:t>
+        <w:t>7. ADD, R0, R2       // R0 &lt;- R0 + R2  (s &lt;- s + m)</w:t>
       </w:r>
     </w:p>
     <w:p>
@@ -3720,25 +3700,7 @@
           <w:sz w:val="17"/>
           <w:szCs w:val="17"/>
         </w:rPr>
-        <w:t>8. INC, R1           // R1 &lt;- R1 + 1</w:t>
-      </w:r>
-      <w:proofErr w:type="gramStart"/>
-      <w:r>
-        <w:rPr>
-          <w:rFonts w:ascii="Consolas" w:eastAsia="Consolas" w:hAnsi="Consolas" w:cs="Consolas"/>
-          <w:sz w:val="17"/>
-          <w:szCs w:val="17"/>
-        </w:rPr>
-        <w:t xml:space="preserve">   (</w:t>
-      </w:r>
-      <w:proofErr w:type="gramEnd"/>
-      <w:r>
-        <w:rPr>
-          <w:rFonts w:ascii="Consolas" w:eastAsia="Consolas" w:hAnsi="Consolas" w:cs="Consolas"/>
-          <w:sz w:val="17"/>
-          <w:szCs w:val="17"/>
-        </w:rPr>
-        <w:t>i &lt;- i + 1)</w:t>
+        <w:t>8. INC, R1           // R1 &lt;- R1 + 1   (i &lt;- i + 1)</w:t>
       </w:r>
     </w:p>
     <w:p>
@@ -4644,25 +4606,7 @@
           <w:sz w:val="20"/>
           <w:szCs w:val="20"/>
         </w:rPr>
-        <w:t xml:space="preserve"> un tipo di dato fornito direttamente dal linguaggio (come int, float o </w:t>
-      </w:r>
-      <w:proofErr w:type="spellStart"/>
-      <w:r>
-        <w:rPr>
-          <w:color w:val="0F9ED5" w:themeColor="accent4"/>
-          <w:sz w:val="20"/>
-          <w:szCs w:val="20"/>
-        </w:rPr>
-        <w:t>char</w:t>
-      </w:r>
-      <w:proofErr w:type="spellEnd"/>
-      <w:r>
-        <w:rPr>
-          <w:color w:val="0F9ED5" w:themeColor="accent4"/>
-          <w:sz w:val="20"/>
-          <w:szCs w:val="20"/>
-        </w:rPr>
-        <w:t>) che stabilisce la dimensione occupata in memoria, la codifica binaria e le operazioni consentite</w:t>
+        <w:t xml:space="preserve"> un tipo di dato fornito direttamente dal linguaggio (come int, float o char) che stabilisce la dimensione occupata in memoria, la codifica binaria e le operazioni consentite</w:t>
       </w:r>
     </w:p>
     <w:p>
@@ -5113,25 +5057,7 @@
           <w:sz w:val="17"/>
           <w:szCs w:val="17"/>
         </w:rPr>
-        <w:t xml:space="preserve">x = x + </w:t>
-      </w:r>
-      <w:proofErr w:type="gramStart"/>
-      <w:r>
-        <w:rPr>
-          <w:rFonts w:ascii="Consolas" w:eastAsia="Consolas" w:hAnsi="Consolas" w:cs="Consolas"/>
-          <w:sz w:val="17"/>
-          <w:szCs w:val="17"/>
-        </w:rPr>
-        <w:t xml:space="preserve">1;   </w:t>
-      </w:r>
-      <w:proofErr w:type="gramEnd"/>
-      <w:r>
-        <w:rPr>
-          <w:rFonts w:ascii="Consolas" w:eastAsia="Consolas" w:hAnsi="Consolas" w:cs="Consolas"/>
-          <w:sz w:val="17"/>
-          <w:szCs w:val="17"/>
-        </w:rPr>
-        <w:t xml:space="preserve">       // OVERFLOW (indefinito per gli int con segno): tipicamente x diventa -2147483648</w:t>
+        <w:t>x = x + 1;          // OVERFLOW (indefinito per gli int con segno): tipicamente x diventa -2147483648</w:t>
       </w:r>
     </w:p>
     <w:p>
@@ -5213,83 +5139,11 @@
           <w:lang w:val="en-US"/>
         </w:rPr>
       </w:pPr>
-      <w:proofErr w:type="spellStart"/>
       <w:r>
         <w:rPr>
           <w:lang w:val="en-US"/>
         </w:rPr>
-        <w:t>sizeof</w:t>
-      </w:r>
-      <w:proofErr w:type="spellEnd"/>
-      <w:r>
-        <w:rPr>
-          <w:lang w:val="en-US"/>
-        </w:rPr>
-        <w:t xml:space="preserve">(char) ≤ </w:t>
-      </w:r>
-      <w:proofErr w:type="spellStart"/>
-      <w:r>
-        <w:rPr>
-          <w:lang w:val="en-US"/>
-        </w:rPr>
-        <w:t>sizeof</w:t>
-      </w:r>
-      <w:proofErr w:type="spellEnd"/>
-      <w:r>
-        <w:rPr>
-          <w:lang w:val="en-US"/>
-        </w:rPr>
-        <w:t xml:space="preserve">(short) ≤ </w:t>
-      </w:r>
-      <w:proofErr w:type="spellStart"/>
-      <w:r>
-        <w:rPr>
-          <w:lang w:val="en-US"/>
-        </w:rPr>
-        <w:t>sizeof</w:t>
-      </w:r>
-      <w:proofErr w:type="spellEnd"/>
-      <w:r>
-        <w:rPr>
-          <w:lang w:val="en-US"/>
-        </w:rPr>
-        <w:t xml:space="preserve">(int) ≤ </w:t>
-      </w:r>
-      <w:proofErr w:type="spellStart"/>
-      <w:r>
-        <w:rPr>
-          <w:lang w:val="en-US"/>
-        </w:rPr>
-        <w:t>sizeof</w:t>
-      </w:r>
-      <w:proofErr w:type="spellEnd"/>
-      <w:r>
-        <w:rPr>
-          <w:lang w:val="en-US"/>
-        </w:rPr>
-        <w:t xml:space="preserve">(long) ≤ </w:t>
-      </w:r>
-      <w:proofErr w:type="spellStart"/>
-      <w:proofErr w:type="gramStart"/>
-      <w:r>
-        <w:rPr>
-          <w:lang w:val="en-US"/>
-        </w:rPr>
-        <w:t>sizeof</w:t>
-      </w:r>
-      <w:proofErr w:type="spellEnd"/>
-      <w:r>
-        <w:rPr>
-          <w:lang w:val="en-US"/>
-        </w:rPr>
-        <w:t>(</w:t>
-      </w:r>
-      <w:proofErr w:type="gramEnd"/>
-      <w:r>
-        <w:rPr>
-          <w:lang w:val="en-US"/>
-        </w:rPr>
-        <w:t>long long)</w:t>
+        <w:t>sizeof(char) ≤ sizeof(short) ≤ sizeof(int) ≤ sizeof(long) ≤ sizeof(long long)</w:t>
       </w:r>
     </w:p>
     <w:p>
@@ -5532,25 +5386,7 @@
           <w:sz w:val="17"/>
           <w:szCs w:val="17"/>
         </w:rPr>
-        <w:t xml:space="preserve">int contatore = </w:t>
-      </w:r>
-      <w:proofErr w:type="gramStart"/>
-      <w:r>
-        <w:rPr>
-          <w:rFonts w:ascii="Consolas" w:eastAsia="Consolas" w:hAnsi="Consolas" w:cs="Consolas"/>
-          <w:sz w:val="17"/>
-          <w:szCs w:val="17"/>
-        </w:rPr>
-        <w:t xml:space="preserve">1;   </w:t>
-      </w:r>
-      <w:proofErr w:type="gramEnd"/>
-      <w:r>
-        <w:rPr>
-          <w:rFonts w:ascii="Consolas" w:eastAsia="Consolas" w:hAnsi="Consolas" w:cs="Consolas"/>
-          <w:sz w:val="17"/>
-          <w:szCs w:val="17"/>
-        </w:rPr>
-        <w:t xml:space="preserve">  // Indirizzo: es. 0x904A, Tipo: int (4 byte), Valore: 1</w:t>
+        <w:t>int contatore = 1;     // Indirizzo: es. 0x904A, Tipo: int (4 byte), Valore: 1</w:t>
       </w:r>
     </w:p>
     <w:p>
@@ -5566,25 +5402,7 @@
           <w:sz w:val="17"/>
           <w:szCs w:val="17"/>
         </w:rPr>
-        <w:t>float media = 60.54f</w:t>
-      </w:r>
-      <w:proofErr w:type="gramStart"/>
-      <w:r>
-        <w:rPr>
-          <w:rFonts w:ascii="Consolas" w:eastAsia="Consolas" w:hAnsi="Consolas" w:cs="Consolas"/>
-          <w:sz w:val="17"/>
-          <w:szCs w:val="17"/>
-        </w:rPr>
-        <w:t>;  /</w:t>
-      </w:r>
-      <w:proofErr w:type="gramEnd"/>
-      <w:r>
-        <w:rPr>
-          <w:rFonts w:ascii="Consolas" w:eastAsia="Consolas" w:hAnsi="Consolas" w:cs="Consolas"/>
-          <w:sz w:val="17"/>
-          <w:szCs w:val="17"/>
-        </w:rPr>
-        <w:t>/ Indirizzo: es. 0x367F, Tipo: float (4 byte), Valore: 60.54</w:t>
+        <w:t>float media = 60.54f;  // Indirizzo: es. 0x367F, Tipo: float (4 byte), Valore: 60.54</w:t>
       </w:r>
     </w:p>
     <w:p>
@@ -6006,25 +5824,7 @@
           <w:sz w:val="17"/>
           <w:szCs w:val="17"/>
         </w:rPr>
-        <w:t>int main(</w:t>
-      </w:r>
-      <w:proofErr w:type="spellStart"/>
-      <w:r>
-        <w:rPr>
-          <w:rFonts w:ascii="Consolas" w:eastAsia="Consolas" w:hAnsi="Consolas" w:cs="Consolas"/>
-          <w:sz w:val="17"/>
-          <w:szCs w:val="17"/>
-        </w:rPr>
-        <w:t>void</w:t>
-      </w:r>
-      <w:proofErr w:type="spellEnd"/>
-      <w:r>
-        <w:rPr>
-          <w:rFonts w:ascii="Consolas" w:eastAsia="Consolas" w:hAnsi="Consolas" w:cs="Consolas"/>
-          <w:sz w:val="17"/>
-          <w:szCs w:val="17"/>
-        </w:rPr>
-        <w:t>) {</w:t>
+        <w:t>int main(void) {</w:t>
       </w:r>
     </w:p>
     <w:p>
@@ -6041,43 +5841,7 @@
           <w:sz w:val="17"/>
           <w:szCs w:val="17"/>
         </w:rPr>
-        <w:t xml:space="preserve">    int </w:t>
-      </w:r>
-      <w:proofErr w:type="gramStart"/>
-      <w:r>
-        <w:rPr>
-          <w:rFonts w:ascii="Consolas" w:eastAsia="Consolas" w:hAnsi="Consolas" w:cs="Consolas"/>
-          <w:sz w:val="17"/>
-          <w:szCs w:val="17"/>
-        </w:rPr>
-        <w:t xml:space="preserve">x;   </w:t>
-      </w:r>
-      <w:proofErr w:type="gramEnd"/>
-      <w:r>
-        <w:rPr>
-          <w:rFonts w:ascii="Consolas" w:eastAsia="Consolas" w:hAnsi="Consolas" w:cs="Consolas"/>
-          <w:sz w:val="17"/>
-          <w:szCs w:val="17"/>
-        </w:rPr>
-        <w:t xml:space="preserve">    // Dichiarazione: allocati 4 byte sullo </w:t>
-      </w:r>
-      <w:proofErr w:type="spellStart"/>
-      <w:r>
-        <w:rPr>
-          <w:rFonts w:ascii="Consolas" w:eastAsia="Consolas" w:hAnsi="Consolas" w:cs="Consolas"/>
-          <w:sz w:val="17"/>
-          <w:szCs w:val="17"/>
-        </w:rPr>
-        <w:t>stack</w:t>
-      </w:r>
-      <w:proofErr w:type="spellEnd"/>
-      <w:r>
-        <w:rPr>
-          <w:rFonts w:ascii="Consolas" w:eastAsia="Consolas" w:hAnsi="Consolas" w:cs="Consolas"/>
-          <w:sz w:val="17"/>
-          <w:szCs w:val="17"/>
-        </w:rPr>
-        <w:t>, valore indeterminato (?)</w:t>
+        <w:t xml:space="preserve">    int x;       // Dichiarazione: allocati 4 byte sullo stack, valore indeterminato (?)</w:t>
       </w:r>
     </w:p>
     <w:p>
@@ -6094,25 +5858,7 @@
           <w:sz w:val="17"/>
           <w:szCs w:val="17"/>
         </w:rPr>
-        <w:t xml:space="preserve">    x = </w:t>
-      </w:r>
-      <w:proofErr w:type="gramStart"/>
-      <w:r>
-        <w:rPr>
-          <w:rFonts w:ascii="Consolas" w:eastAsia="Consolas" w:hAnsi="Consolas" w:cs="Consolas"/>
-          <w:sz w:val="17"/>
-          <w:szCs w:val="17"/>
-        </w:rPr>
-        <w:t xml:space="preserve">10;   </w:t>
-      </w:r>
-      <w:proofErr w:type="gramEnd"/>
-      <w:r>
-        <w:rPr>
-          <w:rFonts w:ascii="Consolas" w:eastAsia="Consolas" w:hAnsi="Consolas" w:cs="Consolas"/>
-          <w:sz w:val="17"/>
-          <w:szCs w:val="17"/>
-        </w:rPr>
-        <w:t xml:space="preserve">   // Assegnamento successivo: il valore diventa 10</w:t>
+        <w:t xml:space="preserve">    x = 10;      // Assegnamento successivo: il valore diventa 10</w:t>
       </w:r>
     </w:p>
     <w:p>
@@ -6360,61 +6106,7 @@
           <w:sz w:val="17"/>
           <w:szCs w:val="17"/>
         </w:rPr>
-        <w:t xml:space="preserve">  </w:t>
-      </w:r>
-      <w:proofErr w:type="gramStart"/>
-      <w:r>
-        <w:rPr>
-          <w:rFonts w:ascii="Consolas" w:eastAsia="Consolas" w:hAnsi="Consolas" w:cs="Consolas"/>
-          <w:sz w:val="17"/>
-          <w:szCs w:val="17"/>
-        </w:rPr>
-        <w:t>[ AREA</w:t>
-      </w:r>
-      <w:proofErr w:type="gramEnd"/>
-      <w:r>
-        <w:rPr>
-          <w:rFonts w:ascii="Consolas" w:eastAsia="Consolas" w:hAnsi="Consolas" w:cs="Consolas"/>
-          <w:sz w:val="17"/>
-          <w:szCs w:val="17"/>
-        </w:rPr>
-        <w:t xml:space="preserve"> </w:t>
-      </w:r>
-      <w:proofErr w:type="gramStart"/>
-      <w:r>
-        <w:rPr>
-          <w:rFonts w:ascii="Consolas" w:eastAsia="Consolas" w:hAnsi="Consolas" w:cs="Consolas"/>
-          <w:sz w:val="17"/>
-          <w:szCs w:val="17"/>
-        </w:rPr>
-        <w:t>CODICE ]</w:t>
-      </w:r>
-      <w:proofErr w:type="gramEnd"/>
-      <w:r>
-        <w:rPr>
-          <w:rFonts w:ascii="Consolas" w:eastAsia="Consolas" w:hAnsi="Consolas" w:cs="Consolas"/>
-          <w:sz w:val="17"/>
-          <w:szCs w:val="17"/>
-        </w:rPr>
-        <w:t xml:space="preserve">   ---&gt; Contiene le istruzioni binarie del </w:t>
-      </w:r>
-      <w:proofErr w:type="gramStart"/>
-      <w:r>
-        <w:rPr>
-          <w:rFonts w:ascii="Consolas" w:eastAsia="Consolas" w:hAnsi="Consolas" w:cs="Consolas"/>
-          <w:sz w:val="17"/>
-          <w:szCs w:val="17"/>
-        </w:rPr>
-        <w:t>main(</w:t>
-      </w:r>
-      <w:proofErr w:type="gramEnd"/>
-      <w:r>
-        <w:rPr>
-          <w:rFonts w:ascii="Consolas" w:eastAsia="Consolas" w:hAnsi="Consolas" w:cs="Consolas"/>
-          <w:sz w:val="17"/>
-          <w:szCs w:val="17"/>
-        </w:rPr>
-        <w:t>) (dimensione fissa)</w:t>
+        <w:t xml:space="preserve">  [ AREA CODICE ]   ---&gt; Contiene le istruzioni binarie del main() (dimensione fissa)</w:t>
       </w:r>
     </w:p>
     <w:p>
@@ -6452,43 +6144,7 @@
           <w:sz w:val="17"/>
           <w:szCs w:val="17"/>
         </w:rPr>
-        <w:t xml:space="preserve">  </w:t>
-      </w:r>
-      <w:proofErr w:type="gramStart"/>
-      <w:r>
-        <w:rPr>
-          <w:rFonts w:ascii="Consolas" w:eastAsia="Consolas" w:hAnsi="Consolas" w:cs="Consolas"/>
-          <w:sz w:val="17"/>
-          <w:szCs w:val="17"/>
-        </w:rPr>
-        <w:t>[ AREA</w:t>
-      </w:r>
-      <w:proofErr w:type="gramEnd"/>
-      <w:r>
-        <w:rPr>
-          <w:rFonts w:ascii="Consolas" w:eastAsia="Consolas" w:hAnsi="Consolas" w:cs="Consolas"/>
-          <w:sz w:val="17"/>
-          <w:szCs w:val="17"/>
-        </w:rPr>
-        <w:t xml:space="preserve"> DATI / </w:t>
-      </w:r>
-      <w:proofErr w:type="gramStart"/>
-      <w:r>
-        <w:rPr>
-          <w:rFonts w:ascii="Consolas" w:eastAsia="Consolas" w:hAnsi="Consolas" w:cs="Consolas"/>
-          <w:sz w:val="17"/>
-          <w:szCs w:val="17"/>
-        </w:rPr>
-        <w:t>STACK ]</w:t>
-      </w:r>
-      <w:proofErr w:type="gramEnd"/>
-      <w:r>
-        <w:rPr>
-          <w:rFonts w:ascii="Consolas" w:eastAsia="Consolas" w:hAnsi="Consolas" w:cs="Consolas"/>
-          <w:sz w:val="17"/>
-          <w:szCs w:val="17"/>
-        </w:rPr>
-        <w:t xml:space="preserve"> (Cresce verso indirizzi di memoria più bassi)</w:t>
+        <w:t xml:space="preserve">  [ AREA DATI / STACK ] (Cresce verso indirizzi di memoria più bassi)</w:t>
       </w:r>
     </w:p>
     <w:p>
@@ -6558,15 +6214,7 @@
         <w:t>.</w:t>
       </w:r>
       <w:r>
-        <w:t xml:space="preserve"> Nel modello di riferimento adottato, lo </w:t>
-      </w:r>
-      <w:proofErr w:type="spellStart"/>
-      <w:r>
-        <w:t>stack</w:t>
-      </w:r>
-      <w:proofErr w:type="spellEnd"/>
-      <w:r>
-        <w:t xml:space="preserve"> è posizionato nella parte superiore dell'area dati e si sviluppa convenzionalmente </w:t>
+        <w:t xml:space="preserve"> Nel modello di riferimento adottato, lo stack è posizionato nella parte superiore dell'area dati e si sviluppa convenzionalmente </w:t>
       </w:r>
       <w:r>
         <w:rPr>
@@ -6597,15 +6245,7 @@
         <w:t>tracciamento</w:t>
       </w:r>
       <w:r>
-        <w:t xml:space="preserve"> delle variabili all'interno dello </w:t>
-      </w:r>
-      <w:proofErr w:type="spellStart"/>
-      <w:r>
-        <w:t>stack</w:t>
-      </w:r>
-      <w:proofErr w:type="spellEnd"/>
-      <w:r>
-        <w:t xml:space="preserve"> sono </w:t>
+        <w:t xml:space="preserve"> delle variabili all'interno dello stack sono </w:t>
       </w:r>
       <w:r>
         <w:rPr>
@@ -6641,15 +6281,7 @@
         <w:t>conserva l'indirizzo base fisso da cui parte l'allocazione</w:t>
       </w:r>
       <w:r>
-        <w:t xml:space="preserve"> delle variabili della funzione o del blocco corrente (</w:t>
-      </w:r>
-      <w:proofErr w:type="gramStart"/>
-      <w:r>
-        <w:t>main(</w:t>
-      </w:r>
-      <w:proofErr w:type="gramEnd"/>
-      <w:r>
-        <w:t>)).</w:t>
+        <w:t xml:space="preserve"> delle variabili della funzione o del blocco corrente (main()).</w:t>
       </w:r>
     </w:p>
     <w:p>
@@ -6740,25 +6372,7 @@
           <w:szCs w:val="17"/>
         </w:rPr>
         <w:lastRenderedPageBreak/>
-        <w:t xml:space="preserve">  Indirizzo </w:t>
-      </w:r>
-      <w:proofErr w:type="gramStart"/>
-      <w:r>
-        <w:rPr>
-          <w:rFonts w:ascii="Consolas" w:eastAsia="Consolas" w:hAnsi="Consolas" w:cs="Consolas"/>
-          <w:sz w:val="17"/>
-          <w:szCs w:val="17"/>
-        </w:rPr>
-        <w:t>Alto  ┌</w:t>
-      </w:r>
-      <w:proofErr w:type="gramEnd"/>
-      <w:r>
-        <w:rPr>
-          <w:rFonts w:ascii="Consolas" w:eastAsia="Consolas" w:hAnsi="Consolas" w:cs="Consolas"/>
-          <w:sz w:val="17"/>
-          <w:szCs w:val="17"/>
-        </w:rPr>
-        <w:t>───────────────────────────┐ &lt;--- Frame Pointer (FP)</w:t>
+        <w:t xml:space="preserve">  Indirizzo Alto  ┌───────────────────────────┐ &lt;--- Frame Pointer (FP)</w:t>
       </w:r>
     </w:p>
     <w:p>
@@ -6775,43 +6389,7 @@
           <w:sz w:val="17"/>
           <w:szCs w:val="17"/>
         </w:rPr>
-        <w:t xml:space="preserve">                  </w:t>
-      </w:r>
-      <w:proofErr w:type="gramStart"/>
-      <w:r>
-        <w:rPr>
-          <w:rFonts w:ascii="Consolas" w:eastAsia="Consolas" w:hAnsi="Consolas" w:cs="Consolas"/>
-          <w:sz w:val="17"/>
-          <w:szCs w:val="17"/>
-        </w:rPr>
-        <w:t>│  Variabile</w:t>
-      </w:r>
-      <w:proofErr w:type="gramEnd"/>
-      <w:r>
-        <w:rPr>
-          <w:rFonts w:ascii="Consolas" w:eastAsia="Consolas" w:hAnsi="Consolas" w:cs="Consolas"/>
-          <w:sz w:val="17"/>
-          <w:szCs w:val="17"/>
-        </w:rPr>
-        <w:t xml:space="preserve"> x (int: 4</w:t>
-      </w:r>
-      <w:proofErr w:type="gramStart"/>
-      <w:r>
-        <w:rPr>
-          <w:rFonts w:ascii="Consolas" w:eastAsia="Consolas" w:hAnsi="Consolas" w:cs="Consolas"/>
-          <w:sz w:val="17"/>
-          <w:szCs w:val="17"/>
-        </w:rPr>
-        <w:t xml:space="preserve">B)   </w:t>
-      </w:r>
-      <w:proofErr w:type="gramEnd"/>
-      <w:r>
-        <w:rPr>
-          <w:rFonts w:ascii="Consolas" w:eastAsia="Consolas" w:hAnsi="Consolas" w:cs="Consolas"/>
-          <w:sz w:val="17"/>
-          <w:szCs w:val="17"/>
-        </w:rPr>
-        <w:t xml:space="preserve"> │</w:t>
+        <w:t xml:space="preserve">                  │  Variabile x (int: 4B)    │</w:t>
       </w:r>
     </w:p>
     <w:p>
@@ -6845,43 +6423,7 @@
           <w:sz w:val="17"/>
           <w:szCs w:val="17"/>
         </w:rPr>
-        <w:t xml:space="preserve">                  </w:t>
-      </w:r>
-      <w:proofErr w:type="gramStart"/>
-      <w:r>
-        <w:rPr>
-          <w:rFonts w:ascii="Consolas" w:eastAsia="Consolas" w:hAnsi="Consolas" w:cs="Consolas"/>
-          <w:sz w:val="17"/>
-          <w:szCs w:val="17"/>
-        </w:rPr>
-        <w:t>│  Variabile</w:t>
-      </w:r>
-      <w:proofErr w:type="gramEnd"/>
-      <w:r>
-        <w:rPr>
-          <w:rFonts w:ascii="Consolas" w:eastAsia="Consolas" w:hAnsi="Consolas" w:cs="Consolas"/>
-          <w:sz w:val="17"/>
-          <w:szCs w:val="17"/>
-        </w:rPr>
-        <w:t xml:space="preserve"> y (int: 4</w:t>
-      </w:r>
-      <w:proofErr w:type="gramStart"/>
-      <w:r>
-        <w:rPr>
-          <w:rFonts w:ascii="Consolas" w:eastAsia="Consolas" w:hAnsi="Consolas" w:cs="Consolas"/>
-          <w:sz w:val="17"/>
-          <w:szCs w:val="17"/>
-        </w:rPr>
-        <w:t xml:space="preserve">B)   </w:t>
-      </w:r>
-      <w:proofErr w:type="gramEnd"/>
-      <w:r>
-        <w:rPr>
-          <w:rFonts w:ascii="Consolas" w:eastAsia="Consolas" w:hAnsi="Consolas" w:cs="Consolas"/>
-          <w:sz w:val="17"/>
-          <w:szCs w:val="17"/>
-        </w:rPr>
-        <w:t xml:space="preserve"> │</w:t>
+        <w:t xml:space="preserve">                  │  Variabile y (int: 4B)    │</w:t>
       </w:r>
     </w:p>
     <w:p>
@@ -6915,43 +6457,7 @@
           <w:sz w:val="17"/>
           <w:szCs w:val="17"/>
         </w:rPr>
-        <w:t xml:space="preserve">                  </w:t>
-      </w:r>
-      <w:proofErr w:type="gramStart"/>
-      <w:r>
-        <w:rPr>
-          <w:rFonts w:ascii="Consolas" w:eastAsia="Consolas" w:hAnsi="Consolas" w:cs="Consolas"/>
-          <w:sz w:val="17"/>
-          <w:szCs w:val="17"/>
-        </w:rPr>
-        <w:t>│  Variabile</w:t>
-      </w:r>
-      <w:proofErr w:type="gramEnd"/>
-      <w:r>
-        <w:rPr>
-          <w:rFonts w:ascii="Consolas" w:eastAsia="Consolas" w:hAnsi="Consolas" w:cs="Consolas"/>
-          <w:sz w:val="17"/>
-          <w:szCs w:val="17"/>
-        </w:rPr>
-        <w:t xml:space="preserve"> z (int: 4</w:t>
-      </w:r>
-      <w:proofErr w:type="gramStart"/>
-      <w:r>
-        <w:rPr>
-          <w:rFonts w:ascii="Consolas" w:eastAsia="Consolas" w:hAnsi="Consolas" w:cs="Consolas"/>
-          <w:sz w:val="17"/>
-          <w:szCs w:val="17"/>
-        </w:rPr>
-        <w:t xml:space="preserve">B)   </w:t>
-      </w:r>
-      <w:proofErr w:type="gramEnd"/>
-      <w:r>
-        <w:rPr>
-          <w:rFonts w:ascii="Consolas" w:eastAsia="Consolas" w:hAnsi="Consolas" w:cs="Consolas"/>
-          <w:sz w:val="17"/>
-          <w:szCs w:val="17"/>
-        </w:rPr>
-        <w:t xml:space="preserve"> │</w:t>
+        <w:t xml:space="preserve">                  │  Variabile z (int: 4B)    │</w:t>
       </w:r>
     </w:p>
     <w:p>
@@ -7128,25 +6634,7 @@
           <w:sz w:val="17"/>
           <w:szCs w:val="17"/>
         </w:rPr>
-        <w:t>int main(</w:t>
-      </w:r>
-      <w:proofErr w:type="spellStart"/>
-      <w:r>
-        <w:rPr>
-          <w:rFonts w:ascii="Consolas" w:eastAsia="Consolas" w:hAnsi="Consolas" w:cs="Consolas"/>
-          <w:sz w:val="17"/>
-          <w:szCs w:val="17"/>
-        </w:rPr>
-        <w:t>void</w:t>
-      </w:r>
-      <w:proofErr w:type="spellEnd"/>
-      <w:r>
-        <w:rPr>
-          <w:rFonts w:ascii="Consolas" w:eastAsia="Consolas" w:hAnsi="Consolas" w:cs="Consolas"/>
-          <w:sz w:val="17"/>
-          <w:szCs w:val="17"/>
-        </w:rPr>
-        <w:t>) {</w:t>
+        <w:t>int main(void) {</w:t>
       </w:r>
     </w:p>
     <w:p>
@@ -7163,25 +6651,7 @@
           <w:sz w:val="17"/>
           <w:szCs w:val="17"/>
         </w:rPr>
-        <w:t xml:space="preserve">    int x; // SP decrementato di 4 byte -&gt; allocata x (</w:t>
-      </w:r>
-      <w:proofErr w:type="gramStart"/>
-      <w:r>
-        <w:rPr>
-          <w:rFonts w:ascii="Consolas" w:eastAsia="Consolas" w:hAnsi="Consolas" w:cs="Consolas"/>
-          <w:sz w:val="17"/>
-          <w:szCs w:val="17"/>
-        </w:rPr>
-        <w:t>valore ?</w:t>
-      </w:r>
-      <w:proofErr w:type="gramEnd"/>
-      <w:r>
-        <w:rPr>
-          <w:rFonts w:ascii="Consolas" w:eastAsia="Consolas" w:hAnsi="Consolas" w:cs="Consolas"/>
-          <w:sz w:val="17"/>
-          <w:szCs w:val="17"/>
-        </w:rPr>
-        <w:t>)</w:t>
+        <w:t xml:space="preserve">    int x; // SP decrementato di 4 byte -&gt; allocata x (valore ?)</w:t>
       </w:r>
     </w:p>
     <w:p>
@@ -7198,25 +6668,7 @@
           <w:sz w:val="17"/>
           <w:szCs w:val="17"/>
         </w:rPr>
-        <w:t xml:space="preserve">    int y; // SP decrementato di 4 byte -&gt; allocata y (</w:t>
-      </w:r>
-      <w:proofErr w:type="gramStart"/>
-      <w:r>
-        <w:rPr>
-          <w:rFonts w:ascii="Consolas" w:eastAsia="Consolas" w:hAnsi="Consolas" w:cs="Consolas"/>
-          <w:sz w:val="17"/>
-          <w:szCs w:val="17"/>
-        </w:rPr>
-        <w:t>valore ?</w:t>
-      </w:r>
-      <w:proofErr w:type="gramEnd"/>
-      <w:r>
-        <w:rPr>
-          <w:rFonts w:ascii="Consolas" w:eastAsia="Consolas" w:hAnsi="Consolas" w:cs="Consolas"/>
-          <w:sz w:val="17"/>
-          <w:szCs w:val="17"/>
-        </w:rPr>
-        <w:t>)</w:t>
+        <w:t xml:space="preserve">    int y; // SP decrementato di 4 byte -&gt; allocata y (valore ?)</w:t>
       </w:r>
     </w:p>
     <w:p>
@@ -7233,25 +6685,7 @@
           <w:sz w:val="17"/>
           <w:szCs w:val="17"/>
         </w:rPr>
-        <w:t xml:space="preserve">    int z; // SP decrementato di 4 byte -&gt; allocata z (</w:t>
-      </w:r>
-      <w:proofErr w:type="gramStart"/>
-      <w:r>
-        <w:rPr>
-          <w:rFonts w:ascii="Consolas" w:eastAsia="Consolas" w:hAnsi="Consolas" w:cs="Consolas"/>
-          <w:sz w:val="17"/>
-          <w:szCs w:val="17"/>
-        </w:rPr>
-        <w:t>valore ?</w:t>
-      </w:r>
-      <w:proofErr w:type="gramEnd"/>
-      <w:r>
-        <w:rPr>
-          <w:rFonts w:ascii="Consolas" w:eastAsia="Consolas" w:hAnsi="Consolas" w:cs="Consolas"/>
-          <w:sz w:val="17"/>
-          <w:szCs w:val="17"/>
-        </w:rPr>
-        <w:t>)</w:t>
+        <w:t xml:space="preserve">    int z; // SP decrementato di 4 byte -&gt; allocata z (valore ?)</w:t>
       </w:r>
     </w:p>
     <w:p>
@@ -7489,7 +6923,6 @@
         <w:lastRenderedPageBreak/>
         <w:t>Durata (</w:t>
       </w:r>
-      <w:proofErr w:type="spellStart"/>
       <w:r>
         <w:rPr>
           <w:b/>
@@ -7498,7 +6931,6 @@
         </w:rPr>
         <w:t>Lifetime</w:t>
       </w:r>
-      <w:proofErr w:type="spellEnd"/>
       <w:r>
         <w:rPr>
           <w:b/>
@@ -7606,16 +7038,11 @@
       <w:r>
         <w:t xml:space="preserve"> </w:t>
       </w:r>
-      <w:proofErr w:type="gramStart"/>
       <w:r>
         <w:t xml:space="preserve">supera </w:t>
       </w:r>
       <w:r>
-        <w:t xml:space="preserve"> i</w:t>
-      </w:r>
-      <w:proofErr w:type="gramEnd"/>
-      <w:r>
-        <w:t xml:space="preserve"> limiti dell'area consentita, generando un errore critico a runtime di </w:t>
+        <w:t xml:space="preserve"> i limiti dell'area consentita, generando un errore critico a runtime di </w:t>
       </w:r>
       <w:r>
         <w:rPr>
@@ -7904,119 +7331,7 @@
           <w:sz w:val="17"/>
           <w:szCs w:val="17"/>
         </w:rPr>
-        <w:t xml:space="preserve">a = </w:t>
-      </w:r>
-      <w:proofErr w:type="gramStart"/>
-      <w:r>
-        <w:rPr>
-          <w:rFonts w:ascii="Consolas" w:eastAsia="Consolas" w:hAnsi="Consolas" w:cs="Consolas"/>
-          <w:sz w:val="17"/>
-          <w:szCs w:val="17"/>
-        </w:rPr>
-        <w:t xml:space="preserve">10;   </w:t>
-      </w:r>
-      <w:proofErr w:type="gramEnd"/>
-      <w:r>
-        <w:rPr>
-          <w:rFonts w:ascii="Consolas" w:eastAsia="Consolas" w:hAnsi="Consolas" w:cs="Consolas"/>
-          <w:sz w:val="17"/>
-          <w:szCs w:val="17"/>
-        </w:rPr>
-        <w:t xml:space="preserve">     // 10 </w:t>
-      </w:r>
-      <w:proofErr w:type="spellStart"/>
-      <w:proofErr w:type="gramStart"/>
-      <w:r>
-        <w:rPr>
-          <w:rFonts w:ascii="Consolas" w:eastAsia="Consolas" w:hAnsi="Consolas" w:cs="Consolas"/>
-          <w:sz w:val="17"/>
-          <w:szCs w:val="17"/>
-        </w:rPr>
-        <w:t>e'</w:t>
-      </w:r>
-      <w:proofErr w:type="spellEnd"/>
-      <w:proofErr w:type="gramEnd"/>
-      <w:r>
-        <w:rPr>
-          <w:rFonts w:ascii="Consolas" w:eastAsia="Consolas" w:hAnsi="Consolas" w:cs="Consolas"/>
-          <w:sz w:val="17"/>
-          <w:szCs w:val="17"/>
-        </w:rPr>
-        <w:t xml:space="preserve"> un </w:t>
-      </w:r>
-      <w:proofErr w:type="spellStart"/>
-      <w:r>
-        <w:rPr>
-          <w:rFonts w:ascii="Consolas" w:eastAsia="Consolas" w:hAnsi="Consolas" w:cs="Consolas"/>
-          <w:sz w:val="17"/>
-          <w:szCs w:val="17"/>
-        </w:rPr>
-        <w:t>Rvalue</w:t>
-      </w:r>
-      <w:proofErr w:type="spellEnd"/>
-      <w:r>
-        <w:rPr>
-          <w:rFonts w:ascii="Consolas" w:eastAsia="Consolas" w:hAnsi="Consolas" w:cs="Consolas"/>
-          <w:sz w:val="17"/>
-          <w:szCs w:val="17"/>
-        </w:rPr>
-        <w:t xml:space="preserve"> costante; '</w:t>
-      </w:r>
-      <w:proofErr w:type="spellStart"/>
-      <w:r>
-        <w:rPr>
-          <w:rFonts w:ascii="Consolas" w:eastAsia="Consolas" w:hAnsi="Consolas" w:cs="Consolas"/>
-          <w:sz w:val="17"/>
-          <w:szCs w:val="17"/>
-        </w:rPr>
-        <w:t>a'</w:t>
-      </w:r>
-      <w:proofErr w:type="spellEnd"/>
-      <w:r>
-        <w:rPr>
-          <w:rFonts w:ascii="Consolas" w:eastAsia="Consolas" w:hAnsi="Consolas" w:cs="Consolas"/>
-          <w:sz w:val="17"/>
-          <w:szCs w:val="17"/>
-        </w:rPr>
-        <w:t xml:space="preserve"> </w:t>
-      </w:r>
-      <w:proofErr w:type="spellStart"/>
-      <w:proofErr w:type="gramStart"/>
-      <w:r>
-        <w:rPr>
-          <w:rFonts w:ascii="Consolas" w:eastAsia="Consolas" w:hAnsi="Consolas" w:cs="Consolas"/>
-          <w:sz w:val="17"/>
-          <w:szCs w:val="17"/>
-        </w:rPr>
-        <w:t>e'</w:t>
-      </w:r>
-      <w:proofErr w:type="spellEnd"/>
-      <w:proofErr w:type="gramEnd"/>
-      <w:r>
-        <w:rPr>
-          <w:rFonts w:ascii="Consolas" w:eastAsia="Consolas" w:hAnsi="Consolas" w:cs="Consolas"/>
-          <w:sz w:val="17"/>
-          <w:szCs w:val="17"/>
-        </w:rPr>
-        <w:t xml:space="preserve"> l'</w:t>
-      </w:r>
-      <w:proofErr w:type="spellStart"/>
-      <w:r>
-        <w:rPr>
-          <w:rFonts w:ascii="Consolas" w:eastAsia="Consolas" w:hAnsi="Consolas" w:cs="Consolas"/>
-          <w:sz w:val="17"/>
-          <w:szCs w:val="17"/>
-        </w:rPr>
-        <w:t>Lvalue</w:t>
-      </w:r>
-      <w:proofErr w:type="spellEnd"/>
-      <w:r>
-        <w:rPr>
-          <w:rFonts w:ascii="Consolas" w:eastAsia="Consolas" w:hAnsi="Consolas" w:cs="Consolas"/>
-          <w:sz w:val="17"/>
-          <w:szCs w:val="17"/>
-        </w:rPr>
-        <w:t xml:space="preserve"> che riceve il valore</w:t>
+        <w:t>a = 10;        // 10 e' un Rvalue costante; 'a' e' l'Lvalue che riceve il valore</w:t>
       </w:r>
     </w:p>
     <w:p>
@@ -8032,25 +7347,7 @@
           <w:sz w:val="17"/>
           <w:szCs w:val="17"/>
         </w:rPr>
-        <w:t xml:space="preserve">b = a + </w:t>
-      </w:r>
-      <w:proofErr w:type="gramStart"/>
-      <w:r>
-        <w:rPr>
-          <w:rFonts w:ascii="Consolas" w:eastAsia="Consolas" w:hAnsi="Consolas" w:cs="Consolas"/>
-          <w:sz w:val="17"/>
-          <w:szCs w:val="17"/>
-        </w:rPr>
-        <w:t xml:space="preserve">5;   </w:t>
-      </w:r>
-      <w:proofErr w:type="gramEnd"/>
-      <w:r>
-        <w:rPr>
-          <w:rFonts w:ascii="Consolas" w:eastAsia="Consolas" w:hAnsi="Consolas" w:cs="Consolas"/>
-          <w:sz w:val="17"/>
-          <w:szCs w:val="17"/>
-        </w:rPr>
-        <w:t xml:space="preserve">  // 'a + 5' viene prima valutato (15) e poi copiato nella cella di 'b'</w:t>
+        <w:t>b = a + 5;     // 'a + 5' viene prima valutato (15) e poi copiato nella cella di 'b'</w:t>
       </w:r>
     </w:p>
     <w:p>
@@ -8886,15 +8183,7 @@
         <w:t>LOAD, R0, @x</w:t>
       </w:r>
       <w:r>
-        <w:t xml:space="preserve">: il valore di x (5) viene letto dallo </w:t>
-      </w:r>
-      <w:proofErr w:type="spellStart"/>
-      <w:r>
-        <w:t>stack</w:t>
-      </w:r>
-      <w:proofErr w:type="spellEnd"/>
-      <w:r>
-        <w:t xml:space="preserve"> e caricato nel registro interno R0.</w:t>
+        <w:t>: il valore di x (5) viene letto dallo stack e caricato nel registro interno R0.</w:t>
       </w:r>
     </w:p>
     <w:p>
@@ -8912,15 +8201,7 @@
         <w:t>LOAD, R1, @y</w:t>
       </w:r>
       <w:r>
-        <w:t xml:space="preserve">: il valore di y (2) viene letto dallo </w:t>
-      </w:r>
-      <w:proofErr w:type="spellStart"/>
-      <w:r>
-        <w:t>stack</w:t>
-      </w:r>
-      <w:proofErr w:type="spellEnd"/>
-      <w:r>
-        <w:t xml:space="preserve"> e caricato nel registro interno R1.</w:t>
+        <w:t>: il valore di y (2) viene letto dallo stack e caricato nel registro interno R1.</w:t>
       </w:r>
     </w:p>
     <w:p>
@@ -9041,36 +8322,8 @@
           <w:sz w:val="17"/>
           <w:szCs w:val="17"/>
         </w:rPr>
-        <w:t xml:space="preserve">  </w:t>
-      </w:r>
-      <w:proofErr w:type="gramStart"/>
-      <w:r>
-        <w:rPr>
-          <w:rFonts w:ascii="Consolas" w:eastAsia="Consolas" w:hAnsi="Consolas" w:cs="Consolas"/>
-          <w:sz w:val="17"/>
-          <w:szCs w:val="17"/>
-        </w:rPr>
-        <w:t>[ STATO</w:t>
-      </w:r>
-      <w:proofErr w:type="gramEnd"/>
-      <w:r>
-        <w:rPr>
-          <w:rFonts w:ascii="Consolas" w:eastAsia="Consolas" w:hAnsi="Consolas" w:cs="Consolas"/>
-          <w:sz w:val="17"/>
-          <w:szCs w:val="17"/>
-        </w:rPr>
-        <w:t xml:space="preserve"> DELLO STACK DI </w:t>
-      </w:r>
-      <w:proofErr w:type="gramStart"/>
-      <w:r>
-        <w:rPr>
-          <w:rFonts w:ascii="Consolas" w:eastAsia="Consolas" w:hAnsi="Consolas" w:cs="Consolas"/>
-          <w:sz w:val="17"/>
-          <w:szCs w:val="17"/>
-        </w:rPr>
-        <w:t>MEMORIA ]</w:t>
-      </w:r>
-      <w:proofErr w:type="gramEnd"/>
+        <w:t xml:space="preserve">  [ STATO DELLO STACK DI MEMORIA ]</w:t>
+      </w:r>
     </w:p>
     <w:p>
       <w:pPr>
@@ -9087,25 +8340,7 @@
           <w:szCs w:val="17"/>
         </w:rPr>
         <w:lastRenderedPageBreak/>
-        <w:t xml:space="preserve">  Indirizzo </w:t>
-      </w:r>
-      <w:proofErr w:type="gramStart"/>
-      <w:r>
-        <w:rPr>
-          <w:rFonts w:ascii="Consolas" w:eastAsia="Consolas" w:hAnsi="Consolas" w:cs="Consolas"/>
-          <w:sz w:val="17"/>
-          <w:szCs w:val="17"/>
-        </w:rPr>
-        <w:t>Alto  ┌</w:t>
-      </w:r>
-      <w:proofErr w:type="gramEnd"/>
-      <w:r>
-        <w:rPr>
-          <w:rFonts w:ascii="Consolas" w:eastAsia="Consolas" w:hAnsi="Consolas" w:cs="Consolas"/>
-          <w:sz w:val="17"/>
-          <w:szCs w:val="17"/>
-        </w:rPr>
-        <w:t>───────────────────────────┐ &lt;--- Frame Pointer (FP)</w:t>
+        <w:t xml:space="preserve">  Indirizzo Alto  ┌───────────────────────────┐ &lt;--- Frame Pointer (FP)</w:t>
       </w:r>
     </w:p>
     <w:p>
@@ -9122,43 +8357,7 @@
           <w:sz w:val="17"/>
           <w:szCs w:val="17"/>
         </w:rPr>
-        <w:t xml:space="preserve">                  </w:t>
-      </w:r>
-      <w:proofErr w:type="gramStart"/>
-      <w:r>
-        <w:rPr>
-          <w:rFonts w:ascii="Consolas" w:eastAsia="Consolas" w:hAnsi="Consolas" w:cs="Consolas"/>
-          <w:sz w:val="17"/>
-          <w:szCs w:val="17"/>
-        </w:rPr>
-        <w:t>│  Variabile</w:t>
-      </w:r>
-      <w:proofErr w:type="gramEnd"/>
-      <w:r>
-        <w:rPr>
-          <w:rFonts w:ascii="Consolas" w:eastAsia="Consolas" w:hAnsi="Consolas" w:cs="Consolas"/>
-          <w:sz w:val="17"/>
-          <w:szCs w:val="17"/>
-        </w:rPr>
-        <w:t xml:space="preserve"> x (int</w:t>
-      </w:r>
-      <w:proofErr w:type="gramStart"/>
-      <w:r>
-        <w:rPr>
-          <w:rFonts w:ascii="Consolas" w:eastAsia="Consolas" w:hAnsi="Consolas" w:cs="Consolas"/>
-          <w:sz w:val="17"/>
-          <w:szCs w:val="17"/>
-        </w:rPr>
-        <w:t>):  5</w:t>
-      </w:r>
-      <w:proofErr w:type="gramEnd"/>
-      <w:r>
-        <w:rPr>
-          <w:rFonts w:ascii="Consolas" w:eastAsia="Consolas" w:hAnsi="Consolas" w:cs="Consolas"/>
-          <w:sz w:val="17"/>
-          <w:szCs w:val="17"/>
-        </w:rPr>
-        <w:t xml:space="preserve">    │</w:t>
+        <w:t xml:space="preserve">                  │  Variabile x (int):  5    │</w:t>
       </w:r>
     </w:p>
     <w:p>
@@ -9192,43 +8391,7 @@
           <w:sz w:val="17"/>
           <w:szCs w:val="17"/>
         </w:rPr>
-        <w:t xml:space="preserve">                  </w:t>
-      </w:r>
-      <w:proofErr w:type="gramStart"/>
-      <w:r>
-        <w:rPr>
-          <w:rFonts w:ascii="Consolas" w:eastAsia="Consolas" w:hAnsi="Consolas" w:cs="Consolas"/>
-          <w:sz w:val="17"/>
-          <w:szCs w:val="17"/>
-        </w:rPr>
-        <w:t>│  Variabile</w:t>
-      </w:r>
-      <w:proofErr w:type="gramEnd"/>
-      <w:r>
-        <w:rPr>
-          <w:rFonts w:ascii="Consolas" w:eastAsia="Consolas" w:hAnsi="Consolas" w:cs="Consolas"/>
-          <w:sz w:val="17"/>
-          <w:szCs w:val="17"/>
-        </w:rPr>
-        <w:t xml:space="preserve"> y (int</w:t>
-      </w:r>
-      <w:proofErr w:type="gramStart"/>
-      <w:r>
-        <w:rPr>
-          <w:rFonts w:ascii="Consolas" w:eastAsia="Consolas" w:hAnsi="Consolas" w:cs="Consolas"/>
-          <w:sz w:val="17"/>
-          <w:szCs w:val="17"/>
-        </w:rPr>
-        <w:t>):  2</w:t>
-      </w:r>
-      <w:proofErr w:type="gramEnd"/>
-      <w:r>
-        <w:rPr>
-          <w:rFonts w:ascii="Consolas" w:eastAsia="Consolas" w:hAnsi="Consolas" w:cs="Consolas"/>
-          <w:sz w:val="17"/>
-          <w:szCs w:val="17"/>
-        </w:rPr>
-        <w:t xml:space="preserve">    │</w:t>
+        <w:t xml:space="preserve">                  │  Variabile y (int):  2    │</w:t>
       </w:r>
     </w:p>
     <w:p>
@@ -9262,43 +8425,7 @@
           <w:sz w:val="17"/>
           <w:szCs w:val="17"/>
         </w:rPr>
-        <w:t xml:space="preserve">                  </w:t>
-      </w:r>
-      <w:proofErr w:type="gramStart"/>
-      <w:r>
-        <w:rPr>
-          <w:rFonts w:ascii="Consolas" w:eastAsia="Consolas" w:hAnsi="Consolas" w:cs="Consolas"/>
-          <w:sz w:val="17"/>
-          <w:szCs w:val="17"/>
-        </w:rPr>
-        <w:t>│  Variabile</w:t>
-      </w:r>
-      <w:proofErr w:type="gramEnd"/>
-      <w:r>
-        <w:rPr>
-          <w:rFonts w:ascii="Consolas" w:eastAsia="Consolas" w:hAnsi="Consolas" w:cs="Consolas"/>
-          <w:sz w:val="17"/>
-          <w:szCs w:val="17"/>
-        </w:rPr>
-        <w:t xml:space="preserve"> z (int</w:t>
-      </w:r>
-      <w:proofErr w:type="gramStart"/>
-      <w:r>
-        <w:rPr>
-          <w:rFonts w:ascii="Consolas" w:eastAsia="Consolas" w:hAnsi="Consolas" w:cs="Consolas"/>
-          <w:sz w:val="17"/>
-          <w:szCs w:val="17"/>
-        </w:rPr>
-        <w:t>):  7</w:t>
-      </w:r>
-      <w:proofErr w:type="gramEnd"/>
-      <w:r>
-        <w:rPr>
-          <w:rFonts w:ascii="Consolas" w:eastAsia="Consolas" w:hAnsi="Consolas" w:cs="Consolas"/>
-          <w:sz w:val="17"/>
-          <w:szCs w:val="17"/>
-        </w:rPr>
-        <w:t xml:space="preserve">    │ &lt;--- Risultato di (5 + 2)</w:t>
+        <w:t xml:space="preserve">                  │  Variabile z (int):  7    │ &lt;--- Risultato di (5 + 2)</w:t>
       </w:r>
     </w:p>
     <w:p>
@@ -9332,25 +8459,7 @@
           <w:bCs/>
           <w:color w:val="E97132" w:themeColor="accent2"/>
         </w:rPr>
-        <w:t xml:space="preserve">Stampa Formattata tramite </w:t>
-      </w:r>
-      <w:proofErr w:type="gramStart"/>
-      <w:r>
-        <w:rPr>
-          <w:b/>
-          <w:bCs/>
-          <w:color w:val="E97132" w:themeColor="accent2"/>
-        </w:rPr>
-        <w:t>printf(</w:t>
-      </w:r>
-      <w:proofErr w:type="gramEnd"/>
-      <w:r>
-        <w:rPr>
-          <w:b/>
-          <w:bCs/>
-          <w:color w:val="E97132" w:themeColor="accent2"/>
-        </w:rPr>
-        <w:t>)</w:t>
+        <w:t>Stampa Formattata tramite printf()</w:t>
       </w:r>
     </w:p>
     <w:p>
@@ -9394,23 +8503,13 @@
         <w:spacing w:before="80" w:after="200" w:line="240" w:lineRule="auto"/>
         <w:ind w:left="142" w:right="142"/>
       </w:pPr>
-      <w:proofErr w:type="gramStart"/>
       <w:r>
         <w:rPr>
           <w:rFonts w:ascii="Consolas" w:eastAsia="Consolas" w:hAnsi="Consolas" w:cs="Consolas"/>
           <w:sz w:val="17"/>
           <w:szCs w:val="17"/>
         </w:rPr>
-        <w:t>printf(</w:t>
-      </w:r>
-      <w:proofErr w:type="gramEnd"/>
-      <w:r>
-        <w:rPr>
-          <w:rFonts w:ascii="Consolas" w:eastAsia="Consolas" w:hAnsi="Consolas" w:cs="Consolas"/>
-          <w:sz w:val="17"/>
-          <w:szCs w:val="17"/>
-        </w:rPr>
-        <w:t>"Le variabili x, y e z valgono %d, %d e %d\n", x, y, z);</w:t>
+        <w:t>printf("Le variabili x, y e z valgono %d, %d e %d\n", x, y, z);</w:t>
       </w:r>
     </w:p>
     <w:tbl>
@@ -10118,23 +9217,13 @@
         <w:spacing w:after="0" w:line="240" w:lineRule="auto"/>
         <w:ind w:left="142" w:right="142"/>
       </w:pPr>
-      <w:proofErr w:type="gramStart"/>
       <w:r>
         <w:rPr>
           <w:rFonts w:ascii="Consolas" w:eastAsia="Consolas" w:hAnsi="Consolas" w:cs="Consolas"/>
           <w:sz w:val="17"/>
           <w:szCs w:val="17"/>
         </w:rPr>
-        <w:t>printf(</w:t>
-      </w:r>
-      <w:proofErr w:type="gramEnd"/>
-      <w:r>
-        <w:rPr>
-          <w:rFonts w:ascii="Consolas" w:eastAsia="Consolas" w:hAnsi="Consolas" w:cs="Consolas"/>
-          <w:sz w:val="17"/>
-          <w:szCs w:val="17"/>
-        </w:rPr>
-        <w:t>"Inserisci un numero intero: ");</w:t>
+        <w:t>printf("Inserisci un numero intero: ");</w:t>
       </w:r>
     </w:p>
     <w:p>
@@ -10144,34 +9233,14 @@
         <w:spacing w:after="200" w:line="240" w:lineRule="auto"/>
         <w:ind w:left="142" w:right="142"/>
       </w:pPr>
-      <w:proofErr w:type="gramStart"/>
       <w:r>
         <w:rPr>
           <w:rFonts w:ascii="Consolas" w:eastAsia="Consolas" w:hAnsi="Consolas" w:cs="Consolas"/>
           <w:sz w:val="17"/>
           <w:szCs w:val="17"/>
         </w:rPr>
-        <w:t>scanf(</w:t>
-      </w:r>
-      <w:proofErr w:type="gramEnd"/>
-      <w:r>
-        <w:rPr>
-          <w:rFonts w:ascii="Consolas" w:eastAsia="Consolas" w:hAnsi="Consolas" w:cs="Consolas"/>
-          <w:sz w:val="17"/>
-          <w:szCs w:val="17"/>
-        </w:rPr>
-        <w:t xml:space="preserve">"%d", &amp;n); // Passa a scanf l'indirizzo di memoria di 'n' nello </w:t>
-      </w:r>
-      <w:proofErr w:type="spellStart"/>
-      <w:r>
-        <w:rPr>
-          <w:rFonts w:ascii="Consolas" w:eastAsia="Consolas" w:hAnsi="Consolas" w:cs="Consolas"/>
-          <w:sz w:val="17"/>
-          <w:szCs w:val="17"/>
-        </w:rPr>
-        <w:t>stack</w:t>
-      </w:r>
-      <w:proofErr w:type="spellEnd"/>
+        <w:t>scanf("%d", &amp;n); // Passa a scanf l'indirizzo di memoria di 'n' nello stack</w:t>
+      </w:r>
     </w:p>
     <w:p>
       <w:r>
@@ -10195,15 +9264,7 @@
         <w:t xml:space="preserve"> in cui la variabile n è allocata nello stack</w:t>
       </w:r>
       <w:r>
-        <w:t xml:space="preserve">. Passare l'indirizzo anziché il semplice valore consente a </w:t>
-      </w:r>
-      <w:proofErr w:type="gramStart"/>
-      <w:r>
-        <w:t>scanf(</w:t>
-      </w:r>
-      <w:proofErr w:type="gramEnd"/>
-      <w:r>
-        <w:t>) di individuare esattamente la cella di memoria da sovrascrivere con l'input fornito dall'utente.</w:t>
+        <w:t>. Passare l'indirizzo anziché il semplice valore consente a scanf() di individuare esattamente la cella di memoria da sovrascrivere con l'input fornito dall'utente.</w:t>
       </w:r>
     </w:p>
     <w:p/>
@@ -10611,21 +9672,12 @@
         </w:rPr>
         <w:t xml:space="preserve">    </w:t>
       </w:r>
-      <w:proofErr w:type="gramStart"/>
-      <w:r>
-        <w:rPr>
-          <w:rFonts w:ascii="Consolas" w:hAnsi="Consolas" w:cs="Consolas"/>
-          <w:sz w:val="17"/>
-        </w:rPr>
-        <w:t>printf(</w:t>
-      </w:r>
-      <w:proofErr w:type="gramEnd"/>
-      <w:r>
-        <w:rPr>
-          <w:rFonts w:ascii="Consolas" w:hAnsi="Consolas" w:cs="Consolas"/>
-          <w:sz w:val="17"/>
-        </w:rPr>
-        <w:t>"La var x all'indirizzo %p vale %d \n", &amp;x, x);</w:t>
+      <w:r>
+        <w:rPr>
+          <w:rFonts w:ascii="Consolas" w:hAnsi="Consolas" w:cs="Consolas"/>
+          <w:sz w:val="17"/>
+        </w:rPr>
+        <w:t>printf("La var x all'indirizzo %p vale %d \n", &amp;x, x);</w:t>
       </w:r>
     </w:p>
     <w:p>
@@ -11000,21 +10052,12 @@
         </w:rPr>
         <w:t xml:space="preserve">    </w:t>
       </w:r>
-      <w:proofErr w:type="gramStart"/>
-      <w:r>
-        <w:rPr>
-          <w:rFonts w:ascii="Consolas" w:hAnsi="Consolas" w:cs="Consolas"/>
-          <w:sz w:val="17"/>
-        </w:rPr>
-        <w:t>printf(</w:t>
-      </w:r>
-      <w:proofErr w:type="gramEnd"/>
-      <w:r>
-        <w:rPr>
-          <w:rFonts w:ascii="Consolas" w:hAnsi="Consolas" w:cs="Consolas"/>
-          <w:sz w:val="17"/>
-        </w:rPr>
-        <w:t>"Inserisci x: ");</w:t>
+      <w:r>
+        <w:rPr>
+          <w:rFonts w:ascii="Consolas" w:hAnsi="Consolas" w:cs="Consolas"/>
+          <w:sz w:val="17"/>
+        </w:rPr>
+        <w:t>printf("Inserisci x: ");</w:t>
       </w:r>
     </w:p>
     <w:p>
@@ -11089,25 +10132,7 @@
           <w:sz w:val="17"/>
           <w:lang w:val="en-US"/>
         </w:rPr>
-        <w:t xml:space="preserve">    </w:t>
-      </w:r>
-      <w:proofErr w:type="gramStart"/>
-      <w:r>
-        <w:rPr>
-          <w:rFonts w:ascii="Consolas" w:hAnsi="Consolas" w:cs="Consolas"/>
-          <w:sz w:val="17"/>
-          <w:lang w:val="en-US"/>
-        </w:rPr>
-        <w:t>printf(</w:t>
-      </w:r>
-      <w:proofErr w:type="gramEnd"/>
-      <w:r>
-        <w:rPr>
-          <w:rFonts w:ascii="Consolas" w:hAnsi="Consolas" w:cs="Consolas"/>
-          <w:sz w:val="17"/>
-          <w:lang w:val="en-US"/>
-        </w:rPr>
-        <w:t>"%d + %d = %d\n", x, y, z);</w:t>
+        <w:t xml:space="preserve">    printf("%d + %d = %d\n", x, y, z);</w:t>
       </w:r>
     </w:p>
     <w:p>
@@ -11449,21 +10474,12 @@
         </w:rPr>
         <w:t xml:space="preserve">    </w:t>
       </w:r>
-      <w:proofErr w:type="gramStart"/>
-      <w:r>
-        <w:rPr>
-          <w:rFonts w:ascii="Consolas" w:hAnsi="Consolas" w:cs="Consolas"/>
-          <w:sz w:val="17"/>
-        </w:rPr>
-        <w:t>printf(</w:t>
-      </w:r>
-      <w:proofErr w:type="gramEnd"/>
-      <w:r>
-        <w:rPr>
-          <w:rFonts w:ascii="Consolas" w:hAnsi="Consolas" w:cs="Consolas"/>
-          <w:sz w:val="17"/>
-        </w:rPr>
-        <w:t>"Inserisci un intero: ");</w:t>
+      <w:r>
+        <w:rPr>
+          <w:rFonts w:ascii="Consolas" w:hAnsi="Consolas" w:cs="Consolas"/>
+          <w:sz w:val="17"/>
+        </w:rPr>
+        <w:t>printf("Inserisci un intero: ");</w:t>
       </w:r>
     </w:p>
     <w:p>
@@ -12247,15 +11263,7 @@
         <w:t>puntatore al tipo appropriato</w:t>
       </w:r>
       <w:r>
-        <w:t xml:space="preserve">: per %d serve un int*. Con int x, l'espressione &amp;x ha proprio tipo int*, ed è per questo che </w:t>
-      </w:r>
-      <w:proofErr w:type="gramStart"/>
-      <w:r>
-        <w:t>scanf(</w:t>
-      </w:r>
-      <w:proofErr w:type="gramEnd"/>
-      <w:r>
-        <w:t>"%d", &amp;x) funziona: scanf può scrivere in quella cella il valore letto. Ma allora al posto di &amp;x si può passare direttamente un puntatore che contiene lo stesso indirizzo:</w:t>
+        <w:t>: per %d serve un int*. Con int x, l'espressione &amp;x ha proprio tipo int*, ed è per questo che scanf("%d", &amp;x) funziona: scanf può scrivere in quella cella il valore letto. Ma allora al posto di &amp;x si può passare direttamente un puntatore che contiene lo stesso indirizzo:</w:t>
       </w:r>
     </w:p>
     <w:p>
@@ -12626,37 +11634,12 @@
       <w:pPr>
         <w:spacing w:after="0" w:line="240" w:lineRule="auto"/>
       </w:pPr>
-      <w:proofErr w:type="gramStart"/>
-      <w:r>
-        <w:rPr>
-          <w:rFonts w:ascii="Consolas" w:hAnsi="Consolas" w:cs="Consolas"/>
-          <w:sz w:val="17"/>
-        </w:rPr>
-        <w:t>printf(</w:t>
-      </w:r>
-      <w:proofErr w:type="gramEnd"/>
-      <w:r>
-        <w:rPr>
-          <w:rFonts w:ascii="Consolas" w:hAnsi="Consolas" w:cs="Consolas"/>
-          <w:sz w:val="17"/>
-        </w:rPr>
-        <w:t>"x = %d\n", x</w:t>
-      </w:r>
-      <w:proofErr w:type="gramStart"/>
-      <w:r>
-        <w:rPr>
-          <w:rFonts w:ascii="Consolas" w:hAnsi="Consolas" w:cs="Consolas"/>
-          <w:sz w:val="17"/>
-        </w:rPr>
-        <w:t xml:space="preserve">);   </w:t>
-      </w:r>
-      <w:proofErr w:type="gramEnd"/>
-      <w:r>
-        <w:rPr>
-          <w:rFonts w:ascii="Consolas" w:hAnsi="Consolas" w:cs="Consolas"/>
-          <w:sz w:val="17"/>
-        </w:rPr>
-        <w:t xml:space="preserve">   // stampa 5</w:t>
+      <w:r>
+        <w:rPr>
+          <w:rFonts w:ascii="Consolas" w:hAnsi="Consolas" w:cs="Consolas"/>
+          <w:sz w:val="17"/>
+        </w:rPr>
+        <w:t>printf("x = %d\n", x);      // stampa 5</w:t>
       </w:r>
     </w:p>
     <w:p>
@@ -12815,136 +11798,52 @@
           <w:lang w:val="en-US"/>
         </w:rPr>
       </w:pPr>
-      <w:proofErr w:type="gramStart"/>
       <w:r>
         <w:rPr>
           <w:rFonts w:ascii="Consolas" w:hAnsi="Consolas" w:cs="Consolas"/>
           <w:sz w:val="17"/>
           <w:lang w:val="en-US"/>
         </w:rPr>
-        <w:t>printf(</w:t>
-      </w:r>
-      <w:proofErr w:type="gramEnd"/>
-      <w:r>
-        <w:rPr>
-          <w:rFonts w:ascii="Consolas" w:hAnsi="Consolas" w:cs="Consolas"/>
-          <w:sz w:val="17"/>
+        <w:t>printf("x = %d\n", x);          // 1234</w:t>
+      </w:r>
+    </w:p>
+    <w:p>
+      <w:pPr>
+        <w:spacing w:after="0" w:line="240" w:lineRule="auto"/>
+        <w:rPr>
           <w:lang w:val="en-US"/>
         </w:rPr>
-        <w:t>"x = %d\n", x</w:t>
-      </w:r>
-      <w:proofErr w:type="gramStart"/>
+      </w:pPr>
       <w:r>
         <w:rPr>
           <w:rFonts w:ascii="Consolas" w:hAnsi="Consolas" w:cs="Consolas"/>
           <w:sz w:val="17"/>
           <w:lang w:val="en-US"/>
         </w:rPr>
-        <w:t xml:space="preserve">);   </w:t>
-      </w:r>
-      <w:proofErr w:type="gramEnd"/>
-      <w:r>
-        <w:rPr>
-          <w:rFonts w:ascii="Consolas" w:hAnsi="Consolas" w:cs="Consolas"/>
-          <w:sz w:val="17"/>
+        <w:t>printf("*pX = %d\n", *pX);      // 1234</w:t>
+      </w:r>
+    </w:p>
+    <w:p>
+      <w:pPr>
+        <w:spacing w:after="0" w:line="240" w:lineRule="auto"/>
+        <w:rPr>
           <w:lang w:val="en-US"/>
         </w:rPr>
-        <w:t xml:space="preserve">       // 1234</w:t>
-      </w:r>
-    </w:p>
-    <w:p>
-      <w:pPr>
-        <w:spacing w:after="0" w:line="240" w:lineRule="auto"/>
-        <w:rPr>
+      </w:pPr>
+      <w:r>
+        <w:rPr>
+          <w:rFonts w:ascii="Consolas" w:hAnsi="Consolas" w:cs="Consolas"/>
+          <w:sz w:val="17"/>
           <w:lang w:val="en-US"/>
         </w:rPr>
-      </w:pPr>
-      <w:proofErr w:type="gramStart"/>
-      <w:r>
-        <w:rPr>
-          <w:rFonts w:ascii="Consolas" w:hAnsi="Consolas" w:cs="Consolas"/>
-          <w:sz w:val="17"/>
+        <w:t>printf("*pXbis = %d\n", *pXbis);// 1234</w:t>
+      </w:r>
+    </w:p>
+    <w:p>
+      <w:pPr>
+        <w:rPr>
           <w:lang w:val="en-US"/>
         </w:rPr>
-        <w:t>printf(</w:t>
-      </w:r>
-      <w:proofErr w:type="gramEnd"/>
-      <w:r>
-        <w:rPr>
-          <w:rFonts w:ascii="Consolas" w:hAnsi="Consolas" w:cs="Consolas"/>
-          <w:sz w:val="17"/>
-          <w:lang w:val="en-US"/>
-        </w:rPr>
-        <w:t>"*pX = %d\n", *pX</w:t>
-      </w:r>
-      <w:proofErr w:type="gramStart"/>
-      <w:r>
-        <w:rPr>
-          <w:rFonts w:ascii="Consolas" w:hAnsi="Consolas" w:cs="Consolas"/>
-          <w:sz w:val="17"/>
-          <w:lang w:val="en-US"/>
-        </w:rPr>
-        <w:t xml:space="preserve">);   </w:t>
-      </w:r>
-      <w:proofErr w:type="gramEnd"/>
-      <w:r>
-        <w:rPr>
-          <w:rFonts w:ascii="Consolas" w:hAnsi="Consolas" w:cs="Consolas"/>
-          <w:sz w:val="17"/>
-          <w:lang w:val="en-US"/>
-        </w:rPr>
-        <w:t xml:space="preserve">   // 1234</w:t>
-      </w:r>
-    </w:p>
-    <w:p>
-      <w:pPr>
-        <w:spacing w:after="0" w:line="240" w:lineRule="auto"/>
-        <w:rPr>
-          <w:lang w:val="en-US"/>
-        </w:rPr>
-      </w:pPr>
-      <w:proofErr w:type="gramStart"/>
-      <w:r>
-        <w:rPr>
-          <w:rFonts w:ascii="Consolas" w:hAnsi="Consolas" w:cs="Consolas"/>
-          <w:sz w:val="17"/>
-          <w:lang w:val="en-US"/>
-        </w:rPr>
-        <w:t>printf(</w:t>
-      </w:r>
-      <w:proofErr w:type="gramEnd"/>
-      <w:r>
-        <w:rPr>
-          <w:rFonts w:ascii="Consolas" w:hAnsi="Consolas" w:cs="Consolas"/>
-          <w:sz w:val="17"/>
-          <w:lang w:val="en-US"/>
-        </w:rPr>
-        <w:t>"*pXbis = %d\n", *</w:t>
-      </w:r>
-      <w:proofErr w:type="gramStart"/>
-      <w:r>
-        <w:rPr>
-          <w:rFonts w:ascii="Consolas" w:hAnsi="Consolas" w:cs="Consolas"/>
-          <w:sz w:val="17"/>
-          <w:lang w:val="en-US"/>
-        </w:rPr>
-        <w:t>pXbis);/</w:t>
-      </w:r>
-      <w:proofErr w:type="gramEnd"/>
-      <w:r>
-        <w:rPr>
-          <w:rFonts w:ascii="Consolas" w:hAnsi="Consolas" w:cs="Consolas"/>
-          <w:sz w:val="17"/>
-          <w:lang w:val="en-US"/>
-        </w:rPr>
-        <w:t>/ 1234</w:t>
-      </w:r>
-    </w:p>
-    <w:p>
-      <w:pPr>
-        <w:rPr>
-          <w:lang w:val="en-US"/>
-        </w:rPr>
       </w:pPr>
     </w:p>
     <w:p>
@@ -12964,31 +11863,7 @@
         <w:t>pX e pXbis sono due variabili puntatore diverse, ma contengono lo stesso indirizzo.</w:t>
       </w:r>
       <w:r>
-        <w:t xml:space="preserve"> Di conseguenza le tre istruzioni </w:t>
-      </w:r>
-      <w:proofErr w:type="gramStart"/>
-      <w:r>
-        <w:t>scanf(</w:t>
-      </w:r>
-      <w:proofErr w:type="gramEnd"/>
-      <w:r>
-        <w:t xml:space="preserve">"%d", &amp;x), </w:t>
-      </w:r>
-      <w:proofErr w:type="gramStart"/>
-      <w:r>
-        <w:t>scanf(</w:t>
-      </w:r>
-      <w:proofErr w:type="gramEnd"/>
-      <w:r>
-        <w:t xml:space="preserve">"%d", pX) e </w:t>
-      </w:r>
-      <w:proofErr w:type="gramStart"/>
-      <w:r>
-        <w:t>scanf(</w:t>
-      </w:r>
-      <w:proofErr w:type="gramEnd"/>
-      <w:r>
-        <w:t>"%d", pXbis) sono equivalenti: indicano sempre la stessa cella.</w:t>
+        <w:t xml:space="preserve"> Di conseguenza le tre istruzioni scanf("%d", &amp;x), scanf("%d", pX) e scanf("%d", pXbis) sono equivalenti: indicano sempre la stessa cella.</w:t>
       </w:r>
       <w:r>
         <w:t xml:space="preserve"> </w:t>
@@ -13312,155 +12187,19 @@
           <w:sz w:val="17"/>
           <w:lang w:val="en-US"/>
         </w:rPr>
-        <w:t>printf("</w:t>
-      </w:r>
-      <w:proofErr w:type="spellStart"/>
-      <w:r>
-        <w:rPr>
-          <w:rFonts w:ascii="Consolas" w:hAnsi="Consolas" w:cs="Consolas"/>
-          <w:sz w:val="17"/>
-          <w:lang w:val="en-US"/>
-        </w:rPr>
-        <w:t>sizeof</w:t>
-      </w:r>
-      <w:proofErr w:type="spellEnd"/>
-      <w:r>
-        <w:rPr>
-          <w:rFonts w:ascii="Consolas" w:hAnsi="Consolas" w:cs="Consolas"/>
-          <w:sz w:val="17"/>
-          <w:lang w:val="en-US"/>
-        </w:rPr>
-        <w:t>(x) %</w:t>
-      </w:r>
-      <w:proofErr w:type="spellStart"/>
-      <w:r>
-        <w:rPr>
-          <w:rFonts w:ascii="Consolas" w:hAnsi="Consolas" w:cs="Consolas"/>
-          <w:sz w:val="17"/>
-          <w:lang w:val="en-US"/>
-        </w:rPr>
-        <w:t>zu</w:t>
-      </w:r>
-      <w:proofErr w:type="spellEnd"/>
-      <w:r>
-        <w:rPr>
-          <w:rFonts w:ascii="Consolas" w:hAnsi="Consolas" w:cs="Consolas"/>
-          <w:sz w:val="17"/>
-          <w:lang w:val="en-US"/>
-        </w:rPr>
-        <w:t xml:space="preserve"> B\n", </w:t>
-      </w:r>
-      <w:proofErr w:type="spellStart"/>
-      <w:r>
-        <w:rPr>
-          <w:rFonts w:ascii="Consolas" w:hAnsi="Consolas" w:cs="Consolas"/>
-          <w:sz w:val="17"/>
-          <w:lang w:val="en-US"/>
-        </w:rPr>
-        <w:t>sizeof</w:t>
-      </w:r>
-      <w:proofErr w:type="spellEnd"/>
-      <w:r>
-        <w:rPr>
-          <w:rFonts w:ascii="Consolas" w:hAnsi="Consolas" w:cs="Consolas"/>
-          <w:sz w:val="17"/>
-          <w:lang w:val="en-US"/>
-        </w:rPr>
-        <w:t>(x)</w:t>
-      </w:r>
-      <w:proofErr w:type="gramStart"/>
-      <w:r>
-        <w:rPr>
-          <w:rFonts w:ascii="Consolas" w:hAnsi="Consolas" w:cs="Consolas"/>
-          <w:sz w:val="17"/>
-          <w:lang w:val="en-US"/>
-        </w:rPr>
-        <w:t xml:space="preserve">);   </w:t>
-      </w:r>
-      <w:proofErr w:type="gramEnd"/>
-      <w:r>
-        <w:rPr>
-          <w:rFonts w:ascii="Consolas" w:hAnsi="Consolas" w:cs="Consolas"/>
-          <w:sz w:val="17"/>
-          <w:lang w:val="en-US"/>
-        </w:rPr>
-        <w:t>// 4 B</w:t>
-      </w:r>
-    </w:p>
-    <w:p>
-      <w:pPr>
-        <w:spacing w:after="0" w:line="240" w:lineRule="auto"/>
-      </w:pPr>
-      <w:r>
-        <w:rPr>
-          <w:rFonts w:ascii="Consolas" w:hAnsi="Consolas" w:cs="Consolas"/>
-          <w:sz w:val="17"/>
-        </w:rPr>
-        <w:t>printf("</w:t>
-      </w:r>
-      <w:proofErr w:type="spellStart"/>
-      <w:r>
-        <w:rPr>
-          <w:rFonts w:ascii="Consolas" w:hAnsi="Consolas" w:cs="Consolas"/>
-          <w:sz w:val="17"/>
-        </w:rPr>
-        <w:t>sizeof</w:t>
-      </w:r>
-      <w:proofErr w:type="spellEnd"/>
-      <w:r>
-        <w:rPr>
-          <w:rFonts w:ascii="Consolas" w:hAnsi="Consolas" w:cs="Consolas"/>
-          <w:sz w:val="17"/>
-        </w:rPr>
-        <w:t>(pX) %</w:t>
-      </w:r>
-      <w:proofErr w:type="spellStart"/>
-      <w:r>
-        <w:rPr>
-          <w:rFonts w:ascii="Consolas" w:hAnsi="Consolas" w:cs="Consolas"/>
-          <w:sz w:val="17"/>
-        </w:rPr>
-        <w:t>zu</w:t>
-      </w:r>
-      <w:proofErr w:type="spellEnd"/>
-      <w:r>
-        <w:rPr>
-          <w:rFonts w:ascii="Consolas" w:hAnsi="Consolas" w:cs="Consolas"/>
-          <w:sz w:val="17"/>
-        </w:rPr>
-        <w:t xml:space="preserve"> B\n", </w:t>
-      </w:r>
-      <w:proofErr w:type="spellStart"/>
-      <w:r>
-        <w:rPr>
-          <w:rFonts w:ascii="Consolas" w:hAnsi="Consolas" w:cs="Consolas"/>
-          <w:sz w:val="17"/>
-        </w:rPr>
-        <w:t>sizeof</w:t>
-      </w:r>
-      <w:proofErr w:type="spellEnd"/>
-      <w:r>
-        <w:rPr>
-          <w:rFonts w:ascii="Consolas" w:hAnsi="Consolas" w:cs="Consolas"/>
-          <w:sz w:val="17"/>
-        </w:rPr>
-        <w:t>(pX)</w:t>
-      </w:r>
-      <w:proofErr w:type="gramStart"/>
-      <w:r>
-        <w:rPr>
-          <w:rFonts w:ascii="Consolas" w:hAnsi="Consolas" w:cs="Consolas"/>
-          <w:sz w:val="17"/>
-        </w:rPr>
-        <w:t>);  /</w:t>
-      </w:r>
-      <w:proofErr w:type="gramEnd"/>
-      <w:r>
-        <w:rPr>
-          <w:rFonts w:ascii="Consolas" w:hAnsi="Consolas" w:cs="Consolas"/>
-          <w:sz w:val="17"/>
-        </w:rPr>
-        <w:t>/ 8 B su piattaforma a 64 bit</w:t>
+        <w:t>printf("sizeof(x) %zu B\n", sizeof(x));   // 4 B</w:t>
+      </w:r>
+    </w:p>
+    <w:p>
+      <w:pPr>
+        <w:spacing w:after="0" w:line="240" w:lineRule="auto"/>
+      </w:pPr>
+      <w:r>
+        <w:rPr>
+          <w:rFonts w:ascii="Consolas" w:hAnsi="Consolas" w:cs="Consolas"/>
+          <w:sz w:val="17"/>
+        </w:rPr>
+        <w:t>printf("sizeof(pX) %zu B\n", sizeof(pX));  // 8 B su piattaforma a 64 bit</w:t>
       </w:r>
     </w:p>
     <w:p/>
@@ -14936,23 +13675,7 @@
           <w:b/>
           <w:color w:val="EE0000"/>
         </w:rPr>
-        <w:t xml:space="preserve">Capitolo 15: La Libreria </w:t>
-      </w:r>
-      <w:proofErr w:type="spellStart"/>
-      <w:r>
-        <w:rPr>
-          <w:b/>
-          <w:color w:val="EE0000"/>
-        </w:rPr>
-        <w:t>math.h</w:t>
-      </w:r>
-      <w:proofErr w:type="spellEnd"/>
-      <w:r>
-        <w:rPr>
-          <w:b/>
-          <w:color w:val="EE0000"/>
-        </w:rPr>
-        <w:t xml:space="preserve"> e la Lettura della Documentazione</w:t>
+        <w:t>Capitolo 15: La Libreria math.h e la Lettura della Documentazione</w:t>
       </w:r>
     </w:p>
     <w:p>
@@ -15139,42 +13862,39 @@
           <w:lang w:val="en-US"/>
         </w:rPr>
       </w:pPr>
-      <w:proofErr w:type="gramStart"/>
       <w:r>
         <w:rPr>
           <w:rFonts w:ascii="Consolas" w:hAnsi="Consolas" w:cs="Consolas"/>
           <w:sz w:val="17"/>
           <w:lang w:val="en-US"/>
         </w:rPr>
-        <w:t>#include</w:t>
-      </w:r>
-      <w:proofErr w:type="gramEnd"/>
-      <w:r>
-        <w:rPr>
-          <w:rFonts w:ascii="Consolas" w:hAnsi="Consolas" w:cs="Consolas"/>
-          <w:sz w:val="17"/>
+        <w:t>#include &lt;stdio.h&gt;</w:t>
+      </w:r>
+    </w:p>
+    <w:p>
+      <w:pPr>
+        <w:spacing w:after="0" w:line="240" w:lineRule="auto"/>
+        <w:rPr>
           <w:lang w:val="en-US"/>
         </w:rPr>
-        <w:t xml:space="preserve"> &lt;</w:t>
-      </w:r>
-      <w:proofErr w:type="spellStart"/>
+      </w:pPr>
       <w:r>
         <w:rPr>
           <w:rFonts w:ascii="Consolas" w:hAnsi="Consolas" w:cs="Consolas"/>
           <w:sz w:val="17"/>
           <w:lang w:val="en-US"/>
         </w:rPr>
-        <w:t>stdio.h</w:t>
-      </w:r>
-      <w:proofErr w:type="spellEnd"/>
-      <w:r>
-        <w:rPr>
-          <w:rFonts w:ascii="Consolas" w:hAnsi="Consolas" w:cs="Consolas"/>
-          <w:sz w:val="17"/>
+        <w:lastRenderedPageBreak/>
+        <w:t>#include &lt;math.h&gt;</w:t>
+      </w:r>
+    </w:p>
+    <w:p>
+      <w:pPr>
+        <w:spacing w:after="0" w:line="240" w:lineRule="auto"/>
+        <w:rPr>
           <w:lang w:val="en-US"/>
         </w:rPr>
-        <w:t>&gt;</w:t>
-      </w:r>
+      </w:pPr>
     </w:p>
     <w:p>
       <w:pPr>
@@ -15183,130 +13903,41 @@
           <w:lang w:val="en-US"/>
         </w:rPr>
       </w:pPr>
-      <w:proofErr w:type="gramStart"/>
       <w:r>
         <w:rPr>
           <w:rFonts w:ascii="Consolas" w:hAnsi="Consolas" w:cs="Consolas"/>
           <w:sz w:val="17"/>
           <w:lang w:val="en-US"/>
         </w:rPr>
-        <w:lastRenderedPageBreak/>
-        <w:t>#include</w:t>
-      </w:r>
-      <w:proofErr w:type="gramEnd"/>
-      <w:r>
-        <w:rPr>
-          <w:rFonts w:ascii="Consolas" w:hAnsi="Consolas" w:cs="Consolas"/>
-          <w:sz w:val="17"/>
+        <w:t>int main(void) {</w:t>
+      </w:r>
+    </w:p>
+    <w:p>
+      <w:pPr>
+        <w:spacing w:after="0" w:line="240" w:lineRule="auto"/>
+        <w:rPr>
           <w:lang w:val="en-US"/>
         </w:rPr>
-        <w:t xml:space="preserve"> &lt;</w:t>
-      </w:r>
-      <w:proofErr w:type="spellStart"/>
+      </w:pPr>
       <w:r>
         <w:rPr>
           <w:rFonts w:ascii="Consolas" w:hAnsi="Consolas" w:cs="Consolas"/>
           <w:sz w:val="17"/>
           <w:lang w:val="en-US"/>
         </w:rPr>
-        <w:t>math.h</w:t>
-      </w:r>
-      <w:proofErr w:type="spellEnd"/>
+        <w:t xml:space="preserve">    float num = 9.0, radice, quadrato;</w:t>
+      </w:r>
+    </w:p>
+    <w:p>
+      <w:pPr>
+        <w:spacing w:after="0" w:line="240" w:lineRule="auto"/>
+      </w:pPr>
       <w:r>
         <w:rPr>
           <w:rFonts w:ascii="Consolas" w:hAnsi="Consolas" w:cs="Consolas"/>
           <w:sz w:val="17"/>
           <w:lang w:val="en-US"/>
         </w:rPr>
-        <w:t>&gt;</w:t>
-      </w:r>
-    </w:p>
-    <w:p>
-      <w:pPr>
-        <w:spacing w:after="0" w:line="240" w:lineRule="auto"/>
-        <w:rPr>
-          <w:lang w:val="en-US"/>
-        </w:rPr>
-      </w:pPr>
-    </w:p>
-    <w:p>
-      <w:pPr>
-        <w:spacing w:after="0" w:line="240" w:lineRule="auto"/>
-        <w:rPr>
-          <w:lang w:val="en-US"/>
-        </w:rPr>
-      </w:pPr>
-      <w:r>
-        <w:rPr>
-          <w:rFonts w:ascii="Consolas" w:hAnsi="Consolas" w:cs="Consolas"/>
-          <w:sz w:val="17"/>
-          <w:lang w:val="en-US"/>
-        </w:rPr>
-        <w:t>int main(void) {</w:t>
-      </w:r>
-    </w:p>
-    <w:p>
-      <w:pPr>
-        <w:spacing w:after="0" w:line="240" w:lineRule="auto"/>
-        <w:rPr>
-          <w:lang w:val="en-US"/>
-        </w:rPr>
-      </w:pPr>
-      <w:r>
-        <w:rPr>
-          <w:rFonts w:ascii="Consolas" w:hAnsi="Consolas" w:cs="Consolas"/>
-          <w:sz w:val="17"/>
-          <w:lang w:val="en-US"/>
-        </w:rPr>
-        <w:t xml:space="preserve">    float num = 9.0, </w:t>
-      </w:r>
-      <w:proofErr w:type="spellStart"/>
-      <w:r>
-        <w:rPr>
-          <w:rFonts w:ascii="Consolas" w:hAnsi="Consolas" w:cs="Consolas"/>
-          <w:sz w:val="17"/>
-          <w:lang w:val="en-US"/>
-        </w:rPr>
-        <w:t>radice</w:t>
-      </w:r>
-      <w:proofErr w:type="spellEnd"/>
-      <w:r>
-        <w:rPr>
-          <w:rFonts w:ascii="Consolas" w:hAnsi="Consolas" w:cs="Consolas"/>
-          <w:sz w:val="17"/>
-          <w:lang w:val="en-US"/>
-        </w:rPr>
-        <w:t xml:space="preserve">, </w:t>
-      </w:r>
-      <w:proofErr w:type="spellStart"/>
-      <w:r>
-        <w:rPr>
-          <w:rFonts w:ascii="Consolas" w:hAnsi="Consolas" w:cs="Consolas"/>
-          <w:sz w:val="17"/>
-          <w:lang w:val="en-US"/>
-        </w:rPr>
-        <w:t>quadrato</w:t>
-      </w:r>
-      <w:proofErr w:type="spellEnd"/>
-      <w:r>
-        <w:rPr>
-          <w:rFonts w:ascii="Consolas" w:hAnsi="Consolas" w:cs="Consolas"/>
-          <w:sz w:val="17"/>
-          <w:lang w:val="en-US"/>
-        </w:rPr>
-        <w:t>;</w:t>
-      </w:r>
-    </w:p>
-    <w:p>
-      <w:pPr>
-        <w:spacing w:after="0" w:line="240" w:lineRule="auto"/>
-      </w:pPr>
-      <w:r>
-        <w:rPr>
-          <w:rFonts w:ascii="Consolas" w:hAnsi="Consolas" w:cs="Consolas"/>
-          <w:sz w:val="17"/>
-          <w:lang w:val="en-US"/>
-        </w:rPr>
         <w:t xml:space="preserve">    </w:t>
       </w:r>
       <w:r>
@@ -15314,41 +13945,7 @@
           <w:rFonts w:ascii="Consolas" w:hAnsi="Consolas" w:cs="Consolas"/>
           <w:sz w:val="17"/>
         </w:rPr>
-        <w:t xml:space="preserve">quadrato = </w:t>
-      </w:r>
-      <w:proofErr w:type="spellStart"/>
-      <w:proofErr w:type="gramStart"/>
-      <w:r>
-        <w:rPr>
-          <w:rFonts w:ascii="Consolas" w:hAnsi="Consolas" w:cs="Consolas"/>
-          <w:sz w:val="17"/>
-        </w:rPr>
-        <w:t>pow</w:t>
-      </w:r>
-      <w:proofErr w:type="spellEnd"/>
-      <w:r>
-        <w:rPr>
-          <w:rFonts w:ascii="Consolas" w:hAnsi="Consolas" w:cs="Consolas"/>
-          <w:sz w:val="17"/>
-        </w:rPr>
-        <w:t>(</w:t>
-      </w:r>
-      <w:proofErr w:type="spellStart"/>
-      <w:proofErr w:type="gramEnd"/>
-      <w:r>
-        <w:rPr>
-          <w:rFonts w:ascii="Consolas" w:hAnsi="Consolas" w:cs="Consolas"/>
-          <w:sz w:val="17"/>
-        </w:rPr>
-        <w:t>num</w:t>
-      </w:r>
-      <w:proofErr w:type="spellEnd"/>
-      <w:r>
-        <w:rPr>
-          <w:rFonts w:ascii="Consolas" w:hAnsi="Consolas" w:cs="Consolas"/>
-          <w:sz w:val="17"/>
-        </w:rPr>
-        <w:t>, 2);</w:t>
+        <w:t>quadrato = pow(num, 2);</w:t>
       </w:r>
     </w:p>
     <w:p>
@@ -15942,132 +14539,95 @@
         <w:rPr>
           <w:lang w:val="en-US"/>
         </w:rPr>
-        <w:t xml:space="preserve">int + double </w:t>
-      </w:r>
-      <w:proofErr w:type="spellStart"/>
-      <w:r>
+        <w:t>int + double viene promosso a double.</w:t>
+      </w:r>
+    </w:p>
+    <w:p>
+      <w:pPr>
+        <w:pStyle w:val="Titolo2"/>
+      </w:pPr>
+      <w:r>
+        <w:rPr>
+          <w:b/>
+          <w:color w:val="E97132"/>
+        </w:rPr>
+        <w:t>La divisione tra interi</w:t>
+      </w:r>
+    </w:p>
+    <w:p>
+      <w:r>
+        <w:t>La promozione spiega un errore molto frequente. Consideriamo questo programma:</w:t>
+      </w:r>
+    </w:p>
+    <w:p>
+      <w:pPr>
+        <w:spacing w:after="0" w:line="240" w:lineRule="auto"/>
+      </w:pPr>
+      <w:r>
+        <w:rPr>
+          <w:rFonts w:ascii="Consolas" w:hAnsi="Consolas" w:cs="Consolas"/>
+          <w:sz w:val="17"/>
+        </w:rPr>
+        <w:t>int main(void) {</w:t>
+      </w:r>
+    </w:p>
+    <w:p>
+      <w:pPr>
+        <w:spacing w:after="0" w:line="240" w:lineRule="auto"/>
         <w:rPr>
           <w:lang w:val="en-US"/>
         </w:rPr>
-        <w:t>viene</w:t>
-      </w:r>
-      <w:proofErr w:type="spellEnd"/>
-      <w:r>
-        <w:rPr>
+      </w:pPr>
+      <w:r>
+        <w:rPr>
+          <w:rFonts w:ascii="Consolas" w:hAnsi="Consolas" w:cs="Consolas"/>
+          <w:sz w:val="17"/>
+        </w:rPr>
+        <w:t xml:space="preserve">    </w:t>
+      </w:r>
+      <w:r>
+        <w:rPr>
+          <w:rFonts w:ascii="Consolas" w:hAnsi="Consolas" w:cs="Consolas"/>
+          <w:sz w:val="17"/>
           <w:lang w:val="en-US"/>
         </w:rPr>
-        <w:t xml:space="preserve"> </w:t>
-      </w:r>
-      <w:proofErr w:type="spellStart"/>
-      <w:r>
+        <w:t>int x = 5, y = 2;</w:t>
+      </w:r>
+    </w:p>
+    <w:p>
+      <w:pPr>
+        <w:spacing w:after="0" w:line="240" w:lineRule="auto"/>
         <w:rPr>
           <w:lang w:val="en-US"/>
         </w:rPr>
-        <w:t>promosso</w:t>
-      </w:r>
-      <w:proofErr w:type="spellEnd"/>
-      <w:r>
-        <w:rPr>
+      </w:pPr>
+      <w:r>
+        <w:rPr>
+          <w:rFonts w:ascii="Consolas" w:hAnsi="Consolas" w:cs="Consolas"/>
+          <w:sz w:val="17"/>
           <w:lang w:val="en-US"/>
         </w:rPr>
-        <w:t xml:space="preserve"> a double.</w:t>
-      </w:r>
-    </w:p>
-    <w:p>
-      <w:pPr>
-        <w:pStyle w:val="Titolo2"/>
-      </w:pPr>
-      <w:r>
-        <w:rPr>
-          <w:b/>
-          <w:color w:val="E97132"/>
-        </w:rPr>
-        <w:t>La divisione tra interi</w:t>
-      </w:r>
-    </w:p>
-    <w:p>
-      <w:r>
-        <w:t>La promozione spiega un errore molto frequente. Consideriamo questo programma:</w:t>
-      </w:r>
-    </w:p>
-    <w:p>
-      <w:pPr>
-        <w:spacing w:after="0" w:line="240" w:lineRule="auto"/>
-      </w:pPr>
-      <w:r>
-        <w:rPr>
-          <w:rFonts w:ascii="Consolas" w:hAnsi="Consolas" w:cs="Consolas"/>
-          <w:sz w:val="17"/>
-        </w:rPr>
-        <w:t>int main(void) {</w:t>
-      </w:r>
-    </w:p>
-    <w:p>
-      <w:pPr>
-        <w:spacing w:after="0" w:line="240" w:lineRule="auto"/>
-        <w:rPr>
+        <w:t xml:space="preserve">    float z = x / y;</w:t>
+      </w:r>
+    </w:p>
+    <w:p>
+      <w:pPr>
+        <w:spacing w:after="0" w:line="240" w:lineRule="auto"/>
+      </w:pPr>
+      <w:r>
+        <w:rPr>
+          <w:rFonts w:ascii="Consolas" w:hAnsi="Consolas" w:cs="Consolas"/>
+          <w:sz w:val="17"/>
           <w:lang w:val="en-US"/>
         </w:rPr>
-      </w:pPr>
-      <w:r>
-        <w:rPr>
-          <w:rFonts w:ascii="Consolas" w:hAnsi="Consolas" w:cs="Consolas"/>
-          <w:sz w:val="17"/>
-        </w:rPr>
         <w:t xml:space="preserve">    </w:t>
       </w:r>
       <w:r>
         <w:rPr>
           <w:rFonts w:ascii="Consolas" w:hAnsi="Consolas" w:cs="Consolas"/>
           <w:sz w:val="17"/>
-          <w:lang w:val="en-US"/>
-        </w:rPr>
-        <w:t>int x = 5, y = 2;</w:t>
-      </w:r>
-    </w:p>
-    <w:p>
-      <w:pPr>
-        <w:spacing w:after="0" w:line="240" w:lineRule="auto"/>
-        <w:rPr>
-          <w:lang w:val="en-US"/>
-        </w:rPr>
-      </w:pPr>
-      <w:r>
-        <w:rPr>
-          <w:rFonts w:ascii="Consolas" w:hAnsi="Consolas" w:cs="Consolas"/>
-          <w:sz w:val="17"/>
-          <w:lang w:val="en-US"/>
-        </w:rPr>
-        <w:t xml:space="preserve">    float z = x / y;</w:t>
-      </w:r>
-    </w:p>
-    <w:p>
-      <w:pPr>
-        <w:spacing w:after="0" w:line="240" w:lineRule="auto"/>
-      </w:pPr>
-      <w:r>
-        <w:rPr>
-          <w:rFonts w:ascii="Consolas" w:hAnsi="Consolas" w:cs="Consolas"/>
-          <w:sz w:val="17"/>
-          <w:lang w:val="en-US"/>
-        </w:rPr>
-        <w:t xml:space="preserve">    </w:t>
-      </w:r>
-      <w:proofErr w:type="gramStart"/>
-      <w:r>
-        <w:rPr>
-          <w:rFonts w:ascii="Consolas" w:hAnsi="Consolas" w:cs="Consolas"/>
-          <w:sz w:val="17"/>
-        </w:rPr>
-        <w:t>printf(</w:t>
-      </w:r>
-      <w:proofErr w:type="gramEnd"/>
-      <w:r>
-        <w:rPr>
-          <w:rFonts w:ascii="Consolas" w:hAnsi="Consolas" w:cs="Consolas"/>
-          <w:sz w:val="17"/>
-        </w:rPr>
-        <w:t>"La var x vale %d\n", x);</w:t>
+        </w:rPr>
+        <w:t>printf("La var x vale %d\n", x);</w:t>
       </w:r>
     </w:p>
     <w:p>
@@ -16391,11 +14951,15 @@
     <w:p>
       <w:pPr>
         <w:spacing w:after="0" w:line="240" w:lineRule="auto"/>
-      </w:pPr>
-      <w:r>
-        <w:rPr>
-          <w:rFonts w:ascii="Consolas" w:hAnsi="Consolas" w:cs="Consolas"/>
-          <w:sz w:val="17"/>
+        <w:rPr>
+          <w:lang w:val="en-US"/>
+        </w:rPr>
+      </w:pPr>
+      <w:r>
+        <w:rPr>
+          <w:rFonts w:ascii="Consolas" w:hAnsi="Consolas" w:cs="Consolas"/>
+          <w:sz w:val="17"/>
+          <w:lang w:val="en-US"/>
         </w:rPr>
         <w:t>int x = 5, y = 2;</w:t>
       </w:r>
@@ -16403,54 +14967,65 @@
     <w:p>
       <w:pPr>
         <w:spacing w:after="0" w:line="240" w:lineRule="auto"/>
-      </w:pPr>
-      <w:r>
-        <w:rPr>
-          <w:rFonts w:ascii="Consolas" w:hAnsi="Consolas" w:cs="Consolas"/>
-          <w:sz w:val="17"/>
+        <w:rPr>
+          <w:lang w:val="en-US"/>
+        </w:rPr>
+      </w:pPr>
+      <w:r>
+        <w:rPr>
+          <w:rFonts w:ascii="Consolas" w:hAnsi="Consolas" w:cs="Consolas"/>
+          <w:sz w:val="17"/>
+          <w:lang w:val="en-US"/>
         </w:rPr>
         <w:t>float z = x / (float)y;   // y convertito a float: risultato 2.5</w:t>
       </w:r>
     </w:p>
+    <w:p>
+      <w:pPr>
+        <w:rPr>
+          <w:lang w:val="en-US"/>
+        </w:rPr>
+      </w:pPr>
+    </w:p>
+    <w:p>
+      <w:r>
+        <w:t xml:space="preserve">Qui y viene convertito esplicitamente a float; di conseguenza, per le regole di promozione, nella divisione anche il valore di x viene portato a float (la variabile x resta int) e la divisione è tra reali, quindi z vale 2.500000. Il cast evita la perdita della parte frazionaria che si avrebbe con la divisione intera </w:t>
+      </w:r>
+      <w:r>
+        <w:rPr>
+          <w:rFonts w:ascii="Consolas" w:hAnsi="Consolas" w:cs="Consolas"/>
+        </w:rPr>
+        <w:t>x / y</w:t>
+      </w:r>
+      <w:r>
+        <w:t>.</w:t>
+      </w:r>
+    </w:p>
+    <w:p>
+      <w:r>
+        <w:t xml:space="preserve">Il cast agisce </w:t>
+      </w:r>
+      <w:r>
+        <w:rPr>
+          <w:b/>
+        </w:rPr>
+        <w:t>solo sull'espressione immediatamente alla sua destra</w:t>
+      </w:r>
+      <w:r>
+        <w:t xml:space="preserve">. In </w:t>
+      </w:r>
+      <w:r>
+        <w:rPr>
+          <w:rFonts w:ascii="Consolas" w:hAnsi="Consolas" w:cs="Consolas"/>
+        </w:rPr>
+        <w:t>int x = 10, y = 3; float z = x / (float)y;</w:t>
+      </w:r>
+      <w:r>
+        <w:t xml:space="preserve"> viene convertita in float soltanto l'espressione y, mentre x resta di tipo int (nella divisione il suo valore viene poi promosso a float dalle regole viste sopra, e z vale 3.333333). Il cast cambia il tipo dell'espressione durante la valutazione, non il tipo delle variabili coinvolte: x e y rimangono interi.</w:t>
+      </w:r>
+    </w:p>
     <w:p/>
     <w:p>
-      <w:r>
-        <w:t xml:space="preserve">Qui y viene convertito esplicitamente a float; di conseguenza, per le regole di promozione, nella divisione anche il valore di x viene portato a float (la variabile x resta int) e la divisione è tra reali, quindi z vale 2.500000. Il cast evita la perdita della parte frazionaria che si avrebbe con la divisione intera </w:t>
-      </w:r>
-      <w:r>
-        <w:rPr>
-          <w:rFonts w:ascii="Consolas" w:hAnsi="Consolas" w:cs="Consolas"/>
-        </w:rPr>
-        <w:t>x / y</w:t>
-      </w:r>
-      <w:r>
-        <w:t>.</w:t>
-      </w:r>
-    </w:p>
-    <w:p>
-      <w:r>
-        <w:t xml:space="preserve">Il cast agisce </w:t>
-      </w:r>
-      <w:r>
-        <w:rPr>
-          <w:b/>
-        </w:rPr>
-        <w:t>solo sull'espressione immediatamente alla sua destra</w:t>
-      </w:r>
-      <w:r>
-        <w:t xml:space="preserve">. In </w:t>
-      </w:r>
-      <w:r>
-        <w:rPr>
-          <w:rFonts w:ascii="Consolas" w:hAnsi="Consolas" w:cs="Consolas"/>
-        </w:rPr>
-        <w:t>int x = 10, y = 3; float z = x / (float)y;</w:t>
-      </w:r>
-      <w:r>
-        <w:t xml:space="preserve"> viene convertita in float soltanto l'espressione y, mentre x resta di tipo int (nella divisione il suo valore viene poi promosso a float dalle regole viste sopra, e z vale 3.333333). Il cast cambia il tipo dell'espressione durante la valutazione, non il tipo delle variabili coinvolte: x e y rimangono interi.</w:t>
-      </w:r>
-    </w:p>
-    <w:p>
       <w:pPr>
         <w:pStyle w:val="Titolo1"/>
       </w:pPr>
@@ -16476,28 +15051,49 @@
     </w:p>
     <w:p>
       <w:r>
-        <w:rPr/>
-        <w:t xml:space="preserve">Un programma non si limita a fare calcoli: deve anche prendere decisioni. Le </w:t>
-      </w:r>
-      <w:r>
-        <w:rPr>
-          <w:b/>
+        <w:t xml:space="preserve">Un programma non si limita a fare calcoli: deve anche </w:t>
+      </w:r>
+      <w:r>
+        <w:rPr>
+          <w:highlight w:val="yellow"/>
+        </w:rPr>
+        <w:t>prendere decisioni</w:t>
+      </w:r>
+      <w:r>
+        <w:t xml:space="preserve">. Le </w:t>
+      </w:r>
+      <w:r>
+        <w:rPr>
+          <w:b/>
+          <w:highlight w:val="yellow"/>
         </w:rPr>
         <w:t>condizioni</w:t>
       </w:r>
       <w:r>
-        <w:rPr/>
         <w:t xml:space="preserve"> permettono di dire al computer "se succede questo, allora fai quello", e le </w:t>
       </w:r>
       <w:r>
         <w:rPr>
           <w:b/>
+          <w:highlight w:val="yellow"/>
         </w:rPr>
         <w:t>espressioni booleane</w:t>
       </w:r>
       <w:r>
-        <w:rPr/>
-        <w:t xml:space="preserve"> sono il linguaggio con cui le scriviamo. Con le espressioni booleane traduciamo domande come "il numero di somme ripetute richieste è stato raggiunto?" (il contatore dell'algoritmo di moltiplicazione del capitolo 2), "l'input da tastiera è corretto?" oppure "lo studente ha superato l'esame?". Sono il ponte tra i dati numerici e le scelte logiche: senza di esse un programma sarebbe soltanto una lunga sequenza rigida di calcoli.</w:t>
+        <w:t xml:space="preserve"> sono il linguaggio con cui le scriviamo. Con le </w:t>
+      </w:r>
+      <w:r>
+        <w:rPr>
+          <w:highlight w:val="yellow"/>
+        </w:rPr>
+        <w:t>espressioni booleane traduciamo domande</w:t>
+      </w:r>
+      <w:r>
+        <w:t xml:space="preserve"> come "il numero di somme ripetute richieste è stato raggiunto?" (il contatore dell'algoritmo di moltiplicazione del capitolo 2), "l'input da tastiera è corretto?" oppure "lo studente ha superato l'esame?". Sono il ponte tra i dati </w:t>
+      </w:r>
+      <w:r>
+        <w:lastRenderedPageBreak/>
+        <w:t>numerici e le scelte logiche: senza di esse un programma sarebbe soltanto una lunga sequenza rigida di calcoli.</w:t>
       </w:r>
     </w:p>
     <w:p>
@@ -16514,8 +15110,25 @@
     </w:p>
     <w:p>
       <w:r>
-        <w:rPr/>
-        <w:t>Per scrivere le condizioni il C mette a disposizione operatori relazionali, che confrontano due valori, e operatori logici, che combinano condizioni. Accanto a ciascuno si indica la notazione matematica corrispondente:</w:t>
+        <w:t xml:space="preserve">Per scrivere le condizioni il C mette a disposizione operatori relazionali, che </w:t>
+      </w:r>
+      <w:r>
+        <w:rPr>
+          <w:highlight w:val="yellow"/>
+        </w:rPr>
+        <w:t>confrontano due valori</w:t>
+      </w:r>
+      <w:r>
+        <w:t xml:space="preserve">, e </w:t>
+      </w:r>
+      <w:r>
+        <w:rPr>
+          <w:highlight w:val="yellow"/>
+        </w:rPr>
+        <w:t>operatori logici, che combinano condizioni</w:t>
+      </w:r>
+      <w:r>
+        <w:t>. Accanto a ciascuno si indica la notazione matematica corrispondente:</w:t>
       </w:r>
     </w:p>
     <w:p>
@@ -16532,7 +15145,6 @@
         <w:t>==</w:t>
       </w:r>
       <w:r>
-        <w:rPr/>
         <w:t xml:space="preserve"> (uguaglianza, x = y in matematica): </w:t>
       </w:r>
       <w:r>
@@ -16542,7 +15154,6 @@
         <w:t>x == y</w:t>
       </w:r>
       <w:r>
-        <w:rPr/>
         <w:t xml:space="preserve"> vale 1 se i due valori sono uguali, altrimenti 0;</w:t>
       </w:r>
     </w:p>
@@ -16560,7 +15171,6 @@
         <w:t>!=</w:t>
       </w:r>
       <w:r>
-        <w:rPr/>
         <w:t xml:space="preserve"> (diversità, x ≠ y): </w:t>
       </w:r>
       <w:r>
@@ -16570,7 +15180,6 @@
         <w:t>x != y</w:t>
       </w:r>
       <w:r>
-        <w:rPr/>
         <w:t xml:space="preserve"> vale 1 se sono diversi, altrimenti 0;</w:t>
       </w:r>
     </w:p>
@@ -16588,7 +15197,6 @@
         <w:t>&gt;</w:t>
       </w:r>
       <w:r>
-        <w:rPr/>
         <w:t xml:space="preserve"> e </w:t>
       </w:r>
       <w:r>
@@ -16598,7 +15206,6 @@
         <w:t>&lt;</w:t>
       </w:r>
       <w:r>
-        <w:rPr/>
         <w:t xml:space="preserve"> (maggiore e minore): </w:t>
       </w:r>
       <w:r>
@@ -16608,7 +15215,6 @@
         <w:t>x &gt; y</w:t>
       </w:r>
       <w:r>
-        <w:rPr/>
         <w:t xml:space="preserve"> e </w:t>
       </w:r>
       <w:r>
@@ -16618,7 +15224,6 @@
         <w:t>x &lt; y</w:t>
       </w:r>
       <w:r>
-        <w:rPr/>
         <w:t xml:space="preserve"> valgono 1 se la relazione è vera, altrimenti 0;</w:t>
       </w:r>
     </w:p>
@@ -16636,7 +15241,6 @@
         <w:t>&gt;=</w:t>
       </w:r>
       <w:r>
-        <w:rPr/>
         <w:t xml:space="preserve"> e </w:t>
       </w:r>
       <w:r>
@@ -16646,7 +15250,6 @@
         <w:t>&lt;=</w:t>
       </w:r>
       <w:r>
-        <w:rPr/>
         <w:t xml:space="preserve"> (maggiore o uguale, minore o uguale, x ≥ y e x ≤ y): valgono 1 se la relazione è vera, altrimenti 0;</w:t>
       </w:r>
     </w:p>
@@ -16664,7 +15267,6 @@
         <w:t>&amp;&amp;</w:t>
       </w:r>
       <w:r>
-        <w:rPr/>
         <w:t xml:space="preserve"> (AND, congiunzione, b ∧ c): </w:t>
       </w:r>
       <w:r>
@@ -16674,7 +15276,6 @@
         <w:t>x &gt; 0 &amp;&amp; y &gt; 0</w:t>
       </w:r>
       <w:r>
-        <w:rPr/>
         <w:t xml:space="preserve"> vale 1 se entrambe le condizioni sono vere;</w:t>
       </w:r>
     </w:p>
@@ -16692,7 +15293,6 @@
         <w:t>||</w:t>
       </w:r>
       <w:r>
-        <w:rPr/>
         <w:t xml:space="preserve"> (OR, disgiunzione, b ∨ c): </w:t>
       </w:r>
       <w:r>
@@ -16702,7 +15302,6 @@
         <w:t>x == 0 || y == 0</w:t>
       </w:r>
       <w:r>
-        <w:rPr/>
         <w:t xml:space="preserve"> vale 1 se almeno una delle due è vera;</w:t>
       </w:r>
     </w:p>
@@ -16720,7 +15319,6 @@
         <w:t>!</w:t>
       </w:r>
       <w:r>
-        <w:rPr/>
         <w:t xml:space="preserve"> (NOT, negazione, ¬b): </w:t>
       </w:r>
       <w:r>
@@ -16730,14 +15328,21 @@
         <w:t>!(x &gt; 0)</w:t>
       </w:r>
       <w:r>
-        <w:rPr/>
         <w:t xml:space="preserve"> inverte il valore logico della condizione.</w:t>
       </w:r>
     </w:p>
     <w:p>
       <w:r>
-        <w:rPr/>
-        <w:t xml:space="preserve">Il risultato di ogni espressione di questo tipo è quindi un numero, 1 per vero e 0 per falso. Gli operatori relazionali si usano spesso fra numeri: </w:t>
+        <w:t xml:space="preserve">Il </w:t>
+      </w:r>
+      <w:r>
+        <w:rPr>
+          <w:highlight w:val="yellow"/>
+        </w:rPr>
+        <w:t>risultato di ogni espressione di questo tipo è quindi un numero, 1 per vero e 0 per falso</w:t>
+      </w:r>
+      <w:r>
+        <w:t xml:space="preserve">. Gli operatori relazionali si usano spesso fra numeri: </w:t>
       </w:r>
       <w:r>
         <w:rPr>
@@ -16746,7 +15351,6 @@
         <w:t>contatore != n</w:t>
       </w:r>
       <w:r>
-        <w:rPr/>
         <w:t xml:space="preserve"> verifica se le ripetizioni sono completate, </w:t>
       </w:r>
       <w:r>
@@ -16756,7 +15360,6 @@
         <w:t>pinInserito == pinCorretto</w:t>
       </w:r>
       <w:r>
-        <w:rPr/>
         <w:t xml:space="preserve"> confronta due codici, </w:t>
       </w:r>
       <w:r>
@@ -16766,7 +15369,6 @@
         <w:t>temperatura &lt;= limiteMax</w:t>
       </w:r>
       <w:r>
-        <w:rPr/>
         <w:t xml:space="preserve"> controlla un limite e </w:t>
       </w:r>
       <w:r>
@@ -16776,13 +15378,11 @@
         <w:t>voto &gt;= 18</w:t>
       </w:r>
       <w:r>
-        <w:rPr/>
         <w:t xml:space="preserve"> verifica la sufficienza all'esame.</w:t>
       </w:r>
     </w:p>
     <w:p>
       <w:r>
-        <w:rPr/>
         <w:t xml:space="preserve">C'è un errore da non commettere mai: </w:t>
       </w:r>
       <w:r>
@@ -16792,7 +15392,6 @@
         <w:t>==</w:t>
       </w:r>
       <w:r>
-        <w:rPr/>
         <w:t xml:space="preserve"> è l'uguaglianza, mentre </w:t>
       </w:r>
       <w:r>
@@ -16802,7 +15401,6 @@
         <w:t>=</w:t>
       </w:r>
       <w:r>
-        <w:rPr/>
         <w:t xml:space="preserve"> è l'assegnamento (capitolo 8). Scrivere </w:t>
       </w:r>
       <w:r>
@@ -16812,7 +15410,6 @@
         <w:t>x = y</w:t>
       </w:r>
       <w:r>
-        <w:rPr/>
         <w:t xml:space="preserve"> dentro una condizione non confronta due valori: copia y in x, e l'espressione vale il valore copiato (se ne vedrà la conseguenza nel capitolo 20).</w:t>
       </w:r>
     </w:p>
@@ -16830,33 +15427,58 @@
     </w:p>
     <w:p>
       <w:r>
-        <w:rPr/>
-        <w:t xml:space="preserve">Le condizioni, nella logica di Boole, possono assumere solo due valori: </w:t>
-      </w:r>
-      <w:r>
-        <w:rPr>
-          <w:b/>
+        <w:t xml:space="preserve">Le </w:t>
+      </w:r>
+      <w:r>
+        <w:rPr>
+          <w:highlight w:val="yellow"/>
+        </w:rPr>
+        <w:t>condizioni</w:t>
+      </w:r>
+      <w:r>
+        <w:t xml:space="preserve">, nella logica di </w:t>
+      </w:r>
+      <w:r>
+        <w:rPr>
+          <w:highlight w:val="yellow"/>
+        </w:rPr>
+        <w:t>Boole</w:t>
+      </w:r>
+      <w:r>
+        <w:t xml:space="preserve">, possono assumere solo due valori: </w:t>
+      </w:r>
+      <w:r>
+        <w:rPr>
+          <w:b/>
+          <w:highlight w:val="yellow"/>
         </w:rPr>
         <w:t>true</w:t>
       </w:r>
       <w:r>
-        <w:rPr/>
+        <w:rPr>
+          <w:highlight w:val="yellow"/>
+        </w:rPr>
         <w:t xml:space="preserve"> (vero) e </w:t>
       </w:r>
       <w:r>
         <w:rPr>
           <w:b/>
+          <w:highlight w:val="yellow"/>
         </w:rPr>
         <w:t>false</w:t>
       </w:r>
       <w:r>
-        <w:rPr/>
-        <w:t xml:space="preserve"> (falso). La logica di Boole, o algebra booleana, è il sistema matematico basato su questi due valori e sugli operatori fondamentali AND, OR e NOT, alla base dei circuiti digitali (le porte logiche di Fondamenti dell'Informatica) e della programmazione.</w:t>
-      </w:r>
-    </w:p>
-    <w:p>
-      <w:r>
-        <w:rPr/>
+        <w:rPr>
+          <w:highlight w:val="yellow"/>
+        </w:rPr>
+        <w:t xml:space="preserve"> (falso)</w:t>
+      </w:r>
+      <w:r>
+        <w:t>. La logica di Boole, o algebra booleana, è il sistema matematico basato su questi due valori e sugli operatori fondamentali AND, OR e NOT, alla base dei circuiti digitali (le porte logiche di Fondamenti dell'Informatica) e della programmazione.</w:t>
+      </w:r>
+    </w:p>
+    <w:p>
+      <w:r>
         <w:t xml:space="preserve">Storicamente il C non aveva un tipo booleano fra i tipi primitivi, e si usavano gli interi con questa interpretazione: </w:t>
       </w:r>
       <w:r>
@@ -16866,7 +15488,6 @@
         <w:t>0 è falso, un valore diverso da 0 è vero</w:t>
       </w:r>
       <w:r>
-        <w:rPr/>
         <w:t xml:space="preserve">. Nel C moderno (dal C99) esiste l'header </w:t>
       </w:r>
       <w:r>
@@ -16876,7 +15497,6 @@
         <w:t>&lt;stdbool.h&gt;</w:t>
       </w:r>
       <w:r>
-        <w:rPr/>
         <w:t>, che introduce:</w:t>
       </w:r>
     </w:p>
@@ -16888,17 +15508,22 @@
         </w:numPr>
       </w:pPr>
       <w:r>
-        <w:rPr/>
-        <w:t xml:space="preserve">il tipo </w:t>
-      </w:r>
-      <w:r>
-        <w:rPr>
-          <w:b/>
+        <w:t xml:space="preserve">il </w:t>
+      </w:r>
+      <w:r>
+        <w:rPr>
+          <w:highlight w:val="yellow"/>
+        </w:rPr>
+        <w:t xml:space="preserve">tipo </w:t>
+      </w:r>
+      <w:r>
+        <w:rPr>
+          <w:b/>
+          <w:highlight w:val="yellow"/>
         </w:rPr>
         <w:t>bool</w:t>
       </w:r>
       <w:r>
-        <w:rPr/>
         <w:t>, simile a int ma che chiarisce che la variabile è booleana;</w:t>
       </w:r>
     </w:p>
@@ -16910,111 +15535,150 @@
         </w:numPr>
       </w:pPr>
       <w:r>
-        <w:rPr/>
-        <w:t xml:space="preserve">le costanti </w:t>
-      </w:r>
-      <w:r>
-        <w:rPr>
-          <w:b/>
+        <w:t xml:space="preserve">le </w:t>
+      </w:r>
+      <w:r>
+        <w:rPr>
+          <w:highlight w:val="yellow"/>
+        </w:rPr>
+        <w:t xml:space="preserve">costanti </w:t>
+      </w:r>
+      <w:r>
+        <w:rPr>
+          <w:b/>
+          <w:highlight w:val="yellow"/>
         </w:rPr>
         <w:t>true</w:t>
       </w:r>
       <w:r>
-        <w:rPr/>
+        <w:rPr>
+          <w:highlight w:val="yellow"/>
+        </w:rPr>
         <w:t xml:space="preserve"> e </w:t>
       </w:r>
       <w:r>
         <w:rPr>
           <w:b/>
+          <w:highlight w:val="yellow"/>
         </w:rPr>
         <w:t>false</w:t>
       </w:r>
       <w:r>
-        <w:rPr/>
         <w:t>.</w:t>
       </w:r>
     </w:p>
     <w:p>
       <w:r>
-        <w:rPr/>
         <w:t>Nel corso si userà il C moderno dove possibile. Nello schema della memoria una variabile booleana si rappresenta come un singolo bit, 0 oppure 1. Nel programma seguente ci sono due int, x e y, e un bool b inizializzato a false: nello schema b occupa un solo bit, che vale 0.</w:t>
       </w:r>
     </w:p>
     <w:p>
       <w:pPr>
-        <w:spacing w:after="0" w:before="0" w:line="240" w:lineRule="auto"/>
-      </w:pPr>
-      <w:r>
-        <w:rPr>
-          <w:rFonts w:ascii="Consolas" w:hAnsi="Consolas" w:cs="Consolas"/>
-          <w:sz w:val="17"/>
+        <w:spacing w:after="0" w:line="240" w:lineRule="auto"/>
+        <w:rPr>
+          <w:lang w:val="en-US"/>
+        </w:rPr>
+      </w:pPr>
+      <w:r>
+        <w:rPr>
+          <w:rFonts w:ascii="Consolas" w:hAnsi="Consolas" w:cs="Consolas"/>
+          <w:sz w:val="17"/>
+          <w:lang w:val="en-US"/>
         </w:rPr>
         <w:t>#include &lt;stdio.h&gt;</w:t>
       </w:r>
     </w:p>
     <w:p>
       <w:pPr>
-        <w:spacing w:after="0" w:before="0" w:line="240" w:lineRule="auto"/>
-      </w:pPr>
-      <w:r>
-        <w:rPr>
-          <w:rFonts w:ascii="Consolas" w:hAnsi="Consolas" w:cs="Consolas"/>
-          <w:sz w:val="17"/>
+        <w:spacing w:after="0" w:line="240" w:lineRule="auto"/>
+        <w:rPr>
+          <w:lang w:val="en-US"/>
+        </w:rPr>
+      </w:pPr>
+      <w:r>
+        <w:rPr>
+          <w:rFonts w:ascii="Consolas" w:hAnsi="Consolas" w:cs="Consolas"/>
+          <w:sz w:val="17"/>
+          <w:lang w:val="en-US"/>
         </w:rPr>
         <w:t>#include &lt;stdbool.h&gt;</w:t>
       </w:r>
     </w:p>
     <w:p>
       <w:pPr>
-        <w:spacing w:after="0" w:before="0" w:line="240" w:lineRule="auto"/>
-      </w:pPr>
-      <w:r>
-        <w:rPr>
-          <w:rFonts w:ascii="Consolas" w:hAnsi="Consolas" w:cs="Consolas"/>
-          <w:sz w:val="17"/>
+        <w:spacing w:after="0" w:line="240" w:lineRule="auto"/>
+        <w:rPr>
+          <w:lang w:val="en-US"/>
+        </w:rPr>
+      </w:pPr>
+      <w:r>
+        <w:rPr>
+          <w:rFonts w:ascii="Consolas" w:hAnsi="Consolas" w:cs="Consolas"/>
+          <w:sz w:val="17"/>
+          <w:lang w:val="en-US"/>
         </w:rPr>
         <w:t>int main(void) {</w:t>
       </w:r>
     </w:p>
     <w:p>
       <w:pPr>
-        <w:spacing w:after="0" w:before="0" w:line="240" w:lineRule="auto"/>
-      </w:pPr>
-      <w:r>
-        <w:rPr>
-          <w:rFonts w:ascii="Consolas" w:hAnsi="Consolas" w:cs="Consolas"/>
-          <w:sz w:val="17"/>
+        <w:spacing w:after="0" w:line="240" w:lineRule="auto"/>
+        <w:rPr>
+          <w:lang w:val="en-US"/>
+        </w:rPr>
+      </w:pPr>
+      <w:r>
+        <w:rPr>
+          <w:rFonts w:ascii="Consolas" w:hAnsi="Consolas" w:cs="Consolas"/>
+          <w:sz w:val="17"/>
+          <w:lang w:val="en-US"/>
         </w:rPr>
         <w:t xml:space="preserve">    int x = 1;</w:t>
       </w:r>
     </w:p>
     <w:p>
       <w:pPr>
-        <w:spacing w:after="0" w:before="0" w:line="240" w:lineRule="auto"/>
-      </w:pPr>
-      <w:r>
-        <w:rPr>
-          <w:rFonts w:ascii="Consolas" w:hAnsi="Consolas" w:cs="Consolas"/>
-          <w:sz w:val="17"/>
-        </w:rPr>
-        <w:t xml:space="preserve">    bool b = false;</w:t>
-      </w:r>
-    </w:p>
-    <w:p>
-      <w:pPr>
-        <w:spacing w:after="0" w:before="0" w:line="240" w:lineRule="auto"/>
-      </w:pPr>
-      <w:r>
-        <w:rPr>
-          <w:rFonts w:ascii="Consolas" w:hAnsi="Consolas" w:cs="Consolas"/>
-          <w:sz w:val="17"/>
+        <w:spacing w:after="0" w:line="240" w:lineRule="auto"/>
+        <w:rPr>
+          <w:lang w:val="en-US"/>
+        </w:rPr>
+      </w:pPr>
+      <w:r>
+        <w:rPr>
+          <w:rFonts w:ascii="Consolas" w:hAnsi="Consolas" w:cs="Consolas"/>
+          <w:sz w:val="17"/>
+          <w:lang w:val="en-US"/>
+        </w:rPr>
+        <w:t xml:space="preserve">    </w:t>
+      </w:r>
+      <w:r>
+        <w:rPr>
+          <w:rFonts w:ascii="Consolas" w:hAnsi="Consolas" w:cs="Consolas"/>
+          <w:sz w:val="17"/>
+          <w:lang w:val="en-US"/>
+        </w:rPr>
+        <w:t>bool b = false;</w:t>
+      </w:r>
+    </w:p>
+    <w:p>
+      <w:pPr>
+        <w:spacing w:after="0" w:line="240" w:lineRule="auto"/>
+        <w:rPr>
+          <w:lang w:val="en-US"/>
+        </w:rPr>
+      </w:pPr>
+      <w:r>
+        <w:rPr>
+          <w:rFonts w:ascii="Consolas" w:hAnsi="Consolas" w:cs="Consolas"/>
+          <w:sz w:val="17"/>
+          <w:lang w:val="en-US"/>
         </w:rPr>
         <w:t xml:space="preserve">    int y = 2;</w:t>
       </w:r>
     </w:p>
     <w:p>
       <w:pPr>
-        <w:spacing w:after="0" w:before="0" w:line="240" w:lineRule="auto"/>
+        <w:spacing w:after="0" w:line="240" w:lineRule="auto"/>
       </w:pPr>
       <w:r>
         <w:rPr>
@@ -17027,7 +15691,6 @@
     <w:p/>
     <w:p>
       <w:r>
-        <w:rPr/>
         <w:t xml:space="preserve">Una variabile booleana può memorizzare il risultato della valutazione di una condizione. Nel programma seguente </w:t>
       </w:r>
       <w:r>
@@ -17037,73 +15700,96 @@
         <w:t>superato</w:t>
       </w:r>
       <w:r>
-        <w:rPr/>
         <w:t xml:space="preserve"> vale 1 perché 25 è maggiore o uguale a 18:</w:t>
       </w:r>
     </w:p>
     <w:p>
       <w:pPr>
-        <w:spacing w:after="0" w:before="0" w:line="240" w:lineRule="auto"/>
-      </w:pPr>
-      <w:r>
-        <w:rPr>
-          <w:rFonts w:ascii="Consolas" w:hAnsi="Consolas" w:cs="Consolas"/>
-          <w:sz w:val="17"/>
+        <w:spacing w:after="0" w:line="240" w:lineRule="auto"/>
+        <w:rPr>
+          <w:lang w:val="en-US"/>
+        </w:rPr>
+      </w:pPr>
+      <w:r>
+        <w:rPr>
+          <w:rFonts w:ascii="Consolas" w:hAnsi="Consolas" w:cs="Consolas"/>
+          <w:sz w:val="17"/>
+          <w:lang w:val="en-US"/>
         </w:rPr>
         <w:t>#include &lt;stdio.h&gt;</w:t>
       </w:r>
     </w:p>
     <w:p>
       <w:pPr>
-        <w:spacing w:after="0" w:before="0" w:line="240" w:lineRule="auto"/>
-      </w:pPr>
-      <w:r>
-        <w:rPr>
-          <w:rFonts w:ascii="Consolas" w:hAnsi="Consolas" w:cs="Consolas"/>
-          <w:sz w:val="17"/>
+        <w:spacing w:after="0" w:line="240" w:lineRule="auto"/>
+        <w:rPr>
+          <w:lang w:val="en-US"/>
+        </w:rPr>
+      </w:pPr>
+      <w:r>
+        <w:rPr>
+          <w:rFonts w:ascii="Consolas" w:hAnsi="Consolas" w:cs="Consolas"/>
+          <w:sz w:val="17"/>
+          <w:lang w:val="en-US"/>
         </w:rPr>
         <w:t>#include &lt;stdbool.h&gt;</w:t>
       </w:r>
     </w:p>
     <w:p>
       <w:pPr>
-        <w:spacing w:after="0" w:before="0" w:line="240" w:lineRule="auto"/>
-      </w:pPr>
-      <w:r>
-        <w:rPr>
-          <w:rFonts w:ascii="Consolas" w:hAnsi="Consolas" w:cs="Consolas"/>
-          <w:sz w:val="17"/>
+        <w:spacing w:after="0" w:line="240" w:lineRule="auto"/>
+        <w:rPr>
+          <w:lang w:val="en-US"/>
+        </w:rPr>
+      </w:pPr>
+      <w:r>
+        <w:rPr>
+          <w:rFonts w:ascii="Consolas" w:hAnsi="Consolas" w:cs="Consolas"/>
+          <w:sz w:val="17"/>
+          <w:lang w:val="en-US"/>
         </w:rPr>
         <w:t>int main(void) {</w:t>
       </w:r>
     </w:p>
     <w:p>
       <w:pPr>
-        <w:spacing w:after="0" w:before="0" w:line="240" w:lineRule="auto"/>
-      </w:pPr>
-      <w:r>
-        <w:rPr>
-          <w:rFonts w:ascii="Consolas" w:hAnsi="Consolas" w:cs="Consolas"/>
-          <w:sz w:val="17"/>
+        <w:spacing w:after="0" w:line="240" w:lineRule="auto"/>
+        <w:rPr>
+          <w:lang w:val="en-US"/>
+        </w:rPr>
+      </w:pPr>
+      <w:r>
+        <w:rPr>
+          <w:rFonts w:ascii="Consolas" w:hAnsi="Consolas" w:cs="Consolas"/>
+          <w:sz w:val="17"/>
+          <w:lang w:val="en-US"/>
         </w:rPr>
         <w:t xml:space="preserve">    int votoScritto = 25;</w:t>
       </w:r>
     </w:p>
     <w:p>
       <w:pPr>
-        <w:spacing w:after="0" w:before="0" w:line="240" w:lineRule="auto"/>
-      </w:pPr>
-      <w:r>
-        <w:rPr>
-          <w:rFonts w:ascii="Consolas" w:hAnsi="Consolas" w:cs="Consolas"/>
-          <w:sz w:val="17"/>
-        </w:rPr>
-        <w:t xml:space="preserve">    int sogliaSuff = 18;</w:t>
-      </w:r>
-    </w:p>
-    <w:p>
-      <w:pPr>
-        <w:spacing w:after="0" w:before="0" w:line="240" w:lineRule="auto"/>
+        <w:spacing w:after="0" w:line="240" w:lineRule="auto"/>
+      </w:pPr>
+      <w:r>
+        <w:rPr>
+          <w:rFonts w:ascii="Consolas" w:hAnsi="Consolas" w:cs="Consolas"/>
+          <w:sz w:val="17"/>
+          <w:lang w:val="en-US"/>
+        </w:rPr>
+        <w:t xml:space="preserve">    </w:t>
+      </w:r>
+      <w:r>
+        <w:rPr>
+          <w:rFonts w:ascii="Consolas" w:hAnsi="Consolas" w:cs="Consolas"/>
+          <w:sz w:val="17"/>
+        </w:rPr>
+        <w:t>int sogliaSuff = 18;</w:t>
+      </w:r>
+    </w:p>
+    <w:p>
+      <w:pPr>
+        <w:spacing w:after="0" w:line="240" w:lineRule="auto"/>
       </w:pPr>
       <w:r>
         <w:rPr>
@@ -17115,7 +15801,7 @@
     </w:p>
     <w:p>
       <w:pPr>
-        <w:spacing w:after="0" w:before="0" w:line="240" w:lineRule="auto"/>
+        <w:spacing w:after="0" w:line="240" w:lineRule="auto"/>
       </w:pPr>
       <w:r>
         <w:rPr>
@@ -17127,7 +15813,7 @@
     </w:p>
     <w:p>
       <w:pPr>
-        <w:spacing w:after="0" w:before="0" w:line="240" w:lineRule="auto"/>
+        <w:spacing w:after="0" w:line="240" w:lineRule="auto"/>
       </w:pPr>
       <w:r>
         <w:rPr>
@@ -17140,7 +15826,6 @@
     <w:p/>
     <w:p>
       <w:r>
-        <w:rPr/>
         <w:t xml:space="preserve">L'output è </w:t>
       </w:r>
       <w:r>
@@ -17150,7 +15835,6 @@
         <w:t>Lo studente supera l'esame? 1</w:t>
       </w:r>
       <w:r>
-        <w:rPr/>
         <w:t xml:space="preserve">. Per il tipo bool </w:t>
       </w:r>
       <w:r>
@@ -17160,7 +15844,6 @@
         <w:t>non esiste uno specificatore di formato dedicato</w:t>
       </w:r>
       <w:r>
-        <w:rPr/>
         <w:t>: si usa %d, come per gli interi, e quindi viene stampato 0 oppure 1.</w:t>
       </w:r>
     </w:p>
@@ -17178,8 +15861,16 @@
     </w:p>
     <w:p>
       <w:r>
-        <w:rPr/>
-        <w:t>Nei programmi spesso non basta verificare una sola condizione: occorre stabilire il rapporto logico fra più condizioni contemporaneamente. Le condizioni si combinano con tre operatori:</w:t>
+        <w:t xml:space="preserve">Nei programmi spesso non basta verificare una sola condizione: </w:t>
+      </w:r>
+      <w:r>
+        <w:rPr>
+          <w:highlight w:val="yellow"/>
+        </w:rPr>
+        <w:t>occorre stabilire il rapporto logico fra più condizioni contemporaneamente</w:t>
+      </w:r>
+      <w:r>
+        <w:t>. Le condizioni si combinano con tre operatori:</w:t>
       </w:r>
     </w:p>
     <w:p>
@@ -17190,28 +15881,48 @@
         </w:numPr>
       </w:pPr>
       <w:r>
-        <w:rPr/>
         <w:t xml:space="preserve">la </w:t>
       </w:r>
       <w:r>
         <w:rPr>
           <w:b/>
+          <w:highlight w:val="yellow"/>
         </w:rPr>
         <w:t>congiunzione</w:t>
       </w:r>
       <w:r>
-        <w:rPr/>
+        <w:rPr>
+          <w:highlight w:val="yellow"/>
+        </w:rPr>
         <w:t xml:space="preserve"> </w:t>
       </w:r>
       <w:r>
         <w:rPr>
           <w:rFonts w:ascii="Consolas" w:hAnsi="Consolas" w:cs="Consolas"/>
         </w:rPr>
-        <w:t>condizione1 &amp;&amp; condizione2</w:t>
-      </w:r>
-      <w:r>
-        <w:rPr/>
-        <w:t>, vera se entrambe le condizioni sono vere;</w:t>
+        <w:t xml:space="preserve">condizione1 </w:t>
+      </w:r>
+      <w:r>
+        <w:rPr>
+          <w:rFonts w:ascii="Consolas" w:hAnsi="Consolas" w:cs="Consolas"/>
+          <w:highlight w:val="yellow"/>
+        </w:rPr>
+        <w:t>&amp;&amp;</w:t>
+      </w:r>
+      <w:r>
+        <w:rPr>
+          <w:rFonts w:ascii="Consolas" w:hAnsi="Consolas" w:cs="Consolas"/>
+        </w:rPr>
+        <w:t xml:space="preserve"> condizione2</w:t>
+      </w:r>
+      <w:r>
+        <w:t xml:space="preserve">, </w:t>
+      </w:r>
+      <w:r>
+        <w:rPr>
+          <w:highlight w:val="yellow"/>
+        </w:rPr>
+        <w:t>vera se entrambe le condizioni sono vere;</w:t>
       </w:r>
     </w:p>
     <w:p>
@@ -17222,28 +15933,48 @@
         </w:numPr>
       </w:pPr>
       <w:r>
-        <w:rPr/>
         <w:t xml:space="preserve">la </w:t>
       </w:r>
       <w:r>
         <w:rPr>
           <w:b/>
+          <w:highlight w:val="yellow"/>
         </w:rPr>
         <w:t>disgiunzione</w:t>
       </w:r>
       <w:r>
-        <w:rPr/>
         <w:t xml:space="preserve"> </w:t>
       </w:r>
       <w:r>
         <w:rPr>
           <w:rFonts w:ascii="Consolas" w:hAnsi="Consolas" w:cs="Consolas"/>
         </w:rPr>
-        <w:t>condizione1 || condizione2</w:t>
-      </w:r>
-      <w:r>
-        <w:rPr/>
-        <w:t>, vera se almeno una è vera;</w:t>
+        <w:t xml:space="preserve">condizione1 </w:t>
+      </w:r>
+      <w:r>
+        <w:rPr>
+          <w:rFonts w:ascii="Consolas" w:hAnsi="Consolas" w:cs="Consolas"/>
+          <w:highlight w:val="yellow"/>
+        </w:rPr>
+        <w:t>||</w:t>
+      </w:r>
+      <w:r>
+        <w:rPr>
+          <w:rFonts w:ascii="Consolas" w:hAnsi="Consolas" w:cs="Consolas"/>
+        </w:rPr>
+        <w:t xml:space="preserve"> condizione2</w:t>
+      </w:r>
+      <w:r>
+        <w:t xml:space="preserve">, </w:t>
+      </w:r>
+      <w:r>
+        <w:rPr>
+          <w:highlight w:val="yellow"/>
+        </w:rPr>
+        <w:t>vera se almeno una è vera</w:t>
+      </w:r>
+      <w:r>
+        <w:t>;</w:t>
       </w:r>
     </w:p>
     <w:p>
@@ -17254,39 +15985,55 @@
         </w:numPr>
       </w:pPr>
       <w:r>
-        <w:rPr/>
         <w:t xml:space="preserve">la </w:t>
       </w:r>
       <w:r>
         <w:rPr>
           <w:b/>
+          <w:highlight w:val="yellow"/>
         </w:rPr>
         <w:t>negazione</w:t>
       </w:r>
       <w:r>
-        <w:rPr/>
+        <w:rPr>
+          <w:highlight w:val="yellow"/>
+        </w:rPr>
         <w:t xml:space="preserve"> </w:t>
       </w:r>
       <w:r>
         <w:rPr>
           <w:rFonts w:ascii="Consolas" w:hAnsi="Consolas" w:cs="Consolas"/>
-        </w:rPr>
-        <w:t>!condizione</w:t>
-      </w:r>
-      <w:r>
-        <w:rPr/>
-        <w:t>, che dà l'opposto del valore della condizione.</w:t>
-      </w:r>
-    </w:p>
-    <w:p>
-      <w:r>
-        <w:rPr/>
+          <w:highlight w:val="yellow"/>
+        </w:rPr>
+        <w:t>!</w:t>
+      </w:r>
+      <w:r>
+        <w:rPr>
+          <w:rFonts w:ascii="Consolas" w:hAnsi="Consolas" w:cs="Consolas"/>
+        </w:rPr>
+        <w:t>condizione</w:t>
+      </w:r>
+      <w:r>
+        <w:t xml:space="preserve">, </w:t>
+      </w:r>
+      <w:r>
+        <w:rPr>
+          <w:highlight w:val="yellow"/>
+        </w:rPr>
+        <w:t>che dà l'opposto del valore della condizione</w:t>
+      </w:r>
+      <w:r>
+        <w:t>.</w:t>
+      </w:r>
+    </w:p>
+    <w:p>
+      <w:r>
         <w:t>Alcuni esempi tradotti in C:</w:t>
       </w:r>
     </w:p>
     <w:p>
       <w:pPr>
-        <w:spacing w:after="0" w:before="0" w:line="240" w:lineRule="auto"/>
+        <w:spacing w:after="0" w:line="240" w:lineRule="auto"/>
       </w:pPr>
       <w:r>
         <w:rPr>
@@ -17298,7 +16045,7 @@
     </w:p>
     <w:p>
       <w:pPr>
-        <w:spacing w:after="0" w:before="0" w:line="240" w:lineRule="auto"/>
+        <w:spacing w:after="0" w:line="240" w:lineRule="auto"/>
       </w:pPr>
       <w:r>
         <w:rPr>
@@ -17310,7 +16057,7 @@
     </w:p>
     <w:p>
       <w:pPr>
-        <w:spacing w:after="0" w:before="0" w:line="240" w:lineRule="auto"/>
+        <w:spacing w:after="0" w:line="240" w:lineRule="auto"/>
       </w:pPr>
       <w:r>
         <w:rPr>
@@ -17322,7 +16069,7 @@
     </w:p>
     <w:p>
       <w:pPr>
-        <w:spacing w:after="0" w:before="0" w:line="240" w:lineRule="auto"/>
+        <w:spacing w:after="0" w:line="240" w:lineRule="auto"/>
       </w:pPr>
       <w:r>
         <w:rPr>
@@ -17347,37 +16094,36 @@
     </w:p>
     <w:p>
       <w:r>
-        <w:rPr/>
         <w:t xml:space="preserve">Gli operatori si definiscono con le loro tavole di verità, le stesse viste in Fondamenti dell'Informatica per i connettivi logici. L'operatore </w:t>
       </w:r>
       <w:r>
         <w:rPr>
           <w:b/>
+          <w:highlight w:val="yellow"/>
         </w:rPr>
         <w:t>AND</w:t>
       </w:r>
       <w:r>
-        <w:rPr/>
         <w:t xml:space="preserve"> restituisce vero (1) solo se entrambe le condizioni sono vere, e falso (0) in tutti gli altri casi. L'operatore </w:t>
       </w:r>
       <w:r>
         <w:rPr>
           <w:b/>
+          <w:highlight w:val="yellow"/>
         </w:rPr>
         <w:t>OR</w:t>
       </w:r>
       <w:r>
-        <w:rPr/>
         <w:t xml:space="preserve"> restituisce vero se almeno una delle due condizioni è vera, ed è falso solo se entrambe sono false. L'operatore </w:t>
       </w:r>
       <w:r>
         <w:rPr>
           <w:b/>
+          <w:highlight w:val="yellow"/>
         </w:rPr>
         <w:t>NOT</w:t>
       </w:r>
       <w:r>
-        <w:rPr/>
         <w:t xml:space="preserve"> restituisce l'opposto della condizione: vera diventa falsa e falsa diventa vera.</w:t>
       </w:r>
     </w:p>
@@ -17387,18 +16133,1942 @@
         <w:jc w:val="center"/>
       </w:pPr>
       <w:r>
+        <w:rPr>
+          <w:noProof/>
+        </w:rPr>
         <w:drawing>
-          <wp:inline xmlns:a="http://schemas.openxmlformats.org/drawingml/2006/main" xmlns:pic="http://schemas.openxmlformats.org/drawingml/2006/picture">
+          <wp:inline distT="0" distB="0" distL="0" distR="0" wp14:anchorId="17C90EF5" wp14:editId="174F7F52">
             <wp:extent cx="4680000" cy="1484850"/>
+            <wp:effectExtent l="0" t="0" r="0" b="0"/>
             <wp:docPr id="475959976" name="Picture 475959976"/>
             <wp:cNvGraphicFramePr>
-              <a:graphicFrameLocks noChangeAspect="1"/>
+              <a:graphicFrameLocks xmlns:a="http://schemas.openxmlformats.org/drawingml/2006/main" noChangeAspect="1"/>
             </wp:cNvGraphicFramePr>
-            <a:graphic>
+            <a:graphic xmlns:a="http://schemas.openxmlformats.org/drawingml/2006/main">
               <a:graphicData uri="http://schemas.openxmlformats.org/drawingml/2006/picture">
-                <pic:pic>
+                <pic:pic xmlns:pic="http://schemas.openxmlformats.org/drawingml/2006/picture">
                   <pic:nvPicPr>
                     <pic:cNvPr id="0" name="ch17_tavole_booleane.png"/>
+                    <pic:cNvPicPr/>
+                  </pic:nvPicPr>
+                  <pic:blipFill>
+                    <a:blip r:embed="rId23"/>
+                    <a:stretch>
+                      <a:fillRect/>
+                    </a:stretch>
+                  </pic:blipFill>
+                  <pic:spPr>
+                    <a:xfrm>
+                      <a:off x="0" y="0"/>
+                      <a:ext cx="4680000" cy="1484850"/>
+                    </a:xfrm>
+                    <a:prstGeom prst="rect">
+                      <a:avLst/>
+                    </a:prstGeom>
+                  </pic:spPr>
+                </pic:pic>
+              </a:graphicData>
+            </a:graphic>
+          </wp:inline>
+        </w:drawing>
+      </w:r>
+    </w:p>
+    <w:p>
+      <w:pPr>
+        <w:jc w:val="center"/>
+      </w:pPr>
+      <w:r>
+        <w:rPr>
+          <w:i/>
+          <w:sz w:val="18"/>
+        </w:rPr>
+        <w:t>Le tavole di verità di AND, OR e NOT.</w:t>
+      </w:r>
+    </w:p>
+    <w:p>
+      <w:r>
+        <w:lastRenderedPageBreak/>
+        <w:t>Nel prossimo capitolo si vede come usare questi operatori per confrontare un valore con un intervallo, come il C valuta le condizioni e come semplificare le espressioni complesse.</w:t>
+      </w:r>
+    </w:p>
+    <w:p/>
+    <w:p>
+      <w:pPr>
+        <w:pStyle w:val="Titolo1"/>
+      </w:pPr>
+      <w:r>
+        <w:rPr>
+          <w:b/>
+          <w:color w:val="EE0000"/>
+        </w:rPr>
+        <w:t>Capitolo 18: Intervalli, Cortocircuitazione e Semplificazione delle Condizioni</w:t>
+      </w:r>
+    </w:p>
+    <w:p>
+      <w:pPr>
+        <w:pStyle w:val="Titolo2"/>
+      </w:pPr>
+      <w:r>
+        <w:rPr>
+          <w:b/>
+          <w:color w:val="E97132"/>
+        </w:rPr>
+        <w:t>Confronti su intervalli</w:t>
+      </w:r>
+    </w:p>
+    <w:p>
+      <w:r>
+        <w:t xml:space="preserve">Nei programmi spesso si deve verificare se un valore cade in un certo intervallo: un indice, una temperatura, un'età. In matematica la condizione si scrive in modo compatto, </w:t>
+      </w:r>
+      <w:r>
+        <w:rPr>
+          <w:rFonts w:ascii="Consolas" w:hAnsi="Consolas" w:cs="Consolas"/>
+        </w:rPr>
+        <w:t>min ≤ x ≤ max</w:t>
+      </w:r>
+      <w:r>
+        <w:t xml:space="preserve">. In C bisogna invece </w:t>
+      </w:r>
+      <w:r>
+        <w:rPr>
+          <w:b/>
+          <w:highlight w:val="yellow"/>
+        </w:rPr>
+        <w:t>spezzare il confronto in due condizioni</w:t>
+      </w:r>
+      <w:r>
+        <w:rPr>
+          <w:highlight w:val="yellow"/>
+        </w:rPr>
+        <w:t xml:space="preserve"> e combinarle con un AND</w:t>
+      </w:r>
+      <w:r>
+        <w:t xml:space="preserve">: </w:t>
+      </w:r>
+      <w:r>
+        <w:rPr>
+          <w:rFonts w:ascii="Consolas" w:hAnsi="Consolas" w:cs="Consolas"/>
+        </w:rPr>
+        <w:t>min &lt;= x &amp;&amp; x &lt;= max</w:t>
+      </w:r>
+      <w:r>
+        <w:t>, che è la forma più vicina alla notazione matematica.</w:t>
+      </w:r>
+    </w:p>
+    <w:p>
+      <w:r>
+        <w:t xml:space="preserve">Scrivere in C </w:t>
+      </w:r>
+      <w:r>
+        <w:rPr>
+          <w:rFonts w:ascii="Consolas" w:hAnsi="Consolas" w:cs="Consolas"/>
+        </w:rPr>
+        <w:t>min &lt;= x &lt;= max</w:t>
+      </w:r>
+      <w:r>
+        <w:t xml:space="preserve"> non produce l'effetto sperato, e il pericolo è proprio che compila senza errori. Il confronto si valuta da sinistra a destra: prima </w:t>
+      </w:r>
+      <w:r>
+        <w:rPr>
+          <w:rFonts w:ascii="Consolas" w:hAnsi="Consolas" w:cs="Consolas"/>
+        </w:rPr>
+        <w:t>min &lt;= x</w:t>
+      </w:r>
+      <w:r>
+        <w:t xml:space="preserve">, che dà 0 oppure 1, e poi quel risultato viene confrontato con max. Con min = 0, x = 20 e max = 10, per esempio, </w:t>
+      </w:r>
+      <w:r>
+        <w:rPr>
+          <w:rFonts w:ascii="Consolas" w:hAnsi="Consolas" w:cs="Consolas"/>
+        </w:rPr>
+        <w:t>0 &lt;= 20</w:t>
+      </w:r>
+      <w:r>
+        <w:t xml:space="preserve"> vale 1 e </w:t>
+      </w:r>
+      <w:r>
+        <w:rPr>
+          <w:rFonts w:ascii="Consolas" w:hAnsi="Consolas" w:cs="Consolas"/>
+        </w:rPr>
+        <w:t>1 &lt;= 10</w:t>
+      </w:r>
+      <w:r>
+        <w:t xml:space="preserve"> è vero, anche se 20 non sta nell'intervallo.</w:t>
+      </w:r>
+    </w:p>
+    <w:p>
+      <w:r>
+        <w:t>I quattro tipi di intervallo si traducono così:</w:t>
+      </w:r>
+    </w:p>
+    <w:p>
+      <w:pPr>
+        <w:numPr>
+          <w:ilvl w:val="0"/>
+          <w:numId w:val="1"/>
+        </w:numPr>
+      </w:pPr>
+      <w:r>
+        <w:rPr>
+          <w:b/>
+        </w:rPr>
+        <w:t>chiuso</w:t>
+      </w:r>
+      <w:r>
+        <w:t xml:space="preserve"> (inclusivo), x ∈ [min, max]: </w:t>
+      </w:r>
+      <w:r>
+        <w:rPr>
+          <w:rFonts w:ascii="Consolas" w:hAnsi="Consolas" w:cs="Consolas"/>
+        </w:rPr>
+        <w:t>min &lt;= x &amp;&amp; x &lt;= max</w:t>
+      </w:r>
+      <w:r>
+        <w:t>;</w:t>
+      </w:r>
+    </w:p>
+    <w:p>
+      <w:pPr>
+        <w:numPr>
+          <w:ilvl w:val="0"/>
+          <w:numId w:val="1"/>
+        </w:numPr>
+      </w:pPr>
+      <w:r>
+        <w:rPr>
+          <w:b/>
+        </w:rPr>
+        <w:t>semiaperto sinistro</w:t>
+      </w:r>
+      <w:r>
+        <w:t xml:space="preserve">, x ∈ [min, max): </w:t>
+      </w:r>
+      <w:r>
+        <w:rPr>
+          <w:rFonts w:ascii="Consolas" w:hAnsi="Consolas" w:cs="Consolas"/>
+        </w:rPr>
+        <w:t>min &lt;= x &amp;&amp; x &lt; max</w:t>
+      </w:r>
+      <w:r>
+        <w:t>;</w:t>
+      </w:r>
+    </w:p>
+    <w:p>
+      <w:pPr>
+        <w:numPr>
+          <w:ilvl w:val="0"/>
+          <w:numId w:val="1"/>
+        </w:numPr>
+      </w:pPr>
+      <w:r>
+        <w:rPr>
+          <w:b/>
+        </w:rPr>
+        <w:t>semiaperto destro</w:t>
+      </w:r>
+      <w:r>
+        <w:t xml:space="preserve">, x ∈ (min, max]: </w:t>
+      </w:r>
+      <w:r>
+        <w:rPr>
+          <w:rFonts w:ascii="Consolas" w:hAnsi="Consolas" w:cs="Consolas"/>
+        </w:rPr>
+        <w:t>min &lt; x &amp;&amp; x &lt;= max</w:t>
+      </w:r>
+      <w:r>
+        <w:t>;</w:t>
+      </w:r>
+    </w:p>
+    <w:p>
+      <w:pPr>
+        <w:numPr>
+          <w:ilvl w:val="0"/>
+          <w:numId w:val="1"/>
+        </w:numPr>
+      </w:pPr>
+      <w:r>
+        <w:rPr>
+          <w:b/>
+        </w:rPr>
+        <w:t>aperto</w:t>
+      </w:r>
+      <w:r>
+        <w:t xml:space="preserve"> (esclusivo), x ∈ (min, max): </w:t>
+      </w:r>
+      <w:r>
+        <w:rPr>
+          <w:rFonts w:ascii="Consolas" w:hAnsi="Consolas" w:cs="Consolas"/>
+        </w:rPr>
+        <w:t>min &lt; x &amp;&amp; x &lt; max</w:t>
+      </w:r>
+      <w:r>
+        <w:t>.</w:t>
+      </w:r>
+    </w:p>
+    <w:p>
+      <w:pPr>
+        <w:keepNext/>
+        <w:jc w:val="center"/>
+      </w:pPr>
+      <w:r>
+        <w:rPr>
+          <w:noProof/>
+        </w:rPr>
+        <w:drawing>
+          <wp:inline distT="0" distB="0" distL="0" distR="0" wp14:anchorId="5FD4325C" wp14:editId="6A9CD324">
+            <wp:extent cx="4680000" cy="1743040"/>
+            <wp:effectExtent l="0" t="0" r="0" b="0"/>
+            <wp:docPr id="475959977" name="Picture 475959977"/>
+            <wp:cNvGraphicFramePr>
+              <a:graphicFrameLocks xmlns:a="http://schemas.openxmlformats.org/drawingml/2006/main" noChangeAspect="1"/>
+            </wp:cNvGraphicFramePr>
+            <a:graphic xmlns:a="http://schemas.openxmlformats.org/drawingml/2006/main">
+              <a:graphicData uri="http://schemas.openxmlformats.org/drawingml/2006/picture">
+                <pic:pic xmlns:pic="http://schemas.openxmlformats.org/drawingml/2006/picture">
+                  <pic:nvPicPr>
+                    <pic:cNvPr id="0" name="ch18_intervalli.png"/>
+                    <pic:cNvPicPr/>
+                  </pic:nvPicPr>
+                  <pic:blipFill>
+                    <a:blip r:embed="rId24"/>
+                    <a:stretch>
+                      <a:fillRect/>
+                    </a:stretch>
+                  </pic:blipFill>
+                  <pic:spPr>
+                    <a:xfrm>
+                      <a:off x="0" y="0"/>
+                      <a:ext cx="4680000" cy="1743040"/>
+                    </a:xfrm>
+                    <a:prstGeom prst="rect">
+                      <a:avLst/>
+                    </a:prstGeom>
+                  </pic:spPr>
+                </pic:pic>
+              </a:graphicData>
+            </a:graphic>
+          </wp:inline>
+        </w:drawing>
+      </w:r>
+    </w:p>
+    <w:p>
+      <w:pPr>
+        <w:jc w:val="center"/>
+      </w:pPr>
+      <w:r>
+        <w:rPr>
+          <w:i/>
+          <w:sz w:val="18"/>
+        </w:rPr>
+        <w:t>I quattro tipi di intervallo e la loro espressione in C: il cerchio pieno include l'estremo, quello vuoto lo esclude.</w:t>
+      </w:r>
+    </w:p>
+    <w:p>
+      <w:r>
+        <w:t>Le denominazioni "sinistro" e "destro" sono quelle usate nel corso: contano le notazioni tra parentesi. Nel corso si userà molto questa notazione per verificare se un indice appartiene a un intervallo semiaperto sinistro.</w:t>
+      </w:r>
+    </w:p>
+    <w:p>
+      <w:pPr>
+        <w:pStyle w:val="Titolo2"/>
+      </w:pPr>
+      <w:r>
+        <w:rPr>
+          <w:b/>
+          <w:color w:val="E97132"/>
+        </w:rPr>
+        <w:t>La cortocircuitazione</w:t>
+      </w:r>
+    </w:p>
+    <w:p>
+      <w:r>
+        <w:rPr>
+          <w:highlight w:val="yellow"/>
+        </w:rPr>
+        <w:t>Quando si combinano più condizioni con AND oppure OR, il C interrompe la valutazione appena il risultato è già determinato</w:t>
+      </w:r>
+      <w:r>
+        <w:t xml:space="preserve"> (lo standard lo garantisce). Questo comportamento </w:t>
+      </w:r>
+      <w:r>
+        <w:rPr>
+          <w:highlight w:val="yellow"/>
+        </w:rPr>
+        <w:t>si chiama</w:t>
+      </w:r>
+      <w:r>
+        <w:t xml:space="preserve"> </w:t>
+      </w:r>
+      <w:r>
+        <w:rPr>
+          <w:b/>
+          <w:highlight w:val="yellow"/>
+        </w:rPr>
+        <w:t>cortocircuitazione</w:t>
+      </w:r>
+      <w:r>
+        <w:t xml:space="preserve"> (in inglese *short-circuit evaluation*):</w:t>
+      </w:r>
+    </w:p>
+    <w:p>
+      <w:pPr>
+        <w:numPr>
+          <w:ilvl w:val="0"/>
+          <w:numId w:val="1"/>
+        </w:numPr>
+      </w:pPr>
+      <w:r>
+        <w:t>con l'</w:t>
+      </w:r>
+      <w:r>
+        <w:rPr>
+          <w:b/>
+        </w:rPr>
+        <w:t>AND</w:t>
+      </w:r>
+      <w:r>
+        <w:t>, se la prima condizione è falsa il risultato è sicuramente falso, e la seconda non viene valutata;</w:t>
+      </w:r>
+    </w:p>
+    <w:p>
+      <w:pPr>
+        <w:numPr>
+          <w:ilvl w:val="0"/>
+          <w:numId w:val="1"/>
+        </w:numPr>
+      </w:pPr>
+      <w:r>
+        <w:t>con l'</w:t>
+      </w:r>
+      <w:r>
+        <w:rPr>
+          <w:b/>
+        </w:rPr>
+        <w:t>OR</w:t>
+      </w:r>
+      <w:r>
+        <w:t>, se la prima condizione è vera il risultato è sicuramente vero, e la seconda non viene valutata.</w:t>
+      </w:r>
+    </w:p>
+    <w:p>
+      <w:r>
+        <w:lastRenderedPageBreak/>
+        <w:t>La corto</w:t>
+      </w:r>
+      <w:r>
+        <w:rPr>
+          <w:highlight w:val="yellow"/>
+        </w:rPr>
+        <w:t>circuitazione non è solo un risparmio di tempo, ma permette di scrivere condizioni che altrimenti sarebbero pericolose.</w:t>
+      </w:r>
+      <w:r>
+        <w:t xml:space="preserve"> Per verificare che il divisore sia diverso da zero e che la divisione dia un risultato maggiore di 5 si scrive:</w:t>
+      </w:r>
+    </w:p>
+    <w:p>
+      <w:pPr>
+        <w:spacing w:after="0" w:line="240" w:lineRule="auto"/>
+      </w:pPr>
+      <w:r>
+        <w:rPr>
+          <w:rFonts w:ascii="Consolas" w:hAnsi="Consolas" w:cs="Consolas"/>
+          <w:sz w:val="17"/>
+        </w:rPr>
+        <w:t>bool condizione = (divisore != 0) &amp;&amp; ((numeratore / divisore) &gt; 5);</w:t>
+      </w:r>
+    </w:p>
+    <w:p/>
+    <w:p>
+      <w:r>
+        <w:t>Se il divisore è 0 la seconda parte non viene eseguita, e si evita l'errore a tempo di esecuzione della divisione per zero. Un altro esempio verifica che l'utente abbia inserito un numero e che sia pari:</w:t>
+      </w:r>
+    </w:p>
+    <w:p>
+      <w:pPr>
+        <w:spacing w:after="0" w:line="240" w:lineRule="auto"/>
+      </w:pPr>
+      <w:r>
+        <w:rPr>
+          <w:rFonts w:ascii="Consolas" w:hAnsi="Consolas" w:cs="Consolas"/>
+          <w:sz w:val="17"/>
+        </w:rPr>
+        <w:t>int valore;</w:t>
+      </w:r>
+    </w:p>
+    <w:p>
+      <w:pPr>
+        <w:spacing w:after="0" w:line="240" w:lineRule="auto"/>
+      </w:pPr>
+      <w:r>
+        <w:rPr>
+          <w:rFonts w:ascii="Consolas" w:hAnsi="Consolas" w:cs="Consolas"/>
+          <w:sz w:val="17"/>
+        </w:rPr>
+        <w:t>bool scanPari = (scanf("%d", &amp;valore) == 1) &amp;&amp; (valore % 2 == 0);</w:t>
+      </w:r>
+    </w:p>
+    <w:p/>
+    <w:p>
+      <w:r>
+        <w:t>Se scanf non riesce a leggere il valore (il suo risultato, come visto nel capitolo 10, non è 1), la parte a destra non viene valutata e non si guarda il contenuto di valore, che in quel caso non è affidabile.</w:t>
+      </w:r>
+    </w:p>
+    <w:p>
+      <w:r>
+        <w:t>Lo stesso schema si ritrova in un programma completo, che legge un numero e stampa tre risultati:</w:t>
+      </w:r>
+    </w:p>
+    <w:p>
+      <w:pPr>
+        <w:spacing w:after="0" w:line="240" w:lineRule="auto"/>
+        <w:rPr>
+          <w:lang w:val="en-US"/>
+        </w:rPr>
+      </w:pPr>
+      <w:r>
+        <w:rPr>
+          <w:rFonts w:ascii="Consolas" w:hAnsi="Consolas" w:cs="Consolas"/>
+          <w:sz w:val="17"/>
+          <w:lang w:val="en-US"/>
+        </w:rPr>
+        <w:t>#include &lt;stdio.h&gt;</w:t>
+      </w:r>
+    </w:p>
+    <w:p>
+      <w:pPr>
+        <w:spacing w:after="0" w:line="240" w:lineRule="auto"/>
+        <w:rPr>
+          <w:lang w:val="en-US"/>
+        </w:rPr>
+      </w:pPr>
+      <w:r>
+        <w:rPr>
+          <w:rFonts w:ascii="Consolas" w:hAnsi="Consolas" w:cs="Consolas"/>
+          <w:sz w:val="17"/>
+          <w:lang w:val="en-US"/>
+        </w:rPr>
+        <w:t>#include &lt;stdbool.h&gt;</w:t>
+      </w:r>
+    </w:p>
+    <w:p>
+      <w:pPr>
+        <w:spacing w:after="0" w:line="240" w:lineRule="auto"/>
+        <w:rPr>
+          <w:lang w:val="en-US"/>
+        </w:rPr>
+      </w:pPr>
+      <w:r>
+        <w:rPr>
+          <w:rFonts w:ascii="Consolas" w:hAnsi="Consolas" w:cs="Consolas"/>
+          <w:sz w:val="17"/>
+          <w:lang w:val="en-US"/>
+        </w:rPr>
+        <w:t>int main(void) {</w:t>
+      </w:r>
+    </w:p>
+    <w:p>
+      <w:pPr>
+        <w:spacing w:after="0" w:line="240" w:lineRule="auto"/>
+        <w:rPr>
+          <w:lang w:val="en-US"/>
+        </w:rPr>
+      </w:pPr>
+      <w:r>
+        <w:rPr>
+          <w:rFonts w:ascii="Consolas" w:hAnsi="Consolas" w:cs="Consolas"/>
+          <w:sz w:val="17"/>
+          <w:lang w:val="en-US"/>
+        </w:rPr>
+        <w:t xml:space="preserve">    int numero;</w:t>
+      </w:r>
+    </w:p>
+    <w:p>
+      <w:pPr>
+        <w:spacing w:after="0" w:line="240" w:lineRule="auto"/>
+      </w:pPr>
+      <w:r>
+        <w:rPr>
+          <w:rFonts w:ascii="Consolas" w:hAnsi="Consolas" w:cs="Consolas"/>
+          <w:sz w:val="17"/>
+          <w:lang w:val="en-US"/>
+        </w:rPr>
+        <w:t xml:space="preserve">    </w:t>
+      </w:r>
+      <w:r>
+        <w:rPr>
+          <w:rFonts w:ascii="Consolas" w:hAnsi="Consolas" w:cs="Consolas"/>
+          <w:sz w:val="17"/>
+        </w:rPr>
+        <w:t>bool letto, positivo, dispari;</w:t>
+      </w:r>
+    </w:p>
+    <w:p>
+      <w:pPr>
+        <w:spacing w:after="0" w:line="240" w:lineRule="auto"/>
+      </w:pPr>
+      <w:r>
+        <w:rPr>
+          <w:rFonts w:ascii="Consolas" w:hAnsi="Consolas" w:cs="Consolas"/>
+          <w:sz w:val="17"/>
+        </w:rPr>
+        <w:t xml:space="preserve">    printf("Inserisci un numero intero: ");</w:t>
+      </w:r>
+    </w:p>
+    <w:p>
+      <w:pPr>
+        <w:spacing w:after="0" w:line="240" w:lineRule="auto"/>
+      </w:pPr>
+      <w:r>
+        <w:rPr>
+          <w:rFonts w:ascii="Consolas" w:hAnsi="Consolas" w:cs="Consolas"/>
+          <w:sz w:val="17"/>
+        </w:rPr>
+        <w:t xml:space="preserve">    letto = (scanf("%d", &amp;numero) == 1);     // true se scanf ha letto correttamente</w:t>
+      </w:r>
+    </w:p>
+    <w:p>
+      <w:pPr>
+        <w:spacing w:after="0" w:line="240" w:lineRule="auto"/>
+      </w:pPr>
+      <w:r>
+        <w:rPr>
+          <w:rFonts w:ascii="Consolas" w:hAnsi="Consolas" w:cs="Consolas"/>
+          <w:sz w:val="17"/>
+        </w:rPr>
+        <w:t xml:space="preserve">    positivo = letto &amp;&amp; (numero &gt; 0);         // input valido e maggiore di 0</w:t>
+      </w:r>
+    </w:p>
+    <w:p>
+      <w:pPr>
+        <w:spacing w:after="0" w:line="240" w:lineRule="auto"/>
+      </w:pPr>
+      <w:r>
+        <w:rPr>
+          <w:rFonts w:ascii="Consolas" w:hAnsi="Consolas" w:cs="Consolas"/>
+          <w:sz w:val="17"/>
+        </w:rPr>
+        <w:t xml:space="preserve">    dispari  = letto &amp;&amp; (numero % 2 != 0);    // input valido e non divisibile per 2</w:t>
+      </w:r>
+    </w:p>
+    <w:p>
+      <w:pPr>
+        <w:spacing w:after="0" w:line="240" w:lineRule="auto"/>
+      </w:pPr>
+      <w:r>
+        <w:rPr>
+          <w:rFonts w:ascii="Consolas" w:hAnsi="Consolas" w:cs="Consolas"/>
+          <w:sz w:val="17"/>
+        </w:rPr>
+        <w:t xml:space="preserve">    // stampa i risultati (0 = falso, 1 = vero)</w:t>
+      </w:r>
+    </w:p>
+    <w:p>
+      <w:pPr>
+        <w:spacing w:after="0" w:line="240" w:lineRule="auto"/>
+      </w:pPr>
+      <w:r>
+        <w:rPr>
+          <w:rFonts w:ascii="Consolas" w:hAnsi="Consolas" w:cs="Consolas"/>
+          <w:sz w:val="17"/>
+        </w:rPr>
+        <w:t xml:space="preserve">    printf("Input valido? %d\n", letto);</w:t>
+      </w:r>
+    </w:p>
+    <w:p>
+      <w:pPr>
+        <w:spacing w:after="0" w:line="240" w:lineRule="auto"/>
+      </w:pPr>
+      <w:r>
+        <w:rPr>
+          <w:rFonts w:ascii="Consolas" w:hAnsi="Consolas" w:cs="Consolas"/>
+          <w:sz w:val="17"/>
+        </w:rPr>
+        <w:t xml:space="preserve">    printf("Numero positivo? %d\n", positivo);</w:t>
+      </w:r>
+    </w:p>
+    <w:p>
+      <w:pPr>
+        <w:spacing w:after="0" w:line="240" w:lineRule="auto"/>
+      </w:pPr>
+      <w:r>
+        <w:rPr>
+          <w:rFonts w:ascii="Consolas" w:hAnsi="Consolas" w:cs="Consolas"/>
+          <w:sz w:val="17"/>
+        </w:rPr>
+        <w:t xml:space="preserve">    printf("Numero dispari? %d\n", dispari);</w:t>
+      </w:r>
+    </w:p>
+    <w:p>
+      <w:pPr>
+        <w:spacing w:after="0" w:line="240" w:lineRule="auto"/>
+      </w:pPr>
+      <w:r>
+        <w:rPr>
+          <w:rFonts w:ascii="Consolas" w:hAnsi="Consolas" w:cs="Consolas"/>
+          <w:sz w:val="17"/>
+        </w:rPr>
+        <w:t>}</w:t>
+      </w:r>
+    </w:p>
+    <w:p/>
+    <w:p>
+      <w:r>
+        <w:t xml:space="preserve">Se l'utente inserisce 7 il programma stampa 1 per tutte e tre le domande; se inserisce una lettera, </w:t>
+      </w:r>
+      <w:r>
+        <w:rPr>
+          <w:rFonts w:ascii="Consolas" w:hAnsi="Consolas" w:cs="Consolas"/>
+        </w:rPr>
+        <w:t>letto</w:t>
+      </w:r>
+      <w:r>
+        <w:t xml:space="preserve"> vale 0 e di conseguenza anche le altre due condizioni valgono 0.</w:t>
+      </w:r>
+    </w:p>
+    <w:p>
+      <w:pPr>
+        <w:pStyle w:val="Titolo2"/>
+      </w:pPr>
+      <w:r>
+        <w:rPr>
+          <w:b/>
+          <w:color w:val="E97132"/>
+        </w:rPr>
+        <w:t>Semplificare le espressioni complesse</w:t>
+      </w:r>
+    </w:p>
+    <w:p>
+      <w:r>
+        <w:rPr>
+          <w:highlight w:val="yellow"/>
+        </w:rPr>
+        <w:t>Le espressioni booleane con molti AND e OR mescolati diventano difficili da leggere, facili da scrivere in modo sbagliato e complicate da modificare</w:t>
+      </w:r>
+      <w:r>
+        <w:t>. Ecco un esempio:</w:t>
+      </w:r>
+    </w:p>
+    <w:p>
+      <w:pPr>
+        <w:spacing w:after="0" w:line="240" w:lineRule="auto"/>
+      </w:pPr>
+      <w:r>
+        <w:rPr>
+          <w:rFonts w:ascii="Consolas" w:hAnsi="Consolas" w:cs="Consolas"/>
+          <w:sz w:val="17"/>
+        </w:rPr>
+        <w:t>bool sconto = registrato &amp;&amp; spesaTotale &gt;= 100 ||</w:t>
+      </w:r>
+    </w:p>
+    <w:p>
+      <w:pPr>
+        <w:spacing w:after="0" w:line="240" w:lineRule="auto"/>
+      </w:pPr>
+      <w:r>
+        <w:rPr>
+          <w:rFonts w:ascii="Consolas" w:hAnsi="Consolas" w:cs="Consolas"/>
+          <w:sz w:val="17"/>
+        </w:rPr>
+        <w:t xml:space="preserve">              (codiceNonScaduto &amp;&amp; attivatoDallUtente);</w:t>
+      </w:r>
+    </w:p>
+    <w:p/>
+    <w:p>
+      <w:r>
+        <w:t>Si procede spezzando l'espressione in sotto-condizioni con nomi chiari, usando variabili booleane intermedie e rendendo la condizione finale la combinazione semplice di pochi termini:</w:t>
+      </w:r>
+    </w:p>
+    <w:p>
+      <w:pPr>
+        <w:spacing w:after="0" w:line="240" w:lineRule="auto"/>
+      </w:pPr>
+      <w:r>
+        <w:rPr>
+          <w:rFonts w:ascii="Consolas" w:hAnsi="Consolas" w:cs="Consolas"/>
+          <w:sz w:val="17"/>
+        </w:rPr>
+        <w:t>bool clientePremium = registrato &amp;&amp; (spesaTotale &gt;= 100);</w:t>
+      </w:r>
+    </w:p>
+    <w:p>
+      <w:pPr>
+        <w:spacing w:after="0" w:line="240" w:lineRule="auto"/>
+      </w:pPr>
+      <w:r>
+        <w:rPr>
+          <w:rFonts w:ascii="Consolas" w:hAnsi="Consolas" w:cs="Consolas"/>
+          <w:sz w:val="17"/>
+        </w:rPr>
+        <w:t>bool promoExtra     = codiceNonScaduto &amp;&amp; attivatoDallUtente;</w:t>
+      </w:r>
+    </w:p>
+    <w:p>
+      <w:pPr>
+        <w:spacing w:after="0" w:line="240" w:lineRule="auto"/>
+      </w:pPr>
+      <w:r>
+        <w:rPr>
+          <w:rFonts w:ascii="Consolas" w:hAnsi="Consolas" w:cs="Consolas"/>
+          <w:sz w:val="17"/>
+        </w:rPr>
+        <w:t>bool sconto         = clientePremium || promoExtra;</w:t>
+      </w:r>
+    </w:p>
+    <w:p/>
+    <w:p>
+      <w:r>
+        <w:rPr>
+          <w:highlight w:val="yellow"/>
+        </w:rPr>
+        <w:t>Le due versioni calcolano la stessa cosa, perché in C l'AND ha la precedenza sull'OR; ma la seconda si legge a colpo d'occhio e ogni condizione ha un nome che spiega a che cosa serve.</w:t>
+      </w:r>
+    </w:p>
+    <w:p>
+      <w:pPr>
+        <w:pStyle w:val="Titolo2"/>
+      </w:pPr>
+      <w:r>
+        <w:rPr>
+          <w:b/>
+          <w:color w:val="E97132"/>
+        </w:rPr>
+        <w:t>L'operatore condizionale ternario</w:t>
+      </w:r>
+    </w:p>
+    <w:p>
+      <w:r>
+        <w:rPr>
+          <w:highlight w:val="yellow"/>
+        </w:rPr>
+        <w:t>L'</w:t>
+      </w:r>
+      <w:r>
+        <w:rPr>
+          <w:b/>
+          <w:highlight w:val="yellow"/>
+        </w:rPr>
+        <w:t>operatore ternario</w:t>
+      </w:r>
+      <w:r>
+        <w:rPr>
+          <w:highlight w:val="yellow"/>
+        </w:rPr>
+        <w:t xml:space="preserve"> è un operatore condizionale compatto, che ha la forma </w:t>
+      </w:r>
+      <w:r>
+        <w:rPr>
+          <w:rFonts w:ascii="Consolas" w:hAnsi="Consolas" w:cs="Consolas"/>
+          <w:highlight w:val="yellow"/>
+        </w:rPr>
+        <w:t>condizione ? valore_se_vero : valore_se_falso</w:t>
+      </w:r>
+      <w:r>
+        <w:rPr>
+          <w:highlight w:val="yellow"/>
+        </w:rPr>
+        <w:t>. Si valuta la condizione: se è vera l'espressione vale il primo</w:t>
+      </w:r>
+      <w:r>
+        <w:t xml:space="preserve"> </w:t>
+      </w:r>
+      <w:r>
+        <w:rPr>
+          <w:highlight w:val="yellow"/>
+        </w:rPr>
+        <w:lastRenderedPageBreak/>
+        <w:t>valore, se è falsa vale il secondo</w:t>
+      </w:r>
+      <w:r>
+        <w:t xml:space="preserve">. È </w:t>
+      </w:r>
+      <w:r>
+        <w:rPr>
+          <w:highlight w:val="yellow"/>
+        </w:rPr>
+        <w:t>utile per piccole espressioni condizionali</w:t>
+      </w:r>
+      <w:r>
+        <w:t>, ma solo se non pregiudica la semplicità del codice:</w:t>
+      </w:r>
+    </w:p>
+    <w:p>
+      <w:pPr>
+        <w:spacing w:after="0" w:line="240" w:lineRule="auto"/>
+      </w:pPr>
+      <w:r>
+        <w:rPr>
+          <w:rFonts w:ascii="Consolas" w:hAnsi="Consolas" w:cs="Consolas"/>
+          <w:sz w:val="17"/>
+        </w:rPr>
+        <w:t>int x = 5;</w:t>
+      </w:r>
+    </w:p>
+    <w:p>
+      <w:pPr>
+        <w:spacing w:after="0" w:line="240" w:lineRule="auto"/>
+      </w:pPr>
+      <w:r>
+        <w:rPr>
+          <w:rFonts w:ascii="Consolas" w:hAnsi="Consolas" w:cs="Consolas"/>
+          <w:sz w:val="17"/>
+        </w:rPr>
+        <w:t>int y = (x % 2 == 0) ? 100 : 200;   // y = 200, perché x è dispari</w:t>
+      </w:r>
+    </w:p>
+    <w:p/>
+    <w:p>
+      <w:r>
+        <w:t xml:space="preserve">Per condizioni più articolate è meglio usare i blocchi </w:t>
+      </w:r>
+      <w:r>
+        <w:rPr>
+          <w:rFonts w:ascii="Consolas" w:hAnsi="Consolas" w:cs="Consolas"/>
+        </w:rPr>
+        <w:t>if..else</w:t>
+      </w:r>
+      <w:r>
+        <w:t>, che sono l'argomento del prossimo capitolo.</w:t>
+      </w:r>
+    </w:p>
+    <w:p>
+      <w:pPr>
+        <w:pStyle w:val="Titolo1"/>
+        <w:rPr>
+          <w:b/>
+          <w:color w:val="EE0000"/>
+        </w:rPr>
+      </w:pPr>
+    </w:p>
+    <w:p>
+      <w:pPr>
+        <w:pStyle w:val="Titolo1"/>
+      </w:pPr>
+      <w:r>
+        <w:rPr>
+          <w:b/>
+          <w:color w:val="EE0000"/>
+        </w:rPr>
+        <w:t>Capitolo 19: Il Controllo di Flusso e il Costrutto if</w:t>
+      </w:r>
+    </w:p>
+    <w:p>
+      <w:pPr>
+        <w:pStyle w:val="Titolo2"/>
+      </w:pPr>
+      <w:r>
+        <w:rPr>
+          <w:b/>
+          <w:color w:val="E97132"/>
+        </w:rPr>
+        <w:t>Dalla sequenza alle decisioni</w:t>
+      </w:r>
+    </w:p>
+    <w:p>
+      <w:r>
+        <w:t xml:space="preserve">Finora abbiamo scritto programmi in cui le istruzioni vengono eseguite prevalentemente una dopo l'altra. </w:t>
+      </w:r>
+      <w:r>
+        <w:rPr>
+          <w:highlight w:val="yellow"/>
+        </w:rPr>
+        <w:t xml:space="preserve">Per costruire algoritmi più articolati dobbiamo invece poter </w:t>
+      </w:r>
+      <w:r>
+        <w:rPr>
+          <w:b/>
+          <w:highlight w:val="yellow"/>
+        </w:rPr>
+        <w:t>controllare l'ordine</w:t>
+      </w:r>
+      <w:r>
+        <w:rPr>
+          <w:highlight w:val="yellow"/>
+        </w:rPr>
+        <w:t xml:space="preserve"> con cui le istruzioni vengono eseguite</w:t>
+      </w:r>
+      <w:r>
+        <w:t>. La programmazione strutturata (capitolo 3) utilizza tre strutture di controllo fondamentali:</w:t>
+      </w:r>
+    </w:p>
+    <w:p>
+      <w:pPr>
+        <w:numPr>
+          <w:ilvl w:val="0"/>
+          <w:numId w:val="1"/>
+        </w:numPr>
+      </w:pPr>
+      <w:r>
+        <w:t xml:space="preserve">la </w:t>
+      </w:r>
+      <w:r>
+        <w:rPr>
+          <w:b/>
+        </w:rPr>
+        <w:t>sequenza</w:t>
+      </w:r>
+      <w:r>
+        <w:t xml:space="preserve">: </w:t>
+      </w:r>
+      <w:r>
+        <w:rPr>
+          <w:highlight w:val="yellow"/>
+        </w:rPr>
+        <w:t>esecuzione ordinata delle istruzioni</w:t>
+      </w:r>
+      <w:r>
+        <w:t>;</w:t>
+      </w:r>
+    </w:p>
+    <w:p>
+      <w:pPr>
+        <w:numPr>
+          <w:ilvl w:val="0"/>
+          <w:numId w:val="1"/>
+        </w:numPr>
+      </w:pPr>
+      <w:r>
+        <w:t xml:space="preserve">la </w:t>
+      </w:r>
+      <w:r>
+        <w:rPr>
+          <w:b/>
+        </w:rPr>
+        <w:t>selezione</w:t>
+      </w:r>
+      <w:r>
+        <w:t xml:space="preserve">: </w:t>
+      </w:r>
+      <w:r>
+        <w:rPr>
+          <w:highlight w:val="yellow"/>
+        </w:rPr>
+        <w:t>scelta fra alternative,</w:t>
+      </w:r>
+      <w:r>
+        <w:t xml:space="preserve"> che si realizza con l'</w:t>
+      </w:r>
+      <w:r>
+        <w:rPr>
+          <w:rFonts w:ascii="Consolas" w:hAnsi="Consolas" w:cs="Consolas"/>
+        </w:rPr>
+        <w:t>if</w:t>
+      </w:r>
+      <w:r>
+        <w:t>;</w:t>
+      </w:r>
+    </w:p>
+    <w:p>
+      <w:pPr>
+        <w:numPr>
+          <w:ilvl w:val="0"/>
+          <w:numId w:val="1"/>
+        </w:numPr>
+      </w:pPr>
+      <w:r>
+        <w:t>l'</w:t>
+      </w:r>
+      <w:r>
+        <w:rPr>
+          <w:b/>
+        </w:rPr>
+        <w:t>iterazione</w:t>
+      </w:r>
+      <w:r>
+        <w:t xml:space="preserve">: </w:t>
+      </w:r>
+      <w:r>
+        <w:rPr>
+          <w:highlight w:val="yellow"/>
+        </w:rPr>
+        <w:t>ripetizione condizionata</w:t>
+      </w:r>
+      <w:r>
+        <w:t xml:space="preserve">, con </w:t>
+      </w:r>
+      <w:r>
+        <w:rPr>
+          <w:rFonts w:ascii="Consolas" w:hAnsi="Consolas" w:cs="Consolas"/>
+        </w:rPr>
+        <w:t>while</w:t>
+      </w:r>
+      <w:r>
+        <w:t xml:space="preserve">, </w:t>
+      </w:r>
+      <w:r>
+        <w:rPr>
+          <w:rFonts w:ascii="Consolas" w:hAnsi="Consolas" w:cs="Consolas"/>
+        </w:rPr>
+        <w:t>for</w:t>
+      </w:r>
+      <w:r>
+        <w:t xml:space="preserve"> e </w:t>
+      </w:r>
+      <w:r>
+        <w:rPr>
+          <w:rFonts w:ascii="Consolas" w:hAnsi="Consolas" w:cs="Consolas"/>
+        </w:rPr>
+        <w:t>do-while</w:t>
+      </w:r>
+      <w:r>
+        <w:t>.</w:t>
+      </w:r>
+    </w:p>
+    <w:p>
+      <w:r>
+        <w:t>In questo capitolo ci occupiamo della selezione, mentre l'iterazione verrà dopo.</w:t>
+      </w:r>
+    </w:p>
+    <w:p>
+      <w:pPr>
+        <w:pStyle w:val="Titolo2"/>
+      </w:pPr>
+      <w:r>
+        <w:rPr>
+          <w:b/>
+          <w:color w:val="E97132"/>
+        </w:rPr>
+        <w:t>Il controllo di flusso condizionato</w:t>
+      </w:r>
+    </w:p>
+    <w:p>
+      <w:r>
+        <w:t xml:space="preserve">Vediamo come rappresentare le scelte: </w:t>
+      </w:r>
+      <w:r>
+        <w:rPr>
+          <w:highlight w:val="yellow"/>
+        </w:rPr>
+        <w:t>se una condizione è vera si esegue un blocco di codice; se è falsa si fa qualcos'altro oppure si passa oltre</w:t>
+      </w:r>
+      <w:r>
+        <w:t xml:space="preserve">. </w:t>
+      </w:r>
+      <w:r>
+        <w:rPr>
+          <w:highlight w:val="yellow"/>
+        </w:rPr>
+        <w:t xml:space="preserve">Questo meccanismo si chiama </w:t>
+      </w:r>
+      <w:r>
+        <w:rPr>
+          <w:b/>
+          <w:highlight w:val="yellow"/>
+        </w:rPr>
+        <w:t>controllo di flusso condizionato</w:t>
+      </w:r>
+      <w:r>
+        <w:t xml:space="preserve">. Un esempio quotidiano: se piove prendo l'ombrello, altrimenti esco senza (qui </w:t>
+      </w:r>
+      <w:r>
+        <w:rPr>
+          <w:rFonts w:ascii="Consolas" w:hAnsi="Consolas" w:cs="Consolas"/>
+        </w:rPr>
+        <w:t>piove</w:t>
+      </w:r>
+      <w:r>
+        <w:t xml:space="preserve"> è una variabile booleana).</w:t>
+      </w:r>
+    </w:p>
+    <w:p>
+      <w:pPr>
+        <w:spacing w:after="0" w:line="240" w:lineRule="auto"/>
+      </w:pPr>
+      <w:r>
+        <w:rPr>
+          <w:rFonts w:ascii="Consolas" w:hAnsi="Consolas" w:cs="Consolas"/>
+          <w:sz w:val="17"/>
+        </w:rPr>
+        <w:t>if (piove) {</w:t>
+      </w:r>
+    </w:p>
+    <w:p>
+      <w:pPr>
+        <w:spacing w:after="0" w:line="240" w:lineRule="auto"/>
+      </w:pPr>
+      <w:r>
+        <w:rPr>
+          <w:rFonts w:ascii="Consolas" w:hAnsi="Consolas" w:cs="Consolas"/>
+          <w:sz w:val="17"/>
+        </w:rPr>
+        <w:t xml:space="preserve">    printf("Prendi l'ombrello.\n");</w:t>
+      </w:r>
+    </w:p>
+    <w:p>
+      <w:pPr>
+        <w:spacing w:after="0" w:line="240" w:lineRule="auto"/>
+      </w:pPr>
+      <w:r>
+        <w:rPr>
+          <w:rFonts w:ascii="Consolas" w:hAnsi="Consolas" w:cs="Consolas"/>
+          <w:sz w:val="17"/>
+        </w:rPr>
+        <w:t>}</w:t>
+      </w:r>
+    </w:p>
+    <w:p>
+      <w:pPr>
+        <w:spacing w:after="0" w:line="240" w:lineRule="auto"/>
+      </w:pPr>
+      <w:r>
+        <w:rPr>
+          <w:rFonts w:ascii="Consolas" w:hAnsi="Consolas" w:cs="Consolas"/>
+          <w:sz w:val="17"/>
+        </w:rPr>
+        <w:t>else {</w:t>
+      </w:r>
+    </w:p>
+    <w:p>
+      <w:pPr>
+        <w:spacing w:after="0" w:line="240" w:lineRule="auto"/>
+      </w:pPr>
+      <w:r>
+        <w:rPr>
+          <w:rFonts w:ascii="Consolas" w:hAnsi="Consolas" w:cs="Consolas"/>
+          <w:sz w:val="17"/>
+        </w:rPr>
+        <w:t xml:space="preserve">    printf("Esci senza.\n");</w:t>
+      </w:r>
+    </w:p>
+    <w:p>
+      <w:pPr>
+        <w:spacing w:after="0" w:line="240" w:lineRule="auto"/>
+      </w:pPr>
+      <w:r>
+        <w:rPr>
+          <w:rFonts w:ascii="Consolas" w:hAnsi="Consolas" w:cs="Consolas"/>
+          <w:sz w:val="17"/>
+        </w:rPr>
+        <w:t>}</w:t>
+      </w:r>
+    </w:p>
+    <w:p/>
+    <w:p>
+      <w:r>
+        <w:t>La condizione fra parentesi è un'espressione booleana, di quelle viste nei capitoli 17 e 18.</w:t>
+      </w:r>
+    </w:p>
+    <w:p>
+      <w:pPr>
+        <w:pStyle w:val="Titolo2"/>
+      </w:pPr>
+      <w:r>
+        <w:rPr>
+          <w:b/>
+          <w:color w:val="E97132"/>
+        </w:rPr>
+        <w:t>Il costrutto if</w:t>
+      </w:r>
+    </w:p>
+    <w:p>
+      <w:r>
+        <w:rPr>
+          <w:highlight w:val="yellow"/>
+        </w:rPr>
+        <w:t>L'</w:t>
+      </w:r>
+      <w:r>
+        <w:rPr>
+          <w:b/>
+          <w:highlight w:val="yellow"/>
+        </w:rPr>
+        <w:t>if</w:t>
+      </w:r>
+      <w:r>
+        <w:rPr>
+          <w:highlight w:val="yellow"/>
+        </w:rPr>
+        <w:t xml:space="preserve"> è il costrutto che permette al programma di scegliere che cosa fare in base a una condizione logica.</w:t>
+      </w:r>
+      <w:r>
+        <w:t xml:space="preserve"> La sintassi è:</w:t>
+      </w:r>
+    </w:p>
+    <w:p>
+      <w:pPr>
+        <w:spacing w:after="0" w:line="240" w:lineRule="auto"/>
+      </w:pPr>
+      <w:r>
+        <w:rPr>
+          <w:rFonts w:ascii="Consolas" w:hAnsi="Consolas" w:cs="Consolas"/>
+          <w:sz w:val="17"/>
+        </w:rPr>
+        <w:t>if (condizione) {</w:t>
+      </w:r>
+    </w:p>
+    <w:p>
+      <w:pPr>
+        <w:spacing w:after="0" w:line="240" w:lineRule="auto"/>
+      </w:pPr>
+      <w:r>
+        <w:rPr>
+          <w:rFonts w:ascii="Consolas" w:hAnsi="Consolas" w:cs="Consolas"/>
+          <w:sz w:val="17"/>
+        </w:rPr>
+        <w:t xml:space="preserve">    // codice eseguito solo se la condizione è vera</w:t>
+      </w:r>
+    </w:p>
+    <w:p>
+      <w:pPr>
+        <w:spacing w:after="0" w:line="240" w:lineRule="auto"/>
+      </w:pPr>
+      <w:r>
+        <w:rPr>
+          <w:rFonts w:ascii="Consolas" w:hAnsi="Consolas" w:cs="Consolas"/>
+          <w:sz w:val="17"/>
+        </w:rPr>
+        <w:t>}</w:t>
+      </w:r>
+    </w:p>
+    <w:p/>
+    <w:p>
+      <w:r>
+        <w:t>Se la condizione è vera (1) il programma entra nel blocco; se è falsa (0) lo salta e continua dopo. Per esempio:</w:t>
+      </w:r>
+    </w:p>
+    <w:p>
+      <w:pPr>
+        <w:spacing w:after="0" w:line="240" w:lineRule="auto"/>
+      </w:pPr>
+      <w:r>
+        <w:rPr>
+          <w:rFonts w:ascii="Consolas" w:hAnsi="Consolas" w:cs="Consolas"/>
+          <w:sz w:val="17"/>
+        </w:rPr>
+        <w:t>int voto = 25;</w:t>
+      </w:r>
+    </w:p>
+    <w:p>
+      <w:pPr>
+        <w:spacing w:after="0" w:line="240" w:lineRule="auto"/>
+      </w:pPr>
+      <w:r>
+        <w:rPr>
+          <w:rFonts w:ascii="Consolas" w:hAnsi="Consolas" w:cs="Consolas"/>
+          <w:sz w:val="17"/>
+        </w:rPr>
+        <w:t>if (voto &gt;= 18) {</w:t>
+      </w:r>
+    </w:p>
+    <w:p>
+      <w:pPr>
+        <w:spacing w:after="0" w:line="240" w:lineRule="auto"/>
+      </w:pPr>
+      <w:r>
+        <w:rPr>
+          <w:rFonts w:ascii="Consolas" w:hAnsi="Consolas" w:cs="Consolas"/>
+          <w:sz w:val="17"/>
+        </w:rPr>
+        <w:t xml:space="preserve">    printf("Esame superato!\n");</w:t>
+      </w:r>
+    </w:p>
+    <w:p>
+      <w:pPr>
+        <w:spacing w:after="0" w:line="240" w:lineRule="auto"/>
+      </w:pPr>
+      <w:r>
+        <w:rPr>
+          <w:rFonts w:ascii="Consolas" w:hAnsi="Consolas" w:cs="Consolas"/>
+          <w:sz w:val="17"/>
+        </w:rPr>
+        <w:lastRenderedPageBreak/>
+        <w:t>}</w:t>
+      </w:r>
+    </w:p>
+    <w:p/>
+    <w:p>
+      <w:pPr>
+        <w:pStyle w:val="Titolo2"/>
+      </w:pPr>
+      <w:r>
+        <w:rPr>
+          <w:b/>
+          <w:color w:val="E97132"/>
+        </w:rPr>
+        <w:t>Il costrutto if-else</w:t>
+      </w:r>
+    </w:p>
+    <w:p>
+      <w:r>
+        <w:rPr>
+          <w:highlight w:val="yellow"/>
+        </w:rPr>
+        <w:t>L'</w:t>
+      </w:r>
+      <w:r>
+        <w:rPr>
+          <w:b/>
+          <w:highlight w:val="yellow"/>
+        </w:rPr>
+        <w:t>if-else</w:t>
+      </w:r>
+      <w:r>
+        <w:rPr>
+          <w:highlight w:val="yellow"/>
+        </w:rPr>
+        <w:t xml:space="preserve"> estende l'if permettendo di gestire due percorsi alternativi</w:t>
+      </w:r>
+      <w:r>
+        <w:t>:</w:t>
+      </w:r>
+    </w:p>
+    <w:p>
+      <w:pPr>
+        <w:spacing w:after="0" w:line="240" w:lineRule="auto"/>
+      </w:pPr>
+      <w:r>
+        <w:rPr>
+          <w:rFonts w:ascii="Consolas" w:hAnsi="Consolas" w:cs="Consolas"/>
+          <w:sz w:val="17"/>
+        </w:rPr>
+        <w:t>if (condizione) {</w:t>
+      </w:r>
+    </w:p>
+    <w:p>
+      <w:pPr>
+        <w:spacing w:after="0" w:line="240" w:lineRule="auto"/>
+      </w:pPr>
+      <w:r>
+        <w:rPr>
+          <w:rFonts w:ascii="Consolas" w:hAnsi="Consolas" w:cs="Consolas"/>
+          <w:sz w:val="17"/>
+        </w:rPr>
+        <w:t xml:space="preserve">    // blocco A: se la condizione è vera</w:t>
+      </w:r>
+    </w:p>
+    <w:p>
+      <w:pPr>
+        <w:spacing w:after="0" w:line="240" w:lineRule="auto"/>
+      </w:pPr>
+      <w:r>
+        <w:rPr>
+          <w:rFonts w:ascii="Consolas" w:hAnsi="Consolas" w:cs="Consolas"/>
+          <w:sz w:val="17"/>
+        </w:rPr>
+        <w:t>}</w:t>
+      </w:r>
+    </w:p>
+    <w:p>
+      <w:pPr>
+        <w:spacing w:after="0" w:line="240" w:lineRule="auto"/>
+      </w:pPr>
+      <w:r>
+        <w:rPr>
+          <w:rFonts w:ascii="Consolas" w:hAnsi="Consolas" w:cs="Consolas"/>
+          <w:sz w:val="17"/>
+        </w:rPr>
+        <w:t>else {</w:t>
+      </w:r>
+    </w:p>
+    <w:p>
+      <w:pPr>
+        <w:spacing w:after="0" w:line="240" w:lineRule="auto"/>
+      </w:pPr>
+      <w:r>
+        <w:rPr>
+          <w:rFonts w:ascii="Consolas" w:hAnsi="Consolas" w:cs="Consolas"/>
+          <w:sz w:val="17"/>
+        </w:rPr>
+        <w:t xml:space="preserve">    // blocco B: se la condizione è falsa</w:t>
+      </w:r>
+    </w:p>
+    <w:p>
+      <w:pPr>
+        <w:spacing w:after="0" w:line="240" w:lineRule="auto"/>
+      </w:pPr>
+      <w:r>
+        <w:rPr>
+          <w:rFonts w:ascii="Consolas" w:hAnsi="Consolas" w:cs="Consolas"/>
+          <w:sz w:val="17"/>
+        </w:rPr>
+        <w:t>}</w:t>
+      </w:r>
+    </w:p>
+    <w:p/>
+    <w:p>
+      <w:r>
+        <w:t>Se la condizione è vera si entra nel blocco A, se è falsa nel blocco B. Un esempio:</w:t>
+      </w:r>
+    </w:p>
+    <w:p>
+      <w:pPr>
+        <w:spacing w:after="0" w:line="240" w:lineRule="auto"/>
+      </w:pPr>
+      <w:r>
+        <w:rPr>
+          <w:rFonts w:ascii="Consolas" w:hAnsi="Consolas" w:cs="Consolas"/>
+          <w:sz w:val="17"/>
+        </w:rPr>
+        <w:t>int batteria = 15;</w:t>
+      </w:r>
+    </w:p>
+    <w:p>
+      <w:pPr>
+        <w:spacing w:after="0" w:line="240" w:lineRule="auto"/>
+      </w:pPr>
+      <w:r>
+        <w:rPr>
+          <w:rFonts w:ascii="Consolas" w:hAnsi="Consolas" w:cs="Consolas"/>
+          <w:sz w:val="17"/>
+        </w:rPr>
+        <w:t>if (batteria &lt; 20) {</w:t>
+      </w:r>
+    </w:p>
+    <w:p>
+      <w:pPr>
+        <w:spacing w:after="0" w:line="240" w:lineRule="auto"/>
+      </w:pPr>
+      <w:r>
+        <w:rPr>
+          <w:rFonts w:ascii="Consolas" w:hAnsi="Consolas" w:cs="Consolas"/>
+          <w:sz w:val="17"/>
+        </w:rPr>
+        <w:t xml:space="preserve">    printf("Batteria quasi scarica! Collega il caricatore.\n");</w:t>
+      </w:r>
+    </w:p>
+    <w:p>
+      <w:pPr>
+        <w:spacing w:after="0" w:line="240" w:lineRule="auto"/>
+      </w:pPr>
+      <w:r>
+        <w:rPr>
+          <w:rFonts w:ascii="Consolas" w:hAnsi="Consolas" w:cs="Consolas"/>
+          <w:sz w:val="17"/>
+        </w:rPr>
+        <w:t>}</w:t>
+      </w:r>
+    </w:p>
+    <w:p>
+      <w:pPr>
+        <w:spacing w:after="0" w:line="240" w:lineRule="auto"/>
+      </w:pPr>
+      <w:r>
+        <w:rPr>
+          <w:rFonts w:ascii="Consolas" w:hAnsi="Consolas" w:cs="Consolas"/>
+          <w:sz w:val="17"/>
+        </w:rPr>
+        <w:t>else {</w:t>
+      </w:r>
+    </w:p>
+    <w:p>
+      <w:pPr>
+        <w:spacing w:after="0" w:line="240" w:lineRule="auto"/>
+      </w:pPr>
+      <w:r>
+        <w:rPr>
+          <w:rFonts w:ascii="Consolas" w:hAnsi="Consolas" w:cs="Consolas"/>
+          <w:sz w:val="17"/>
+        </w:rPr>
+        <w:t xml:space="preserve">    printf("Batteria sufficiente.\n");</w:t>
+      </w:r>
+    </w:p>
+    <w:p>
+      <w:pPr>
+        <w:spacing w:after="0" w:line="240" w:lineRule="auto"/>
+      </w:pPr>
+      <w:r>
+        <w:rPr>
+          <w:rFonts w:ascii="Consolas" w:hAnsi="Consolas" w:cs="Consolas"/>
+          <w:sz w:val="17"/>
+        </w:rPr>
+        <w:t>}</w:t>
+      </w:r>
+    </w:p>
+    <w:p/>
+    <w:p>
+      <w:r>
+        <w:t xml:space="preserve">Con batteria uguale a 15 la condizione </w:t>
+      </w:r>
+      <w:r>
+        <w:rPr>
+          <w:rFonts w:ascii="Consolas" w:hAnsi="Consolas" w:cs="Consolas"/>
+        </w:rPr>
+        <w:t>batteria &lt; 20</w:t>
+      </w:r>
+      <w:r>
+        <w:t xml:space="preserve"> è vera, e il programma stampa il primo messaggio.</w:t>
+      </w:r>
+    </w:p>
+    <w:p>
+      <w:pPr>
+        <w:pStyle w:val="Titolo2"/>
+        <w:rPr>
+          <w:lang w:val="en-US"/>
+        </w:rPr>
+      </w:pPr>
+      <w:r>
+        <w:rPr>
+          <w:b/>
+          <w:color w:val="E97132"/>
+          <w:lang w:val="en-US"/>
+        </w:rPr>
+        <w:t>Il costrutto if-else if-else</w:t>
+      </w:r>
+    </w:p>
+    <w:p>
+      <w:r>
+        <w:rPr>
+          <w:highlight w:val="yellow"/>
+        </w:rPr>
+        <w:t>L'</w:t>
+      </w:r>
+      <w:r>
+        <w:rPr>
+          <w:b/>
+          <w:highlight w:val="yellow"/>
+        </w:rPr>
+        <w:t>if-else if-else</w:t>
+      </w:r>
+      <w:r>
+        <w:rPr>
+          <w:highlight w:val="yellow"/>
+        </w:rPr>
+        <w:t xml:space="preserve"> è la generalizzazione dell'if-else </w:t>
+      </w:r>
+      <w:r>
+        <w:t>a più alternative</w:t>
+      </w:r>
+      <w:r>
+        <w:t>:</w:t>
+      </w:r>
+    </w:p>
+    <w:p>
+      <w:pPr>
+        <w:spacing w:after="0" w:line="240" w:lineRule="auto"/>
+      </w:pPr>
+      <w:r>
+        <w:rPr>
+          <w:rFonts w:ascii="Consolas" w:hAnsi="Consolas" w:cs="Consolas"/>
+          <w:sz w:val="17"/>
+        </w:rPr>
+        <w:t>if (condizione1) {</w:t>
+      </w:r>
+    </w:p>
+    <w:p>
+      <w:pPr>
+        <w:spacing w:after="0" w:line="240" w:lineRule="auto"/>
+      </w:pPr>
+      <w:r>
+        <w:rPr>
+          <w:rFonts w:ascii="Consolas" w:hAnsi="Consolas" w:cs="Consolas"/>
+          <w:sz w:val="17"/>
+        </w:rPr>
+        <w:t xml:space="preserve">    // blocco 1</w:t>
+      </w:r>
+    </w:p>
+    <w:p>
+      <w:pPr>
+        <w:spacing w:after="0" w:line="240" w:lineRule="auto"/>
+      </w:pPr>
+      <w:r>
+        <w:rPr>
+          <w:rFonts w:ascii="Consolas" w:hAnsi="Consolas" w:cs="Consolas"/>
+          <w:sz w:val="17"/>
+        </w:rPr>
+        <w:t>}</w:t>
+      </w:r>
+    </w:p>
+    <w:p>
+      <w:pPr>
+        <w:spacing w:after="0" w:line="240" w:lineRule="auto"/>
+      </w:pPr>
+      <w:r>
+        <w:rPr>
+          <w:rFonts w:ascii="Consolas" w:hAnsi="Consolas" w:cs="Consolas"/>
+          <w:sz w:val="17"/>
+        </w:rPr>
+        <w:t>else if (condizione2) {</w:t>
+      </w:r>
+    </w:p>
+    <w:p>
+      <w:pPr>
+        <w:spacing w:after="0" w:line="240" w:lineRule="auto"/>
+      </w:pPr>
+      <w:r>
+        <w:rPr>
+          <w:rFonts w:ascii="Consolas" w:hAnsi="Consolas" w:cs="Consolas"/>
+          <w:sz w:val="17"/>
+        </w:rPr>
+        <w:t xml:space="preserve">    // blocco 2</w:t>
+      </w:r>
+    </w:p>
+    <w:p>
+      <w:pPr>
+        <w:spacing w:after="0" w:line="240" w:lineRule="auto"/>
+      </w:pPr>
+      <w:r>
+        <w:rPr>
+          <w:rFonts w:ascii="Consolas" w:hAnsi="Consolas" w:cs="Consolas"/>
+          <w:sz w:val="17"/>
+        </w:rPr>
+        <w:t>}</w:t>
+      </w:r>
+    </w:p>
+    <w:p>
+      <w:pPr>
+        <w:spacing w:after="0" w:line="240" w:lineRule="auto"/>
+      </w:pPr>
+      <w:r>
+        <w:rPr>
+          <w:rFonts w:ascii="Consolas" w:hAnsi="Consolas" w:cs="Consolas"/>
+          <w:sz w:val="17"/>
+        </w:rPr>
+        <w:t>else {</w:t>
+      </w:r>
+    </w:p>
+    <w:p>
+      <w:pPr>
+        <w:spacing w:after="0" w:line="240" w:lineRule="auto"/>
+      </w:pPr>
+      <w:r>
+        <w:rPr>
+          <w:rFonts w:ascii="Consolas" w:hAnsi="Consolas" w:cs="Consolas"/>
+          <w:sz w:val="17"/>
+        </w:rPr>
+        <w:t xml:space="preserve">    // blocco di default</w:t>
+      </w:r>
+    </w:p>
+    <w:p>
+      <w:pPr>
+        <w:spacing w:after="0" w:line="240" w:lineRule="auto"/>
+      </w:pPr>
+      <w:r>
+        <w:rPr>
+          <w:rFonts w:ascii="Consolas" w:hAnsi="Consolas" w:cs="Consolas"/>
+          <w:sz w:val="17"/>
+        </w:rPr>
+        <w:t>}</w:t>
+      </w:r>
+    </w:p>
+    <w:p/>
+    <w:p>
+      <w:r>
+        <w:rPr>
+          <w:highlight w:val="yellow"/>
+        </w:rPr>
+        <w:t>Se la condizione1 è vera si entra nel blocco 1; altrimenti, se è vera la condizione2, si entra nel blocco 2</w:t>
+      </w:r>
+      <w:r>
+        <w:t>; e così via. Se tutte le condizioni precedenti sono false si entra nel blocco di default. Le condizioni sono valutate nell'ordine in cui sono scritte e si esegue al più un solo blocco (esattamente uno se c'è l'else finale). Per esempio, un semaforo:</w:t>
+      </w:r>
+    </w:p>
+    <w:p>
+      <w:pPr>
+        <w:spacing w:after="0" w:line="240" w:lineRule="auto"/>
+      </w:pPr>
+      <w:r>
+        <w:rPr>
+          <w:rFonts w:ascii="Consolas" w:hAnsi="Consolas" w:cs="Consolas"/>
+          <w:sz w:val="17"/>
+        </w:rPr>
+        <w:t>char colore = 'G';   // R = Rosso, G = Giallo, V = Verde</w:t>
+      </w:r>
+    </w:p>
+    <w:p>
+      <w:pPr>
+        <w:spacing w:after="0" w:line="240" w:lineRule="auto"/>
+        <w:rPr>
+          <w:lang w:val="en-US"/>
+        </w:rPr>
+      </w:pPr>
+      <w:r>
+        <w:rPr>
+          <w:rFonts w:ascii="Consolas" w:hAnsi="Consolas" w:cs="Consolas"/>
+          <w:sz w:val="17"/>
+          <w:lang w:val="en-US"/>
+        </w:rPr>
+        <w:t>if (colore == 'R') {</w:t>
+      </w:r>
+    </w:p>
+    <w:p>
+      <w:pPr>
+        <w:spacing w:after="0" w:line="240" w:lineRule="auto"/>
+        <w:rPr>
+          <w:lang w:val="en-US"/>
+        </w:rPr>
+      </w:pPr>
+      <w:r>
+        <w:rPr>
+          <w:rFonts w:ascii="Consolas" w:hAnsi="Consolas" w:cs="Consolas"/>
+          <w:sz w:val="17"/>
+          <w:lang w:val="en-US"/>
+        </w:rPr>
+        <w:t xml:space="preserve">    printf("Fermati!\n");</w:t>
+      </w:r>
+    </w:p>
+    <w:p>
+      <w:pPr>
+        <w:spacing w:after="0" w:line="240" w:lineRule="auto"/>
+        <w:rPr>
+          <w:lang w:val="en-US"/>
+        </w:rPr>
+      </w:pPr>
+      <w:r>
+        <w:rPr>
+          <w:rFonts w:ascii="Consolas" w:hAnsi="Consolas" w:cs="Consolas"/>
+          <w:sz w:val="17"/>
+          <w:lang w:val="en-US"/>
+        </w:rPr>
+        <w:t>}</w:t>
+      </w:r>
+    </w:p>
+    <w:p>
+      <w:pPr>
+        <w:spacing w:after="0" w:line="240" w:lineRule="auto"/>
+        <w:rPr>
+          <w:lang w:val="en-US"/>
+        </w:rPr>
+      </w:pPr>
+      <w:r>
+        <w:rPr>
+          <w:rFonts w:ascii="Consolas" w:hAnsi="Consolas" w:cs="Consolas"/>
+          <w:sz w:val="17"/>
+          <w:lang w:val="en-US"/>
+        </w:rPr>
+        <w:t>else if (colore == 'G') {</w:t>
+      </w:r>
+    </w:p>
+    <w:p>
+      <w:pPr>
+        <w:spacing w:after="0" w:line="240" w:lineRule="auto"/>
+      </w:pPr>
+      <w:r>
+        <w:rPr>
+          <w:rFonts w:ascii="Consolas" w:hAnsi="Consolas" w:cs="Consolas"/>
+          <w:sz w:val="17"/>
+          <w:lang w:val="en-US"/>
+        </w:rPr>
+        <w:t xml:space="preserve">    </w:t>
+      </w:r>
+      <w:r>
+        <w:rPr>
+          <w:rFonts w:ascii="Consolas" w:hAnsi="Consolas" w:cs="Consolas"/>
+          <w:sz w:val="17"/>
+        </w:rPr>
+        <w:t>printf("Attenzione, rallenta.\n");</w:t>
+      </w:r>
+    </w:p>
+    <w:p>
+      <w:pPr>
+        <w:spacing w:after="0" w:line="240" w:lineRule="auto"/>
+      </w:pPr>
+      <w:r>
+        <w:rPr>
+          <w:rFonts w:ascii="Consolas" w:hAnsi="Consolas" w:cs="Consolas"/>
+          <w:sz w:val="17"/>
+        </w:rPr>
+        <w:t>}</w:t>
+      </w:r>
+    </w:p>
+    <w:p>
+      <w:pPr>
+        <w:spacing w:after="0" w:line="240" w:lineRule="auto"/>
+      </w:pPr>
+      <w:r>
+        <w:rPr>
+          <w:rFonts w:ascii="Consolas" w:hAnsi="Consolas" w:cs="Consolas"/>
+          <w:sz w:val="17"/>
+        </w:rPr>
+        <w:t>else if (colore == 'V') {</w:t>
+      </w:r>
+    </w:p>
+    <w:p>
+      <w:pPr>
+        <w:spacing w:after="0" w:line="240" w:lineRule="auto"/>
+      </w:pPr>
+      <w:r>
+        <w:rPr>
+          <w:rFonts w:ascii="Consolas" w:hAnsi="Consolas" w:cs="Consolas"/>
+          <w:sz w:val="17"/>
+        </w:rPr>
+        <w:t xml:space="preserve">    printf("Puoi passare.\n");</w:t>
+      </w:r>
+    </w:p>
+    <w:p>
+      <w:pPr>
+        <w:spacing w:after="0" w:line="240" w:lineRule="auto"/>
+      </w:pPr>
+      <w:r>
+        <w:rPr>
+          <w:rFonts w:ascii="Consolas" w:hAnsi="Consolas" w:cs="Consolas"/>
+          <w:sz w:val="17"/>
+        </w:rPr>
+        <w:t>}</w:t>
+      </w:r>
+    </w:p>
+    <w:p>
+      <w:pPr>
+        <w:spacing w:after="0" w:line="240" w:lineRule="auto"/>
+      </w:pPr>
+      <w:r>
+        <w:rPr>
+          <w:rFonts w:ascii="Consolas" w:hAnsi="Consolas" w:cs="Consolas"/>
+          <w:sz w:val="17"/>
+        </w:rPr>
+        <w:t>else {</w:t>
+      </w:r>
+    </w:p>
+    <w:p>
+      <w:pPr>
+        <w:spacing w:after="0" w:line="240" w:lineRule="auto"/>
+      </w:pPr>
+      <w:r>
+        <w:rPr>
+          <w:rFonts w:ascii="Consolas" w:hAnsi="Consolas" w:cs="Consolas"/>
+          <w:sz w:val="17"/>
+        </w:rPr>
+        <w:t xml:space="preserve">    printf("Colore non valido!\n");</w:t>
+      </w:r>
+    </w:p>
+    <w:p>
+      <w:pPr>
+        <w:spacing w:after="0" w:line="240" w:lineRule="auto"/>
+      </w:pPr>
+      <w:r>
+        <w:rPr>
+          <w:rFonts w:ascii="Consolas" w:hAnsi="Consolas" w:cs="Consolas"/>
+          <w:sz w:val="17"/>
+        </w:rPr>
+        <w:t>}</w:t>
+      </w:r>
+    </w:p>
+    <w:p/>
+    <w:p>
+      <w:r>
+        <w:t xml:space="preserve">Con colore uguale a 'G' il programma stampa </w:t>
+      </w:r>
+      <w:r>
+        <w:rPr>
+          <w:rFonts w:ascii="Consolas" w:hAnsi="Consolas" w:cs="Consolas"/>
+        </w:rPr>
+        <w:t>Attenzione, rallenta.</w:t>
+      </w:r>
+      <w:r>
+        <w:t>; il blocco finale gestisce tutti i colori non previsti.</w:t>
+      </w:r>
+    </w:p>
+    <w:p>
+      <w:pPr>
+        <w:keepNext/>
+        <w:jc w:val="center"/>
+      </w:pPr>
+      <w:r>
+        <w:rPr>
+          <w:noProof/>
+        </w:rPr>
+        <w:lastRenderedPageBreak/>
+        <w:drawing>
+          <wp:inline distT="0" distB="0" distL="0" distR="0" wp14:anchorId="1D5CFAD3" wp14:editId="130F35F7">
+            <wp:extent cx="5040000" cy="2261538"/>
+            <wp:effectExtent l="0" t="0" r="0" b="0"/>
+            <wp:docPr id="475959978" name="Picture 475959978"/>
+            <wp:cNvGraphicFramePr>
+              <a:graphicFrameLocks xmlns:a="http://schemas.openxmlformats.org/drawingml/2006/main" noChangeAspect="1"/>
+            </wp:cNvGraphicFramePr>
+            <a:graphic xmlns:a="http://schemas.openxmlformats.org/drawingml/2006/main">
+              <a:graphicData uri="http://schemas.openxmlformats.org/drawingml/2006/picture">
+                <pic:pic xmlns:pic="http://schemas.openxmlformats.org/drawingml/2006/picture">
+                  <pic:nvPicPr>
+                    <pic:cNvPr id="0" name="ch19_flusso_if.png"/>
                     <pic:cNvPicPr/>
                   </pic:nvPicPr>
                   <pic:blipFill>
@@ -17410,9 +18080,11 @@
                   <pic:spPr>
                     <a:xfrm>
                       <a:off x="0" y="0"/>
-                      <a:ext cx="4680000" cy="1484850"/>
+                      <a:ext cx="5040000" cy="2261538"/>
                     </a:xfrm>
-                    <a:prstGeom prst="rect"/>
+                    <a:prstGeom prst="rect">
+                      <a:avLst/>
+                    </a:prstGeom>
                   </pic:spPr>
                 </pic:pic>
               </a:graphicData>
@@ -17430,26 +18102,22 @@
           <w:i/>
           <w:sz w:val="18"/>
         </w:rPr>
-        <w:t>Le tavole di verità di AND, OR e NOT.</w:t>
-      </w:r>
-    </w:p>
-    <w:p>
-      <w:r>
-        <w:rPr/>
-        <w:t>Nel prossimo capitolo si vede come usare questi operatori per confrontare un valore con un intervallo, come il C valuta le condizioni e come semplificare le espressioni complesse.</w:t>
+        <w:t>Il flusso di esecuzione di if, if-else e if-else if-else.</w:t>
+      </w:r>
+    </w:p>
+    <w:p>
+      <w:r>
+        <w:t>Il prossimo capitolo raccoglie gli errori più comuni con questi costrutti, la visibilità delle variabili dentro i blocchi e alcuni schemi che si ripetono spesso.</w:t>
       </w:r>
     </w:p>
     <w:p>
       <w:pPr>
         <w:pStyle w:val="Titolo1"/>
-      </w:pPr>
-      <w:r>
         <w:rPr>
           <w:b/>
           <w:color w:val="EE0000"/>
         </w:rPr>
-        <w:t>Capitolo 18: Intervalli, Cortocircuitazione e Semplificazione delle Condizioni</w:t>
-      </w:r>
+      </w:pPr>
     </w:p>
     <w:p>
       <w:pPr>
@@ -17460,95 +18128,39 @@
           <w:b/>
           <w:color w:val="E97132"/>
         </w:rPr>
-        <w:t>Confronti su intervalli</w:t>
-      </w:r>
-    </w:p>
-    <w:p>
-      <w:r>
-        <w:rPr/>
-        <w:t xml:space="preserve">Nei programmi spesso si deve verificare se un valore cade in un certo intervallo: un indice, una temperatura, un'età. In matematica la condizione si scrive in modo compatto, </w:t>
-      </w:r>
-      <w:r>
-        <w:rPr>
-          <w:rFonts w:ascii="Consolas" w:hAnsi="Consolas" w:cs="Consolas"/>
-        </w:rPr>
-        <w:t>min ≤ x ≤ max</w:t>
-      </w:r>
-      <w:r>
-        <w:rPr/>
-        <w:t xml:space="preserve">. In C bisogna invece </w:t>
-      </w:r>
-      <w:r>
-        <w:rPr>
-          <w:b/>
-        </w:rPr>
-        <w:t>spezzare il confronto in due condizioni</w:t>
-      </w:r>
-      <w:r>
-        <w:rPr/>
-        <w:t xml:space="preserve"> e combinarle con un AND: </w:t>
-      </w:r>
-      <w:r>
-        <w:rPr>
-          <w:rFonts w:ascii="Consolas" w:hAnsi="Consolas" w:cs="Consolas"/>
-        </w:rPr>
-        <w:t>min &lt;= x &amp;&amp; x &lt;= max</w:t>
-      </w:r>
-      <w:r>
-        <w:rPr/>
-        <w:t>, che è la forma più vicina alla notazione matematica.</w:t>
-      </w:r>
-    </w:p>
-    <w:p>
-      <w:r>
-        <w:rPr/>
-        <w:t xml:space="preserve">Scrivere in C </w:t>
-      </w:r>
-      <w:r>
-        <w:rPr>
-          <w:rFonts w:ascii="Consolas" w:hAnsi="Consolas" w:cs="Consolas"/>
-        </w:rPr>
-        <w:t>min &lt;= x &lt;= max</w:t>
-      </w:r>
-      <w:r>
-        <w:rPr/>
-        <w:t xml:space="preserve"> non produce l'effetto sperato, e il pericolo è proprio che compila senza errori. Il confronto si valuta da sinistra a destra: prima </w:t>
-      </w:r>
-      <w:r>
-        <w:rPr>
-          <w:rFonts w:ascii="Consolas" w:hAnsi="Consolas" w:cs="Consolas"/>
-        </w:rPr>
-        <w:t>min &lt;= x</w:t>
-      </w:r>
-      <w:r>
-        <w:rPr/>
-        <w:t xml:space="preserve">, che dà 0 oppure 1, e poi quel risultato viene confrontato con max. Con min = 0, x = 20 e max = 10, per esempio, </w:t>
-      </w:r>
-      <w:r>
-        <w:rPr>
-          <w:rFonts w:ascii="Consolas" w:hAnsi="Consolas" w:cs="Consolas"/>
-        </w:rPr>
-        <w:t>0 &lt;= 20</w:t>
-      </w:r>
-      <w:r>
-        <w:rPr/>
-        <w:t xml:space="preserve"> vale 1 e </w:t>
-      </w:r>
-      <w:r>
-        <w:rPr>
-          <w:rFonts w:ascii="Consolas" w:hAnsi="Consolas" w:cs="Consolas"/>
-        </w:rPr>
-        <w:t>1 &lt;= 10</w:t>
-      </w:r>
-      <w:r>
-        <w:rPr/>
-        <w:t xml:space="preserve"> è vero, anche se 20 non sta nell'intervallo.</w:t>
-      </w:r>
-    </w:p>
-    <w:p>
-      <w:r>
-        <w:rPr/>
-        <w:t>I quattro tipi di intervallo si traducono così:</w:t>
+        <w:t>Visibilità nei blocchi condizionati</w:t>
+      </w:r>
+    </w:p>
+    <w:p>
+      <w:r>
+        <w:t xml:space="preserve">Nello scambio condizionato la variabile </w:t>
+      </w:r>
+      <w:r>
+        <w:rPr>
+          <w:rFonts w:ascii="Consolas" w:hAnsi="Consolas" w:cs="Consolas"/>
+        </w:rPr>
+        <w:t>temp</w:t>
+      </w:r>
+      <w:r>
+        <w:t xml:space="preserve"> è dichiarata </w:t>
+      </w:r>
+      <w:r>
+        <w:rPr>
+          <w:b/>
+        </w:rPr>
+        <w:t>dentro il blocco</w:t>
+      </w:r>
+      <w:r>
+        <w:t xml:space="preserve"> dell'if. Seguiamo l'esecuzione con x = 10 e y = 5, quando la condizione </w:t>
+      </w:r>
+      <w:r>
+        <w:rPr>
+          <w:rFonts w:ascii="Consolas" w:hAnsi="Consolas" w:cs="Consolas"/>
+        </w:rPr>
+        <w:t>y &lt; x</w:t>
+      </w:r>
+      <w:r>
+        <w:t xml:space="preserve"> è vera:</w:t>
       </w:r>
     </w:p>
     <w:p>
@@ -17559,24 +18171,7 @@
         </w:numPr>
       </w:pPr>
       <w:r>
-        <w:rPr>
-          <w:b/>
-        </w:rPr>
-        <w:t>chiuso</w:t>
-      </w:r>
-      <w:r>
-        <w:rPr/>
-        <w:t xml:space="preserve"> (inclusivo), x ∈ [min, max]: </w:t>
-      </w:r>
-      <w:r>
-        <w:rPr>
-          <w:rFonts w:ascii="Consolas" w:hAnsi="Consolas" w:cs="Consolas"/>
-        </w:rPr>
-        <w:t>min &lt;= x &amp;&amp; x &lt;= max</w:t>
-      </w:r>
-      <w:r>
-        <w:rPr/>
-        <w:t>;</w:t>
+        <w:t>all'inizio sullo stack ci sono solo x e y, con i valori inseriti;</w:t>
       </w:r>
     </w:p>
     <w:p>
@@ -17587,24 +18182,7 @@
         </w:numPr>
       </w:pPr>
       <w:r>
-        <w:rPr>
-          <w:b/>
-        </w:rPr>
-        <w:t>semiaperto sinistro</w:t>
-      </w:r>
-      <w:r>
-        <w:rPr/>
-        <w:t xml:space="preserve">, x ∈ [min, max): </w:t>
-      </w:r>
-      <w:r>
-        <w:rPr>
-          <w:rFonts w:ascii="Consolas" w:hAnsi="Consolas" w:cs="Consolas"/>
-        </w:rPr>
-        <w:t>min &lt;= x &amp;&amp; x &lt; max</w:t>
-      </w:r>
-      <w:r>
-        <w:rPr/>
-        <w:t>;</w:t>
+        <w:t>entrando nel blocco, la dichiarazione di temp la rende visibile e la inizializza a 10;</w:t>
       </w:r>
     </w:p>
     <w:p>
@@ -17616,23 +18194,21 @@
       </w:pPr>
       <w:r>
         <w:rPr>
-          <w:b/>
-        </w:rPr>
-        <w:t>semiaperto destro</w:t>
-      </w:r>
-      <w:r>
-        <w:rPr/>
-        <w:t xml:space="preserve">, x ∈ (min, max]: </w:t>
-      </w:r>
-      <w:r>
-        <w:rPr>
-          <w:rFonts w:ascii="Consolas" w:hAnsi="Consolas" w:cs="Consolas"/>
-        </w:rPr>
-        <w:t>min &lt; x &amp;&amp; x &lt;= max</w:t>
-      </w:r>
-      <w:r>
-        <w:rPr/>
-        <w:t>;</w:t>
+          <w:rFonts w:ascii="Consolas" w:hAnsi="Consolas" w:cs="Consolas"/>
+        </w:rPr>
+        <w:t>x = y;</w:t>
+      </w:r>
+      <w:r>
+        <w:t xml:space="preserve"> copia 5 in x e </w:t>
+      </w:r>
+      <w:r>
+        <w:rPr>
+          <w:rFonts w:ascii="Consolas" w:hAnsi="Consolas" w:cs="Consolas"/>
+        </w:rPr>
+        <w:t>y = temp;</w:t>
+      </w:r>
+      <w:r>
+        <w:t xml:space="preserve"> copia 10 in y: i valori sono scambiati;</w:t>
       </w:r>
     </w:p>
     <w:p>
@@ -17643,23 +18219,42 @@
         </w:numPr>
       </w:pPr>
       <w:r>
-        <w:rPr>
-          <w:b/>
-        </w:rPr>
-        <w:t>aperto</w:t>
-      </w:r>
-      <w:r>
-        <w:rPr/>
-        <w:t xml:space="preserve"> (esclusivo), x ∈ (min, max): </w:t>
-      </w:r>
-      <w:r>
-        <w:rPr>
-          <w:rFonts w:ascii="Consolas" w:hAnsi="Consolas" w:cs="Consolas"/>
-        </w:rPr>
-        <w:t>min &lt; x &amp;&amp; x &lt; max</w:t>
-      </w:r>
-      <w:r>
-        <w:rPr/>
+        <w:t>all'uscita dal blocco, temp esce dalla visibilità: viene rimossa dallo stack e non è più accessibile.</w:t>
+      </w:r>
+    </w:p>
+    <w:p>
+      <w:r>
+        <w:t xml:space="preserve">Il programma stampa </w:t>
+      </w:r>
+      <w:r>
+        <w:rPr>
+          <w:rFonts w:ascii="Consolas" w:hAnsi="Consolas" w:cs="Consolas"/>
+        </w:rPr>
+        <w:t>5 10</w:t>
+      </w:r>
+      <w:r>
+        <w:t xml:space="preserve">. Come nel capitolo 7, </w:t>
+      </w:r>
+      <w:r>
+        <w:rPr>
+          <w:highlight w:val="yellow"/>
+        </w:rPr>
+        <w:t xml:space="preserve">la </w:t>
+      </w:r>
+      <w:r>
+        <w:rPr>
+          <w:b/>
+          <w:highlight w:val="yellow"/>
+        </w:rPr>
+        <w:t>visibilità</w:t>
+      </w:r>
+      <w:r>
+        <w:rPr>
+          <w:highlight w:val="yellow"/>
+        </w:rPr>
+        <w:t xml:space="preserve"> (scope) di una variabile è quindi limitata al blocco in cui è dichiarata, e la sua durata (lifetime) finisce quando il blocco termina</w:t>
+      </w:r>
+      <w:r>
         <w:t>.</w:t>
       </w:r>
     </w:p>
@@ -17669,18 +18264,22 @@
         <w:jc w:val="center"/>
       </w:pPr>
       <w:r>
+        <w:rPr>
+          <w:noProof/>
+        </w:rPr>
         <w:drawing>
-          <wp:inline xmlns:a="http://schemas.openxmlformats.org/drawingml/2006/main" xmlns:pic="http://schemas.openxmlformats.org/drawingml/2006/picture">
-            <wp:extent cx="4680000" cy="1743040"/>
-            <wp:docPr id="475959977" name="Picture 475959977"/>
+          <wp:inline distT="0" distB="0" distL="0" distR="0" wp14:anchorId="4995F8E1" wp14:editId="1979B9C4">
+            <wp:extent cx="4680000" cy="2244684"/>
+            <wp:effectExtent l="0" t="0" r="0" b="0"/>
+            <wp:docPr id="475959979" name="Picture 475959979"/>
             <wp:cNvGraphicFramePr>
-              <a:graphicFrameLocks noChangeAspect="1"/>
+              <a:graphicFrameLocks xmlns:a="http://schemas.openxmlformats.org/drawingml/2006/main" noChangeAspect="1"/>
             </wp:cNvGraphicFramePr>
-            <a:graphic>
+            <a:graphic xmlns:a="http://schemas.openxmlformats.org/drawingml/2006/main">
               <a:graphicData uri="http://schemas.openxmlformats.org/drawingml/2006/picture">
-                <pic:pic>
+                <pic:pic xmlns:pic="http://schemas.openxmlformats.org/drawingml/2006/picture">
                   <pic:nvPicPr>
-                    <pic:cNvPr id="0" name="ch18_intervalli.png"/>
+                    <pic:cNvPr id="0" name="ch20_scambio_condizionato.png"/>
                     <pic:cNvPicPr/>
                   </pic:nvPicPr>
                   <pic:blipFill>
@@ -17692,9 +18291,11 @@
                   <pic:spPr>
                     <a:xfrm>
                       <a:off x="0" y="0"/>
-                      <a:ext cx="4680000" cy="1743040"/>
+                      <a:ext cx="4680000" cy="2244684"/>
                     </a:xfrm>
-                    <a:prstGeom prst="rect"/>
+                    <a:prstGeom prst="rect">
+                      <a:avLst/>
+                    </a:prstGeom>
                   </pic:spPr>
                 </pic:pic>
               </a:graphicData>
@@ -17712,3367 +18313,7 @@
           <w:i/>
           <w:sz w:val="18"/>
         </w:rPr>
-        <w:t>I quattro tipi di intervallo e la loro espressione in C: il cerchio pieno include l'estremo, quello vuoto lo esclude.</w:t>
-      </w:r>
-    </w:p>
-    <w:p>
-      <w:r>
-        <w:rPr/>
-        <w:t>Le denominazioni "sinistro" e "destro" sono quelle usate nel corso: contano le notazioni tra parentesi. Nel corso si userà molto questa notazione per verificare se un indice appartiene a un intervallo semiaperto sinistro.</w:t>
-      </w:r>
-    </w:p>
-    <w:p>
-      <w:pPr>
-        <w:pStyle w:val="Titolo2"/>
-      </w:pPr>
-      <w:r>
-        <w:rPr>
-          <w:b/>
-          <w:color w:val="E97132"/>
-        </w:rPr>
-        <w:t>La cortocircuitazione</w:t>
-      </w:r>
-    </w:p>
-    <w:p>
-      <w:r>
-        <w:rPr/>
-        <w:t xml:space="preserve">Quando si combinano più condizioni con AND oppure OR, il C interrompe la valutazione appena il risultato è già determinato (lo standard lo garantisce). Questo comportamento si chiama </w:t>
-      </w:r>
-      <w:r>
-        <w:rPr>
-          <w:b/>
-        </w:rPr>
-        <w:t>cortocircuitazione</w:t>
-      </w:r>
-      <w:r>
-        <w:rPr/>
-        <w:t xml:space="preserve"> (in inglese *short-circuit evaluation*):</w:t>
-      </w:r>
-    </w:p>
-    <w:p>
-      <w:pPr>
-        <w:numPr>
-          <w:ilvl w:val="0"/>
-          <w:numId w:val="1"/>
-        </w:numPr>
-      </w:pPr>
-      <w:r>
-        <w:rPr/>
-        <w:t>con l'</w:t>
-      </w:r>
-      <w:r>
-        <w:rPr>
-          <w:b/>
-        </w:rPr>
-        <w:t>AND</w:t>
-      </w:r>
-      <w:r>
-        <w:rPr/>
-        <w:t>, se la prima condizione è falsa il risultato è sicuramente falso, e la seconda non viene valutata;</w:t>
-      </w:r>
-    </w:p>
-    <w:p>
-      <w:pPr>
-        <w:numPr>
-          <w:ilvl w:val="0"/>
-          <w:numId w:val="1"/>
-        </w:numPr>
-      </w:pPr>
-      <w:r>
-        <w:rPr/>
-        <w:t>con l'</w:t>
-      </w:r>
-      <w:r>
-        <w:rPr>
-          <w:b/>
-        </w:rPr>
-        <w:t>OR</w:t>
-      </w:r>
-      <w:r>
-        <w:rPr/>
-        <w:t>, se la prima condizione è vera il risultato è sicuramente vero, e la seconda non viene valutata.</w:t>
-      </w:r>
-    </w:p>
-    <w:p>
-      <w:r>
-        <w:rPr/>
-        <w:t>La cortocircuitazione non è solo un risparmio di tempo, ma permette di scrivere condizioni che altrimenti sarebbero pericolose. Per verificare che il divisore sia diverso da zero e che la divisione dia un risultato maggiore di 5 si scrive:</w:t>
-      </w:r>
-    </w:p>
-    <w:p>
-      <w:pPr>
-        <w:spacing w:after="0" w:before="0" w:line="240" w:lineRule="auto"/>
-      </w:pPr>
-      <w:r>
-        <w:rPr>
-          <w:rFonts w:ascii="Consolas" w:hAnsi="Consolas" w:cs="Consolas"/>
-          <w:sz w:val="17"/>
-        </w:rPr>
-        <w:t>bool condizione = (divisore != 0) &amp;&amp; ((numeratore / divisore) &gt; 5);</w:t>
-      </w:r>
-    </w:p>
-    <w:p/>
-    <w:p>
-      <w:r>
-        <w:rPr/>
-        <w:t>Se il divisore è 0 la seconda parte non viene eseguita, e si evita l'errore a tempo di esecuzione della divisione per zero. Un altro esempio verifica che l'utente abbia inserito un numero e che sia pari:</w:t>
-      </w:r>
-    </w:p>
-    <w:p>
-      <w:pPr>
-        <w:spacing w:after="0" w:before="0" w:line="240" w:lineRule="auto"/>
-      </w:pPr>
-      <w:r>
-        <w:rPr>
-          <w:rFonts w:ascii="Consolas" w:hAnsi="Consolas" w:cs="Consolas"/>
-          <w:sz w:val="17"/>
-        </w:rPr>
-        <w:t>int valore;</w:t>
-      </w:r>
-    </w:p>
-    <w:p>
-      <w:pPr>
-        <w:spacing w:after="0" w:before="0" w:line="240" w:lineRule="auto"/>
-      </w:pPr>
-      <w:r>
-        <w:rPr>
-          <w:rFonts w:ascii="Consolas" w:hAnsi="Consolas" w:cs="Consolas"/>
-          <w:sz w:val="17"/>
-        </w:rPr>
-        <w:t>bool scanPari = (scanf("%d", &amp;valore) == 1) &amp;&amp; (valore % 2 == 0);</w:t>
-      </w:r>
-    </w:p>
-    <w:p/>
-    <w:p>
-      <w:r>
-        <w:rPr/>
-        <w:t>Se scanf non riesce a leggere il valore (il suo risultato, come visto nel capitolo 10, non è 1), la parte a destra non viene valutata e non si guarda il contenuto di valore, che in quel caso non è affidabile.</w:t>
-      </w:r>
-    </w:p>
-    <w:p>
-      <w:r>
-        <w:rPr/>
-        <w:t>Lo stesso schema si ritrova in un programma completo, che legge un numero e stampa tre risultati:</w:t>
-      </w:r>
-    </w:p>
-    <w:p>
-      <w:pPr>
-        <w:spacing w:after="0" w:before="0" w:line="240" w:lineRule="auto"/>
-      </w:pPr>
-      <w:r>
-        <w:rPr>
-          <w:rFonts w:ascii="Consolas" w:hAnsi="Consolas" w:cs="Consolas"/>
-          <w:sz w:val="17"/>
-        </w:rPr>
-        <w:t>#include &lt;stdio.h&gt;</w:t>
-      </w:r>
-    </w:p>
-    <w:p>
-      <w:pPr>
-        <w:spacing w:after="0" w:before="0" w:line="240" w:lineRule="auto"/>
-      </w:pPr>
-      <w:r>
-        <w:rPr>
-          <w:rFonts w:ascii="Consolas" w:hAnsi="Consolas" w:cs="Consolas"/>
-          <w:sz w:val="17"/>
-        </w:rPr>
-        <w:t>#include &lt;stdbool.h&gt;</w:t>
-      </w:r>
-    </w:p>
-    <w:p>
-      <w:pPr>
-        <w:spacing w:after="0" w:before="0" w:line="240" w:lineRule="auto"/>
-      </w:pPr>
-      <w:r>
-        <w:rPr>
-          <w:rFonts w:ascii="Consolas" w:hAnsi="Consolas" w:cs="Consolas"/>
-          <w:sz w:val="17"/>
-        </w:rPr>
-        <w:t>int main(void) {</w:t>
-      </w:r>
-    </w:p>
-    <w:p>
-      <w:pPr>
-        <w:spacing w:after="0" w:before="0" w:line="240" w:lineRule="auto"/>
-      </w:pPr>
-      <w:r>
-        <w:rPr>
-          <w:rFonts w:ascii="Consolas" w:hAnsi="Consolas" w:cs="Consolas"/>
-          <w:sz w:val="17"/>
-        </w:rPr>
-        <w:t xml:space="preserve">    int numero;</w:t>
-      </w:r>
-    </w:p>
-    <w:p>
-      <w:pPr>
-        <w:spacing w:after="0" w:before="0" w:line="240" w:lineRule="auto"/>
-      </w:pPr>
-      <w:r>
-        <w:rPr>
-          <w:rFonts w:ascii="Consolas" w:hAnsi="Consolas" w:cs="Consolas"/>
-          <w:sz w:val="17"/>
-        </w:rPr>
-        <w:t xml:space="preserve">    bool letto, positivo, dispari;</w:t>
-      </w:r>
-    </w:p>
-    <w:p>
-      <w:pPr>
-        <w:spacing w:after="0" w:before="0" w:line="240" w:lineRule="auto"/>
-      </w:pPr>
-      <w:r>
-        <w:rPr>
-          <w:rFonts w:ascii="Consolas" w:hAnsi="Consolas" w:cs="Consolas"/>
-          <w:sz w:val="17"/>
-        </w:rPr>
-        <w:t xml:space="preserve">    printf("Inserisci un numero intero: ");</w:t>
-      </w:r>
-    </w:p>
-    <w:p>
-      <w:pPr>
-        <w:spacing w:after="0" w:before="0" w:line="240" w:lineRule="auto"/>
-      </w:pPr>
-      <w:r>
-        <w:rPr>
-          <w:rFonts w:ascii="Consolas" w:hAnsi="Consolas" w:cs="Consolas"/>
-          <w:sz w:val="17"/>
-        </w:rPr>
-        <w:t xml:space="preserve">    letto = (scanf("%d", &amp;numero) == 1);     // true se scanf ha letto correttamente</w:t>
-      </w:r>
-    </w:p>
-    <w:p>
-      <w:pPr>
-        <w:spacing w:after="0" w:before="0" w:line="240" w:lineRule="auto"/>
-      </w:pPr>
-      <w:r>
-        <w:rPr>
-          <w:rFonts w:ascii="Consolas" w:hAnsi="Consolas" w:cs="Consolas"/>
-          <w:sz w:val="17"/>
-        </w:rPr>
-        <w:t xml:space="preserve">    positivo = letto &amp;&amp; (numero &gt; 0);         // input valido e maggiore di 0</w:t>
-      </w:r>
-    </w:p>
-    <w:p>
-      <w:pPr>
-        <w:spacing w:after="0" w:before="0" w:line="240" w:lineRule="auto"/>
-      </w:pPr>
-      <w:r>
-        <w:rPr>
-          <w:rFonts w:ascii="Consolas" w:hAnsi="Consolas" w:cs="Consolas"/>
-          <w:sz w:val="17"/>
-        </w:rPr>
-        <w:t xml:space="preserve">    dispari  = letto &amp;&amp; (numero % 2 != 0);    // input valido e non divisibile per 2</w:t>
-      </w:r>
-    </w:p>
-    <w:p>
-      <w:pPr>
-        <w:spacing w:after="0" w:before="0" w:line="240" w:lineRule="auto"/>
-      </w:pPr>
-      <w:r>
-        <w:rPr>
-          <w:rFonts w:ascii="Consolas" w:hAnsi="Consolas" w:cs="Consolas"/>
-          <w:sz w:val="17"/>
-        </w:rPr>
-        <w:t xml:space="preserve">    // stampa i risultati (0 = falso, 1 = vero)</w:t>
-      </w:r>
-    </w:p>
-    <w:p>
-      <w:pPr>
-        <w:spacing w:after="0" w:before="0" w:line="240" w:lineRule="auto"/>
-      </w:pPr>
-      <w:r>
-        <w:rPr>
-          <w:rFonts w:ascii="Consolas" w:hAnsi="Consolas" w:cs="Consolas"/>
-          <w:sz w:val="17"/>
-        </w:rPr>
-        <w:t xml:space="preserve">    printf("Input valido? %d\n", letto);</w:t>
-      </w:r>
-    </w:p>
-    <w:p>
-      <w:pPr>
-        <w:spacing w:after="0" w:before="0" w:line="240" w:lineRule="auto"/>
-      </w:pPr>
-      <w:r>
-        <w:rPr>
-          <w:rFonts w:ascii="Consolas" w:hAnsi="Consolas" w:cs="Consolas"/>
-          <w:sz w:val="17"/>
-        </w:rPr>
-        <w:t xml:space="preserve">    printf("Numero positivo? %d\n", positivo);</w:t>
-      </w:r>
-    </w:p>
-    <w:p>
-      <w:pPr>
-        <w:spacing w:after="0" w:before="0" w:line="240" w:lineRule="auto"/>
-      </w:pPr>
-      <w:r>
-        <w:rPr>
-          <w:rFonts w:ascii="Consolas" w:hAnsi="Consolas" w:cs="Consolas"/>
-          <w:sz w:val="17"/>
-        </w:rPr>
-        <w:t xml:space="preserve">    printf("Numero dispari? %d\n", dispari);</w:t>
-      </w:r>
-    </w:p>
-    <w:p>
-      <w:pPr>
-        <w:spacing w:after="0" w:before="0" w:line="240" w:lineRule="auto"/>
-      </w:pPr>
-      <w:r>
-        <w:rPr>
-          <w:rFonts w:ascii="Consolas" w:hAnsi="Consolas" w:cs="Consolas"/>
-          <w:sz w:val="17"/>
-        </w:rPr>
-        <w:t>}</w:t>
-      </w:r>
-    </w:p>
-    <w:p/>
-    <w:p>
-      <w:r>
-        <w:rPr/>
-        <w:t xml:space="preserve">Se l'utente inserisce 7 il programma stampa 1 per tutte e tre le domande; se inserisce una lettera, </w:t>
-      </w:r>
-      <w:r>
-        <w:rPr>
-          <w:rFonts w:ascii="Consolas" w:hAnsi="Consolas" w:cs="Consolas"/>
-        </w:rPr>
-        <w:t>letto</w:t>
-      </w:r>
-      <w:r>
-        <w:rPr/>
-        <w:t xml:space="preserve"> vale 0 e di conseguenza anche le altre due condizioni valgono 0.</w:t>
-      </w:r>
-    </w:p>
-    <w:p>
-      <w:pPr>
-        <w:pStyle w:val="Titolo2"/>
-      </w:pPr>
-      <w:r>
-        <w:rPr>
-          <w:b/>
-          <w:color w:val="E97132"/>
-        </w:rPr>
-        <w:t>Semplificare le espressioni complesse</w:t>
-      </w:r>
-    </w:p>
-    <w:p>
-      <w:r>
-        <w:rPr/>
-        <w:t>Le espressioni booleane con molti AND e OR mescolati diventano difficili da leggere, facili da scrivere in modo sbagliato e complicate da modificare. Ecco un esempio:</w:t>
-      </w:r>
-    </w:p>
-    <w:p>
-      <w:pPr>
-        <w:spacing w:after="0" w:before="0" w:line="240" w:lineRule="auto"/>
-      </w:pPr>
-      <w:r>
-        <w:rPr>
-          <w:rFonts w:ascii="Consolas" w:hAnsi="Consolas" w:cs="Consolas"/>
-          <w:sz w:val="17"/>
-        </w:rPr>
-        <w:t>bool sconto = registrato &amp;&amp; spesaTotale &gt;= 100 ||</w:t>
-      </w:r>
-    </w:p>
-    <w:p>
-      <w:pPr>
-        <w:spacing w:after="0" w:before="0" w:line="240" w:lineRule="auto"/>
-      </w:pPr>
-      <w:r>
-        <w:rPr>
-          <w:rFonts w:ascii="Consolas" w:hAnsi="Consolas" w:cs="Consolas"/>
-          <w:sz w:val="17"/>
-        </w:rPr>
-        <w:t xml:space="preserve">              (codiceNonScaduto &amp;&amp; attivatoDallUtente);</w:t>
-      </w:r>
-    </w:p>
-    <w:p/>
-    <w:p>
-      <w:r>
-        <w:rPr/>
-        <w:t>Si procede spezzando l'espressione in sotto-condizioni con nomi chiari, usando variabili booleane intermedie e rendendo la condizione finale la combinazione semplice di pochi termini:</w:t>
-      </w:r>
-    </w:p>
-    <w:p>
-      <w:pPr>
-        <w:spacing w:after="0" w:before="0" w:line="240" w:lineRule="auto"/>
-      </w:pPr>
-      <w:r>
-        <w:rPr>
-          <w:rFonts w:ascii="Consolas" w:hAnsi="Consolas" w:cs="Consolas"/>
-          <w:sz w:val="17"/>
-        </w:rPr>
-        <w:t>bool clientePremium = registrato &amp;&amp; (spesaTotale &gt;= 100);</w:t>
-      </w:r>
-    </w:p>
-    <w:p>
-      <w:pPr>
-        <w:spacing w:after="0" w:before="0" w:line="240" w:lineRule="auto"/>
-      </w:pPr>
-      <w:r>
-        <w:rPr>
-          <w:rFonts w:ascii="Consolas" w:hAnsi="Consolas" w:cs="Consolas"/>
-          <w:sz w:val="17"/>
-        </w:rPr>
-        <w:t>bool promoExtra     = codiceNonScaduto &amp;&amp; attivatoDallUtente;</w:t>
-      </w:r>
-    </w:p>
-    <w:p>
-      <w:pPr>
-        <w:spacing w:after="0" w:before="0" w:line="240" w:lineRule="auto"/>
-      </w:pPr>
-      <w:r>
-        <w:rPr>
-          <w:rFonts w:ascii="Consolas" w:hAnsi="Consolas" w:cs="Consolas"/>
-          <w:sz w:val="17"/>
-        </w:rPr>
-        <w:t>bool sconto         = clientePremium || promoExtra;</w:t>
-      </w:r>
-    </w:p>
-    <w:p/>
-    <w:p>
-      <w:r>
-        <w:rPr/>
-        <w:t>Le due versioni calcolano la stessa cosa, perché in C l'AND ha la precedenza sull'OR; ma la seconda si legge a colpo d'occhio e ogni condizione ha un nome che spiega a che cosa serve.</w:t>
-      </w:r>
-    </w:p>
-    <w:p>
-      <w:pPr>
-        <w:pStyle w:val="Titolo2"/>
-      </w:pPr>
-      <w:r>
-        <w:rPr>
-          <w:b/>
-          <w:color w:val="E97132"/>
-        </w:rPr>
-        <w:t>L'operatore condizionale ternario</w:t>
-      </w:r>
-    </w:p>
-    <w:p>
-      <w:r>
-        <w:rPr/>
-        <w:t>L'</w:t>
-      </w:r>
-      <w:r>
-        <w:rPr>
-          <w:b/>
-        </w:rPr>
-        <w:t>operatore ternario</w:t>
-      </w:r>
-      <w:r>
-        <w:rPr/>
-        <w:t xml:space="preserve"> è un operatore condizionale compatto, che ha la forma </w:t>
-      </w:r>
-      <w:r>
-        <w:rPr>
-          <w:rFonts w:ascii="Consolas" w:hAnsi="Consolas" w:cs="Consolas"/>
-        </w:rPr>
-        <w:t>condizione ? valore_se_vero : valore_se_falso</w:t>
-      </w:r>
-      <w:r>
-        <w:rPr/>
-        <w:t>. Si valuta la condizione: se è vera l'espressione vale il primo valore, se è falsa vale il secondo. È utile per piccole espressioni condizionali, ma solo se non pregiudica la semplicità del codice:</w:t>
-      </w:r>
-    </w:p>
-    <w:p>
-      <w:pPr>
-        <w:spacing w:after="0" w:before="0" w:line="240" w:lineRule="auto"/>
-      </w:pPr>
-      <w:r>
-        <w:rPr>
-          <w:rFonts w:ascii="Consolas" w:hAnsi="Consolas" w:cs="Consolas"/>
-          <w:sz w:val="17"/>
-        </w:rPr>
-        <w:t>int x = 5;</w:t>
-      </w:r>
-    </w:p>
-    <w:p>
-      <w:pPr>
-        <w:spacing w:after="0" w:before="0" w:line="240" w:lineRule="auto"/>
-      </w:pPr>
-      <w:r>
-        <w:rPr>
-          <w:rFonts w:ascii="Consolas" w:hAnsi="Consolas" w:cs="Consolas"/>
-          <w:sz w:val="17"/>
-        </w:rPr>
-        <w:t>int y = (x % 2 == 0) ? 100 : 200;   // y = 200, perché x è dispari</w:t>
-      </w:r>
-    </w:p>
-    <w:p/>
-    <w:p>
-      <w:r>
-        <w:rPr/>
-        <w:t xml:space="preserve">Per condizioni più articolate è meglio usare i blocchi </w:t>
-      </w:r>
-      <w:r>
-        <w:rPr>
-          <w:rFonts w:ascii="Consolas" w:hAnsi="Consolas" w:cs="Consolas"/>
-        </w:rPr>
-        <w:t>if..else</w:t>
-      </w:r>
-      <w:r>
-        <w:rPr/>
-        <w:t>, che sono l'argomento del prossimo capitolo.</w:t>
-      </w:r>
-    </w:p>
-    <w:p>
-      <w:pPr>
-        <w:pStyle w:val="Titolo1"/>
-      </w:pPr>
-      <w:r>
-        <w:rPr>
-          <w:b/>
-          <w:color w:val="EE0000"/>
-        </w:rPr>
-        <w:t>Capitolo 19: Il Controllo di Flusso e il Costrutto if</w:t>
-      </w:r>
-    </w:p>
-    <w:p>
-      <w:pPr>
-        <w:pStyle w:val="Titolo2"/>
-      </w:pPr>
-      <w:r>
-        <w:rPr>
-          <w:b/>
-          <w:color w:val="E97132"/>
-        </w:rPr>
-        <w:t>Dalla sequenza alle decisioni</w:t>
-      </w:r>
-    </w:p>
-    <w:p>
-      <w:r>
-        <w:rPr/>
-        <w:t xml:space="preserve">Finora abbiamo scritto programmi in cui le istruzioni vengono eseguite prevalentemente una dopo l'altra. Per costruire algoritmi più articolati dobbiamo invece poter </w:t>
-      </w:r>
-      <w:r>
-        <w:rPr>
-          <w:b/>
-        </w:rPr>
-        <w:t>controllare l'ordine</w:t>
-      </w:r>
-      <w:r>
-        <w:rPr/>
-        <w:t xml:space="preserve"> con cui le istruzioni vengono eseguite. La programmazione strutturata (capitolo 3) utilizza tre strutture di controllo fondamentali:</w:t>
-      </w:r>
-    </w:p>
-    <w:p>
-      <w:pPr>
-        <w:numPr>
-          <w:ilvl w:val="0"/>
-          <w:numId w:val="1"/>
-        </w:numPr>
-      </w:pPr>
-      <w:r>
-        <w:rPr/>
-        <w:t xml:space="preserve">la </w:t>
-      </w:r>
-      <w:r>
-        <w:rPr>
-          <w:b/>
-        </w:rPr>
-        <w:t>sequenza</w:t>
-      </w:r>
-      <w:r>
-        <w:rPr/>
-        <w:t>: esecuzione ordinata delle istruzioni;</w:t>
-      </w:r>
-    </w:p>
-    <w:p>
-      <w:pPr>
-        <w:numPr>
-          <w:ilvl w:val="0"/>
-          <w:numId w:val="1"/>
-        </w:numPr>
-      </w:pPr>
-      <w:r>
-        <w:rPr/>
-        <w:t xml:space="preserve">la </w:t>
-      </w:r>
-      <w:r>
-        <w:rPr>
-          <w:b/>
-        </w:rPr>
-        <w:t>selezione</w:t>
-      </w:r>
-      <w:r>
-        <w:rPr/>
-        <w:t>: scelta fra alternative, che si realizza con l'</w:t>
-      </w:r>
-      <w:r>
-        <w:rPr>
-          <w:rFonts w:ascii="Consolas" w:hAnsi="Consolas" w:cs="Consolas"/>
-        </w:rPr>
-        <w:t>if</w:t>
-      </w:r>
-      <w:r>
-        <w:rPr/>
-        <w:t>;</w:t>
-      </w:r>
-    </w:p>
-    <w:p>
-      <w:pPr>
-        <w:numPr>
-          <w:ilvl w:val="0"/>
-          <w:numId w:val="1"/>
-        </w:numPr>
-      </w:pPr>
-      <w:r>
-        <w:rPr/>
-        <w:t>l'</w:t>
-      </w:r>
-      <w:r>
-        <w:rPr>
-          <w:b/>
-        </w:rPr>
-        <w:t>iterazione</w:t>
-      </w:r>
-      <w:r>
-        <w:rPr/>
-        <w:t xml:space="preserve">: ripetizione condizionata, con </w:t>
-      </w:r>
-      <w:r>
-        <w:rPr>
-          <w:rFonts w:ascii="Consolas" w:hAnsi="Consolas" w:cs="Consolas"/>
-        </w:rPr>
-        <w:t>while</w:t>
-      </w:r>
-      <w:r>
-        <w:rPr/>
-        <w:t xml:space="preserve">, </w:t>
-      </w:r>
-      <w:r>
-        <w:rPr>
-          <w:rFonts w:ascii="Consolas" w:hAnsi="Consolas" w:cs="Consolas"/>
-        </w:rPr>
-        <w:t>for</w:t>
-      </w:r>
-      <w:r>
-        <w:rPr/>
-        <w:t xml:space="preserve"> e </w:t>
-      </w:r>
-      <w:r>
-        <w:rPr>
-          <w:rFonts w:ascii="Consolas" w:hAnsi="Consolas" w:cs="Consolas"/>
-        </w:rPr>
-        <w:t>do-while</w:t>
-      </w:r>
-      <w:r>
-        <w:rPr/>
-        <w:t>.</w:t>
-      </w:r>
-    </w:p>
-    <w:p>
-      <w:r>
-        <w:rPr/>
-        <w:t>In questo capitolo ci occupiamo della selezione, mentre l'iterazione verrà dopo.</w:t>
-      </w:r>
-    </w:p>
-    <w:p>
-      <w:pPr>
-        <w:pStyle w:val="Titolo2"/>
-      </w:pPr>
-      <w:r>
-        <w:rPr>
-          <w:b/>
-          <w:color w:val="E97132"/>
-        </w:rPr>
-        <w:t>Tre strutture sono sufficienti</w:t>
-      </w:r>
-    </w:p>
-    <w:p>
-      <w:r>
-        <w:rPr/>
-        <w:t xml:space="preserve">Negli anni Sessanta non era ancora chiaro quale fosse il giusto insieme di astrazioni per esprimere il flusso di controllo di un programma. Nel 1966 Corrado Böhm e Giuseppe Jacopini mostrarono che sequenza, selezione e iterazione sono </w:t>
-      </w:r>
-      <w:r>
-        <w:rPr>
-          <w:b/>
-        </w:rPr>
-        <w:t>sufficienti per rappresentare qualsiasi funzione calcolabile</w:t>
-      </w:r>
-      <w:r>
-        <w:rPr/>
-        <w:t xml:space="preserve">: è il </w:t>
-      </w:r>
-      <w:r>
-        <w:rPr>
-          <w:b/>
-        </w:rPr>
-        <w:t>teorema di Böhm–Jacopini</w:t>
-      </w:r>
-      <w:r>
-        <w:rPr/>
-        <w:t>. Questo risultato è alla base della programmazione strutturata e ha influenzato profondamente i linguaggi moderni: poche strutture di controllo elementari, componibili e annidabili, permettono di costruire algoritmi arbitrariamente complessi.</w:t>
-      </w:r>
-    </w:p>
-    <w:p>
-      <w:pPr>
-        <w:pStyle w:val="Titolo2"/>
-      </w:pPr>
-      <w:r>
-        <w:rPr>
-          <w:b/>
-          <w:color w:val="E97132"/>
-        </w:rPr>
-        <w:t>Il controllo di flusso condizionato</w:t>
-      </w:r>
-    </w:p>
-    <w:p>
-      <w:r>
-        <w:rPr/>
-        <w:t xml:space="preserve">Vediamo come rappresentare le scelte: se una condizione è vera si esegue un blocco di codice; se è falsa si fa qualcos'altro oppure si passa oltre. Questo meccanismo si chiama </w:t>
-      </w:r>
-      <w:r>
-        <w:rPr>
-          <w:b/>
-        </w:rPr>
-        <w:t>controllo di flusso condizionato</w:t>
-      </w:r>
-      <w:r>
-        <w:rPr/>
-        <w:t xml:space="preserve">. Un esempio quotidiano: se piove prendo l'ombrello, altrimenti esco senza (qui </w:t>
-      </w:r>
-      <w:r>
-        <w:rPr>
-          <w:rFonts w:ascii="Consolas" w:hAnsi="Consolas" w:cs="Consolas"/>
-        </w:rPr>
-        <w:t>piove</w:t>
-      </w:r>
-      <w:r>
-        <w:rPr/>
-        <w:t xml:space="preserve"> è una variabile booleana).</w:t>
-      </w:r>
-    </w:p>
-    <w:p>
-      <w:pPr>
-        <w:spacing w:after="0" w:before="0" w:line="240" w:lineRule="auto"/>
-      </w:pPr>
-      <w:r>
-        <w:rPr>
-          <w:rFonts w:ascii="Consolas" w:hAnsi="Consolas" w:cs="Consolas"/>
-          <w:sz w:val="17"/>
-        </w:rPr>
-        <w:t>if (piove) {</w:t>
-      </w:r>
-    </w:p>
-    <w:p>
-      <w:pPr>
-        <w:spacing w:after="0" w:before="0" w:line="240" w:lineRule="auto"/>
-      </w:pPr>
-      <w:r>
-        <w:rPr>
-          <w:rFonts w:ascii="Consolas" w:hAnsi="Consolas" w:cs="Consolas"/>
-          <w:sz w:val="17"/>
-        </w:rPr>
-        <w:t xml:space="preserve">    printf("Prendi l'ombrello.\n");</w:t>
-      </w:r>
-    </w:p>
-    <w:p>
-      <w:pPr>
-        <w:spacing w:after="0" w:before="0" w:line="240" w:lineRule="auto"/>
-      </w:pPr>
-      <w:r>
-        <w:rPr>
-          <w:rFonts w:ascii="Consolas" w:hAnsi="Consolas" w:cs="Consolas"/>
-          <w:sz w:val="17"/>
-        </w:rPr>
-        <w:t>}</w:t>
-      </w:r>
-    </w:p>
-    <w:p>
-      <w:pPr>
-        <w:spacing w:after="0" w:before="0" w:line="240" w:lineRule="auto"/>
-      </w:pPr>
-      <w:r>
-        <w:rPr>
-          <w:rFonts w:ascii="Consolas" w:hAnsi="Consolas" w:cs="Consolas"/>
-          <w:sz w:val="17"/>
-        </w:rPr>
-        <w:t>else {</w:t>
-      </w:r>
-    </w:p>
-    <w:p>
-      <w:pPr>
-        <w:spacing w:after="0" w:before="0" w:line="240" w:lineRule="auto"/>
-      </w:pPr>
-      <w:r>
-        <w:rPr>
-          <w:rFonts w:ascii="Consolas" w:hAnsi="Consolas" w:cs="Consolas"/>
-          <w:sz w:val="17"/>
-        </w:rPr>
-        <w:t xml:space="preserve">    printf("Esci senza.\n");</w:t>
-      </w:r>
-    </w:p>
-    <w:p>
-      <w:pPr>
-        <w:spacing w:after="0" w:before="0" w:line="240" w:lineRule="auto"/>
-      </w:pPr>
-      <w:r>
-        <w:rPr>
-          <w:rFonts w:ascii="Consolas" w:hAnsi="Consolas" w:cs="Consolas"/>
-          <w:sz w:val="17"/>
-        </w:rPr>
-        <w:t>}</w:t>
-      </w:r>
-    </w:p>
-    <w:p/>
-    <w:p>
-      <w:r>
-        <w:rPr/>
-        <w:t>La condizione fra parentesi è un'espressione booleana, di quelle viste nei capitoli 17 e 18.</w:t>
-      </w:r>
-    </w:p>
-    <w:p>
-      <w:pPr>
-        <w:pStyle w:val="Titolo2"/>
-      </w:pPr>
-      <w:r>
-        <w:rPr>
-          <w:b/>
-          <w:color w:val="E97132"/>
-        </w:rPr>
-        <w:t>Il costrutto if</w:t>
-      </w:r>
-    </w:p>
-    <w:p>
-      <w:r>
-        <w:rPr/>
-        <w:t>L'</w:t>
-      </w:r>
-      <w:r>
-        <w:rPr>
-          <w:b/>
-        </w:rPr>
-        <w:t>if</w:t>
-      </w:r>
-      <w:r>
-        <w:rPr/>
-        <w:t xml:space="preserve"> è il costrutto che permette al programma di scegliere che cosa fare in base a una condizione logica. La sintassi è:</w:t>
-      </w:r>
-    </w:p>
-    <w:p>
-      <w:pPr>
-        <w:spacing w:after="0" w:before="0" w:line="240" w:lineRule="auto"/>
-      </w:pPr>
-      <w:r>
-        <w:rPr>
-          <w:rFonts w:ascii="Consolas" w:hAnsi="Consolas" w:cs="Consolas"/>
-          <w:sz w:val="17"/>
-        </w:rPr>
-        <w:t>if (condizione) {</w:t>
-      </w:r>
-    </w:p>
-    <w:p>
-      <w:pPr>
-        <w:spacing w:after="0" w:before="0" w:line="240" w:lineRule="auto"/>
-      </w:pPr>
-      <w:r>
-        <w:rPr>
-          <w:rFonts w:ascii="Consolas" w:hAnsi="Consolas" w:cs="Consolas"/>
-          <w:sz w:val="17"/>
-        </w:rPr>
-        <w:t xml:space="preserve">    // codice eseguito solo se la condizione è vera</w:t>
-      </w:r>
-    </w:p>
-    <w:p>
-      <w:pPr>
-        <w:spacing w:after="0" w:before="0" w:line="240" w:lineRule="auto"/>
-      </w:pPr>
-      <w:r>
-        <w:rPr>
-          <w:rFonts w:ascii="Consolas" w:hAnsi="Consolas" w:cs="Consolas"/>
-          <w:sz w:val="17"/>
-        </w:rPr>
-        <w:t>}</w:t>
-      </w:r>
-    </w:p>
-    <w:p/>
-    <w:p>
-      <w:r>
-        <w:rPr/>
-        <w:t>Se la condizione è vera (1) il programma entra nel blocco; se è falsa (0) lo salta e continua dopo. Per esempio:</w:t>
-      </w:r>
-    </w:p>
-    <w:p>
-      <w:pPr>
-        <w:spacing w:after="0" w:before="0" w:line="240" w:lineRule="auto"/>
-      </w:pPr>
-      <w:r>
-        <w:rPr>
-          <w:rFonts w:ascii="Consolas" w:hAnsi="Consolas" w:cs="Consolas"/>
-          <w:sz w:val="17"/>
-        </w:rPr>
-        <w:t>int voto = 25;</w:t>
-      </w:r>
-    </w:p>
-    <w:p>
-      <w:pPr>
-        <w:spacing w:after="0" w:before="0" w:line="240" w:lineRule="auto"/>
-      </w:pPr>
-      <w:r>
-        <w:rPr>
-          <w:rFonts w:ascii="Consolas" w:hAnsi="Consolas" w:cs="Consolas"/>
-          <w:sz w:val="17"/>
-        </w:rPr>
-        <w:t>if (voto &gt;= 18) {</w:t>
-      </w:r>
-    </w:p>
-    <w:p>
-      <w:pPr>
-        <w:spacing w:after="0" w:before="0" w:line="240" w:lineRule="auto"/>
-      </w:pPr>
-      <w:r>
-        <w:rPr>
-          <w:rFonts w:ascii="Consolas" w:hAnsi="Consolas" w:cs="Consolas"/>
-          <w:sz w:val="17"/>
-        </w:rPr>
-        <w:t xml:space="preserve">    printf("Esame superato!\n");</w:t>
-      </w:r>
-    </w:p>
-    <w:p>
-      <w:pPr>
-        <w:spacing w:after="0" w:before="0" w:line="240" w:lineRule="auto"/>
-      </w:pPr>
-      <w:r>
-        <w:rPr>
-          <w:rFonts w:ascii="Consolas" w:hAnsi="Consolas" w:cs="Consolas"/>
-          <w:sz w:val="17"/>
-        </w:rPr>
-        <w:t>}</w:t>
-      </w:r>
-    </w:p>
-    <w:p/>
-    <w:p>
-      <w:pPr>
-        <w:pStyle w:val="Titolo2"/>
-      </w:pPr>
-      <w:r>
-        <w:rPr>
-          <w:b/>
-          <w:color w:val="E97132"/>
-        </w:rPr>
-        <w:t>Il costrutto if-else</w:t>
-      </w:r>
-    </w:p>
-    <w:p>
-      <w:r>
-        <w:rPr/>
-        <w:t>L'</w:t>
-      </w:r>
-      <w:r>
-        <w:rPr>
-          <w:b/>
-        </w:rPr>
-        <w:t>if-else</w:t>
-      </w:r>
-      <w:r>
-        <w:rPr/>
-        <w:t xml:space="preserve"> estende l'if permettendo di gestire due percorsi alternativi:</w:t>
-      </w:r>
-    </w:p>
-    <w:p>
-      <w:pPr>
-        <w:spacing w:after="0" w:before="0" w:line="240" w:lineRule="auto"/>
-      </w:pPr>
-      <w:r>
-        <w:rPr>
-          <w:rFonts w:ascii="Consolas" w:hAnsi="Consolas" w:cs="Consolas"/>
-          <w:sz w:val="17"/>
-        </w:rPr>
-        <w:t>if (condizione) {</w:t>
-      </w:r>
-    </w:p>
-    <w:p>
-      <w:pPr>
-        <w:spacing w:after="0" w:before="0" w:line="240" w:lineRule="auto"/>
-      </w:pPr>
-      <w:r>
-        <w:rPr>
-          <w:rFonts w:ascii="Consolas" w:hAnsi="Consolas" w:cs="Consolas"/>
-          <w:sz w:val="17"/>
-        </w:rPr>
-        <w:t xml:space="preserve">    // blocco A: se la condizione è vera</w:t>
-      </w:r>
-    </w:p>
-    <w:p>
-      <w:pPr>
-        <w:spacing w:after="0" w:before="0" w:line="240" w:lineRule="auto"/>
-      </w:pPr>
-      <w:r>
-        <w:rPr>
-          <w:rFonts w:ascii="Consolas" w:hAnsi="Consolas" w:cs="Consolas"/>
-          <w:sz w:val="17"/>
-        </w:rPr>
-        <w:t>}</w:t>
-      </w:r>
-    </w:p>
-    <w:p>
-      <w:pPr>
-        <w:spacing w:after="0" w:before="0" w:line="240" w:lineRule="auto"/>
-      </w:pPr>
-      <w:r>
-        <w:rPr>
-          <w:rFonts w:ascii="Consolas" w:hAnsi="Consolas" w:cs="Consolas"/>
-          <w:sz w:val="17"/>
-        </w:rPr>
-        <w:t>else {</w:t>
-      </w:r>
-    </w:p>
-    <w:p>
-      <w:pPr>
-        <w:spacing w:after="0" w:before="0" w:line="240" w:lineRule="auto"/>
-      </w:pPr>
-      <w:r>
-        <w:rPr>
-          <w:rFonts w:ascii="Consolas" w:hAnsi="Consolas" w:cs="Consolas"/>
-          <w:sz w:val="17"/>
-        </w:rPr>
-        <w:t xml:space="preserve">    // blocco B: se la condizione è falsa</w:t>
-      </w:r>
-    </w:p>
-    <w:p>
-      <w:pPr>
-        <w:spacing w:after="0" w:before="0" w:line="240" w:lineRule="auto"/>
-      </w:pPr>
-      <w:r>
-        <w:rPr>
-          <w:rFonts w:ascii="Consolas" w:hAnsi="Consolas" w:cs="Consolas"/>
-          <w:sz w:val="17"/>
-        </w:rPr>
-        <w:t>}</w:t>
-      </w:r>
-    </w:p>
-    <w:p/>
-    <w:p>
-      <w:r>
-        <w:rPr/>
-        <w:t>Se la condizione è vera si entra nel blocco A, se è falsa nel blocco B. Un esempio:</w:t>
-      </w:r>
-    </w:p>
-    <w:p>
-      <w:pPr>
-        <w:spacing w:after="0" w:before="0" w:line="240" w:lineRule="auto"/>
-      </w:pPr>
-      <w:r>
-        <w:rPr>
-          <w:rFonts w:ascii="Consolas" w:hAnsi="Consolas" w:cs="Consolas"/>
-          <w:sz w:val="17"/>
-        </w:rPr>
-        <w:t>int batteria = 15;</w:t>
-      </w:r>
-    </w:p>
-    <w:p>
-      <w:pPr>
-        <w:spacing w:after="0" w:before="0" w:line="240" w:lineRule="auto"/>
-      </w:pPr>
-      <w:r>
-        <w:rPr>
-          <w:rFonts w:ascii="Consolas" w:hAnsi="Consolas" w:cs="Consolas"/>
-          <w:sz w:val="17"/>
-        </w:rPr>
-        <w:t>if (batteria &lt; 20) {</w:t>
-      </w:r>
-    </w:p>
-    <w:p>
-      <w:pPr>
-        <w:spacing w:after="0" w:before="0" w:line="240" w:lineRule="auto"/>
-      </w:pPr>
-      <w:r>
-        <w:rPr>
-          <w:rFonts w:ascii="Consolas" w:hAnsi="Consolas" w:cs="Consolas"/>
-          <w:sz w:val="17"/>
-        </w:rPr>
-        <w:t xml:space="preserve">    printf("Batteria quasi scarica! Collega il caricatore.\n");</w:t>
-      </w:r>
-    </w:p>
-    <w:p>
-      <w:pPr>
-        <w:spacing w:after="0" w:before="0" w:line="240" w:lineRule="auto"/>
-      </w:pPr>
-      <w:r>
-        <w:rPr>
-          <w:rFonts w:ascii="Consolas" w:hAnsi="Consolas" w:cs="Consolas"/>
-          <w:sz w:val="17"/>
-        </w:rPr>
-        <w:t>}</w:t>
-      </w:r>
-    </w:p>
-    <w:p>
-      <w:pPr>
-        <w:spacing w:after="0" w:before="0" w:line="240" w:lineRule="auto"/>
-      </w:pPr>
-      <w:r>
-        <w:rPr>
-          <w:rFonts w:ascii="Consolas" w:hAnsi="Consolas" w:cs="Consolas"/>
-          <w:sz w:val="17"/>
-        </w:rPr>
-        <w:t>else {</w:t>
-      </w:r>
-    </w:p>
-    <w:p>
-      <w:pPr>
-        <w:spacing w:after="0" w:before="0" w:line="240" w:lineRule="auto"/>
-      </w:pPr>
-      <w:r>
-        <w:rPr>
-          <w:rFonts w:ascii="Consolas" w:hAnsi="Consolas" w:cs="Consolas"/>
-          <w:sz w:val="17"/>
-        </w:rPr>
-        <w:t xml:space="preserve">    printf("Batteria sufficiente.\n");</w:t>
-      </w:r>
-    </w:p>
-    <w:p>
-      <w:pPr>
-        <w:spacing w:after="0" w:before="0" w:line="240" w:lineRule="auto"/>
-      </w:pPr>
-      <w:r>
-        <w:rPr>
-          <w:rFonts w:ascii="Consolas" w:hAnsi="Consolas" w:cs="Consolas"/>
-          <w:sz w:val="17"/>
-        </w:rPr>
-        <w:t>}</w:t>
-      </w:r>
-    </w:p>
-    <w:p/>
-    <w:p>
-      <w:r>
-        <w:rPr/>
-        <w:t xml:space="preserve">Con batteria uguale a 15 la condizione </w:t>
-      </w:r>
-      <w:r>
-        <w:rPr>
-          <w:rFonts w:ascii="Consolas" w:hAnsi="Consolas" w:cs="Consolas"/>
-        </w:rPr>
-        <w:t>batteria &lt; 20</w:t>
-      </w:r>
-      <w:r>
-        <w:rPr/>
-        <w:t xml:space="preserve"> è vera, e il programma stampa il primo messaggio.</w:t>
-      </w:r>
-    </w:p>
-    <w:p>
-      <w:pPr>
-        <w:pStyle w:val="Titolo2"/>
-      </w:pPr>
-      <w:r>
-        <w:rPr>
-          <w:b/>
-          <w:color w:val="E97132"/>
-        </w:rPr>
-        <w:t>Il costrutto if-else if-else</w:t>
-      </w:r>
-    </w:p>
-    <w:p>
-      <w:r>
-        <w:rPr/>
-        <w:t>L'</w:t>
-      </w:r>
-      <w:r>
-        <w:rPr>
-          <w:b/>
-        </w:rPr>
-        <w:t>if-else if-else</w:t>
-      </w:r>
-      <w:r>
-        <w:rPr/>
-        <w:t xml:space="preserve"> è la generalizzazione dell'if-else a più alternative:</w:t>
-      </w:r>
-    </w:p>
-    <w:p>
-      <w:pPr>
-        <w:spacing w:after="0" w:before="0" w:line="240" w:lineRule="auto"/>
-      </w:pPr>
-      <w:r>
-        <w:rPr>
-          <w:rFonts w:ascii="Consolas" w:hAnsi="Consolas" w:cs="Consolas"/>
-          <w:sz w:val="17"/>
-        </w:rPr>
-        <w:t>if (condizione1) {</w:t>
-      </w:r>
-    </w:p>
-    <w:p>
-      <w:pPr>
-        <w:spacing w:after="0" w:before="0" w:line="240" w:lineRule="auto"/>
-      </w:pPr>
-      <w:r>
-        <w:rPr>
-          <w:rFonts w:ascii="Consolas" w:hAnsi="Consolas" w:cs="Consolas"/>
-          <w:sz w:val="17"/>
-        </w:rPr>
-        <w:t xml:space="preserve">    // blocco 1</w:t>
-      </w:r>
-    </w:p>
-    <w:p>
-      <w:pPr>
-        <w:spacing w:after="0" w:before="0" w:line="240" w:lineRule="auto"/>
-      </w:pPr>
-      <w:r>
-        <w:rPr>
-          <w:rFonts w:ascii="Consolas" w:hAnsi="Consolas" w:cs="Consolas"/>
-          <w:sz w:val="17"/>
-        </w:rPr>
-        <w:t>}</w:t>
-      </w:r>
-    </w:p>
-    <w:p>
-      <w:pPr>
-        <w:spacing w:after="0" w:before="0" w:line="240" w:lineRule="auto"/>
-      </w:pPr>
-      <w:r>
-        <w:rPr>
-          <w:rFonts w:ascii="Consolas" w:hAnsi="Consolas" w:cs="Consolas"/>
-          <w:sz w:val="17"/>
-        </w:rPr>
-        <w:t>else if (condizione2) {</w:t>
-      </w:r>
-    </w:p>
-    <w:p>
-      <w:pPr>
-        <w:spacing w:after="0" w:before="0" w:line="240" w:lineRule="auto"/>
-      </w:pPr>
-      <w:r>
-        <w:rPr>
-          <w:rFonts w:ascii="Consolas" w:hAnsi="Consolas" w:cs="Consolas"/>
-          <w:sz w:val="17"/>
-        </w:rPr>
-        <w:t xml:space="preserve">    // blocco 2</w:t>
-      </w:r>
-    </w:p>
-    <w:p>
-      <w:pPr>
-        <w:spacing w:after="0" w:before="0" w:line="240" w:lineRule="auto"/>
-      </w:pPr>
-      <w:r>
-        <w:rPr>
-          <w:rFonts w:ascii="Consolas" w:hAnsi="Consolas" w:cs="Consolas"/>
-          <w:sz w:val="17"/>
-        </w:rPr>
-        <w:t>}</w:t>
-      </w:r>
-    </w:p>
-    <w:p>
-      <w:pPr>
-        <w:spacing w:after="0" w:before="0" w:line="240" w:lineRule="auto"/>
-      </w:pPr>
-      <w:r>
-        <w:rPr>
-          <w:rFonts w:ascii="Consolas" w:hAnsi="Consolas" w:cs="Consolas"/>
-          <w:sz w:val="17"/>
-        </w:rPr>
-        <w:t>else {</w:t>
-      </w:r>
-    </w:p>
-    <w:p>
-      <w:pPr>
-        <w:spacing w:after="0" w:before="0" w:line="240" w:lineRule="auto"/>
-      </w:pPr>
-      <w:r>
-        <w:rPr>
-          <w:rFonts w:ascii="Consolas" w:hAnsi="Consolas" w:cs="Consolas"/>
-          <w:sz w:val="17"/>
-        </w:rPr>
-        <w:t xml:space="preserve">    // blocco di default</w:t>
-      </w:r>
-    </w:p>
-    <w:p>
-      <w:pPr>
-        <w:spacing w:after="0" w:before="0" w:line="240" w:lineRule="auto"/>
-      </w:pPr>
-      <w:r>
-        <w:rPr>
-          <w:rFonts w:ascii="Consolas" w:hAnsi="Consolas" w:cs="Consolas"/>
-          <w:sz w:val="17"/>
-        </w:rPr>
-        <w:t>}</w:t>
-      </w:r>
-    </w:p>
-    <w:p/>
-    <w:p>
-      <w:r>
-        <w:rPr/>
-        <w:t>Se la condizione1 è vera si entra nel blocco 1; altrimenti, se è vera la condizione2, si entra nel blocco 2; e così via. Se tutte le condizioni precedenti sono false si entra nel blocco di default. Le condizioni sono valutate nell'ordine in cui sono scritte e si esegue al più un solo blocco (esattamente uno se c'è l'else finale). Per esempio, un semaforo:</w:t>
-      </w:r>
-    </w:p>
-    <w:p>
-      <w:pPr>
-        <w:spacing w:after="0" w:before="0" w:line="240" w:lineRule="auto"/>
-      </w:pPr>
-      <w:r>
-        <w:rPr>
-          <w:rFonts w:ascii="Consolas" w:hAnsi="Consolas" w:cs="Consolas"/>
-          <w:sz w:val="17"/>
-        </w:rPr>
-        <w:t>char colore = 'G';   // R = Rosso, G = Giallo, V = Verde</w:t>
-      </w:r>
-    </w:p>
-    <w:p>
-      <w:pPr>
-        <w:spacing w:after="0" w:before="0" w:line="240" w:lineRule="auto"/>
-      </w:pPr>
-      <w:r>
-        <w:rPr>
-          <w:rFonts w:ascii="Consolas" w:hAnsi="Consolas" w:cs="Consolas"/>
-          <w:sz w:val="17"/>
-        </w:rPr>
-        <w:t>if (colore == 'R') {</w:t>
-      </w:r>
-    </w:p>
-    <w:p>
-      <w:pPr>
-        <w:spacing w:after="0" w:before="0" w:line="240" w:lineRule="auto"/>
-      </w:pPr>
-      <w:r>
-        <w:rPr>
-          <w:rFonts w:ascii="Consolas" w:hAnsi="Consolas" w:cs="Consolas"/>
-          <w:sz w:val="17"/>
-        </w:rPr>
-        <w:t xml:space="preserve">    printf("Fermati!\n");</w:t>
-      </w:r>
-    </w:p>
-    <w:p>
-      <w:pPr>
-        <w:spacing w:after="0" w:before="0" w:line="240" w:lineRule="auto"/>
-      </w:pPr>
-      <w:r>
-        <w:rPr>
-          <w:rFonts w:ascii="Consolas" w:hAnsi="Consolas" w:cs="Consolas"/>
-          <w:sz w:val="17"/>
-        </w:rPr>
-        <w:t>}</w:t>
-      </w:r>
-    </w:p>
-    <w:p>
-      <w:pPr>
-        <w:spacing w:after="0" w:before="0" w:line="240" w:lineRule="auto"/>
-      </w:pPr>
-      <w:r>
-        <w:rPr>
-          <w:rFonts w:ascii="Consolas" w:hAnsi="Consolas" w:cs="Consolas"/>
-          <w:sz w:val="17"/>
-        </w:rPr>
-        <w:t>else if (colore == 'G') {</w:t>
-      </w:r>
-    </w:p>
-    <w:p>
-      <w:pPr>
-        <w:spacing w:after="0" w:before="0" w:line="240" w:lineRule="auto"/>
-      </w:pPr>
-      <w:r>
-        <w:rPr>
-          <w:rFonts w:ascii="Consolas" w:hAnsi="Consolas" w:cs="Consolas"/>
-          <w:sz w:val="17"/>
-        </w:rPr>
-        <w:t xml:space="preserve">    printf("Attenzione, rallenta.\n");</w:t>
-      </w:r>
-    </w:p>
-    <w:p>
-      <w:pPr>
-        <w:spacing w:after="0" w:before="0" w:line="240" w:lineRule="auto"/>
-      </w:pPr>
-      <w:r>
-        <w:rPr>
-          <w:rFonts w:ascii="Consolas" w:hAnsi="Consolas" w:cs="Consolas"/>
-          <w:sz w:val="17"/>
-        </w:rPr>
-        <w:t>}</w:t>
-      </w:r>
-    </w:p>
-    <w:p>
-      <w:pPr>
-        <w:spacing w:after="0" w:before="0" w:line="240" w:lineRule="auto"/>
-      </w:pPr>
-      <w:r>
-        <w:rPr>
-          <w:rFonts w:ascii="Consolas" w:hAnsi="Consolas" w:cs="Consolas"/>
-          <w:sz w:val="17"/>
-        </w:rPr>
-        <w:t>else if (colore == 'V') {</w:t>
-      </w:r>
-    </w:p>
-    <w:p>
-      <w:pPr>
-        <w:spacing w:after="0" w:before="0" w:line="240" w:lineRule="auto"/>
-      </w:pPr>
-      <w:r>
-        <w:rPr>
-          <w:rFonts w:ascii="Consolas" w:hAnsi="Consolas" w:cs="Consolas"/>
-          <w:sz w:val="17"/>
-        </w:rPr>
-        <w:t xml:space="preserve">    printf("Puoi passare.\n");</w:t>
-      </w:r>
-    </w:p>
-    <w:p>
-      <w:pPr>
-        <w:spacing w:after="0" w:before="0" w:line="240" w:lineRule="auto"/>
-      </w:pPr>
-      <w:r>
-        <w:rPr>
-          <w:rFonts w:ascii="Consolas" w:hAnsi="Consolas" w:cs="Consolas"/>
-          <w:sz w:val="17"/>
-        </w:rPr>
-        <w:t>}</w:t>
-      </w:r>
-    </w:p>
-    <w:p>
-      <w:pPr>
-        <w:spacing w:after="0" w:before="0" w:line="240" w:lineRule="auto"/>
-      </w:pPr>
-      <w:r>
-        <w:rPr>
-          <w:rFonts w:ascii="Consolas" w:hAnsi="Consolas" w:cs="Consolas"/>
-          <w:sz w:val="17"/>
-        </w:rPr>
-        <w:t>else {</w:t>
-      </w:r>
-    </w:p>
-    <w:p>
-      <w:pPr>
-        <w:spacing w:after="0" w:before="0" w:line="240" w:lineRule="auto"/>
-      </w:pPr>
-      <w:r>
-        <w:rPr>
-          <w:rFonts w:ascii="Consolas" w:hAnsi="Consolas" w:cs="Consolas"/>
-          <w:sz w:val="17"/>
-        </w:rPr>
-        <w:t xml:space="preserve">    printf("Colore non valido!\n");</w:t>
-      </w:r>
-    </w:p>
-    <w:p>
-      <w:pPr>
-        <w:spacing w:after="0" w:before="0" w:line="240" w:lineRule="auto"/>
-      </w:pPr>
-      <w:r>
-        <w:rPr>
-          <w:rFonts w:ascii="Consolas" w:hAnsi="Consolas" w:cs="Consolas"/>
-          <w:sz w:val="17"/>
-        </w:rPr>
-        <w:t>}</w:t>
-      </w:r>
-    </w:p>
-    <w:p/>
-    <w:p>
-      <w:r>
-        <w:rPr/>
-        <w:t xml:space="preserve">Con colore uguale a 'G' il programma stampa </w:t>
-      </w:r>
-      <w:r>
-        <w:rPr>
-          <w:rFonts w:ascii="Consolas" w:hAnsi="Consolas" w:cs="Consolas"/>
-        </w:rPr>
-        <w:t>Attenzione, rallenta.</w:t>
-      </w:r>
-      <w:r>
-        <w:rPr/>
-        <w:t>; il blocco finale gestisce tutti i colori non previsti.</w:t>
-      </w:r>
-    </w:p>
-    <w:p>
-      <w:pPr>
-        <w:keepNext/>
-        <w:jc w:val="center"/>
-      </w:pPr>
-      <w:r>
-        <w:drawing>
-          <wp:inline xmlns:a="http://schemas.openxmlformats.org/drawingml/2006/main" xmlns:pic="http://schemas.openxmlformats.org/drawingml/2006/picture">
-            <wp:extent cx="5040000" cy="2261538"/>
-            <wp:docPr id="475959978" name="Picture 475959978"/>
-            <wp:cNvGraphicFramePr>
-              <a:graphicFrameLocks noChangeAspect="1"/>
-            </wp:cNvGraphicFramePr>
-            <a:graphic>
-              <a:graphicData uri="http://schemas.openxmlformats.org/drawingml/2006/picture">
-                <pic:pic>
-                  <pic:nvPicPr>
-                    <pic:cNvPr id="0" name="ch19_flusso_if.png"/>
-                    <pic:cNvPicPr/>
-                  </pic:nvPicPr>
-                  <pic:blipFill>
-                    <a:blip r:embed="rId27"/>
-                    <a:stretch>
-                      <a:fillRect/>
-                    </a:stretch>
-                  </pic:blipFill>
-                  <pic:spPr>
-                    <a:xfrm>
-                      <a:off x="0" y="0"/>
-                      <a:ext cx="5040000" cy="2261538"/>
-                    </a:xfrm>
-                    <a:prstGeom prst="rect"/>
-                  </pic:spPr>
-                </pic:pic>
-              </a:graphicData>
-            </a:graphic>
-          </wp:inline>
-        </w:drawing>
-      </w:r>
-    </w:p>
-    <w:p>
-      <w:pPr>
-        <w:jc w:val="center"/>
-      </w:pPr>
-      <w:r>
-        <w:rPr>
-          <w:i/>
-          <w:sz w:val="18"/>
-        </w:rPr>
-        <w:t>Il flusso di esecuzione di if, if-else e if-else if-else.</w:t>
-      </w:r>
-    </w:p>
-    <w:p>
-      <w:r>
-        <w:rPr/>
-        <w:t>Il prossimo capitolo raccoglie gli errori più comuni con questi costrutti, la visibilità delle variabili dentro i blocchi e alcuni schemi che si ripetono spesso.</w:t>
-      </w:r>
-    </w:p>
-    <w:p>
-      <w:pPr>
-        <w:pStyle w:val="Titolo1"/>
-      </w:pPr>
-      <w:r>
-        <w:rPr>
-          <w:b/>
-          <w:color w:val="EE0000"/>
-        </w:rPr>
-        <w:t>Capitolo 20: Errori Comuni, Visibilità nei Blocchi e Schemi con if</w:t>
-      </w:r>
-    </w:p>
-    <w:p>
-      <w:pPr>
-        <w:pStyle w:val="Titolo2"/>
-      </w:pPr>
-      <w:r>
-        <w:rPr>
-          <w:b/>
-          <w:color w:val="E97132"/>
-        </w:rPr>
-        <w:t>Gli errori più comuni</w:t>
-      </w:r>
-    </w:p>
-    <w:p>
-      <w:r>
-        <w:rPr/>
-        <w:t>Molti errori nei programmi nascono da piccoli errori sintattici o logici negli if. Conviene conoscere quelli più frequenti.</w:t>
-      </w:r>
-    </w:p>
-    <w:p>
-      <w:r>
-        <w:rPr>
-          <w:b/>
-        </w:rPr>
-        <w:t>Usare = invece di ==.</w:t>
-      </w:r>
-      <w:r>
-        <w:rPr/>
-        <w:t xml:space="preserve"> Scrivere </w:t>
-      </w:r>
-      <w:r>
-        <w:rPr>
-          <w:rFonts w:ascii="Consolas" w:hAnsi="Consolas" w:cs="Consolas"/>
-        </w:rPr>
-        <w:t>if (a = 5) { ... }</w:t>
-      </w:r>
-      <w:r>
-        <w:rPr/>
-        <w:t xml:space="preserve"> è un errore logico: </w:t>
-      </w:r>
-      <w:r>
-        <w:rPr>
-          <w:rFonts w:ascii="Consolas" w:hAnsi="Consolas" w:cs="Consolas"/>
-        </w:rPr>
-        <w:t>=</w:t>
-      </w:r>
-      <w:r>
-        <w:rPr/>
-        <w:t xml:space="preserve"> è un assegnamento, non un confronto. Il programma compila, ma non verifica se a vale 5: assegna 5 ad a, e la condizione vale quindi 5, cioè è sempre vera.</w:t>
-      </w:r>
-    </w:p>
-    <w:p>
-      <w:r>
-        <w:rPr>
-          <w:b/>
-        </w:rPr>
-        <w:t>Dimenticare le graffe.</w:t>
-      </w:r>
-      <w:r>
-        <w:rPr/>
-        <w:t xml:space="preserve"> In C è consentito omettere le parentesi graffe se dopo l'if c'è una sola istruzione, ma questo può generare errori poco visibili:</w:t>
-      </w:r>
-    </w:p>
-    <w:p>
-      <w:pPr>
-        <w:spacing w:after="0" w:before="0" w:line="240" w:lineRule="auto"/>
-      </w:pPr>
-      <w:r>
-        <w:rPr>
-          <w:rFonts w:ascii="Consolas" w:hAnsi="Consolas" w:cs="Consolas"/>
-          <w:sz w:val="17"/>
-        </w:rPr>
-        <w:t>if (x &gt; 0)</w:t>
-      </w:r>
-    </w:p>
-    <w:p>
-      <w:pPr>
-        <w:spacing w:after="0" w:before="0" w:line="240" w:lineRule="auto"/>
-      </w:pPr>
-      <w:r>
-        <w:rPr>
-          <w:rFonts w:ascii="Consolas" w:hAnsi="Consolas" w:cs="Consolas"/>
-          <w:sz w:val="17"/>
-        </w:rPr>
-        <w:t xml:space="preserve">    printf("Positivo\n");</w:t>
-      </w:r>
-    </w:p>
-    <w:p>
-      <w:pPr>
-        <w:spacing w:after="0" w:before="0" w:line="240" w:lineRule="auto"/>
-      </w:pPr>
-      <w:r>
-        <w:rPr>
-          <w:rFonts w:ascii="Consolas" w:hAnsi="Consolas" w:cs="Consolas"/>
-          <w:sz w:val="17"/>
-        </w:rPr>
-        <w:t xml:space="preserve">    printf("Errore!\n");   // eseguito sempre</w:t>
-      </w:r>
-    </w:p>
-    <w:p/>
-    <w:p>
-      <w:r>
-        <w:rPr/>
-        <w:t>La seconda printf non dipende dall'if, anche se l'indentazione lo suggerisce, e viene eseguita comunque. Per chiarezza è meglio usare sempre le graffe, anche con una sola istruzione, salvo casi davvero ovvi.</w:t>
-      </w:r>
-    </w:p>
-    <w:p>
-      <w:r>
-        <w:rPr>
-          <w:b/>
-        </w:rPr>
-        <w:t>Ordine sbagliato delle condizioni.</w:t>
-      </w:r>
-      <w:r>
-        <w:rPr/>
-        <w:t xml:space="preserve"> Nell'if-else if le condizioni si controllano nell'ordine in cui sono scritte, e si esce al primo blocco la cui condizione è vera:</w:t>
-      </w:r>
-    </w:p>
-    <w:p>
-      <w:pPr>
-        <w:spacing w:after="0" w:before="0" w:line="240" w:lineRule="auto"/>
-      </w:pPr>
-      <w:r>
-        <w:rPr>
-          <w:rFonts w:ascii="Consolas" w:hAnsi="Consolas" w:cs="Consolas"/>
-          <w:sz w:val="17"/>
-        </w:rPr>
-        <w:t>if (num % 2 == 0) {</w:t>
-      </w:r>
-    </w:p>
-    <w:p>
-      <w:pPr>
-        <w:spacing w:after="0" w:before="0" w:line="240" w:lineRule="auto"/>
-      </w:pPr>
-      <w:r>
-        <w:rPr>
-          <w:rFonts w:ascii="Consolas" w:hAnsi="Consolas" w:cs="Consolas"/>
-          <w:sz w:val="17"/>
-        </w:rPr>
-        <w:t xml:space="preserve">    printf("Pari non nullo\n");</w:t>
-      </w:r>
-    </w:p>
-    <w:p>
-      <w:pPr>
-        <w:spacing w:after="0" w:before="0" w:line="240" w:lineRule="auto"/>
-      </w:pPr>
-      <w:r>
-        <w:rPr>
-          <w:rFonts w:ascii="Consolas" w:hAnsi="Consolas" w:cs="Consolas"/>
-          <w:sz w:val="17"/>
-        </w:rPr>
-        <w:t>}</w:t>
-      </w:r>
-    </w:p>
-    <w:p>
-      <w:pPr>
-        <w:spacing w:after="0" w:before="0" w:line="240" w:lineRule="auto"/>
-      </w:pPr>
-      <w:r>
-        <w:rPr>
-          <w:rFonts w:ascii="Consolas" w:hAnsi="Consolas" w:cs="Consolas"/>
-          <w:sz w:val="17"/>
-        </w:rPr>
-        <w:t>else if (num == 0) {</w:t>
-      </w:r>
-    </w:p>
-    <w:p>
-      <w:pPr>
-        <w:spacing w:after="0" w:before="0" w:line="240" w:lineRule="auto"/>
-      </w:pPr>
-      <w:r>
-        <w:rPr>
-          <w:rFonts w:ascii="Consolas" w:hAnsi="Consolas" w:cs="Consolas"/>
-          <w:sz w:val="17"/>
-        </w:rPr>
-        <w:t xml:space="preserve">    printf("Zero\n");   // mai raggiunto</w:t>
-      </w:r>
-    </w:p>
-    <w:p>
-      <w:pPr>
-        <w:spacing w:after="0" w:before="0" w:line="240" w:lineRule="auto"/>
-      </w:pPr>
-      <w:r>
-        <w:rPr>
-          <w:rFonts w:ascii="Consolas" w:hAnsi="Consolas" w:cs="Consolas"/>
-          <w:sz w:val="17"/>
-        </w:rPr>
-        <w:t>}</w:t>
-      </w:r>
-    </w:p>
-    <w:p/>
-    <w:p>
-      <w:r>
-        <w:rPr/>
-        <w:t>Lo zero è pari, quindi entra già nel primo blocco e il secondo non viene mai raggiunto. Si corregge controllando prima i casi più specifici:</w:t>
-      </w:r>
-    </w:p>
-    <w:p>
-      <w:pPr>
-        <w:spacing w:after="0" w:before="0" w:line="240" w:lineRule="auto"/>
-      </w:pPr>
-      <w:r>
-        <w:rPr>
-          <w:rFonts w:ascii="Consolas" w:hAnsi="Consolas" w:cs="Consolas"/>
-          <w:sz w:val="17"/>
-        </w:rPr>
-        <w:t>if (num == 0) {</w:t>
-      </w:r>
-    </w:p>
-    <w:p>
-      <w:pPr>
-        <w:spacing w:after="0" w:before="0" w:line="240" w:lineRule="auto"/>
-      </w:pPr>
-      <w:r>
-        <w:rPr>
-          <w:rFonts w:ascii="Consolas" w:hAnsi="Consolas" w:cs="Consolas"/>
-          <w:sz w:val="17"/>
-        </w:rPr>
-        <w:t xml:space="preserve">    printf("Zero\n");</w:t>
-      </w:r>
-    </w:p>
-    <w:p>
-      <w:pPr>
-        <w:spacing w:after="0" w:before="0" w:line="240" w:lineRule="auto"/>
-      </w:pPr>
-      <w:r>
-        <w:rPr>
-          <w:rFonts w:ascii="Consolas" w:hAnsi="Consolas" w:cs="Consolas"/>
-          <w:sz w:val="17"/>
-        </w:rPr>
-        <w:t>}</w:t>
-      </w:r>
-    </w:p>
-    <w:p>
-      <w:pPr>
-        <w:spacing w:after="0" w:before="0" w:line="240" w:lineRule="auto"/>
-      </w:pPr>
-      <w:r>
-        <w:rPr>
-          <w:rFonts w:ascii="Consolas" w:hAnsi="Consolas" w:cs="Consolas"/>
-          <w:sz w:val="17"/>
-        </w:rPr>
-        <w:t>else if (num % 2 == 0) {</w:t>
-      </w:r>
-    </w:p>
-    <w:p>
-      <w:pPr>
-        <w:spacing w:after="0" w:before="0" w:line="240" w:lineRule="auto"/>
-      </w:pPr>
-      <w:r>
-        <w:rPr>
-          <w:rFonts w:ascii="Consolas" w:hAnsi="Consolas" w:cs="Consolas"/>
-          <w:sz w:val="17"/>
-        </w:rPr>
-        <w:t xml:space="preserve">    printf("Pari non nullo\n");</w:t>
-      </w:r>
-    </w:p>
-    <w:p>
-      <w:pPr>
-        <w:spacing w:after="0" w:before="0" w:line="240" w:lineRule="auto"/>
-      </w:pPr>
-      <w:r>
-        <w:rPr>
-          <w:rFonts w:ascii="Consolas" w:hAnsi="Consolas" w:cs="Consolas"/>
-          <w:sz w:val="17"/>
-        </w:rPr>
-        <w:t>}</w:t>
-      </w:r>
-    </w:p>
-    <w:p/>
-    <w:p>
-      <w:r>
-        <w:rPr>
-          <w:b/>
-        </w:rPr>
-        <w:t>Condizioni ridondanti o mai vere.</w:t>
-      </w:r>
-      <w:r>
-        <w:rPr/>
-        <w:t xml:space="preserve"> In questo esempio i due blocchi finali non vengono mai eseguiti, perché ogni valore maggiore di 20 o di 50 è anche maggiore di 10 ed entra già nel primo blocco:</w:t>
-      </w:r>
-    </w:p>
-    <w:p>
-      <w:pPr>
-        <w:spacing w:after="0" w:before="0" w:line="240" w:lineRule="auto"/>
-      </w:pPr>
-      <w:r>
-        <w:rPr>
-          <w:rFonts w:ascii="Consolas" w:hAnsi="Consolas" w:cs="Consolas"/>
-          <w:sz w:val="17"/>
-        </w:rPr>
-        <w:t>if (x &gt; 10) {</w:t>
-      </w:r>
-    </w:p>
-    <w:p>
-      <w:pPr>
-        <w:spacing w:after="0" w:before="0" w:line="240" w:lineRule="auto"/>
-      </w:pPr>
-      <w:r>
-        <w:rPr>
-          <w:rFonts w:ascii="Consolas" w:hAnsi="Consolas" w:cs="Consolas"/>
-          <w:sz w:val="17"/>
-        </w:rPr>
-        <w:t xml:space="preserve">    ...</w:t>
-      </w:r>
-    </w:p>
-    <w:p>
-      <w:pPr>
-        <w:spacing w:after="0" w:before="0" w:line="240" w:lineRule="auto"/>
-      </w:pPr>
-      <w:r>
-        <w:rPr>
-          <w:rFonts w:ascii="Consolas" w:hAnsi="Consolas" w:cs="Consolas"/>
-          <w:sz w:val="17"/>
-        </w:rPr>
-        <w:t>}</w:t>
-      </w:r>
-    </w:p>
-    <w:p>
-      <w:pPr>
-        <w:spacing w:after="0" w:before="0" w:line="240" w:lineRule="auto"/>
-      </w:pPr>
-      <w:r>
-        <w:rPr>
-          <w:rFonts w:ascii="Consolas" w:hAnsi="Consolas" w:cs="Consolas"/>
-          <w:sz w:val="17"/>
-        </w:rPr>
-        <w:t>else if (x &gt; 20) {</w:t>
-      </w:r>
-    </w:p>
-    <w:p>
-      <w:pPr>
-        <w:spacing w:after="0" w:before="0" w:line="240" w:lineRule="auto"/>
-      </w:pPr>
-      <w:r>
-        <w:rPr>
-          <w:rFonts w:ascii="Consolas" w:hAnsi="Consolas" w:cs="Consolas"/>
-          <w:sz w:val="17"/>
-        </w:rPr>
-        <w:t xml:space="preserve">    ...   // mai eseguito!</w:t>
-      </w:r>
-    </w:p>
-    <w:p>
-      <w:pPr>
-        <w:spacing w:after="0" w:before="0" w:line="240" w:lineRule="auto"/>
-      </w:pPr>
-      <w:r>
-        <w:rPr>
-          <w:rFonts w:ascii="Consolas" w:hAnsi="Consolas" w:cs="Consolas"/>
-          <w:sz w:val="17"/>
-        </w:rPr>
-        <w:t>}</w:t>
-      </w:r>
-    </w:p>
-    <w:p>
-      <w:pPr>
-        <w:spacing w:after="0" w:before="0" w:line="240" w:lineRule="auto"/>
-      </w:pPr>
-      <w:r>
-        <w:rPr>
-          <w:rFonts w:ascii="Consolas" w:hAnsi="Consolas" w:cs="Consolas"/>
-          <w:sz w:val="17"/>
-        </w:rPr>
-        <w:t>else if (x &gt; 50) {</w:t>
-      </w:r>
-    </w:p>
-    <w:p>
-      <w:pPr>
-        <w:spacing w:after="0" w:before="0" w:line="240" w:lineRule="auto"/>
-      </w:pPr>
-      <w:r>
-        <w:rPr>
-          <w:rFonts w:ascii="Consolas" w:hAnsi="Consolas" w:cs="Consolas"/>
-          <w:sz w:val="17"/>
-        </w:rPr>
-        <w:t xml:space="preserve">    ...   // mai eseguito!</w:t>
-      </w:r>
-    </w:p>
-    <w:p>
-      <w:pPr>
-        <w:spacing w:after="0" w:before="0" w:line="240" w:lineRule="auto"/>
-      </w:pPr>
-      <w:r>
-        <w:rPr>
-          <w:rFonts w:ascii="Consolas" w:hAnsi="Consolas" w:cs="Consolas"/>
-          <w:sz w:val="17"/>
-        </w:rPr>
-        <w:t>}</w:t>
-      </w:r>
-    </w:p>
-    <w:p/>
-    <w:p>
-      <w:r>
-        <w:rPr/>
-        <w:t xml:space="preserve">Infine, è buona norma gestire sempre tutti i casi possibili del flusso, con un </w:t>
-      </w:r>
-      <w:r>
-        <w:rPr>
-          <w:b/>
-        </w:rPr>
-        <w:t>else</w:t>
-      </w:r>
-      <w:r>
-        <w:rPr/>
-        <w:t xml:space="preserve"> finale, così il programma non lascia situazioni non previste.</w:t>
-      </w:r>
-    </w:p>
-    <w:p>
-      <w:pPr>
-        <w:pStyle w:val="Titolo2"/>
-      </w:pPr>
-      <w:r>
-        <w:rPr>
-          <w:b/>
-          <w:color w:val="E97132"/>
-        </w:rPr>
-        <w:t>Suggerimenti e buona prassi</w:t>
-      </w:r>
-    </w:p>
-    <w:p>
-      <w:r>
-        <w:rPr/>
-        <w:t>Abituarsi a pensare ai casi limite evita brutte sorprese. Oltre a usare sempre le graffe e a ordinare le condizioni dal caso più specifico al più generale, come visto sopra, conviene mantenere le condizioni semplici e leggibili, spezzando quelle complesse con variabili booleane intermedie (capitolo 18):</w:t>
-      </w:r>
-    </w:p>
-    <w:p>
-      <w:pPr>
-        <w:spacing w:after="0" w:before="0" w:line="240" w:lineRule="auto"/>
-      </w:pPr>
-      <w:r>
-        <w:rPr>
-          <w:rFonts w:ascii="Consolas" w:hAnsi="Consolas" w:cs="Consolas"/>
-          <w:sz w:val="17"/>
-        </w:rPr>
-        <w:t>// difficile da leggere</w:t>
-      </w:r>
-    </w:p>
-    <w:p>
-      <w:pPr>
-        <w:spacing w:after="0" w:before="0" w:line="240" w:lineRule="auto"/>
-      </w:pPr>
-      <w:r>
-        <w:rPr>
-          <w:rFonts w:ascii="Consolas" w:hAnsi="Consolas" w:cs="Consolas"/>
-          <w:sz w:val="17"/>
-        </w:rPr>
-        <w:t>if (a &gt; 10 &amp;&amp; b &lt; 5 || c == 7 &amp;&amp; !(d % 2)) { ... }</w:t>
-      </w:r>
-    </w:p>
-    <w:p>
-      <w:pPr>
-        <w:spacing w:after="0" w:before="0" w:line="240" w:lineRule="auto"/>
-      </w:pPr>
-      <w:r>
-        <w:rPr>
-          <w:rFonts w:ascii="Consolas" w:hAnsi="Consolas" w:cs="Consolas"/>
-          <w:sz w:val="17"/>
-        </w:rPr>
-      </w:r>
-    </w:p>
-    <w:p>
-      <w:pPr>
-        <w:spacing w:after="0" w:before="0" w:line="240" w:lineRule="auto"/>
-      </w:pPr>
-      <w:r>
-        <w:rPr>
-          <w:rFonts w:ascii="Consolas" w:hAnsi="Consolas" w:cs="Consolas"/>
-          <w:sz w:val="17"/>
-        </w:rPr>
-        <w:t>// meglio</w:t>
-      </w:r>
-    </w:p>
-    <w:p>
-      <w:pPr>
-        <w:spacing w:after="0" w:before="0" w:line="240" w:lineRule="auto"/>
-      </w:pPr>
-      <w:r>
-        <w:rPr>
-          <w:rFonts w:ascii="Consolas" w:hAnsi="Consolas" w:cs="Consolas"/>
-          <w:sz w:val="17"/>
-        </w:rPr>
-        <w:t>bool condA = (a &gt; 10 &amp;&amp; b &lt; 5);</w:t>
-      </w:r>
-    </w:p>
-    <w:p>
-      <w:pPr>
-        <w:spacing w:after="0" w:before="0" w:line="240" w:lineRule="auto"/>
-      </w:pPr>
-      <w:r>
-        <w:rPr>
-          <w:rFonts w:ascii="Consolas" w:hAnsi="Consolas" w:cs="Consolas"/>
-          <w:sz w:val="17"/>
-        </w:rPr>
-        <w:t>bool condB = (c == 7 &amp;&amp; d % 2 == 0);</w:t>
-      </w:r>
-    </w:p>
-    <w:p>
-      <w:pPr>
-        <w:spacing w:after="0" w:before="0" w:line="240" w:lineRule="auto"/>
-      </w:pPr>
-      <w:r>
-        <w:rPr>
-          <w:rFonts w:ascii="Consolas" w:hAnsi="Consolas" w:cs="Consolas"/>
-          <w:sz w:val="17"/>
-        </w:rPr>
-        <w:t>if (condA || condB) { ... }</w:t>
-      </w:r>
-    </w:p>
-    <w:p/>
-    <w:p>
-      <w:pPr>
-        <w:pStyle w:val="Titolo2"/>
-      </w:pPr>
-      <w:r>
-        <w:rPr>
-          <w:b/>
-          <w:color w:val="E97132"/>
-        </w:rPr>
-        <w:t>Esempio: stampare due numeri in ordine</w:t>
-      </w:r>
-    </w:p>
-    <w:p>
-      <w:r>
-        <w:rPr/>
-        <w:t xml:space="preserve">Un esempio che usa l'if: si chiedono all'utente due interi x e y e si stampano dal minore (o uguale) al maggiore. Negli esempi del docente la funzione main compare come </w:t>
-      </w:r>
-      <w:r>
-        <w:rPr>
-          <w:rFonts w:ascii="Consolas" w:hAnsi="Consolas" w:cs="Consolas"/>
-        </w:rPr>
-        <w:t>void main()</w:t>
-      </w:r>
-      <w:r>
-        <w:rPr/>
-        <w:t xml:space="preserve">; qui usiamo la forma standard </w:t>
-      </w:r>
-      <w:r>
-        <w:rPr>
-          <w:rFonts w:ascii="Consolas" w:hAnsi="Consolas" w:cs="Consolas"/>
-        </w:rPr>
-        <w:t>int main(void)</w:t>
-      </w:r>
-      <w:r>
-        <w:rPr/>
-        <w:t xml:space="preserve"> e, come nei capitoli precedenti, omettiamo gli </w:t>
-      </w:r>
-      <w:r>
-        <w:rPr>
-          <w:rFonts w:ascii="Consolas" w:hAnsi="Consolas" w:cs="Consolas"/>
-        </w:rPr>
-        <w:t>#include</w:t>
-      </w:r>
-      <w:r>
-        <w:rPr/>
-        <w:t>. Una prima soluzione stampa i due numeri in ordine diverso nei due rami:</w:t>
-      </w:r>
-    </w:p>
-    <w:p>
-      <w:pPr>
-        <w:spacing w:after="0" w:before="0" w:line="240" w:lineRule="auto"/>
-      </w:pPr>
-      <w:r>
-        <w:rPr>
-          <w:rFonts w:ascii="Consolas" w:hAnsi="Consolas" w:cs="Consolas"/>
-          <w:sz w:val="17"/>
-        </w:rPr>
-        <w:t>int main(void) {</w:t>
-      </w:r>
-    </w:p>
-    <w:p>
-      <w:pPr>
-        <w:spacing w:after="0" w:before="0" w:line="240" w:lineRule="auto"/>
-      </w:pPr>
-      <w:r>
-        <w:rPr>
-          <w:rFonts w:ascii="Consolas" w:hAnsi="Consolas" w:cs="Consolas"/>
-          <w:sz w:val="17"/>
-        </w:rPr>
-        <w:t xml:space="preserve">    int x, y;</w:t>
-      </w:r>
-    </w:p>
-    <w:p>
-      <w:pPr>
-        <w:spacing w:after="0" w:before="0" w:line="240" w:lineRule="auto"/>
-      </w:pPr>
-      <w:r>
-        <w:rPr>
-          <w:rFonts w:ascii="Consolas" w:hAnsi="Consolas" w:cs="Consolas"/>
-          <w:sz w:val="17"/>
-        </w:rPr>
-        <w:t xml:space="preserve">    printf("Inserisci x:");</w:t>
-      </w:r>
-    </w:p>
-    <w:p>
-      <w:pPr>
-        <w:spacing w:after="0" w:before="0" w:line="240" w:lineRule="auto"/>
-      </w:pPr>
-      <w:r>
-        <w:rPr>
-          <w:rFonts w:ascii="Consolas" w:hAnsi="Consolas" w:cs="Consolas"/>
-          <w:sz w:val="17"/>
-        </w:rPr>
-        <w:t xml:space="preserve">    scanf("%d", &amp;x);</w:t>
-      </w:r>
-    </w:p>
-    <w:p>
-      <w:pPr>
-        <w:spacing w:after="0" w:before="0" w:line="240" w:lineRule="auto"/>
-      </w:pPr>
-      <w:r>
-        <w:rPr>
-          <w:rFonts w:ascii="Consolas" w:hAnsi="Consolas" w:cs="Consolas"/>
-          <w:sz w:val="17"/>
-        </w:rPr>
-        <w:t xml:space="preserve">    printf("Inserisci y:");</w:t>
-      </w:r>
-    </w:p>
-    <w:p>
-      <w:pPr>
-        <w:spacing w:after="0" w:before="0" w:line="240" w:lineRule="auto"/>
-      </w:pPr>
-      <w:r>
-        <w:rPr>
-          <w:rFonts w:ascii="Consolas" w:hAnsi="Consolas" w:cs="Consolas"/>
-          <w:sz w:val="17"/>
-        </w:rPr>
-        <w:t xml:space="preserve">    scanf("%d", &amp;y);</w:t>
-      </w:r>
-    </w:p>
-    <w:p>
-      <w:pPr>
-        <w:spacing w:after="0" w:before="0" w:line="240" w:lineRule="auto"/>
-      </w:pPr>
-      <w:r>
-        <w:rPr>
-          <w:rFonts w:ascii="Consolas" w:hAnsi="Consolas" w:cs="Consolas"/>
-          <w:sz w:val="17"/>
-        </w:rPr>
-        <w:t xml:space="preserve">    if (y &lt; x) {</w:t>
-      </w:r>
-    </w:p>
-    <w:p>
-      <w:pPr>
-        <w:spacing w:after="0" w:before="0" w:line="240" w:lineRule="auto"/>
-      </w:pPr>
-      <w:r>
-        <w:rPr>
-          <w:rFonts w:ascii="Consolas" w:hAnsi="Consolas" w:cs="Consolas"/>
-          <w:sz w:val="17"/>
-        </w:rPr>
-        <w:t xml:space="preserve">        printf("%d %d", y, x);</w:t>
-      </w:r>
-    </w:p>
-    <w:p>
-      <w:pPr>
-        <w:spacing w:after="0" w:before="0" w:line="240" w:lineRule="auto"/>
-      </w:pPr>
-      <w:r>
-        <w:rPr>
-          <w:rFonts w:ascii="Consolas" w:hAnsi="Consolas" w:cs="Consolas"/>
-          <w:sz w:val="17"/>
-        </w:rPr>
-        <w:t xml:space="preserve">    }</w:t>
-      </w:r>
-    </w:p>
-    <w:p>
-      <w:pPr>
-        <w:spacing w:after="0" w:before="0" w:line="240" w:lineRule="auto"/>
-      </w:pPr>
-      <w:r>
-        <w:rPr>
-          <w:rFonts w:ascii="Consolas" w:hAnsi="Consolas" w:cs="Consolas"/>
-          <w:sz w:val="17"/>
-        </w:rPr>
-        <w:t xml:space="preserve">    else {   // y &gt;= x</w:t>
-      </w:r>
-    </w:p>
-    <w:p>
-      <w:pPr>
-        <w:spacing w:after="0" w:before="0" w:line="240" w:lineRule="auto"/>
-      </w:pPr>
-      <w:r>
-        <w:rPr>
-          <w:rFonts w:ascii="Consolas" w:hAnsi="Consolas" w:cs="Consolas"/>
-          <w:sz w:val="17"/>
-        </w:rPr>
-        <w:t xml:space="preserve">        printf("%d %d", x, y);</w:t>
-      </w:r>
-    </w:p>
-    <w:p>
-      <w:pPr>
-        <w:spacing w:after="0" w:before="0" w:line="240" w:lineRule="auto"/>
-      </w:pPr>
-      <w:r>
-        <w:rPr>
-          <w:rFonts w:ascii="Consolas" w:hAnsi="Consolas" w:cs="Consolas"/>
-          <w:sz w:val="17"/>
-        </w:rPr>
-        <w:t xml:space="preserve">    }</w:t>
-      </w:r>
-    </w:p>
-    <w:p>
-      <w:pPr>
-        <w:spacing w:after="0" w:before="0" w:line="240" w:lineRule="auto"/>
-      </w:pPr>
-      <w:r>
-        <w:rPr>
-          <w:rFonts w:ascii="Consolas" w:hAnsi="Consolas" w:cs="Consolas"/>
-          <w:sz w:val="17"/>
-        </w:rPr>
-        <w:t>}</w:t>
-      </w:r>
-    </w:p>
-    <w:p/>
-    <w:p>
-      <w:r>
-        <w:rPr/>
-        <w:t xml:space="preserve">Una seconda soluzione fa invece uno </w:t>
-      </w:r>
-      <w:r>
-        <w:rPr>
-          <w:b/>
-        </w:rPr>
-        <w:t>scambio condizionato</w:t>
-      </w:r>
-      <w:r>
-        <w:rPr/>
-        <w:t>: se y è minore di x scambia i due valori, usando la variabile temporanea del capitolo 13, e poi stampa sempre x e y nello stesso ordine:</w:t>
-      </w:r>
-    </w:p>
-    <w:p>
-      <w:pPr>
-        <w:spacing w:after="0" w:before="0" w:line="240" w:lineRule="auto"/>
-      </w:pPr>
-      <w:r>
-        <w:rPr>
-          <w:rFonts w:ascii="Consolas" w:hAnsi="Consolas" w:cs="Consolas"/>
-          <w:sz w:val="17"/>
-        </w:rPr>
-        <w:t>int main(void) {</w:t>
-      </w:r>
-    </w:p>
-    <w:p>
-      <w:pPr>
-        <w:spacing w:after="0" w:before="0" w:line="240" w:lineRule="auto"/>
-      </w:pPr>
-      <w:r>
-        <w:rPr>
-          <w:rFonts w:ascii="Consolas" w:hAnsi="Consolas" w:cs="Consolas"/>
-          <w:sz w:val="17"/>
-        </w:rPr>
-        <w:t xml:space="preserve">    int x, y;</w:t>
-      </w:r>
-    </w:p>
-    <w:p>
-      <w:pPr>
-        <w:spacing w:after="0" w:before="0" w:line="240" w:lineRule="auto"/>
-      </w:pPr>
-      <w:r>
-        <w:rPr>
-          <w:rFonts w:ascii="Consolas" w:hAnsi="Consolas" w:cs="Consolas"/>
-          <w:sz w:val="17"/>
-        </w:rPr>
-        <w:t xml:space="preserve">    printf("Inserisci x:");</w:t>
-      </w:r>
-    </w:p>
-    <w:p>
-      <w:pPr>
-        <w:spacing w:after="0" w:before="0" w:line="240" w:lineRule="auto"/>
-      </w:pPr>
-      <w:r>
-        <w:rPr>
-          <w:rFonts w:ascii="Consolas" w:hAnsi="Consolas" w:cs="Consolas"/>
-          <w:sz w:val="17"/>
-        </w:rPr>
-        <w:t xml:space="preserve">    scanf("%d", &amp;x);</w:t>
-      </w:r>
-    </w:p>
-    <w:p>
-      <w:pPr>
-        <w:spacing w:after="0" w:before="0" w:line="240" w:lineRule="auto"/>
-      </w:pPr>
-      <w:r>
-        <w:rPr>
-          <w:rFonts w:ascii="Consolas" w:hAnsi="Consolas" w:cs="Consolas"/>
-          <w:sz w:val="17"/>
-        </w:rPr>
-        <w:t xml:space="preserve">    printf("Inserisci y:");</w:t>
-      </w:r>
-    </w:p>
-    <w:p>
-      <w:pPr>
-        <w:spacing w:after="0" w:before="0" w:line="240" w:lineRule="auto"/>
-      </w:pPr>
-      <w:r>
-        <w:rPr>
-          <w:rFonts w:ascii="Consolas" w:hAnsi="Consolas" w:cs="Consolas"/>
-          <w:sz w:val="17"/>
-        </w:rPr>
-        <w:t xml:space="preserve">    scanf("%d", &amp;y);</w:t>
-      </w:r>
-    </w:p>
-    <w:p>
-      <w:pPr>
-        <w:spacing w:after="0" w:before="0" w:line="240" w:lineRule="auto"/>
-      </w:pPr>
-      <w:r>
-        <w:rPr>
-          <w:rFonts w:ascii="Consolas" w:hAnsi="Consolas" w:cs="Consolas"/>
-          <w:sz w:val="17"/>
-        </w:rPr>
-        <w:t xml:space="preserve">    if (y &lt; x) {</w:t>
-      </w:r>
-    </w:p>
-    <w:p>
-      <w:pPr>
-        <w:spacing w:after="0" w:before="0" w:line="240" w:lineRule="auto"/>
-      </w:pPr>
-      <w:r>
-        <w:rPr>
-          <w:rFonts w:ascii="Consolas" w:hAnsi="Consolas" w:cs="Consolas"/>
-          <w:sz w:val="17"/>
-        </w:rPr>
-        <w:t xml:space="preserve">        // scambio condizionato</w:t>
-      </w:r>
-    </w:p>
-    <w:p>
-      <w:pPr>
-        <w:spacing w:after="0" w:before="0" w:line="240" w:lineRule="auto"/>
-      </w:pPr>
-      <w:r>
-        <w:rPr>
-          <w:rFonts w:ascii="Consolas" w:hAnsi="Consolas" w:cs="Consolas"/>
-          <w:sz w:val="17"/>
-        </w:rPr>
-        <w:t xml:space="preserve">        int temp = x;</w:t>
-      </w:r>
-    </w:p>
-    <w:p>
-      <w:pPr>
-        <w:spacing w:after="0" w:before="0" w:line="240" w:lineRule="auto"/>
-      </w:pPr>
-      <w:r>
-        <w:rPr>
-          <w:rFonts w:ascii="Consolas" w:hAnsi="Consolas" w:cs="Consolas"/>
-          <w:sz w:val="17"/>
-        </w:rPr>
-        <w:t xml:space="preserve">        x = y;</w:t>
-      </w:r>
-    </w:p>
-    <w:p>
-      <w:pPr>
-        <w:spacing w:after="0" w:before="0" w:line="240" w:lineRule="auto"/>
-      </w:pPr>
-      <w:r>
-        <w:rPr>
-          <w:rFonts w:ascii="Consolas" w:hAnsi="Consolas" w:cs="Consolas"/>
-          <w:sz w:val="17"/>
-        </w:rPr>
-        <w:t xml:space="preserve">        y = temp;</w:t>
-      </w:r>
-    </w:p>
-    <w:p>
-      <w:pPr>
-        <w:spacing w:after="0" w:before="0" w:line="240" w:lineRule="auto"/>
-      </w:pPr>
-      <w:r>
-        <w:rPr>
-          <w:rFonts w:ascii="Consolas" w:hAnsi="Consolas" w:cs="Consolas"/>
-          <w:sz w:val="17"/>
-        </w:rPr>
-        <w:t xml:space="preserve">    }</w:t>
-      </w:r>
-    </w:p>
-    <w:p>
-      <w:pPr>
-        <w:spacing w:after="0" w:before="0" w:line="240" w:lineRule="auto"/>
-      </w:pPr>
-      <w:r>
-        <w:rPr>
-          <w:rFonts w:ascii="Consolas" w:hAnsi="Consolas" w:cs="Consolas"/>
-          <w:sz w:val="17"/>
-        </w:rPr>
-        <w:t xml:space="preserve">    printf("%d %d", x, y);</w:t>
-      </w:r>
-    </w:p>
-    <w:p>
-      <w:pPr>
-        <w:spacing w:after="0" w:before="0" w:line="240" w:lineRule="auto"/>
-      </w:pPr>
-      <w:r>
-        <w:rPr>
-          <w:rFonts w:ascii="Consolas" w:hAnsi="Consolas" w:cs="Consolas"/>
-          <w:sz w:val="17"/>
-        </w:rPr>
-        <w:t>}</w:t>
-      </w:r>
-    </w:p>
-    <w:p/>
-    <w:p>
-      <w:pPr>
-        <w:pStyle w:val="Titolo2"/>
-      </w:pPr>
-      <w:r>
-        <w:rPr>
-          <w:b/>
-          <w:color w:val="E97132"/>
-        </w:rPr>
-        <w:t>Visibilità nei blocchi condizionati</w:t>
-      </w:r>
-    </w:p>
-    <w:p>
-      <w:r>
-        <w:rPr/>
-        <w:t xml:space="preserve">Nello scambio condizionato la variabile </w:t>
-      </w:r>
-      <w:r>
-        <w:rPr>
-          <w:rFonts w:ascii="Consolas" w:hAnsi="Consolas" w:cs="Consolas"/>
-        </w:rPr>
-        <w:t>temp</w:t>
-      </w:r>
-      <w:r>
-        <w:rPr/>
-        <w:t xml:space="preserve"> è dichiarata </w:t>
-      </w:r>
-      <w:r>
-        <w:rPr>
-          <w:b/>
-        </w:rPr>
-        <w:t>dentro il blocco</w:t>
-      </w:r>
-      <w:r>
-        <w:rPr/>
-        <w:t xml:space="preserve"> dell'if. Seguiamo l'esecuzione con x = 10 e y = 5, quando la condizione </w:t>
-      </w:r>
-      <w:r>
-        <w:rPr>
-          <w:rFonts w:ascii="Consolas" w:hAnsi="Consolas" w:cs="Consolas"/>
-        </w:rPr>
-        <w:t>y &lt; x</w:t>
-      </w:r>
-      <w:r>
-        <w:rPr/>
-        <w:t xml:space="preserve"> è vera:</w:t>
-      </w:r>
-    </w:p>
-    <w:p>
-      <w:pPr>
-        <w:numPr>
-          <w:ilvl w:val="0"/>
-          <w:numId w:val="1"/>
-        </w:numPr>
-      </w:pPr>
-      <w:r>
-        <w:rPr/>
-        <w:t>all'inizio sullo stack ci sono solo x e y, con i valori inseriti;</w:t>
-      </w:r>
-    </w:p>
-    <w:p>
-      <w:pPr>
-        <w:numPr>
-          <w:ilvl w:val="0"/>
-          <w:numId w:val="1"/>
-        </w:numPr>
-      </w:pPr>
-      <w:r>
-        <w:rPr/>
-        <w:t>entrando nel blocco, la dichiarazione di temp la rende visibile e la inizializza a 10;</w:t>
-      </w:r>
-    </w:p>
-    <w:p>
-      <w:pPr>
-        <w:numPr>
-          <w:ilvl w:val="0"/>
-          <w:numId w:val="1"/>
-        </w:numPr>
-      </w:pPr>
-      <w:r>
-        <w:rPr>
-          <w:rFonts w:ascii="Consolas" w:hAnsi="Consolas" w:cs="Consolas"/>
-        </w:rPr>
-        <w:t>x = y;</w:t>
-      </w:r>
-      <w:r>
-        <w:rPr/>
-        <w:t xml:space="preserve"> copia 5 in x e </w:t>
-      </w:r>
-      <w:r>
-        <w:rPr>
-          <w:rFonts w:ascii="Consolas" w:hAnsi="Consolas" w:cs="Consolas"/>
-        </w:rPr>
-        <w:t>y = temp;</w:t>
-      </w:r>
-      <w:r>
-        <w:rPr/>
-        <w:t xml:space="preserve"> copia 10 in y: i valori sono scambiati;</w:t>
-      </w:r>
-    </w:p>
-    <w:p>
-      <w:pPr>
-        <w:numPr>
-          <w:ilvl w:val="0"/>
-          <w:numId w:val="1"/>
-        </w:numPr>
-      </w:pPr>
-      <w:r>
-        <w:rPr/>
-        <w:t>all'uscita dal blocco, temp esce dalla visibilità: viene rimossa dallo stack e non è più accessibile.</w:t>
-      </w:r>
-    </w:p>
-    <w:p>
-      <w:r>
-        <w:rPr/>
-        <w:t xml:space="preserve">Il programma stampa </w:t>
-      </w:r>
-      <w:r>
-        <w:rPr>
-          <w:rFonts w:ascii="Consolas" w:hAnsi="Consolas" w:cs="Consolas"/>
-        </w:rPr>
-        <w:t>5 10</w:t>
-      </w:r>
-      <w:r>
-        <w:rPr/>
-        <w:t xml:space="preserve">. Come nel capitolo 7, la </w:t>
-      </w:r>
-      <w:r>
-        <w:rPr>
-          <w:b/>
-        </w:rPr>
-        <w:t>visibilità</w:t>
-      </w:r>
-      <w:r>
-        <w:rPr/>
-        <w:t xml:space="preserve"> (scope) di una variabile è quindi limitata al blocco in cui è dichiarata, e la sua durata (lifetime) finisce quando il blocco termina.</w:t>
-      </w:r>
-    </w:p>
-    <w:p>
-      <w:pPr>
-        <w:keepNext/>
-        <w:jc w:val="center"/>
-      </w:pPr>
-      <w:r>
-        <w:drawing>
-          <wp:inline xmlns:a="http://schemas.openxmlformats.org/drawingml/2006/main" xmlns:pic="http://schemas.openxmlformats.org/drawingml/2006/picture">
-            <wp:extent cx="4680000" cy="2244684"/>
-            <wp:docPr id="475959979" name="Picture 475959979"/>
-            <wp:cNvGraphicFramePr>
-              <a:graphicFrameLocks noChangeAspect="1"/>
-            </wp:cNvGraphicFramePr>
-            <a:graphic>
-              <a:graphicData uri="http://schemas.openxmlformats.org/drawingml/2006/picture">
-                <pic:pic>
-                  <pic:nvPicPr>
-                    <pic:cNvPr id="0" name="ch20_scambio_condizionato.png"/>
-                    <pic:cNvPicPr/>
-                  </pic:nvPicPr>
-                  <pic:blipFill>
-                    <a:blip r:embed="rId28"/>
-                    <a:stretch>
-                      <a:fillRect/>
-                    </a:stretch>
-                  </pic:blipFill>
-                  <pic:spPr>
-                    <a:xfrm>
-                      <a:off x="0" y="0"/>
-                      <a:ext cx="4680000" cy="2244684"/>
-                    </a:xfrm>
-                    <a:prstGeom prst="rect"/>
-                  </pic:spPr>
-                </pic:pic>
-              </a:graphicData>
-            </a:graphic>
-          </wp:inline>
-        </w:drawing>
-      </w:r>
-    </w:p>
-    <w:p>
-      <w:pPr>
-        <w:jc w:val="center"/>
-      </w:pPr>
-      <w:r>
-        <w:rPr>
-          <w:i/>
-          <w:sz w:val="18"/>
-        </w:rPr>
         <w:t>Lo scambio condizionato: temp esiste solo dentro il blocco dell'if (in rosso le celle che cambiano).</w:t>
-      </w:r>
-    </w:p>
-    <w:p>
-      <w:pPr>
-        <w:pStyle w:val="Titolo2"/>
-      </w:pPr>
-      <w:r>
-        <w:rPr>
-          <w:b/>
-          <w:color w:val="E97132"/>
-        </w:rPr>
-        <w:t>Annidamenti non necessari</w:t>
-      </w:r>
-    </w:p>
-    <w:p>
-      <w:r>
-        <w:rPr/>
-        <w:t>Conviene evitare gli annidamenti multipli di if quando non servono, perché rendono il codice meno chiaro. Questo programma calcola il biglietto in base all'età, usando un if dentro un else:</w:t>
-      </w:r>
-    </w:p>
-    <w:p>
-      <w:pPr>
-        <w:spacing w:after="0" w:before="0" w:line="240" w:lineRule="auto"/>
-      </w:pPr>
-      <w:r>
-        <w:rPr>
-          <w:rFonts w:ascii="Consolas" w:hAnsi="Consolas" w:cs="Consolas"/>
-          <w:sz w:val="17"/>
-        </w:rPr>
-        <w:t>int eta;</w:t>
-      </w:r>
-    </w:p>
-    <w:p>
-      <w:pPr>
-        <w:spacing w:after="0" w:before="0" w:line="240" w:lineRule="auto"/>
-      </w:pPr>
-      <w:r>
-        <w:rPr>
-          <w:rFonts w:ascii="Consolas" w:hAnsi="Consolas" w:cs="Consolas"/>
-          <w:sz w:val="17"/>
-        </w:rPr>
-        <w:t>printf("Inserisci la tua età: ");</w:t>
-      </w:r>
-    </w:p>
-    <w:p>
-      <w:pPr>
-        <w:spacing w:after="0" w:before="0" w:line="240" w:lineRule="auto"/>
-      </w:pPr>
-      <w:r>
-        <w:rPr>
-          <w:rFonts w:ascii="Consolas" w:hAnsi="Consolas" w:cs="Consolas"/>
-          <w:sz w:val="17"/>
-        </w:rPr>
-        <w:t>scanf("%d", &amp;eta);</w:t>
-      </w:r>
-    </w:p>
-    <w:p>
-      <w:pPr>
-        <w:spacing w:after="0" w:before="0" w:line="240" w:lineRule="auto"/>
-      </w:pPr>
-      <w:r>
-        <w:rPr>
-          <w:rFonts w:ascii="Consolas" w:hAnsi="Consolas" w:cs="Consolas"/>
-          <w:sz w:val="17"/>
-        </w:rPr>
-        <w:t>if (eta &lt; 6) {</w:t>
-      </w:r>
-    </w:p>
-    <w:p>
-      <w:pPr>
-        <w:spacing w:after="0" w:before="0" w:line="240" w:lineRule="auto"/>
-      </w:pPr>
-      <w:r>
-        <w:rPr>
-          <w:rFonts w:ascii="Consolas" w:hAnsi="Consolas" w:cs="Consolas"/>
-          <w:sz w:val="17"/>
-        </w:rPr>
-        <w:t xml:space="preserve">    printf("Biglietto gratuito\n");</w:t>
-      </w:r>
-    </w:p>
-    <w:p>
-      <w:pPr>
-        <w:spacing w:after="0" w:before="0" w:line="240" w:lineRule="auto"/>
-      </w:pPr>
-      <w:r>
-        <w:rPr>
-          <w:rFonts w:ascii="Consolas" w:hAnsi="Consolas" w:cs="Consolas"/>
-          <w:sz w:val="17"/>
-        </w:rPr>
-        <w:t>}</w:t>
-      </w:r>
-    </w:p>
-    <w:p>
-      <w:pPr>
-        <w:spacing w:after="0" w:before="0" w:line="240" w:lineRule="auto"/>
-      </w:pPr>
-      <w:r>
-        <w:rPr>
-          <w:rFonts w:ascii="Consolas" w:hAnsi="Consolas" w:cs="Consolas"/>
-          <w:sz w:val="17"/>
-        </w:rPr>
-        <w:t>else {</w:t>
-      </w:r>
-    </w:p>
-    <w:p>
-      <w:pPr>
-        <w:spacing w:after="0" w:before="0" w:line="240" w:lineRule="auto"/>
-      </w:pPr>
-      <w:r>
-        <w:rPr>
-          <w:rFonts w:ascii="Consolas" w:hAnsi="Consolas" w:cs="Consolas"/>
-          <w:sz w:val="17"/>
-        </w:rPr>
-        <w:t xml:space="preserve">    if (eta &lt; 18) {</w:t>
-      </w:r>
-    </w:p>
-    <w:p>
-      <w:pPr>
-        <w:spacing w:after="0" w:before="0" w:line="240" w:lineRule="auto"/>
-      </w:pPr>
-      <w:r>
-        <w:rPr>
-          <w:rFonts w:ascii="Consolas" w:hAnsi="Consolas" w:cs="Consolas"/>
-          <w:sz w:val="17"/>
-        </w:rPr>
-        <w:t xml:space="preserve">        printf("Biglietto ridotto\n");</w:t>
-      </w:r>
-    </w:p>
-    <w:p>
-      <w:pPr>
-        <w:spacing w:after="0" w:before="0" w:line="240" w:lineRule="auto"/>
-      </w:pPr>
-      <w:r>
-        <w:rPr>
-          <w:rFonts w:ascii="Consolas" w:hAnsi="Consolas" w:cs="Consolas"/>
-          <w:sz w:val="17"/>
-        </w:rPr>
-        <w:t xml:space="preserve">    }</w:t>
-      </w:r>
-    </w:p>
-    <w:p>
-      <w:pPr>
-        <w:spacing w:after="0" w:before="0" w:line="240" w:lineRule="auto"/>
-      </w:pPr>
-      <w:r>
-        <w:rPr>
-          <w:rFonts w:ascii="Consolas" w:hAnsi="Consolas" w:cs="Consolas"/>
-          <w:sz w:val="17"/>
-        </w:rPr>
-        <w:t xml:space="preserve">    else {</w:t>
-      </w:r>
-    </w:p>
-    <w:p>
-      <w:pPr>
-        <w:spacing w:after="0" w:before="0" w:line="240" w:lineRule="auto"/>
-      </w:pPr>
-      <w:r>
-        <w:rPr>
-          <w:rFonts w:ascii="Consolas" w:hAnsi="Consolas" w:cs="Consolas"/>
-          <w:sz w:val="17"/>
-        </w:rPr>
-        <w:t xml:space="preserve">        printf("Biglietto intero\n");</w:t>
-      </w:r>
-    </w:p>
-    <w:p>
-      <w:pPr>
-        <w:spacing w:after="0" w:before="0" w:line="240" w:lineRule="auto"/>
-      </w:pPr>
-      <w:r>
-        <w:rPr>
-          <w:rFonts w:ascii="Consolas" w:hAnsi="Consolas" w:cs="Consolas"/>
-          <w:sz w:val="17"/>
-        </w:rPr>
-        <w:t xml:space="preserve">    }</w:t>
-      </w:r>
-    </w:p>
-    <w:p>
-      <w:pPr>
-        <w:spacing w:after="0" w:before="0" w:line="240" w:lineRule="auto"/>
-      </w:pPr>
-      <w:r>
-        <w:rPr>
-          <w:rFonts w:ascii="Consolas" w:hAnsi="Consolas" w:cs="Consolas"/>
-          <w:sz w:val="17"/>
-        </w:rPr>
-        <w:t>}</w:t>
-      </w:r>
-    </w:p>
-    <w:p/>
-    <w:p>
-      <w:r>
-        <w:rPr/>
-        <w:t>Lo stesso comportamento si ottiene, in modo più leggibile, con un if-else if-else senza annidamenti:</w:t>
-      </w:r>
-    </w:p>
-    <w:p>
-      <w:pPr>
-        <w:spacing w:after="0" w:before="0" w:line="240" w:lineRule="auto"/>
-      </w:pPr>
-      <w:r>
-        <w:rPr>
-          <w:rFonts w:ascii="Consolas" w:hAnsi="Consolas" w:cs="Consolas"/>
-          <w:sz w:val="17"/>
-        </w:rPr>
-        <w:t>if (eta &lt; 6) {</w:t>
-      </w:r>
-    </w:p>
-    <w:p>
-      <w:pPr>
-        <w:spacing w:after="0" w:before="0" w:line="240" w:lineRule="auto"/>
-      </w:pPr>
-      <w:r>
-        <w:rPr>
-          <w:rFonts w:ascii="Consolas" w:hAnsi="Consolas" w:cs="Consolas"/>
-          <w:sz w:val="17"/>
-        </w:rPr>
-        <w:t xml:space="preserve">    printf("Biglietto gratuito\n");</w:t>
-      </w:r>
-    </w:p>
-    <w:p>
-      <w:pPr>
-        <w:spacing w:after="0" w:before="0" w:line="240" w:lineRule="auto"/>
-      </w:pPr>
-      <w:r>
-        <w:rPr>
-          <w:rFonts w:ascii="Consolas" w:hAnsi="Consolas" w:cs="Consolas"/>
-          <w:sz w:val="17"/>
-        </w:rPr>
-        <w:t>}</w:t>
-      </w:r>
-    </w:p>
-    <w:p>
-      <w:pPr>
-        <w:spacing w:after="0" w:before="0" w:line="240" w:lineRule="auto"/>
-      </w:pPr>
-      <w:r>
-        <w:rPr>
-          <w:rFonts w:ascii="Consolas" w:hAnsi="Consolas" w:cs="Consolas"/>
-          <w:sz w:val="17"/>
-        </w:rPr>
-        <w:t>else if (eta &lt; 18) {</w:t>
-      </w:r>
-    </w:p>
-    <w:p>
-      <w:pPr>
-        <w:spacing w:after="0" w:before="0" w:line="240" w:lineRule="auto"/>
-      </w:pPr>
-      <w:r>
-        <w:rPr>
-          <w:rFonts w:ascii="Consolas" w:hAnsi="Consolas" w:cs="Consolas"/>
-          <w:sz w:val="17"/>
-        </w:rPr>
-        <w:t xml:space="preserve">    printf("Biglietto ridotto\n");</w:t>
-      </w:r>
-    </w:p>
-    <w:p>
-      <w:pPr>
-        <w:spacing w:after="0" w:before="0" w:line="240" w:lineRule="auto"/>
-      </w:pPr>
-      <w:r>
-        <w:rPr>
-          <w:rFonts w:ascii="Consolas" w:hAnsi="Consolas" w:cs="Consolas"/>
-          <w:sz w:val="17"/>
-        </w:rPr>
-        <w:t>}</w:t>
-      </w:r>
-    </w:p>
-    <w:p>
-      <w:pPr>
-        <w:spacing w:after="0" w:before="0" w:line="240" w:lineRule="auto"/>
-      </w:pPr>
-      <w:r>
-        <w:rPr>
-          <w:rFonts w:ascii="Consolas" w:hAnsi="Consolas" w:cs="Consolas"/>
-          <w:sz w:val="17"/>
-        </w:rPr>
-        <w:t>else {</w:t>
-      </w:r>
-    </w:p>
-    <w:p>
-      <w:pPr>
-        <w:spacing w:after="0" w:before="0" w:line="240" w:lineRule="auto"/>
-      </w:pPr>
-      <w:r>
-        <w:rPr>
-          <w:rFonts w:ascii="Consolas" w:hAnsi="Consolas" w:cs="Consolas"/>
-          <w:sz w:val="17"/>
-        </w:rPr>
-        <w:t xml:space="preserve">    printf("Biglietto intero\n");</w:t>
-      </w:r>
-    </w:p>
-    <w:p>
-      <w:pPr>
-        <w:spacing w:after="0" w:before="0" w:line="240" w:lineRule="auto"/>
-      </w:pPr>
-      <w:r>
-        <w:rPr>
-          <w:rFonts w:ascii="Consolas" w:hAnsi="Consolas" w:cs="Consolas"/>
-          <w:sz w:val="17"/>
-        </w:rPr>
-        <w:t>}</w:t>
-      </w:r>
-    </w:p>
-    <w:p/>
-    <w:p>
-      <w:pPr>
-        <w:pStyle w:val="Titolo2"/>
-      </w:pPr>
-      <w:r>
-        <w:rPr>
-          <w:b/>
-          <w:color w:val="E97132"/>
-        </w:rPr>
-        <w:t>Schemi ricorrenti elementari</w:t>
-      </w:r>
-    </w:p>
-    <w:p>
-      <w:r>
-        <w:rPr/>
-        <w:t>Alcuni usi dell'if si ripetono continuamente nei programmi.</w:t>
-      </w:r>
-    </w:p>
-    <w:p>
-      <w:r>
-        <w:rPr>
-          <w:b/>
-        </w:rPr>
-        <w:t>Massimo di due variabili.</w:t>
-      </w:r>
-      <w:r>
-        <w:rPr/>
-        <w:t xml:space="preserve"> Si confrontano a e b e si assegna a max il valore maggiore:</w:t>
-      </w:r>
-    </w:p>
-    <w:p>
-      <w:pPr>
-        <w:spacing w:after="0" w:before="0" w:line="240" w:lineRule="auto"/>
-      </w:pPr>
-      <w:r>
-        <w:rPr>
-          <w:rFonts w:ascii="Consolas" w:hAnsi="Consolas" w:cs="Consolas"/>
-          <w:sz w:val="17"/>
-        </w:rPr>
-        <w:t>int a, b, max;</w:t>
-      </w:r>
-    </w:p>
-    <w:p>
-      <w:pPr>
-        <w:spacing w:after="0" w:before="0" w:line="240" w:lineRule="auto"/>
-      </w:pPr>
-      <w:r>
-        <w:rPr>
-          <w:rFonts w:ascii="Consolas" w:hAnsi="Consolas" w:cs="Consolas"/>
-          <w:sz w:val="17"/>
-        </w:rPr>
-        <w:t>scanf("%d%d", &amp;a, &amp;b);</w:t>
-      </w:r>
-    </w:p>
-    <w:p>
-      <w:pPr>
-        <w:spacing w:after="0" w:before="0" w:line="240" w:lineRule="auto"/>
-      </w:pPr>
-      <w:r>
-        <w:rPr>
-          <w:rFonts w:ascii="Consolas" w:hAnsi="Consolas" w:cs="Consolas"/>
-          <w:sz w:val="17"/>
-        </w:rPr>
-        <w:t>// determina il massimo tra a e b</w:t>
-      </w:r>
-    </w:p>
-    <w:p>
-      <w:pPr>
-        <w:spacing w:after="0" w:before="0" w:line="240" w:lineRule="auto"/>
-      </w:pPr>
-      <w:r>
-        <w:rPr>
-          <w:rFonts w:ascii="Consolas" w:hAnsi="Consolas" w:cs="Consolas"/>
-          <w:sz w:val="17"/>
-        </w:rPr>
-        <w:t>if (a &gt; b) {</w:t>
-      </w:r>
-    </w:p>
-    <w:p>
-      <w:pPr>
-        <w:spacing w:after="0" w:before="0" w:line="240" w:lineRule="auto"/>
-      </w:pPr>
-      <w:r>
-        <w:rPr>
-          <w:rFonts w:ascii="Consolas" w:hAnsi="Consolas" w:cs="Consolas"/>
-          <w:sz w:val="17"/>
-        </w:rPr>
-        <w:t xml:space="preserve">    max = a;</w:t>
-      </w:r>
-    </w:p>
-    <w:p>
-      <w:pPr>
-        <w:spacing w:after="0" w:before="0" w:line="240" w:lineRule="auto"/>
-      </w:pPr>
-      <w:r>
-        <w:rPr>
-          <w:rFonts w:ascii="Consolas" w:hAnsi="Consolas" w:cs="Consolas"/>
-          <w:sz w:val="17"/>
-        </w:rPr>
-        <w:t>}</w:t>
-      </w:r>
-    </w:p>
-    <w:p>
-      <w:pPr>
-        <w:spacing w:after="0" w:before="0" w:line="240" w:lineRule="auto"/>
-      </w:pPr>
-      <w:r>
-        <w:rPr>
-          <w:rFonts w:ascii="Consolas" w:hAnsi="Consolas" w:cs="Consolas"/>
-          <w:sz w:val="17"/>
-        </w:rPr>
-        <w:t>else {</w:t>
-      </w:r>
-    </w:p>
-    <w:p>
-      <w:pPr>
-        <w:spacing w:after="0" w:before="0" w:line="240" w:lineRule="auto"/>
-      </w:pPr>
-      <w:r>
-        <w:rPr>
-          <w:rFonts w:ascii="Consolas" w:hAnsi="Consolas" w:cs="Consolas"/>
-          <w:sz w:val="17"/>
-        </w:rPr>
-        <w:t xml:space="preserve">    max = b;</w:t>
-      </w:r>
-    </w:p>
-    <w:p>
-      <w:pPr>
-        <w:spacing w:after="0" w:before="0" w:line="240" w:lineRule="auto"/>
-      </w:pPr>
-      <w:r>
-        <w:rPr>
-          <w:rFonts w:ascii="Consolas" w:hAnsi="Consolas" w:cs="Consolas"/>
-          <w:sz w:val="17"/>
-        </w:rPr>
-        <w:t>}</w:t>
-      </w:r>
-    </w:p>
-    <w:p>
-      <w:pPr>
-        <w:spacing w:after="0" w:before="0" w:line="240" w:lineRule="auto"/>
-      </w:pPr>
-      <w:r>
-        <w:rPr>
-          <w:rFonts w:ascii="Consolas" w:hAnsi="Consolas" w:cs="Consolas"/>
-          <w:sz w:val="17"/>
-        </w:rPr>
-        <w:t>// qui max contiene il massimo tra a e b</w:t>
-      </w:r>
-    </w:p>
-    <w:p/>
-    <w:p>
-      <w:r>
-        <w:rPr>
-          <w:b/>
-        </w:rPr>
-        <w:t>Validazione dell'input.</w:t>
-      </w:r>
-      <w:r>
-        <w:rPr/>
-        <w:t xml:space="preserve"> Prima di usare i dati letti, si controlla che scanf li abbia letti correttamente, usando il suo valore di ritorno (capitolo 10):</w:t>
-      </w:r>
-    </w:p>
-    <w:p>
-      <w:pPr>
-        <w:spacing w:after="0" w:before="0" w:line="240" w:lineRule="auto"/>
-      </w:pPr>
-      <w:r>
-        <w:rPr>
-          <w:rFonts w:ascii="Consolas" w:hAnsi="Consolas" w:cs="Consolas"/>
-          <w:sz w:val="17"/>
-        </w:rPr>
-        <w:t>int valore;</w:t>
-      </w:r>
-    </w:p>
-    <w:p>
-      <w:pPr>
-        <w:spacing w:after="0" w:before="0" w:line="240" w:lineRule="auto"/>
-      </w:pPr>
-      <w:r>
-        <w:rPr>
-          <w:rFonts w:ascii="Consolas" w:hAnsi="Consolas" w:cs="Consolas"/>
-          <w:sz w:val="17"/>
-        </w:rPr>
-        <w:t>if (scanf("%d", &amp;valore) == 1) {</w:t>
-      </w:r>
-    </w:p>
-    <w:p>
-      <w:pPr>
-        <w:spacing w:after="0" w:before="0" w:line="240" w:lineRule="auto"/>
-      </w:pPr>
-      <w:r>
-        <w:rPr>
-          <w:rFonts w:ascii="Consolas" w:hAnsi="Consolas" w:cs="Consolas"/>
-          <w:sz w:val="17"/>
-        </w:rPr>
-        <w:t xml:space="preserve">    printf("Hai inserito: %d\n", valore);</w:t>
-      </w:r>
-    </w:p>
-    <w:p>
-      <w:pPr>
-        <w:spacing w:after="0" w:before="0" w:line="240" w:lineRule="auto"/>
-      </w:pPr>
-      <w:r>
-        <w:rPr>
-          <w:rFonts w:ascii="Consolas" w:hAnsi="Consolas" w:cs="Consolas"/>
-          <w:sz w:val="17"/>
-        </w:rPr>
-        <w:t>}</w:t>
-      </w:r>
-    </w:p>
-    <w:p>
-      <w:pPr>
-        <w:spacing w:after="0" w:before="0" w:line="240" w:lineRule="auto"/>
-      </w:pPr>
-      <w:r>
-        <w:rPr>
-          <w:rFonts w:ascii="Consolas" w:hAnsi="Consolas" w:cs="Consolas"/>
-          <w:sz w:val="17"/>
-        </w:rPr>
-        <w:t>else {</w:t>
-      </w:r>
-    </w:p>
-    <w:p>
-      <w:pPr>
-        <w:spacing w:after="0" w:before="0" w:line="240" w:lineRule="auto"/>
-      </w:pPr>
-      <w:r>
-        <w:rPr>
-          <w:rFonts w:ascii="Consolas" w:hAnsi="Consolas" w:cs="Consolas"/>
-          <w:sz w:val="17"/>
-        </w:rPr>
-        <w:t xml:space="preserve">    printf("Input non valido\n");</w:t>
-      </w:r>
-    </w:p>
-    <w:p>
-      <w:pPr>
-        <w:spacing w:after="0" w:before="0" w:line="240" w:lineRule="auto"/>
-      </w:pPr>
-      <w:r>
-        <w:rPr>
-          <w:rFonts w:ascii="Consolas" w:hAnsi="Consolas" w:cs="Consolas"/>
-          <w:sz w:val="17"/>
-        </w:rPr>
-        <w:t>}</w:t>
-      </w:r>
-    </w:p>
-    <w:p/>
-    <w:p>
-      <w:r>
-        <w:rPr>
-          <w:b/>
-        </w:rPr>
-        <w:t>Protezione da operazioni illegali.</w:t>
-      </w:r>
-      <w:r>
-        <w:rPr/>
-        <w:t xml:space="preserve"> Per esempio, si evita la divisione per zero controllando il divisore:</w:t>
-      </w:r>
-    </w:p>
-    <w:p>
-      <w:pPr>
-        <w:spacing w:after="0" w:before="0" w:line="240" w:lineRule="auto"/>
-      </w:pPr>
-      <w:r>
-        <w:rPr>
-          <w:rFonts w:ascii="Consolas" w:hAnsi="Consolas" w:cs="Consolas"/>
-          <w:sz w:val="17"/>
-        </w:rPr>
-        <w:t>if (divisore != 0) {</w:t>
-      </w:r>
-    </w:p>
-    <w:p>
-      <w:pPr>
-        <w:spacing w:after="0" w:before="0" w:line="240" w:lineRule="auto"/>
-      </w:pPr>
-      <w:r>
-        <w:rPr>
-          <w:rFonts w:ascii="Consolas" w:hAnsi="Consolas" w:cs="Consolas"/>
-          <w:sz w:val="17"/>
-        </w:rPr>
-        <w:t xml:space="preserve">    printf("Risultato: %d\n", dividendo / divisore);</w:t>
-      </w:r>
-    </w:p>
-    <w:p>
-      <w:pPr>
-        <w:spacing w:after="0" w:before="0" w:line="240" w:lineRule="auto"/>
-      </w:pPr>
-      <w:r>
-        <w:rPr>
-          <w:rFonts w:ascii="Consolas" w:hAnsi="Consolas" w:cs="Consolas"/>
-          <w:sz w:val="17"/>
-        </w:rPr>
-        <w:t>}</w:t>
-      </w:r>
-    </w:p>
-    <w:p>
-      <w:pPr>
-        <w:spacing w:after="0" w:before="0" w:line="240" w:lineRule="auto"/>
-      </w:pPr>
-      <w:r>
-        <w:rPr>
-          <w:rFonts w:ascii="Consolas" w:hAnsi="Consolas" w:cs="Consolas"/>
-          <w:sz w:val="17"/>
-        </w:rPr>
-        <w:t>else {</w:t>
-      </w:r>
-    </w:p>
-    <w:p>
-      <w:pPr>
-        <w:spacing w:after="0" w:before="0" w:line="240" w:lineRule="auto"/>
-      </w:pPr>
-      <w:r>
-        <w:rPr>
-          <w:rFonts w:ascii="Consolas" w:hAnsi="Consolas" w:cs="Consolas"/>
-          <w:sz w:val="17"/>
-        </w:rPr>
-        <w:t xml:space="preserve">    printf("Errore: divisione per zero!\n");</w:t>
-      </w:r>
-    </w:p>
-    <w:p>
-      <w:pPr>
-        <w:spacing w:after="0" w:before="0" w:line="240" w:lineRule="auto"/>
-      </w:pPr>
-      <w:r>
-        <w:rPr>
-          <w:rFonts w:ascii="Consolas" w:hAnsi="Consolas" w:cs="Consolas"/>
-          <w:sz w:val="17"/>
-        </w:rPr>
-        <w:t>}</w:t>
-      </w:r>
-    </w:p>
-    <w:p/>
-    <w:p>
-      <w:r>
-        <w:rPr>
-          <w:b/>
-        </w:rPr>
-        <w:t>Controllo che un valore stia in un intervallo.</w:t>
-      </w:r>
-      <w:r>
-        <w:rPr/>
-        <w:t xml:space="preserve"> Si combinano la lettura riuscita e il confronto sull'intervallo (capitolo 18); grazie alla cortocircuitazione, se la lettura è fallita la temperatura non viene nemmeno confrontata:</w:t>
-      </w:r>
-    </w:p>
-    <w:p>
-      <w:pPr>
-        <w:spacing w:after="0" w:before="0" w:line="240" w:lineRule="auto"/>
-      </w:pPr>
-      <w:r>
-        <w:rPr>
-          <w:rFonts w:ascii="Consolas" w:hAnsi="Consolas" w:cs="Consolas"/>
-          <w:sz w:val="17"/>
-        </w:rPr>
-        <w:t>float temperatura;</w:t>
-      </w:r>
-    </w:p>
-    <w:p>
-      <w:pPr>
-        <w:spacing w:after="0" w:before="0" w:line="240" w:lineRule="auto"/>
-      </w:pPr>
-      <w:r>
-        <w:rPr>
-          <w:rFonts w:ascii="Consolas" w:hAnsi="Consolas" w:cs="Consolas"/>
-          <w:sz w:val="17"/>
-        </w:rPr>
-        <w:t>bool inputOk = scanf("%f", &amp;temperatura) == 1;</w:t>
-      </w:r>
-    </w:p>
-    <w:p>
-      <w:pPr>
-        <w:spacing w:after="0" w:before="0" w:line="240" w:lineRule="auto"/>
-      </w:pPr>
-      <w:r>
-        <w:rPr>
-          <w:rFonts w:ascii="Consolas" w:hAnsi="Consolas" w:cs="Consolas"/>
-          <w:sz w:val="17"/>
-        </w:rPr>
-        <w:t>// 0 &lt;= temperatura &lt;= 100</w:t>
-      </w:r>
-    </w:p>
-    <w:p>
-      <w:pPr>
-        <w:spacing w:after="0" w:before="0" w:line="240" w:lineRule="auto"/>
-      </w:pPr>
-      <w:r>
-        <w:rPr>
-          <w:rFonts w:ascii="Consolas" w:hAnsi="Consolas" w:cs="Consolas"/>
-          <w:sz w:val="17"/>
-        </w:rPr>
-        <w:t>if (inputOk &amp;&amp; 0 &lt;= temperatura &amp;&amp; temperatura &lt;= 100) {</w:t>
-      </w:r>
-    </w:p>
-    <w:p>
-      <w:pPr>
-        <w:spacing w:after="0" w:before="0" w:line="240" w:lineRule="auto"/>
-      </w:pPr>
-      <w:r>
-        <w:rPr>
-          <w:rFonts w:ascii="Consolas" w:hAnsi="Consolas" w:cs="Consolas"/>
-          <w:sz w:val="17"/>
-        </w:rPr>
-        <w:t xml:space="preserve">    printf("Temperatura entro i limiti\n");</w:t>
-      </w:r>
-    </w:p>
-    <w:p>
-      <w:pPr>
-        <w:spacing w:after="0" w:before="0" w:line="240" w:lineRule="auto"/>
-      </w:pPr>
-      <w:r>
-        <w:rPr>
-          <w:rFonts w:ascii="Consolas" w:hAnsi="Consolas" w:cs="Consolas"/>
-          <w:sz w:val="17"/>
-        </w:rPr>
-        <w:t>}</w:t>
-      </w:r>
-    </w:p>
-    <w:p>
-      <w:pPr>
-        <w:spacing w:after="0" w:before="0" w:line="240" w:lineRule="auto"/>
-      </w:pPr>
-      <w:r>
-        <w:rPr>
-          <w:rFonts w:ascii="Consolas" w:hAnsi="Consolas" w:cs="Consolas"/>
-          <w:sz w:val="17"/>
-        </w:rPr>
-        <w:t>else {</w:t>
-      </w:r>
-    </w:p>
-    <w:p>
-      <w:pPr>
-        <w:spacing w:after="0" w:before="0" w:line="240" w:lineRule="auto"/>
-      </w:pPr>
-      <w:r>
-        <w:rPr>
-          <w:rFonts w:ascii="Consolas" w:hAnsi="Consolas" w:cs="Consolas"/>
-          <w:sz w:val="17"/>
-        </w:rPr>
-        <w:t xml:space="preserve">    printf("Temperatura fuori intervallo o lettura errata\n");</w:t>
-      </w:r>
-    </w:p>
-    <w:p>
-      <w:pPr>
-        <w:spacing w:after="0" w:before="0" w:line="240" w:lineRule="auto"/>
-      </w:pPr>
-      <w:r>
-        <w:rPr>
-          <w:rFonts w:ascii="Consolas" w:hAnsi="Consolas" w:cs="Consolas"/>
-          <w:sz w:val="17"/>
-        </w:rPr>
-        <w:t>}</w:t>
       </w:r>
     </w:p>
     <w:p/>

--- a/Riassunto Programmazione.docx
+++ b/Riassunto Programmazione.docx
@@ -449,6 +449,18 @@
       </w:r>
     </w:p>
     <w:p>
+      <w:r>
+        <w:rPr>
+          <w:b/>
+        </w:rPr>
+        <w:t>In parole povere:</w:t>
+      </w:r>
+      <w:r>
+        <w:rPr/>
+        <w:t xml:space="preserve"> un algoritmo è come una ricetta di cucina: una lista di passi chiari, uno dopo l'altro, senza «aggiungi un po' di sale a occhio». Parte dagli ingredienti (input), arriva al piatto (output) e prima o poi finisce. Se i passi sono giusti il piatto viene sempre bene (correttezza); se la ricetta non finisse mai non sarebbe un algoritmo (terminazione).</w:t>
+      </w:r>
+    </w:p>
+    <w:p>
       <w:pPr>
         <w:pStyle w:val="Titolo2"/>
         <w:rPr>
@@ -511,6 +523,18 @@
           <w:highlight w:val="yellow"/>
         </w:rPr>
         <w:t>.</w:t>
+      </w:r>
+    </w:p>
+    <w:p>
+      <w:r>
+        <w:rPr>
+          <w:b/>
+        </w:rPr>
+        <w:t>In parole povere:</w:t>
+      </w:r>
+      <w:r>
+        <w:rPr/>
+        <w:t xml:space="preserve"> in informatica una variabile non è una lettera che può valere qualsiasi cosa come in matematica, ma una scatola con un'etichetta: dentro c'è un valore alla volta e puoi buttarlo via e metterne un altro. Programmare in stile imperativo vuol dire dare ordini in fila («metti 5 nella scatola x, poi somma 1...») che cambiano via via il contenuto delle scatole.</w:t>
       </w:r>
     </w:p>
     <w:p>
@@ -686,6 +710,18 @@
       </w:r>
       <w:r>
         <w:t>) già effettuate.</w:t>
+      </w:r>
+    </w:p>
+    <w:p>
+      <w:r>
+        <w:rPr>
+          <w:b/>
+        </w:rPr>
+        <w:t>In parole povere:</w:t>
+      </w:r>
+      <w:r>
+        <w:rPr/>
+        <w:t xml:space="preserve"> l'accumulatore è il «salvadanaio» in cui metti via via il risultato parziale (qui la somma che cresce); il contatore è il «segnapunti» che conta quanti giri hai già fatto. Per fare 4 × 3 sommi 4 per 3 volte: l'accumulatore tiene il totale (0, 4, 8, 12), il contatore ti dice quando fermarti.</w:t>
       </w:r>
     </w:p>
     <w:p>
@@ -935,6 +971,18 @@
       </w:r>
     </w:p>
     <w:p>
+      <w:r>
+        <w:rPr>
+          <w:b/>
+        </w:rPr>
+        <w:t>In parole povere:</w:t>
+      </w:r>
+      <w:r>
+        <w:rPr/>
+        <w:t xml:space="preserve"> la programmazione strutturata è scrivere il programma a blocchi ordinati, uno dentro l'altro come scatole cinesi, invece di saltare a casaccio da una riga all'altra. L'indentazione è il rientro del testo: più sei rientrato, più sei «dentro» a un blocco, come i punti di un elenco puntato annidato.</w:t>
+      </w:r>
+    </w:p>
+    <w:p>
       <w:pPr>
         <w:pStyle w:val="Titolo2"/>
         <w:rPr>
@@ -1045,6 +1093,18 @@
       </w:r>
       <w:r>
         <w:t>: la riesecuzione di un blocco di istruzioni finché una specifica condizione rimane valida.</w:t>
+      </w:r>
+    </w:p>
+    <w:p>
+      <w:r>
+        <w:rPr>
+          <w:b/>
+        </w:rPr>
+        <w:t>In parole povere:</w:t>
+      </w:r>
+      <w:r>
+        <w:rPr/>
+        <w:t xml:space="preserve"> ogni programma, anche il più complicato, si costruisce con tre soli mattoncini. Sequenza: fai le cose in fila. Selezione: scegli una strada o un'altra a seconda di una condizione («se piove prendo l'ombrello»). Iterazione: ripeti finché una condizione vale («continua a mescolare finché non è sciolto»).</w:t>
       </w:r>
     </w:p>
     <w:p>
@@ -1150,6 +1210,18 @@
       </w:r>
     </w:p>
     <w:p>
+      <w:r>
+        <w:rPr>
+          <w:b/>
+        </w:rPr>
+        <w:t>In parole povere:</w:t>
+      </w:r>
+      <w:r>
+        <w:rPr/>
+        <w:t xml:space="preserve"> lo pseudo-codice è scrivere l'algoritmo con parole quasi normali ma ordinate, come una ricetta ben impaginata con rientri per i punti dentro un ciclo o dentro una scelta. Non è un vero linguaggio e nessun computer lo esegue: serve a ragionare prima di scrivere il codice.</w:t>
+      </w:r>
+    </w:p>
+    <w:p>
       <w:pPr>
         <w:numPr>
           <w:ilvl w:val="0"/>
@@ -1169,6 +1241,18 @@
       </w:r>
     </w:p>
     <w:p>
+      <w:r>
+        <w:rPr>
+          <w:b/>
+        </w:rPr>
+        <w:t>In parole povere:</w:t>
+      </w:r>
+      <w:r>
+        <w:rPr/>
+        <w:t xml:space="preserve"> il diagramma di flusso è la stessa idea disegnata: ogni passo è una scatolina, le frecce dicono qual è il passo dopo, e quando c'è una scelta la freccia si biforca (sì/no). È come una mappa stradale dell'algoritmo, utile per vedere subito dove si decide e dove si ripete.</w:t>
+      </w:r>
+    </w:p>
+    <w:p>
       <w:pPr>
         <w:pStyle w:val="Titolo2"/>
         <w:rPr>
@@ -1270,6 +1354,18 @@
     </w:p>
     <w:p>
       <w:r>
+        <w:rPr>
+          <w:b/>
+        </w:rPr>
+        <w:t>In parole povere:</w:t>
+      </w:r>
+      <w:r>
+        <w:rPr/>
+        <w:t xml:space="preserve"> un linguaggio di programmazione è una lingua con poche parole e regole rigidissime, pensata perché una macchina capisca esattamente cosa fare. Basso livello vuol dire «parlare come parla la macchina» (bit o sigle legate a quella CPU): preciso ma faticoso. Alto livello (C, Python, Java) vuol dire «parlare in modo più umano», lasciando al compilatore il compito di tradurre.</w:t>
+      </w:r>
+    </w:p>
+    <w:p>
+      <w:r>
         <w:t xml:space="preserve">L'obiettivo fondamentale del corso risiede nell'imparare a tradurre le specifiche logiche di un algoritmo espresso in italiano in codice eseguibile in </w:t>
       </w:r>
       <w:r>
@@ -1529,6 +1625,18 @@
       <w:r>
         <w:lastRenderedPageBreak/>
         <w:t>sottrazione) e non era programmabile: per introdurre nuove funzionalità o variare l'algoritmo occorreva riprogettare, ricablare o riconfigurare fisicamente la macchina tramite interruttori e cavi elettrici.</w:t>
+      </w:r>
+    </w:p>
+    <w:p>
+      <w:r>
+        <w:rPr>
+          <w:b/>
+        </w:rPr>
+        <w:t>In parole povere:</w:t>
+      </w:r>
+      <w:r>
+        <w:rPr/>
+        <w:t xml:space="preserve"> una macchina cablata ha il suo funzionamento «fisso nei fili»: fa un solo mestiere, come una calcolatrice che sa solo sommare. Per cambiarle compito bisogna rimontarla o ricollegare cavi e interruttori, perché non si può programmare.</w:t>
       </w:r>
     </w:p>
     <w:p>
@@ -1741,6 +1849,18 @@
       </w:r>
     </w:p>
     <w:p>
+      <w:r>
+        <w:rPr>
+          <w:b/>
+        </w:rPr>
+        <w:t>In parole povere:</w:t>
+      </w:r>
+      <w:r>
+        <w:rPr/>
+        <w:t xml:space="preserve"> programma memorizzato significa che le istruzioni stanno nella memoria come se fossero dati, invece di essere fissate nei circuiti. Per fare un lavoro diverso basta caricare un altro elenco di istruzioni, non cambiare l'hardware: come inserire un'altra ricetta nello stesso forno.</w:t>
+      </w:r>
+    </w:p>
+    <w:p>
       <w:pPr>
         <w:numPr>
           <w:ilvl w:val="0"/>
@@ -1774,6 +1894,18 @@
       </w:r>
     </w:p>
     <w:p>
+      <w:r>
+        <w:rPr>
+          <w:b/>
+        </w:rPr>
+        <w:t>In parole povere:</w:t>
+      </w:r>
+      <w:r>
+        <w:rPr/>
+        <w:t xml:space="preserve"> memoria unificata significa un unico grande scaffale con un solo sistema di numerazione delle caselle, dove stanno sia le istruzioni sia i dati. Per la macchina sono entrambi solo numeri in caselle; li distingue solo il modo in cui vengono usati.</w:t>
+      </w:r>
+    </w:p>
+    <w:p>
       <w:pPr>
         <w:numPr>
           <w:ilvl w:val="0"/>
@@ -1924,6 +2056,18 @@
     <w:p>
       <w:r>
         <w:rPr>
+          <w:b/>
+        </w:rPr>
+        <w:t>In parole povere:</w:t>
+      </w:r>
+      <w:r>
+        <w:rPr/>
+        <w:t xml:space="preserve"> il bit è la più piccola quantità di informazione: un interruttore che può essere solo spento (0) o acceso (1). Si usa perché è facile costruire un circuito che distingue solo due stati senza sbagliare, mentre distinguerne dieci sarebbe delicatissimo.</w:t>
+      </w:r>
+    </w:p>
+    <w:p>
+      <w:r>
+        <w:rPr>
           <w:highlight w:val="yellow"/>
         </w:rPr>
         <w:t>Raggruppando N bit si ottiene una crescita esponenziale della quantità di informazione</w:t>
@@ -2061,6 +2205,18 @@
       </w:r>
     </w:p>
     <w:p>
+      <w:r>
+        <w:rPr>
+          <w:b/>
+        </w:rPr>
+        <w:t>In parole povere:</w:t>
+      </w:r>
+      <w:r>
+        <w:rPr/>
+        <w:t xml:space="preserve"> il byte è un gruppo di 8 interruttori (bit): con 8 on/off si possono fare 256 combinazioni diverse, da 0 a 255. La memoria è come una fila di caselle, ognuna grande un byte e numerata a partire da 0: quel numero di casella è il suo indirizzo, come il numero civico di una via.</w:t>
+      </w:r>
+    </w:p>
+    <w:p>
       <w:pPr>
         <w:pStyle w:val="Titolo2"/>
         <w:rPr>
@@ -2139,6 +2295,18 @@
       </w:r>
       <w:r>
         <w:t>. Nelle architetture a 64 bit, ad esempio, l'Unità Aritmetico-Logica lavora nativamente su blocchi di 8 byte alla volta per effettuare calcoli algebrici rapidi ed efficienti.</w:t>
+      </w:r>
+    </w:p>
+    <w:p>
+      <w:r>
+        <w:rPr>
+          <w:b/>
+        </w:rPr>
+        <w:t>In parole povere:</w:t>
+      </w:r>
+      <w:r>
+        <w:rPr/>
+        <w:t xml:space="preserve"> la parola è il «boccone» che la CPU è in grado di mangiare in una volta sola. Una CPU a 64 bit lavora su blocchi da 8 byte alla volta, invece di spulciare un byte per volta: è come leggere una frase intera anziché lettera per lettera.</w:t>
       </w:r>
     </w:p>
     <w:p>
@@ -2386,6 +2554,18 @@
       </w:r>
     </w:p>
     <w:p>
+      <w:r>
+        <w:rPr>
+          <w:b/>
+        </w:rPr>
+        <w:t>In parole povere:</w:t>
+      </w:r>
+      <w:r>
+        <w:rPr/>
+        <w:t xml:space="preserve"> la RAM è la lavagna su cui il computer scrive, mentre lavora, sia il programma sia i dati. È velocissima, ma «volatile»: se spegni il computer la lavagna si cancella.</w:t>
+      </w:r>
+    </w:p>
+    <w:p>
       <w:pPr>
         <w:numPr>
           <w:ilvl w:val="0"/>
@@ -2482,6 +2662,18 @@
       </w:r>
     </w:p>
     <w:p>
+      <w:r>
+        <w:rPr>
+          <w:b/>
+        </w:rPr>
+        <w:t>In parole povere:</w:t>
+      </w:r>
+      <w:r>
+        <w:rPr/>
+        <w:t xml:space="preserve"> l'unità di controllo è il direttore d'orchestra: legge l'istruzione dalla memoria, capisce di che cosa si tratta e dice agli altri componenti cosa fare. Non calcola, coordina.</w:t>
+      </w:r>
+    </w:p>
+    <w:p>
       <w:pPr>
         <w:numPr>
           <w:ilvl w:val="1"/>
@@ -2529,6 +2721,18 @@
       </w:r>
     </w:p>
     <w:p>
+      <w:r>
+        <w:rPr>
+          <w:b/>
+        </w:rPr>
+        <w:t>In parole povere:</w:t>
+      </w:r>
+      <w:r>
+        <w:rPr/>
+        <w:t xml:space="preserve"> l'ALU è la calcolatrice della CPU: fa le operazioni aritmetiche (somme, sottrazioni), i confronti e le operazioni logiche (AND, OR, NOT). Tutti i calcoli veri passano da qui.</w:t>
+      </w:r>
+    </w:p>
+    <w:p>
       <w:pPr>
         <w:numPr>
           <w:ilvl w:val="1"/>
@@ -2575,6 +2779,18 @@
       </w:r>
     </w:p>
     <w:p>
+      <w:r>
+        <w:rPr>
+          <w:b/>
+        </w:rPr>
+        <w:t>In parole povere:</w:t>
+      </w:r>
+      <w:r>
+        <w:rPr/>
+        <w:t xml:space="preserve"> la CPU è il «cervello» che esegue le istruzioni un passo alla volta, al ritmo di un orologio interno (clock). I registri sono i suoi minuscoli appunti sul tavolo: pochissimi, ma a portata di mano e rapidissimi. La CPU non lavora direttamente sulla RAM: prende i numeri dalla RAM, li mette sul tavolo (registri), calcola e rimette il risultato in RAM.</w:t>
+      </w:r>
+    </w:p>
+    <w:p>
       <w:pPr>
         <w:pStyle w:val="Titolo2"/>
         <w:rPr>
@@ -2638,6 +2854,18 @@
       </w:r>
     </w:p>
     <w:p>
+      <w:r>
+        <w:rPr>
+          <w:b/>
+        </w:rPr>
+        <w:t>In parole povere:</w:t>
+      </w:r>
+      <w:r>
+        <w:rPr/>
+        <w:t xml:space="preserve"> il program counter è il segnalibro del programma: contiene l'indirizzo dell'istruzione da eseguire adesso. Dopo ogni istruzione di solito avanza di una posizione; un salto non fa altro che spostare il segnalibro in un altro punto.</w:t>
+      </w:r>
+    </w:p>
+    <w:p>
       <w:pPr>
         <w:numPr>
           <w:ilvl w:val="0"/>
@@ -2684,6 +2912,18 @@
       </w:r>
     </w:p>
     <w:p>
+      <w:r>
+        <w:rPr>
+          <w:b/>
+        </w:rPr>
+        <w:t>In parole povere:</w:t>
+      </w:r>
+      <w:r>
+        <w:rPr/>
+        <w:t xml:space="preserve"> l'instruction register è la «scrivania» dove viene appoggiata l'istruzione che la CPU sta eseguendo in questo momento, dopo averla prelevata dalla RAM. Il program counter dice quale istruzione prendere, l'IR contiene quella presa.</w:t>
+      </w:r>
+    </w:p>
+    <w:p>
       <w:pPr>
         <w:numPr>
           <w:ilvl w:val="0"/>
@@ -2747,6 +2987,18 @@
       </w:r>
     </w:p>
     <w:p>
+      <w:r>
+        <w:rPr>
+          <w:b/>
+        </w:rPr>
+        <w:t>In parole povere:</w:t>
+      </w:r>
+      <w:r>
+        <w:rPr/>
+        <w:t xml:space="preserve"> il bus di sistema è l'insieme di fili che fa da «strada» tra CPU, memoria e dispositivi di ingresso/uscita: su quella strada viaggiano indirizzi («vai a leggere la casella 400»), dati e segnali di controllo.</w:t>
+      </w:r>
+    </w:p>
+    <w:p>
       <w:pPr>
         <w:numPr>
           <w:ilvl w:val="0"/>
@@ -2782,6 +3034,18 @@
       </w:r>
     </w:p>
     <w:p>
+      <w:r>
+        <w:rPr>
+          <w:b/>
+        </w:rPr>
+        <w:t>In parole povere:</w:t>
+      </w:r>
+      <w:r>
+        <w:rPr/>
+        <w:t xml:space="preserve"> lo storage secondario (disco fisso, SSD) è l'archivio o lo scaffale di casa: capiente e non si cancella quando spegni, ma più lento. Programmi e file stanno lì a lungo; quando servono vengono portati nella RAM, che è il tavolo da lavoro.</w:t>
+      </w:r>
+    </w:p>
+    <w:p>
       <w:pPr>
         <w:pStyle w:val="Titolo2"/>
         <w:rPr>
@@ -2850,6 +3114,18 @@
       </w:r>
       <w:r>
         <w:t>.</w:t>
+      </w:r>
+    </w:p>
+    <w:p>
+      <w:r>
+        <w:rPr>
+          <w:b/>
+        </w:rPr>
+        <w:t>In parole povere:</w:t>
+      </w:r>
+      <w:r>
+        <w:rPr/>
+        <w:t xml:space="preserve"> il monitor è un piccolo programma sempre presente, l'antenato del sistema operativo, che all'accensione fa da «magazziniere»: prende il programma dal disco, lo mette in RAM dall'indirizzo 0 e poi dà il via alla CPU puntando il program counter all'indirizzo 0.</w:t>
       </w:r>
     </w:p>
     <w:p>
@@ -3095,6 +3371,18 @@
       </w:r>
     </w:p>
     <w:p>
+      <w:r>
+        <w:rPr>
+          <w:b/>
+        </w:rPr>
+        <w:t>In parole povere:</w:t>
+      </w:r>
+      <w:r>
+        <w:rPr/>
+        <w:t xml:space="preserve"> il ciclo fetch-decode-execute è ciò che la CPU fa all'infinito, come uno scrivano: fetch = va a prendere la prossima istruzione (guardando il program counter), decode = capisce cosa chiede, execute = la esegue. Poi ricomincia con la successiva.</w:t>
+      </w:r>
+    </w:p>
+    <w:p>
       <w:pPr>
         <w:pStyle w:val="Titolo2"/>
         <w:rPr>
@@ -3135,6 +3423,18 @@
       </w:r>
       <w:r>
         <w:t>: fissati lo stato iniziale e la sequenza delle istruzioni, la macchina produrrà sempre esattamente lo stesso stato finale e gli stessi risultati.</w:t>
+      </w:r>
+    </w:p>
+    <w:p>
+      <w:r>
+        <w:rPr>
+          <w:b/>
+        </w:rPr>
+        <w:t>In parole povere:</w:t>
+      </w:r>
+      <w:r>
+        <w:rPr/>
+        <w:t xml:space="preserve"> lo stato della macchina è la «fotografia» di tutto ciò che c'è in memoria e nei registri in un dato istante. Deterministico significa che non c'è casualità: stessa fotografia di partenza e stesse istruzioni portano sempre alla stessa fotografia finale, come una ricetta seguita alla lettera.</w:t>
       </w:r>
     </w:p>
     <w:p>
@@ -3224,6 +3524,18 @@
     <w:p>
       <w:r>
         <w:rPr>
+          <w:b/>
+        </w:rPr>
+        <w:t>In parole povere:</w:t>
+      </w:r>
+      <w:r>
+        <w:rPr/>
+        <w:t xml:space="preserve"> il linguaggio macchina è l'unica lingua che il processore capisce davvero: istruzioni scritte come lunghe file di 0 e 1. Va benissimo per la macchina e malissimo per le persone, che sbagliano a scrivere o leggere sequenze del genere.</w:t>
+      </w:r>
+    </w:p>
+    <w:p>
+      <w:r>
+        <w:rPr>
           <w:highlight w:val="yellow"/>
         </w:rPr>
         <w:t xml:space="preserve">Ciascuna famiglia di CPU adotta un proprio insieme di istruzioni macchina, noto come </w:t>
@@ -3271,6 +3583,18 @@
     <w:p>
       <w:r>
         <w:rPr>
+          <w:b/>
+        </w:rPr>
+        <w:t>In parole povere:</w:t>
+      </w:r>
+      <w:r>
+        <w:rPr/>
+        <w:t xml:space="preserve"> ogni famiglia di CPU (x86, ARM, RISC-V) ha il suo «vocabolario» di istruzioni macchina, chiamato ISA. Un programma in codice macchina per un tipo di CPU non funziona su un'altra, come un libro in una lingua che il lettore non conosce.</w:t>
+      </w:r>
+    </w:p>
+    <w:p>
+      <w:r>
+        <w:rPr>
           <w:highlight w:val="yellow"/>
         </w:rPr>
         <w:t xml:space="preserve">Per superare questa barriera si è introdotto il </w:t>
@@ -3307,6 +3631,18 @@
     </w:p>
     <w:p>
       <w:r>
+        <w:rPr>
+          <w:b/>
+        </w:rPr>
+        <w:t>In parole povere:</w:t>
+      </w:r>
+      <w:r>
+        <w:rPr/>
+        <w:t xml:space="preserve"> l'assembly è il linguaggio macchina con i nomi al posto dei numeri: invece di una fila di bit scrivi LOAD (carica), ADD (somma), STORE (salva), che si ricordano. Resta una riga per ogni istruzione della CPU: è lo stesso discorso, solo leggibile.</w:t>
+      </w:r>
+    </w:p>
+    <w:p>
+      <w:r>
         <w:t xml:space="preserve">La </w:t>
       </w:r>
       <w:r>
@@ -3356,6 +3692,18 @@
       </w:r>
       <w:r>
         <w:t>, poiché riflette in modo speculare la struttura fisica e i registri della CPU sottostante.</w:t>
+      </w:r>
+    </w:p>
+    <w:p>
+      <w:r>
+        <w:rPr>
+          <w:b/>
+        </w:rPr>
+        <w:t>In parole povere:</w:t>
+      </w:r>
+      <w:r>
+        <w:rPr/>
+        <w:t xml:space="preserve"> l'assembler (assemblatore) è il traduttore automatico che trasforma le sigle dell'assembly nelle sequenze di 0 e 1 che la CPU capisce. L'assembly è più comodo del binario, ma è ancora legato a quella specifica CPU.</w:t>
       </w:r>
     </w:p>
     <w:p>
@@ -4020,6 +4368,18 @@
       </w:r>
       <w:r>
         <w:t xml:space="preserve"> di poter essere eseguito dal calcolatore.</w:t>
+      </w:r>
+    </w:p>
+    <w:p>
+      <w:r>
+        <w:rPr>
+          <w:b/>
+        </w:rPr>
+        <w:t>In parole povere:</w:t>
+      </w:r>
+      <w:r>
+        <w:rPr/>
+        <w:t xml:space="preserve"> un linguaggio compilato funziona come un libro tradotto per intero prima di essere letto: il compilatore trasforma tutto il testo C in codice macchina in anticipo, e poi la macchina esegue direttamente il risultato, senza più bisogno del testo originale.</w:t>
       </w:r>
     </w:p>
     <w:p>
@@ -4199,6 +4559,18 @@
       </w:r>
     </w:p>
     <w:p>
+      <w:r>
+        <w:rPr>
+          <w:b/>
+        </w:rPr>
+        <w:t>In parole povere:</w:t>
+      </w:r>
+      <w:r>
+        <w:rPr/>
+        <w:t xml:space="preserve"> fortemente tipizzato vuol dire che ogni variabile deve dichiarare in anticipo che «tipo» di cosa contiene (intero, decimale, carattere). È come etichettare le scatole: «solo viti», «solo bulloni». Il tipo decide quanto spazio occupa e come interpretare i bit che ci stanno dentro.</w:t>
+      </w:r>
+    </w:p>
+    <w:p>
       <w:pPr>
         <w:pStyle w:val="Titolo1"/>
         <w:rPr>
@@ -4550,6 +4922,18 @@
       </w:r>
     </w:p>
     <w:p>
+      <w:r>
+        <w:rPr>
+          <w:b/>
+        </w:rPr>
+        <w:t>In parole povere:</w:t>
+      </w:r>
+      <w:r>
+        <w:rPr/>
+        <w:t xml:space="preserve"> un tipo di dato dice al computer come interpretare una fila di bit: senza tipo sono solo 0 e 1, col tipo diventano per esempio un numero intero, un decimale o una lettera. Il tipo stabilisce anche quanto spazio occupa, quali valori ammette e quali operazioni hanno senso (sommare due interi sì, la radice quadrata di una lettera no).</w:t>
+      </w:r>
+    </w:p>
+    <w:p>
       <w:pPr>
         <w:pStyle w:val="Titolo2"/>
         <w:rPr>
@@ -4607,6 +4991,18 @@
           <w:szCs w:val="20"/>
         </w:rPr>
         <w:t xml:space="preserve"> un tipo di dato fornito direttamente dal linguaggio (come int, float o char) che stabilisce la dimensione occupata in memoria, la codifica binaria e le operazioni consentite</w:t>
+      </w:r>
+    </w:p>
+    <w:p>
+      <w:r>
+        <w:rPr>
+          <w:b/>
+        </w:rPr>
+        <w:t>In parole povere:</w:t>
+      </w:r>
+      <w:r>
+        <w:rPr/>
+        <w:t xml:space="preserve"> un tipo nativo è un tipo «di fabbrica», già fornito dal linguaggio senza che tu debba costruirlo: int, float, char sono i mattoncini base con cui poi si costruisce tutto il resto.</w:t>
       </w:r>
     </w:p>
     <w:p>
@@ -4974,6 +5370,18 @@
       </w:r>
     </w:p>
     <w:p>
+      <w:r>
+        <w:rPr>
+          <w:b/>
+        </w:rPr>
+        <w:t>In parole povere:</w:t>
+      </w:r>
+      <w:r>
+        <w:rPr/>
+        <w:t xml:space="preserve"> l'overflow capita quando il risultato di un calcolo è troppo grande per il numero di bit disponibili: è come il contachilometri che arriva a 99999 e ricomincia da 00000. Con un int a 32 bit, dopo il massimo si ripassa dai valori negativi, senza che il programma si lamenti.</w:t>
+      </w:r>
+    </w:p>
+    <w:p>
       <w:pPr>
         <w:numPr>
           <w:ilvl w:val="0"/>
@@ -5019,6 +5427,18 @@
       </w:r>
       <w:r>
         <w:t xml:space="preserve"> (rimozione della parte frazionaria senza arrotondamento).</w:t>
+      </w:r>
+    </w:p>
+    <w:p>
+      <w:r>
+        <w:rPr>
+          <w:b/>
+        </w:rPr>
+        <w:t>In parole povere:</w:t>
+      </w:r>
+      <w:r>
+        <w:rPr/>
+        <w:t xml:space="preserve"> il troncamento è il «taglio con la forbice» della parte dopo la virgola: 8,89 diventa 8 (non 9, perché non si arrotonda). Succede quando metti un numero con la virgola in una variabile intera.</w:t>
       </w:r>
     </w:p>
     <w:p>
@@ -5128,6 +5548,18 @@
     </w:p>
     <w:p>
       <w:r>
+        <w:rPr>
+          <w:b/>
+        </w:rPr>
+        <w:t>In parole povere:</w:t>
+      </w:r>
+      <w:r>
+        <w:rPr/>
+        <w:t xml:space="preserve"> sizeof è un operatore che risponde alla domanda «quanti byte occupa questo tipo o questa variabile?». Serve perché la dimensione può cambiare da un computer all'altro, quindi invece di ricordarla a memoria la si chiede alla macchina.</w:t>
+      </w:r>
+    </w:p>
+    <w:p>
+      <w:r>
         <w:lastRenderedPageBreak/>
         <w:t xml:space="preserve">Il C garantisce formalmente le seguenti relazioni d'ordine sulle dimensioni: </w:t>
       </w:r>
@@ -5370,6 +5802,18 @@
       </w:r>
       <w:r>
         <w:t xml:space="preserve"> memorizzato nella cella, che può variare nel corso dell'esecuzione.</w:t>
+      </w:r>
+    </w:p>
+    <w:p>
+      <w:r>
+        <w:rPr>
+          <w:b/>
+        </w:rPr>
+        <w:t>In parole povere:</w:t>
+      </w:r>
+      <w:r>
+        <w:rPr/>
+        <w:t xml:space="preserve"> una variabile è una porzione di memoria a cui dai un nome comodo. Ogni variabile ha quattro caratteristiche: il nome (l'etichetta sulla scatola), il tipo (cosa ci puoi mettere), l'indirizzo (dove sta lo scaffale, scelto dal compilatore) e il valore (cosa c'è dentro ora, che può cambiare). Il nome è un modo per non dover ricordare gli indirizzi.</w:t>
       </w:r>
     </w:p>
     <w:p>
@@ -5786,6 +6230,18 @@
     </w:p>
     <w:p>
       <w:r>
+        <w:rPr>
+          <w:b/>
+        </w:rPr>
+        <w:t>In parole povere:</w:t>
+      </w:r>
+      <w:r>
+        <w:rPr/>
+        <w:t xml:space="preserve"> dichiarare una variabile è avvisare il compilatore «mi serve una scatola di questo tipo e la chiamo così»: lui riserva lo spazio in memoria. È come prenotare un tavolo al ristorante: il tavolo è tuo, ma non c'è ancora nessuno seduto.</w:t>
+      </w:r>
+    </w:p>
+    <w:p>
+      <w:r>
         <w:t xml:space="preserve">Se una variabile locale viene dichiarata senza assegnarle un valore iniziale (assenza di </w:t>
       </w:r>
       <w:r>
@@ -5808,6 +6264,18 @@
       </w:r>
       <w:r>
         <w:t xml:space="preserve"> (rappresentato convenzionalmente negli schemi teorici con il simbolo ?).</w:t>
+      </w:r>
+    </w:p>
+    <w:p>
+      <w:r>
+        <w:rPr>
+          <w:b/>
+        </w:rPr>
+        <w:t>In parole povere:</w:t>
+      </w:r>
+      <w:r>
+        <w:rPr/>
+        <w:t xml:space="preserve"> inizializzare una variabile è metterci un valore al momento della dichiarazione. Se non lo fai, la scatola contiene quello che c'era prima, come una lavagna non cancellata: un valore casuale e imprevedibile, detto indeterminato (nei disegni si scrive «?»). Prima di usarla conviene sempre darle un valore.</w:t>
       </w:r>
     </w:p>
     <w:p>
@@ -6066,6 +6534,18 @@
       </w:r>
     </w:p>
     <w:p>
+      <w:r>
+        <w:rPr>
+          <w:b/>
+        </w:rPr>
+        <w:t>In parole povere:</w:t>
+      </w:r>
+      <w:r>
+        <w:rPr/>
+        <w:t xml:space="preserve"> l'area codice è la parte di memoria che contiene le istruzioni del programma già tradotte in linguaggio macchina. Ha una grandezza fissa e il program counter parte dall'inizio di main(): è lo scaffale con il «libro delle istruzioni».</w:t>
+      </w:r>
+    </w:p>
+    <w:p>
       <w:pPr>
         <w:numPr>
           <w:ilvl w:val="0"/>
@@ -6090,6 +6570,18 @@
       </w:r>
       <w:r>
         <w:t>.</w:t>
+      </w:r>
+    </w:p>
+    <w:p>
+      <w:r>
+        <w:rPr>
+          <w:b/>
+        </w:rPr>
+        <w:t>In parole povere:</w:t>
+      </w:r>
+      <w:r>
+        <w:rPr/>
+        <w:t xml:space="preserve"> l'area dati è la parte di memoria in cui il programma tiene le sue variabili mentre lavora: il suo banco di lavoro, dove legge e scrive.</w:t>
       </w:r>
     </w:p>
     <w:p>
@@ -6231,6 +6723,18 @@
     <w:p>
       <w:r>
         <w:rPr>
+          <w:b/>
+        </w:rPr>
+        <w:t>In parole povere:</w:t>
+      </w:r>
+      <w:r>
+        <w:rPr/>
+        <w:t xml:space="preserve"> lo stack (pila) è la parte della memoria dove vengono messe le variabili locali, una sopra l'altra come una pila di piatti: l'ultima appoggiata è la prima a essere tolta. In questo modello si «riempie verso il basso», cioè verso indirizzi più bassi.</w:t>
+      </w:r>
+    </w:p>
+    <w:p>
+      <w:r>
+        <w:rPr>
           <w:highlight w:val="yellow"/>
         </w:rPr>
         <w:t>L'allocazione</w:t>
@@ -6285,6 +6789,18 @@
       </w:r>
     </w:p>
     <w:p>
+      <w:r>
+        <w:rPr>
+          <w:b/>
+        </w:rPr>
+        <w:t>In parole povere:</w:t>
+      </w:r>
+      <w:r>
+        <w:rPr/>
+        <w:t xml:space="preserve"> il frame pointer è la linea di partenza fissa dell'area di lavoro della funzione: da lì in giù vengono appoggiate le variabili. Non si muove finché si lavora in quella funzione.</w:t>
+      </w:r>
+    </w:p>
+    <w:p>
       <w:pPr>
         <w:numPr>
           <w:ilvl w:val="0"/>
@@ -6355,6 +6871,18 @@
       </w:r>
       <w:r>
         <w:t xml:space="preserve"> allo stesso indirizzo base.</w:t>
+      </w:r>
+    </w:p>
+    <w:p>
+      <w:r>
+        <w:rPr>
+          <w:b/>
+        </w:rPr>
+        <w:t>In parole povere:</w:t>
+      </w:r>
+      <w:r>
+        <w:rPr/>
+        <w:t xml:space="preserve"> lo stack pointer è il dito che indica fino a dove la pila è piena: la prima casella libera. Ogni volta che dichiari una variabile scende di quanti byte servono; all'inizio coincide con il frame pointer perché non c'è ancora nulla.</w:t>
       </w:r>
     </w:p>
     <w:p>
@@ -6909,6 +7437,18 @@
       </w:r>
     </w:p>
     <w:p>
+      <w:r>
+        <w:rPr>
+          <w:b/>
+        </w:rPr>
+        <w:t>In parole povere:</w:t>
+      </w:r>
+      <w:r>
+        <w:rPr/>
+        <w:t xml:space="preserve"> lo scope è «da dove si vede» una variabile: una variabile locale esiste, per il codice, solo dentro le graffe del blocco in cui l'hai dichiarata. Fuori da quelle graffe il suo nome non si può usare, come un oggetto chiuso in una stanza che si usa solo se si è dentro.</w:t>
+      </w:r>
+    </w:p>
+    <w:p>
       <w:pPr>
         <w:numPr>
           <w:ilvl w:val="0"/>
@@ -6971,6 +7511,18 @@
       </w:r>
     </w:p>
     <w:p>
+      <w:r>
+        <w:rPr>
+          <w:b/>
+        </w:rPr>
+        <w:t>In parole povere:</w:t>
+      </w:r>
+      <w:r>
+        <w:rPr/>
+        <w:t xml:space="preserve"> il lifetime (durata) è «per quanto tempo esiste davvero» una variabile in memoria: nasce quando viene dichiarata e muore quando si esce dal blocco, momento in cui lo spazio sullo stack torna libero. Lo scope dice dove puoi nominarla, il lifetime dice quando esiste: per le variabili locali coincidono.</w:t>
+      </w:r>
+    </w:p>
+    <w:p>
       <w:pPr>
         <w:pStyle w:val="Titolo2"/>
         <w:rPr>
@@ -7053,6 +7605,18 @@
       </w:r>
       <w:r>
         <w:t xml:space="preserve"> che causa l'interruzione immediata del programma.</w:t>
+      </w:r>
+    </w:p>
+    <w:p>
+      <w:r>
+        <w:rPr>
+          <w:b/>
+        </w:rPr>
+        <w:t>In parole povere:</w:t>
+      </w:r>
+      <w:r>
+        <w:rPr/>
+        <w:t xml:space="preserve"> lo stack overflow è lo stack che «trabocca»: la pila ha una capienza massima e, se ci metti troppe variabili, esce dallo spazio concesso e il programma viene interrotto con un errore. È come impilare piatti fino a far cadere tutto.</w:t>
       </w:r>
     </w:p>
     <w:p/>
@@ -7298,6 +7862,18 @@
       </w:r>
       <w:r>
         <w:t>.</w:t>
+      </w:r>
+    </w:p>
+    <w:p>
+      <w:r>
+        <w:rPr>
+          <w:b/>
+        </w:rPr>
+        <w:t>In parole povere:</w:t>
+      </w:r>
+      <w:r>
+        <w:rPr/>
+        <w:t xml:space="preserve"> l'assegnamento è l'azione «metti questo valore in quella scatola»: il valore di prima viene cancellato e sostituito. A sinistra del segno = ci vuole una scatola (lvalue: la variabile che riceve), a destra ciò che si calcola (rvalue: un numero o un'operazione). Prima si calcola il lato destro, poi il risultato viene copiato nella scatola di sinistra. Per questo 5 = x non ha senso: 5 non è una scatola.</w:t>
       </w:r>
     </w:p>
     <w:p>
@@ -9325,6 +9901,18 @@
     </w:p>
     <w:p>
       <w:r>
+        <w:rPr>
+          <w:b/>
+        </w:rPr>
+        <w:t>In parole povere:</w:t>
+      </w:r>
+      <w:r>
+        <w:rPr/>
+        <w:t xml:space="preserve"> l'indirizzo di una variabile è il suo numero civico nella memoria: dice in quale casella (byte) comincia. Il valore dice che cosa c'è dentro la casa, l'indirizzo dice dove si trova la casa. Di solito si scrive in esadecimale.</w:t>
+      </w:r>
+    </w:p>
+    <w:p>
+      <w:r>
         <w:t xml:space="preserve">Il </w:t>
       </w:r>
       <w:r>
@@ -9366,6 +9954,18 @@
       </w:r>
       <w:r>
         <w:t>. L'operatore era già comparso nel capitolo 8, nella lettura con scanf: qui lo studiamo in dettaglio.</w:t>
+      </w:r>
+    </w:p>
+    <w:p>
+      <w:r>
+        <w:rPr>
+          <w:b/>
+        </w:rPr>
+        <w:t>In parole povere:</w:t>
+      </w:r>
+      <w:r>
+        <w:rPr/>
+        <w:t xml:space="preserve"> l'operatore &amp; (referenziamento) si pone davanti a una variabile e significa «dammi il suo indirizzo». Se x è una variabile, &amp;x non è il contenuto della scatola ma l'indirizzo di dove sta la scatola.</w:t>
       </w:r>
     </w:p>
     <w:p>
@@ -10748,6 +11348,18 @@
     </w:p>
     <w:p>
       <w:r>
+        <w:rPr>
+          <w:b/>
+        </w:rPr>
+        <w:t>In parole povere:</w:t>
+      </w:r>
+      <w:r>
+        <w:rPr/>
+        <w:t xml:space="preserve"> un puntatore è una variabile speciale che non contiene un dato normale ma l'indirizzo di un'altra variabile. È come un biglietto con scritto «la chiave è al numero 12»: non è la chiave, ma ti dice dove andare a prenderla. La variabile a cui punta è quella «puntata».</w:t>
+      </w:r>
+    </w:p>
+    <w:p>
+      <w:r>
         <w:t xml:space="preserve">In C, </w:t>
       </w:r>
       <w:r>
@@ -10813,6 +11425,18 @@
       </w:pPr>
       <w:r>
         <w:t>float* è il tipo dei puntatori a float.</w:t>
+      </w:r>
+    </w:p>
+    <w:p>
+      <w:r>
+        <w:rPr>
+          <w:b/>
+        </w:rPr>
+        <w:t>In parole povere:</w:t>
+      </w:r>
+      <w:r>
+        <w:rPr/>
+        <w:t xml:space="preserve"> per ogni tipo T esiste il tipo T*, «puntatore a T»: un puntatore a int può contenere solo indirizzi di variabili int, uno a float solo indirizzi di float. Il tipo ricorda al compilatore che genere di dato troverà arrivando a quell'indirizzo, come l'etichetta «qui si trovano uova» su uno scaffale.</w:t>
       </w:r>
     </w:p>
     <w:p>
@@ -11530,6 +12154,18 @@
       </w:r>
     </w:p>
     <w:p>
+      <w:r>
+        <w:rPr>
+          <w:b/>
+        </w:rPr>
+        <w:t>In parole povere:</w:t>
+      </w:r>
+      <w:r>
+        <w:rPr/>
+        <w:t xml:space="preserve"> dereferenziare un puntatore vuol dire «seguire il biglietto»: usare l'indirizzo che contiene per andare davvero alla variabile puntata. Se pY contiene l'indirizzo di y, *pY è y stessa: puoi leggerne il valore o cambiarlo. Il simbolo * davanti al puntatore significa «ciò che c'è a quell'indirizzo».</w:t>
+      </w:r>
+    </w:p>
+    <w:p>
       <w:pPr>
         <w:pStyle w:val="Titolo2"/>
       </w:pPr>
@@ -11943,6 +12579,18 @@
       </w:r>
     </w:p>
     <w:p>
+      <w:r>
+        <w:rPr>
+          <w:b/>
+        </w:rPr>
+        <w:t>In parole povere:</w:t>
+      </w:r>
+      <w:r>
+        <w:rPr/>
+        <w:t xml:space="preserve"> aliasing vuol dire che la stessa variabile ha più «nomi» per raggiungerla: la variabile stessa (x) e tutti i puntatori che ne contengono l'indirizzo. È come una persona con un nome e un soprannome: se qualcuno cambia qualcosa passando dal soprannome, il cambiamento lo vedi anche chiamandola per nome, perché è la stessa persona.</w:t>
+      </w:r>
+    </w:p>
+    <w:p>
       <w:pPr>
         <w:pStyle w:val="Titolo2"/>
       </w:pPr>
@@ -12092,6 +12740,18 @@
       <w:r>
         <w:lastRenderedPageBreak/>
         <w:t>NULL consente di inizializzare esplicitamente un puntatore, evitando un valore indeterminato, e di riconoscere esplicitamente il caso "non punta ad alcuna variabile". Attenzione: dereferenziare un puntatore NULL produce un comportamento indefinito (in genere un errore che termina il programma).</w:t>
+      </w:r>
+    </w:p>
+    <w:p>
+      <w:r>
+        <w:rPr>
+          <w:b/>
+        </w:rPr>
+        <w:t>In parole povere:</w:t>
+      </w:r>
+      <w:r>
+        <w:rPr/>
+        <w:t xml:space="preserve"> NULL è il valore «non punto a niente»: un biglietto lasciato volutamente in bianco, invece di uno con un indirizzo qualsiasi lasciato dal caso. Meglio un puntatore dichiaratamente vuoto che uno con un valore casuale, ma attenzione: provare a seguirlo (dereferenziarlo) manda in errore il programma.</w:t>
       </w:r>
     </w:p>
     <w:p>
@@ -12531,6 +13191,18 @@
     <w:p>
       <w:r>
         <w:t>3. si copia in y il valore conservato nella variabile d'appoggio.</w:t>
+      </w:r>
+    </w:p>
+    <w:p>
+      <w:r>
+        <w:rPr>
+          <w:b/>
+        </w:rPr>
+        <w:t>In parole povere:</w:t>
+      </w:r>
+      <w:r>
+        <w:rPr/>
+        <w:t xml:space="preserve"> la variabile temporanea (o d'appoggio) è una scatola in più usata solo per parcheggiare un valore un momento, così non va perso quando ne sovrascrivi un altro. Come la tazza vuota per scambiare due tè: prima versi un tè nella tazza vuota, poi sposti l'altro, poi versi dalla tazza d'appoggio.</w:t>
       </w:r>
     </w:p>
     <w:p>
@@ -13057,6 +13729,18 @@
     </w:p>
     <w:p>
       <w:r>
+        <w:rPr>
+          <w:b/>
+        </w:rPr>
+        <w:t>In parole povere:</w:t>
+      </w:r>
+      <w:r>
+        <w:rPr/>
+        <w:t xml:space="preserve"> float e double sono i tipi per numeri con la virgola. Il float usa 32 bit (circa 7 cifre giuste), il double 64 bit (circa 15-16 cifre giuste): il double è più preciso e arriva più lontano, ma occupa il doppio. Sono numeri «in virgola mobile»: la virgola si sposta, come nella notazione scientifica, e proprio per questo il numero è solo un'approssimazione.</w:t>
+      </w:r>
+    </w:p>
+    <w:p>
+      <w:r>
         <w:t>Sui numeri reali valgono le quattro operazioni aritmetiche: addizione (+), sottrazione (-), moltiplicazione (*) e divisione (/). Non c'è invece l'operatore modulo (%), che in C è definito solo per gli interi: esiste una funzione di libreria con questo scopo, chiamata fmod, ma il corso non la userà.</w:t>
       </w:r>
     </w:p>
@@ -13817,6 +14501,18 @@
     </w:p>
     <w:p>
       <w:r>
+        <w:rPr>
+          <w:b/>
+        </w:rPr>
+        <w:t>In parole povere:</w:t>
+      </w:r>
+      <w:r>
+        <w:rPr/>
+        <w:t xml:space="preserve"> una libreria è una cassetta degli attrezzi già pronta: tante funzioni scritte da altri (qui sqrt per la radice, pow per le potenze) che puoi usare senza riscriverle. Con #include dici al programma quale cassetta usare; math.h è quella della matematica.</w:t>
+      </w:r>
+    </w:p>
+    <w:p>
+      <w:r>
         <w:t xml:space="preserve">C'è un'avvertenza pratica per chi lavora in ambiente Unix: l'uso di math.h richiede di indicare al compilatore anche la libreria matematica, con l'opzione </w:t>
       </w:r>
       <w:r>
@@ -14224,6 +14920,18 @@
     </w:p>
     <w:p>
       <w:r>
+        <w:rPr>
+          <w:b/>
+        </w:rPr>
+        <w:t>In parole povere:</w:t>
+      </w:r>
+      <w:r>
+        <w:rPr/>
+        <w:t xml:space="preserve"> la conversione di tipo è trasformare un valore da un tipo a un altro, come cambiare euro in dollari: il valore è «lo stesso» ma scritto in un altro formato, e spesso nel cambio si perde qualcosa. Implicita: la fa il compilatore da solo. Esplicita (cast): la chiedi tu.</w:t>
+      </w:r>
+    </w:p>
+    <w:p>
+      <w:r>
         <w:t>In entrambi i casi la conversione può comportare una perdita di informazione o di precisione, ed è proprio questo il punto su cui occorre stare attenti.</w:t>
       </w:r>
     </w:p>
@@ -14458,6 +15166,18 @@
       </w:r>
     </w:p>
     <w:p>
+      <w:r>
+        <w:rPr>
+          <w:b/>
+        </w:rPr>
+        <w:t>In parole povere:</w:t>
+      </w:r>
+      <w:r>
+        <w:rPr/>
+        <w:t xml:space="preserve"> nel casting implicito è il compilatore a convertire da solo, senza chiederti niente, quando mescoli tipi diversi. Passare da int a float è sicuro; da float a int taglia i decimali (3.7 diventa 3) senza avvisare. Il pericolo è proprio che non ti dice che ha perso qualcosa.</w:t>
+      </w:r>
+    </w:p>
+    <w:p>
       <w:pPr>
         <w:pStyle w:val="Titolo2"/>
       </w:pPr>
@@ -14540,6 +15260,18 @@
           <w:lang w:val="en-US"/>
         </w:rPr>
         <w:t>int + double viene promosso a double.</w:t>
+      </w:r>
+    </w:p>
+    <w:p>
+      <w:r>
+        <w:rPr>
+          <w:b/>
+        </w:rPr>
+        <w:t>In parole povere:</w:t>
+      </w:r>
+      <w:r>
+        <w:rPr/>
+        <w:t xml:space="preserve"> la promozione di tipo è la regola con cui il compilatore, davanti a un'operazione tra due tipi diversi, porta quello «più piccolo» al tipo più grande e preciso, così da non perdere informazioni: int + double dà double, char + int dà int. Come mettere entrambi nel contenitore più capiente prima di sommare.</w:t>
       </w:r>
     </w:p>
     <w:p>
@@ -14910,6 +15642,18 @@
       </w:r>
     </w:p>
     <w:p>
+      <w:r>
+        <w:rPr>
+          <w:b/>
+        </w:rPr>
+        <w:t>In parole povere:</w:t>
+      </w:r>
+      <w:r>
+        <w:rPr/>
+        <w:t xml:space="preserve"> il cast esplicito è quando sei tu a dire al compilatore «tratta questo valore come di quest'altro tipo», scrivendo il tipo tra parentesi: (float)y. Riguarda solo l'espressione che sta subito a destra, e non cambia il tipo originale della variabile: ne usa una copia convertita.</w:t>
+      </w:r>
+    </w:p>
+    <w:p>
       <w:pPr>
         <w:spacing w:after="0" w:line="240" w:lineRule="auto"/>
       </w:pPr>
@@ -15094,6 +15838,18 @@
       <w:r>
         <w:lastRenderedPageBreak/>
         <w:t>numerici e le scelte logiche: senza di esse un programma sarebbe soltanto una lunga sequenza rigida di calcoli.</w:t>
+      </w:r>
+    </w:p>
+    <w:p>
+      <w:r>
+        <w:rPr>
+          <w:b/>
+        </w:rPr>
+        <w:t>In parole povere:</w:t>
+      </w:r>
+      <w:r>
+        <w:rPr/>
+        <w:t xml:space="preserve"> un'espressione booleana è una domanda a cui si risponde solo sì o no (vero o falso), per esempio «x è maggiore di 18?». I programmi la usano per decidere cosa fare: è il modo di scrivere le condizioni del tipo «se ... allora ...».</w:t>
       </w:r>
     </w:p>
     <w:p>
@@ -15333,6 +16089,18 @@
     </w:p>
     <w:p>
       <w:r>
+        <w:rPr>
+          <w:b/>
+        </w:rPr>
+        <w:t>In parole povere:</w:t>
+      </w:r>
+      <w:r>
+        <w:rPr/>
+        <w:t xml:space="preserve"> gli operatori relazionali confrontano due valori (uguale, diverso, maggiore, minore...) e rispondono vero o falso. Gli operatori logici (AND, OR, NOT) combinano più risposte: AND vuole che siano vere entrambe («ho il biglietto E il documento»), OR ne basta una («pago in contanti O con carta»), NOT inverte. In C vero è 1 e falso è 0. Attenzione: == confronta, = assegna.</w:t>
+      </w:r>
+    </w:p>
+    <w:p>
+      <w:r>
         <w:t xml:space="preserve">Il </w:t>
       </w:r>
       <w:r>
@@ -15475,6 +16243,18 @@
       </w:r>
       <w:r>
         <w:t>. La logica di Boole, o algebra booleana, è il sistema matematico basato su questi due valori e sugli operatori fondamentali AND, OR e NOT, alla base dei circuiti digitali (le porte logiche di Fondamenti dell'Informatica) e della programmazione.</w:t>
+      </w:r>
+    </w:p>
+    <w:p>
+      <w:r>
+        <w:rPr>
+          <w:b/>
+        </w:rPr>
+        <w:t>In parole povere:</w:t>
+      </w:r>
+      <w:r>
+        <w:rPr/>
+        <w:t xml:space="preserve"> la logica di Boole è la «matematica del sì e del no»: esistono solo due valori, vero e falso, e tre operazioni (AND, OR, NOT) per combinarli. È la base dei circuiti dei computer e delle condizioni dei programmi.</w:t>
       </w:r>
     </w:p>
     <w:p>
@@ -15569,6 +16349,18 @@
     </w:p>
     <w:p>
       <w:r>
+        <w:rPr>
+          <w:b/>
+        </w:rPr>
+        <w:t>In parole povere:</w:t>
+      </w:r>
+      <w:r>
+        <w:rPr/>
+        <w:t xml:space="preserve"> bool è il tipo delle variabili che contengono solo vero o falso, come un interruttore a due posizioni o una casella da spuntare. In C vero è 1 e falso è 0; con stdbool.h si possono scrivere le parole true e false. Si usa per «ricordarsi» il risultato di una condizione, per esempio superato.</w:t>
+      </w:r>
+    </w:p>
+    <w:p>
+      <w:r>
         <w:t>Nel corso si userà il C moderno dove possibile. Nello schema della memoria una variabile booleana si rappresenta come un singolo bit, 0 oppure 1. Nel programma seguente ci sono due int, x e y, e un bool b inizializzato a false: nello schema b occupa un solo bit, che vale 0.</w:t>
       </w:r>
     </w:p>
@@ -16028,6 +16820,18 @@
     </w:p>
     <w:p>
       <w:r>
+        <w:rPr>
+          <w:b/>
+        </w:rPr>
+        <w:t>In parole povere:</w:t>
+      </w:r>
+      <w:r>
+        <w:rPr/>
+        <w:t xml:space="preserve"> AND (congiunzione) è vera solo se entrambe le condizioni sono vere; OR (disgiunzione) è vera se almeno una lo è; NOT (negazione) rovescia il risultato. Esempio: «entro se ho il biglietto E non è scaduto»; «sconto se sei minorenne O tesserato»; «NOT piove» è vero quando non piove.</w:t>
+      </w:r>
+    </w:p>
+    <w:p>
+      <w:r>
         <w:t>Alcuni esempi tradotti in C:</w:t>
       </w:r>
     </w:p>
@@ -16125,6 +16929,18 @@
       </w:r>
       <w:r>
         <w:t xml:space="preserve"> restituisce l'opposto della condizione: vera diventa falsa e falsa diventa vera.</w:t>
+      </w:r>
+    </w:p>
+    <w:p>
+      <w:r>
+        <w:rPr>
+          <w:b/>
+        </w:rPr>
+        <w:t>In parole povere:</w:t>
+      </w:r>
+      <w:r>
+        <w:rPr/>
+        <w:t xml:space="preserve"> la tavola di verità è una tabella che elenca tutte le combinazioni possibili di vero/falso per le condizioni e dice che cosa restituisce ogni operatore. È come il «libretto delle istruzioni» di AND, OR e NOT: guardando la riga giusta sai subito il risultato.</w:t>
       </w:r>
     </w:p>
     <w:p>
@@ -16406,6 +17222,18 @@
       </w:r>
     </w:p>
     <w:p>
+      <w:r>
+        <w:rPr>
+          <w:b/>
+        </w:rPr>
+        <w:t>In parole povere:</w:t>
+      </w:r>
+      <w:r>
+        <w:rPr/>
+        <w:t xml:space="preserve"> un intervallo è l'insieme dei valori compresi fra un minimo e un massimo. Chiuso: gli estremi ci sono (come «dalle 9 alle 17 comprese»). Aperto: gli estremi sono esclusi. Semiaperto: ne includi uno e l'altro no. In C si scrive spezzando in due confronti collegati da &amp;&amp; (min &lt;= x &amp;&amp; x &lt;= max), non con la forma matematica.</w:t>
+      </w:r>
+    </w:p>
+    <w:p>
       <w:pPr>
         <w:keepNext/>
         <w:jc w:val="center"/>
@@ -16552,6 +17380,18 @@
     </w:p>
     <w:p>
       <w:r>
+        <w:rPr>
+          <w:b/>
+        </w:rPr>
+        <w:t>In parole povere:</w:t>
+      </w:r>
+      <w:r>
+        <w:rPr/>
+        <w:t xml:space="preserve"> la cortocircuitazione è la pigrizia intelligente del C: se dopo la prima condizione il risultato è già deciso, non guarda la seconda. Con AND, se la prima è falsa, il totale è sicuramente falso; con OR, se la prima è vera, il totale è sicuramente vero. Come chi, per sapere se tutti hanno il biglietto, smette di controllare appena ne trova uno senza.</w:t>
+      </w:r>
+    </w:p>
+    <w:p>
+      <w:r>
         <w:lastRenderedPageBreak/>
         <w:t>La corto</w:t>
       </w:r>
@@ -16989,6 +17829,18 @@
       </w:r>
       <w:r>
         <w:t>, ma solo se non pregiudica la semplicità del codice:</w:t>
+      </w:r>
+    </w:p>
+    <w:p>
+      <w:r>
+        <w:rPr>
+          <w:b/>
+        </w:rPr>
+        <w:t>In parole povere:</w:t>
+      </w:r>
+      <w:r>
+        <w:rPr/>
+        <w:t xml:space="preserve"> l'operatore ternario è un mini «se... altrimenti» che dà direttamente un valore: condizione ? se_vero : se_falso. È come dire «se piove ombrello, altrimenti cappello» in una sola frase. Comodo per casi semplici, ma per scelte complicate meglio usare if-else.</w:t>
       </w:r>
     </w:p>
     <w:p>
@@ -17348,6 +18200,18 @@
       </w:r>
     </w:p>
     <w:p>
+      <w:r>
+        <w:rPr>
+          <w:b/>
+        </w:rPr>
+        <w:t>In parole povere:</w:t>
+      </w:r>
+      <w:r>
+        <w:rPr/>
+        <w:t xml:space="preserve"> il controllo di flusso condizionato è la possibilità del programma di prendere strade diverse in base a una condizione, come un bivio: se la condizione è vera va per una strada (esegue un blocco), altrimenti per un'altra o prosegue dritto.</w:t>
+      </w:r>
+    </w:p>
+    <w:p>
       <w:pPr>
         <w:pStyle w:val="Titolo2"/>
       </w:pPr>
@@ -17423,6 +18287,18 @@
     <w:p>
       <w:r>
         <w:t>Se la condizione è vera (1) il programma entra nel blocco; se è falsa (0) lo salta e continua dopo. Per esempio:</w:t>
+      </w:r>
+    </w:p>
+    <w:p>
+      <w:r>
+        <w:rPr>
+          <w:b/>
+        </w:rPr>
+        <w:t>In parole povere:</w:t>
+      </w:r>
+      <w:r>
+        <w:rPr/>
+        <w:t xml:space="preserve"> l'if è il «se» del programma: la condizione tra parentesi viene controllata; se è vera si esegue il blocco tra graffe, se è falsa lo si salta e si va avanti. È come «se hai la febbre, prendi la tachipirina»: la medicina si prende solo in quel caso.</w:t>
       </w:r>
     </w:p>
     <w:p>
@@ -17590,6 +18466,18 @@
       </w:r>
     </w:p>
     <w:p>
+      <w:r>
+        <w:rPr>
+          <w:b/>
+        </w:rPr>
+        <w:t>In parole povere:</w:t>
+      </w:r>
+      <w:r>
+        <w:rPr/>
+        <w:t xml:space="preserve"> l'if-else è un bivio con due sole strade: un blocco se la condizione è vera, un altro se è falsa. Una delle due viene eseguita sempre, mai entrambe. Come «se piove prendo l'ombrello, altrimenti esco senza».</w:t>
+      </w:r>
+    </w:p>
+    <w:p>
       <w:pPr>
         <w:spacing w:after="0" w:line="240" w:lineRule="auto"/>
       </w:pPr>
@@ -17849,6 +18737,18 @@
       </w:r>
       <w:r>
         <w:t>; e così via. Se tutte le condizioni precedenti sono false si entra nel blocco di default. Le condizioni sono valutate nell'ordine in cui sono scritte e si esegue al più un solo blocco (esattamente uno se c'è l'else finale). Per esempio, un semaforo:</w:t>
+      </w:r>
+    </w:p>
+    <w:p>
+      <w:r>
+        <w:rPr>
+          <w:b/>
+        </w:rPr>
+        <w:t>In parole povere:</w:t>
+      </w:r>
+      <w:r>
+        <w:rPr/>
+        <w:t xml:space="preserve"> if-else if-else è l'if con più alternative, controllate in ordine come una serie di porte: la prima condizione vera vince e le altre non si guardano più. L'else finale è il «tutti gli altri casi». Esempio: semaforo rosso, giallo, verde, e per qualsiasi altro colore «non valido».</w:t>
       </w:r>
     </w:p>
     <w:p>

--- a/Riassunto Programmazione.docx
+++ b/Riassunto Programmazione.docx
@@ -19217,6 +19217,4325 @@
       </w:r>
     </w:p>
     <w:p/>
+    <w:p>
+      <w:pPr>
+        <w:pStyle w:val="Titolo1"/>
+      </w:pPr>
+      <w:r>
+        <w:rPr>
+          <w:b/>
+          <w:color w:val="EE0000"/>
+        </w:rPr>
+        <w:t>Capitolo 20: Le Iterazioni e il Ciclo while</w:t>
+      </w:r>
+    </w:p>
+    <w:p>
+      <w:pPr>
+        <w:pStyle w:val="Titolo2"/>
+      </w:pPr>
+      <w:r>
+        <w:rPr>
+          <w:b/>
+          <w:color w:val="E97132"/>
+        </w:rPr>
+        <w:t>Perché servono i cicli</w:t>
+      </w:r>
+    </w:p>
+    <w:p>
+      <w:r>
+        <w:rPr/>
+        <w:t xml:space="preserve">Quando un programma deve ripetere un'operazione più volte, non ha senso copiare lo stesso codice decine di volte: serve un meccanismo di </w:t>
+      </w:r>
+      <w:r>
+        <w:rPr>
+          <w:b/>
+        </w:rPr>
+        <w:t>ripetizione controllata</w:t>
+      </w:r>
+      <w:r>
+        <w:rPr/>
+        <w:t xml:space="preserve">. Le </w:t>
+      </w:r>
+      <w:r>
+        <w:rPr>
+          <w:b/>
+        </w:rPr>
+        <w:t>iterazioni</w:t>
+      </w:r>
+      <w:r>
+        <w:rPr/>
+        <w:t xml:space="preserve">, o </w:t>
+      </w:r>
+      <w:r>
+        <w:rPr>
+          <w:b/>
+        </w:rPr>
+        <w:t>cicli</w:t>
+      </w:r>
+      <w:r>
+        <w:rPr/>
+        <w:t>, sono gli strumenti della programmazione strutturata (la terza struttura di controllo, dopo sequenza e selezione) che permettono di ripetere un blocco di istruzioni in modo controllato e leggibile.</w:t>
+      </w:r>
+    </w:p>
+    <w:p>
+      <w:r>
+        <w:rPr/>
+        <w:t>(In parole povere: un ciclo è un "ripeti questo finché serve". Invece di scrivere dieci volte la stessa riga per stampare dieci numeri, la scrivi una volta sola e dici al computer quante volte, o fino a quando, deve rifarla.)</w:t>
+      </w:r>
+    </w:p>
+    <w:p>
+      <w:pPr>
+        <w:pStyle w:val="Titolo2"/>
+      </w:pPr>
+      <w:r>
+        <w:rPr>
+          <w:b/>
+          <w:color w:val="E97132"/>
+        </w:rPr>
+        <w:t>Il ciclo while</w:t>
+      </w:r>
+    </w:p>
+    <w:p>
+      <w:r>
+        <w:rPr/>
+        <w:t xml:space="preserve">Il </w:t>
+      </w:r>
+      <w:r>
+        <w:rPr>
+          <w:b/>
+        </w:rPr>
+        <w:t>while</w:t>
+      </w:r>
+      <w:r>
+        <w:rPr/>
+        <w:t xml:space="preserve"> ripete un blocco di istruzioni </w:t>
+      </w:r>
+      <w:r>
+        <w:rPr>
+          <w:b/>
+        </w:rPr>
+        <w:t>finché una condizione logica è vera</w:t>
+      </w:r>
+      <w:r>
+        <w:rPr/>
+        <w:t>. La sintassi è:</w:t>
+      </w:r>
+    </w:p>
+    <w:p>
+      <w:pPr>
+        <w:spacing w:after="0" w:before="0" w:line="240" w:lineRule="auto"/>
+      </w:pPr>
+      <w:r>
+        <w:rPr>
+          <w:rFonts w:ascii="Consolas" w:hAnsi="Consolas" w:cs="Consolas"/>
+          <w:sz w:val="17"/>
+        </w:rPr>
+        <w:t>while (condizione) {</w:t>
+      </w:r>
+    </w:p>
+    <w:p>
+      <w:pPr>
+        <w:spacing w:after="0" w:before="0" w:line="240" w:lineRule="auto"/>
+      </w:pPr>
+      <w:r>
+        <w:rPr>
+          <w:rFonts w:ascii="Consolas" w:hAnsi="Consolas" w:cs="Consolas"/>
+          <w:sz w:val="17"/>
+        </w:rPr>
+        <w:t xml:space="preserve">    // blocco di istruzioni da ripetere</w:t>
+      </w:r>
+    </w:p>
+    <w:p>
+      <w:pPr>
+        <w:spacing w:after="0" w:before="0" w:line="240" w:lineRule="auto"/>
+      </w:pPr>
+      <w:r>
+        <w:rPr>
+          <w:rFonts w:ascii="Consolas" w:hAnsi="Consolas" w:cs="Consolas"/>
+          <w:sz w:val="17"/>
+        </w:rPr>
+        <w:t>}</w:t>
+      </w:r>
+    </w:p>
+    <w:p/>
+    <w:p>
+      <w:r>
+        <w:rPr/>
+        <w:t xml:space="preserve">Il funzionamento è questo: si valuta la condizione; se è vera il blocco viene eseguito e poi si torna a valutare la condizione; se è falsa il ciclo termina e si passa all'istruzione subito dopo il while. Ne seguono due casi limite: se la condizione è falsa fin dall'inizio il blocco </w:t>
+      </w:r>
+      <w:r>
+        <w:rPr>
+          <w:b/>
+        </w:rPr>
+        <w:t>non viene eseguito mai</w:t>
+      </w:r>
+      <w:r>
+        <w:rPr/>
+        <w:t>, e se la condizione rimane sempre vera il ciclo non finisce più (</w:t>
+      </w:r>
+      <w:r>
+        <w:rPr>
+          <w:b/>
+        </w:rPr>
+        <w:t>ciclo infinito</w:t>
+      </w:r>
+      <w:r>
+        <w:rPr/>
+        <w:t>).</w:t>
+      </w:r>
+    </w:p>
+    <w:p>
+      <w:r>
+        <w:rPr/>
+        <w:t>(In parole povere: il while è come un buttafuori che, prima di ogni giro, chiede "la condizione è ancora vera?". Se sì, fa entrare per un altro giro; se no, il ciclo è finito. Se la risposta è "no" già alla prima domanda, non si entra nemmeno una volta.)</w:t>
+      </w:r>
+    </w:p>
+    <w:p>
+      <w:pPr>
+        <w:pStyle w:val="Titolo2"/>
+      </w:pPr>
+      <w:r>
+        <w:rPr>
+          <w:b/>
+          <w:color w:val="E97132"/>
+        </w:rPr>
+        <w:t>La terna fondamentale: stampare i numeri da 0 a 9</w:t>
+      </w:r>
+    </w:p>
+    <w:p>
+      <w:r>
+        <w:rPr/>
+        <w:t xml:space="preserve">Ogni ciclo si regge su tre elementi, la </w:t>
+      </w:r>
+      <w:r>
+        <w:rPr>
+          <w:b/>
+        </w:rPr>
+        <w:t>terna fondamentale</w:t>
+      </w:r>
+      <w:r>
+        <w:rPr/>
+        <w:t>: l'</w:t>
+      </w:r>
+      <w:r>
+        <w:rPr>
+          <w:b/>
+        </w:rPr>
+        <w:t>inizializzazione</w:t>
+      </w:r>
+      <w:r>
+        <w:rPr/>
+        <w:t xml:space="preserve"> (il valore di partenza della variabile di controllo), la </w:t>
+      </w:r>
+      <w:r>
+        <w:rPr>
+          <w:b/>
+        </w:rPr>
+        <w:t>condizione</w:t>
+      </w:r>
+      <w:r>
+        <w:rPr/>
+        <w:t xml:space="preserve"> (che decide se continuare) e l'</w:t>
+      </w:r>
+      <w:r>
+        <w:rPr>
+          <w:b/>
+        </w:rPr>
+        <w:t>aggiornamento</w:t>
+      </w:r>
+      <w:r>
+        <w:rPr/>
+        <w:t xml:space="preserve"> (che fa avanzare la variabile di controllo verso la fine del ciclo). Per stampare i numeri da 0 a 9:</w:t>
+      </w:r>
+    </w:p>
+    <w:p>
+      <w:pPr>
+        <w:spacing w:after="0" w:before="0" w:line="240" w:lineRule="auto"/>
+      </w:pPr>
+      <w:r>
+        <w:rPr>
+          <w:rFonts w:ascii="Consolas" w:hAnsi="Consolas" w:cs="Consolas"/>
+          <w:sz w:val="17"/>
+        </w:rPr>
+        <w:t>#include &lt;stdio.h&gt;</w:t>
+      </w:r>
+    </w:p>
+    <w:p>
+      <w:pPr>
+        <w:spacing w:after="0" w:before="0" w:line="240" w:lineRule="auto"/>
+      </w:pPr>
+      <w:r>
+        <w:rPr>
+          <w:rFonts w:ascii="Consolas" w:hAnsi="Consolas" w:cs="Consolas"/>
+          <w:sz w:val="17"/>
+        </w:rPr>
+      </w:r>
+    </w:p>
+    <w:p>
+      <w:pPr>
+        <w:spacing w:after="0" w:before="0" w:line="240" w:lineRule="auto"/>
+      </w:pPr>
+      <w:r>
+        <w:rPr>
+          <w:rFonts w:ascii="Consolas" w:hAnsi="Consolas" w:cs="Consolas"/>
+          <w:sz w:val="17"/>
+        </w:rPr>
+        <w:t>int main(void) {</w:t>
+      </w:r>
+    </w:p>
+    <w:p>
+      <w:pPr>
+        <w:spacing w:after="0" w:before="0" w:line="240" w:lineRule="auto"/>
+      </w:pPr>
+      <w:r>
+        <w:rPr>
+          <w:rFonts w:ascii="Consolas" w:hAnsi="Consolas" w:cs="Consolas"/>
+          <w:sz w:val="17"/>
+        </w:rPr>
+        <w:t xml:space="preserve">    int i = 0;</w:t>
+      </w:r>
+    </w:p>
+    <w:p>
+      <w:pPr>
+        <w:spacing w:after="0" w:before="0" w:line="240" w:lineRule="auto"/>
+      </w:pPr>
+      <w:r>
+        <w:rPr>
+          <w:rFonts w:ascii="Consolas" w:hAnsi="Consolas" w:cs="Consolas"/>
+          <w:sz w:val="17"/>
+        </w:rPr>
+      </w:r>
+    </w:p>
+    <w:p>
+      <w:pPr>
+        <w:spacing w:after="0" w:before="0" w:line="240" w:lineRule="auto"/>
+      </w:pPr>
+      <w:r>
+        <w:rPr>
+          <w:rFonts w:ascii="Consolas" w:hAnsi="Consolas" w:cs="Consolas"/>
+          <w:sz w:val="17"/>
+        </w:rPr>
+        <w:t xml:space="preserve">    while (i &lt; 10) {</w:t>
+      </w:r>
+    </w:p>
+    <w:p>
+      <w:pPr>
+        <w:spacing w:after="0" w:before="0" w:line="240" w:lineRule="auto"/>
+      </w:pPr>
+      <w:r>
+        <w:rPr>
+          <w:rFonts w:ascii="Consolas" w:hAnsi="Consolas" w:cs="Consolas"/>
+          <w:sz w:val="17"/>
+        </w:rPr>
+        <w:t xml:space="preserve">        printf("%d\n", i);</w:t>
+      </w:r>
+    </w:p>
+    <w:p>
+      <w:pPr>
+        <w:spacing w:after="0" w:before="0" w:line="240" w:lineRule="auto"/>
+      </w:pPr>
+      <w:r>
+        <w:rPr>
+          <w:rFonts w:ascii="Consolas" w:hAnsi="Consolas" w:cs="Consolas"/>
+          <w:sz w:val="17"/>
+        </w:rPr>
+        <w:t xml:space="preserve">        i++;</w:t>
+      </w:r>
+    </w:p>
+    <w:p>
+      <w:pPr>
+        <w:spacing w:after="0" w:before="0" w:line="240" w:lineRule="auto"/>
+      </w:pPr>
+      <w:r>
+        <w:rPr>
+          <w:rFonts w:ascii="Consolas" w:hAnsi="Consolas" w:cs="Consolas"/>
+          <w:sz w:val="17"/>
+        </w:rPr>
+        <w:t xml:space="preserve">    }</w:t>
+      </w:r>
+    </w:p>
+    <w:p>
+      <w:pPr>
+        <w:spacing w:after="0" w:before="0" w:line="240" w:lineRule="auto"/>
+      </w:pPr>
+      <w:r>
+        <w:rPr>
+          <w:rFonts w:ascii="Consolas" w:hAnsi="Consolas" w:cs="Consolas"/>
+          <w:sz w:val="17"/>
+        </w:rPr>
+        <w:t>}</w:t>
+      </w:r>
+    </w:p>
+    <w:p/>
+    <w:p>
+      <w:r>
+        <w:rPr/>
+        <w:t xml:space="preserve">Il ciclo itera per i = 0, 1, 2, …, 9; quando i diventa 10 la condizione </w:t>
+      </w:r>
+      <w:r>
+        <w:rPr>
+          <w:rFonts w:ascii="Consolas" w:hAnsi="Consolas" w:cs="Consolas"/>
+        </w:rPr>
+        <w:t>i &lt; 10</w:t>
+      </w:r>
+      <w:r>
+        <w:rPr/>
+        <w:t xml:space="preserve"> è falsa e il ciclo termina. Il diagramma di flusso mostra bene il ruolo di ciascun elemento: l'assegnamento iniziale </w:t>
+      </w:r>
+      <w:r>
+        <w:rPr>
+          <w:rFonts w:ascii="Consolas" w:hAnsi="Consolas" w:cs="Consolas"/>
+        </w:rPr>
+        <w:t>i ← 0</w:t>
+      </w:r>
+      <w:r>
+        <w:rPr/>
+        <w:t xml:space="preserve"> viene eseguito una sola volta, la condizione viene controllata prima di ogni giro, e </w:t>
+      </w:r>
+      <w:r>
+        <w:rPr>
+          <w:rFonts w:ascii="Consolas" w:hAnsi="Consolas" w:cs="Consolas"/>
+        </w:rPr>
+        <w:t>i ← i + 1</w:t>
+      </w:r>
+      <w:r>
+        <w:rPr/>
+        <w:t xml:space="preserve"> chiude il giro riportando il flusso al controllo.</w:t>
+      </w:r>
+    </w:p>
+    <w:p>
+      <w:pPr>
+        <w:keepNext/>
+        <w:jc w:val="center"/>
+      </w:pPr>
+      <w:r>
+        <w:drawing>
+          <wp:inline xmlns:a="http://schemas.openxmlformats.org/drawingml/2006/main" xmlns:pic="http://schemas.openxmlformats.org/drawingml/2006/picture">
+            <wp:extent cx="2880000" cy="3291429"/>
+            <wp:docPr id="475959980" name="Picture 475959980"/>
+            <wp:cNvGraphicFramePr>
+              <a:graphicFrameLocks noChangeAspect="1"/>
+            </wp:cNvGraphicFramePr>
+            <a:graphic>
+              <a:graphicData uri="http://schemas.openxmlformats.org/drawingml/2006/picture">
+                <pic:pic>
+                  <pic:nvPicPr>
+                    <pic:cNvPr id="0" name="ch20_flow_while.png"/>
+                    <pic:cNvPicPr/>
+                  </pic:nvPicPr>
+                  <pic:blipFill>
+                    <a:blip r:embed="rId29"/>
+                    <a:stretch>
+                      <a:fillRect/>
+                    </a:stretch>
+                  </pic:blipFill>
+                  <pic:spPr>
+                    <a:xfrm>
+                      <a:off x="0" y="0"/>
+                      <a:ext cx="2880000" cy="3291429"/>
+                    </a:xfrm>
+                    <a:prstGeom prst="rect"/>
+                  </pic:spPr>
+                </pic:pic>
+              </a:graphicData>
+            </a:graphic>
+          </wp:inline>
+        </w:drawing>
+      </w:r>
+    </w:p>
+    <w:p>
+      <w:pPr>
+        <w:jc w:val="center"/>
+      </w:pPr>
+      <w:r>
+        <w:rPr>
+          <w:i/>
+          <w:sz w:val="18"/>
+        </w:rPr>
+        <w:t>Diagramma di flusso del ciclo while che stampa i numeri da 0 a 9.</w:t>
+      </w:r>
+    </w:p>
+    <w:p>
+      <w:r>
+        <w:rPr/>
+        <w:t>(In parole povere: la terna è la ricetta di ogni ciclo. Da dove parto? Fino a quando vado avanti? Come mi avvicino alla fine a ogni giro? Se dimentichi una di queste tre risposte, il ciclo non parte, non si ferma o non finisce mai.)</w:t>
+      </w:r>
+    </w:p>
+    <w:p>
+      <w:pPr>
+        <w:pStyle w:val="Titolo2"/>
+      </w:pPr>
+      <w:r>
+        <w:rPr>
+          <w:b/>
+          <w:color w:val="E97132"/>
+        </w:rPr>
+        <w:t>Il conto alla rovescia</w:t>
+      </w:r>
+    </w:p>
+    <w:p>
+      <w:r>
+        <w:rPr/>
+        <w:t>L'aggiornamento non è per forza un incremento: può essere un decremento, e la condizione può essere "invertita". La logica del ciclo dipende dal problema, non ha una forma fissa. Un conto alla rovescia da 5 a 1:</w:t>
+      </w:r>
+    </w:p>
+    <w:p>
+      <w:pPr>
+        <w:spacing w:after="0" w:before="0" w:line="240" w:lineRule="auto"/>
+      </w:pPr>
+      <w:r>
+        <w:rPr>
+          <w:rFonts w:ascii="Consolas" w:hAnsi="Consolas" w:cs="Consolas"/>
+          <w:sz w:val="17"/>
+        </w:rPr>
+        <w:t>#include &lt;stdio.h&gt;</w:t>
+      </w:r>
+    </w:p>
+    <w:p>
+      <w:pPr>
+        <w:spacing w:after="0" w:before="0" w:line="240" w:lineRule="auto"/>
+      </w:pPr>
+      <w:r>
+        <w:rPr>
+          <w:rFonts w:ascii="Consolas" w:hAnsi="Consolas" w:cs="Consolas"/>
+          <w:sz w:val="17"/>
+        </w:rPr>
+      </w:r>
+    </w:p>
+    <w:p>
+      <w:pPr>
+        <w:spacing w:after="0" w:before="0" w:line="240" w:lineRule="auto"/>
+      </w:pPr>
+      <w:r>
+        <w:rPr>
+          <w:rFonts w:ascii="Consolas" w:hAnsi="Consolas" w:cs="Consolas"/>
+          <w:sz w:val="17"/>
+        </w:rPr>
+        <w:t>int main(void) {</w:t>
+      </w:r>
+    </w:p>
+    <w:p>
+      <w:pPr>
+        <w:spacing w:after="0" w:before="0" w:line="240" w:lineRule="auto"/>
+      </w:pPr>
+      <w:r>
+        <w:rPr>
+          <w:rFonts w:ascii="Consolas" w:hAnsi="Consolas" w:cs="Consolas"/>
+          <w:sz w:val="17"/>
+        </w:rPr>
+        <w:t xml:space="preserve">    int i = 5;</w:t>
+      </w:r>
+    </w:p>
+    <w:p>
+      <w:pPr>
+        <w:spacing w:after="0" w:before="0" w:line="240" w:lineRule="auto"/>
+      </w:pPr>
+      <w:r>
+        <w:rPr>
+          <w:rFonts w:ascii="Consolas" w:hAnsi="Consolas" w:cs="Consolas"/>
+          <w:sz w:val="17"/>
+        </w:rPr>
+      </w:r>
+    </w:p>
+    <w:p>
+      <w:pPr>
+        <w:spacing w:after="0" w:before="0" w:line="240" w:lineRule="auto"/>
+      </w:pPr>
+      <w:r>
+        <w:rPr>
+          <w:rFonts w:ascii="Consolas" w:hAnsi="Consolas" w:cs="Consolas"/>
+          <w:sz w:val="17"/>
+        </w:rPr>
+        <w:t xml:space="preserve">    while (i &gt; 0) {</w:t>
+      </w:r>
+    </w:p>
+    <w:p>
+      <w:pPr>
+        <w:spacing w:after="0" w:before="0" w:line="240" w:lineRule="auto"/>
+      </w:pPr>
+      <w:r>
+        <w:rPr>
+          <w:rFonts w:ascii="Consolas" w:hAnsi="Consolas" w:cs="Consolas"/>
+          <w:sz w:val="17"/>
+        </w:rPr>
+        <w:t xml:space="preserve">        printf("%d\n", i);</w:t>
+      </w:r>
+    </w:p>
+    <w:p>
+      <w:pPr>
+        <w:spacing w:after="0" w:before="0" w:line="240" w:lineRule="auto"/>
+      </w:pPr>
+      <w:r>
+        <w:rPr>
+          <w:rFonts w:ascii="Consolas" w:hAnsi="Consolas" w:cs="Consolas"/>
+          <w:sz w:val="17"/>
+        </w:rPr>
+        <w:t xml:space="preserve">        i--;</w:t>
+      </w:r>
+    </w:p>
+    <w:p>
+      <w:pPr>
+        <w:spacing w:after="0" w:before="0" w:line="240" w:lineRule="auto"/>
+      </w:pPr>
+      <w:r>
+        <w:rPr>
+          <w:rFonts w:ascii="Consolas" w:hAnsi="Consolas" w:cs="Consolas"/>
+          <w:sz w:val="17"/>
+        </w:rPr>
+        <w:t xml:space="preserve">    }</w:t>
+      </w:r>
+    </w:p>
+    <w:p>
+      <w:pPr>
+        <w:spacing w:after="0" w:before="0" w:line="240" w:lineRule="auto"/>
+      </w:pPr>
+      <w:r>
+        <w:rPr>
+          <w:rFonts w:ascii="Consolas" w:hAnsi="Consolas" w:cs="Consolas"/>
+          <w:sz w:val="17"/>
+        </w:rPr>
+        <w:t>}</w:t>
+      </w:r>
+    </w:p>
+    <w:p/>
+    <w:p>
+      <w:r>
+        <w:rPr/>
+        <w:t xml:space="preserve">La terna è sempre la stessa: inizializzazione </w:t>
+      </w:r>
+      <w:r>
+        <w:rPr>
+          <w:rFonts w:ascii="Consolas" w:hAnsi="Consolas" w:cs="Consolas"/>
+        </w:rPr>
+        <w:t>i = 5</w:t>
+      </w:r>
+      <w:r>
+        <w:rPr/>
+        <w:t xml:space="preserve">, condizione </w:t>
+      </w:r>
+      <w:r>
+        <w:rPr>
+          <w:rFonts w:ascii="Consolas" w:hAnsi="Consolas" w:cs="Consolas"/>
+        </w:rPr>
+        <w:t>i &gt; 0</w:t>
+      </w:r>
+      <w:r>
+        <w:rPr/>
+        <w:t xml:space="preserve">, aggiornamento </w:t>
+      </w:r>
+      <w:r>
+        <w:rPr>
+          <w:rFonts w:ascii="Consolas" w:hAnsi="Consolas" w:cs="Consolas"/>
+        </w:rPr>
+        <w:t>i--</w:t>
+      </w:r>
+      <w:r>
+        <w:rPr/>
+        <w:t>.</w:t>
+      </w:r>
+    </w:p>
+    <w:p>
+      <w:pPr>
+        <w:pStyle w:val="Titolo2"/>
+      </w:pPr>
+      <w:r>
+        <w:rPr>
+          <w:b/>
+          <w:color w:val="E97132"/>
+        </w:rPr>
+        <w:t>Sommatorie e variabili accumulatore</w:t>
+      </w:r>
+    </w:p>
+    <w:p>
+      <w:r>
+        <w:rPr/>
+        <w:t xml:space="preserve">Il while non serve solo a ripetere istruzioni: spesso serve a </w:t>
+      </w:r>
+      <w:r>
+        <w:rPr>
+          <w:b/>
+        </w:rPr>
+        <w:t>costruire progressivamente un risultato</w:t>
+      </w:r>
+      <w:r>
+        <w:rPr/>
+        <w:t xml:space="preserve">. Per farlo si usa una </w:t>
+      </w:r>
+      <w:r>
+        <w:rPr>
+          <w:b/>
+        </w:rPr>
+        <w:t>variabile accumulatore</w:t>
+      </w:r>
+      <w:r>
+        <w:rPr/>
+        <w:t>, opportunamente inizializzata e modificata a ogni giro. Per esempio, la somma dei primi n numeri:</w:t>
+      </w:r>
+    </w:p>
+    <w:p>
+      <w:pPr>
+        <w:spacing w:after="0" w:before="0" w:line="240" w:lineRule="auto"/>
+      </w:pPr>
+      <w:r>
+        <w:rPr>
+          <w:rFonts w:ascii="Consolas" w:hAnsi="Consolas" w:cs="Consolas"/>
+          <w:sz w:val="17"/>
+        </w:rPr>
+        <w:t>int n = 5, i = 1, somma = 0;</w:t>
+      </w:r>
+    </w:p>
+    <w:p>
+      <w:pPr>
+        <w:spacing w:after="0" w:before="0" w:line="240" w:lineRule="auto"/>
+      </w:pPr>
+      <w:r>
+        <w:rPr>
+          <w:rFonts w:ascii="Consolas" w:hAnsi="Consolas" w:cs="Consolas"/>
+          <w:sz w:val="17"/>
+        </w:rPr>
+        <w:t>while (i &lt;= n) {</w:t>
+      </w:r>
+    </w:p>
+    <w:p>
+      <w:pPr>
+        <w:spacing w:after="0" w:before="0" w:line="240" w:lineRule="auto"/>
+      </w:pPr>
+      <w:r>
+        <w:rPr>
+          <w:rFonts w:ascii="Consolas" w:hAnsi="Consolas" w:cs="Consolas"/>
+          <w:sz w:val="17"/>
+        </w:rPr>
+        <w:t xml:space="preserve">    somma = somma + i;</w:t>
+      </w:r>
+    </w:p>
+    <w:p>
+      <w:pPr>
+        <w:spacing w:after="0" w:before="0" w:line="240" w:lineRule="auto"/>
+      </w:pPr>
+      <w:r>
+        <w:rPr>
+          <w:rFonts w:ascii="Consolas" w:hAnsi="Consolas" w:cs="Consolas"/>
+          <w:sz w:val="17"/>
+        </w:rPr>
+        <w:t xml:space="preserve">    i++;</w:t>
+      </w:r>
+    </w:p>
+    <w:p>
+      <w:pPr>
+        <w:spacing w:after="0" w:before="0" w:line="240" w:lineRule="auto"/>
+      </w:pPr>
+      <w:r>
+        <w:rPr>
+          <w:rFonts w:ascii="Consolas" w:hAnsi="Consolas" w:cs="Consolas"/>
+          <w:sz w:val="17"/>
+        </w:rPr>
+        <w:t>}</w:t>
+      </w:r>
+    </w:p>
+    <w:p>
+      <w:pPr>
+        <w:spacing w:after="0" w:before="0" w:line="240" w:lineRule="auto"/>
+      </w:pPr>
+      <w:r>
+        <w:rPr>
+          <w:rFonts w:ascii="Consolas" w:hAnsi="Consolas" w:cs="Consolas"/>
+          <w:sz w:val="17"/>
+        </w:rPr>
+        <w:t>printf("Somma = %d\n", somma);</w:t>
+      </w:r>
+    </w:p>
+    <w:p/>
+    <w:p>
+      <w:r>
+        <w:rPr/>
+        <w:t>Con n = 5 la somma passa da 0 a 1, 3, 6, 10 e infine 15, che è il valore stampato. L'accumulatore va inizializzato prima del ciclo (qui a 0, l'elemento neutro dell'addizione): se partisse da un valore qualsiasi, il risultato sarebbe falsato.</w:t>
+      </w:r>
+    </w:p>
+    <w:p>
+      <w:r>
+        <w:rPr/>
+        <w:t>(In parole povere: l'accumulatore è come il totale sullo scontrino della cassa, che a ogni articolo si aggiorna aggiungendo il prezzo nuovo. Prima di cominciare deve valere zero.)</w:t>
+      </w:r>
+    </w:p>
+    <w:p>
+      <w:pPr>
+        <w:pStyle w:val="Titolo2"/>
+      </w:pPr>
+      <w:r>
+        <w:rPr>
+          <w:b/>
+          <w:color w:val="E97132"/>
+        </w:rPr>
+        <w:t>Leggere l'input con un valore di terminazione</w:t>
+      </w:r>
+    </w:p>
+    <w:p>
+      <w:r>
+        <w:rPr/>
+        <w:t xml:space="preserve">Non sempre sappiamo in anticipo quante iterazioni servono, per esempio quando leggiamo dei dati da tastiera. In questi casi si fissa un </w:t>
+      </w:r>
+      <w:r>
+        <w:rPr>
+          <w:b/>
+        </w:rPr>
+        <w:t>valore di terminazione</w:t>
+      </w:r>
+      <w:r>
+        <w:rPr/>
+        <w:t xml:space="preserve"> (o </w:t>
+      </w:r>
+      <w:r>
+        <w:rPr>
+          <w:b/>
+        </w:rPr>
+        <w:t>valore sentinella</w:t>
+      </w:r>
+      <w:r>
+        <w:rPr/>
+        <w:t xml:space="preserve">) che l'utente inserisce per dire "ho finito". Nell'esempio della media delle altezze il valore di terminazione è qualunque altezza negativa: ogni altezza valida (maggiore o uguale a 0) aggiorna la </w:t>
+      </w:r>
+      <w:r>
+        <w:rPr>
+          <w:b/>
+        </w:rPr>
+        <w:t>somma</w:t>
+      </w:r>
+      <w:r>
+        <w:rPr/>
+        <w:t xml:space="preserve"> (variabile accumulatore) e il </w:t>
+      </w:r>
+      <w:r>
+        <w:rPr>
+          <w:b/>
+        </w:rPr>
+        <w:t>conteggio</w:t>
+      </w:r>
+      <w:r>
+        <w:rPr/>
+        <w:t xml:space="preserve"> (variabile contatore), e al termine i due insieme permettono di calcolare la media:</w:t>
+      </w:r>
+    </w:p>
+    <w:p>
+      <w:pPr>
+        <w:spacing w:after="0" w:before="0" w:line="240" w:lineRule="auto"/>
+      </w:pPr>
+      <w:r>
+        <w:rPr>
+          <w:rFonts w:ascii="Consolas" w:hAnsi="Consolas" w:cs="Consolas"/>
+          <w:sz w:val="17"/>
+        </w:rPr>
+        <w:t>int somma = 0, count = 0, altezza = 0;</w:t>
+      </w:r>
+    </w:p>
+    <w:p>
+      <w:pPr>
+        <w:spacing w:after="0" w:before="0" w:line="240" w:lineRule="auto"/>
+      </w:pPr>
+      <w:r>
+        <w:rPr>
+          <w:rFonts w:ascii="Consolas" w:hAnsi="Consolas" w:cs="Consolas"/>
+          <w:sz w:val="17"/>
+        </w:rPr>
+      </w:r>
+    </w:p>
+    <w:p>
+      <w:pPr>
+        <w:spacing w:after="0" w:before="0" w:line="240" w:lineRule="auto"/>
+      </w:pPr>
+      <w:r>
+        <w:rPr>
+          <w:rFonts w:ascii="Consolas" w:hAnsi="Consolas" w:cs="Consolas"/>
+          <w:sz w:val="17"/>
+        </w:rPr>
+        <w:t>while (altezza &gt;= 0) {</w:t>
+      </w:r>
+    </w:p>
+    <w:p>
+      <w:pPr>
+        <w:spacing w:after="0" w:before="0" w:line="240" w:lineRule="auto"/>
+      </w:pPr>
+      <w:r>
+        <w:rPr>
+          <w:rFonts w:ascii="Consolas" w:hAnsi="Consolas" w:cs="Consolas"/>
+          <w:sz w:val="17"/>
+        </w:rPr>
+        <w:t xml:space="preserve">    printf("Inserisci altezza: ");</w:t>
+      </w:r>
+    </w:p>
+    <w:p>
+      <w:pPr>
+        <w:spacing w:after="0" w:before="0" w:line="240" w:lineRule="auto"/>
+      </w:pPr>
+      <w:r>
+        <w:rPr>
+          <w:rFonts w:ascii="Consolas" w:hAnsi="Consolas" w:cs="Consolas"/>
+          <w:sz w:val="17"/>
+        </w:rPr>
+        <w:t xml:space="preserve">    scanf("%d", &amp;altezza);</w:t>
+      </w:r>
+    </w:p>
+    <w:p>
+      <w:pPr>
+        <w:spacing w:after="0" w:before="0" w:line="240" w:lineRule="auto"/>
+      </w:pPr>
+      <w:r>
+        <w:rPr>
+          <w:rFonts w:ascii="Consolas" w:hAnsi="Consolas" w:cs="Consolas"/>
+          <w:sz w:val="17"/>
+        </w:rPr>
+      </w:r>
+    </w:p>
+    <w:p>
+      <w:pPr>
+        <w:spacing w:after="0" w:before="0" w:line="240" w:lineRule="auto"/>
+      </w:pPr>
+      <w:r>
+        <w:rPr>
+          <w:rFonts w:ascii="Consolas" w:hAnsi="Consolas" w:cs="Consolas"/>
+          <w:sz w:val="17"/>
+        </w:rPr>
+        <w:t xml:space="preserve">    if (altezza &gt;= 0) {</w:t>
+      </w:r>
+    </w:p>
+    <w:p>
+      <w:pPr>
+        <w:spacing w:after="0" w:before="0" w:line="240" w:lineRule="auto"/>
+      </w:pPr>
+      <w:r>
+        <w:rPr>
+          <w:rFonts w:ascii="Consolas" w:hAnsi="Consolas" w:cs="Consolas"/>
+          <w:sz w:val="17"/>
+        </w:rPr>
+        <w:t xml:space="preserve">        somma += altezza;</w:t>
+      </w:r>
+    </w:p>
+    <w:p>
+      <w:pPr>
+        <w:spacing w:after="0" w:before="0" w:line="240" w:lineRule="auto"/>
+      </w:pPr>
+      <w:r>
+        <w:rPr>
+          <w:rFonts w:ascii="Consolas" w:hAnsi="Consolas" w:cs="Consolas"/>
+          <w:sz w:val="17"/>
+        </w:rPr>
+        <w:t xml:space="preserve">        count++;</w:t>
+      </w:r>
+    </w:p>
+    <w:p>
+      <w:pPr>
+        <w:spacing w:after="0" w:before="0" w:line="240" w:lineRule="auto"/>
+      </w:pPr>
+      <w:r>
+        <w:rPr>
+          <w:rFonts w:ascii="Consolas" w:hAnsi="Consolas" w:cs="Consolas"/>
+          <w:sz w:val="17"/>
+        </w:rPr>
+        <w:t xml:space="preserve">    }</w:t>
+      </w:r>
+    </w:p>
+    <w:p>
+      <w:pPr>
+        <w:spacing w:after="0" w:before="0" w:line="240" w:lineRule="auto"/>
+      </w:pPr>
+      <w:r>
+        <w:rPr>
+          <w:rFonts w:ascii="Consolas" w:hAnsi="Consolas" w:cs="Consolas"/>
+          <w:sz w:val="17"/>
+        </w:rPr>
+        <w:t>}</w:t>
+      </w:r>
+    </w:p>
+    <w:p>
+      <w:pPr>
+        <w:spacing w:after="0" w:before="0" w:line="240" w:lineRule="auto"/>
+      </w:pPr>
+      <w:r>
+        <w:rPr>
+          <w:rFonts w:ascii="Consolas" w:hAnsi="Consolas" w:cs="Consolas"/>
+          <w:sz w:val="17"/>
+        </w:rPr>
+        <w:t>printf("Media = %f\n", somma / (float)count);</w:t>
+      </w:r>
+    </w:p>
+    <w:p/>
+    <w:p>
+      <w:r>
+        <w:rPr/>
+        <w:t xml:space="preserve">Nota: </w:t>
+      </w:r>
+      <w:r>
+        <w:rPr>
+          <w:rFonts w:ascii="Consolas" w:hAnsi="Consolas" w:cs="Consolas"/>
+        </w:rPr>
+        <w:t>altezza</w:t>
+      </w:r>
+      <w:r>
+        <w:rPr/>
+        <w:t xml:space="preserve"> parte da 0 solo perché la condizione </w:t>
+      </w:r>
+      <w:r>
+        <w:rPr>
+          <w:rFonts w:ascii="Consolas" w:hAnsi="Consolas" w:cs="Consolas"/>
+        </w:rPr>
+        <w:t>altezza &gt;= 0</w:t>
+      </w:r>
+      <w:r>
+        <w:rPr/>
+        <w:t xml:space="preserve"> sia vera al primo controllo. L'</w:t>
+      </w:r>
+      <w:r>
+        <w:rPr>
+          <w:rFonts w:ascii="Consolas" w:hAnsi="Consolas" w:cs="Consolas"/>
+        </w:rPr>
+        <w:t>if</w:t>
+      </w:r>
+      <w:r>
+        <w:rPr/>
+        <w:t xml:space="preserve"> interno serve perché anche il valore sentinella viene letto con </w:t>
+      </w:r>
+      <w:r>
+        <w:rPr>
+          <w:rFonts w:ascii="Consolas" w:hAnsi="Consolas" w:cs="Consolas"/>
+        </w:rPr>
+        <w:t>scanf</w:t>
+      </w:r>
+      <w:r>
+        <w:rPr/>
+        <w:t xml:space="preserve">, ma non deve essere contato fra le altezze. La divisione usa il cast a </w:t>
+      </w:r>
+      <w:r>
+        <w:rPr>
+          <w:rFonts w:ascii="Consolas" w:hAnsi="Consolas" w:cs="Consolas"/>
+        </w:rPr>
+        <w:t>float</w:t>
+      </w:r>
+      <w:r>
+        <w:rPr/>
+        <w:t xml:space="preserve"> per non fare una divisione fra interi (capitolo 16). Una cautela in più: se l'utente inserisce subito un valore negativo, </w:t>
+      </w:r>
+      <w:r>
+        <w:rPr>
+          <w:rFonts w:ascii="Consolas" w:hAnsi="Consolas" w:cs="Consolas"/>
+        </w:rPr>
+        <w:t>count</w:t>
+      </w:r>
+      <w:r>
+        <w:rPr/>
+        <w:t xml:space="preserve"> resta 0 e la media non è definita; questo caso non è gestito nel codice di esempio (aggiunta nostra): in quel caso la divisione darebbe un risultato non numerico.</w:t>
+      </w:r>
+    </w:p>
+    <w:p>
+      <w:r>
+        <w:rPr/>
+        <w:t>(In parole povere: è il "dimmi i numeri uno alla volta e quando hai finito scrivi un numero negativo". La somma tiene il totale e il contatore tiene quanti ne hai dati: dividendo il primo per il secondo esce la media.)</w:t>
+      </w:r>
+    </w:p>
+    <w:p>
+      <w:pPr>
+        <w:pStyle w:val="Titolo2"/>
+      </w:pPr>
+      <w:r>
+        <w:rPr>
+          <w:b/>
+          <w:color w:val="E97132"/>
+        </w:rPr>
+        <w:t>Terminare per una condizione di successo</w:t>
+      </w:r>
+    </w:p>
+    <w:p>
+      <w:r>
+        <w:rPr/>
+        <w:t xml:space="preserve">Un ciclo può anche finire per una </w:t>
+      </w:r>
+      <w:r>
+        <w:rPr>
+          <w:b/>
+        </w:rPr>
+        <w:t>condizione di successo</w:t>
+      </w:r>
+      <w:r>
+        <w:rPr/>
+        <w:t xml:space="preserve"> che dipende dal contesto, senza contatori né valori di terminazione. Per esempio, indovinare un PIN:</w:t>
+      </w:r>
+    </w:p>
+    <w:p>
+      <w:pPr>
+        <w:spacing w:after="0" w:before="0" w:line="240" w:lineRule="auto"/>
+      </w:pPr>
+      <w:r>
+        <w:rPr>
+          <w:rFonts w:ascii="Consolas" w:hAnsi="Consolas" w:cs="Consolas"/>
+          <w:sz w:val="17"/>
+        </w:rPr>
+        <w:t>int segreto = 12345, guess = -1;</w:t>
+      </w:r>
+    </w:p>
+    <w:p>
+      <w:pPr>
+        <w:spacing w:after="0" w:before="0" w:line="240" w:lineRule="auto"/>
+      </w:pPr>
+      <w:r>
+        <w:rPr>
+          <w:rFonts w:ascii="Consolas" w:hAnsi="Consolas" w:cs="Consolas"/>
+          <w:sz w:val="17"/>
+        </w:rPr>
+        <w:t>while (guess != segreto) {</w:t>
+      </w:r>
+    </w:p>
+    <w:p>
+      <w:pPr>
+        <w:spacing w:after="0" w:before="0" w:line="240" w:lineRule="auto"/>
+      </w:pPr>
+      <w:r>
+        <w:rPr>
+          <w:rFonts w:ascii="Consolas" w:hAnsi="Consolas" w:cs="Consolas"/>
+          <w:sz w:val="17"/>
+        </w:rPr>
+        <w:t xml:space="preserve">    printf("Indovina il pin segreto: ");</w:t>
+      </w:r>
+    </w:p>
+    <w:p>
+      <w:pPr>
+        <w:spacing w:after="0" w:before="0" w:line="240" w:lineRule="auto"/>
+      </w:pPr>
+      <w:r>
+        <w:rPr>
+          <w:rFonts w:ascii="Consolas" w:hAnsi="Consolas" w:cs="Consolas"/>
+          <w:sz w:val="17"/>
+        </w:rPr>
+        <w:t xml:space="preserve">    scanf("%d", &amp;guess);</w:t>
+      </w:r>
+    </w:p>
+    <w:p>
+      <w:pPr>
+        <w:spacing w:after="0" w:before="0" w:line="240" w:lineRule="auto"/>
+      </w:pPr>
+      <w:r>
+        <w:rPr>
+          <w:rFonts w:ascii="Consolas" w:hAnsi="Consolas" w:cs="Consolas"/>
+          <w:sz w:val="17"/>
+        </w:rPr>
+        <w:t>}</w:t>
+      </w:r>
+    </w:p>
+    <w:p>
+      <w:pPr>
+        <w:spacing w:after="0" w:before="0" w:line="240" w:lineRule="auto"/>
+      </w:pPr>
+      <w:r>
+        <w:rPr>
+          <w:rFonts w:ascii="Consolas" w:hAnsi="Consolas" w:cs="Consolas"/>
+          <w:sz w:val="17"/>
+        </w:rPr>
+        <w:t>printf("Bravo, hai indovinato!\n");</w:t>
+      </w:r>
+    </w:p>
+    <w:p/>
+    <w:p>
+      <w:r>
+        <w:rPr/>
+        <w:t xml:space="preserve">Il while è molto flessibile e generale: basta esprimere una opportuna condizione booleana e provvedere a inizializzare e aggiornare le variabili di controllo. Qui </w:t>
+      </w:r>
+      <w:r>
+        <w:rPr>
+          <w:rFonts w:ascii="Consolas" w:hAnsi="Consolas" w:cs="Consolas"/>
+        </w:rPr>
+        <w:t>guess</w:t>
+      </w:r>
+      <w:r>
+        <w:rPr/>
+        <w:t xml:space="preserve"> parte da −1 per essere certi che la prima condizione sia vera, e viene aggiornata dalla </w:t>
+      </w:r>
+      <w:r>
+        <w:rPr>
+          <w:rFonts w:ascii="Consolas" w:hAnsi="Consolas" w:cs="Consolas"/>
+        </w:rPr>
+        <w:t>scanf</w:t>
+      </w:r>
+      <w:r>
+        <w:rPr/>
+        <w:t xml:space="preserve"> a ogni giro.</w:t>
+      </w:r>
+    </w:p>
+    <w:p>
+      <w:pPr>
+        <w:pStyle w:val="Titolo2"/>
+      </w:pPr>
+      <w:r>
+        <w:rPr>
+          <w:b/>
+          <w:color w:val="E97132"/>
+        </w:rPr>
+        <w:t>Un errore comune: il ciclo infinito</w:t>
+      </w:r>
+    </w:p>
+    <w:p>
+      <w:r>
+        <w:rPr/>
+        <w:t xml:space="preserve">Se la condizione non diventa mai falsa si ha un </w:t>
+      </w:r>
+      <w:r>
+        <w:rPr>
+          <w:b/>
+        </w:rPr>
+        <w:t>ciclo infinito</w:t>
+      </w:r>
+      <w:r>
+        <w:rPr/>
+        <w:t>. Il caso tipico è dimenticare l'aggiornamento:</w:t>
+      </w:r>
+    </w:p>
+    <w:p>
+      <w:pPr>
+        <w:spacing w:after="0" w:before="0" w:line="240" w:lineRule="auto"/>
+      </w:pPr>
+      <w:r>
+        <w:rPr>
+          <w:rFonts w:ascii="Consolas" w:hAnsi="Consolas" w:cs="Consolas"/>
+          <w:sz w:val="17"/>
+        </w:rPr>
+        <w:t>int i = 0;</w:t>
+      </w:r>
+    </w:p>
+    <w:p>
+      <w:pPr>
+        <w:spacing w:after="0" w:before="0" w:line="240" w:lineRule="auto"/>
+      </w:pPr>
+      <w:r>
+        <w:rPr>
+          <w:rFonts w:ascii="Consolas" w:hAnsi="Consolas" w:cs="Consolas"/>
+          <w:sz w:val="17"/>
+        </w:rPr>
+        <w:t>while (i &lt; 10) {</w:t>
+      </w:r>
+    </w:p>
+    <w:p>
+      <w:pPr>
+        <w:spacing w:after="0" w:before="0" w:line="240" w:lineRule="auto"/>
+      </w:pPr>
+      <w:r>
+        <w:rPr>
+          <w:rFonts w:ascii="Consolas" w:hAnsi="Consolas" w:cs="Consolas"/>
+          <w:sz w:val="17"/>
+        </w:rPr>
+        <w:t xml:space="preserve">    printf("%d\n", i);</w:t>
+      </w:r>
+    </w:p>
+    <w:p>
+      <w:pPr>
+        <w:spacing w:after="0" w:before="0" w:line="240" w:lineRule="auto"/>
+      </w:pPr>
+      <w:r>
+        <w:rPr>
+          <w:rFonts w:ascii="Consolas" w:hAnsi="Consolas" w:cs="Consolas"/>
+          <w:sz w:val="17"/>
+        </w:rPr>
+        <w:t xml:space="preserve">    // manca i++;</w:t>
+      </w:r>
+    </w:p>
+    <w:p>
+      <w:pPr>
+        <w:spacing w:after="0" w:before="0" w:line="240" w:lineRule="auto"/>
+      </w:pPr>
+      <w:r>
+        <w:rPr>
+          <w:rFonts w:ascii="Consolas" w:hAnsi="Consolas" w:cs="Consolas"/>
+          <w:sz w:val="17"/>
+        </w:rPr>
+        <w:t>}</w:t>
+      </w:r>
+    </w:p>
+    <w:p/>
+    <w:p>
+      <w:r>
+        <w:rPr/>
+        <w:t xml:space="preserve">Qui </w:t>
+      </w:r>
+      <w:r>
+        <w:rPr>
+          <w:rFonts w:ascii="Consolas" w:hAnsi="Consolas" w:cs="Consolas"/>
+        </w:rPr>
+        <w:t>i</w:t>
+      </w:r>
+      <w:r>
+        <w:rPr/>
+        <w:t xml:space="preserve"> resta sempre 0 e il programma stampa </w:t>
+      </w:r>
+      <w:r>
+        <w:rPr>
+          <w:rFonts w:ascii="Consolas" w:hAnsi="Consolas" w:cs="Consolas"/>
+        </w:rPr>
+        <w:t>0</w:t>
+      </w:r>
+      <w:r>
+        <w:rPr/>
+        <w:t xml:space="preserve"> all'infinito (si interrompe dal terminale con Ctrl+C).</w:t>
+      </w:r>
+    </w:p>
+    <w:p>
+      <w:r>
+        <w:rPr/>
+        <w:t>(In parole povere: è come una canzone in ripetizione in cui nessuno preme mai "stop". Se dentro il giro non cambia niente che renda falsa la condizione, il ciclo non ha motivo di fermarsi.)</w:t>
+      </w:r>
+    </w:p>
+    <w:p>
+      <w:pPr>
+        <w:pStyle w:val="Titolo2"/>
+      </w:pPr>
+      <w:r>
+        <w:rPr>
+          <w:b/>
+          <w:color w:val="E97132"/>
+        </w:rPr>
+        <w:t>La visibilità delle variabili nei blocchi</w:t>
+      </w:r>
+    </w:p>
+    <w:p>
+      <w:r>
+        <w:rPr/>
+        <w:t xml:space="preserve">Ogni blocco </w:t>
+      </w:r>
+      <w:r>
+        <w:rPr>
+          <w:rFonts w:ascii="Consolas" w:hAnsi="Consolas" w:cs="Consolas"/>
+        </w:rPr>
+        <w:t>{ ... }</w:t>
+      </w:r>
+      <w:r>
+        <w:rPr/>
+        <w:t xml:space="preserve"> introduce un </w:t>
+      </w:r>
+      <w:r>
+        <w:rPr>
+          <w:b/>
+        </w:rPr>
+        <w:t>ambito di visibilità</w:t>
+      </w:r>
+      <w:r>
+        <w:rPr/>
+        <w:t xml:space="preserve"> (in inglese </w:t>
+      </w:r>
+      <w:r>
+        <w:rPr>
+          <w:i/>
+        </w:rPr>
+        <w:t>scope</w:t>
+      </w:r>
+      <w:r>
+        <w:rPr/>
+        <w:t xml:space="preserve">) locale: le variabili dichiarate al suo interno esistono solo durante l'esecuzione di quel blocco. Quando un ciclo viene eseguito, a </w:t>
+      </w:r>
+      <w:r>
+        <w:rPr>
+          <w:b/>
+        </w:rPr>
+        <w:t>ogni iterazione</w:t>
+      </w:r>
+      <w:r>
+        <w:rPr/>
+        <w:t xml:space="preserve"> una nuova istanza delle variabili locali viene allocata sullo stack e poi deallocata alla fine del giro.</w:t>
+      </w:r>
+    </w:p>
+    <w:p>
+      <w:r>
+        <w:rPr/>
+        <w:t>(In parole povere: le variabili dichiarate dentro le graffe sono come i fogli che usi in una stanza e butti via uscendo. Ogni volta che rientri nella stanza, cioè a ogni giro del ciclo, ne hai di nuovi, e fuori dalla stanza non puoi più leggerli.)</w:t>
+      </w:r>
+    </w:p>
+    <w:p>
+      <w:r>
+        <w:rPr/>
+        <w:t>Si segue il programma seguente:</w:t>
+      </w:r>
+    </w:p>
+    <w:p>
+      <w:pPr>
+        <w:spacing w:after="0" w:before="0" w:line="240" w:lineRule="auto"/>
+      </w:pPr>
+      <w:r>
+        <w:rPr>
+          <w:rFonts w:ascii="Consolas" w:hAnsi="Consolas" w:cs="Consolas"/>
+          <w:sz w:val="17"/>
+        </w:rPr>
+        <w:t>#include &lt;stdio.h&gt;</w:t>
+      </w:r>
+    </w:p>
+    <w:p>
+      <w:pPr>
+        <w:spacing w:after="0" w:before="0" w:line="240" w:lineRule="auto"/>
+      </w:pPr>
+      <w:r>
+        <w:rPr>
+          <w:rFonts w:ascii="Consolas" w:hAnsi="Consolas" w:cs="Consolas"/>
+          <w:sz w:val="17"/>
+        </w:rPr>
+      </w:r>
+    </w:p>
+    <w:p>
+      <w:pPr>
+        <w:spacing w:after="0" w:before="0" w:line="240" w:lineRule="auto"/>
+      </w:pPr>
+      <w:r>
+        <w:rPr>
+          <w:rFonts w:ascii="Consolas" w:hAnsi="Consolas" w:cs="Consolas"/>
+          <w:sz w:val="17"/>
+        </w:rPr>
+        <w:t>int main(void) {</w:t>
+      </w:r>
+    </w:p>
+    <w:p>
+      <w:pPr>
+        <w:spacing w:after="0" w:before="0" w:line="240" w:lineRule="auto"/>
+      </w:pPr>
+      <w:r>
+        <w:rPr>
+          <w:rFonts w:ascii="Consolas" w:hAnsi="Consolas" w:cs="Consolas"/>
+          <w:sz w:val="17"/>
+        </w:rPr>
+        <w:t xml:space="preserve">    int x = 1;                  // visibile in tutto main()</w:t>
+      </w:r>
+    </w:p>
+    <w:p>
+      <w:pPr>
+        <w:spacing w:after="0" w:before="0" w:line="240" w:lineRule="auto"/>
+      </w:pPr>
+      <w:r>
+        <w:rPr>
+          <w:rFonts w:ascii="Consolas" w:hAnsi="Consolas" w:cs="Consolas"/>
+          <w:sz w:val="17"/>
+        </w:rPr>
+      </w:r>
+    </w:p>
+    <w:p>
+      <w:pPr>
+        <w:spacing w:after="0" w:before="0" w:line="240" w:lineRule="auto"/>
+      </w:pPr>
+      <w:r>
+        <w:rPr>
+          <w:rFonts w:ascii="Consolas" w:hAnsi="Consolas" w:cs="Consolas"/>
+          <w:sz w:val="17"/>
+        </w:rPr>
+        <w:t xml:space="preserve">    while (x &lt; 3) {</w:t>
+      </w:r>
+    </w:p>
+    <w:p>
+      <w:pPr>
+        <w:spacing w:after="0" w:before="0" w:line="240" w:lineRule="auto"/>
+      </w:pPr>
+      <w:r>
+        <w:rPr>
+          <w:rFonts w:ascii="Consolas" w:hAnsi="Consolas" w:cs="Consolas"/>
+          <w:sz w:val="17"/>
+        </w:rPr>
+        <w:t xml:space="preserve">        int y = x * 2;          // y visibile solo dentro il blocco</w:t>
+      </w:r>
+    </w:p>
+    <w:p>
+      <w:pPr>
+        <w:spacing w:after="0" w:before="0" w:line="240" w:lineRule="auto"/>
+      </w:pPr>
+      <w:r>
+        <w:rPr>
+          <w:rFonts w:ascii="Consolas" w:hAnsi="Consolas" w:cs="Consolas"/>
+          <w:sz w:val="17"/>
+        </w:rPr>
+        <w:t xml:space="preserve">        printf("x=%d, y=%d\n", x, y);</w:t>
+      </w:r>
+    </w:p>
+    <w:p>
+      <w:pPr>
+        <w:spacing w:after="0" w:before="0" w:line="240" w:lineRule="auto"/>
+      </w:pPr>
+      <w:r>
+        <w:rPr>
+          <w:rFonts w:ascii="Consolas" w:hAnsi="Consolas" w:cs="Consolas"/>
+          <w:sz w:val="17"/>
+        </w:rPr>
+        <w:t xml:space="preserve">        x++;</w:t>
+      </w:r>
+    </w:p>
+    <w:p>
+      <w:pPr>
+        <w:spacing w:after="0" w:before="0" w:line="240" w:lineRule="auto"/>
+      </w:pPr>
+      <w:r>
+        <w:rPr>
+          <w:rFonts w:ascii="Consolas" w:hAnsi="Consolas" w:cs="Consolas"/>
+          <w:sz w:val="17"/>
+        </w:rPr>
+        <w:t xml:space="preserve">    }</w:t>
+      </w:r>
+    </w:p>
+    <w:p>
+      <w:pPr>
+        <w:spacing w:after="0" w:before="0" w:line="240" w:lineRule="auto"/>
+      </w:pPr>
+      <w:r>
+        <w:rPr>
+          <w:rFonts w:ascii="Consolas" w:hAnsi="Consolas" w:cs="Consolas"/>
+          <w:sz w:val="17"/>
+        </w:rPr>
+        <w:t xml:space="preserve">    printf("x finale=%d", x);</w:t>
+      </w:r>
+    </w:p>
+    <w:p>
+      <w:pPr>
+        <w:spacing w:after="0" w:before="0" w:line="240" w:lineRule="auto"/>
+      </w:pPr>
+      <w:r>
+        <w:rPr>
+          <w:rFonts w:ascii="Consolas" w:hAnsi="Consolas" w:cs="Consolas"/>
+          <w:sz w:val="17"/>
+        </w:rPr>
+        <w:t>}</w:t>
+      </w:r>
+    </w:p>
+    <w:p/>
+    <w:p>
+      <w:r>
+        <w:rPr/>
+        <w:t xml:space="preserve">All'inizio esiste solo </w:t>
+      </w:r>
+      <w:r>
+        <w:rPr>
+          <w:rFonts w:ascii="Consolas" w:hAnsi="Consolas" w:cs="Consolas"/>
+        </w:rPr>
+        <w:t>x</w:t>
+      </w:r>
+      <w:r>
+        <w:rPr/>
+        <w:t xml:space="preserve">, uguale a 1. La condizione </w:t>
+      </w:r>
+      <w:r>
+        <w:rPr>
+          <w:rFonts w:ascii="Consolas" w:hAnsi="Consolas" w:cs="Consolas"/>
+        </w:rPr>
+        <w:t>x &lt; 3</w:t>
+      </w:r>
+      <w:r>
+        <w:rPr/>
+        <w:t xml:space="preserve"> è vera: si entra nel blocco e </w:t>
+      </w:r>
+      <w:r>
+        <w:rPr>
+          <w:rFonts w:ascii="Consolas" w:hAnsi="Consolas" w:cs="Consolas"/>
+        </w:rPr>
+        <w:t>y</w:t>
+      </w:r>
+      <w:r>
+        <w:rPr/>
+        <w:t xml:space="preserve"> viene allocata sullo stack, con valore </w:t>
+      </w:r>
+      <w:r>
+        <w:rPr>
+          <w:rFonts w:ascii="Consolas" w:hAnsi="Consolas" w:cs="Consolas"/>
+        </w:rPr>
+        <w:t>x * 2</w:t>
+      </w:r>
+      <w:r>
+        <w:rPr/>
+        <w:t xml:space="preserve"> = 2; si stampa </w:t>
+      </w:r>
+      <w:r>
+        <w:rPr>
+          <w:rFonts w:ascii="Consolas" w:hAnsi="Consolas" w:cs="Consolas"/>
+        </w:rPr>
+        <w:t>x=1 y=2</w:t>
+      </w:r>
+      <w:r>
+        <w:rPr/>
+        <w:t xml:space="preserve"> e </w:t>
+      </w:r>
+      <w:r>
+        <w:rPr>
+          <w:rFonts w:ascii="Consolas" w:hAnsi="Consolas" w:cs="Consolas"/>
+        </w:rPr>
+        <w:t>x</w:t>
+      </w:r>
+      <w:r>
+        <w:rPr/>
+        <w:t xml:space="preserve"> passa a 2. Alla chiusura della graffa </w:t>
+      </w:r>
+      <w:r>
+        <w:rPr>
+          <w:rFonts w:ascii="Consolas" w:hAnsi="Consolas" w:cs="Consolas"/>
+        </w:rPr>
+        <w:t>y</w:t>
+      </w:r>
+      <w:r>
+        <w:rPr/>
+        <w:t xml:space="preserve"> viene deallocata. La condizione </w:t>
+      </w:r>
+      <w:r>
+        <w:rPr>
+          <w:rFonts w:ascii="Consolas" w:hAnsi="Consolas" w:cs="Consolas"/>
+        </w:rPr>
+        <w:t>x &lt; 3</w:t>
+      </w:r>
+      <w:r>
+        <w:rPr/>
+        <w:t xml:space="preserve"> è ancora vera: si rientra, </w:t>
+      </w:r>
+      <w:r>
+        <w:rPr>
+          <w:rFonts w:ascii="Consolas" w:hAnsi="Consolas" w:cs="Consolas"/>
+        </w:rPr>
+        <w:t>y</w:t>
+      </w:r>
+      <w:r>
+        <w:rPr/>
+        <w:t xml:space="preserve"> viene allocata di nuovo (e vale 4), si stampa </w:t>
+      </w:r>
+      <w:r>
+        <w:rPr>
+          <w:rFonts w:ascii="Consolas" w:hAnsi="Consolas" w:cs="Consolas"/>
+        </w:rPr>
+        <w:t>x=2 y=4</w:t>
+      </w:r>
+      <w:r>
+        <w:rPr/>
+        <w:t xml:space="preserve">, </w:t>
+      </w:r>
+      <w:r>
+        <w:rPr>
+          <w:rFonts w:ascii="Consolas" w:hAnsi="Consolas" w:cs="Consolas"/>
+        </w:rPr>
+        <w:t>x</w:t>
+      </w:r>
+      <w:r>
+        <w:rPr/>
+        <w:t xml:space="preserve"> passa a 3 e </w:t>
+      </w:r>
+      <w:r>
+        <w:rPr>
+          <w:rFonts w:ascii="Consolas" w:hAnsi="Consolas" w:cs="Consolas"/>
+        </w:rPr>
+        <w:t>y</w:t>
+      </w:r>
+      <w:r>
+        <w:rPr/>
+        <w:t xml:space="preserve"> scompare ancora. Ora </w:t>
+      </w:r>
+      <w:r>
+        <w:rPr>
+          <w:rFonts w:ascii="Consolas" w:hAnsi="Consolas" w:cs="Consolas"/>
+        </w:rPr>
+        <w:t>x &lt; 3</w:t>
+      </w:r>
+      <w:r>
+        <w:rPr/>
+        <w:t xml:space="preserve"> è falsa, il ciclo termina e il programma stampa </w:t>
+      </w:r>
+      <w:r>
+        <w:rPr>
+          <w:rFonts w:ascii="Consolas" w:hAnsi="Consolas" w:cs="Consolas"/>
+        </w:rPr>
+        <w:t>x finale=3</w:t>
+      </w:r>
+      <w:r>
+        <w:rPr/>
+        <w:t>.</w:t>
+      </w:r>
+    </w:p>
+    <w:p>
+      <w:pPr>
+        <w:keepNext/>
+        <w:jc w:val="center"/>
+      </w:pPr>
+      <w:r>
+        <w:drawing>
+          <wp:inline xmlns:a="http://schemas.openxmlformats.org/drawingml/2006/main" xmlns:pic="http://schemas.openxmlformats.org/drawingml/2006/picture">
+            <wp:extent cx="5040000" cy="1503431"/>
+            <wp:docPr id="475959981" name="Picture 475959981"/>
+            <wp:cNvGraphicFramePr>
+              <a:graphicFrameLocks noChangeAspect="1"/>
+            </wp:cNvGraphicFramePr>
+            <a:graphic>
+              <a:graphicData uri="http://schemas.openxmlformats.org/drawingml/2006/picture">
+                <pic:pic>
+                  <pic:nvPicPr>
+                    <pic:cNvPr id="0" name="ch20_scope_stack.png"/>
+                    <pic:cNvPicPr/>
+                  </pic:nvPicPr>
+                  <pic:blipFill>
+                    <a:blip r:embed="rId30"/>
+                    <a:stretch>
+                      <a:fillRect/>
+                    </a:stretch>
+                  </pic:blipFill>
+                  <pic:spPr>
+                    <a:xfrm>
+                      <a:off x="0" y="0"/>
+                      <a:ext cx="5040000" cy="1503431"/>
+                    </a:xfrm>
+                    <a:prstGeom prst="rect"/>
+                  </pic:spPr>
+                </pic:pic>
+              </a:graphicData>
+            </a:graphic>
+          </wp:inline>
+        </w:drawing>
+      </w:r>
+    </w:p>
+    <w:p>
+      <w:pPr>
+        <w:jc w:val="center"/>
+      </w:pPr>
+      <w:r>
+        <w:rPr>
+          <w:i/>
+          <w:sz w:val="18"/>
+        </w:rPr>
+        <w:t>Lo stato delle variabili x e y a ogni passo del ciclo: y esiste solo dentro il blocco (in rosso le celle che cambiano).</w:t>
+      </w:r>
+    </w:p>
+    <w:p>
+      <w:r>
+        <w:rPr/>
+        <w:t xml:space="preserve">La variabile </w:t>
+      </w:r>
+      <w:r>
+        <w:rPr>
+          <w:rFonts w:ascii="Consolas" w:hAnsi="Consolas" w:cs="Consolas"/>
+        </w:rPr>
+        <w:t>y</w:t>
+      </w:r>
+      <w:r>
+        <w:rPr/>
+        <w:t xml:space="preserve"> non è quindi accessibile dopo la fine del ciclo: scrivere </w:t>
+      </w:r>
+      <w:r>
+        <w:rPr>
+          <w:rFonts w:ascii="Consolas" w:hAnsi="Consolas" w:cs="Consolas"/>
+        </w:rPr>
+        <w:t>printf("%d", y);</w:t>
+      </w:r>
+      <w:r>
+        <w:rPr/>
+        <w:t xml:space="preserve"> dopo il while è un </w:t>
+      </w:r>
+      <w:r>
+        <w:rPr>
+          <w:b/>
+        </w:rPr>
+        <w:t>errore</w:t>
+      </w:r>
+      <w:r>
+        <w:rPr/>
+        <w:t xml:space="preserve"> (la variabile non è più visibile). Se il suo valore servisse, si può dichiarare </w:t>
+      </w:r>
+      <w:r>
+        <w:rPr>
+          <w:rFonts w:ascii="Consolas" w:hAnsi="Consolas" w:cs="Consolas"/>
+        </w:rPr>
+        <w:t>y</w:t>
+      </w:r>
+      <w:r>
+        <w:rPr/>
+        <w:t xml:space="preserve"> fuori dal ciclo oppure copiarne il valore in una variabile visibile nel </w:t>
+      </w:r>
+      <w:r>
+        <w:rPr>
+          <w:rFonts w:ascii="Consolas" w:hAnsi="Consolas" w:cs="Consolas"/>
+        </w:rPr>
+        <w:t>main</w:t>
+      </w:r>
+      <w:r>
+        <w:rPr/>
+        <w:t xml:space="preserve"> prima che il blocco termini.</w:t>
+      </w:r>
+    </w:p>
+    <w:p>
+      <w:r>
+        <w:rPr/>
+        <w:t xml:space="preserve">Il prossimo capitolo presenta il ciclo </w:t>
+      </w:r>
+      <w:r>
+        <w:rPr>
+          <w:rFonts w:ascii="Consolas" w:hAnsi="Consolas" w:cs="Consolas"/>
+        </w:rPr>
+        <w:t>for</w:t>
+      </w:r>
+      <w:r>
+        <w:rPr/>
+        <w:t>, una forma più compatta del while quando le iterazioni sono note in anticipo, e i cicli annidati.</w:t>
+      </w:r>
+    </w:p>
+    <w:p>
+      <w:pPr>
+        <w:pStyle w:val="Titolo1"/>
+      </w:pPr>
+      <w:r>
+        <w:rPr>
+          <w:b/>
+          <w:color w:val="EE0000"/>
+        </w:rPr>
+        <w:t>Capitolo 21: Il Ciclo for e i Cicli Annidati</w:t>
+      </w:r>
+    </w:p>
+    <w:p>
+      <w:pPr>
+        <w:pStyle w:val="Titolo2"/>
+      </w:pPr>
+      <w:r>
+        <w:rPr>
+          <w:b/>
+          <w:color w:val="E97132"/>
+        </w:rPr>
+        <w:t>Il ciclo for</w:t>
+      </w:r>
+    </w:p>
+    <w:p>
+      <w:r>
+        <w:rPr/>
+        <w:t xml:space="preserve">In molti casi sappiamo già quante iterazioni servono. Per questi casi il C offre il </w:t>
+      </w:r>
+      <w:r>
+        <w:rPr>
+          <w:b/>
+        </w:rPr>
+        <w:t>for</w:t>
+      </w:r>
+      <w:r>
+        <w:rPr/>
+        <w:t>, una variante sintattica più compatta e leggibile del while:</w:t>
+      </w:r>
+    </w:p>
+    <w:p>
+      <w:pPr>
+        <w:spacing w:after="0" w:before="0" w:line="240" w:lineRule="auto"/>
+      </w:pPr>
+      <w:r>
+        <w:rPr>
+          <w:rFonts w:ascii="Consolas" w:hAnsi="Consolas" w:cs="Consolas"/>
+          <w:sz w:val="17"/>
+        </w:rPr>
+        <w:t>for (inizializzazione; condizione; aggiornamento) {</w:t>
+      </w:r>
+    </w:p>
+    <w:p>
+      <w:pPr>
+        <w:spacing w:after="0" w:before="0" w:line="240" w:lineRule="auto"/>
+      </w:pPr>
+      <w:r>
+        <w:rPr>
+          <w:rFonts w:ascii="Consolas" w:hAnsi="Consolas" w:cs="Consolas"/>
+          <w:sz w:val="17"/>
+        </w:rPr>
+        <w:t xml:space="preserve">    // blocco di istruzioni da ripetere</w:t>
+      </w:r>
+    </w:p>
+    <w:p>
+      <w:pPr>
+        <w:spacing w:after="0" w:before="0" w:line="240" w:lineRule="auto"/>
+      </w:pPr>
+      <w:r>
+        <w:rPr>
+          <w:rFonts w:ascii="Consolas" w:hAnsi="Consolas" w:cs="Consolas"/>
+          <w:sz w:val="17"/>
+        </w:rPr>
+        <w:t>}</w:t>
+      </w:r>
+    </w:p>
+    <w:p/>
+    <w:p>
+      <w:r>
+        <w:rPr/>
+        <w:t>Il funzionamento è questo: l'</w:t>
+      </w:r>
+      <w:r>
+        <w:rPr>
+          <w:b/>
+        </w:rPr>
+        <w:t>inizializzazione</w:t>
+      </w:r>
+      <w:r>
+        <w:rPr/>
+        <w:t xml:space="preserve"> viene eseguita una sola volta, prima del ciclo, e le variabili che dichiara sono visibili solo dentro il for; la </w:t>
+      </w:r>
+      <w:r>
+        <w:rPr>
+          <w:b/>
+        </w:rPr>
+        <w:t>condizione</w:t>
+      </w:r>
+      <w:r>
+        <w:rPr/>
+        <w:t xml:space="preserve"> viene valutata prima di ogni iterazione; l'</w:t>
+      </w:r>
+      <w:r>
+        <w:rPr>
+          <w:b/>
+        </w:rPr>
+        <w:t>aggiornamento</w:t>
+      </w:r>
+      <w:r>
+        <w:rPr/>
+        <w:t xml:space="preserve"> viene eseguito dopo ogni iterazione. Il for è un caso particolare del while, ma più ordinato: gli elementi di controllo sono scritti uno accanto all'altro, e questo riduce gli errori.</w:t>
+      </w:r>
+    </w:p>
+    <w:p>
+      <w:r>
+        <w:rPr/>
+        <w:t>(In parole povere: il for mette in una sola riga la terna del capitolo precedente: da dove parto, fino a quando continuo, come avanzo. Tutto quello che serve a governare il ciclo sta nell'intestazione, e il corpo contiene solo il lavoro vero e proprio.)</w:t>
+      </w:r>
+    </w:p>
+    <w:p>
+      <w:pPr>
+        <w:pStyle w:val="Titolo2"/>
+      </w:pPr>
+      <w:r>
+        <w:rPr>
+          <w:b/>
+          <w:color w:val="E97132"/>
+        </w:rPr>
+        <w:t>L'equivalenza fra for e while</w:t>
+      </w:r>
+    </w:p>
+    <w:p>
+      <w:r>
+        <w:rPr/>
+        <w:t>Il for è un modo compatto di scrivere un while insieme alla sua terna di controllo. I due frammenti seguenti sono equivalenti:</w:t>
+      </w:r>
+    </w:p>
+    <w:p>
+      <w:pPr>
+        <w:spacing w:after="0" w:before="0" w:line="240" w:lineRule="auto"/>
+      </w:pPr>
+      <w:r>
+        <w:rPr>
+          <w:rFonts w:ascii="Consolas" w:hAnsi="Consolas" w:cs="Consolas"/>
+          <w:sz w:val="17"/>
+        </w:rPr>
+        <w:t>for (inizializzazione; condizione; aggiornamento) {</w:t>
+      </w:r>
+    </w:p>
+    <w:p>
+      <w:pPr>
+        <w:spacing w:after="0" w:before="0" w:line="240" w:lineRule="auto"/>
+      </w:pPr>
+      <w:r>
+        <w:rPr>
+          <w:rFonts w:ascii="Consolas" w:hAnsi="Consolas" w:cs="Consolas"/>
+          <w:sz w:val="17"/>
+        </w:rPr>
+        <w:t xml:space="preserve">    // blocco di istruzioni da ripetere</w:t>
+      </w:r>
+    </w:p>
+    <w:p>
+      <w:pPr>
+        <w:spacing w:after="0" w:before="0" w:line="240" w:lineRule="auto"/>
+      </w:pPr>
+      <w:r>
+        <w:rPr>
+          <w:rFonts w:ascii="Consolas" w:hAnsi="Consolas" w:cs="Consolas"/>
+          <w:sz w:val="17"/>
+        </w:rPr>
+        <w:t>}</w:t>
+      </w:r>
+    </w:p>
+    <w:p/>
+    <w:p>
+      <w:pPr>
+        <w:spacing w:after="0" w:before="0" w:line="240" w:lineRule="auto"/>
+      </w:pPr>
+      <w:r>
+        <w:rPr>
+          <w:rFonts w:ascii="Consolas" w:hAnsi="Consolas" w:cs="Consolas"/>
+          <w:sz w:val="17"/>
+        </w:rPr>
+        <w:t>{</w:t>
+      </w:r>
+    </w:p>
+    <w:p>
+      <w:pPr>
+        <w:spacing w:after="0" w:before="0" w:line="240" w:lineRule="auto"/>
+      </w:pPr>
+      <w:r>
+        <w:rPr>
+          <w:rFonts w:ascii="Consolas" w:hAnsi="Consolas" w:cs="Consolas"/>
+          <w:sz w:val="17"/>
+        </w:rPr>
+        <w:t xml:space="preserve">    inizializzazione;</w:t>
+      </w:r>
+    </w:p>
+    <w:p>
+      <w:pPr>
+        <w:spacing w:after="0" w:before="0" w:line="240" w:lineRule="auto"/>
+      </w:pPr>
+      <w:r>
+        <w:rPr>
+          <w:rFonts w:ascii="Consolas" w:hAnsi="Consolas" w:cs="Consolas"/>
+          <w:sz w:val="17"/>
+        </w:rPr>
+        <w:t xml:space="preserve">    while (condizione) {</w:t>
+      </w:r>
+    </w:p>
+    <w:p>
+      <w:pPr>
+        <w:spacing w:after="0" w:before="0" w:line="240" w:lineRule="auto"/>
+      </w:pPr>
+      <w:r>
+        <w:rPr>
+          <w:rFonts w:ascii="Consolas" w:hAnsi="Consolas" w:cs="Consolas"/>
+          <w:sz w:val="17"/>
+        </w:rPr>
+        <w:t xml:space="preserve">        // blocco di istruzioni da ripetere</w:t>
+      </w:r>
+    </w:p>
+    <w:p>
+      <w:pPr>
+        <w:spacing w:after="0" w:before="0" w:line="240" w:lineRule="auto"/>
+      </w:pPr>
+      <w:r>
+        <w:rPr>
+          <w:rFonts w:ascii="Consolas" w:hAnsi="Consolas" w:cs="Consolas"/>
+          <w:sz w:val="17"/>
+        </w:rPr>
+        <w:t xml:space="preserve">        aggiornamento;</w:t>
+      </w:r>
+    </w:p>
+    <w:p>
+      <w:pPr>
+        <w:spacing w:after="0" w:before="0" w:line="240" w:lineRule="auto"/>
+      </w:pPr>
+      <w:r>
+        <w:rPr>
+          <w:rFonts w:ascii="Consolas" w:hAnsi="Consolas" w:cs="Consolas"/>
+          <w:sz w:val="17"/>
+        </w:rPr>
+        <w:t xml:space="preserve">    }</w:t>
+      </w:r>
+    </w:p>
+    <w:p>
+      <w:pPr>
+        <w:spacing w:after="0" w:before="0" w:line="240" w:lineRule="auto"/>
+      </w:pPr>
+      <w:r>
+        <w:rPr>
+          <w:rFonts w:ascii="Consolas" w:hAnsi="Consolas" w:cs="Consolas"/>
+          <w:sz w:val="17"/>
+        </w:rPr>
+        <w:t>}</w:t>
+      </w:r>
+    </w:p>
+    <w:p/>
+    <w:p>
+      <w:r>
+        <w:rPr/>
+        <w:t>Le graffe esterne nella versione con il while servono a limitare la visibilità: come nel for, la variabile inizializzata non esiste fuori dal ciclo.</w:t>
+      </w:r>
+    </w:p>
+    <w:p>
+      <w:pPr>
+        <w:pStyle w:val="Titolo2"/>
+      </w:pPr>
+      <w:r>
+        <w:rPr>
+          <w:b/>
+          <w:color w:val="E97132"/>
+        </w:rPr>
+        <w:t>Percorrere un intervallo di valori</w:t>
+      </w:r>
+    </w:p>
+    <w:p>
+      <w:r>
+        <w:rPr/>
+        <w:t xml:space="preserve">Il for è il modo naturale per percorrere un </w:t>
+      </w:r>
+      <w:r>
+        <w:rPr>
+          <w:b/>
+        </w:rPr>
+        <w:t>intervallo di valori numerici</w:t>
+      </w:r>
+      <w:r>
+        <w:rPr/>
+        <w:t xml:space="preserve">, descritto da tre cose: un valore iniziale (per esempio 0), una condizione di appartenenza all'intervallo (per esempio </w:t>
+      </w:r>
+      <w:r>
+        <w:rPr>
+          <w:rFonts w:ascii="Consolas" w:hAnsi="Consolas" w:cs="Consolas"/>
+        </w:rPr>
+        <w:t>x &lt; 10</w:t>
+      </w:r>
+      <w:r>
+        <w:rPr/>
+        <w:t>) e un passo (+1, +2, −1, …).</w:t>
+      </w:r>
+    </w:p>
+    <w:p>
+      <w:r>
+        <w:rPr/>
+        <w:t>(In parole povere: un intervallo si dà come un percorso a piedi: punto di partenza, fino a dove si cammina e di quanti passi alla volta. Il for ti chiede esattamente queste tre informazioni.)</w:t>
+      </w:r>
+    </w:p>
+    <w:p>
+      <w:r>
+        <w:rPr/>
+        <w:t>Alcuni esempi:</w:t>
+      </w:r>
+    </w:p>
+    <w:p>
+      <w:pPr>
+        <w:spacing w:after="0" w:before="0" w:line="240" w:lineRule="auto"/>
+      </w:pPr>
+      <w:r>
+        <w:rPr>
+          <w:rFonts w:ascii="Consolas" w:hAnsi="Consolas" w:cs="Consolas"/>
+          <w:sz w:val="17"/>
+        </w:rPr>
+        <w:t>// numeri nell'intervallo semiaperto [0, 10): inizio 0, condizione &lt; 10, passo +1</w:t>
+      </w:r>
+    </w:p>
+    <w:p>
+      <w:pPr>
+        <w:spacing w:after="0" w:before="0" w:line="240" w:lineRule="auto"/>
+      </w:pPr>
+      <w:r>
+        <w:rPr>
+          <w:rFonts w:ascii="Consolas" w:hAnsi="Consolas" w:cs="Consolas"/>
+          <w:sz w:val="17"/>
+        </w:rPr>
+        <w:t>for (int i = 0; i &lt; 10; i++) {</w:t>
+      </w:r>
+    </w:p>
+    <w:p>
+      <w:pPr>
+        <w:spacing w:after="0" w:before="0" w:line="240" w:lineRule="auto"/>
+      </w:pPr>
+      <w:r>
+        <w:rPr>
+          <w:rFonts w:ascii="Consolas" w:hAnsi="Consolas" w:cs="Consolas"/>
+          <w:sz w:val="17"/>
+        </w:rPr>
+        <w:t xml:space="preserve">    printf("%d\n", i);</w:t>
+      </w:r>
+    </w:p>
+    <w:p>
+      <w:pPr>
+        <w:spacing w:after="0" w:before="0" w:line="240" w:lineRule="auto"/>
+      </w:pPr>
+      <w:r>
+        <w:rPr>
+          <w:rFonts w:ascii="Consolas" w:hAnsi="Consolas" w:cs="Consolas"/>
+          <w:sz w:val="17"/>
+        </w:rPr>
+        <w:t>}</w:t>
+      </w:r>
+    </w:p>
+    <w:p>
+      <w:pPr>
+        <w:spacing w:after="0" w:before="0" w:line="240" w:lineRule="auto"/>
+      </w:pPr>
+      <w:r>
+        <w:rPr>
+          <w:rFonts w:ascii="Consolas" w:hAnsi="Consolas" w:cs="Consolas"/>
+          <w:sz w:val="17"/>
+        </w:rPr>
+      </w:r>
+    </w:p>
+    <w:p>
+      <w:pPr>
+        <w:spacing w:after="0" w:before="0" w:line="240" w:lineRule="auto"/>
+      </w:pPr>
+      <w:r>
+        <w:rPr>
+          <w:rFonts w:ascii="Consolas" w:hAnsi="Consolas" w:cs="Consolas"/>
+          <w:sz w:val="17"/>
+        </w:rPr>
+        <w:t>// numeri pari nell'intervallo chiuso [0, 40]: inizio 0, condizione &lt;= 40, passo +2</w:t>
+      </w:r>
+    </w:p>
+    <w:p>
+      <w:pPr>
+        <w:spacing w:after="0" w:before="0" w:line="240" w:lineRule="auto"/>
+      </w:pPr>
+      <w:r>
+        <w:rPr>
+          <w:rFonts w:ascii="Consolas" w:hAnsi="Consolas" w:cs="Consolas"/>
+          <w:sz w:val="17"/>
+        </w:rPr>
+        <w:t>for (int i = 0; i &lt;= 40; i += 2) {</w:t>
+      </w:r>
+    </w:p>
+    <w:p>
+      <w:pPr>
+        <w:spacing w:after="0" w:before="0" w:line="240" w:lineRule="auto"/>
+      </w:pPr>
+      <w:r>
+        <w:rPr>
+          <w:rFonts w:ascii="Consolas" w:hAnsi="Consolas" w:cs="Consolas"/>
+          <w:sz w:val="17"/>
+        </w:rPr>
+        <w:t xml:space="preserve">    ...</w:t>
+      </w:r>
+    </w:p>
+    <w:p>
+      <w:pPr>
+        <w:spacing w:after="0" w:before="0" w:line="240" w:lineRule="auto"/>
+      </w:pPr>
+      <w:r>
+        <w:rPr>
+          <w:rFonts w:ascii="Consolas" w:hAnsi="Consolas" w:cs="Consolas"/>
+          <w:sz w:val="17"/>
+        </w:rPr>
+        <w:t>}</w:t>
+      </w:r>
+    </w:p>
+    <w:p>
+      <w:pPr>
+        <w:spacing w:after="0" w:before="0" w:line="240" w:lineRule="auto"/>
+      </w:pPr>
+      <w:r>
+        <w:rPr>
+          <w:rFonts w:ascii="Consolas" w:hAnsi="Consolas" w:cs="Consolas"/>
+          <w:sz w:val="17"/>
+        </w:rPr>
+      </w:r>
+    </w:p>
+    <w:p>
+      <w:pPr>
+        <w:spacing w:after="0" w:before="0" w:line="240" w:lineRule="auto"/>
+      </w:pPr>
+      <w:r>
+        <w:rPr>
+          <w:rFonts w:ascii="Consolas" w:hAnsi="Consolas" w:cs="Consolas"/>
+          <w:sz w:val="17"/>
+        </w:rPr>
+        <w:t>// numeri in [0, n] in ordine decrescente: inizio n, condizione &gt;= 0, passo -1</w:t>
+      </w:r>
+    </w:p>
+    <w:p>
+      <w:pPr>
+        <w:spacing w:after="0" w:before="0" w:line="240" w:lineRule="auto"/>
+      </w:pPr>
+      <w:r>
+        <w:rPr>
+          <w:rFonts w:ascii="Consolas" w:hAnsi="Consolas" w:cs="Consolas"/>
+          <w:sz w:val="17"/>
+        </w:rPr>
+        <w:t>int n = 10;</w:t>
+      </w:r>
+    </w:p>
+    <w:p>
+      <w:pPr>
+        <w:spacing w:after="0" w:before="0" w:line="240" w:lineRule="auto"/>
+      </w:pPr>
+      <w:r>
+        <w:rPr>
+          <w:rFonts w:ascii="Consolas" w:hAnsi="Consolas" w:cs="Consolas"/>
+          <w:sz w:val="17"/>
+        </w:rPr>
+        <w:t>for (int i = n; i &gt;= 0; i--) {</w:t>
+      </w:r>
+    </w:p>
+    <w:p>
+      <w:pPr>
+        <w:spacing w:after="0" w:before="0" w:line="240" w:lineRule="auto"/>
+      </w:pPr>
+      <w:r>
+        <w:rPr>
+          <w:rFonts w:ascii="Consolas" w:hAnsi="Consolas" w:cs="Consolas"/>
+          <w:sz w:val="17"/>
+        </w:rPr>
+        <w:t xml:space="preserve">    ...</w:t>
+      </w:r>
+    </w:p>
+    <w:p>
+      <w:pPr>
+        <w:spacing w:after="0" w:before="0" w:line="240" w:lineRule="auto"/>
+      </w:pPr>
+      <w:r>
+        <w:rPr>
+          <w:rFonts w:ascii="Consolas" w:hAnsi="Consolas" w:cs="Consolas"/>
+          <w:sz w:val="17"/>
+        </w:rPr>
+        <w:t>}</w:t>
+      </w:r>
+    </w:p>
+    <w:p/>
+    <w:p>
+      <w:r>
+        <w:rPr/>
+        <w:t>Due applicazioni tipiche sono la somma fino a N (intervallo [1, N]) e la tabellina del 5 (intervallo [1, 10]):</w:t>
+      </w:r>
+    </w:p>
+    <w:p>
+      <w:pPr>
+        <w:spacing w:after="0" w:before="0" w:line="240" w:lineRule="auto"/>
+      </w:pPr>
+      <w:r>
+        <w:rPr>
+          <w:rFonts w:ascii="Consolas" w:hAnsi="Consolas" w:cs="Consolas"/>
+          <w:sz w:val="17"/>
+        </w:rPr>
+        <w:t>// con N già definito</w:t>
+      </w:r>
+    </w:p>
+    <w:p>
+      <w:pPr>
+        <w:spacing w:after="0" w:before="0" w:line="240" w:lineRule="auto"/>
+      </w:pPr>
+      <w:r>
+        <w:rPr>
+          <w:rFonts w:ascii="Consolas" w:hAnsi="Consolas" w:cs="Consolas"/>
+          <w:sz w:val="17"/>
+        </w:rPr>
+        <w:t>int somma = 0;</w:t>
+      </w:r>
+    </w:p>
+    <w:p>
+      <w:pPr>
+        <w:spacing w:after="0" w:before="0" w:line="240" w:lineRule="auto"/>
+      </w:pPr>
+      <w:r>
+        <w:rPr>
+          <w:rFonts w:ascii="Consolas" w:hAnsi="Consolas" w:cs="Consolas"/>
+          <w:sz w:val="17"/>
+        </w:rPr>
+        <w:t>for (int i = 1; i &lt;= N; i++) {</w:t>
+      </w:r>
+    </w:p>
+    <w:p>
+      <w:pPr>
+        <w:spacing w:after="0" w:before="0" w:line="240" w:lineRule="auto"/>
+      </w:pPr>
+      <w:r>
+        <w:rPr>
+          <w:rFonts w:ascii="Consolas" w:hAnsi="Consolas" w:cs="Consolas"/>
+          <w:sz w:val="17"/>
+        </w:rPr>
+        <w:t xml:space="preserve">    somma += i;</w:t>
+      </w:r>
+    </w:p>
+    <w:p>
+      <w:pPr>
+        <w:spacing w:after="0" w:before="0" w:line="240" w:lineRule="auto"/>
+      </w:pPr>
+      <w:r>
+        <w:rPr>
+          <w:rFonts w:ascii="Consolas" w:hAnsi="Consolas" w:cs="Consolas"/>
+          <w:sz w:val="17"/>
+        </w:rPr>
+        <w:t>}</w:t>
+      </w:r>
+    </w:p>
+    <w:p>
+      <w:pPr>
+        <w:spacing w:after="0" w:before="0" w:line="240" w:lineRule="auto"/>
+      </w:pPr>
+      <w:r>
+        <w:rPr>
+          <w:rFonts w:ascii="Consolas" w:hAnsi="Consolas" w:cs="Consolas"/>
+          <w:sz w:val="17"/>
+        </w:rPr>
+      </w:r>
+    </w:p>
+    <w:p>
+      <w:pPr>
+        <w:spacing w:after="0" w:before="0" w:line="240" w:lineRule="auto"/>
+      </w:pPr>
+      <w:r>
+        <w:rPr>
+          <w:rFonts w:ascii="Consolas" w:hAnsi="Consolas" w:cs="Consolas"/>
+          <w:sz w:val="17"/>
+        </w:rPr>
+        <w:t>for (int i = 1; i &lt;= 10; i++) {</w:t>
+      </w:r>
+    </w:p>
+    <w:p>
+      <w:pPr>
+        <w:spacing w:after="0" w:before="0" w:line="240" w:lineRule="auto"/>
+      </w:pPr>
+      <w:r>
+        <w:rPr>
+          <w:rFonts w:ascii="Consolas" w:hAnsi="Consolas" w:cs="Consolas"/>
+          <w:sz w:val="17"/>
+        </w:rPr>
+        <w:t xml:space="preserve">    printf("%d x 5 = %d\n", i, i*5);</w:t>
+      </w:r>
+    </w:p>
+    <w:p>
+      <w:pPr>
+        <w:spacing w:after="0" w:before="0" w:line="240" w:lineRule="auto"/>
+      </w:pPr>
+      <w:r>
+        <w:rPr>
+          <w:rFonts w:ascii="Consolas" w:hAnsi="Consolas" w:cs="Consolas"/>
+          <w:sz w:val="17"/>
+        </w:rPr>
+        <w:t>}</w:t>
+      </w:r>
+    </w:p>
+    <w:p/>
+    <w:p>
+      <w:r>
+        <w:rPr/>
+        <w:t xml:space="preserve">Si noti come la scelta fra </w:t>
+      </w:r>
+      <w:r>
+        <w:rPr>
+          <w:rFonts w:ascii="Consolas" w:hAnsi="Consolas" w:cs="Consolas"/>
+        </w:rPr>
+        <w:t>&lt;</w:t>
+      </w:r>
+      <w:r>
+        <w:rPr/>
+        <w:t xml:space="preserve"> e </w:t>
+      </w:r>
+      <w:r>
+        <w:rPr>
+          <w:rFonts w:ascii="Consolas" w:hAnsi="Consolas" w:cs="Consolas"/>
+        </w:rPr>
+        <w:t>&lt;=</w:t>
+      </w:r>
+      <w:r>
+        <w:rPr/>
+        <w:t xml:space="preserve"> decide se l'estremo destro è escluso o incluso: è lo stesso discorso degli intervalli visti nel capitolo 18.</w:t>
+      </w:r>
+    </w:p>
+    <w:p>
+      <w:pPr>
+        <w:pStyle w:val="Titolo2"/>
+      </w:pPr>
+      <w:r>
+        <w:rPr>
+          <w:b/>
+          <w:color w:val="E97132"/>
+        </w:rPr>
+        <w:t>I cicli annidati</w:t>
+      </w:r>
+    </w:p>
+    <w:p>
+      <w:r>
+        <w:rPr/>
+        <w:t xml:space="preserve">Gli elementi della programmazione strutturata sono componibili: un ciclo può contenere, nel suo blocco, un altro ciclo, detto </w:t>
+      </w:r>
+      <w:r>
+        <w:rPr>
+          <w:b/>
+        </w:rPr>
+        <w:t>ciclo annidato</w:t>
+      </w:r>
+      <w:r>
+        <w:rPr/>
+        <w:t>. Un esempio è la stampa di una griglia di numeri:</w:t>
+      </w:r>
+    </w:p>
+    <w:p>
+      <w:pPr>
+        <w:spacing w:after="0" w:before="0" w:line="240" w:lineRule="auto"/>
+      </w:pPr>
+      <w:r>
+        <w:rPr>
+          <w:rFonts w:ascii="Consolas" w:hAnsi="Consolas" w:cs="Consolas"/>
+          <w:sz w:val="17"/>
+        </w:rPr>
+        <w:t>for (int r = 0; r &lt; 3; r++) {</w:t>
+      </w:r>
+    </w:p>
+    <w:p>
+      <w:pPr>
+        <w:spacing w:after="0" w:before="0" w:line="240" w:lineRule="auto"/>
+      </w:pPr>
+      <w:r>
+        <w:rPr>
+          <w:rFonts w:ascii="Consolas" w:hAnsi="Consolas" w:cs="Consolas"/>
+          <w:sz w:val="17"/>
+        </w:rPr>
+        <w:t xml:space="preserve">    for (int c = 0; c &lt; 3; c++) {</w:t>
+      </w:r>
+    </w:p>
+    <w:p>
+      <w:pPr>
+        <w:spacing w:after="0" w:before="0" w:line="240" w:lineRule="auto"/>
+      </w:pPr>
+      <w:r>
+        <w:rPr>
+          <w:rFonts w:ascii="Consolas" w:hAnsi="Consolas" w:cs="Consolas"/>
+          <w:sz w:val="17"/>
+        </w:rPr>
+        <w:t xml:space="preserve">        printf("(%d,%d) ", r, c);</w:t>
+      </w:r>
+    </w:p>
+    <w:p>
+      <w:pPr>
+        <w:spacing w:after="0" w:before="0" w:line="240" w:lineRule="auto"/>
+      </w:pPr>
+      <w:r>
+        <w:rPr>
+          <w:rFonts w:ascii="Consolas" w:hAnsi="Consolas" w:cs="Consolas"/>
+          <w:sz w:val="17"/>
+        </w:rPr>
+        <w:t xml:space="preserve">    }</w:t>
+      </w:r>
+    </w:p>
+    <w:p>
+      <w:pPr>
+        <w:spacing w:after="0" w:before="0" w:line="240" w:lineRule="auto"/>
+      </w:pPr>
+      <w:r>
+        <w:rPr>
+          <w:rFonts w:ascii="Consolas" w:hAnsi="Consolas" w:cs="Consolas"/>
+          <w:sz w:val="17"/>
+        </w:rPr>
+        <w:t xml:space="preserve">    printf("\n");</w:t>
+      </w:r>
+    </w:p>
+    <w:p>
+      <w:pPr>
+        <w:spacing w:after="0" w:before="0" w:line="240" w:lineRule="auto"/>
+      </w:pPr>
+      <w:r>
+        <w:rPr>
+          <w:rFonts w:ascii="Consolas" w:hAnsi="Consolas" w:cs="Consolas"/>
+          <w:sz w:val="17"/>
+        </w:rPr>
+        <w:t>}</w:t>
+      </w:r>
+    </w:p>
+    <w:p/>
+    <w:p>
+      <w:r>
+        <w:rPr/>
+        <w:t xml:space="preserve">Il ciclo esterno gestisce le righe </w:t>
+      </w:r>
+      <w:r>
+        <w:rPr>
+          <w:rFonts w:ascii="Consolas" w:hAnsi="Consolas" w:cs="Consolas"/>
+        </w:rPr>
+        <w:t>r</w:t>
+      </w:r>
+      <w:r>
+        <w:rPr/>
+        <w:t xml:space="preserve">, quello interno le colonne </w:t>
+      </w:r>
+      <w:r>
+        <w:rPr>
+          <w:rFonts w:ascii="Consolas" w:hAnsi="Consolas" w:cs="Consolas"/>
+        </w:rPr>
+        <w:t>c</w:t>
+      </w:r>
+      <w:r>
+        <w:rPr/>
+        <w:t xml:space="preserve">. A ogni valore di </w:t>
+      </w:r>
+      <w:r>
+        <w:rPr>
+          <w:rFonts w:ascii="Consolas" w:hAnsi="Consolas" w:cs="Consolas"/>
+        </w:rPr>
+        <w:t>r</w:t>
+      </w:r>
+      <w:r>
+        <w:rPr/>
+        <w:t xml:space="preserve"> il ciclo interno ricomincia da capo e percorre tutte le colonne, poi </w:t>
+      </w:r>
+      <w:r>
+        <w:rPr>
+          <w:rFonts w:ascii="Consolas" w:hAnsi="Consolas" w:cs="Consolas"/>
+        </w:rPr>
+        <w:t>printf("\n")</w:t>
+      </w:r>
+      <w:r>
+        <w:rPr/>
+        <w:t xml:space="preserve"> va a capo. Il risultato è una griglia di 3 righe e 3 colonne, con 3 × 3 = 9 coppie stampate:</w:t>
+      </w:r>
+    </w:p>
+    <w:p>
+      <w:pPr>
+        <w:spacing w:after="0" w:before="0" w:line="240" w:lineRule="auto"/>
+      </w:pPr>
+      <w:r>
+        <w:rPr>
+          <w:rFonts w:ascii="Consolas" w:hAnsi="Consolas" w:cs="Consolas"/>
+          <w:sz w:val="17"/>
+        </w:rPr>
+        <w:t>(0,0) (0,1) (0,2)</w:t>
+      </w:r>
+    </w:p>
+    <w:p>
+      <w:pPr>
+        <w:spacing w:after="0" w:before="0" w:line="240" w:lineRule="auto"/>
+      </w:pPr>
+      <w:r>
+        <w:rPr>
+          <w:rFonts w:ascii="Consolas" w:hAnsi="Consolas" w:cs="Consolas"/>
+          <w:sz w:val="17"/>
+        </w:rPr>
+        <w:t>(1,0) (1,1) (1,2)</w:t>
+      </w:r>
+    </w:p>
+    <w:p>
+      <w:pPr>
+        <w:spacing w:after="0" w:before="0" w:line="240" w:lineRule="auto"/>
+      </w:pPr>
+      <w:r>
+        <w:rPr>
+          <w:rFonts w:ascii="Consolas" w:hAnsi="Consolas" w:cs="Consolas"/>
+          <w:sz w:val="17"/>
+        </w:rPr>
+        <w:t>(2,0) (2,1) (2,2)</w:t>
+      </w:r>
+    </w:p>
+    <w:p/>
+    <w:p>
+      <w:pPr>
+        <w:keepNext/>
+        <w:jc w:val="center"/>
+      </w:pPr>
+      <w:r>
+        <w:drawing>
+          <wp:inline xmlns:a="http://schemas.openxmlformats.org/drawingml/2006/main" xmlns:pic="http://schemas.openxmlformats.org/drawingml/2006/picture">
+            <wp:extent cx="3240000" cy="2474104"/>
+            <wp:docPr id="475959982" name="Picture 475959982"/>
+            <wp:cNvGraphicFramePr>
+              <a:graphicFrameLocks noChangeAspect="1"/>
+            </wp:cNvGraphicFramePr>
+            <a:graphic>
+              <a:graphicData uri="http://schemas.openxmlformats.org/drawingml/2006/picture">
+                <pic:pic>
+                  <pic:nvPicPr>
+                    <pic:cNvPr id="0" name="ch21_griglia.png"/>
+                    <pic:cNvPicPr/>
+                  </pic:nvPicPr>
+                  <pic:blipFill>
+                    <a:blip r:embed="rId31"/>
+                    <a:stretch>
+                      <a:fillRect/>
+                    </a:stretch>
+                  </pic:blipFill>
+                  <pic:spPr>
+                    <a:xfrm>
+                      <a:off x="0" y="0"/>
+                      <a:ext cx="3240000" cy="2474104"/>
+                    </a:xfrm>
+                    <a:prstGeom prst="rect"/>
+                  </pic:spPr>
+                </pic:pic>
+              </a:graphicData>
+            </a:graphic>
+          </wp:inline>
+        </w:drawing>
+      </w:r>
+    </w:p>
+    <w:p>
+      <w:pPr>
+        <w:jc w:val="center"/>
+      </w:pPr>
+      <w:r>
+        <w:rPr>
+          <w:i/>
+          <w:sz w:val="18"/>
+        </w:rPr>
+        <w:t>L'ordine con cui il ciclo annidato visita le 9 coppie (r, c): il ciclo interno gira più in fretta.</w:t>
+      </w:r>
+    </w:p>
+    <w:p>
+      <w:r>
+        <w:rPr/>
+        <w:t>(In parole povere: è come l'orologio, dove la lancetta dei minuti fa un giro completo per ogni passo di quella delle ore. Il ciclo interno gira "veloce" e quello esterno "lento".)</w:t>
+      </w:r>
+    </w:p>
+    <w:p>
+      <w:r>
+        <w:rPr/>
+        <w:t xml:space="preserve">Valgono anche qui le regole di visibilità: ogni blocco introduce un ambito locale, quindi le variabili di un ciclo sono visibili all'interno del proprio blocco, e anche dentro i blocchi annidati. Nell'esempio </w:t>
+      </w:r>
+      <w:r>
+        <w:rPr>
+          <w:rFonts w:ascii="Consolas" w:hAnsi="Consolas" w:cs="Consolas"/>
+        </w:rPr>
+        <w:t>r</w:t>
+      </w:r>
+      <w:r>
+        <w:rPr/>
+        <w:t xml:space="preserve"> è visibile sia nel ciclo esterno sia in quello interno, mentre </w:t>
+      </w:r>
+      <w:r>
+        <w:rPr>
+          <w:rFonts w:ascii="Consolas" w:hAnsi="Consolas" w:cs="Consolas"/>
+        </w:rPr>
+        <w:t>c</w:t>
+      </w:r>
+      <w:r>
+        <w:rPr/>
+        <w:t xml:space="preserve"> è visibile solo nel ciclo interno.</w:t>
+      </w:r>
+    </w:p>
+    <w:p>
+      <w:pPr>
+        <w:pStyle w:val="Titolo2"/>
+      </w:pPr>
+      <w:r>
+        <w:rPr>
+          <w:b/>
+          <w:color w:val="E97132"/>
+        </w:rPr>
+        <w:t>Errori comuni nei cicli for</w:t>
+      </w:r>
+    </w:p>
+    <w:p>
+      <w:r>
+        <w:rPr/>
+        <w:t>Gli errori tipici sono questi:</w:t>
+      </w:r>
+    </w:p>
+    <w:p>
+      <w:pPr>
+        <w:numPr>
+          <w:ilvl w:val="0"/>
+          <w:numId w:val="1"/>
+        </w:numPr>
+      </w:pPr>
+      <w:r>
+        <w:rPr>
+          <w:b/>
+        </w:rPr>
+        <w:t>condizione sempre vera</w:t>
+      </w:r>
+      <w:r>
+        <w:rPr/>
+        <w:t xml:space="preserve">: </w:t>
+      </w:r>
+      <w:r>
+        <w:rPr>
+          <w:rFonts w:ascii="Consolas" w:hAnsi="Consolas" w:cs="Consolas"/>
+        </w:rPr>
+        <w:t>for (int i = 0; i &gt;= 0; i++) { ... }</w:t>
+      </w:r>
+      <w:r>
+        <w:rPr/>
+        <w:t xml:space="preserve"> non si ferma mai (infinito);</w:t>
+      </w:r>
+    </w:p>
+    <w:p>
+      <w:pPr>
+        <w:numPr>
+          <w:ilvl w:val="0"/>
+          <w:numId w:val="1"/>
+        </w:numPr>
+      </w:pPr>
+      <w:r>
+        <w:rPr>
+          <w:b/>
+        </w:rPr>
+        <w:t>aggiornamento mancante</w:t>
+      </w:r>
+      <w:r>
+        <w:rPr/>
+        <w:t xml:space="preserve">: </w:t>
+      </w:r>
+      <w:r>
+        <w:rPr>
+          <w:rFonts w:ascii="Consolas" w:hAnsi="Consolas" w:cs="Consolas"/>
+        </w:rPr>
+        <w:t>for (int i = 0; i &lt; 10; ) { ... }</w:t>
+      </w:r>
+      <w:r>
+        <w:rPr/>
+        <w:t xml:space="preserve"> lascia </w:t>
+      </w:r>
+      <w:r>
+        <w:rPr>
+          <w:rFonts w:ascii="Consolas" w:hAnsi="Consolas" w:cs="Consolas"/>
+        </w:rPr>
+        <w:t>i</w:t>
+      </w:r>
+      <w:r>
+        <w:rPr/>
+        <w:t xml:space="preserve"> invariata, e il ciclo è infinito;</w:t>
+      </w:r>
+    </w:p>
+    <w:p>
+      <w:pPr>
+        <w:numPr>
+          <w:ilvl w:val="0"/>
+          <w:numId w:val="1"/>
+        </w:numPr>
+      </w:pPr>
+      <w:r>
+        <w:rPr>
+          <w:b/>
+        </w:rPr>
+        <w:t>off-by-one</w:t>
+      </w:r>
+      <w:r>
+        <w:rPr/>
+        <w:t xml:space="preserve">: </w:t>
+      </w:r>
+      <w:r>
+        <w:rPr>
+          <w:rFonts w:ascii="Consolas" w:hAnsi="Consolas" w:cs="Consolas"/>
+        </w:rPr>
+        <w:t>for (int i = 0; i &lt;= 10; i++)</w:t>
+      </w:r>
+      <w:r>
+        <w:rPr/>
+        <w:t xml:space="preserve"> esegue 11 iterazioni invece di 10, perché si include anche l'estremo destro;</w:t>
+      </w:r>
+    </w:p>
+    <w:p>
+      <w:pPr>
+        <w:numPr>
+          <w:ilvl w:val="0"/>
+          <w:numId w:val="1"/>
+        </w:numPr>
+      </w:pPr>
+      <w:r>
+        <w:rPr>
+          <w:b/>
+        </w:rPr>
+        <w:t>uso improprio della variabile di controllo</w:t>
+      </w:r>
+      <w:r>
+        <w:rPr/>
+        <w:t xml:space="preserve">: con </w:t>
+      </w:r>
+      <w:r>
+        <w:rPr>
+          <w:rFonts w:ascii="Consolas" w:hAnsi="Consolas" w:cs="Consolas"/>
+        </w:rPr>
+        <w:t>i = i + 2;</w:t>
+      </w:r>
+      <w:r>
+        <w:rPr/>
+        <w:t xml:space="preserve"> dentro il corpo si altera a mano il contatore, e il ciclo non scorre più come previsto;</w:t>
+      </w:r>
+    </w:p>
+    <w:p>
+      <w:pPr>
+        <w:numPr>
+          <w:ilvl w:val="0"/>
+          <w:numId w:val="1"/>
+        </w:numPr>
+      </w:pPr>
+      <w:r>
+        <w:rPr>
+          <w:b/>
+        </w:rPr>
+        <w:t>scope della variabile contatore</w:t>
+      </w:r>
+      <w:r>
+        <w:rPr/>
+        <w:t xml:space="preserve">: dopo </w:t>
+      </w:r>
+      <w:r>
+        <w:rPr>
+          <w:rFonts w:ascii="Consolas" w:hAnsi="Consolas" w:cs="Consolas"/>
+        </w:rPr>
+        <w:t>for (int i = 0; i &lt; 5; i++) { ... }</w:t>
+      </w:r>
+      <w:r>
+        <w:rPr/>
+        <w:t xml:space="preserve"> scrivere </w:t>
+      </w:r>
+      <w:r>
+        <w:rPr>
+          <w:rFonts w:ascii="Consolas" w:hAnsi="Consolas" w:cs="Consolas"/>
+        </w:rPr>
+        <w:t>printf("%d", i);</w:t>
+      </w:r>
+      <w:r>
+        <w:rPr/>
+        <w:t xml:space="preserve"> è un errore, perché </w:t>
+      </w:r>
+      <w:r>
+        <w:rPr>
+          <w:rFonts w:ascii="Consolas" w:hAnsi="Consolas" w:cs="Consolas"/>
+        </w:rPr>
+        <w:t>i</w:t>
+      </w:r>
+      <w:r>
+        <w:rPr/>
+        <w:t xml:space="preserve"> non esiste fuori dal for.</w:t>
+      </w:r>
+    </w:p>
+    <w:p>
+      <w:r>
+        <w:rPr/>
+        <w:t>(In parole povere: l'errore "off-by-one" è lo sbaglio del paletto e dello spazio fra paletti: se ti servono 10 passi e parti da 0, ti fermi a 9; se arrivi fino a 10 ne fai 11.)</w:t>
+      </w:r>
+    </w:p>
+    <w:p>
+      <w:pPr>
+        <w:pStyle w:val="Titolo2"/>
+      </w:pPr>
+      <w:r>
+        <w:rPr>
+          <w:b/>
+          <w:color w:val="E97132"/>
+        </w:rPr>
+        <w:t>Quando usare for e quando while</w:t>
+      </w:r>
+    </w:p>
+    <w:p>
+      <w:r>
+        <w:rPr/>
+        <w:t>La scelta dipende dalla natura del problema:</w:t>
+      </w:r>
+    </w:p>
+    <w:p>
+      <w:pPr>
+        <w:numPr>
+          <w:ilvl w:val="0"/>
+          <w:numId w:val="1"/>
+        </w:numPr>
+      </w:pPr>
+      <w:r>
+        <w:rPr/>
+        <w:t xml:space="preserve">il </w:t>
+      </w:r>
+      <w:r>
+        <w:rPr>
+          <w:b/>
+        </w:rPr>
+        <w:t>for</w:t>
+      </w:r>
+      <w:r>
+        <w:rPr/>
+        <w:t xml:space="preserve"> va bene quando le iterazioni sono note a priori, per gli intervalli numerici con passo costante e quando il contatore è gestito in modo naturale e regolare;</w:t>
+      </w:r>
+    </w:p>
+    <w:p>
+      <w:pPr>
+        <w:numPr>
+          <w:ilvl w:val="0"/>
+          <w:numId w:val="1"/>
+        </w:numPr>
+      </w:pPr>
+      <w:r>
+        <w:rPr/>
+        <w:t xml:space="preserve">il </w:t>
+      </w:r>
+      <w:r>
+        <w:rPr>
+          <w:b/>
+        </w:rPr>
+        <w:t>while</w:t>
+      </w:r>
+      <w:r>
+        <w:rPr/>
+        <w:t xml:space="preserve"> va bene quando le iterazioni sono ignote in anticipo, quando la condizione dipende da un input o da eventi esterni e quando l'aggiornamento non è numerico o è irregolare.</w:t>
+      </w:r>
+    </w:p>
+    <w:p>
+      <w:r>
+        <w:rPr/>
+        <w:t xml:space="preserve">Il prossimo capitolo riguarda i problemi in cui non si sa quanto durerà il ciclo: le sentinelle, i comandi </w:t>
+      </w:r>
+      <w:r>
+        <w:rPr>
+          <w:rFonts w:ascii="Consolas" w:hAnsi="Consolas" w:cs="Consolas"/>
+        </w:rPr>
+        <w:t>break</w:t>
+      </w:r>
+      <w:r>
+        <w:rPr/>
+        <w:t xml:space="preserve"> e </w:t>
+      </w:r>
+      <w:r>
+        <w:rPr>
+          <w:rFonts w:ascii="Consolas" w:hAnsi="Consolas" w:cs="Consolas"/>
+        </w:rPr>
+        <w:t>continue</w:t>
+      </w:r>
+      <w:r>
+        <w:rPr/>
+        <w:t xml:space="preserve"> e il ciclo </w:t>
+      </w:r>
+      <w:r>
+        <w:rPr>
+          <w:rFonts w:ascii="Consolas" w:hAnsi="Consolas" w:cs="Consolas"/>
+        </w:rPr>
+        <w:t>do-while</w:t>
+      </w:r>
+      <w:r>
+        <w:rPr/>
+        <w:t>.</w:t>
+      </w:r>
+    </w:p>
+    <w:p>
+      <w:pPr>
+        <w:pStyle w:val="Titolo1"/>
+      </w:pPr>
+      <w:r>
+        <w:rPr>
+          <w:b/>
+          <w:color w:val="EE0000"/>
+        </w:rPr>
+        <w:t>Capitolo 22: Sentinelle, break, continue e il Ciclo do-while</w:t>
+      </w:r>
+    </w:p>
+    <w:p>
+      <w:pPr>
+        <w:pStyle w:val="Titolo2"/>
+      </w:pPr>
+      <w:r>
+        <w:rPr>
+          <w:b/>
+          <w:color w:val="E97132"/>
+        </w:rPr>
+        <w:t>Il problema: quando fermarsi</w:t>
+      </w:r>
+    </w:p>
+    <w:p>
+      <w:r>
+        <w:rPr/>
+        <w:t xml:space="preserve">In molti casi non possiamo sapere all'inizio quante volte un ciclo dovrà ripetersi. Serve quindi un meccanismo per decidere </w:t>
+      </w:r>
+      <w:r>
+        <w:rPr>
+          <w:b/>
+        </w:rPr>
+        <w:t>quando fermarsi</w:t>
+      </w:r>
+      <w:r>
+        <w:rPr/>
+        <w:t>. Si usano due concetti, che vanno spesso insieme.</w:t>
+      </w:r>
+    </w:p>
+    <w:p>
+      <w:r>
+        <w:rPr/>
+        <w:t xml:space="preserve">Un </w:t>
+      </w:r>
+      <w:r>
+        <w:rPr>
+          <w:b/>
+        </w:rPr>
+        <w:t>valore sentinella</w:t>
+      </w:r>
+      <w:r>
+        <w:rPr/>
+        <w:t xml:space="preserve"> è un valore speciale che segnala la fine delle iterazioni (per esempio, leggo da input il valore −1). Altri nomi con cui si trova: valore di terminazione, marcatore di fine input, codice di arresto, EOF (</w:t>
+      </w:r>
+      <w:r>
+        <w:rPr>
+          <w:i/>
+        </w:rPr>
+        <w:t>end of file</w:t>
+      </w:r>
+      <w:r>
+        <w:rPr/>
+        <w:t>).</w:t>
+      </w:r>
+    </w:p>
+    <w:p>
+      <w:r>
+        <w:rPr/>
+        <w:t xml:space="preserve">Una </w:t>
+      </w:r>
+      <w:r>
+        <w:rPr>
+          <w:b/>
+        </w:rPr>
+        <w:t>variabile sentinella</w:t>
+      </w:r>
+      <w:r>
+        <w:rPr/>
+        <w:t xml:space="preserve"> è una variabile booleana che controlla il proseguimento del ciclo. Altri nomi comuni: flag di controllo (</w:t>
+      </w:r>
+      <w:r>
+        <w:rPr>
+          <w:i/>
+        </w:rPr>
+        <w:t>flag</w:t>
+      </w:r>
+      <w:r>
+        <w:rPr/>
+        <w:t xml:space="preserve"> vuol dire "bandierina di segnalazione"), controllo di ciclo (</w:t>
+      </w:r>
+      <w:r>
+        <w:rPr>
+          <w:i/>
+        </w:rPr>
+        <w:t>loop flag</w:t>
+      </w:r>
+      <w:r>
+        <w:rPr/>
+        <w:t>), variabile di controllo di terminazione.</w:t>
+      </w:r>
+    </w:p>
+    <w:p>
+      <w:r>
+        <w:rPr/>
+        <w:t>Spesso si usano insieme: il valore sentinella, letto da input, serve ad aggiornare la variabile sentinella che controlla la terminazione del ciclo.</w:t>
+      </w:r>
+    </w:p>
+    <w:p>
+      <w:r>
+        <w:rPr/>
+        <w:t>(In parole povere: il valore sentinella è il "basta, ho finito" che l'utente scrive per fermare il programma; la variabile sentinella è la bandierina alzata dal programma quando decide di fermarsi. Spesso la prima serve ad abbassare o alzare la seconda.)</w:t>
+      </w:r>
+    </w:p>
+    <w:p>
+      <w:pPr>
+        <w:pStyle w:val="Titolo2"/>
+      </w:pPr>
+      <w:r>
+        <w:rPr>
+          <w:b/>
+          <w:color w:val="E97132"/>
+        </w:rPr>
+        <w:t>Un esempio: il primo quadrato maggiore di 500</w:t>
+      </w:r>
+    </w:p>
+    <w:p>
+      <w:r>
+        <w:rPr/>
+        <w:t xml:space="preserve">Per trovare il primo numero il cui quadrato è maggiore di 500 si può usare una variabile sentinella </w:t>
+      </w:r>
+      <w:r>
+        <w:rPr>
+          <w:rFonts w:ascii="Consolas" w:hAnsi="Consolas" w:cs="Consolas"/>
+        </w:rPr>
+        <w:t>trovato</w:t>
+      </w:r>
+      <w:r>
+        <w:rPr/>
+        <w:t>:</w:t>
+      </w:r>
+    </w:p>
+    <w:p>
+      <w:pPr>
+        <w:spacing w:after="0" w:before="0" w:line="240" w:lineRule="auto"/>
+      </w:pPr>
+      <w:r>
+        <w:rPr>
+          <w:rFonts w:ascii="Consolas" w:hAnsi="Consolas" w:cs="Consolas"/>
+          <w:sz w:val="17"/>
+        </w:rPr>
+        <w:t>int n = 1;</w:t>
+      </w:r>
+    </w:p>
+    <w:p>
+      <w:pPr>
+        <w:spacing w:after="0" w:before="0" w:line="240" w:lineRule="auto"/>
+      </w:pPr>
+      <w:r>
+        <w:rPr>
+          <w:rFonts w:ascii="Consolas" w:hAnsi="Consolas" w:cs="Consolas"/>
+          <w:sz w:val="17"/>
+        </w:rPr>
+        <w:t>bool trovato = false;       // variabile sentinella (serve &lt;stdbool.h&gt;, cap. 17)</w:t>
+      </w:r>
+    </w:p>
+    <w:p>
+      <w:pPr>
+        <w:spacing w:after="0" w:before="0" w:line="240" w:lineRule="auto"/>
+      </w:pPr>
+      <w:r>
+        <w:rPr>
+          <w:rFonts w:ascii="Consolas" w:hAnsi="Consolas" w:cs="Consolas"/>
+          <w:sz w:val="17"/>
+        </w:rPr>
+      </w:r>
+    </w:p>
+    <w:p>
+      <w:pPr>
+        <w:spacing w:after="0" w:before="0" w:line="240" w:lineRule="auto"/>
+      </w:pPr>
+      <w:r>
+        <w:rPr>
+          <w:rFonts w:ascii="Consolas" w:hAnsi="Consolas" w:cs="Consolas"/>
+          <w:sz w:val="17"/>
+        </w:rPr>
+        <w:t>while (!trovato) {</w:t>
+      </w:r>
+    </w:p>
+    <w:p>
+      <w:pPr>
+        <w:spacing w:after="0" w:before="0" w:line="240" w:lineRule="auto"/>
+      </w:pPr>
+      <w:r>
+        <w:rPr>
+          <w:rFonts w:ascii="Consolas" w:hAnsi="Consolas" w:cs="Consolas"/>
+          <w:sz w:val="17"/>
+        </w:rPr>
+        <w:t xml:space="preserve">    int q = n * n;</w:t>
+      </w:r>
+    </w:p>
+    <w:p>
+      <w:pPr>
+        <w:spacing w:after="0" w:before="0" w:line="240" w:lineRule="auto"/>
+      </w:pPr>
+      <w:r>
+        <w:rPr>
+          <w:rFonts w:ascii="Consolas" w:hAnsi="Consolas" w:cs="Consolas"/>
+          <w:sz w:val="17"/>
+        </w:rPr>
+        <w:t xml:space="preserve">    if (q &gt; 500) {</w:t>
+      </w:r>
+    </w:p>
+    <w:p>
+      <w:pPr>
+        <w:spacing w:after="0" w:before="0" w:line="240" w:lineRule="auto"/>
+      </w:pPr>
+      <w:r>
+        <w:rPr>
+          <w:rFonts w:ascii="Consolas" w:hAnsi="Consolas" w:cs="Consolas"/>
+          <w:sz w:val="17"/>
+        </w:rPr>
+        <w:t xml:space="preserve">        trovato = true;</w:t>
+      </w:r>
+    </w:p>
+    <w:p>
+      <w:pPr>
+        <w:spacing w:after="0" w:before="0" w:line="240" w:lineRule="auto"/>
+      </w:pPr>
+      <w:r>
+        <w:rPr>
+          <w:rFonts w:ascii="Consolas" w:hAnsi="Consolas" w:cs="Consolas"/>
+          <w:sz w:val="17"/>
+        </w:rPr>
+        <w:t xml:space="preserve">    }</w:t>
+      </w:r>
+    </w:p>
+    <w:p>
+      <w:pPr>
+        <w:spacing w:after="0" w:before="0" w:line="240" w:lineRule="auto"/>
+      </w:pPr>
+      <w:r>
+        <w:rPr>
+          <w:rFonts w:ascii="Consolas" w:hAnsi="Consolas" w:cs="Consolas"/>
+          <w:sz w:val="17"/>
+        </w:rPr>
+        <w:t xml:space="preserve">    else {</w:t>
+      </w:r>
+    </w:p>
+    <w:p>
+      <w:pPr>
+        <w:spacing w:after="0" w:before="0" w:line="240" w:lineRule="auto"/>
+      </w:pPr>
+      <w:r>
+        <w:rPr>
+          <w:rFonts w:ascii="Consolas" w:hAnsi="Consolas" w:cs="Consolas"/>
+          <w:sz w:val="17"/>
+        </w:rPr>
+        <w:t xml:space="preserve">        n++;</w:t>
+      </w:r>
+    </w:p>
+    <w:p>
+      <w:pPr>
+        <w:spacing w:after="0" w:before="0" w:line="240" w:lineRule="auto"/>
+      </w:pPr>
+      <w:r>
+        <w:rPr>
+          <w:rFonts w:ascii="Consolas" w:hAnsi="Consolas" w:cs="Consolas"/>
+          <w:sz w:val="17"/>
+        </w:rPr>
+        <w:t xml:space="preserve">    }</w:t>
+      </w:r>
+    </w:p>
+    <w:p>
+      <w:pPr>
+        <w:spacing w:after="0" w:before="0" w:line="240" w:lineRule="auto"/>
+      </w:pPr>
+      <w:r>
+        <w:rPr>
+          <w:rFonts w:ascii="Consolas" w:hAnsi="Consolas" w:cs="Consolas"/>
+          <w:sz w:val="17"/>
+        </w:rPr>
+        <w:t>}</w:t>
+      </w:r>
+    </w:p>
+    <w:p>
+      <w:pPr>
+        <w:spacing w:after="0" w:before="0" w:line="240" w:lineRule="auto"/>
+      </w:pPr>
+      <w:r>
+        <w:rPr>
+          <w:rFonts w:ascii="Consolas" w:hAnsi="Consolas" w:cs="Consolas"/>
+          <w:sz w:val="17"/>
+        </w:rPr>
+        <w:t>printf("%d x %d = %d\n", n, n, n*n);</w:t>
+      </w:r>
+    </w:p>
+    <w:p/>
+    <w:p>
+      <w:r>
+        <w:rPr/>
+        <w:t>Lo stesso problema si può risolvere più brevemente scrivendo direttamente nella condizione il caso in cui si deve continuare:</w:t>
+      </w:r>
+    </w:p>
+    <w:p>
+      <w:pPr>
+        <w:spacing w:after="0" w:before="0" w:line="240" w:lineRule="auto"/>
+      </w:pPr>
+      <w:r>
+        <w:rPr>
+          <w:rFonts w:ascii="Consolas" w:hAnsi="Consolas" w:cs="Consolas"/>
+          <w:sz w:val="17"/>
+        </w:rPr>
+        <w:t>int n = 1;</w:t>
+      </w:r>
+    </w:p>
+    <w:p>
+      <w:pPr>
+        <w:spacing w:after="0" w:before="0" w:line="240" w:lineRule="auto"/>
+      </w:pPr>
+      <w:r>
+        <w:rPr>
+          <w:rFonts w:ascii="Consolas" w:hAnsi="Consolas" w:cs="Consolas"/>
+          <w:sz w:val="17"/>
+        </w:rPr>
+        <w:t>// n*n &lt;= 500: finché vale, si continua</w:t>
+      </w:r>
+    </w:p>
+    <w:p>
+      <w:pPr>
+        <w:spacing w:after="0" w:before="0" w:line="240" w:lineRule="auto"/>
+      </w:pPr>
+      <w:r>
+        <w:rPr>
+          <w:rFonts w:ascii="Consolas" w:hAnsi="Consolas" w:cs="Consolas"/>
+          <w:sz w:val="17"/>
+        </w:rPr>
+        <w:t>while (n * n &lt;= 500) {</w:t>
+      </w:r>
+    </w:p>
+    <w:p>
+      <w:pPr>
+        <w:spacing w:after="0" w:before="0" w:line="240" w:lineRule="auto"/>
+      </w:pPr>
+      <w:r>
+        <w:rPr>
+          <w:rFonts w:ascii="Consolas" w:hAnsi="Consolas" w:cs="Consolas"/>
+          <w:sz w:val="17"/>
+        </w:rPr>
+        <w:t xml:space="preserve">    n++;</w:t>
+      </w:r>
+    </w:p>
+    <w:p>
+      <w:pPr>
+        <w:spacing w:after="0" w:before="0" w:line="240" w:lineRule="auto"/>
+      </w:pPr>
+      <w:r>
+        <w:rPr>
+          <w:rFonts w:ascii="Consolas" w:hAnsi="Consolas" w:cs="Consolas"/>
+          <w:sz w:val="17"/>
+        </w:rPr>
+        <w:t>}</w:t>
+      </w:r>
+    </w:p>
+    <w:p>
+      <w:pPr>
+        <w:spacing w:after="0" w:before="0" w:line="240" w:lineRule="auto"/>
+      </w:pPr>
+      <w:r>
+        <w:rPr>
+          <w:rFonts w:ascii="Consolas" w:hAnsi="Consolas" w:cs="Consolas"/>
+          <w:sz w:val="17"/>
+        </w:rPr>
+        <w:t>printf("%d x %d = %d\n", n, n, n*n);</w:t>
+      </w:r>
+    </w:p>
+    <w:p/>
+    <w:p>
+      <w:r>
+        <w:rPr/>
+        <w:t>Il risultato è lo stesso: il primo n con n² &gt; 500 è 23 (22² = 484, 23² = 529). La seconda versione è più breve; la prima rende esplicito il motivo per cui il ciclo si ferma, e per questo è più adatta quando le condizioni di uscita sono più di una o più complicate.</w:t>
+      </w:r>
+    </w:p>
+    <w:p>
+      <w:pPr>
+        <w:pStyle w:val="Titolo2"/>
+      </w:pPr>
+      <w:r>
+        <w:rPr>
+          <w:b/>
+          <w:color w:val="E97132"/>
+        </w:rPr>
+        <w:t>La media delle altezze con una variabile sentinella</w:t>
+      </w:r>
+    </w:p>
+    <w:p>
+      <w:r>
+        <w:rPr/>
+        <w:t xml:space="preserve">Nel capitolo 20 la media delle altezze usava il valore sentinella (un'altezza negativa) direttamente nella condizione del while. La versione con una variabile sentinella </w:t>
+      </w:r>
+      <w:r>
+        <w:rPr>
+          <w:rFonts w:ascii="Consolas" w:hAnsi="Consolas" w:cs="Consolas"/>
+        </w:rPr>
+        <w:t>continua</w:t>
+      </w:r>
+      <w:r>
+        <w:rPr/>
+        <w:t xml:space="preserve"> rende più chiaro il flusso:</w:t>
+      </w:r>
+    </w:p>
+    <w:p>
+      <w:pPr>
+        <w:spacing w:after="0" w:before="0" w:line="240" w:lineRule="auto"/>
+      </w:pPr>
+      <w:r>
+        <w:rPr>
+          <w:rFonts w:ascii="Consolas" w:hAnsi="Consolas" w:cs="Consolas"/>
+          <w:sz w:val="17"/>
+        </w:rPr>
+        <w:t>int somma = 0, count = 0;</w:t>
+      </w:r>
+    </w:p>
+    <w:p>
+      <w:pPr>
+        <w:spacing w:after="0" w:before="0" w:line="240" w:lineRule="auto"/>
+      </w:pPr>
+      <w:r>
+        <w:rPr>
+          <w:rFonts w:ascii="Consolas" w:hAnsi="Consolas" w:cs="Consolas"/>
+          <w:sz w:val="17"/>
+        </w:rPr>
+        <w:t>bool continua = true;       // variabile sentinella</w:t>
+      </w:r>
+    </w:p>
+    <w:p>
+      <w:pPr>
+        <w:spacing w:after="0" w:before="0" w:line="240" w:lineRule="auto"/>
+      </w:pPr>
+      <w:r>
+        <w:rPr>
+          <w:rFonts w:ascii="Consolas" w:hAnsi="Consolas" w:cs="Consolas"/>
+          <w:sz w:val="17"/>
+        </w:rPr>
+      </w:r>
+    </w:p>
+    <w:p>
+      <w:pPr>
+        <w:spacing w:after="0" w:before="0" w:line="240" w:lineRule="auto"/>
+      </w:pPr>
+      <w:r>
+        <w:rPr>
+          <w:rFonts w:ascii="Consolas" w:hAnsi="Consolas" w:cs="Consolas"/>
+          <w:sz w:val="17"/>
+        </w:rPr>
+        <w:t>while (continua) {</w:t>
+      </w:r>
+    </w:p>
+    <w:p>
+      <w:pPr>
+        <w:spacing w:after="0" w:before="0" w:line="240" w:lineRule="auto"/>
+      </w:pPr>
+      <w:r>
+        <w:rPr>
+          <w:rFonts w:ascii="Consolas" w:hAnsi="Consolas" w:cs="Consolas"/>
+          <w:sz w:val="17"/>
+        </w:rPr>
+        <w:t xml:space="preserve">    int altezza;</w:t>
+      </w:r>
+    </w:p>
+    <w:p>
+      <w:pPr>
+        <w:spacing w:after="0" w:before="0" w:line="240" w:lineRule="auto"/>
+      </w:pPr>
+      <w:r>
+        <w:rPr>
+          <w:rFonts w:ascii="Consolas" w:hAnsi="Consolas" w:cs="Consolas"/>
+          <w:sz w:val="17"/>
+        </w:rPr>
+        <w:t xml:space="preserve">    printf("Inserisci altezza (negativa per terminare): ");</w:t>
+      </w:r>
+    </w:p>
+    <w:p>
+      <w:pPr>
+        <w:spacing w:after="0" w:before="0" w:line="240" w:lineRule="auto"/>
+      </w:pPr>
+      <w:r>
+        <w:rPr>
+          <w:rFonts w:ascii="Consolas" w:hAnsi="Consolas" w:cs="Consolas"/>
+          <w:sz w:val="17"/>
+        </w:rPr>
+        <w:t xml:space="preserve">    scanf("%d", &amp;altezza);</w:t>
+      </w:r>
+    </w:p>
+    <w:p>
+      <w:pPr>
+        <w:spacing w:after="0" w:before="0" w:line="240" w:lineRule="auto"/>
+      </w:pPr>
+      <w:r>
+        <w:rPr>
+          <w:rFonts w:ascii="Consolas" w:hAnsi="Consolas" w:cs="Consolas"/>
+          <w:sz w:val="17"/>
+        </w:rPr>
+      </w:r>
+    </w:p>
+    <w:p>
+      <w:pPr>
+        <w:spacing w:after="0" w:before="0" w:line="240" w:lineRule="auto"/>
+      </w:pPr>
+      <w:r>
+        <w:rPr>
+          <w:rFonts w:ascii="Consolas" w:hAnsi="Consolas" w:cs="Consolas"/>
+          <w:sz w:val="17"/>
+        </w:rPr>
+        <w:t xml:space="preserve">    if (altezza &gt;= 0) {</w:t>
+      </w:r>
+    </w:p>
+    <w:p>
+      <w:pPr>
+        <w:spacing w:after="0" w:before="0" w:line="240" w:lineRule="auto"/>
+      </w:pPr>
+      <w:r>
+        <w:rPr>
+          <w:rFonts w:ascii="Consolas" w:hAnsi="Consolas" w:cs="Consolas"/>
+          <w:sz w:val="17"/>
+        </w:rPr>
+        <w:t xml:space="preserve">        somma += altezza;</w:t>
+      </w:r>
+    </w:p>
+    <w:p>
+      <w:pPr>
+        <w:spacing w:after="0" w:before="0" w:line="240" w:lineRule="auto"/>
+      </w:pPr>
+      <w:r>
+        <w:rPr>
+          <w:rFonts w:ascii="Consolas" w:hAnsi="Consolas" w:cs="Consolas"/>
+          <w:sz w:val="17"/>
+        </w:rPr>
+        <w:t xml:space="preserve">        count++;</w:t>
+      </w:r>
+    </w:p>
+    <w:p>
+      <w:pPr>
+        <w:spacing w:after="0" w:before="0" w:line="240" w:lineRule="auto"/>
+      </w:pPr>
+      <w:r>
+        <w:rPr>
+          <w:rFonts w:ascii="Consolas" w:hAnsi="Consolas" w:cs="Consolas"/>
+          <w:sz w:val="17"/>
+        </w:rPr>
+        <w:t xml:space="preserve">    }</w:t>
+      </w:r>
+    </w:p>
+    <w:p>
+      <w:pPr>
+        <w:spacing w:after="0" w:before="0" w:line="240" w:lineRule="auto"/>
+      </w:pPr>
+      <w:r>
+        <w:rPr>
+          <w:rFonts w:ascii="Consolas" w:hAnsi="Consolas" w:cs="Consolas"/>
+          <w:sz w:val="17"/>
+        </w:rPr>
+        <w:t xml:space="preserve">    else {                  // altezza è un valore sentinella (&lt; 0)</w:t>
+      </w:r>
+    </w:p>
+    <w:p>
+      <w:pPr>
+        <w:spacing w:after="0" w:before="0" w:line="240" w:lineRule="auto"/>
+      </w:pPr>
+      <w:r>
+        <w:rPr>
+          <w:rFonts w:ascii="Consolas" w:hAnsi="Consolas" w:cs="Consolas"/>
+          <w:sz w:val="17"/>
+        </w:rPr>
+        <w:t xml:space="preserve">        continua = false;   // aggiorna la sentinella: il ciclo finisce</w:t>
+      </w:r>
+    </w:p>
+    <w:p>
+      <w:pPr>
+        <w:spacing w:after="0" w:before="0" w:line="240" w:lineRule="auto"/>
+      </w:pPr>
+      <w:r>
+        <w:rPr>
+          <w:rFonts w:ascii="Consolas" w:hAnsi="Consolas" w:cs="Consolas"/>
+          <w:sz w:val="17"/>
+        </w:rPr>
+        <w:t xml:space="preserve">    }</w:t>
+      </w:r>
+    </w:p>
+    <w:p>
+      <w:pPr>
+        <w:spacing w:after="0" w:before="0" w:line="240" w:lineRule="auto"/>
+      </w:pPr>
+      <w:r>
+        <w:rPr>
+          <w:rFonts w:ascii="Consolas" w:hAnsi="Consolas" w:cs="Consolas"/>
+          <w:sz w:val="17"/>
+        </w:rPr>
+        <w:t>}</w:t>
+      </w:r>
+    </w:p>
+    <w:p>
+      <w:pPr>
+        <w:spacing w:after="0" w:before="0" w:line="240" w:lineRule="auto"/>
+      </w:pPr>
+      <w:r>
+        <w:rPr>
+          <w:rFonts w:ascii="Consolas" w:hAnsi="Consolas" w:cs="Consolas"/>
+          <w:sz w:val="17"/>
+        </w:rPr>
+        <w:t>printf("Media = %f\n", somma / (float)count);</w:t>
+      </w:r>
+    </w:p>
+    <w:p/>
+    <w:p>
+      <w:r>
+        <w:rPr/>
+        <w:t xml:space="preserve">Il valore sentinella (altezza negativa) serve ad aggiornare la variabile sentinella </w:t>
+      </w:r>
+      <w:r>
+        <w:rPr>
+          <w:rFonts w:ascii="Consolas" w:hAnsi="Consolas" w:cs="Consolas"/>
+        </w:rPr>
+        <w:t>continua</w:t>
+      </w:r>
+      <w:r>
+        <w:rPr/>
+        <w:t xml:space="preserve">, che a sua volta controlla la terminazione. Il giro in corso finisce e, alla successiva valutazione della condizione, </w:t>
+      </w:r>
+      <w:r>
+        <w:rPr>
+          <w:rFonts w:ascii="Consolas" w:hAnsi="Consolas" w:cs="Consolas"/>
+        </w:rPr>
+        <w:t>continua</w:t>
+      </w:r>
+      <w:r>
+        <w:rPr/>
+        <w:t xml:space="preserve"> è falsa e il ciclo termina.</w:t>
+      </w:r>
+    </w:p>
+    <w:p>
+      <w:pPr>
+        <w:pStyle w:val="Titolo2"/>
+      </w:pPr>
+      <w:r>
+        <w:rPr>
+          <w:b/>
+          <w:color w:val="E97132"/>
+        </w:rPr>
+        <w:t>Il controllo esplicito del flusso: break e continue</w:t>
+      </w:r>
+    </w:p>
+    <w:p>
+      <w:r>
+        <w:rPr/>
+        <w:t>Il linguaggio definisce due parole chiave per controllare in modo esplicito il flusso dentro un ciclo.</w:t>
+      </w:r>
+    </w:p>
+    <w:p>
+      <w:r>
+        <w:rPr/>
+        <w:t xml:space="preserve">L'istruzione </w:t>
+      </w:r>
+      <w:r>
+        <w:rPr>
+          <w:b/>
+        </w:rPr>
+        <w:t>break</w:t>
+      </w:r>
+      <w:r>
+        <w:rPr/>
+        <w:t xml:space="preserve"> interrompe immediatamente il ciclo corrente: il flusso riprende subito dopo il ciclo. L'istruzione </w:t>
+      </w:r>
+      <w:r>
+        <w:rPr>
+          <w:b/>
+        </w:rPr>
+        <w:t>continue</w:t>
+      </w:r>
+      <w:r>
+        <w:rPr/>
+        <w:t xml:space="preserve"> salta il resto del blocco per l'iterazione corrente e passa subito alla successiva valutazione della condizione.</w:t>
+      </w:r>
+    </w:p>
+    <w:p>
+      <w:pPr>
+        <w:spacing w:after="0" w:before="0" w:line="240" w:lineRule="auto"/>
+      </w:pPr>
+      <w:r>
+        <w:rPr>
+          <w:rFonts w:ascii="Consolas" w:hAnsi="Consolas" w:cs="Consolas"/>
+          <w:sz w:val="17"/>
+        </w:rPr>
+        <w:t>for (int i = 0; i &lt; 10; i++) {</w:t>
+      </w:r>
+    </w:p>
+    <w:p>
+      <w:pPr>
+        <w:spacing w:after="0" w:before="0" w:line="240" w:lineRule="auto"/>
+      </w:pPr>
+      <w:r>
+        <w:rPr>
+          <w:rFonts w:ascii="Consolas" w:hAnsi="Consolas" w:cs="Consolas"/>
+          <w:sz w:val="17"/>
+        </w:rPr>
+        <w:t xml:space="preserve">    if (i == 5)</w:t>
+      </w:r>
+    </w:p>
+    <w:p>
+      <w:pPr>
+        <w:spacing w:after="0" w:before="0" w:line="240" w:lineRule="auto"/>
+      </w:pPr>
+      <w:r>
+        <w:rPr>
+          <w:rFonts w:ascii="Consolas" w:hAnsi="Consolas" w:cs="Consolas"/>
+          <w:sz w:val="17"/>
+        </w:rPr>
+        <w:t xml:space="preserve">        break;              // stop al ciclo</w:t>
+      </w:r>
+    </w:p>
+    <w:p>
+      <w:pPr>
+        <w:spacing w:after="0" w:before="0" w:line="240" w:lineRule="auto"/>
+      </w:pPr>
+      <w:r>
+        <w:rPr>
+          <w:rFonts w:ascii="Consolas" w:hAnsi="Consolas" w:cs="Consolas"/>
+          <w:sz w:val="17"/>
+        </w:rPr>
+        <w:t xml:space="preserve">    printf("%d ", i);</w:t>
+      </w:r>
+    </w:p>
+    <w:p>
+      <w:pPr>
+        <w:spacing w:after="0" w:before="0" w:line="240" w:lineRule="auto"/>
+      </w:pPr>
+      <w:r>
+        <w:rPr>
+          <w:rFonts w:ascii="Consolas" w:hAnsi="Consolas" w:cs="Consolas"/>
+          <w:sz w:val="17"/>
+        </w:rPr>
+        <w:t>}</w:t>
+      </w:r>
+    </w:p>
+    <w:p/>
+    <w:p>
+      <w:r>
+        <w:rPr/>
+        <w:t xml:space="preserve">Questo primo ciclo stampa </w:t>
+      </w:r>
+      <w:r>
+        <w:rPr>
+          <w:rFonts w:ascii="Consolas" w:hAnsi="Consolas" w:cs="Consolas"/>
+        </w:rPr>
+        <w:t>0 1 2 3 4</w:t>
+      </w:r>
+      <w:r>
+        <w:rPr/>
+        <w:t xml:space="preserve"> e si ferma quando </w:t>
+      </w:r>
+      <w:r>
+        <w:rPr>
+          <w:rFonts w:ascii="Consolas" w:hAnsi="Consolas" w:cs="Consolas"/>
+        </w:rPr>
+        <w:t>i</w:t>
+      </w:r>
+      <w:r>
+        <w:rPr/>
+        <w:t xml:space="preserve"> vale 5.</w:t>
+      </w:r>
+    </w:p>
+    <w:p>
+      <w:pPr>
+        <w:spacing w:after="0" w:before="0" w:line="240" w:lineRule="auto"/>
+      </w:pPr>
+      <w:r>
+        <w:rPr>
+          <w:rFonts w:ascii="Consolas" w:hAnsi="Consolas" w:cs="Consolas"/>
+          <w:sz w:val="17"/>
+        </w:rPr>
+        <w:t>for (int i = 0; i &lt; 10; i++) {</w:t>
+      </w:r>
+    </w:p>
+    <w:p>
+      <w:pPr>
+        <w:spacing w:after="0" w:before="0" w:line="240" w:lineRule="auto"/>
+      </w:pPr>
+      <w:r>
+        <w:rPr>
+          <w:rFonts w:ascii="Consolas" w:hAnsi="Consolas" w:cs="Consolas"/>
+          <w:sz w:val="17"/>
+        </w:rPr>
+        <w:t xml:space="preserve">    if (i % 2 == 0)</w:t>
+      </w:r>
+    </w:p>
+    <w:p>
+      <w:pPr>
+        <w:spacing w:after="0" w:before="0" w:line="240" w:lineRule="auto"/>
+      </w:pPr>
+      <w:r>
+        <w:rPr>
+          <w:rFonts w:ascii="Consolas" w:hAnsi="Consolas" w:cs="Consolas"/>
+          <w:sz w:val="17"/>
+        </w:rPr>
+        <w:t xml:space="preserve">        continue;           // salta i pari</w:t>
+      </w:r>
+    </w:p>
+    <w:p>
+      <w:pPr>
+        <w:spacing w:after="0" w:before="0" w:line="240" w:lineRule="auto"/>
+      </w:pPr>
+      <w:r>
+        <w:rPr>
+          <w:rFonts w:ascii="Consolas" w:hAnsi="Consolas" w:cs="Consolas"/>
+          <w:sz w:val="17"/>
+        </w:rPr>
+        <w:t xml:space="preserve">    printf("%d ", i);</w:t>
+      </w:r>
+    </w:p>
+    <w:p>
+      <w:pPr>
+        <w:spacing w:after="0" w:before="0" w:line="240" w:lineRule="auto"/>
+      </w:pPr>
+      <w:r>
+        <w:rPr>
+          <w:rFonts w:ascii="Consolas" w:hAnsi="Consolas" w:cs="Consolas"/>
+          <w:sz w:val="17"/>
+        </w:rPr>
+        <w:t>}</w:t>
+      </w:r>
+    </w:p>
+    <w:p/>
+    <w:p>
+      <w:r>
+        <w:rPr/>
+        <w:t xml:space="preserve">Questo secondo ciclo stampa </w:t>
+      </w:r>
+      <w:r>
+        <w:rPr>
+          <w:rFonts w:ascii="Consolas" w:hAnsi="Consolas" w:cs="Consolas"/>
+        </w:rPr>
+        <w:t>1 3 5 7 9</w:t>
+      </w:r>
+      <w:r>
+        <w:rPr/>
+        <w:t xml:space="preserve">: per i numeri pari il </w:t>
+      </w:r>
+      <w:r>
+        <w:rPr>
+          <w:rFonts w:ascii="Consolas" w:hAnsi="Consolas" w:cs="Consolas"/>
+        </w:rPr>
+        <w:t>continue</w:t>
+      </w:r>
+      <w:r>
+        <w:rPr/>
+        <w:t xml:space="preserve"> salta la </w:t>
+      </w:r>
+      <w:r>
+        <w:rPr>
+          <w:rFonts w:ascii="Consolas" w:hAnsi="Consolas" w:cs="Consolas"/>
+        </w:rPr>
+        <w:t>printf</w:t>
+      </w:r>
+      <w:r>
+        <w:rPr/>
+        <w:t xml:space="preserve"> e passa al giro successivo. Nel </w:t>
+      </w:r>
+      <w:r>
+        <w:rPr>
+          <w:rFonts w:ascii="Consolas" w:hAnsi="Consolas" w:cs="Consolas"/>
+        </w:rPr>
+        <w:t>for</w:t>
+      </w:r>
+      <w:r>
+        <w:rPr/>
+        <w:t xml:space="preserve"> l'aggiornamento </w:t>
+      </w:r>
+      <w:r>
+        <w:rPr>
+          <w:rFonts w:ascii="Consolas" w:hAnsi="Consolas" w:cs="Consolas"/>
+        </w:rPr>
+        <w:t>i++</w:t>
+      </w:r>
+      <w:r>
+        <w:rPr/>
+        <w:t xml:space="preserve"> viene eseguito comunque, ed è per questo che il ciclo non diventa infinito (nota nostra: in un </w:t>
+      </w:r>
+      <w:r>
+        <w:rPr>
+          <w:rFonts w:ascii="Consolas" w:hAnsi="Consolas" w:cs="Consolas"/>
+        </w:rPr>
+        <w:t>while</w:t>
+      </w:r>
+      <w:r>
+        <w:rPr/>
+        <w:t xml:space="preserve"> equivalente un </w:t>
+      </w:r>
+      <w:r>
+        <w:rPr>
+          <w:rFonts w:ascii="Consolas" w:hAnsi="Consolas" w:cs="Consolas"/>
+        </w:rPr>
+        <w:t>continue</w:t>
+      </w:r>
+      <w:r>
+        <w:rPr/>
+        <w:t xml:space="preserve"> salterebbe anche l'aggiornamento).</w:t>
+      </w:r>
+    </w:p>
+    <w:p>
+      <w:r>
+        <w:rPr/>
+        <w:t xml:space="preserve">(In parole povere: </w:t>
+      </w:r>
+      <w:r>
+        <w:rPr>
+          <w:rFonts w:ascii="Consolas" w:hAnsi="Consolas" w:cs="Consolas"/>
+        </w:rPr>
+        <w:t>break</w:t>
+      </w:r>
+      <w:r>
+        <w:rPr/>
+        <w:t xml:space="preserve"> è l'uscita di emergenza che fa uscire dal ciclo subito; </w:t>
+      </w:r>
+      <w:r>
+        <w:rPr>
+          <w:rFonts w:ascii="Consolas" w:hAnsi="Consolas" w:cs="Consolas"/>
+        </w:rPr>
+        <w:t>continue</w:t>
+      </w:r>
+      <w:r>
+        <w:rPr/>
+        <w:t xml:space="preserve"> è il "salta questo giro" che passa direttamente al prossimo.)</w:t>
+      </w:r>
+    </w:p>
+    <w:p>
+      <w:r>
+        <w:rPr/>
+        <w:t xml:space="preserve">Entrambe le istruzioni possono essere utili in casi particolari, ma peggiorano la leggibilità. Per questo </w:t>
+      </w:r>
+      <w:r>
+        <w:rPr>
+          <w:b/>
+        </w:rPr>
+        <w:t>nel corso si eviterà di usarle</w:t>
+      </w:r>
+      <w:r>
+        <w:rPr/>
+        <w:t>: è meglio esplicitare le condizioni di terminazione con le variabili sentinella.</w:t>
+      </w:r>
+    </w:p>
+    <w:p>
+      <w:pPr>
+        <w:pStyle w:val="Titolo2"/>
+      </w:pPr>
+      <w:r>
+        <w:rPr>
+          <w:b/>
+          <w:color w:val="E97132"/>
+        </w:rPr>
+        <w:t>Il ciclo do-while</w:t>
+      </w:r>
+    </w:p>
+    <w:p>
+      <w:r>
+        <w:rPr/>
+        <w:t xml:space="preserve">Il </w:t>
+      </w:r>
+      <w:r>
+        <w:rPr>
+          <w:b/>
+        </w:rPr>
+        <w:t>do-while</w:t>
+      </w:r>
+      <w:r>
+        <w:rPr/>
+        <w:t xml:space="preserve"> è una variante del while in cui la valutazione della condizione è </w:t>
+      </w:r>
+      <w:r>
+        <w:rPr>
+          <w:b/>
+        </w:rPr>
+        <w:t>posticipata</w:t>
+      </w:r>
+      <w:r>
+        <w:rPr/>
+        <w:t>:</w:t>
+      </w:r>
+    </w:p>
+    <w:p>
+      <w:pPr>
+        <w:spacing w:after="0" w:before="0" w:line="240" w:lineRule="auto"/>
+      </w:pPr>
+      <w:r>
+        <w:rPr>
+          <w:rFonts w:ascii="Consolas" w:hAnsi="Consolas" w:cs="Consolas"/>
+          <w:sz w:val="17"/>
+        </w:rPr>
+        <w:t>do {</w:t>
+      </w:r>
+    </w:p>
+    <w:p>
+      <w:pPr>
+        <w:spacing w:after="0" w:before="0" w:line="240" w:lineRule="auto"/>
+      </w:pPr>
+      <w:r>
+        <w:rPr>
+          <w:rFonts w:ascii="Consolas" w:hAnsi="Consolas" w:cs="Consolas"/>
+          <w:sz w:val="17"/>
+        </w:rPr>
+        <w:t xml:space="preserve">    // blocco di istruzioni da ripetere</w:t>
+      </w:r>
+    </w:p>
+    <w:p>
+      <w:pPr>
+        <w:spacing w:after="0" w:before="0" w:line="240" w:lineRule="auto"/>
+      </w:pPr>
+      <w:r>
+        <w:rPr>
+          <w:rFonts w:ascii="Consolas" w:hAnsi="Consolas" w:cs="Consolas"/>
+          <w:sz w:val="17"/>
+        </w:rPr>
+        <w:t>} while (condizione);</w:t>
+      </w:r>
+    </w:p>
+    <w:p/>
+    <w:p>
+      <w:r>
+        <w:rPr/>
+        <w:t xml:space="preserve">Il blocco viene </w:t>
+      </w:r>
+      <w:r>
+        <w:rPr>
+          <w:b/>
+        </w:rPr>
+        <w:t>sempre eseguito almeno una volta</w:t>
+      </w:r>
+      <w:r>
+        <w:rPr/>
+        <w:t>, e poi si ripete finché la condizione è vera. Si noti il punto e virgola finale dopo la parentesi della condizione.</w:t>
+      </w:r>
+    </w:p>
+    <w:p>
+      <w:r>
+        <w:rPr/>
+        <w:t>(In parole povere: nel while si controlla prima di entrare, nel do-while si entra e si controlla dopo. È come assaggiare il piatto prima di decidere se ne vuoi ancora.)</w:t>
+      </w:r>
+    </w:p>
+    <w:p>
+      <w:pPr>
+        <w:keepNext/>
+        <w:jc w:val="center"/>
+      </w:pPr>
+      <w:r>
+        <w:drawing>
+          <wp:inline xmlns:a="http://schemas.openxmlformats.org/drawingml/2006/main" xmlns:pic="http://schemas.openxmlformats.org/drawingml/2006/picture">
+            <wp:extent cx="4320000" cy="2280000"/>
+            <wp:docPr id="475959983" name="Picture 475959983"/>
+            <wp:cNvGraphicFramePr>
+              <a:graphicFrameLocks noChangeAspect="1"/>
+            </wp:cNvGraphicFramePr>
+            <a:graphic>
+              <a:graphicData uri="http://schemas.openxmlformats.org/drawingml/2006/picture">
+                <pic:pic>
+                  <pic:nvPicPr>
+                    <pic:cNvPr id="0" name="ch22_while_dowhile.png"/>
+                    <pic:cNvPicPr/>
+                  </pic:nvPicPr>
+                  <pic:blipFill>
+                    <a:blip r:embed="rId32"/>
+                    <a:stretch>
+                      <a:fillRect/>
+                    </a:stretch>
+                  </pic:blipFill>
+                  <pic:spPr>
+                    <a:xfrm>
+                      <a:off x="0" y="0"/>
+                      <a:ext cx="4320000" cy="2280000"/>
+                    </a:xfrm>
+                    <a:prstGeom prst="rect"/>
+                  </pic:spPr>
+                </pic:pic>
+              </a:graphicData>
+            </a:graphic>
+          </wp:inline>
+        </w:drawing>
+      </w:r>
+    </w:p>
+    <w:p>
+      <w:pPr>
+        <w:jc w:val="center"/>
+      </w:pPr>
+      <w:r>
+        <w:rPr>
+          <w:i/>
+          <w:sz w:val="18"/>
+        </w:rPr>
+        <w:t>A confronto while e do-while: il controllo della condizione è prima o dopo il blocco.</w:t>
+      </w:r>
+    </w:p>
+    <w:p>
+      <w:r>
+        <w:rPr/>
+        <w:t xml:space="preserve">È utile per scenari specifici, come la </w:t>
+      </w:r>
+      <w:r>
+        <w:rPr>
+          <w:b/>
+        </w:rPr>
+        <w:t>validazione dell'input</w:t>
+      </w:r>
+      <w:r>
+        <w:rPr/>
+        <w:t xml:space="preserve">: chiedere un valore finché l'utente non ne inserisce uno valido. Si ricorda che </w:t>
+      </w:r>
+      <w:r>
+        <w:rPr>
+          <w:rFonts w:ascii="Consolas" w:hAnsi="Consolas" w:cs="Consolas"/>
+        </w:rPr>
+        <w:t>scanf</w:t>
+      </w:r>
+      <w:r>
+        <w:rPr/>
+        <w:t xml:space="preserve"> restituisce il numero di valori letti correttamente (capitolo 10):</w:t>
+      </w:r>
+    </w:p>
+    <w:p>
+      <w:pPr>
+        <w:spacing w:after="0" w:before="0" w:line="240" w:lineRule="auto"/>
+      </w:pPr>
+      <w:r>
+        <w:rPr>
+          <w:rFonts w:ascii="Consolas" w:hAnsi="Consolas" w:cs="Consolas"/>
+          <w:sz w:val="17"/>
+        </w:rPr>
+        <w:t>int x, retval;</w:t>
+      </w:r>
+    </w:p>
+    <w:p>
+      <w:pPr>
+        <w:spacing w:after="0" w:before="0" w:line="240" w:lineRule="auto"/>
+      </w:pPr>
+      <w:r>
+        <w:rPr>
+          <w:rFonts w:ascii="Consolas" w:hAnsi="Consolas" w:cs="Consolas"/>
+          <w:sz w:val="17"/>
+        </w:rPr>
+        <w:t>do {</w:t>
+      </w:r>
+    </w:p>
+    <w:p>
+      <w:pPr>
+        <w:spacing w:after="0" w:before="0" w:line="240" w:lineRule="auto"/>
+      </w:pPr>
+      <w:r>
+        <w:rPr>
+          <w:rFonts w:ascii="Consolas" w:hAnsi="Consolas" w:cs="Consolas"/>
+          <w:sz w:val="17"/>
+        </w:rPr>
+        <w:t xml:space="preserve">    printf("Inserisci un numero [1,10]: ");</w:t>
+      </w:r>
+    </w:p>
+    <w:p>
+      <w:pPr>
+        <w:spacing w:after="0" w:before="0" w:line="240" w:lineRule="auto"/>
+      </w:pPr>
+      <w:r>
+        <w:rPr>
+          <w:rFonts w:ascii="Consolas" w:hAnsi="Consolas" w:cs="Consolas"/>
+          <w:sz w:val="17"/>
+        </w:rPr>
+        <w:t xml:space="preserve">    retval = scanf("%d", &amp;x);</w:t>
+      </w:r>
+    </w:p>
+    <w:p>
+      <w:pPr>
+        <w:spacing w:after="0" w:before="0" w:line="240" w:lineRule="auto"/>
+      </w:pPr>
+      <w:r>
+        <w:rPr>
+          <w:rFonts w:ascii="Consolas" w:hAnsi="Consolas" w:cs="Consolas"/>
+          <w:sz w:val="17"/>
+        </w:rPr>
+        <w:t xml:space="preserve">    // ripeti se input non valido o non compreso nell'intervallo [1,10]</w:t>
+      </w:r>
+    </w:p>
+    <w:p>
+      <w:pPr>
+        <w:spacing w:after="0" w:before="0" w:line="240" w:lineRule="auto"/>
+      </w:pPr>
+      <w:r>
+        <w:rPr>
+          <w:rFonts w:ascii="Consolas" w:hAnsi="Consolas" w:cs="Consolas"/>
+          <w:sz w:val="17"/>
+        </w:rPr>
+        <w:t>} while (retval == 0 || !(1 &lt;= x &amp;&amp; x &lt;= 10));</w:t>
+      </w:r>
+    </w:p>
+    <w:p>
+      <w:pPr>
+        <w:spacing w:after="0" w:before="0" w:line="240" w:lineRule="auto"/>
+      </w:pPr>
+      <w:r>
+        <w:rPr>
+          <w:rFonts w:ascii="Consolas" w:hAnsi="Consolas" w:cs="Consolas"/>
+          <w:sz w:val="17"/>
+        </w:rPr>
+      </w:r>
+    </w:p>
+    <w:p>
+      <w:pPr>
+        <w:spacing w:after="0" w:before="0" w:line="240" w:lineRule="auto"/>
+      </w:pPr>
+      <w:r>
+        <w:rPr>
+          <w:rFonts w:ascii="Consolas" w:hAnsi="Consolas" w:cs="Consolas"/>
+          <w:sz w:val="17"/>
+        </w:rPr>
+        <w:t>printf("Hai inserito %d\n", x);</w:t>
+      </w:r>
+    </w:p>
+    <w:p/>
+    <w:p>
+      <w:r>
+        <w:rPr/>
+        <w:t xml:space="preserve">Attenzione: nelle slide la condizione è scritta </w:t>
+      </w:r>
+      <w:r>
+        <w:rPr>
+          <w:rFonts w:ascii="Consolas" w:hAnsi="Consolas" w:cs="Consolas"/>
+        </w:rPr>
+        <w:t>!(1 &lt;= x || x &lt;= 10)</w:t>
+      </w:r>
+      <w:r>
+        <w:rPr/>
+        <w:t xml:space="preserve">, con un </w:t>
+      </w:r>
+      <w:r>
+        <w:rPr>
+          <w:rFonts w:ascii="Consolas" w:hAnsi="Consolas" w:cs="Consolas"/>
+        </w:rPr>
+        <w:t>||</w:t>
+      </w:r>
+      <w:r>
+        <w:rPr/>
+        <w:t xml:space="preserve"> al posto di </w:t>
+      </w:r>
+      <w:r>
+        <w:rPr>
+          <w:rFonts w:ascii="Consolas" w:hAnsi="Consolas" w:cs="Consolas"/>
+        </w:rPr>
+        <w:t>&amp;&amp;</w:t>
+      </w:r>
+      <w:r>
+        <w:rPr/>
+        <w:t xml:space="preserve">. Così com'è non controlla l'intervallo, perché </w:t>
+      </w:r>
+      <w:r>
+        <w:rPr>
+          <w:rFonts w:ascii="Consolas" w:hAnsi="Consolas" w:cs="Consolas"/>
+        </w:rPr>
+        <w:t>1 &lt;= x || x &lt;= 10</w:t>
+      </w:r>
+      <w:r>
+        <w:rPr/>
+        <w:t xml:space="preserve"> è vera per qualunque numero: per verificare l'appartenenza a [1, 10] servono </w:t>
+      </w:r>
+      <w:r>
+        <w:rPr>
+          <w:b/>
+        </w:rPr>
+        <w:t>entrambe</w:t>
+      </w:r>
+      <w:r>
+        <w:rPr/>
+        <w:t xml:space="preserve"> le condizioni insieme, come nel codice qui sopra. (Per riconoscere l'errore basta provare con il valore 15: con </w:t>
+      </w:r>
+      <w:r>
+        <w:rPr>
+          <w:rFonts w:ascii="Consolas" w:hAnsi="Consolas" w:cs="Consolas"/>
+        </w:rPr>
+        <w:t>||</w:t>
+      </w:r>
+      <w:r>
+        <w:rPr/>
+        <w:t xml:space="preserve"> il ciclo si ferma, con </w:t>
+      </w:r>
+      <w:r>
+        <w:rPr>
+          <w:rFonts w:ascii="Consolas" w:hAnsi="Consolas" w:cs="Consolas"/>
+        </w:rPr>
+        <w:t>&amp;&amp;</w:t>
+      </w:r>
+      <w:r>
+        <w:rPr/>
+        <w:t xml:space="preserve"> chiede di nuovo.)</w:t>
+      </w:r>
+    </w:p>
+    <w:p>
+      <w:pPr>
+        <w:pStyle w:val="Titolo2"/>
+      </w:pPr>
+      <w:r>
+        <w:rPr>
+          <w:b/>
+          <w:color w:val="E97132"/>
+        </w:rPr>
+        <w:t>Come scegliere il ciclo</w:t>
+      </w:r>
+    </w:p>
+    <w:p>
+      <w:r>
+        <w:rPr/>
+        <w:t>Riassumendo i tre cicli visti nei capitoli 20-22, più le sentinelle:</w:t>
+      </w:r>
+    </w:p>
+    <w:p>
+      <w:pPr>
+        <w:numPr>
+          <w:ilvl w:val="0"/>
+          <w:numId w:val="1"/>
+        </w:numPr>
+      </w:pPr>
+      <w:r>
+        <w:rPr>
+          <w:b/>
+        </w:rPr>
+        <w:t>for</w:t>
+      </w:r>
+      <w:r>
+        <w:rPr/>
+        <w:t xml:space="preserve"> quando si conosce già il numero di iterazioni o si percorre un intervallo con passo regolare;</w:t>
+      </w:r>
+    </w:p>
+    <w:p>
+      <w:pPr>
+        <w:numPr>
+          <w:ilvl w:val="0"/>
+          <w:numId w:val="1"/>
+        </w:numPr>
+      </w:pPr>
+      <w:r>
+        <w:rPr>
+          <w:b/>
+        </w:rPr>
+        <w:t>while</w:t>
+      </w:r>
+      <w:r>
+        <w:rPr/>
+        <w:t xml:space="preserve"> quando le iterazioni non sono note, e il controllo è fatto prima di ogni giro (può non essere eseguito mai);</w:t>
+      </w:r>
+    </w:p>
+    <w:p>
+      <w:pPr>
+        <w:numPr>
+          <w:ilvl w:val="0"/>
+          <w:numId w:val="1"/>
+        </w:numPr>
+      </w:pPr>
+      <w:r>
+        <w:rPr>
+          <w:b/>
+        </w:rPr>
+        <w:t>do-while</w:t>
+      </w:r>
+      <w:r>
+        <w:rPr/>
+        <w:t xml:space="preserve"> quando il blocco deve girare almeno una volta, tipicamente per la validazione dell'input;</w:t>
+      </w:r>
+    </w:p>
+    <w:p>
+      <w:pPr>
+        <w:numPr>
+          <w:ilvl w:val="0"/>
+          <w:numId w:val="1"/>
+        </w:numPr>
+      </w:pPr>
+      <w:r>
+        <w:rPr/>
+        <w:t>sentinelle (di valore o di variabile) per decidere quando fermarsi quando la durata dipende dai dati.</w:t>
+      </w:r>
+    </w:p>
     <w:sectPr>
       <w:pgSz w:w="11906" w:h="16838"/>
       <w:pgMar w:top="1417" w:right="1134" w:bottom="1134" w:left="1134" w:header="708" w:footer="708" w:gutter="0"/>
